--- a/Kouba_Fish_and_Ag_Benefit_supplement.docx
+++ b/Kouba_Fish_and_Ag_Benefit_supplement.docx
@@ -26,7 +26,7 @@
         <w:t xml:space="preserve">2025-11-12</w:t>
       </w:r>
     </w:p>
-    <w:bookmarkStart w:id="34" w:name="X259363cb3bef7752798402bb6a66c834ff43f93"/>
+    <w:bookmarkStart w:id="36" w:name="X9b855d9163b6cf718b2b2007e26d11ae6ed10ea"/>
     <w:p>
       <w:pPr>
         <w:pStyle w:val="Heading1"/>
@@ -41,7 +41,7 @@
         <w:tab/>
       </w:r>
       <w:r>
-        <w:t xml:space="preserve">Fish-Farm Results of 4 HB function formulations</w:t>
+        <w:t xml:space="preserve">Fish-Farm Results from all four Hydrologic Benefit Function formulations</w:t>
       </w:r>
     </w:p>
     <w:p>
@@ -69,7 +69,7 @@
         <w:t xml:space="preserve">Consequently, only LASSO models dependent on hydrologic variables (and not including spawner abundance as a predictor) were evaluated as potential tools to forecast the outcomes of flow change on fish reproduction.</w:t>
       </w:r>
     </w:p>
-    <w:bookmarkStart w:id="33" w:name="models-of-coho-reproductive-success"/>
+    <w:bookmarkStart w:id="35" w:name="models-of-coho-reproductive-success"/>
     <w:p>
       <w:pPr>
         <w:pStyle w:val="Heading2"/>
@@ -87,7 +87,7 @@
         <w:t xml:space="preserve">Models of coho reproductive success</w:t>
       </w:r>
     </w:p>
-    <w:bookmarkStart w:id="32" w:name="lasso-model-juvenile-abundance"/>
+    <w:bookmarkStart w:id="34" w:name="lasso-model-juvenile-abundance"/>
     <w:p>
       <w:pPr>
         <w:pStyle w:val="Heading3"/>
@@ -118,7 +118,7 @@
         <w:t xml:space="preserve"> </w:t>
       </w:r>
       <w:r>
-        <w:t xml:space="preserve">Coefficients for the Hydrologic Benefit function, an emperical estimate of ecological services provided to coho salmon by specific functional flows. The predicted value is in units of log10(juvenile abundance) produced, modeled using only hydrological factors.</w:t>
+        <w:t xml:space="preserve">Coefficients for the Hydrologic Benefit function, an emperical estimate of ecological services provided to Chinook salmon by specific functional flows. The predicted value is in units of log10(juvenile abundance) produced, modeled using only hydrological factors.</w:t>
       </w:r>
     </w:p>
     <w:tbl xmlns:w="http://schemas.openxmlformats.org/wordprocessingml/2006/main" xmlns:r="http://schemas.openxmlformats.org/officeDocument/2006/relationships" xmlns:w14="http://schemas.microsoft.com/office/word/2010/wordml" xmlns:wp="http://schemas.openxmlformats.org/drawingml/2006/wordprocessingDrawing" xmlns:a="http://schemas.openxmlformats.org/drawingml/2006/main" xmlns:pic="http://schemas.openxmlformats.org/drawingml/2006/picture">
@@ -360,7 +360,7 @@
                 <w:szCs w:val="22"/>
                 <w:color w:val="000000"/>
               </w:rPr>
-              <w:t xml:space="preserve">3.872</w:t>
+              <w:t xml:space="preserve">5.450</w:t>
             </w:r>
           </w:p>
         </w:tc>
@@ -417,7 +417,7 @@
         <w:tc>
           <w:tcPr>
             <w:tcBorders>
-              <w:bottom w:val="none" w:sz="0" w:space="0" w:color="000000"/>
+              <w:bottom w:val="single" w:sz="12" w:space="0" w:color="666666"/>
               <w:top w:val="none" w:sz="0" w:space="0" w:color="000000"/>
               <w:left w:val="none" w:sz="0" w:space="0" w:color="000000"/>
               <w:right w:val="none" w:sz="0" w:space="0" w:color="000000"/>
@@ -454,14 +454,14 @@
                 <w:szCs w:val="22"/>
                 <w:color w:val="000000"/>
               </w:rPr>
-              <w:t xml:space="preserve">f1_FA_Dif_num</w:t>
-            </w:r>
-          </w:p>
-        </w:tc>
-        <w:tc>
-          <w:tcPr>
-            <w:tcBorders>
-              <w:bottom w:val="none" w:sz="0" w:space="0" w:color="000000"/>
+              <w:t xml:space="preserve">w1_Wet_BFL_Mag_50</w:t>
+            </w:r>
+          </w:p>
+        </w:tc>
+        <w:tc>
+          <w:tcPr>
+            <w:tcBorders>
+              <w:bottom w:val="single" w:sz="12" w:space="0" w:color="666666"/>
               <w:top w:val="none" w:sz="0" w:space="0" w:color="000000"/>
               <w:left w:val="none" w:sz="0" w:space="0" w:color="000000"/>
               <w:right w:val="none" w:sz="0" w:space="0" w:color="000000"/>
@@ -498,14 +498,14 @@
                 <w:szCs w:val="22"/>
                 <w:color w:val="000000"/>
               </w:rPr>
-              <w:t xml:space="preserve">0.162</w:t>
-            </w:r>
-          </w:p>
-        </w:tc>
-        <w:tc>
-          <w:tcPr>
-            <w:tcBorders>
-              <w:bottom w:val="none" w:sz="0" w:space="0" w:color="000000"/>
+              <w:t xml:space="preserve">-0.309</w:t>
+            </w:r>
+          </w:p>
+        </w:tc>
+        <w:tc>
+          <w:tcPr>
+            <w:tcBorders>
+              <w:bottom w:val="single" w:sz="12" w:space="0" w:color="666666"/>
               <w:top w:val="none" w:sz="0" w:space="0" w:color="000000"/>
               <w:left w:val="none" w:sz="0" w:space="0" w:color="000000"/>
               <w:right w:val="none" w:sz="0" w:space="0" w:color="000000"/>
@@ -542,283 +542,7 @@
                 <w:szCs w:val="22"/>
                 <w:color w:val="000000"/>
               </w:rPr>
-              <w:t xml:space="preserve">Larger fall flow increase (during parents' spawning)</w:t>
-            </w:r>
-          </w:p>
-        </w:tc>
-      </w:tr>
-      <w:tr>
-        <w:trPr>
-          <w:trHeight w:val="360" w:hRule="auto"/>
-        </w:trPr>
-        body3
-        <w:tc>
-          <w:tcPr>
-            <w:tcBorders>
-              <w:bottom w:val="none" w:sz="0" w:space="0" w:color="000000"/>
-              <w:top w:val="none" w:sz="0" w:space="0" w:color="000000"/>
-              <w:left w:val="none" w:sz="0" w:space="0" w:color="000000"/>
-              <w:right w:val="none" w:sz="0" w:space="0" w:color="000000"/>
-            </w:tcBorders>
-            <w:shd w:val="clear" w:color="auto" w:fill="FFFFFF"/>
-            <w:tcMar>
-              <w:top w:w="0" w:type="dxa"/>
-              <w:bottom w:w="0" w:type="dxa"/>
-              <w:left w:w="0" w:type="dxa"/>
-              <w:right w:w="0" w:type="dxa"/>
-            </w:tcMar>
-            <w:vAlign w:val="center"/>
-          </w:tcPr>
-          <w:p>
-            <w:pPr>
-              <w:pStyle w:val="Normal"/>
-              <w:jc w:val="left"/>
-              <w:pBdr>
-                <w:bottom w:val="none" w:sz="0" w:space="0" w:color="000000"/>
-                <w:top w:val="none" w:sz="0" w:space="0" w:color="000000"/>
-                <w:left w:val="none" w:sz="0" w:space="0" w:color="000000"/>
-                <w:right w:val="none" w:sz="0" w:space="0" w:color="000000"/>
-              </w:pBdr>
-              <w:spacing w:after="100" w:before="100" w:line="240"/>
-              <w:ind w:left="100" w:right="100" w:firstLine="0" w:firstLineChars="0"/>
-            </w:pPr>
-            <w:r xmlns:w="http://schemas.openxmlformats.org/wordprocessingml/2006/main" xmlns:wp="http://schemas.openxmlformats.org/drawingml/2006/wordprocessingDrawing" xmlns:r="http://schemas.openxmlformats.org/officeDocument/2006/relationships" xmlns:w14="http://schemas.microsoft.com/office/word/2010/wordml">
-              <w:rPr>
-                <w:rFonts w:ascii="Arial" w:hAnsi="Arial" w:eastAsia="Arial" w:cs="Arial"/>
-                <w:i w:val="false"/>
-                <w:b w:val="false"/>
-                <w:u w:val="none"/>
-                <w:sz w:val="22"/>
-                <w:szCs w:val="22"/>
-                <w:color w:val="000000"/>
-              </w:rPr>
-              <w:t xml:space="preserve">s1_SP_ROC</w:t>
-            </w:r>
-          </w:p>
-        </w:tc>
-        <w:tc>
-          <w:tcPr>
-            <w:tcBorders>
-              <w:bottom w:val="none" w:sz="0" w:space="0" w:color="000000"/>
-              <w:top w:val="none" w:sz="0" w:space="0" w:color="000000"/>
-              <w:left w:val="none" w:sz="0" w:space="0" w:color="000000"/>
-              <w:right w:val="none" w:sz="0" w:space="0" w:color="000000"/>
-            </w:tcBorders>
-            <w:shd w:val="clear" w:color="auto" w:fill="FFFFFF"/>
-            <w:tcMar>
-              <w:top w:w="0" w:type="dxa"/>
-              <w:bottom w:w="0" w:type="dxa"/>
-              <w:left w:w="0" w:type="dxa"/>
-              <w:right w:w="0" w:type="dxa"/>
-            </w:tcMar>
-            <w:vAlign w:val="center"/>
-          </w:tcPr>
-          <w:p>
-            <w:pPr>
-              <w:pStyle w:val="Normal"/>
-              <w:jc w:val="right"/>
-              <w:pBdr>
-                <w:bottom w:val="none" w:sz="0" w:space="0" w:color="000000"/>
-                <w:top w:val="none" w:sz="0" w:space="0" w:color="000000"/>
-                <w:left w:val="none" w:sz="0" w:space="0" w:color="000000"/>
-                <w:right w:val="none" w:sz="0" w:space="0" w:color="000000"/>
-              </w:pBdr>
-              <w:spacing w:after="100" w:before="100" w:line="240"/>
-              <w:ind w:left="100" w:right="100" w:firstLine="0" w:firstLineChars="0"/>
-            </w:pPr>
-            <w:r xmlns:w="http://schemas.openxmlformats.org/wordprocessingml/2006/main" xmlns:wp="http://schemas.openxmlformats.org/drawingml/2006/wordprocessingDrawing" xmlns:r="http://schemas.openxmlformats.org/officeDocument/2006/relationships" xmlns:w14="http://schemas.microsoft.com/office/word/2010/wordml">
-              <w:rPr>
-                <w:rFonts w:ascii="Arial" w:hAnsi="Arial" w:eastAsia="Arial" w:cs="Arial"/>
-                <w:i w:val="false"/>
-                <w:b w:val="false"/>
-                <w:u w:val="none"/>
-                <w:sz w:val="22"/>
-                <w:szCs w:val="22"/>
-                <w:color w:val="000000"/>
-              </w:rPr>
-              <w:t xml:space="preserve">-0.020</w:t>
-            </w:r>
-          </w:p>
-        </w:tc>
-        <w:tc>
-          <w:tcPr>
-            <w:tcBorders>
-              <w:bottom w:val="none" w:sz="0" w:space="0" w:color="000000"/>
-              <w:top w:val="none" w:sz="0" w:space="0" w:color="000000"/>
-              <w:left w:val="none" w:sz="0" w:space="0" w:color="000000"/>
-              <w:right w:val="none" w:sz="0" w:space="0" w:color="000000"/>
-            </w:tcBorders>
-            <w:shd w:val="clear" w:color="auto" w:fill="FFFFFF"/>
-            <w:tcMar>
-              <w:top w:w="0" w:type="dxa"/>
-              <w:bottom w:w="0" w:type="dxa"/>
-              <w:left w:w="0" w:type="dxa"/>
-              <w:right w:w="0" w:type="dxa"/>
-            </w:tcMar>
-            <w:vAlign w:val="center"/>
-          </w:tcPr>
-          <w:p>
-            <w:pPr>
-              <w:pStyle w:val="Normal"/>
-              <w:jc w:val="left"/>
-              <w:pBdr>
-                <w:bottom w:val="none" w:sz="0" w:space="0" w:color="000000"/>
-                <w:top w:val="none" w:sz="0" w:space="0" w:color="000000"/>
-                <w:left w:val="none" w:sz="0" w:space="0" w:color="000000"/>
-                <w:right w:val="none" w:sz="0" w:space="0" w:color="000000"/>
-              </w:pBdr>
-              <w:spacing w:after="100" w:before="100" w:line="240"/>
-              <w:ind w:left="100" w:right="100" w:firstLine="0" w:firstLineChars="0"/>
-            </w:pPr>
-            <w:r xmlns:w="http://schemas.openxmlformats.org/wordprocessingml/2006/main" xmlns:wp="http://schemas.openxmlformats.org/drawingml/2006/wordprocessingDrawing" xmlns:r="http://schemas.openxmlformats.org/officeDocument/2006/relationships" xmlns:w14="http://schemas.microsoft.com/office/word/2010/wordml">
-              <w:rPr>
-                <w:rFonts w:ascii="Arial" w:hAnsi="Arial" w:eastAsia="Arial" w:cs="Arial"/>
-                <w:i w:val="false"/>
-                <w:b w:val="false"/>
-                <w:u w:val="none"/>
-                <w:sz w:val="22"/>
-                <w:szCs w:val="22"/>
-                <w:color w:val="000000"/>
-              </w:rPr>
-              <w:t xml:space="preserve">Slower rate of change, spring recession (as recent hatchlings)</w:t>
-            </w:r>
-          </w:p>
-        </w:tc>
-      </w:tr>
-      <w:tr>
-        <w:trPr>
-          <w:trHeight w:val="360" w:hRule="auto"/>
-        </w:trPr>
-        body4
-        <w:tc>
-          <w:tcPr>
-            <w:tcBorders>
-              <w:bottom w:val="single" w:sz="12" w:space="0" w:color="666666"/>
-              <w:top w:val="none" w:sz="0" w:space="0" w:color="000000"/>
-              <w:left w:val="none" w:sz="0" w:space="0" w:color="000000"/>
-              <w:right w:val="none" w:sz="0" w:space="0" w:color="000000"/>
-            </w:tcBorders>
-            <w:shd w:val="clear" w:color="auto" w:fill="FFFFFF"/>
-            <w:tcMar>
-              <w:top w:w="0" w:type="dxa"/>
-              <w:bottom w:w="0" w:type="dxa"/>
-              <w:left w:w="0" w:type="dxa"/>
-              <w:right w:w="0" w:type="dxa"/>
-            </w:tcMar>
-            <w:vAlign w:val="center"/>
-          </w:tcPr>
-          <w:p>
-            <w:pPr>
-              <w:pStyle w:val="Normal"/>
-              <w:jc w:val="left"/>
-              <w:pBdr>
-                <w:bottom w:val="none" w:sz="0" w:space="0" w:color="000000"/>
-                <w:top w:val="none" w:sz="0" w:space="0" w:color="000000"/>
-                <w:left w:val="none" w:sz="0" w:space="0" w:color="000000"/>
-                <w:right w:val="none" w:sz="0" w:space="0" w:color="000000"/>
-              </w:pBdr>
-              <w:spacing w:after="100" w:before="100" w:line="240"/>
-              <w:ind w:left="100" w:right="100" w:firstLine="0" w:firstLineChars="0"/>
-            </w:pPr>
-            <w:r xmlns:w="http://schemas.openxmlformats.org/wordprocessingml/2006/main" xmlns:wp="http://schemas.openxmlformats.org/drawingml/2006/wordprocessingDrawing" xmlns:r="http://schemas.openxmlformats.org/officeDocument/2006/relationships" xmlns:w14="http://schemas.microsoft.com/office/word/2010/wordml">
-              <w:rPr>
-                <w:rFonts w:ascii="Arial" w:hAnsi="Arial" w:eastAsia="Arial" w:cs="Arial"/>
-                <w:i w:val="false"/>
-                <w:b w:val="false"/>
-                <w:u w:val="none"/>
-                <w:sz w:val="22"/>
-                <w:szCs w:val="22"/>
-                <w:color w:val="000000"/>
-              </w:rPr>
-              <w:t xml:space="preserve">f2_FA_Dif_num</w:t>
-            </w:r>
-          </w:p>
-        </w:tc>
-        <w:tc>
-          <w:tcPr>
-            <w:tcBorders>
-              <w:bottom w:val="single" w:sz="12" w:space="0" w:color="666666"/>
-              <w:top w:val="none" w:sz="0" w:space="0" w:color="000000"/>
-              <w:left w:val="none" w:sz="0" w:space="0" w:color="000000"/>
-              <w:right w:val="none" w:sz="0" w:space="0" w:color="000000"/>
-            </w:tcBorders>
-            <w:shd w:val="clear" w:color="auto" w:fill="FFFFFF"/>
-            <w:tcMar>
-              <w:top w:w="0" w:type="dxa"/>
-              <w:bottom w:w="0" w:type="dxa"/>
-              <w:left w:w="0" w:type="dxa"/>
-              <w:right w:w="0" w:type="dxa"/>
-            </w:tcMar>
-            <w:vAlign w:val="center"/>
-          </w:tcPr>
-          <w:p>
-            <w:pPr>
-              <w:pStyle w:val="Normal"/>
-              <w:jc w:val="right"/>
-              <w:pBdr>
-                <w:bottom w:val="none" w:sz="0" w:space="0" w:color="000000"/>
-                <w:top w:val="none" w:sz="0" w:space="0" w:color="000000"/>
-                <w:left w:val="none" w:sz="0" w:space="0" w:color="000000"/>
-                <w:right w:val="none" w:sz="0" w:space="0" w:color="000000"/>
-              </w:pBdr>
-              <w:spacing w:after="100" w:before="100" w:line="240"/>
-              <w:ind w:left="100" w:right="100" w:firstLine="0" w:firstLineChars="0"/>
-            </w:pPr>
-            <w:r xmlns:w="http://schemas.openxmlformats.org/wordprocessingml/2006/main" xmlns:wp="http://schemas.openxmlformats.org/drawingml/2006/wordprocessingDrawing" xmlns:r="http://schemas.openxmlformats.org/officeDocument/2006/relationships" xmlns:w14="http://schemas.microsoft.com/office/word/2010/wordml">
-              <w:rPr>
-                <w:rFonts w:ascii="Arial" w:hAnsi="Arial" w:eastAsia="Arial" w:cs="Arial"/>
-                <w:i w:val="false"/>
-                <w:b w:val="false"/>
-                <w:u w:val="none"/>
-                <w:sz w:val="22"/>
-                <w:szCs w:val="22"/>
-                <w:color w:val="000000"/>
-              </w:rPr>
-              <w:t xml:space="preserve">-0.130</w:t>
-            </w:r>
-          </w:p>
-        </w:tc>
-        <w:tc>
-          <w:tcPr>
-            <w:tcBorders>
-              <w:bottom w:val="single" w:sz="12" w:space="0" w:color="666666"/>
-              <w:top w:val="none" w:sz="0" w:space="0" w:color="000000"/>
-              <w:left w:val="none" w:sz="0" w:space="0" w:color="000000"/>
-              <w:right w:val="none" w:sz="0" w:space="0" w:color="000000"/>
-            </w:tcBorders>
-            <w:shd w:val="clear" w:color="auto" w:fill="FFFFFF"/>
-            <w:tcMar>
-              <w:top w:w="0" w:type="dxa"/>
-              <w:bottom w:w="0" w:type="dxa"/>
-              <w:left w:w="0" w:type="dxa"/>
-              <w:right w:w="0" w:type="dxa"/>
-            </w:tcMar>
-            <w:vAlign w:val="center"/>
-          </w:tcPr>
-          <w:p>
-            <w:pPr>
-              <w:pStyle w:val="Normal"/>
-              <w:jc w:val="left"/>
-              <w:pBdr>
-                <w:bottom w:val="none" w:sz="0" w:space="0" w:color="000000"/>
-                <w:top w:val="none" w:sz="0" w:space="0" w:color="000000"/>
-                <w:left w:val="none" w:sz="0" w:space="0" w:color="000000"/>
-                <w:right w:val="none" w:sz="0" w:space="0" w:color="000000"/>
-              </w:pBdr>
-              <w:spacing w:after="100" w:before="100" w:line="240"/>
-              <w:ind w:left="100" w:right="100" w:firstLine="0" w:firstLineChars="0"/>
-            </w:pPr>
-            <w:r xmlns:w="http://schemas.openxmlformats.org/wordprocessingml/2006/main" xmlns:wp="http://schemas.openxmlformats.org/drawingml/2006/wordprocessingDrawing" xmlns:r="http://schemas.openxmlformats.org/officeDocument/2006/relationships" xmlns:w14="http://schemas.microsoft.com/office/word/2010/wordml">
-              <w:rPr>
-                <w:rFonts w:ascii="Arial" w:hAnsi="Arial" w:eastAsia="Arial" w:cs="Arial"/>
-                <w:i w:val="false"/>
-                <w:b w:val="false"/>
-                <w:u w:val="none"/>
-                <w:sz w:val="22"/>
-                <w:szCs w:val="22"/>
-                <w:color w:val="000000"/>
-              </w:rPr>
-              <w:t xml:space="preserve">Smaller fall pulse (as juvenile fish)</w:t>
+              <w:t xml:space="preserve">Smaller wet season baseflows (as eggs and hatchlings)</w:t>
             </w:r>
           </w:p>
         </w:tc>
@@ -851,7 +575,7 @@
       <w:r>
         <w:drawing>
           <wp:inline>
-            <wp:extent cx="5334000" cy="5334000"/>
+            <wp:extent cx="5334000" cy="5000625"/>
             <wp:effectExtent b="0" l="0" r="0" t="0"/>
             <wp:docPr descr="Figure 1:  Comparison of annual performance in two objective functions (HB and ET, representing environmental and agricultural objectives, respectively), in the basecase (black circles) and management scenarios (diamond, cross or x symbols) for water years 1991-2025. Panels A and B show comparisons between basecase and one example scenario in each of three categories: Enhanced Recharge, Low Flow Diversion Limits, and Curtailment. Panels A and B show comparisons between basecase and different cutoff dates within the Alfalfa Irrigation category: July 15th, July 31st and August 15th. Dry-type water years (vertical bars) are 1991, ’92, ’94, 2001, ’09, ’13, ’14, ’18, and ’20-’22." title="" id="22" name="Picture"/>
             <a:graphic>
@@ -872,7 +596,7 @@
                   <pic:spPr bwMode="auto">
                     <a:xfrm>
                       <a:off x="0" y="0"/>
-                      <a:ext cx="5334000" cy="5334000"/>
+                      <a:ext cx="5334000" cy="5000625"/>
                     </a:xfrm>
                     <a:prstGeom prst="rect">
                       <a:avLst/>
@@ -1016,8 +740,8308 @@
         <w:t xml:space="preserve">##   2</w:t>
       </w:r>
     </w:p>
-    <w:bookmarkStart w:id="31" w:name="refs"/>
-    <w:bookmarkStart w:id="30" w:name="ref-KoubaEtAlWatershedSpecific2025"/>
+    <w:p>
+      <w:pPr>
+        <w:pStyle w:val="TableCaption"/>
+      </w:pPr>
+      <w:bookmarkStart w:id="29" w:name="tab:scenarioResultsTab"/>
+      <w:bookmarkEnd w:id="29"/>
+      <w:r>
+        <w:t xml:space="preserve">Table 2:</w:t>
+      </w:r>
+      <w:r>
+        <w:t xml:space="preserve"> </w:t>
+      </w:r>
+      <w:r>
+        <w:t xml:space="preserve">Scenario attributes for 25 scenarios. Units for Hydrologic Benefit (HB) value are coho smolt per female-equivalent; for ET are million cubic meters; both are averages of 35 annual values. Efficiency not calculated for scenarios with no average ET loss.</w:t>
+      </w:r>
+    </w:p>
+    <w:tbl xmlns:w="http://schemas.openxmlformats.org/wordprocessingml/2006/main" xmlns:r="http://schemas.openxmlformats.org/officeDocument/2006/relationships" xmlns:w14="http://schemas.microsoft.com/office/word/2010/wordml" xmlns:wp="http://schemas.openxmlformats.org/drawingml/2006/wordprocessingDrawing" xmlns:a="http://schemas.openxmlformats.org/drawingml/2006/main" xmlns:pic="http://schemas.openxmlformats.org/drawingml/2006/picture">
+      <w:tblPr>
+        <w:tblLayout w:type="fixed"/>
+        <w:jc w:val="center"/>
+        <w:tblLook w:firstRow="1" w:lastRow="0" w:firstColumn="0" w:lastColumn="0" w:noHBand="0" w:noVBand="1"/>
+      </w:tblPr>
+      <w:tblGrid>
+        <w:gridCol w:w="2448"/>
+        <w:gridCol w:w="1440"/>
+        <w:gridCol w:w="1008"/>
+        <w:gridCol w:w="1008"/>
+        <w:gridCol w:w="1008"/>
+        <w:gridCol w:w="1152"/>
+        <w:gridCol w:w="1152"/>
+      </w:tblGrid>
+      <w:tr>
+        <w:trPr>
+          <w:trHeight w:val="360" w:hRule="auto"/>
+          <w:tblHeader/>
+        </w:trPr>
+        header 1
+        <w:tc>
+          <w:tcPr>
+            <w:tcBorders>
+              <w:bottom w:val="single" w:sz="12" w:space="0" w:color="666666"/>
+              <w:top w:val="single" w:sz="12" w:space="0" w:color="666666"/>
+              <w:left w:val="none" w:sz="0" w:space="0" w:color="000000"/>
+              <w:right w:val="none" w:sz="0" w:space="0" w:color="000000"/>
+            </w:tcBorders>
+            <w:shd w:val="clear" w:color="auto" w:fill="FFFFFF"/>
+            <w:tcMar>
+              <w:top w:w="0" w:type="dxa"/>
+              <w:bottom w:w="0" w:type="dxa"/>
+              <w:left w:w="0" w:type="dxa"/>
+              <w:right w:w="0" w:type="dxa"/>
+            </w:tcMar>
+            <w:vAlign w:val="center"/>
+          </w:tcPr>
+          <w:p>
+            <w:pPr>
+              <w:pStyle w:val="Normal"/>
+              <w:jc w:val="left"/>
+              <w:pBdr>
+                <w:bottom w:val="none" w:sz="0" w:space="0" w:color="000000"/>
+                <w:top w:val="none" w:sz="0" w:space="0" w:color="000000"/>
+                <w:left w:val="none" w:sz="0" w:space="0" w:color="000000"/>
+                <w:right w:val="none" w:sz="0" w:space="0" w:color="000000"/>
+              </w:pBdr>
+              <w:spacing w:after="100" w:before="100" w:line="240"/>
+              <w:ind w:left="100" w:right="100" w:firstLine="0" w:firstLineChars="0"/>
+            </w:pPr>
+            <w:r xmlns:w="http://schemas.openxmlformats.org/wordprocessingml/2006/main" xmlns:wp="http://schemas.openxmlformats.org/drawingml/2006/wordprocessingDrawing" xmlns:r="http://schemas.openxmlformats.org/officeDocument/2006/relationships" xmlns:w14="http://schemas.microsoft.com/office/word/2010/wordml">
+              <w:rPr>
+                <w:rFonts w:ascii="Arial" w:hAnsi="Arial" w:eastAsia="Arial" w:cs="Arial"/>
+                <w:i w:val="false"/>
+                <w:b w:val="false"/>
+                <w:u w:val="none"/>
+                <w:sz w:val="22"/>
+                <w:szCs w:val="22"/>
+                <w:color w:val="000000"/>
+              </w:rPr>
+              <w:t xml:space="preserve">Scenario ID</w:t>
+            </w:r>
+          </w:p>
+        </w:tc>
+        <w:tc>
+          <w:tcPr>
+            <w:tcBorders>
+              <w:bottom w:val="single" w:sz="12" w:space="0" w:color="666666"/>
+              <w:top w:val="single" w:sz="12" w:space="0" w:color="666666"/>
+              <w:left w:val="none" w:sz="0" w:space="0" w:color="000000"/>
+              <w:right w:val="none" w:sz="0" w:space="0" w:color="000000"/>
+            </w:tcBorders>
+            <w:shd w:val="clear" w:color="auto" w:fill="FFFFFF"/>
+            <w:tcMar>
+              <w:top w:w="0" w:type="dxa"/>
+              <w:bottom w:w="0" w:type="dxa"/>
+              <w:left w:w="0" w:type="dxa"/>
+              <w:right w:w="0" w:type="dxa"/>
+            </w:tcMar>
+            <w:vAlign w:val="center"/>
+          </w:tcPr>
+          <w:p>
+            <w:pPr>
+              <w:pStyle w:val="Normal"/>
+              <w:jc w:val="left"/>
+              <w:pBdr>
+                <w:bottom w:val="none" w:sz="0" w:space="0" w:color="000000"/>
+                <w:top w:val="none" w:sz="0" w:space="0" w:color="000000"/>
+                <w:left w:val="none" w:sz="0" w:space="0" w:color="000000"/>
+                <w:right w:val="none" w:sz="0" w:space="0" w:color="000000"/>
+              </w:pBdr>
+              <w:spacing w:after="100" w:before="100" w:line="240"/>
+              <w:ind w:left="100" w:right="100" w:firstLine="0" w:firstLineChars="0"/>
+            </w:pPr>
+            <w:r xmlns:w="http://schemas.openxmlformats.org/wordprocessingml/2006/main" xmlns:wp="http://schemas.openxmlformats.org/drawingml/2006/wordprocessingDrawing" xmlns:r="http://schemas.openxmlformats.org/officeDocument/2006/relationships" xmlns:w14="http://schemas.microsoft.com/office/word/2010/wordml">
+              <w:rPr>
+                <w:rFonts w:ascii="Arial" w:hAnsi="Arial" w:eastAsia="Arial" w:cs="Arial"/>
+                <w:i w:val="false"/>
+                <w:b w:val="false"/>
+                <w:u w:val="none"/>
+                <w:sz w:val="22"/>
+                <w:szCs w:val="22"/>
+                <w:color w:val="000000"/>
+              </w:rPr>
+              <w:t xml:space="preserve">Category</w:t>
+            </w:r>
+          </w:p>
+        </w:tc>
+        <w:tc>
+          <w:tcPr>
+            <w:tcBorders>
+              <w:bottom w:val="single" w:sz="12" w:space="0" w:color="666666"/>
+              <w:top w:val="single" w:sz="12" w:space="0" w:color="666666"/>
+              <w:left w:val="none" w:sz="0" w:space="0" w:color="000000"/>
+              <w:right w:val="none" w:sz="0" w:space="0" w:color="000000"/>
+            </w:tcBorders>
+            <w:shd w:val="clear" w:color="auto" w:fill="FFFFFF"/>
+            <w:tcMar>
+              <w:top w:w="0" w:type="dxa"/>
+              <w:bottom w:w="0" w:type="dxa"/>
+              <w:left w:w="0" w:type="dxa"/>
+              <w:right w:w="0" w:type="dxa"/>
+            </w:tcMar>
+            <w:vAlign w:val="center"/>
+          </w:tcPr>
+          <w:p>
+            <w:pPr>
+              <w:pStyle w:val="Normal"/>
+              <w:jc w:val="right"/>
+              <w:pBdr>
+                <w:bottom w:val="none" w:sz="0" w:space="0" w:color="000000"/>
+                <w:top w:val="none" w:sz="0" w:space="0" w:color="000000"/>
+                <w:left w:val="none" w:sz="0" w:space="0" w:color="000000"/>
+                <w:right w:val="none" w:sz="0" w:space="0" w:color="000000"/>
+              </w:pBdr>
+              <w:spacing w:after="100" w:before="100" w:line="240"/>
+              <w:ind w:left="100" w:right="100" w:firstLine="0" w:firstLineChars="0"/>
+            </w:pPr>
+            <w:r xmlns:w="http://schemas.openxmlformats.org/wordprocessingml/2006/main" xmlns:wp="http://schemas.openxmlformats.org/drawingml/2006/wordprocessingDrawing" xmlns:r="http://schemas.openxmlformats.org/officeDocument/2006/relationships" xmlns:w14="http://schemas.microsoft.com/office/word/2010/wordml">
+              <w:rPr>
+                <w:rFonts w:ascii="Arial" w:hAnsi="Arial" w:eastAsia="Arial" w:cs="Arial"/>
+                <w:i w:val="false"/>
+                <w:b w:val="false"/>
+                <w:u w:val="none"/>
+                <w:sz w:val="22"/>
+                <w:szCs w:val="22"/>
+                <w:color w:val="000000"/>
+              </w:rPr>
+              <w:t xml:space="preserve">Feas.</w:t>
+            </w:r>
+          </w:p>
+        </w:tc>
+        <w:tc>
+          <w:tcPr>
+            <w:tcBorders>
+              <w:bottom w:val="single" w:sz="12" w:space="0" w:color="666666"/>
+              <w:top w:val="single" w:sz="12" w:space="0" w:color="666666"/>
+              <w:left w:val="none" w:sz="0" w:space="0" w:color="000000"/>
+              <w:right w:val="none" w:sz="0" w:space="0" w:color="000000"/>
+            </w:tcBorders>
+            <w:shd w:val="clear" w:color="auto" w:fill="FFFFFF"/>
+            <w:tcMar>
+              <w:top w:w="0" w:type="dxa"/>
+              <w:bottom w:w="0" w:type="dxa"/>
+              <w:left w:w="0" w:type="dxa"/>
+              <w:right w:w="0" w:type="dxa"/>
+            </w:tcMar>
+            <w:vAlign w:val="center"/>
+          </w:tcPr>
+          <w:p>
+            <w:pPr>
+              <w:pStyle w:val="Normal"/>
+              <w:jc w:val="right"/>
+              <w:pBdr>
+                <w:bottom w:val="none" w:sz="0" w:space="0" w:color="000000"/>
+                <w:top w:val="none" w:sz="0" w:space="0" w:color="000000"/>
+                <w:left w:val="none" w:sz="0" w:space="0" w:color="000000"/>
+                <w:right w:val="none" w:sz="0" w:space="0" w:color="000000"/>
+              </w:pBdr>
+              <w:spacing w:after="100" w:before="100" w:line="240"/>
+              <w:ind w:left="100" w:right="100" w:firstLine="0" w:firstLineChars="0"/>
+            </w:pPr>
+            <w:r xmlns:w="http://schemas.openxmlformats.org/wordprocessingml/2006/main" xmlns:wp="http://schemas.openxmlformats.org/drawingml/2006/wordprocessingDrawing" xmlns:r="http://schemas.openxmlformats.org/officeDocument/2006/relationships" xmlns:w14="http://schemas.microsoft.com/office/word/2010/wordml">
+              <w:rPr>
+                <w:rFonts w:ascii="Arial" w:hAnsi="Arial" w:eastAsia="Arial" w:cs="Arial"/>
+                <w:i w:val="false"/>
+                <w:b w:val="false"/>
+                <w:u w:val="none"/>
+                <w:sz w:val="22"/>
+                <w:szCs w:val="22"/>
+                <w:color w:val="000000"/>
+              </w:rPr>
+              <w:t xml:space="preserve">Mean HB / 1,000</w:t>
+            </w:r>
+          </w:p>
+        </w:tc>
+        <w:tc>
+          <w:tcPr>
+            <w:tcBorders>
+              <w:bottom w:val="single" w:sz="12" w:space="0" w:color="666666"/>
+              <w:top w:val="single" w:sz="12" w:space="0" w:color="666666"/>
+              <w:left w:val="none" w:sz="0" w:space="0" w:color="000000"/>
+              <w:right w:val="none" w:sz="0" w:space="0" w:color="000000"/>
+            </w:tcBorders>
+            <w:shd w:val="clear" w:color="auto" w:fill="FFFFFF"/>
+            <w:tcMar>
+              <w:top w:w="0" w:type="dxa"/>
+              <w:bottom w:w="0" w:type="dxa"/>
+              <w:left w:w="0" w:type="dxa"/>
+              <w:right w:w="0" w:type="dxa"/>
+            </w:tcMar>
+            <w:vAlign w:val="center"/>
+          </w:tcPr>
+          <w:p>
+            <w:pPr>
+              <w:pStyle w:val="Normal"/>
+              <w:jc w:val="right"/>
+              <w:pBdr>
+                <w:bottom w:val="none" w:sz="0" w:space="0" w:color="000000"/>
+                <w:top w:val="none" w:sz="0" w:space="0" w:color="000000"/>
+                <w:left w:val="none" w:sz="0" w:space="0" w:color="000000"/>
+                <w:right w:val="none" w:sz="0" w:space="0" w:color="000000"/>
+              </w:pBdr>
+              <w:spacing w:after="100" w:before="100" w:line="240"/>
+              <w:ind w:left="100" w:right="100" w:firstLine="0" w:firstLineChars="0"/>
+            </w:pPr>
+            <w:r xmlns:w="http://schemas.openxmlformats.org/wordprocessingml/2006/main" xmlns:wp="http://schemas.openxmlformats.org/drawingml/2006/wordprocessingDrawing" xmlns:r="http://schemas.openxmlformats.org/officeDocument/2006/relationships" xmlns:w14="http://schemas.microsoft.com/office/word/2010/wordml">
+              <w:rPr>
+                <w:rFonts w:ascii="Arial" w:hAnsi="Arial" w:eastAsia="Arial" w:cs="Arial"/>
+                <w:i w:val="false"/>
+                <w:b w:val="false"/>
+                <w:u w:val="none"/>
+                <w:sz w:val="22"/>
+                <w:szCs w:val="22"/>
+                <w:color w:val="000000"/>
+              </w:rPr>
+              <w:t xml:space="preserve">Mean ET</w:t>
+            </w:r>
+          </w:p>
+        </w:tc>
+        <w:tc>
+          <w:tcPr>
+            <w:tcBorders>
+              <w:bottom w:val="single" w:sz="12" w:space="0" w:color="666666"/>
+              <w:top w:val="single" w:sz="12" w:space="0" w:color="666666"/>
+              <w:left w:val="none" w:sz="0" w:space="0" w:color="000000"/>
+              <w:right w:val="none" w:sz="0" w:space="0" w:color="000000"/>
+            </w:tcBorders>
+            <w:shd w:val="clear" w:color="auto" w:fill="FFFFFF"/>
+            <w:tcMar>
+              <w:top w:w="0" w:type="dxa"/>
+              <w:bottom w:w="0" w:type="dxa"/>
+              <w:left w:w="0" w:type="dxa"/>
+              <w:right w:w="0" w:type="dxa"/>
+            </w:tcMar>
+            <w:vAlign w:val="center"/>
+          </w:tcPr>
+          <w:p>
+            <w:pPr>
+              <w:pStyle w:val="Normal"/>
+              <w:jc w:val="left"/>
+              <w:pBdr>
+                <w:bottom w:val="none" w:sz="0" w:space="0" w:color="000000"/>
+                <w:top w:val="none" w:sz="0" w:space="0" w:color="000000"/>
+                <w:left w:val="none" w:sz="0" w:space="0" w:color="000000"/>
+                <w:right w:val="none" w:sz="0" w:space="0" w:color="000000"/>
+              </w:pBdr>
+              <w:spacing w:after="100" w:before="100" w:line="240"/>
+              <w:ind w:left="100" w:right="100" w:firstLine="0" w:firstLineChars="0"/>
+            </w:pPr>
+            <w:r xmlns:w="http://schemas.openxmlformats.org/wordprocessingml/2006/main" xmlns:wp="http://schemas.openxmlformats.org/drawingml/2006/wordprocessingDrawing" xmlns:r="http://schemas.openxmlformats.org/officeDocument/2006/relationships" xmlns:w14="http://schemas.microsoft.com/office/word/2010/wordml">
+              <w:rPr>
+                <w:rFonts w:ascii="Arial" w:hAnsi="Arial" w:eastAsia="Arial" w:cs="Arial"/>
+                <w:i w:val="false"/>
+                <w:b w:val="false"/>
+                <w:u w:val="none"/>
+                <w:sz w:val="22"/>
+                <w:szCs w:val="22"/>
+                <w:color w:val="000000"/>
+              </w:rPr>
+              <w:t xml:space="preserve">Pareto</w:t>
+            </w:r>
+          </w:p>
+        </w:tc>
+        <w:tc>
+          <w:tcPr>
+            <w:tcBorders>
+              <w:bottom w:val="single" w:sz="12" w:space="0" w:color="666666"/>
+              <w:top w:val="single" w:sz="12" w:space="0" w:color="666666"/>
+              <w:left w:val="none" w:sz="0" w:space="0" w:color="000000"/>
+              <w:right w:val="none" w:sz="0" w:space="0" w:color="000000"/>
+            </w:tcBorders>
+            <w:shd w:val="clear" w:color="auto" w:fill="FFFFFF"/>
+            <w:tcMar>
+              <w:top w:w="0" w:type="dxa"/>
+              <w:bottom w:w="0" w:type="dxa"/>
+              <w:left w:w="0" w:type="dxa"/>
+              <w:right w:w="0" w:type="dxa"/>
+            </w:tcMar>
+            <w:vAlign w:val="center"/>
+          </w:tcPr>
+          <w:p>
+            <w:pPr>
+              <w:pStyle w:val="Normal"/>
+              <w:jc w:val="left"/>
+              <w:pBdr>
+                <w:bottom w:val="none" w:sz="0" w:space="0" w:color="000000"/>
+                <w:top w:val="none" w:sz="0" w:space="0" w:color="000000"/>
+                <w:left w:val="none" w:sz="0" w:space="0" w:color="000000"/>
+                <w:right w:val="none" w:sz="0" w:space="0" w:color="000000"/>
+              </w:pBdr>
+              <w:spacing w:after="100" w:before="100" w:line="240"/>
+              <w:ind w:left="100" w:right="100" w:firstLine="0" w:firstLineChars="0"/>
+            </w:pPr>
+            <w:r xmlns:w="http://schemas.openxmlformats.org/wordprocessingml/2006/main" xmlns:wp="http://schemas.openxmlformats.org/drawingml/2006/wordprocessingDrawing" xmlns:r="http://schemas.openxmlformats.org/officeDocument/2006/relationships" xmlns:w14="http://schemas.microsoft.com/office/word/2010/wordml">
+              <w:rPr>
+                <w:rFonts w:ascii="Arial" w:hAnsi="Arial" w:eastAsia="Arial" w:cs="Arial"/>
+                <w:i w:val="false"/>
+                <w:b w:val="false"/>
+                <w:u w:val="none"/>
+                <w:sz w:val="22"/>
+                <w:szCs w:val="22"/>
+                <w:color w:val="000000"/>
+              </w:rPr>
+              <w:t xml:space="preserve">Efficiency</w:t>
+            </w:r>
+          </w:p>
+        </w:tc>
+      </w:tr>
+      <w:tr>
+        <w:trPr>
+          <w:trHeight w:val="360" w:hRule="auto"/>
+        </w:trPr>
+        body 1
+        <w:tc>
+          <w:tcPr>
+            <w:tcBorders>
+              <w:bottom w:val="none" w:sz="0" w:space="0" w:color="000000"/>
+              <w:top w:val="single" w:sz="12" w:space="0" w:color="666666"/>
+              <w:left w:val="none" w:sz="0" w:space="0" w:color="000000"/>
+              <w:right w:val="none" w:sz="0" w:space="0" w:color="000000"/>
+            </w:tcBorders>
+            <w:shd w:val="clear" w:color="auto" w:fill="FFFFFF"/>
+            <w:tcMar>
+              <w:top w:w="0" w:type="dxa"/>
+              <w:bottom w:w="0" w:type="dxa"/>
+              <w:left w:w="0" w:type="dxa"/>
+              <w:right w:w="0" w:type="dxa"/>
+            </w:tcMar>
+            <w:vAlign w:val="center"/>
+          </w:tcPr>
+          <w:p>
+            <w:pPr>
+              <w:pStyle w:val="Normal"/>
+              <w:jc w:val="left"/>
+              <w:pBdr>
+                <w:bottom w:val="none" w:sz="0" w:space="0" w:color="000000"/>
+                <w:top w:val="none" w:sz="0" w:space="0" w:color="000000"/>
+                <w:left w:val="none" w:sz="0" w:space="0" w:color="000000"/>
+                <w:right w:val="none" w:sz="0" w:space="0" w:color="000000"/>
+              </w:pBdr>
+              <w:spacing w:after="100" w:before="100" w:line="240"/>
+              <w:ind w:left="100" w:right="100" w:firstLine="0" w:firstLineChars="0"/>
+            </w:pPr>
+            <w:r xmlns:w="http://schemas.openxmlformats.org/wordprocessingml/2006/main" xmlns:wp="http://schemas.openxmlformats.org/drawingml/2006/wordprocessingDrawing" xmlns:r="http://schemas.openxmlformats.org/officeDocument/2006/relationships" xmlns:w14="http://schemas.microsoft.com/office/word/2010/wordml">
+              <w:rPr>
+                <w:rFonts w:ascii="Arial" w:hAnsi="Arial" w:eastAsia="Arial" w:cs="Arial"/>
+                <w:i w:val="false"/>
+                <w:b w:val="false"/>
+                <w:u w:val="none"/>
+                <w:sz w:val="20"/>
+                <w:szCs w:val="20"/>
+                <w:color w:val="000000"/>
+              </w:rPr>
+              <w:t xml:space="preserve">basecase</w:t>
+            </w:r>
+          </w:p>
+        </w:tc>
+        <w:tc>
+          <w:tcPr>
+            <w:tcBorders>
+              <w:bottom w:val="none" w:sz="0" w:space="0" w:color="000000"/>
+              <w:top w:val="single" w:sz="12" w:space="0" w:color="666666"/>
+              <w:left w:val="none" w:sz="0" w:space="0" w:color="000000"/>
+              <w:right w:val="none" w:sz="0" w:space="0" w:color="000000"/>
+            </w:tcBorders>
+            <w:shd w:val="clear" w:color="auto" w:fill="FFFFFF"/>
+            <w:tcMar>
+              <w:top w:w="0" w:type="dxa"/>
+              <w:bottom w:w="0" w:type="dxa"/>
+              <w:left w:w="0" w:type="dxa"/>
+              <w:right w:w="0" w:type="dxa"/>
+            </w:tcMar>
+            <w:vAlign w:val="center"/>
+          </w:tcPr>
+          <w:p>
+            <w:pPr>
+              <w:pStyle w:val="Normal"/>
+              <w:jc w:val="left"/>
+              <w:pBdr>
+                <w:bottom w:val="none" w:sz="0" w:space="0" w:color="000000"/>
+                <w:top w:val="none" w:sz="0" w:space="0" w:color="000000"/>
+                <w:left w:val="none" w:sz="0" w:space="0" w:color="000000"/>
+                <w:right w:val="none" w:sz="0" w:space="0" w:color="000000"/>
+              </w:pBdr>
+              <w:spacing w:after="100" w:before="100" w:line="240"/>
+              <w:ind w:left="100" w:right="100" w:firstLine="0" w:firstLineChars="0"/>
+            </w:pPr>
+            <w:r xmlns:w="http://schemas.openxmlformats.org/wordprocessingml/2006/main" xmlns:wp="http://schemas.openxmlformats.org/drawingml/2006/wordprocessingDrawing" xmlns:r="http://schemas.openxmlformats.org/officeDocument/2006/relationships" xmlns:w14="http://schemas.microsoft.com/office/word/2010/wordml">
+              <w:rPr>
+                <w:rFonts w:ascii="Arial" w:hAnsi="Arial" w:eastAsia="Arial" w:cs="Arial"/>
+                <w:i w:val="false"/>
+                <w:b w:val="false"/>
+                <w:u w:val="none"/>
+                <w:sz w:val="20"/>
+                <w:szCs w:val="20"/>
+                <w:color w:val="000000"/>
+              </w:rPr>
+              <w:t xml:space="preserve">basecase</w:t>
+            </w:r>
+          </w:p>
+        </w:tc>
+        <w:tc>
+          <w:tcPr>
+            <w:tcBorders>
+              <w:bottom w:val="none" w:sz="0" w:space="0" w:color="000000"/>
+              <w:top w:val="single" w:sz="12" w:space="0" w:color="666666"/>
+              <w:left w:val="none" w:sz="0" w:space="0" w:color="000000"/>
+              <w:right w:val="none" w:sz="0" w:space="0" w:color="000000"/>
+            </w:tcBorders>
+            <w:shd w:val="clear" w:color="auto" w:fill="FFFFFF"/>
+            <w:tcMar>
+              <w:top w:w="0" w:type="dxa"/>
+              <w:bottom w:w="0" w:type="dxa"/>
+              <w:left w:w="0" w:type="dxa"/>
+              <w:right w:w="0" w:type="dxa"/>
+            </w:tcMar>
+            <w:vAlign w:val="center"/>
+          </w:tcPr>
+          <w:p>
+            <w:pPr>
+              <w:pStyle w:val="Normal"/>
+              <w:jc w:val="right"/>
+              <w:pBdr>
+                <w:bottom w:val="none" w:sz="0" w:space="0" w:color="000000"/>
+                <w:top w:val="none" w:sz="0" w:space="0" w:color="000000"/>
+                <w:left w:val="none" w:sz="0" w:space="0" w:color="000000"/>
+                <w:right w:val="none" w:sz="0" w:space="0" w:color="000000"/>
+              </w:pBdr>
+              <w:spacing w:after="100" w:before="100" w:line="240"/>
+              <w:ind w:left="100" w:right="100" w:firstLine="0" w:firstLineChars="0"/>
+            </w:pPr>
+            <w:r xmlns:w="http://schemas.openxmlformats.org/wordprocessingml/2006/main" xmlns:wp="http://schemas.openxmlformats.org/drawingml/2006/wordprocessingDrawing" xmlns:r="http://schemas.openxmlformats.org/officeDocument/2006/relationships" xmlns:w14="http://schemas.microsoft.com/office/word/2010/wordml">
+              <w:rPr>
+                <w:rFonts w:ascii="Arial" w:hAnsi="Arial" w:eastAsia="Arial" w:cs="Arial"/>
+                <w:i w:val="false"/>
+                <w:b w:val="false"/>
+                <w:u w:val="none"/>
+                <w:sz w:val="20"/>
+                <w:szCs w:val="20"/>
+                <w:color w:val="000000"/>
+              </w:rPr>
+              <w:t xml:space="preserve">0</w:t>
+            </w:r>
+          </w:p>
+        </w:tc>
+        <w:tc>
+          <w:tcPr>
+            <w:tcBorders>
+              <w:bottom w:val="none" w:sz="0" w:space="0" w:color="000000"/>
+              <w:top w:val="single" w:sz="12" w:space="0" w:color="666666"/>
+              <w:left w:val="none" w:sz="0" w:space="0" w:color="000000"/>
+              <w:right w:val="none" w:sz="0" w:space="0" w:color="000000"/>
+            </w:tcBorders>
+            <w:shd w:val="clear" w:color="auto" w:fill="FFFFFF"/>
+            <w:tcMar>
+              <w:top w:w="0" w:type="dxa"/>
+              <w:bottom w:w="0" w:type="dxa"/>
+              <w:left w:w="0" w:type="dxa"/>
+              <w:right w:w="0" w:type="dxa"/>
+            </w:tcMar>
+            <w:vAlign w:val="center"/>
+          </w:tcPr>
+          <w:p>
+            <w:pPr>
+              <w:pStyle w:val="Normal"/>
+              <w:jc w:val="right"/>
+              <w:pBdr>
+                <w:bottom w:val="none" w:sz="0" w:space="0" w:color="000000"/>
+                <w:top w:val="none" w:sz="0" w:space="0" w:color="000000"/>
+                <w:left w:val="none" w:sz="0" w:space="0" w:color="000000"/>
+                <w:right w:val="none" w:sz="0" w:space="0" w:color="000000"/>
+              </w:pBdr>
+              <w:spacing w:after="100" w:before="100" w:line="240"/>
+              <w:ind w:left="100" w:right="100" w:firstLine="0" w:firstLineChars="0"/>
+            </w:pPr>
+            <w:r xmlns:w="http://schemas.openxmlformats.org/wordprocessingml/2006/main" xmlns:wp="http://schemas.openxmlformats.org/drawingml/2006/wordprocessingDrawing" xmlns:r="http://schemas.openxmlformats.org/officeDocument/2006/relationships" xmlns:w14="http://schemas.microsoft.com/office/word/2010/wordml">
+              <w:rPr>
+                <w:rFonts w:ascii="Arial" w:hAnsi="Arial" w:eastAsia="Arial" w:cs="Arial"/>
+                <w:i w:val="false"/>
+                <w:b w:val="false"/>
+                <w:u w:val="none"/>
+                <w:sz w:val="20"/>
+                <w:szCs w:val="20"/>
+                <w:color w:val="000000"/>
+              </w:rPr>
+              <w:t xml:space="preserve">235.41</w:t>
+            </w:r>
+          </w:p>
+        </w:tc>
+        <w:tc>
+          <w:tcPr>
+            <w:tcBorders>
+              <w:bottom w:val="none" w:sz="0" w:space="0" w:color="000000"/>
+              <w:top w:val="single" w:sz="12" w:space="0" w:color="666666"/>
+              <w:left w:val="none" w:sz="0" w:space="0" w:color="000000"/>
+              <w:right w:val="none" w:sz="0" w:space="0" w:color="000000"/>
+            </w:tcBorders>
+            <w:shd w:val="clear" w:color="auto" w:fill="FFFFFF"/>
+            <w:tcMar>
+              <w:top w:w="0" w:type="dxa"/>
+              <w:bottom w:w="0" w:type="dxa"/>
+              <w:left w:w="0" w:type="dxa"/>
+              <w:right w:w="0" w:type="dxa"/>
+            </w:tcMar>
+            <w:vAlign w:val="center"/>
+          </w:tcPr>
+          <w:p>
+            <w:pPr>
+              <w:pStyle w:val="Normal"/>
+              <w:jc w:val="right"/>
+              <w:pBdr>
+                <w:bottom w:val="none" w:sz="0" w:space="0" w:color="000000"/>
+                <w:top w:val="none" w:sz="0" w:space="0" w:color="000000"/>
+                <w:left w:val="none" w:sz="0" w:space="0" w:color="000000"/>
+                <w:right w:val="none" w:sz="0" w:space="0" w:color="000000"/>
+              </w:pBdr>
+              <w:spacing w:after="100" w:before="100" w:line="240"/>
+              <w:ind w:left="100" w:right="100" w:firstLine="0" w:firstLineChars="0"/>
+            </w:pPr>
+            <w:r xmlns:w="http://schemas.openxmlformats.org/wordprocessingml/2006/main" xmlns:wp="http://schemas.openxmlformats.org/drawingml/2006/wordprocessingDrawing" xmlns:r="http://schemas.openxmlformats.org/officeDocument/2006/relationships" xmlns:w14="http://schemas.microsoft.com/office/word/2010/wordml">
+              <w:rPr>
+                <w:rFonts w:ascii="Arial" w:hAnsi="Arial" w:eastAsia="Arial" w:cs="Arial"/>
+                <w:i w:val="false"/>
+                <w:b w:val="false"/>
+                <w:u w:val="none"/>
+                <w:sz w:val="20"/>
+                <w:szCs w:val="20"/>
+                <w:color w:val="000000"/>
+              </w:rPr>
+              <w:t xml:space="preserve">117.76</w:t>
+            </w:r>
+          </w:p>
+        </w:tc>
+        <w:tc>
+          <w:tcPr>
+            <w:tcBorders>
+              <w:bottom w:val="none" w:sz="0" w:space="0" w:color="000000"/>
+              <w:top w:val="single" w:sz="12" w:space="0" w:color="666666"/>
+              <w:left w:val="none" w:sz="0" w:space="0" w:color="000000"/>
+              <w:right w:val="none" w:sz="0" w:space="0" w:color="000000"/>
+            </w:tcBorders>
+            <w:shd w:val="clear" w:color="auto" w:fill="FFFFFF"/>
+            <w:tcMar>
+              <w:top w:w="0" w:type="dxa"/>
+              <w:bottom w:w="0" w:type="dxa"/>
+              <w:left w:w="0" w:type="dxa"/>
+              <w:right w:w="0" w:type="dxa"/>
+            </w:tcMar>
+            <w:vAlign w:val="center"/>
+          </w:tcPr>
+          <w:p>
+            <w:pPr>
+              <w:pStyle w:val="Normal"/>
+              <w:jc w:val="left"/>
+              <w:pBdr>
+                <w:bottom w:val="none" w:sz="0" w:space="0" w:color="000000"/>
+                <w:top w:val="none" w:sz="0" w:space="0" w:color="000000"/>
+                <w:left w:val="none" w:sz="0" w:space="0" w:color="000000"/>
+                <w:right w:val="none" w:sz="0" w:space="0" w:color="000000"/>
+              </w:pBdr>
+              <w:spacing w:after="100" w:before="100" w:line="240"/>
+              <w:ind w:left="100" w:right="100" w:firstLine="0" w:firstLineChars="0"/>
+            </w:pPr>
+            <w:r xmlns:w="http://schemas.openxmlformats.org/wordprocessingml/2006/main" xmlns:wp="http://schemas.openxmlformats.org/drawingml/2006/wordprocessingDrawing" xmlns:r="http://schemas.openxmlformats.org/officeDocument/2006/relationships" xmlns:w14="http://schemas.microsoft.com/office/word/2010/wordml">
+              <w:rPr>
+                <w:rFonts w:ascii="Arial" w:hAnsi="Arial" w:eastAsia="Arial" w:cs="Arial"/>
+                <w:i w:val="false"/>
+                <w:b w:val="false"/>
+                <w:u w:val="none"/>
+                <w:sz w:val="20"/>
+                <w:szCs w:val="20"/>
+                <w:color w:val="000000"/>
+              </w:rPr>
+              <w:t xml:space="preserve">Yes</w:t>
+            </w:r>
+          </w:p>
+        </w:tc>
+        <w:tc>
+          <w:tcPr>
+            <w:tcBorders>
+              <w:bottom w:val="none" w:sz="0" w:space="0" w:color="000000"/>
+              <w:top w:val="single" w:sz="12" w:space="0" w:color="666666"/>
+              <w:left w:val="none" w:sz="0" w:space="0" w:color="000000"/>
+              <w:right w:val="none" w:sz="0" w:space="0" w:color="000000"/>
+            </w:tcBorders>
+            <w:shd w:val="clear" w:color="auto" w:fill="FFFFFF"/>
+            <w:tcMar>
+              <w:top w:w="0" w:type="dxa"/>
+              <w:bottom w:w="0" w:type="dxa"/>
+              <w:left w:w="0" w:type="dxa"/>
+              <w:right w:w="0" w:type="dxa"/>
+            </w:tcMar>
+            <w:vAlign w:val="center"/>
+          </w:tcPr>
+          <w:p>
+            <w:pPr>
+              <w:pStyle w:val="Normal"/>
+              <w:jc w:val="left"/>
+              <w:pBdr>
+                <w:bottom w:val="none" w:sz="0" w:space="0" w:color="000000"/>
+                <w:top w:val="none" w:sz="0" w:space="0" w:color="000000"/>
+                <w:left w:val="none" w:sz="0" w:space="0" w:color="000000"/>
+                <w:right w:val="none" w:sz="0" w:space="0" w:color="000000"/>
+              </w:pBdr>
+              <w:spacing w:after="100" w:before="100" w:line="240"/>
+              <w:ind w:left="100" w:right="100" w:firstLine="0" w:firstLineChars="0"/>
+            </w:pPr>
+            <w:r xmlns:w="http://schemas.openxmlformats.org/wordprocessingml/2006/main" xmlns:wp="http://schemas.openxmlformats.org/drawingml/2006/wordprocessingDrawing" xmlns:r="http://schemas.openxmlformats.org/officeDocument/2006/relationships" xmlns:w14="http://schemas.microsoft.com/office/word/2010/wordml">
+              <w:rPr>
+                <w:rFonts w:ascii="Arial" w:hAnsi="Arial" w:eastAsia="Arial" w:cs="Arial"/>
+                <w:i w:val="false"/>
+                <w:b w:val="false"/>
+                <w:u w:val="none"/>
+                <w:sz w:val="20"/>
+                <w:szCs w:val="20"/>
+                <w:color w:val="000000"/>
+              </w:rPr>
+              <w:t xml:space="preserve">--</w:t>
+            </w:r>
+          </w:p>
+        </w:tc>
+      </w:tr>
+      <w:tr>
+        <w:trPr>
+          <w:trHeight w:val="360" w:hRule="auto"/>
+        </w:trPr>
+        body 2
+        <w:tc>
+          <w:tcPr>
+            <w:tcBorders>
+              <w:bottom w:val="none" w:sz="0" w:space="0" w:color="000000"/>
+              <w:top w:val="none" w:sz="0" w:space="0" w:color="000000"/>
+              <w:left w:val="none" w:sz="0" w:space="0" w:color="000000"/>
+              <w:right w:val="none" w:sz="0" w:space="0" w:color="000000"/>
+            </w:tcBorders>
+            <w:shd w:val="clear" w:color="auto" w:fill="FFFFFF"/>
+            <w:tcMar>
+              <w:top w:w="0" w:type="dxa"/>
+              <w:bottom w:w="0" w:type="dxa"/>
+              <w:left w:w="0" w:type="dxa"/>
+              <w:right w:w="0" w:type="dxa"/>
+            </w:tcMar>
+            <w:vAlign w:val="center"/>
+          </w:tcPr>
+          <w:p>
+            <w:pPr>
+              <w:pStyle w:val="Normal"/>
+              <w:jc w:val="left"/>
+              <w:pBdr>
+                <w:bottom w:val="none" w:sz="0" w:space="0" w:color="000000"/>
+                <w:top w:val="none" w:sz="0" w:space="0" w:color="000000"/>
+                <w:left w:val="none" w:sz="0" w:space="0" w:color="000000"/>
+                <w:right w:val="none" w:sz="0" w:space="0" w:color="000000"/>
+              </w:pBdr>
+              <w:spacing w:after="100" w:before="100" w:line="240"/>
+              <w:ind w:left="100" w:right="100" w:firstLine="0" w:firstLineChars="0"/>
+            </w:pPr>
+            <w:r xmlns:w="http://schemas.openxmlformats.org/wordprocessingml/2006/main" xmlns:wp="http://schemas.openxmlformats.org/drawingml/2006/wordprocessingDrawing" xmlns:r="http://schemas.openxmlformats.org/officeDocument/2006/relationships" xmlns:w14="http://schemas.microsoft.com/office/word/2010/wordml">
+              <w:rPr>
+                <w:rFonts w:ascii="Arial" w:hAnsi="Arial" w:eastAsia="Arial" w:cs="Arial"/>
+                <w:i w:val="false"/>
+                <w:b w:val="false"/>
+                <w:u w:val="none"/>
+                <w:sz w:val="20"/>
+                <w:szCs w:val="20"/>
+                <w:color w:val="000000"/>
+              </w:rPr>
+              <w:t xml:space="preserve">alf_curtail_07.15</w:t>
+            </w:r>
+          </w:p>
+        </w:tc>
+        <w:tc>
+          <w:tcPr>
+            <w:tcBorders>
+              <w:bottom w:val="none" w:sz="0" w:space="0" w:color="000000"/>
+              <w:top w:val="none" w:sz="0" w:space="0" w:color="000000"/>
+              <w:left w:val="none" w:sz="0" w:space="0" w:color="000000"/>
+              <w:right w:val="none" w:sz="0" w:space="0" w:color="000000"/>
+            </w:tcBorders>
+            <w:shd w:val="clear" w:color="auto" w:fill="FFFFFF"/>
+            <w:tcMar>
+              <w:top w:w="0" w:type="dxa"/>
+              <w:bottom w:w="0" w:type="dxa"/>
+              <w:left w:w="0" w:type="dxa"/>
+              <w:right w:w="0" w:type="dxa"/>
+            </w:tcMar>
+            <w:vAlign w:val="center"/>
+          </w:tcPr>
+          <w:p>
+            <w:pPr>
+              <w:pStyle w:val="Normal"/>
+              <w:jc w:val="left"/>
+              <w:pBdr>
+                <w:bottom w:val="none" w:sz="0" w:space="0" w:color="000000"/>
+                <w:top w:val="none" w:sz="0" w:space="0" w:color="000000"/>
+                <w:left w:val="none" w:sz="0" w:space="0" w:color="000000"/>
+                <w:right w:val="none" w:sz="0" w:space="0" w:color="000000"/>
+              </w:pBdr>
+              <w:spacing w:after="100" w:before="100" w:line="240"/>
+              <w:ind w:left="100" w:right="100" w:firstLine="0" w:firstLineChars="0"/>
+            </w:pPr>
+            <w:r xmlns:w="http://schemas.openxmlformats.org/wordprocessingml/2006/main" xmlns:wp="http://schemas.openxmlformats.org/drawingml/2006/wordprocessingDrawing" xmlns:r="http://schemas.openxmlformats.org/officeDocument/2006/relationships" xmlns:w14="http://schemas.microsoft.com/office/word/2010/wordml">
+              <w:rPr>
+                <w:rFonts w:ascii="Arial" w:hAnsi="Arial" w:eastAsia="Arial" w:cs="Arial"/>
+                <w:i w:val="false"/>
+                <w:b w:val="false"/>
+                <w:u w:val="none"/>
+                <w:sz w:val="20"/>
+                <w:szCs w:val="20"/>
+                <w:color w:val="000000"/>
+              </w:rPr>
+              <w:t xml:space="preserve">AlfIrr</w:t>
+            </w:r>
+          </w:p>
+        </w:tc>
+        <w:tc>
+          <w:tcPr>
+            <w:tcBorders>
+              <w:bottom w:val="none" w:sz="0" w:space="0" w:color="000000"/>
+              <w:top w:val="none" w:sz="0" w:space="0" w:color="000000"/>
+              <w:left w:val="none" w:sz="0" w:space="0" w:color="000000"/>
+              <w:right w:val="none" w:sz="0" w:space="0" w:color="000000"/>
+            </w:tcBorders>
+            <w:shd w:val="clear" w:color="auto" w:fill="FFFFFF"/>
+            <w:tcMar>
+              <w:top w:w="0" w:type="dxa"/>
+              <w:bottom w:w="0" w:type="dxa"/>
+              <w:left w:w="0" w:type="dxa"/>
+              <w:right w:w="0" w:type="dxa"/>
+            </w:tcMar>
+            <w:vAlign w:val="center"/>
+          </w:tcPr>
+          <w:p>
+            <w:pPr>
+              <w:pStyle w:val="Normal"/>
+              <w:jc w:val="right"/>
+              <w:pBdr>
+                <w:bottom w:val="none" w:sz="0" w:space="0" w:color="000000"/>
+                <w:top w:val="none" w:sz="0" w:space="0" w:color="000000"/>
+                <w:left w:val="none" w:sz="0" w:space="0" w:color="000000"/>
+                <w:right w:val="none" w:sz="0" w:space="0" w:color="000000"/>
+              </w:pBdr>
+              <w:spacing w:after="100" w:before="100" w:line="240"/>
+              <w:ind w:left="100" w:right="100" w:firstLine="0" w:firstLineChars="0"/>
+            </w:pPr>
+            <w:r xmlns:w="http://schemas.openxmlformats.org/wordprocessingml/2006/main" xmlns:wp="http://schemas.openxmlformats.org/drawingml/2006/wordprocessingDrawing" xmlns:r="http://schemas.openxmlformats.org/officeDocument/2006/relationships" xmlns:w14="http://schemas.microsoft.com/office/word/2010/wordml">
+              <w:rPr>
+                <w:rFonts w:ascii="Arial" w:hAnsi="Arial" w:eastAsia="Arial" w:cs="Arial"/>
+                <w:i w:val="false"/>
+                <w:b w:val="false"/>
+                <w:u w:val="none"/>
+                <w:sz w:val="20"/>
+                <w:szCs w:val="20"/>
+                <w:color w:val="000000"/>
+              </w:rPr>
+              <w:t xml:space="preserve">1</w:t>
+            </w:r>
+          </w:p>
+        </w:tc>
+        <w:tc>
+          <w:tcPr>
+            <w:tcBorders>
+              <w:bottom w:val="none" w:sz="0" w:space="0" w:color="000000"/>
+              <w:top w:val="none" w:sz="0" w:space="0" w:color="000000"/>
+              <w:left w:val="none" w:sz="0" w:space="0" w:color="000000"/>
+              <w:right w:val="none" w:sz="0" w:space="0" w:color="000000"/>
+            </w:tcBorders>
+            <w:shd w:val="clear" w:color="auto" w:fill="FFFFFF"/>
+            <w:tcMar>
+              <w:top w:w="0" w:type="dxa"/>
+              <w:bottom w:w="0" w:type="dxa"/>
+              <w:left w:w="0" w:type="dxa"/>
+              <w:right w:w="0" w:type="dxa"/>
+            </w:tcMar>
+            <w:vAlign w:val="center"/>
+          </w:tcPr>
+          <w:p>
+            <w:pPr>
+              <w:pStyle w:val="Normal"/>
+              <w:jc w:val="right"/>
+              <w:pBdr>
+                <w:bottom w:val="none" w:sz="0" w:space="0" w:color="000000"/>
+                <w:top w:val="none" w:sz="0" w:space="0" w:color="000000"/>
+                <w:left w:val="none" w:sz="0" w:space="0" w:color="000000"/>
+                <w:right w:val="none" w:sz="0" w:space="0" w:color="000000"/>
+              </w:pBdr>
+              <w:spacing w:after="100" w:before="100" w:line="240"/>
+              <w:ind w:left="100" w:right="100" w:firstLine="0" w:firstLineChars="0"/>
+            </w:pPr>
+            <w:r xmlns:w="http://schemas.openxmlformats.org/wordprocessingml/2006/main" xmlns:wp="http://schemas.openxmlformats.org/drawingml/2006/wordprocessingDrawing" xmlns:r="http://schemas.openxmlformats.org/officeDocument/2006/relationships" xmlns:w14="http://schemas.microsoft.com/office/word/2010/wordml">
+              <w:rPr>
+                <w:rFonts w:ascii="Arial" w:hAnsi="Arial" w:eastAsia="Arial" w:cs="Arial"/>
+                <w:i w:val="false"/>
+                <w:b w:val="false"/>
+                <w:u w:val="none"/>
+                <w:sz w:val="20"/>
+                <w:szCs w:val="20"/>
+                <w:color w:val="000000"/>
+              </w:rPr>
+              <w:t xml:space="preserve">239.76</w:t>
+            </w:r>
+          </w:p>
+        </w:tc>
+        <w:tc>
+          <w:tcPr>
+            <w:tcBorders>
+              <w:bottom w:val="none" w:sz="0" w:space="0" w:color="000000"/>
+              <w:top w:val="none" w:sz="0" w:space="0" w:color="000000"/>
+              <w:left w:val="none" w:sz="0" w:space="0" w:color="000000"/>
+              <w:right w:val="none" w:sz="0" w:space="0" w:color="000000"/>
+            </w:tcBorders>
+            <w:shd w:val="clear" w:color="auto" w:fill="FFFFFF"/>
+            <w:tcMar>
+              <w:top w:w="0" w:type="dxa"/>
+              <w:bottom w:w="0" w:type="dxa"/>
+              <w:left w:w="0" w:type="dxa"/>
+              <w:right w:w="0" w:type="dxa"/>
+            </w:tcMar>
+            <w:vAlign w:val="center"/>
+          </w:tcPr>
+          <w:p>
+            <w:pPr>
+              <w:pStyle w:val="Normal"/>
+              <w:jc w:val="right"/>
+              <w:pBdr>
+                <w:bottom w:val="none" w:sz="0" w:space="0" w:color="000000"/>
+                <w:top w:val="none" w:sz="0" w:space="0" w:color="000000"/>
+                <w:left w:val="none" w:sz="0" w:space="0" w:color="000000"/>
+                <w:right w:val="none" w:sz="0" w:space="0" w:color="000000"/>
+              </w:pBdr>
+              <w:spacing w:after="100" w:before="100" w:line="240"/>
+              <w:ind w:left="100" w:right="100" w:firstLine="0" w:firstLineChars="0"/>
+            </w:pPr>
+            <w:r xmlns:w="http://schemas.openxmlformats.org/wordprocessingml/2006/main" xmlns:wp="http://schemas.openxmlformats.org/drawingml/2006/wordprocessingDrawing" xmlns:r="http://schemas.openxmlformats.org/officeDocument/2006/relationships" xmlns:w14="http://schemas.microsoft.com/office/word/2010/wordml">
+              <w:rPr>
+                <w:rFonts w:ascii="Arial" w:hAnsi="Arial" w:eastAsia="Arial" w:cs="Arial"/>
+                <w:i w:val="false"/>
+                <w:b w:val="false"/>
+                <w:u w:val="none"/>
+                <w:sz w:val="20"/>
+                <w:szCs w:val="20"/>
+                <w:color w:val="000000"/>
+              </w:rPr>
+              <w:t xml:space="preserve">110.09</w:t>
+            </w:r>
+          </w:p>
+        </w:tc>
+        <w:tc>
+          <w:tcPr>
+            <w:tcBorders>
+              <w:bottom w:val="none" w:sz="0" w:space="0" w:color="000000"/>
+              <w:top w:val="none" w:sz="0" w:space="0" w:color="000000"/>
+              <w:left w:val="none" w:sz="0" w:space="0" w:color="000000"/>
+              <w:right w:val="none" w:sz="0" w:space="0" w:color="000000"/>
+            </w:tcBorders>
+            <w:shd w:val="clear" w:color="auto" w:fill="FFFFFF"/>
+            <w:tcMar>
+              <w:top w:w="0" w:type="dxa"/>
+              <w:bottom w:w="0" w:type="dxa"/>
+              <w:left w:w="0" w:type="dxa"/>
+              <w:right w:w="0" w:type="dxa"/>
+            </w:tcMar>
+            <w:vAlign w:val="center"/>
+          </w:tcPr>
+          <w:p>
+            <w:pPr>
+              <w:pStyle w:val="Normal"/>
+              <w:jc w:val="left"/>
+              <w:pBdr>
+                <w:bottom w:val="none" w:sz="0" w:space="0" w:color="000000"/>
+                <w:top w:val="none" w:sz="0" w:space="0" w:color="000000"/>
+                <w:left w:val="none" w:sz="0" w:space="0" w:color="000000"/>
+                <w:right w:val="none" w:sz="0" w:space="0" w:color="000000"/>
+              </w:pBdr>
+              <w:spacing w:after="100" w:before="100" w:line="240"/>
+              <w:ind w:left="100" w:right="100" w:firstLine="0" w:firstLineChars="0"/>
+            </w:pPr>
+            <w:r xmlns:w="http://schemas.openxmlformats.org/wordprocessingml/2006/main" xmlns:wp="http://schemas.openxmlformats.org/drawingml/2006/wordprocessingDrawing" xmlns:r="http://schemas.openxmlformats.org/officeDocument/2006/relationships" xmlns:w14="http://schemas.microsoft.com/office/word/2010/wordml">
+              <w:rPr>
+                <w:rFonts w:ascii="Arial" w:hAnsi="Arial" w:eastAsia="Arial" w:cs="Arial"/>
+                <w:i w:val="false"/>
+                <w:b w:val="false"/>
+                <w:u w:val="none"/>
+                <w:sz w:val="20"/>
+                <w:szCs w:val="20"/>
+                <w:color w:val="000000"/>
+              </w:rPr>
+              <w:t xml:space="preserve">Yes</w:t>
+            </w:r>
+          </w:p>
+        </w:tc>
+        <w:tc>
+          <w:tcPr>
+            <w:tcBorders>
+              <w:bottom w:val="none" w:sz="0" w:space="0" w:color="000000"/>
+              <w:top w:val="none" w:sz="0" w:space="0" w:color="000000"/>
+              <w:left w:val="none" w:sz="0" w:space="0" w:color="000000"/>
+              <w:right w:val="none" w:sz="0" w:space="0" w:color="000000"/>
+            </w:tcBorders>
+            <w:shd w:val="clear" w:color="auto" w:fill="FFFFFF"/>
+            <w:tcMar>
+              <w:top w:w="0" w:type="dxa"/>
+              <w:bottom w:w="0" w:type="dxa"/>
+              <w:left w:w="0" w:type="dxa"/>
+              <w:right w:w="0" w:type="dxa"/>
+            </w:tcMar>
+            <w:vAlign w:val="center"/>
+          </w:tcPr>
+          <w:p>
+            <w:pPr>
+              <w:pStyle w:val="Normal"/>
+              <w:jc w:val="left"/>
+              <w:pBdr>
+                <w:bottom w:val="none" w:sz="0" w:space="0" w:color="000000"/>
+                <w:top w:val="none" w:sz="0" w:space="0" w:color="000000"/>
+                <w:left w:val="none" w:sz="0" w:space="0" w:color="000000"/>
+                <w:right w:val="none" w:sz="0" w:space="0" w:color="000000"/>
+              </w:pBdr>
+              <w:spacing w:after="100" w:before="100" w:line="240"/>
+              <w:ind w:left="100" w:right="100" w:firstLine="0" w:firstLineChars="0"/>
+            </w:pPr>
+            <w:r xmlns:w="http://schemas.openxmlformats.org/wordprocessingml/2006/main" xmlns:wp="http://schemas.openxmlformats.org/drawingml/2006/wordprocessingDrawing" xmlns:r="http://schemas.openxmlformats.org/officeDocument/2006/relationships" xmlns:w14="http://schemas.microsoft.com/office/word/2010/wordml">
+              <w:rPr>
+                <w:rFonts w:ascii="Arial" w:hAnsi="Arial" w:eastAsia="Arial" w:cs="Arial"/>
+                <w:i w:val="false"/>
+                <w:b w:val="false"/>
+                <w:u w:val="none"/>
+                <w:sz w:val="20"/>
+                <w:szCs w:val="20"/>
+                <w:color w:val="000000"/>
+              </w:rPr>
+              <w:t xml:space="preserve">0.28</w:t>
+            </w:r>
+          </w:p>
+        </w:tc>
+      </w:tr>
+      <w:tr>
+        <w:trPr>
+          <w:trHeight w:val="360" w:hRule="auto"/>
+        </w:trPr>
+        body 3
+        <w:tc>
+          <w:tcPr>
+            <w:tcBorders>
+              <w:bottom w:val="none" w:sz="0" w:space="0" w:color="000000"/>
+              <w:top w:val="none" w:sz="0" w:space="0" w:color="000000"/>
+              <w:left w:val="none" w:sz="0" w:space="0" w:color="000000"/>
+              <w:right w:val="none" w:sz="0" w:space="0" w:color="000000"/>
+            </w:tcBorders>
+            <w:shd w:val="clear" w:color="auto" w:fill="FFFFFF"/>
+            <w:tcMar>
+              <w:top w:w="0" w:type="dxa"/>
+              <w:bottom w:w="0" w:type="dxa"/>
+              <w:left w:w="0" w:type="dxa"/>
+              <w:right w:w="0" w:type="dxa"/>
+            </w:tcMar>
+            <w:vAlign w:val="center"/>
+          </w:tcPr>
+          <w:p>
+            <w:pPr>
+              <w:pStyle w:val="Normal"/>
+              <w:jc w:val="left"/>
+              <w:pBdr>
+                <w:bottom w:val="none" w:sz="0" w:space="0" w:color="000000"/>
+                <w:top w:val="none" w:sz="0" w:space="0" w:color="000000"/>
+                <w:left w:val="none" w:sz="0" w:space="0" w:color="000000"/>
+                <w:right w:val="none" w:sz="0" w:space="0" w:color="000000"/>
+              </w:pBdr>
+              <w:spacing w:after="100" w:before="100" w:line="240"/>
+              <w:ind w:left="100" w:right="100" w:firstLine="0" w:firstLineChars="0"/>
+            </w:pPr>
+            <w:r xmlns:w="http://schemas.openxmlformats.org/wordprocessingml/2006/main" xmlns:wp="http://schemas.openxmlformats.org/drawingml/2006/wordprocessingDrawing" xmlns:r="http://schemas.openxmlformats.org/officeDocument/2006/relationships" xmlns:w14="http://schemas.microsoft.com/office/word/2010/wordml">
+              <w:rPr>
+                <w:rFonts w:ascii="Arial" w:hAnsi="Arial" w:eastAsia="Arial" w:cs="Arial"/>
+                <w:i w:val="false"/>
+                <w:b w:val="false"/>
+                <w:u w:val="none"/>
+                <w:sz w:val="20"/>
+                <w:szCs w:val="20"/>
+                <w:color w:val="000000"/>
+              </w:rPr>
+              <w:t xml:space="preserve">alf_curtail_07.31</w:t>
+            </w:r>
+          </w:p>
+        </w:tc>
+        <w:tc>
+          <w:tcPr>
+            <w:tcBorders>
+              <w:bottom w:val="none" w:sz="0" w:space="0" w:color="000000"/>
+              <w:top w:val="none" w:sz="0" w:space="0" w:color="000000"/>
+              <w:left w:val="none" w:sz="0" w:space="0" w:color="000000"/>
+              <w:right w:val="none" w:sz="0" w:space="0" w:color="000000"/>
+            </w:tcBorders>
+            <w:shd w:val="clear" w:color="auto" w:fill="FFFFFF"/>
+            <w:tcMar>
+              <w:top w:w="0" w:type="dxa"/>
+              <w:bottom w:w="0" w:type="dxa"/>
+              <w:left w:w="0" w:type="dxa"/>
+              <w:right w:w="0" w:type="dxa"/>
+            </w:tcMar>
+            <w:vAlign w:val="center"/>
+          </w:tcPr>
+          <w:p>
+            <w:pPr>
+              <w:pStyle w:val="Normal"/>
+              <w:jc w:val="left"/>
+              <w:pBdr>
+                <w:bottom w:val="none" w:sz="0" w:space="0" w:color="000000"/>
+                <w:top w:val="none" w:sz="0" w:space="0" w:color="000000"/>
+                <w:left w:val="none" w:sz="0" w:space="0" w:color="000000"/>
+                <w:right w:val="none" w:sz="0" w:space="0" w:color="000000"/>
+              </w:pBdr>
+              <w:spacing w:after="100" w:before="100" w:line="240"/>
+              <w:ind w:left="100" w:right="100" w:firstLine="0" w:firstLineChars="0"/>
+            </w:pPr>
+            <w:r xmlns:w="http://schemas.openxmlformats.org/wordprocessingml/2006/main" xmlns:wp="http://schemas.openxmlformats.org/drawingml/2006/wordprocessingDrawing" xmlns:r="http://schemas.openxmlformats.org/officeDocument/2006/relationships" xmlns:w14="http://schemas.microsoft.com/office/word/2010/wordml">
+              <w:rPr>
+                <w:rFonts w:ascii="Arial" w:hAnsi="Arial" w:eastAsia="Arial" w:cs="Arial"/>
+                <w:i w:val="false"/>
+                <w:b w:val="false"/>
+                <w:u w:val="none"/>
+                <w:sz w:val="20"/>
+                <w:szCs w:val="20"/>
+                <w:color w:val="000000"/>
+              </w:rPr>
+              <w:t xml:space="preserve">AlfIrr</w:t>
+            </w:r>
+          </w:p>
+        </w:tc>
+        <w:tc>
+          <w:tcPr>
+            <w:tcBorders>
+              <w:bottom w:val="none" w:sz="0" w:space="0" w:color="000000"/>
+              <w:top w:val="none" w:sz="0" w:space="0" w:color="000000"/>
+              <w:left w:val="none" w:sz="0" w:space="0" w:color="000000"/>
+              <w:right w:val="none" w:sz="0" w:space="0" w:color="000000"/>
+            </w:tcBorders>
+            <w:shd w:val="clear" w:color="auto" w:fill="FFFFFF"/>
+            <w:tcMar>
+              <w:top w:w="0" w:type="dxa"/>
+              <w:bottom w:w="0" w:type="dxa"/>
+              <w:left w:w="0" w:type="dxa"/>
+              <w:right w:w="0" w:type="dxa"/>
+            </w:tcMar>
+            <w:vAlign w:val="center"/>
+          </w:tcPr>
+          <w:p>
+            <w:pPr>
+              <w:pStyle w:val="Normal"/>
+              <w:jc w:val="right"/>
+              <w:pBdr>
+                <w:bottom w:val="none" w:sz="0" w:space="0" w:color="000000"/>
+                <w:top w:val="none" w:sz="0" w:space="0" w:color="000000"/>
+                <w:left w:val="none" w:sz="0" w:space="0" w:color="000000"/>
+                <w:right w:val="none" w:sz="0" w:space="0" w:color="000000"/>
+              </w:pBdr>
+              <w:spacing w:after="100" w:before="100" w:line="240"/>
+              <w:ind w:left="100" w:right="100" w:firstLine="0" w:firstLineChars="0"/>
+            </w:pPr>
+            <w:r xmlns:w="http://schemas.openxmlformats.org/wordprocessingml/2006/main" xmlns:wp="http://schemas.openxmlformats.org/drawingml/2006/wordprocessingDrawing" xmlns:r="http://schemas.openxmlformats.org/officeDocument/2006/relationships" xmlns:w14="http://schemas.microsoft.com/office/word/2010/wordml">
+              <w:rPr>
+                <w:rFonts w:ascii="Arial" w:hAnsi="Arial" w:eastAsia="Arial" w:cs="Arial"/>
+                <w:i w:val="false"/>
+                <w:b w:val="false"/>
+                <w:u w:val="none"/>
+                <w:sz w:val="20"/>
+                <w:szCs w:val="20"/>
+                <w:color w:val="000000"/>
+              </w:rPr>
+              <w:t xml:space="preserve">1</w:t>
+            </w:r>
+          </w:p>
+        </w:tc>
+        <w:tc>
+          <w:tcPr>
+            <w:tcBorders>
+              <w:bottom w:val="none" w:sz="0" w:space="0" w:color="000000"/>
+              <w:top w:val="none" w:sz="0" w:space="0" w:color="000000"/>
+              <w:left w:val="none" w:sz="0" w:space="0" w:color="000000"/>
+              <w:right w:val="none" w:sz="0" w:space="0" w:color="000000"/>
+            </w:tcBorders>
+            <w:shd w:val="clear" w:color="auto" w:fill="FFFFFF"/>
+            <w:tcMar>
+              <w:top w:w="0" w:type="dxa"/>
+              <w:bottom w:w="0" w:type="dxa"/>
+              <w:left w:w="0" w:type="dxa"/>
+              <w:right w:w="0" w:type="dxa"/>
+            </w:tcMar>
+            <w:vAlign w:val="center"/>
+          </w:tcPr>
+          <w:p>
+            <w:pPr>
+              <w:pStyle w:val="Normal"/>
+              <w:jc w:val="right"/>
+              <w:pBdr>
+                <w:bottom w:val="none" w:sz="0" w:space="0" w:color="000000"/>
+                <w:top w:val="none" w:sz="0" w:space="0" w:color="000000"/>
+                <w:left w:val="none" w:sz="0" w:space="0" w:color="000000"/>
+                <w:right w:val="none" w:sz="0" w:space="0" w:color="000000"/>
+              </w:pBdr>
+              <w:spacing w:after="100" w:before="100" w:line="240"/>
+              <w:ind w:left="100" w:right="100" w:firstLine="0" w:firstLineChars="0"/>
+            </w:pPr>
+            <w:r xmlns:w="http://schemas.openxmlformats.org/wordprocessingml/2006/main" xmlns:wp="http://schemas.openxmlformats.org/drawingml/2006/wordprocessingDrawing" xmlns:r="http://schemas.openxmlformats.org/officeDocument/2006/relationships" xmlns:w14="http://schemas.microsoft.com/office/word/2010/wordml">
+              <w:rPr>
+                <w:rFonts w:ascii="Arial" w:hAnsi="Arial" w:eastAsia="Arial" w:cs="Arial"/>
+                <w:i w:val="false"/>
+                <w:b w:val="false"/>
+                <w:u w:val="none"/>
+                <w:sz w:val="20"/>
+                <w:szCs w:val="20"/>
+                <w:color w:val="000000"/>
+              </w:rPr>
+              <w:t xml:space="preserve">236.97</w:t>
+            </w:r>
+          </w:p>
+        </w:tc>
+        <w:tc>
+          <w:tcPr>
+            <w:tcBorders>
+              <w:bottom w:val="none" w:sz="0" w:space="0" w:color="000000"/>
+              <w:top w:val="none" w:sz="0" w:space="0" w:color="000000"/>
+              <w:left w:val="none" w:sz="0" w:space="0" w:color="000000"/>
+              <w:right w:val="none" w:sz="0" w:space="0" w:color="000000"/>
+            </w:tcBorders>
+            <w:shd w:val="clear" w:color="auto" w:fill="FFFFFF"/>
+            <w:tcMar>
+              <w:top w:w="0" w:type="dxa"/>
+              <w:bottom w:w="0" w:type="dxa"/>
+              <w:left w:w="0" w:type="dxa"/>
+              <w:right w:w="0" w:type="dxa"/>
+            </w:tcMar>
+            <w:vAlign w:val="center"/>
+          </w:tcPr>
+          <w:p>
+            <w:pPr>
+              <w:pStyle w:val="Normal"/>
+              <w:jc w:val="right"/>
+              <w:pBdr>
+                <w:bottom w:val="none" w:sz="0" w:space="0" w:color="000000"/>
+                <w:top w:val="none" w:sz="0" w:space="0" w:color="000000"/>
+                <w:left w:val="none" w:sz="0" w:space="0" w:color="000000"/>
+                <w:right w:val="none" w:sz="0" w:space="0" w:color="000000"/>
+              </w:pBdr>
+              <w:spacing w:after="100" w:before="100" w:line="240"/>
+              <w:ind w:left="100" w:right="100" w:firstLine="0" w:firstLineChars="0"/>
+            </w:pPr>
+            <w:r xmlns:w="http://schemas.openxmlformats.org/wordprocessingml/2006/main" xmlns:wp="http://schemas.openxmlformats.org/drawingml/2006/wordprocessingDrawing" xmlns:r="http://schemas.openxmlformats.org/officeDocument/2006/relationships" xmlns:w14="http://schemas.microsoft.com/office/word/2010/wordml">
+              <w:rPr>
+                <w:rFonts w:ascii="Arial" w:hAnsi="Arial" w:eastAsia="Arial" w:cs="Arial"/>
+                <w:i w:val="false"/>
+                <w:b w:val="false"/>
+                <w:u w:val="none"/>
+                <w:sz w:val="20"/>
+                <w:szCs w:val="20"/>
+                <w:color w:val="000000"/>
+              </w:rPr>
+              <w:t xml:space="preserve">114.26</w:t>
+            </w:r>
+          </w:p>
+        </w:tc>
+        <w:tc>
+          <w:tcPr>
+            <w:tcBorders>
+              <w:bottom w:val="none" w:sz="0" w:space="0" w:color="000000"/>
+              <w:top w:val="none" w:sz="0" w:space="0" w:color="000000"/>
+              <w:left w:val="none" w:sz="0" w:space="0" w:color="000000"/>
+              <w:right w:val="none" w:sz="0" w:space="0" w:color="000000"/>
+            </w:tcBorders>
+            <w:shd w:val="clear" w:color="auto" w:fill="FFFFFF"/>
+            <w:tcMar>
+              <w:top w:w="0" w:type="dxa"/>
+              <w:bottom w:w="0" w:type="dxa"/>
+              <w:left w:w="0" w:type="dxa"/>
+              <w:right w:w="0" w:type="dxa"/>
+            </w:tcMar>
+            <w:vAlign w:val="center"/>
+          </w:tcPr>
+          <w:p>
+            <w:pPr>
+              <w:pStyle w:val="Normal"/>
+              <w:jc w:val="left"/>
+              <w:pBdr>
+                <w:bottom w:val="none" w:sz="0" w:space="0" w:color="000000"/>
+                <w:top w:val="none" w:sz="0" w:space="0" w:color="000000"/>
+                <w:left w:val="none" w:sz="0" w:space="0" w:color="000000"/>
+                <w:right w:val="none" w:sz="0" w:space="0" w:color="000000"/>
+              </w:pBdr>
+              <w:spacing w:after="100" w:before="100" w:line="240"/>
+              <w:ind w:left="100" w:right="100" w:firstLine="0" w:firstLineChars="0"/>
+            </w:pPr>
+            <w:r xmlns:w="http://schemas.openxmlformats.org/wordprocessingml/2006/main" xmlns:wp="http://schemas.openxmlformats.org/drawingml/2006/wordprocessingDrawing" xmlns:r="http://schemas.openxmlformats.org/officeDocument/2006/relationships" xmlns:w14="http://schemas.microsoft.com/office/word/2010/wordml">
+              <w:rPr>
+                <w:rFonts w:ascii="Arial" w:hAnsi="Arial" w:eastAsia="Arial" w:cs="Arial"/>
+                <w:i w:val="false"/>
+                <w:b w:val="false"/>
+                <w:u w:val="none"/>
+                <w:sz w:val="20"/>
+                <w:szCs w:val="20"/>
+                <w:color w:val="000000"/>
+              </w:rPr>
+              <w:t xml:space="preserve">Yes</w:t>
+            </w:r>
+          </w:p>
+        </w:tc>
+        <w:tc>
+          <w:tcPr>
+            <w:tcBorders>
+              <w:bottom w:val="none" w:sz="0" w:space="0" w:color="000000"/>
+              <w:top w:val="none" w:sz="0" w:space="0" w:color="000000"/>
+              <w:left w:val="none" w:sz="0" w:space="0" w:color="000000"/>
+              <w:right w:val="none" w:sz="0" w:space="0" w:color="000000"/>
+            </w:tcBorders>
+            <w:shd w:val="clear" w:color="auto" w:fill="FFFFFF"/>
+            <w:tcMar>
+              <w:top w:w="0" w:type="dxa"/>
+              <w:bottom w:w="0" w:type="dxa"/>
+              <w:left w:w="0" w:type="dxa"/>
+              <w:right w:w="0" w:type="dxa"/>
+            </w:tcMar>
+            <w:vAlign w:val="center"/>
+          </w:tcPr>
+          <w:p>
+            <w:pPr>
+              <w:pStyle w:val="Normal"/>
+              <w:jc w:val="left"/>
+              <w:pBdr>
+                <w:bottom w:val="none" w:sz="0" w:space="0" w:color="000000"/>
+                <w:top w:val="none" w:sz="0" w:space="0" w:color="000000"/>
+                <w:left w:val="none" w:sz="0" w:space="0" w:color="000000"/>
+                <w:right w:val="none" w:sz="0" w:space="0" w:color="000000"/>
+              </w:pBdr>
+              <w:spacing w:after="100" w:before="100" w:line="240"/>
+              <w:ind w:left="100" w:right="100" w:firstLine="0" w:firstLineChars="0"/>
+            </w:pPr>
+            <w:r xmlns:w="http://schemas.openxmlformats.org/wordprocessingml/2006/main" xmlns:wp="http://schemas.openxmlformats.org/drawingml/2006/wordprocessingDrawing" xmlns:r="http://schemas.openxmlformats.org/officeDocument/2006/relationships" xmlns:w14="http://schemas.microsoft.com/office/word/2010/wordml">
+              <w:rPr>
+                <w:rFonts w:ascii="Arial" w:hAnsi="Arial" w:eastAsia="Arial" w:cs="Arial"/>
+                <w:i w:val="false"/>
+                <w:b w:val="false"/>
+                <w:u w:val="none"/>
+                <w:sz w:val="20"/>
+                <w:szCs w:val="20"/>
+                <w:color w:val="000000"/>
+              </w:rPr>
+              <w:t xml:space="preserve">0.22</w:t>
+            </w:r>
+          </w:p>
+        </w:tc>
+      </w:tr>
+      <w:tr>
+        <w:trPr>
+          <w:trHeight w:val="360" w:hRule="auto"/>
+        </w:trPr>
+        body 4
+        <w:tc>
+          <w:tcPr>
+            <w:tcBorders>
+              <w:bottom w:val="none" w:sz="0" w:space="0" w:color="000000"/>
+              <w:top w:val="none" w:sz="0" w:space="0" w:color="000000"/>
+              <w:left w:val="none" w:sz="0" w:space="0" w:color="000000"/>
+              <w:right w:val="none" w:sz="0" w:space="0" w:color="000000"/>
+            </w:tcBorders>
+            <w:shd w:val="clear" w:color="auto" w:fill="FFFFFF"/>
+            <w:tcMar>
+              <w:top w:w="0" w:type="dxa"/>
+              <w:bottom w:w="0" w:type="dxa"/>
+              <w:left w:w="0" w:type="dxa"/>
+              <w:right w:w="0" w:type="dxa"/>
+            </w:tcMar>
+            <w:vAlign w:val="center"/>
+          </w:tcPr>
+          <w:p>
+            <w:pPr>
+              <w:pStyle w:val="Normal"/>
+              <w:jc w:val="left"/>
+              <w:pBdr>
+                <w:bottom w:val="none" w:sz="0" w:space="0" w:color="000000"/>
+                <w:top w:val="none" w:sz="0" w:space="0" w:color="000000"/>
+                <w:left w:val="none" w:sz="0" w:space="0" w:color="000000"/>
+                <w:right w:val="none" w:sz="0" w:space="0" w:color="000000"/>
+              </w:pBdr>
+              <w:spacing w:after="100" w:before="100" w:line="240"/>
+              <w:ind w:left="100" w:right="100" w:firstLine="0" w:firstLineChars="0"/>
+            </w:pPr>
+            <w:r xmlns:w="http://schemas.openxmlformats.org/wordprocessingml/2006/main" xmlns:wp="http://schemas.openxmlformats.org/drawingml/2006/wordprocessingDrawing" xmlns:r="http://schemas.openxmlformats.org/officeDocument/2006/relationships" xmlns:w14="http://schemas.microsoft.com/office/word/2010/wordml">
+              <w:rPr>
+                <w:rFonts w:ascii="Arial" w:hAnsi="Arial" w:eastAsia="Arial" w:cs="Arial"/>
+                <w:i w:val="false"/>
+                <w:b w:val="false"/>
+                <w:u w:val="none"/>
+                <w:sz w:val="20"/>
+                <w:szCs w:val="20"/>
+                <w:color w:val="000000"/>
+              </w:rPr>
+              <w:t xml:space="preserve">alf_curtail_08.15</w:t>
+            </w:r>
+          </w:p>
+        </w:tc>
+        <w:tc>
+          <w:tcPr>
+            <w:tcBorders>
+              <w:bottom w:val="none" w:sz="0" w:space="0" w:color="000000"/>
+              <w:top w:val="none" w:sz="0" w:space="0" w:color="000000"/>
+              <w:left w:val="none" w:sz="0" w:space="0" w:color="000000"/>
+              <w:right w:val="none" w:sz="0" w:space="0" w:color="000000"/>
+            </w:tcBorders>
+            <w:shd w:val="clear" w:color="auto" w:fill="FFFFFF"/>
+            <w:tcMar>
+              <w:top w:w="0" w:type="dxa"/>
+              <w:bottom w:w="0" w:type="dxa"/>
+              <w:left w:w="0" w:type="dxa"/>
+              <w:right w:w="0" w:type="dxa"/>
+            </w:tcMar>
+            <w:vAlign w:val="center"/>
+          </w:tcPr>
+          <w:p>
+            <w:pPr>
+              <w:pStyle w:val="Normal"/>
+              <w:jc w:val="left"/>
+              <w:pBdr>
+                <w:bottom w:val="none" w:sz="0" w:space="0" w:color="000000"/>
+                <w:top w:val="none" w:sz="0" w:space="0" w:color="000000"/>
+                <w:left w:val="none" w:sz="0" w:space="0" w:color="000000"/>
+                <w:right w:val="none" w:sz="0" w:space="0" w:color="000000"/>
+              </w:pBdr>
+              <w:spacing w:after="100" w:before="100" w:line="240"/>
+              <w:ind w:left="100" w:right="100" w:firstLine="0" w:firstLineChars="0"/>
+            </w:pPr>
+            <w:r xmlns:w="http://schemas.openxmlformats.org/wordprocessingml/2006/main" xmlns:wp="http://schemas.openxmlformats.org/drawingml/2006/wordprocessingDrawing" xmlns:r="http://schemas.openxmlformats.org/officeDocument/2006/relationships" xmlns:w14="http://schemas.microsoft.com/office/word/2010/wordml">
+              <w:rPr>
+                <w:rFonts w:ascii="Arial" w:hAnsi="Arial" w:eastAsia="Arial" w:cs="Arial"/>
+                <w:i w:val="false"/>
+                <w:b w:val="false"/>
+                <w:u w:val="none"/>
+                <w:sz w:val="20"/>
+                <w:szCs w:val="20"/>
+                <w:color w:val="000000"/>
+              </w:rPr>
+              <w:t xml:space="preserve">AlfIrr</w:t>
+            </w:r>
+          </w:p>
+        </w:tc>
+        <w:tc>
+          <w:tcPr>
+            <w:tcBorders>
+              <w:bottom w:val="none" w:sz="0" w:space="0" w:color="000000"/>
+              <w:top w:val="none" w:sz="0" w:space="0" w:color="000000"/>
+              <w:left w:val="none" w:sz="0" w:space="0" w:color="000000"/>
+              <w:right w:val="none" w:sz="0" w:space="0" w:color="000000"/>
+            </w:tcBorders>
+            <w:shd w:val="clear" w:color="auto" w:fill="FFFFFF"/>
+            <w:tcMar>
+              <w:top w:w="0" w:type="dxa"/>
+              <w:bottom w:w="0" w:type="dxa"/>
+              <w:left w:w="0" w:type="dxa"/>
+              <w:right w:w="0" w:type="dxa"/>
+            </w:tcMar>
+            <w:vAlign w:val="center"/>
+          </w:tcPr>
+          <w:p>
+            <w:pPr>
+              <w:pStyle w:val="Normal"/>
+              <w:jc w:val="right"/>
+              <w:pBdr>
+                <w:bottom w:val="none" w:sz="0" w:space="0" w:color="000000"/>
+                <w:top w:val="none" w:sz="0" w:space="0" w:color="000000"/>
+                <w:left w:val="none" w:sz="0" w:space="0" w:color="000000"/>
+                <w:right w:val="none" w:sz="0" w:space="0" w:color="000000"/>
+              </w:pBdr>
+              <w:spacing w:after="100" w:before="100" w:line="240"/>
+              <w:ind w:left="100" w:right="100" w:firstLine="0" w:firstLineChars="0"/>
+            </w:pPr>
+            <w:r xmlns:w="http://schemas.openxmlformats.org/wordprocessingml/2006/main" xmlns:wp="http://schemas.openxmlformats.org/drawingml/2006/wordprocessingDrawing" xmlns:r="http://schemas.openxmlformats.org/officeDocument/2006/relationships" xmlns:w14="http://schemas.microsoft.com/office/word/2010/wordml">
+              <w:rPr>
+                <w:rFonts w:ascii="Arial" w:hAnsi="Arial" w:eastAsia="Arial" w:cs="Arial"/>
+                <w:i w:val="false"/>
+                <w:b w:val="false"/>
+                <w:u w:val="none"/>
+                <w:sz w:val="20"/>
+                <w:szCs w:val="20"/>
+                <w:color w:val="000000"/>
+              </w:rPr>
+              <w:t xml:space="preserve">1</w:t>
+            </w:r>
+          </w:p>
+        </w:tc>
+        <w:tc>
+          <w:tcPr>
+            <w:tcBorders>
+              <w:bottom w:val="none" w:sz="0" w:space="0" w:color="000000"/>
+              <w:top w:val="none" w:sz="0" w:space="0" w:color="000000"/>
+              <w:left w:val="none" w:sz="0" w:space="0" w:color="000000"/>
+              <w:right w:val="none" w:sz="0" w:space="0" w:color="000000"/>
+            </w:tcBorders>
+            <w:shd w:val="clear" w:color="auto" w:fill="FFFFFF"/>
+            <w:tcMar>
+              <w:top w:w="0" w:type="dxa"/>
+              <w:bottom w:w="0" w:type="dxa"/>
+              <w:left w:w="0" w:type="dxa"/>
+              <w:right w:w="0" w:type="dxa"/>
+            </w:tcMar>
+            <w:vAlign w:val="center"/>
+          </w:tcPr>
+          <w:p>
+            <w:pPr>
+              <w:pStyle w:val="Normal"/>
+              <w:jc w:val="right"/>
+              <w:pBdr>
+                <w:bottom w:val="none" w:sz="0" w:space="0" w:color="000000"/>
+                <w:top w:val="none" w:sz="0" w:space="0" w:color="000000"/>
+                <w:left w:val="none" w:sz="0" w:space="0" w:color="000000"/>
+                <w:right w:val="none" w:sz="0" w:space="0" w:color="000000"/>
+              </w:pBdr>
+              <w:spacing w:after="100" w:before="100" w:line="240"/>
+              <w:ind w:left="100" w:right="100" w:firstLine="0" w:firstLineChars="0"/>
+            </w:pPr>
+            <w:r xmlns:w="http://schemas.openxmlformats.org/wordprocessingml/2006/main" xmlns:wp="http://schemas.openxmlformats.org/drawingml/2006/wordprocessingDrawing" xmlns:r="http://schemas.openxmlformats.org/officeDocument/2006/relationships" xmlns:w14="http://schemas.microsoft.com/office/word/2010/wordml">
+              <w:rPr>
+                <w:rFonts w:ascii="Arial" w:hAnsi="Arial" w:eastAsia="Arial" w:cs="Arial"/>
+                <w:i w:val="false"/>
+                <w:b w:val="false"/>
+                <w:u w:val="none"/>
+                <w:sz w:val="20"/>
+                <w:szCs w:val="20"/>
+                <w:color w:val="000000"/>
+              </w:rPr>
+              <w:t xml:space="preserve">235.50</w:t>
+            </w:r>
+          </w:p>
+        </w:tc>
+        <w:tc>
+          <w:tcPr>
+            <w:tcBorders>
+              <w:bottom w:val="none" w:sz="0" w:space="0" w:color="000000"/>
+              <w:top w:val="none" w:sz="0" w:space="0" w:color="000000"/>
+              <w:left w:val="none" w:sz="0" w:space="0" w:color="000000"/>
+              <w:right w:val="none" w:sz="0" w:space="0" w:color="000000"/>
+            </w:tcBorders>
+            <w:shd w:val="clear" w:color="auto" w:fill="FFFFFF"/>
+            <w:tcMar>
+              <w:top w:w="0" w:type="dxa"/>
+              <w:bottom w:w="0" w:type="dxa"/>
+              <w:left w:w="0" w:type="dxa"/>
+              <w:right w:w="0" w:type="dxa"/>
+            </w:tcMar>
+            <w:vAlign w:val="center"/>
+          </w:tcPr>
+          <w:p>
+            <w:pPr>
+              <w:pStyle w:val="Normal"/>
+              <w:jc w:val="right"/>
+              <w:pBdr>
+                <w:bottom w:val="none" w:sz="0" w:space="0" w:color="000000"/>
+                <w:top w:val="none" w:sz="0" w:space="0" w:color="000000"/>
+                <w:left w:val="none" w:sz="0" w:space="0" w:color="000000"/>
+                <w:right w:val="none" w:sz="0" w:space="0" w:color="000000"/>
+              </w:pBdr>
+              <w:spacing w:after="100" w:before="100" w:line="240"/>
+              <w:ind w:left="100" w:right="100" w:firstLine="0" w:firstLineChars="0"/>
+            </w:pPr>
+            <w:r xmlns:w="http://schemas.openxmlformats.org/wordprocessingml/2006/main" xmlns:wp="http://schemas.openxmlformats.org/drawingml/2006/wordprocessingDrawing" xmlns:r="http://schemas.openxmlformats.org/officeDocument/2006/relationships" xmlns:w14="http://schemas.microsoft.com/office/word/2010/wordml">
+              <w:rPr>
+                <w:rFonts w:ascii="Arial" w:hAnsi="Arial" w:eastAsia="Arial" w:cs="Arial"/>
+                <w:i w:val="false"/>
+                <w:b w:val="false"/>
+                <w:u w:val="none"/>
+                <w:sz w:val="20"/>
+                <w:szCs w:val="20"/>
+                <w:color w:val="000000"/>
+              </w:rPr>
+              <w:t xml:space="preserve">116.61</w:t>
+            </w:r>
+          </w:p>
+        </w:tc>
+        <w:tc>
+          <w:tcPr>
+            <w:tcBorders>
+              <w:bottom w:val="none" w:sz="0" w:space="0" w:color="000000"/>
+              <w:top w:val="none" w:sz="0" w:space="0" w:color="000000"/>
+              <w:left w:val="none" w:sz="0" w:space="0" w:color="000000"/>
+              <w:right w:val="none" w:sz="0" w:space="0" w:color="000000"/>
+            </w:tcBorders>
+            <w:shd w:val="clear" w:color="auto" w:fill="FFFFFF"/>
+            <w:tcMar>
+              <w:top w:w="0" w:type="dxa"/>
+              <w:bottom w:w="0" w:type="dxa"/>
+              <w:left w:w="0" w:type="dxa"/>
+              <w:right w:w="0" w:type="dxa"/>
+            </w:tcMar>
+            <w:vAlign w:val="center"/>
+          </w:tcPr>
+          <w:p>
+            <w:pPr>
+              <w:pStyle w:val="Normal"/>
+              <w:jc w:val="left"/>
+              <w:pBdr>
+                <w:bottom w:val="none" w:sz="0" w:space="0" w:color="000000"/>
+                <w:top w:val="none" w:sz="0" w:space="0" w:color="000000"/>
+                <w:left w:val="none" w:sz="0" w:space="0" w:color="000000"/>
+                <w:right w:val="none" w:sz="0" w:space="0" w:color="000000"/>
+              </w:pBdr>
+              <w:spacing w:after="100" w:before="100" w:line="240"/>
+              <w:ind w:left="100" w:right="100" w:firstLine="0" w:firstLineChars="0"/>
+            </w:pPr>
+            <w:r xmlns:w="http://schemas.openxmlformats.org/wordprocessingml/2006/main" xmlns:wp="http://schemas.openxmlformats.org/drawingml/2006/wordprocessingDrawing" xmlns:r="http://schemas.openxmlformats.org/officeDocument/2006/relationships" xmlns:w14="http://schemas.microsoft.com/office/word/2010/wordml">
+              <w:rPr>
+                <w:rFonts w:ascii="Arial" w:hAnsi="Arial" w:eastAsia="Arial" w:cs="Arial"/>
+                <w:i w:val="false"/>
+                <w:b w:val="false"/>
+                <w:u w:val="none"/>
+                <w:sz w:val="20"/>
+                <w:szCs w:val="20"/>
+                <w:color w:val="000000"/>
+              </w:rPr>
+              <w:t xml:space="preserve">Yes</w:t>
+            </w:r>
+          </w:p>
+        </w:tc>
+        <w:tc>
+          <w:tcPr>
+            <w:tcBorders>
+              <w:bottom w:val="none" w:sz="0" w:space="0" w:color="000000"/>
+              <w:top w:val="none" w:sz="0" w:space="0" w:color="000000"/>
+              <w:left w:val="none" w:sz="0" w:space="0" w:color="000000"/>
+              <w:right w:val="none" w:sz="0" w:space="0" w:color="000000"/>
+            </w:tcBorders>
+            <w:shd w:val="clear" w:color="auto" w:fill="FFFFFF"/>
+            <w:tcMar>
+              <w:top w:w="0" w:type="dxa"/>
+              <w:bottom w:w="0" w:type="dxa"/>
+              <w:left w:w="0" w:type="dxa"/>
+              <w:right w:w="0" w:type="dxa"/>
+            </w:tcMar>
+            <w:vAlign w:val="center"/>
+          </w:tcPr>
+          <w:p>
+            <w:pPr>
+              <w:pStyle w:val="Normal"/>
+              <w:jc w:val="left"/>
+              <w:pBdr>
+                <w:bottom w:val="none" w:sz="0" w:space="0" w:color="000000"/>
+                <w:top w:val="none" w:sz="0" w:space="0" w:color="000000"/>
+                <w:left w:val="none" w:sz="0" w:space="0" w:color="000000"/>
+                <w:right w:val="none" w:sz="0" w:space="0" w:color="000000"/>
+              </w:pBdr>
+              <w:spacing w:after="100" w:before="100" w:line="240"/>
+              <w:ind w:left="100" w:right="100" w:firstLine="0" w:firstLineChars="0"/>
+            </w:pPr>
+            <w:r xmlns:w="http://schemas.openxmlformats.org/wordprocessingml/2006/main" xmlns:wp="http://schemas.openxmlformats.org/drawingml/2006/wordprocessingDrawing" xmlns:r="http://schemas.openxmlformats.org/officeDocument/2006/relationships" xmlns:w14="http://schemas.microsoft.com/office/word/2010/wordml">
+              <w:rPr>
+                <w:rFonts w:ascii="Arial" w:hAnsi="Arial" w:eastAsia="Arial" w:cs="Arial"/>
+                <w:i w:val="false"/>
+                <w:b w:val="false"/>
+                <w:u w:val="none"/>
+                <w:sz w:val="20"/>
+                <w:szCs w:val="20"/>
+                <w:color w:val="000000"/>
+              </w:rPr>
+              <w:t xml:space="preserve">0.04</w:t>
+            </w:r>
+          </w:p>
+        </w:tc>
+      </w:tr>
+      <w:tr>
+        <w:trPr>
+          <w:trHeight w:val="360" w:hRule="auto"/>
+        </w:trPr>
+        body 5
+        <w:tc>
+          <w:tcPr>
+            <w:tcBorders>
+              <w:bottom w:val="none" w:sz="0" w:space="0" w:color="000000"/>
+              <w:top w:val="none" w:sz="0" w:space="0" w:color="000000"/>
+              <w:left w:val="none" w:sz="0" w:space="0" w:color="000000"/>
+              <w:right w:val="none" w:sz="0" w:space="0" w:color="000000"/>
+            </w:tcBorders>
+            <w:shd w:val="clear" w:color="auto" w:fill="FFFFFF"/>
+            <w:tcMar>
+              <w:top w:w="0" w:type="dxa"/>
+              <w:bottom w:w="0" w:type="dxa"/>
+              <w:left w:w="0" w:type="dxa"/>
+              <w:right w:w="0" w:type="dxa"/>
+            </w:tcMar>
+            <w:vAlign w:val="center"/>
+          </w:tcPr>
+          <w:p>
+            <w:pPr>
+              <w:pStyle w:val="Normal"/>
+              <w:jc w:val="left"/>
+              <w:pBdr>
+                <w:bottom w:val="none" w:sz="0" w:space="0" w:color="000000"/>
+                <w:top w:val="none" w:sz="0" w:space="0" w:color="000000"/>
+                <w:left w:val="none" w:sz="0" w:space="0" w:color="000000"/>
+                <w:right w:val="none" w:sz="0" w:space="0" w:color="000000"/>
+              </w:pBdr>
+              <w:spacing w:after="100" w:before="100" w:line="240"/>
+              <w:ind w:left="100" w:right="100" w:firstLine="0" w:firstLineChars="0"/>
+            </w:pPr>
+            <w:r xmlns:w="http://schemas.openxmlformats.org/wordprocessingml/2006/main" xmlns:wp="http://schemas.openxmlformats.org/drawingml/2006/wordprocessingDrawing" xmlns:r="http://schemas.openxmlformats.org/officeDocument/2006/relationships" xmlns:w14="http://schemas.microsoft.com/office/word/2010/wordml">
+              <w:rPr>
+                <w:rFonts w:ascii="Arial" w:hAnsi="Arial" w:eastAsia="Arial" w:cs="Arial"/>
+                <w:i w:val="false"/>
+                <w:b w:val="false"/>
+                <w:u w:val="none"/>
+                <w:sz w:val="20"/>
+                <w:szCs w:val="20"/>
+                <w:color w:val="000000"/>
+              </w:rPr>
+              <w:t xml:space="preserve">curtail_all_07.15</w:t>
+            </w:r>
+          </w:p>
+        </w:tc>
+        <w:tc>
+          <w:tcPr>
+            <w:tcBorders>
+              <w:bottom w:val="none" w:sz="0" w:space="0" w:color="000000"/>
+              <w:top w:val="none" w:sz="0" w:space="0" w:color="000000"/>
+              <w:left w:val="none" w:sz="0" w:space="0" w:color="000000"/>
+              <w:right w:val="none" w:sz="0" w:space="0" w:color="000000"/>
+            </w:tcBorders>
+            <w:shd w:val="clear" w:color="auto" w:fill="FFFFFF"/>
+            <w:tcMar>
+              <w:top w:w="0" w:type="dxa"/>
+              <w:bottom w:w="0" w:type="dxa"/>
+              <w:left w:w="0" w:type="dxa"/>
+              <w:right w:w="0" w:type="dxa"/>
+            </w:tcMar>
+            <w:vAlign w:val="center"/>
+          </w:tcPr>
+          <w:p>
+            <w:pPr>
+              <w:pStyle w:val="Normal"/>
+              <w:jc w:val="left"/>
+              <w:pBdr>
+                <w:bottom w:val="none" w:sz="0" w:space="0" w:color="000000"/>
+                <w:top w:val="none" w:sz="0" w:space="0" w:color="000000"/>
+                <w:left w:val="none" w:sz="0" w:space="0" w:color="000000"/>
+                <w:right w:val="none" w:sz="0" w:space="0" w:color="000000"/>
+              </w:pBdr>
+              <w:spacing w:after="100" w:before="100" w:line="240"/>
+              <w:ind w:left="100" w:right="100" w:firstLine="0" w:firstLineChars="0"/>
+            </w:pPr>
+            <w:r xmlns:w="http://schemas.openxmlformats.org/wordprocessingml/2006/main" xmlns:wp="http://schemas.openxmlformats.org/drawingml/2006/wordprocessingDrawing" xmlns:r="http://schemas.openxmlformats.org/officeDocument/2006/relationships" xmlns:w14="http://schemas.microsoft.com/office/word/2010/wordml">
+              <w:rPr>
+                <w:rFonts w:ascii="Arial" w:hAnsi="Arial" w:eastAsia="Arial" w:cs="Arial"/>
+                <w:i w:val="false"/>
+                <w:b w:val="false"/>
+                <w:u w:val="none"/>
+                <w:sz w:val="20"/>
+                <w:szCs w:val="20"/>
+                <w:color w:val="000000"/>
+              </w:rPr>
+              <w:t xml:space="preserve">Curtail</w:t>
+            </w:r>
+          </w:p>
+        </w:tc>
+        <w:tc>
+          <w:tcPr>
+            <w:tcBorders>
+              <w:bottom w:val="none" w:sz="0" w:space="0" w:color="000000"/>
+              <w:top w:val="none" w:sz="0" w:space="0" w:color="000000"/>
+              <w:left w:val="none" w:sz="0" w:space="0" w:color="000000"/>
+              <w:right w:val="none" w:sz="0" w:space="0" w:color="000000"/>
+            </w:tcBorders>
+            <w:shd w:val="clear" w:color="auto" w:fill="FFFFFF"/>
+            <w:tcMar>
+              <w:top w:w="0" w:type="dxa"/>
+              <w:bottom w:w="0" w:type="dxa"/>
+              <w:left w:w="0" w:type="dxa"/>
+              <w:right w:w="0" w:type="dxa"/>
+            </w:tcMar>
+            <w:vAlign w:val="center"/>
+          </w:tcPr>
+          <w:p>
+            <w:pPr>
+              <w:pStyle w:val="Normal"/>
+              <w:jc w:val="right"/>
+              <w:pBdr>
+                <w:bottom w:val="none" w:sz="0" w:space="0" w:color="000000"/>
+                <w:top w:val="none" w:sz="0" w:space="0" w:color="000000"/>
+                <w:left w:val="none" w:sz="0" w:space="0" w:color="000000"/>
+                <w:right w:val="none" w:sz="0" w:space="0" w:color="000000"/>
+              </w:pBdr>
+              <w:spacing w:after="100" w:before="100" w:line="240"/>
+              <w:ind w:left="100" w:right="100" w:firstLine="0" w:firstLineChars="0"/>
+            </w:pPr>
+            <w:r xmlns:w="http://schemas.openxmlformats.org/wordprocessingml/2006/main" xmlns:wp="http://schemas.openxmlformats.org/drawingml/2006/wordprocessingDrawing" xmlns:r="http://schemas.openxmlformats.org/officeDocument/2006/relationships" xmlns:w14="http://schemas.microsoft.com/office/word/2010/wordml">
+              <w:rPr>
+                <w:rFonts w:ascii="Arial" w:hAnsi="Arial" w:eastAsia="Arial" w:cs="Arial"/>
+                <w:i w:val="false"/>
+                <w:b w:val="false"/>
+                <w:u w:val="none"/>
+                <w:sz w:val="20"/>
+                <w:szCs w:val="20"/>
+                <w:color w:val="000000"/>
+              </w:rPr>
+              <w:t xml:space="preserve">1</w:t>
+            </w:r>
+          </w:p>
+        </w:tc>
+        <w:tc>
+          <w:tcPr>
+            <w:tcBorders>
+              <w:bottom w:val="none" w:sz="0" w:space="0" w:color="000000"/>
+              <w:top w:val="none" w:sz="0" w:space="0" w:color="000000"/>
+              <w:left w:val="none" w:sz="0" w:space="0" w:color="000000"/>
+              <w:right w:val="none" w:sz="0" w:space="0" w:color="000000"/>
+            </w:tcBorders>
+            <w:shd w:val="clear" w:color="auto" w:fill="FFFFFF"/>
+            <w:tcMar>
+              <w:top w:w="0" w:type="dxa"/>
+              <w:bottom w:w="0" w:type="dxa"/>
+              <w:left w:w="0" w:type="dxa"/>
+              <w:right w:w="0" w:type="dxa"/>
+            </w:tcMar>
+            <w:vAlign w:val="center"/>
+          </w:tcPr>
+          <w:p>
+            <w:pPr>
+              <w:pStyle w:val="Normal"/>
+              <w:jc w:val="right"/>
+              <w:pBdr>
+                <w:bottom w:val="none" w:sz="0" w:space="0" w:color="000000"/>
+                <w:top w:val="none" w:sz="0" w:space="0" w:color="000000"/>
+                <w:left w:val="none" w:sz="0" w:space="0" w:color="000000"/>
+                <w:right w:val="none" w:sz="0" w:space="0" w:color="000000"/>
+              </w:pBdr>
+              <w:spacing w:after="100" w:before="100" w:line="240"/>
+              <w:ind w:left="100" w:right="100" w:firstLine="0" w:firstLineChars="0"/>
+            </w:pPr>
+            <w:r xmlns:w="http://schemas.openxmlformats.org/wordprocessingml/2006/main" xmlns:wp="http://schemas.openxmlformats.org/drawingml/2006/wordprocessingDrawing" xmlns:r="http://schemas.openxmlformats.org/officeDocument/2006/relationships" xmlns:w14="http://schemas.microsoft.com/office/word/2010/wordml">
+              <w:rPr>
+                <w:rFonts w:ascii="Arial" w:hAnsi="Arial" w:eastAsia="Arial" w:cs="Arial"/>
+                <w:i w:val="false"/>
+                <w:b w:val="false"/>
+                <w:u w:val="none"/>
+                <w:sz w:val="20"/>
+                <w:szCs w:val="20"/>
+                <w:color w:val="000000"/>
+              </w:rPr>
+              <w:t xml:space="preserve">243.29</w:t>
+            </w:r>
+          </w:p>
+        </w:tc>
+        <w:tc>
+          <w:tcPr>
+            <w:tcBorders>
+              <w:bottom w:val="none" w:sz="0" w:space="0" w:color="000000"/>
+              <w:top w:val="none" w:sz="0" w:space="0" w:color="000000"/>
+              <w:left w:val="none" w:sz="0" w:space="0" w:color="000000"/>
+              <w:right w:val="none" w:sz="0" w:space="0" w:color="000000"/>
+            </w:tcBorders>
+            <w:shd w:val="clear" w:color="auto" w:fill="FFFFFF"/>
+            <w:tcMar>
+              <w:top w:w="0" w:type="dxa"/>
+              <w:bottom w:w="0" w:type="dxa"/>
+              <w:left w:w="0" w:type="dxa"/>
+              <w:right w:w="0" w:type="dxa"/>
+            </w:tcMar>
+            <w:vAlign w:val="center"/>
+          </w:tcPr>
+          <w:p>
+            <w:pPr>
+              <w:pStyle w:val="Normal"/>
+              <w:jc w:val="right"/>
+              <w:pBdr>
+                <w:bottom w:val="none" w:sz="0" w:space="0" w:color="000000"/>
+                <w:top w:val="none" w:sz="0" w:space="0" w:color="000000"/>
+                <w:left w:val="none" w:sz="0" w:space="0" w:color="000000"/>
+                <w:right w:val="none" w:sz="0" w:space="0" w:color="000000"/>
+              </w:pBdr>
+              <w:spacing w:after="100" w:before="100" w:line="240"/>
+              <w:ind w:left="100" w:right="100" w:firstLine="0" w:firstLineChars="0"/>
+            </w:pPr>
+            <w:r xmlns:w="http://schemas.openxmlformats.org/wordprocessingml/2006/main" xmlns:wp="http://schemas.openxmlformats.org/drawingml/2006/wordprocessingDrawing" xmlns:r="http://schemas.openxmlformats.org/officeDocument/2006/relationships" xmlns:w14="http://schemas.microsoft.com/office/word/2010/wordml">
+              <w:rPr>
+                <w:rFonts w:ascii="Arial" w:hAnsi="Arial" w:eastAsia="Arial" w:cs="Arial"/>
+                <w:i w:val="false"/>
+                <w:b w:val="false"/>
+                <w:u w:val="none"/>
+                <w:sz w:val="20"/>
+                <w:szCs w:val="20"/>
+                <w:color w:val="000000"/>
+              </w:rPr>
+              <w:t xml:space="preserve">102.83</w:t>
+            </w:r>
+          </w:p>
+        </w:tc>
+        <w:tc>
+          <w:tcPr>
+            <w:tcBorders>
+              <w:bottom w:val="none" w:sz="0" w:space="0" w:color="000000"/>
+              <w:top w:val="none" w:sz="0" w:space="0" w:color="000000"/>
+              <w:left w:val="none" w:sz="0" w:space="0" w:color="000000"/>
+              <w:right w:val="none" w:sz="0" w:space="0" w:color="000000"/>
+            </w:tcBorders>
+            <w:shd w:val="clear" w:color="auto" w:fill="FFFFFF"/>
+            <w:tcMar>
+              <w:top w:w="0" w:type="dxa"/>
+              <w:bottom w:w="0" w:type="dxa"/>
+              <w:left w:w="0" w:type="dxa"/>
+              <w:right w:w="0" w:type="dxa"/>
+            </w:tcMar>
+            <w:vAlign w:val="center"/>
+          </w:tcPr>
+          <w:p>
+            <w:pPr>
+              <w:pStyle w:val="Normal"/>
+              <w:jc w:val="left"/>
+              <w:pBdr>
+                <w:bottom w:val="none" w:sz="0" w:space="0" w:color="000000"/>
+                <w:top w:val="none" w:sz="0" w:space="0" w:color="000000"/>
+                <w:left w:val="none" w:sz="0" w:space="0" w:color="000000"/>
+                <w:right w:val="none" w:sz="0" w:space="0" w:color="000000"/>
+              </w:pBdr>
+              <w:spacing w:after="100" w:before="100" w:line="240"/>
+              <w:ind w:left="100" w:right="100" w:firstLine="0" w:firstLineChars="0"/>
+            </w:pPr>
+            <w:r xmlns:w="http://schemas.openxmlformats.org/wordprocessingml/2006/main" xmlns:wp="http://schemas.openxmlformats.org/drawingml/2006/wordprocessingDrawing" xmlns:r="http://schemas.openxmlformats.org/officeDocument/2006/relationships" xmlns:w14="http://schemas.microsoft.com/office/word/2010/wordml">
+              <w:rPr>
+                <w:rFonts w:ascii="Arial" w:hAnsi="Arial" w:eastAsia="Arial" w:cs="Arial"/>
+                <w:i w:val="false"/>
+                <w:b w:val="false"/>
+                <w:u w:val="none"/>
+                <w:sz w:val="20"/>
+                <w:szCs w:val="20"/>
+                <w:color w:val="000000"/>
+              </w:rPr>
+              <w:t xml:space="preserve">Yes</w:t>
+            </w:r>
+          </w:p>
+        </w:tc>
+        <w:tc>
+          <w:tcPr>
+            <w:tcBorders>
+              <w:bottom w:val="none" w:sz="0" w:space="0" w:color="000000"/>
+              <w:top w:val="none" w:sz="0" w:space="0" w:color="000000"/>
+              <w:left w:val="none" w:sz="0" w:space="0" w:color="000000"/>
+              <w:right w:val="none" w:sz="0" w:space="0" w:color="000000"/>
+            </w:tcBorders>
+            <w:shd w:val="clear" w:color="auto" w:fill="FFFFFF"/>
+            <w:tcMar>
+              <w:top w:w="0" w:type="dxa"/>
+              <w:bottom w:w="0" w:type="dxa"/>
+              <w:left w:w="0" w:type="dxa"/>
+              <w:right w:w="0" w:type="dxa"/>
+            </w:tcMar>
+            <w:vAlign w:val="center"/>
+          </w:tcPr>
+          <w:p>
+            <w:pPr>
+              <w:pStyle w:val="Normal"/>
+              <w:jc w:val="left"/>
+              <w:pBdr>
+                <w:bottom w:val="none" w:sz="0" w:space="0" w:color="000000"/>
+                <w:top w:val="none" w:sz="0" w:space="0" w:color="000000"/>
+                <w:left w:val="none" w:sz="0" w:space="0" w:color="000000"/>
+                <w:right w:val="none" w:sz="0" w:space="0" w:color="000000"/>
+              </w:pBdr>
+              <w:spacing w:after="100" w:before="100" w:line="240"/>
+              <w:ind w:left="100" w:right="100" w:firstLine="0" w:firstLineChars="0"/>
+            </w:pPr>
+            <w:r xmlns:w="http://schemas.openxmlformats.org/wordprocessingml/2006/main" xmlns:wp="http://schemas.openxmlformats.org/drawingml/2006/wordprocessingDrawing" xmlns:r="http://schemas.openxmlformats.org/officeDocument/2006/relationships" xmlns:w14="http://schemas.microsoft.com/office/word/2010/wordml">
+              <w:rPr>
+                <w:rFonts w:ascii="Arial" w:hAnsi="Arial" w:eastAsia="Arial" w:cs="Arial"/>
+                <w:i w:val="false"/>
+                <w:b w:val="false"/>
+                <w:u w:val="none"/>
+                <w:sz w:val="20"/>
+                <w:szCs w:val="20"/>
+                <w:color w:val="000000"/>
+              </w:rPr>
+              <w:t xml:space="preserve">0.26</w:t>
+            </w:r>
+          </w:p>
+        </w:tc>
+      </w:tr>
+      <w:tr>
+        <w:trPr>
+          <w:trHeight w:val="360" w:hRule="auto"/>
+        </w:trPr>
+        body 6
+        <w:tc>
+          <w:tcPr>
+            <w:tcBorders>
+              <w:bottom w:val="none" w:sz="0" w:space="0" w:color="000000"/>
+              <w:top w:val="none" w:sz="0" w:space="0" w:color="000000"/>
+              <w:left w:val="none" w:sz="0" w:space="0" w:color="000000"/>
+              <w:right w:val="none" w:sz="0" w:space="0" w:color="000000"/>
+            </w:tcBorders>
+            <w:shd w:val="clear" w:color="auto" w:fill="FFFFFF"/>
+            <w:tcMar>
+              <w:top w:w="0" w:type="dxa"/>
+              <w:bottom w:w="0" w:type="dxa"/>
+              <w:left w:w="0" w:type="dxa"/>
+              <w:right w:w="0" w:type="dxa"/>
+            </w:tcMar>
+            <w:vAlign w:val="center"/>
+          </w:tcPr>
+          <w:p>
+            <w:pPr>
+              <w:pStyle w:val="Normal"/>
+              <w:jc w:val="left"/>
+              <w:pBdr>
+                <w:bottom w:val="none" w:sz="0" w:space="0" w:color="000000"/>
+                <w:top w:val="none" w:sz="0" w:space="0" w:color="000000"/>
+                <w:left w:val="none" w:sz="0" w:space="0" w:color="000000"/>
+                <w:right w:val="none" w:sz="0" w:space="0" w:color="000000"/>
+              </w:pBdr>
+              <w:spacing w:after="100" w:before="100" w:line="240"/>
+              <w:ind w:left="100" w:right="100" w:firstLine="0" w:firstLineChars="0"/>
+            </w:pPr>
+            <w:r xmlns:w="http://schemas.openxmlformats.org/wordprocessingml/2006/main" xmlns:wp="http://schemas.openxmlformats.org/drawingml/2006/wordprocessingDrawing" xmlns:r="http://schemas.openxmlformats.org/officeDocument/2006/relationships" xmlns:w14="http://schemas.microsoft.com/office/word/2010/wordml">
+              <w:rPr>
+                <w:rFonts w:ascii="Arial" w:hAnsi="Arial" w:eastAsia="Arial" w:cs="Arial"/>
+                <w:i w:val="false"/>
+                <w:b w:val="false"/>
+                <w:u w:val="none"/>
+                <w:sz w:val="20"/>
+                <w:szCs w:val="20"/>
+                <w:color w:val="000000"/>
+              </w:rPr>
+              <w:t xml:space="preserve">curtail_all_07.31</w:t>
+            </w:r>
+          </w:p>
+        </w:tc>
+        <w:tc>
+          <w:tcPr>
+            <w:tcBorders>
+              <w:bottom w:val="none" w:sz="0" w:space="0" w:color="000000"/>
+              <w:top w:val="none" w:sz="0" w:space="0" w:color="000000"/>
+              <w:left w:val="none" w:sz="0" w:space="0" w:color="000000"/>
+              <w:right w:val="none" w:sz="0" w:space="0" w:color="000000"/>
+            </w:tcBorders>
+            <w:shd w:val="clear" w:color="auto" w:fill="FFFFFF"/>
+            <w:tcMar>
+              <w:top w:w="0" w:type="dxa"/>
+              <w:bottom w:w="0" w:type="dxa"/>
+              <w:left w:w="0" w:type="dxa"/>
+              <w:right w:w="0" w:type="dxa"/>
+            </w:tcMar>
+            <w:vAlign w:val="center"/>
+          </w:tcPr>
+          <w:p>
+            <w:pPr>
+              <w:pStyle w:val="Normal"/>
+              <w:jc w:val="left"/>
+              <w:pBdr>
+                <w:bottom w:val="none" w:sz="0" w:space="0" w:color="000000"/>
+                <w:top w:val="none" w:sz="0" w:space="0" w:color="000000"/>
+                <w:left w:val="none" w:sz="0" w:space="0" w:color="000000"/>
+                <w:right w:val="none" w:sz="0" w:space="0" w:color="000000"/>
+              </w:pBdr>
+              <w:spacing w:after="100" w:before="100" w:line="240"/>
+              <w:ind w:left="100" w:right="100" w:firstLine="0" w:firstLineChars="0"/>
+            </w:pPr>
+            <w:r xmlns:w="http://schemas.openxmlformats.org/wordprocessingml/2006/main" xmlns:wp="http://schemas.openxmlformats.org/drawingml/2006/wordprocessingDrawing" xmlns:r="http://schemas.openxmlformats.org/officeDocument/2006/relationships" xmlns:w14="http://schemas.microsoft.com/office/word/2010/wordml">
+              <w:rPr>
+                <w:rFonts w:ascii="Arial" w:hAnsi="Arial" w:eastAsia="Arial" w:cs="Arial"/>
+                <w:i w:val="false"/>
+                <w:b w:val="false"/>
+                <w:u w:val="none"/>
+                <w:sz w:val="20"/>
+                <w:szCs w:val="20"/>
+                <w:color w:val="000000"/>
+              </w:rPr>
+              <w:t xml:space="preserve">Curtail</w:t>
+            </w:r>
+          </w:p>
+        </w:tc>
+        <w:tc>
+          <w:tcPr>
+            <w:tcBorders>
+              <w:bottom w:val="none" w:sz="0" w:space="0" w:color="000000"/>
+              <w:top w:val="none" w:sz="0" w:space="0" w:color="000000"/>
+              <w:left w:val="none" w:sz="0" w:space="0" w:color="000000"/>
+              <w:right w:val="none" w:sz="0" w:space="0" w:color="000000"/>
+            </w:tcBorders>
+            <w:shd w:val="clear" w:color="auto" w:fill="FFFFFF"/>
+            <w:tcMar>
+              <w:top w:w="0" w:type="dxa"/>
+              <w:bottom w:w="0" w:type="dxa"/>
+              <w:left w:w="0" w:type="dxa"/>
+              <w:right w:w="0" w:type="dxa"/>
+            </w:tcMar>
+            <w:vAlign w:val="center"/>
+          </w:tcPr>
+          <w:p>
+            <w:pPr>
+              <w:pStyle w:val="Normal"/>
+              <w:jc w:val="right"/>
+              <w:pBdr>
+                <w:bottom w:val="none" w:sz="0" w:space="0" w:color="000000"/>
+                <w:top w:val="none" w:sz="0" w:space="0" w:color="000000"/>
+                <w:left w:val="none" w:sz="0" w:space="0" w:color="000000"/>
+                <w:right w:val="none" w:sz="0" w:space="0" w:color="000000"/>
+              </w:pBdr>
+              <w:spacing w:after="100" w:before="100" w:line="240"/>
+              <w:ind w:left="100" w:right="100" w:firstLine="0" w:firstLineChars="0"/>
+            </w:pPr>
+            <w:r xmlns:w="http://schemas.openxmlformats.org/wordprocessingml/2006/main" xmlns:wp="http://schemas.openxmlformats.org/drawingml/2006/wordprocessingDrawing" xmlns:r="http://schemas.openxmlformats.org/officeDocument/2006/relationships" xmlns:w14="http://schemas.microsoft.com/office/word/2010/wordml">
+              <w:rPr>
+                <w:rFonts w:ascii="Arial" w:hAnsi="Arial" w:eastAsia="Arial" w:cs="Arial"/>
+                <w:i w:val="false"/>
+                <w:b w:val="false"/>
+                <w:u w:val="none"/>
+                <w:sz w:val="20"/>
+                <w:szCs w:val="20"/>
+                <w:color w:val="000000"/>
+              </w:rPr>
+              <w:t xml:space="preserve">1</w:t>
+            </w:r>
+          </w:p>
+        </w:tc>
+        <w:tc>
+          <w:tcPr>
+            <w:tcBorders>
+              <w:bottom w:val="none" w:sz="0" w:space="0" w:color="000000"/>
+              <w:top w:val="none" w:sz="0" w:space="0" w:color="000000"/>
+              <w:left w:val="none" w:sz="0" w:space="0" w:color="000000"/>
+              <w:right w:val="none" w:sz="0" w:space="0" w:color="000000"/>
+            </w:tcBorders>
+            <w:shd w:val="clear" w:color="auto" w:fill="FFFFFF"/>
+            <w:tcMar>
+              <w:top w:w="0" w:type="dxa"/>
+              <w:bottom w:w="0" w:type="dxa"/>
+              <w:left w:w="0" w:type="dxa"/>
+              <w:right w:w="0" w:type="dxa"/>
+            </w:tcMar>
+            <w:vAlign w:val="center"/>
+          </w:tcPr>
+          <w:p>
+            <w:pPr>
+              <w:pStyle w:val="Normal"/>
+              <w:jc w:val="right"/>
+              <w:pBdr>
+                <w:bottom w:val="none" w:sz="0" w:space="0" w:color="000000"/>
+                <w:top w:val="none" w:sz="0" w:space="0" w:color="000000"/>
+                <w:left w:val="none" w:sz="0" w:space="0" w:color="000000"/>
+                <w:right w:val="none" w:sz="0" w:space="0" w:color="000000"/>
+              </w:pBdr>
+              <w:spacing w:after="100" w:before="100" w:line="240"/>
+              <w:ind w:left="100" w:right="100" w:firstLine="0" w:firstLineChars="0"/>
+            </w:pPr>
+            <w:r xmlns:w="http://schemas.openxmlformats.org/wordprocessingml/2006/main" xmlns:wp="http://schemas.openxmlformats.org/drawingml/2006/wordprocessingDrawing" xmlns:r="http://schemas.openxmlformats.org/officeDocument/2006/relationships" xmlns:w14="http://schemas.microsoft.com/office/word/2010/wordml">
+              <w:rPr>
+                <w:rFonts w:ascii="Arial" w:hAnsi="Arial" w:eastAsia="Arial" w:cs="Arial"/>
+                <w:i w:val="false"/>
+                <w:b w:val="false"/>
+                <w:u w:val="none"/>
+                <w:sz w:val="20"/>
+                <w:szCs w:val="20"/>
+                <w:color w:val="000000"/>
+              </w:rPr>
+              <w:t xml:space="preserve">234.43</w:t>
+            </w:r>
+          </w:p>
+        </w:tc>
+        <w:tc>
+          <w:tcPr>
+            <w:tcBorders>
+              <w:bottom w:val="none" w:sz="0" w:space="0" w:color="000000"/>
+              <w:top w:val="none" w:sz="0" w:space="0" w:color="000000"/>
+              <w:left w:val="none" w:sz="0" w:space="0" w:color="000000"/>
+              <w:right w:val="none" w:sz="0" w:space="0" w:color="000000"/>
+            </w:tcBorders>
+            <w:shd w:val="clear" w:color="auto" w:fill="FFFFFF"/>
+            <w:tcMar>
+              <w:top w:w="0" w:type="dxa"/>
+              <w:bottom w:w="0" w:type="dxa"/>
+              <w:left w:w="0" w:type="dxa"/>
+              <w:right w:w="0" w:type="dxa"/>
+            </w:tcMar>
+            <w:vAlign w:val="center"/>
+          </w:tcPr>
+          <w:p>
+            <w:pPr>
+              <w:pStyle w:val="Normal"/>
+              <w:jc w:val="right"/>
+              <w:pBdr>
+                <w:bottom w:val="none" w:sz="0" w:space="0" w:color="000000"/>
+                <w:top w:val="none" w:sz="0" w:space="0" w:color="000000"/>
+                <w:left w:val="none" w:sz="0" w:space="0" w:color="000000"/>
+                <w:right w:val="none" w:sz="0" w:space="0" w:color="000000"/>
+              </w:pBdr>
+              <w:spacing w:after="100" w:before="100" w:line="240"/>
+              <w:ind w:left="100" w:right="100" w:firstLine="0" w:firstLineChars="0"/>
+            </w:pPr>
+            <w:r xmlns:w="http://schemas.openxmlformats.org/wordprocessingml/2006/main" xmlns:wp="http://schemas.openxmlformats.org/drawingml/2006/wordprocessingDrawing" xmlns:r="http://schemas.openxmlformats.org/officeDocument/2006/relationships" xmlns:w14="http://schemas.microsoft.com/office/word/2010/wordml">
+              <w:rPr>
+                <w:rFonts w:ascii="Arial" w:hAnsi="Arial" w:eastAsia="Arial" w:cs="Arial"/>
+                <w:i w:val="false"/>
+                <w:b w:val="false"/>
+                <w:u w:val="none"/>
+                <w:sz w:val="20"/>
+                <w:szCs w:val="20"/>
+                <w:color w:val="000000"/>
+              </w:rPr>
+              <w:t xml:space="preserve">109.13</w:t>
+            </w:r>
+          </w:p>
+        </w:tc>
+        <w:tc>
+          <w:tcPr>
+            <w:tcBorders>
+              <w:bottom w:val="none" w:sz="0" w:space="0" w:color="000000"/>
+              <w:top w:val="none" w:sz="0" w:space="0" w:color="000000"/>
+              <w:left w:val="none" w:sz="0" w:space="0" w:color="000000"/>
+              <w:right w:val="none" w:sz="0" w:space="0" w:color="000000"/>
+            </w:tcBorders>
+            <w:shd w:val="clear" w:color="auto" w:fill="FFFFFF"/>
+            <w:tcMar>
+              <w:top w:w="0" w:type="dxa"/>
+              <w:bottom w:w="0" w:type="dxa"/>
+              <w:left w:w="0" w:type="dxa"/>
+              <w:right w:w="0" w:type="dxa"/>
+            </w:tcMar>
+            <w:vAlign w:val="center"/>
+          </w:tcPr>
+          <w:p>
+            <w:pPr>
+              <w:pStyle w:val="Normal"/>
+              <w:jc w:val="left"/>
+              <w:pBdr>
+                <w:bottom w:val="none" w:sz="0" w:space="0" w:color="000000"/>
+                <w:top w:val="none" w:sz="0" w:space="0" w:color="000000"/>
+                <w:left w:val="none" w:sz="0" w:space="0" w:color="000000"/>
+                <w:right w:val="none" w:sz="0" w:space="0" w:color="000000"/>
+              </w:pBdr>
+              <w:spacing w:after="100" w:before="100" w:line="240"/>
+              <w:ind w:left="100" w:right="100" w:firstLine="0" w:firstLineChars="0"/>
+            </w:pPr>
+            <w:r xmlns:w="http://schemas.openxmlformats.org/wordprocessingml/2006/main" xmlns:wp="http://schemas.openxmlformats.org/drawingml/2006/wordprocessingDrawing" xmlns:r="http://schemas.openxmlformats.org/officeDocument/2006/relationships" xmlns:w14="http://schemas.microsoft.com/office/word/2010/wordml">
+              <w:rPr>
+                <w:rFonts w:ascii="Arial" w:hAnsi="Arial" w:eastAsia="Arial" w:cs="Arial"/>
+                <w:i w:val="false"/>
+                <w:b w:val="false"/>
+                <w:u w:val="none"/>
+                <w:sz w:val="20"/>
+                <w:szCs w:val="20"/>
+                <w:color w:val="000000"/>
+              </w:rPr>
+              <w:t xml:space="preserve">--</w:t>
+            </w:r>
+          </w:p>
+        </w:tc>
+        <w:tc>
+          <w:tcPr>
+            <w:tcBorders>
+              <w:bottom w:val="none" w:sz="0" w:space="0" w:color="000000"/>
+              <w:top w:val="none" w:sz="0" w:space="0" w:color="000000"/>
+              <w:left w:val="none" w:sz="0" w:space="0" w:color="000000"/>
+              <w:right w:val="none" w:sz="0" w:space="0" w:color="000000"/>
+            </w:tcBorders>
+            <w:shd w:val="clear" w:color="auto" w:fill="FFFFFF"/>
+            <w:tcMar>
+              <w:top w:w="0" w:type="dxa"/>
+              <w:bottom w:w="0" w:type="dxa"/>
+              <w:left w:w="0" w:type="dxa"/>
+              <w:right w:w="0" w:type="dxa"/>
+            </w:tcMar>
+            <w:vAlign w:val="center"/>
+          </w:tcPr>
+          <w:p>
+            <w:pPr>
+              <w:pStyle w:val="Normal"/>
+              <w:jc w:val="left"/>
+              <w:pBdr>
+                <w:bottom w:val="none" w:sz="0" w:space="0" w:color="000000"/>
+                <w:top w:val="none" w:sz="0" w:space="0" w:color="000000"/>
+                <w:left w:val="none" w:sz="0" w:space="0" w:color="000000"/>
+                <w:right w:val="none" w:sz="0" w:space="0" w:color="000000"/>
+              </w:pBdr>
+              <w:spacing w:after="100" w:before="100" w:line="240"/>
+              <w:ind w:left="100" w:right="100" w:firstLine="0" w:firstLineChars="0"/>
+            </w:pPr>
+            <w:r xmlns:w="http://schemas.openxmlformats.org/wordprocessingml/2006/main" xmlns:wp="http://schemas.openxmlformats.org/drawingml/2006/wordprocessingDrawing" xmlns:r="http://schemas.openxmlformats.org/officeDocument/2006/relationships" xmlns:w14="http://schemas.microsoft.com/office/word/2010/wordml">
+              <w:rPr>
+                <w:rFonts w:ascii="Arial" w:hAnsi="Arial" w:eastAsia="Arial" w:cs="Arial"/>
+                <w:i w:val="false"/>
+                <w:b w:val="false"/>
+                <w:u w:val="none"/>
+                <w:sz w:val="20"/>
+                <w:szCs w:val="20"/>
+                <w:color w:val="000000"/>
+              </w:rPr>
+              <w:t xml:space="preserve">--</w:t>
+            </w:r>
+          </w:p>
+        </w:tc>
+      </w:tr>
+      <w:tr>
+        <w:trPr>
+          <w:trHeight w:val="360" w:hRule="auto"/>
+        </w:trPr>
+        body 7
+        <w:tc>
+          <w:tcPr>
+            <w:tcBorders>
+              <w:bottom w:val="none" w:sz="0" w:space="0" w:color="000000"/>
+              <w:top w:val="none" w:sz="0" w:space="0" w:color="000000"/>
+              <w:left w:val="none" w:sz="0" w:space="0" w:color="000000"/>
+              <w:right w:val="none" w:sz="0" w:space="0" w:color="000000"/>
+            </w:tcBorders>
+            <w:shd w:val="clear" w:color="auto" w:fill="FFFFFF"/>
+            <w:tcMar>
+              <w:top w:w="0" w:type="dxa"/>
+              <w:bottom w:w="0" w:type="dxa"/>
+              <w:left w:w="0" w:type="dxa"/>
+              <w:right w:w="0" w:type="dxa"/>
+            </w:tcMar>
+            <w:vAlign w:val="center"/>
+          </w:tcPr>
+          <w:p>
+            <w:pPr>
+              <w:pStyle w:val="Normal"/>
+              <w:jc w:val="left"/>
+              <w:pBdr>
+                <w:bottom w:val="none" w:sz="0" w:space="0" w:color="000000"/>
+                <w:top w:val="none" w:sz="0" w:space="0" w:color="000000"/>
+                <w:left w:val="none" w:sz="0" w:space="0" w:color="000000"/>
+                <w:right w:val="none" w:sz="0" w:space="0" w:color="000000"/>
+              </w:pBdr>
+              <w:spacing w:after="100" w:before="100" w:line="240"/>
+              <w:ind w:left="100" w:right="100" w:firstLine="0" w:firstLineChars="0"/>
+            </w:pPr>
+            <w:r xmlns:w="http://schemas.openxmlformats.org/wordprocessingml/2006/main" xmlns:wp="http://schemas.openxmlformats.org/drawingml/2006/wordprocessingDrawing" xmlns:r="http://schemas.openxmlformats.org/officeDocument/2006/relationships" xmlns:w14="http://schemas.microsoft.com/office/word/2010/wordml">
+              <w:rPr>
+                <w:rFonts w:ascii="Arial" w:hAnsi="Arial" w:eastAsia="Arial" w:cs="Arial"/>
+                <w:i w:val="false"/>
+                <w:b w:val="false"/>
+                <w:u w:val="none"/>
+                <w:sz w:val="20"/>
+                <w:szCs w:val="20"/>
+                <w:color w:val="000000"/>
+              </w:rPr>
+              <w:t xml:space="preserve">curtail_all_08.15</w:t>
+            </w:r>
+          </w:p>
+        </w:tc>
+        <w:tc>
+          <w:tcPr>
+            <w:tcBorders>
+              <w:bottom w:val="none" w:sz="0" w:space="0" w:color="000000"/>
+              <w:top w:val="none" w:sz="0" w:space="0" w:color="000000"/>
+              <w:left w:val="none" w:sz="0" w:space="0" w:color="000000"/>
+              <w:right w:val="none" w:sz="0" w:space="0" w:color="000000"/>
+            </w:tcBorders>
+            <w:shd w:val="clear" w:color="auto" w:fill="FFFFFF"/>
+            <w:tcMar>
+              <w:top w:w="0" w:type="dxa"/>
+              <w:bottom w:w="0" w:type="dxa"/>
+              <w:left w:w="0" w:type="dxa"/>
+              <w:right w:w="0" w:type="dxa"/>
+            </w:tcMar>
+            <w:vAlign w:val="center"/>
+          </w:tcPr>
+          <w:p>
+            <w:pPr>
+              <w:pStyle w:val="Normal"/>
+              <w:jc w:val="left"/>
+              <w:pBdr>
+                <w:bottom w:val="none" w:sz="0" w:space="0" w:color="000000"/>
+                <w:top w:val="none" w:sz="0" w:space="0" w:color="000000"/>
+                <w:left w:val="none" w:sz="0" w:space="0" w:color="000000"/>
+                <w:right w:val="none" w:sz="0" w:space="0" w:color="000000"/>
+              </w:pBdr>
+              <w:spacing w:after="100" w:before="100" w:line="240"/>
+              <w:ind w:left="100" w:right="100" w:firstLine="0" w:firstLineChars="0"/>
+            </w:pPr>
+            <w:r xmlns:w="http://schemas.openxmlformats.org/wordprocessingml/2006/main" xmlns:wp="http://schemas.openxmlformats.org/drawingml/2006/wordprocessingDrawing" xmlns:r="http://schemas.openxmlformats.org/officeDocument/2006/relationships" xmlns:w14="http://schemas.microsoft.com/office/word/2010/wordml">
+              <w:rPr>
+                <w:rFonts w:ascii="Arial" w:hAnsi="Arial" w:eastAsia="Arial" w:cs="Arial"/>
+                <w:i w:val="false"/>
+                <w:b w:val="false"/>
+                <w:u w:val="none"/>
+                <w:sz w:val="20"/>
+                <w:szCs w:val="20"/>
+                <w:color w:val="000000"/>
+              </w:rPr>
+              <w:t xml:space="preserve">Curtail</w:t>
+            </w:r>
+          </w:p>
+        </w:tc>
+        <w:tc>
+          <w:tcPr>
+            <w:tcBorders>
+              <w:bottom w:val="none" w:sz="0" w:space="0" w:color="000000"/>
+              <w:top w:val="none" w:sz="0" w:space="0" w:color="000000"/>
+              <w:left w:val="none" w:sz="0" w:space="0" w:color="000000"/>
+              <w:right w:val="none" w:sz="0" w:space="0" w:color="000000"/>
+            </w:tcBorders>
+            <w:shd w:val="clear" w:color="auto" w:fill="FFFFFF"/>
+            <w:tcMar>
+              <w:top w:w="0" w:type="dxa"/>
+              <w:bottom w:w="0" w:type="dxa"/>
+              <w:left w:w="0" w:type="dxa"/>
+              <w:right w:w="0" w:type="dxa"/>
+            </w:tcMar>
+            <w:vAlign w:val="center"/>
+          </w:tcPr>
+          <w:p>
+            <w:pPr>
+              <w:pStyle w:val="Normal"/>
+              <w:jc w:val="right"/>
+              <w:pBdr>
+                <w:bottom w:val="none" w:sz="0" w:space="0" w:color="000000"/>
+                <w:top w:val="none" w:sz="0" w:space="0" w:color="000000"/>
+                <w:left w:val="none" w:sz="0" w:space="0" w:color="000000"/>
+                <w:right w:val="none" w:sz="0" w:space="0" w:color="000000"/>
+              </w:pBdr>
+              <w:spacing w:after="100" w:before="100" w:line="240"/>
+              <w:ind w:left="100" w:right="100" w:firstLine="0" w:firstLineChars="0"/>
+            </w:pPr>
+            <w:r xmlns:w="http://schemas.openxmlformats.org/wordprocessingml/2006/main" xmlns:wp="http://schemas.openxmlformats.org/drawingml/2006/wordprocessingDrawing" xmlns:r="http://schemas.openxmlformats.org/officeDocument/2006/relationships" xmlns:w14="http://schemas.microsoft.com/office/word/2010/wordml">
+              <w:rPr>
+                <w:rFonts w:ascii="Arial" w:hAnsi="Arial" w:eastAsia="Arial" w:cs="Arial"/>
+                <w:i w:val="false"/>
+                <w:b w:val="false"/>
+                <w:u w:val="none"/>
+                <w:sz w:val="20"/>
+                <w:szCs w:val="20"/>
+                <w:color w:val="000000"/>
+              </w:rPr>
+              <w:t xml:space="preserve">1</w:t>
+            </w:r>
+          </w:p>
+        </w:tc>
+        <w:tc>
+          <w:tcPr>
+            <w:tcBorders>
+              <w:bottom w:val="none" w:sz="0" w:space="0" w:color="000000"/>
+              <w:top w:val="none" w:sz="0" w:space="0" w:color="000000"/>
+              <w:left w:val="none" w:sz="0" w:space="0" w:color="000000"/>
+              <w:right w:val="none" w:sz="0" w:space="0" w:color="000000"/>
+            </w:tcBorders>
+            <w:shd w:val="clear" w:color="auto" w:fill="FFFFFF"/>
+            <w:tcMar>
+              <w:top w:w="0" w:type="dxa"/>
+              <w:bottom w:w="0" w:type="dxa"/>
+              <w:left w:w="0" w:type="dxa"/>
+              <w:right w:w="0" w:type="dxa"/>
+            </w:tcMar>
+            <w:vAlign w:val="center"/>
+          </w:tcPr>
+          <w:p>
+            <w:pPr>
+              <w:pStyle w:val="Normal"/>
+              <w:jc w:val="right"/>
+              <w:pBdr>
+                <w:bottom w:val="none" w:sz="0" w:space="0" w:color="000000"/>
+                <w:top w:val="none" w:sz="0" w:space="0" w:color="000000"/>
+                <w:left w:val="none" w:sz="0" w:space="0" w:color="000000"/>
+                <w:right w:val="none" w:sz="0" w:space="0" w:color="000000"/>
+              </w:pBdr>
+              <w:spacing w:after="100" w:before="100" w:line="240"/>
+              <w:ind w:left="100" w:right="100" w:firstLine="0" w:firstLineChars="0"/>
+            </w:pPr>
+            <w:r xmlns:w="http://schemas.openxmlformats.org/wordprocessingml/2006/main" xmlns:wp="http://schemas.openxmlformats.org/drawingml/2006/wordprocessingDrawing" xmlns:r="http://schemas.openxmlformats.org/officeDocument/2006/relationships" xmlns:w14="http://schemas.microsoft.com/office/word/2010/wordml">
+              <w:rPr>
+                <w:rFonts w:ascii="Arial" w:hAnsi="Arial" w:eastAsia="Arial" w:cs="Arial"/>
+                <w:i w:val="false"/>
+                <w:b w:val="false"/>
+                <w:u w:val="none"/>
+                <w:sz w:val="20"/>
+                <w:szCs w:val="20"/>
+                <w:color w:val="000000"/>
+              </w:rPr>
+              <w:t xml:space="preserve">242.35</w:t>
+            </w:r>
+          </w:p>
+        </w:tc>
+        <w:tc>
+          <w:tcPr>
+            <w:tcBorders>
+              <w:bottom w:val="none" w:sz="0" w:space="0" w:color="000000"/>
+              <w:top w:val="none" w:sz="0" w:space="0" w:color="000000"/>
+              <w:left w:val="none" w:sz="0" w:space="0" w:color="000000"/>
+              <w:right w:val="none" w:sz="0" w:space="0" w:color="000000"/>
+            </w:tcBorders>
+            <w:shd w:val="clear" w:color="auto" w:fill="FFFFFF"/>
+            <w:tcMar>
+              <w:top w:w="0" w:type="dxa"/>
+              <w:bottom w:w="0" w:type="dxa"/>
+              <w:left w:w="0" w:type="dxa"/>
+              <w:right w:w="0" w:type="dxa"/>
+            </w:tcMar>
+            <w:vAlign w:val="center"/>
+          </w:tcPr>
+          <w:p>
+            <w:pPr>
+              <w:pStyle w:val="Normal"/>
+              <w:jc w:val="right"/>
+              <w:pBdr>
+                <w:bottom w:val="none" w:sz="0" w:space="0" w:color="000000"/>
+                <w:top w:val="none" w:sz="0" w:space="0" w:color="000000"/>
+                <w:left w:val="none" w:sz="0" w:space="0" w:color="000000"/>
+                <w:right w:val="none" w:sz="0" w:space="0" w:color="000000"/>
+              </w:pBdr>
+              <w:spacing w:after="100" w:before="100" w:line="240"/>
+              <w:ind w:left="100" w:right="100" w:firstLine="0" w:firstLineChars="0"/>
+            </w:pPr>
+            <w:r xmlns:w="http://schemas.openxmlformats.org/wordprocessingml/2006/main" xmlns:wp="http://schemas.openxmlformats.org/drawingml/2006/wordprocessingDrawing" xmlns:r="http://schemas.openxmlformats.org/officeDocument/2006/relationships" xmlns:w14="http://schemas.microsoft.com/office/word/2010/wordml">
+              <w:rPr>
+                <w:rFonts w:ascii="Arial" w:hAnsi="Arial" w:eastAsia="Arial" w:cs="Arial"/>
+                <w:i w:val="false"/>
+                <w:b w:val="false"/>
+                <w:u w:val="none"/>
+                <w:sz w:val="20"/>
+                <w:szCs w:val="20"/>
+                <w:color w:val="000000"/>
+              </w:rPr>
+              <w:t xml:space="preserve">114.91</w:t>
+            </w:r>
+          </w:p>
+        </w:tc>
+        <w:tc>
+          <w:tcPr>
+            <w:tcBorders>
+              <w:bottom w:val="none" w:sz="0" w:space="0" w:color="000000"/>
+              <w:top w:val="none" w:sz="0" w:space="0" w:color="000000"/>
+              <w:left w:val="none" w:sz="0" w:space="0" w:color="000000"/>
+              <w:right w:val="none" w:sz="0" w:space="0" w:color="000000"/>
+            </w:tcBorders>
+            <w:shd w:val="clear" w:color="auto" w:fill="FFFFFF"/>
+            <w:tcMar>
+              <w:top w:w="0" w:type="dxa"/>
+              <w:bottom w:w="0" w:type="dxa"/>
+              <w:left w:w="0" w:type="dxa"/>
+              <w:right w:w="0" w:type="dxa"/>
+            </w:tcMar>
+            <w:vAlign w:val="center"/>
+          </w:tcPr>
+          <w:p>
+            <w:pPr>
+              <w:pStyle w:val="Normal"/>
+              <w:jc w:val="left"/>
+              <w:pBdr>
+                <w:bottom w:val="none" w:sz="0" w:space="0" w:color="000000"/>
+                <w:top w:val="none" w:sz="0" w:space="0" w:color="000000"/>
+                <w:left w:val="none" w:sz="0" w:space="0" w:color="000000"/>
+                <w:right w:val="none" w:sz="0" w:space="0" w:color="000000"/>
+              </w:pBdr>
+              <w:spacing w:after="100" w:before="100" w:line="240"/>
+              <w:ind w:left="100" w:right="100" w:firstLine="0" w:firstLineChars="0"/>
+            </w:pPr>
+            <w:r xmlns:w="http://schemas.openxmlformats.org/wordprocessingml/2006/main" xmlns:wp="http://schemas.openxmlformats.org/drawingml/2006/wordprocessingDrawing" xmlns:r="http://schemas.openxmlformats.org/officeDocument/2006/relationships" xmlns:w14="http://schemas.microsoft.com/office/word/2010/wordml">
+              <w:rPr>
+                <w:rFonts w:ascii="Arial" w:hAnsi="Arial" w:eastAsia="Arial" w:cs="Arial"/>
+                <w:i w:val="false"/>
+                <w:b w:val="false"/>
+                <w:u w:val="none"/>
+                <w:sz w:val="20"/>
+                <w:szCs w:val="20"/>
+                <w:color w:val="000000"/>
+              </w:rPr>
+              <w:t xml:space="preserve">Yes</w:t>
+            </w:r>
+          </w:p>
+        </w:tc>
+        <w:tc>
+          <w:tcPr>
+            <w:tcBorders>
+              <w:bottom w:val="none" w:sz="0" w:space="0" w:color="000000"/>
+              <w:top w:val="none" w:sz="0" w:space="0" w:color="000000"/>
+              <w:left w:val="none" w:sz="0" w:space="0" w:color="000000"/>
+              <w:right w:val="none" w:sz="0" w:space="0" w:color="000000"/>
+            </w:tcBorders>
+            <w:shd w:val="clear" w:color="auto" w:fill="FFFFFF"/>
+            <w:tcMar>
+              <w:top w:w="0" w:type="dxa"/>
+              <w:bottom w:w="0" w:type="dxa"/>
+              <w:left w:w="0" w:type="dxa"/>
+              <w:right w:w="0" w:type="dxa"/>
+            </w:tcMar>
+            <w:vAlign w:val="center"/>
+          </w:tcPr>
+          <w:p>
+            <w:pPr>
+              <w:pStyle w:val="Normal"/>
+              <w:jc w:val="left"/>
+              <w:pBdr>
+                <w:bottom w:val="none" w:sz="0" w:space="0" w:color="000000"/>
+                <w:top w:val="none" w:sz="0" w:space="0" w:color="000000"/>
+                <w:left w:val="none" w:sz="0" w:space="0" w:color="000000"/>
+                <w:right w:val="none" w:sz="0" w:space="0" w:color="000000"/>
+              </w:pBdr>
+              <w:spacing w:after="100" w:before="100" w:line="240"/>
+              <w:ind w:left="100" w:right="100" w:firstLine="0" w:firstLineChars="0"/>
+            </w:pPr>
+            <w:r xmlns:w="http://schemas.openxmlformats.org/wordprocessingml/2006/main" xmlns:wp="http://schemas.openxmlformats.org/drawingml/2006/wordprocessingDrawing" xmlns:r="http://schemas.openxmlformats.org/officeDocument/2006/relationships" xmlns:w14="http://schemas.microsoft.com/office/word/2010/wordml">
+              <w:rPr>
+                <w:rFonts w:ascii="Arial" w:hAnsi="Arial" w:eastAsia="Arial" w:cs="Arial"/>
+                <w:i w:val="false"/>
+                <w:b w:val="false"/>
+                <w:u w:val="none"/>
+                <w:sz w:val="20"/>
+                <w:szCs w:val="20"/>
+                <w:color w:val="000000"/>
+              </w:rPr>
+              <w:t xml:space="preserve">1.22</w:t>
+            </w:r>
+          </w:p>
+        </w:tc>
+      </w:tr>
+      <w:tr>
+        <w:trPr>
+          <w:trHeight w:val="360" w:hRule="auto"/>
+        </w:trPr>
+        body 8
+        <w:tc>
+          <w:tcPr>
+            <w:tcBorders>
+              <w:bottom w:val="none" w:sz="0" w:space="0" w:color="000000"/>
+              <w:top w:val="none" w:sz="0" w:space="0" w:color="000000"/>
+              <w:left w:val="none" w:sz="0" w:space="0" w:color="000000"/>
+              <w:right w:val="none" w:sz="0" w:space="0" w:color="000000"/>
+            </w:tcBorders>
+            <w:shd w:val="clear" w:color="auto" w:fill="FFFFFF"/>
+            <w:tcMar>
+              <w:top w:w="0" w:type="dxa"/>
+              <w:bottom w:w="0" w:type="dxa"/>
+              <w:left w:w="0" w:type="dxa"/>
+              <w:right w:w="0" w:type="dxa"/>
+            </w:tcMar>
+            <w:vAlign w:val="center"/>
+          </w:tcPr>
+          <w:p>
+            <w:pPr>
+              <w:pStyle w:val="Normal"/>
+              <w:jc w:val="left"/>
+              <w:pBdr>
+                <w:bottom w:val="none" w:sz="0" w:space="0" w:color="000000"/>
+                <w:top w:val="none" w:sz="0" w:space="0" w:color="000000"/>
+                <w:left w:val="none" w:sz="0" w:space="0" w:color="000000"/>
+                <w:right w:val="none" w:sz="0" w:space="0" w:color="000000"/>
+              </w:pBdr>
+              <w:spacing w:after="100" w:before="100" w:line="240"/>
+              <w:ind w:left="100" w:right="100" w:firstLine="0" w:firstLineChars="0"/>
+            </w:pPr>
+            <w:r xmlns:w="http://schemas.openxmlformats.org/wordprocessingml/2006/main" xmlns:wp="http://schemas.openxmlformats.org/drawingml/2006/wordprocessingDrawing" xmlns:r="http://schemas.openxmlformats.org/officeDocument/2006/relationships" xmlns:w14="http://schemas.microsoft.com/office/word/2010/wordml">
+              <w:rPr>
+                <w:rFonts w:ascii="Arial" w:hAnsi="Arial" w:eastAsia="Arial" w:cs="Arial"/>
+                <w:i w:val="false"/>
+                <w:b w:val="false"/>
+                <w:u w:val="none"/>
+                <w:sz w:val="20"/>
+                <w:szCs w:val="20"/>
+                <w:color w:val="000000"/>
+              </w:rPr>
+              <w:t xml:space="preserve">eflows25_div_lims</w:t>
+            </w:r>
+          </w:p>
+        </w:tc>
+        <w:tc>
+          <w:tcPr>
+            <w:tcBorders>
+              <w:bottom w:val="none" w:sz="0" w:space="0" w:color="000000"/>
+              <w:top w:val="none" w:sz="0" w:space="0" w:color="000000"/>
+              <w:left w:val="none" w:sz="0" w:space="0" w:color="000000"/>
+              <w:right w:val="none" w:sz="0" w:space="0" w:color="000000"/>
+            </w:tcBorders>
+            <w:shd w:val="clear" w:color="auto" w:fill="FFFFFF"/>
+            <w:tcMar>
+              <w:top w:w="0" w:type="dxa"/>
+              <w:bottom w:w="0" w:type="dxa"/>
+              <w:left w:w="0" w:type="dxa"/>
+              <w:right w:w="0" w:type="dxa"/>
+            </w:tcMar>
+            <w:vAlign w:val="center"/>
+          </w:tcPr>
+          <w:p>
+            <w:pPr>
+              <w:pStyle w:val="Normal"/>
+              <w:jc w:val="left"/>
+              <w:pBdr>
+                <w:bottom w:val="none" w:sz="0" w:space="0" w:color="000000"/>
+                <w:top w:val="none" w:sz="0" w:space="0" w:color="000000"/>
+                <w:left w:val="none" w:sz="0" w:space="0" w:color="000000"/>
+                <w:right w:val="none" w:sz="0" w:space="0" w:color="000000"/>
+              </w:pBdr>
+              <w:spacing w:after="100" w:before="100" w:line="240"/>
+              <w:ind w:left="100" w:right="100" w:firstLine="0" w:firstLineChars="0"/>
+            </w:pPr>
+            <w:r xmlns:w="http://schemas.openxmlformats.org/wordprocessingml/2006/main" xmlns:wp="http://schemas.openxmlformats.org/drawingml/2006/wordprocessingDrawing" xmlns:r="http://schemas.openxmlformats.org/officeDocument/2006/relationships" xmlns:w14="http://schemas.microsoft.com/office/word/2010/wordml">
+              <w:rPr>
+                <w:rFonts w:ascii="Arial" w:hAnsi="Arial" w:eastAsia="Arial" w:cs="Arial"/>
+                <w:i w:val="false"/>
+                <w:b w:val="false"/>
+                <w:u w:val="none"/>
+                <w:sz w:val="20"/>
+                <w:szCs w:val="20"/>
+                <w:color w:val="000000"/>
+              </w:rPr>
+              <w:t xml:space="preserve">FlowLims</w:t>
+            </w:r>
+          </w:p>
+        </w:tc>
+        <w:tc>
+          <w:tcPr>
+            <w:tcBorders>
+              <w:bottom w:val="none" w:sz="0" w:space="0" w:color="000000"/>
+              <w:top w:val="none" w:sz="0" w:space="0" w:color="000000"/>
+              <w:left w:val="none" w:sz="0" w:space="0" w:color="000000"/>
+              <w:right w:val="none" w:sz="0" w:space="0" w:color="000000"/>
+            </w:tcBorders>
+            <w:shd w:val="clear" w:color="auto" w:fill="FFFFFF"/>
+            <w:tcMar>
+              <w:top w:w="0" w:type="dxa"/>
+              <w:bottom w:w="0" w:type="dxa"/>
+              <w:left w:w="0" w:type="dxa"/>
+              <w:right w:w="0" w:type="dxa"/>
+            </w:tcMar>
+            <w:vAlign w:val="center"/>
+          </w:tcPr>
+          <w:p>
+            <w:pPr>
+              <w:pStyle w:val="Normal"/>
+              <w:jc w:val="right"/>
+              <w:pBdr>
+                <w:bottom w:val="none" w:sz="0" w:space="0" w:color="000000"/>
+                <w:top w:val="none" w:sz="0" w:space="0" w:color="000000"/>
+                <w:left w:val="none" w:sz="0" w:space="0" w:color="000000"/>
+                <w:right w:val="none" w:sz="0" w:space="0" w:color="000000"/>
+              </w:pBdr>
+              <w:spacing w:after="100" w:before="100" w:line="240"/>
+              <w:ind w:left="100" w:right="100" w:firstLine="0" w:firstLineChars="0"/>
+            </w:pPr>
+            <w:r xmlns:w="http://schemas.openxmlformats.org/wordprocessingml/2006/main" xmlns:wp="http://schemas.openxmlformats.org/drawingml/2006/wordprocessingDrawing" xmlns:r="http://schemas.openxmlformats.org/officeDocument/2006/relationships" xmlns:w14="http://schemas.microsoft.com/office/word/2010/wordml">
+              <w:rPr>
+                <w:rFonts w:ascii="Arial" w:hAnsi="Arial" w:eastAsia="Arial" w:cs="Arial"/>
+                <w:i w:val="false"/>
+                <w:b w:val="false"/>
+                <w:u w:val="none"/>
+                <w:sz w:val="20"/>
+                <w:szCs w:val="20"/>
+                <w:color w:val="000000"/>
+              </w:rPr>
+              <w:t xml:space="preserve">1</w:t>
+            </w:r>
+          </w:p>
+        </w:tc>
+        <w:tc>
+          <w:tcPr>
+            <w:tcBorders>
+              <w:bottom w:val="none" w:sz="0" w:space="0" w:color="000000"/>
+              <w:top w:val="none" w:sz="0" w:space="0" w:color="000000"/>
+              <w:left w:val="none" w:sz="0" w:space="0" w:color="000000"/>
+              <w:right w:val="none" w:sz="0" w:space="0" w:color="000000"/>
+            </w:tcBorders>
+            <w:shd w:val="clear" w:color="auto" w:fill="FFFFFF"/>
+            <w:tcMar>
+              <w:top w:w="0" w:type="dxa"/>
+              <w:bottom w:w="0" w:type="dxa"/>
+              <w:left w:w="0" w:type="dxa"/>
+              <w:right w:w="0" w:type="dxa"/>
+            </w:tcMar>
+            <w:vAlign w:val="center"/>
+          </w:tcPr>
+          <w:p>
+            <w:pPr>
+              <w:pStyle w:val="Normal"/>
+              <w:jc w:val="right"/>
+              <w:pBdr>
+                <w:bottom w:val="none" w:sz="0" w:space="0" w:color="000000"/>
+                <w:top w:val="none" w:sz="0" w:space="0" w:color="000000"/>
+                <w:left w:val="none" w:sz="0" w:space="0" w:color="000000"/>
+                <w:right w:val="none" w:sz="0" w:space="0" w:color="000000"/>
+              </w:pBdr>
+              <w:spacing w:after="100" w:before="100" w:line="240"/>
+              <w:ind w:left="100" w:right="100" w:firstLine="0" w:firstLineChars="0"/>
+            </w:pPr>
+            <w:r xmlns:w="http://schemas.openxmlformats.org/wordprocessingml/2006/main" xmlns:wp="http://schemas.openxmlformats.org/drawingml/2006/wordprocessingDrawing" xmlns:r="http://schemas.openxmlformats.org/officeDocument/2006/relationships" xmlns:w14="http://schemas.microsoft.com/office/word/2010/wordml">
+              <w:rPr>
+                <w:rFonts w:ascii="Arial" w:hAnsi="Arial" w:eastAsia="Arial" w:cs="Arial"/>
+                <w:i w:val="false"/>
+                <w:b w:val="false"/>
+                <w:u w:val="none"/>
+                <w:sz w:val="20"/>
+                <w:szCs w:val="20"/>
+                <w:color w:val="000000"/>
+              </w:rPr>
+              <w:t xml:space="preserve">230.95</w:t>
+            </w:r>
+          </w:p>
+        </w:tc>
+        <w:tc>
+          <w:tcPr>
+            <w:tcBorders>
+              <w:bottom w:val="none" w:sz="0" w:space="0" w:color="000000"/>
+              <w:top w:val="none" w:sz="0" w:space="0" w:color="000000"/>
+              <w:left w:val="none" w:sz="0" w:space="0" w:color="000000"/>
+              <w:right w:val="none" w:sz="0" w:space="0" w:color="000000"/>
+            </w:tcBorders>
+            <w:shd w:val="clear" w:color="auto" w:fill="FFFFFF"/>
+            <w:tcMar>
+              <w:top w:w="0" w:type="dxa"/>
+              <w:bottom w:w="0" w:type="dxa"/>
+              <w:left w:w="0" w:type="dxa"/>
+              <w:right w:w="0" w:type="dxa"/>
+            </w:tcMar>
+            <w:vAlign w:val="center"/>
+          </w:tcPr>
+          <w:p>
+            <w:pPr>
+              <w:pStyle w:val="Normal"/>
+              <w:jc w:val="right"/>
+              <w:pBdr>
+                <w:bottom w:val="none" w:sz="0" w:space="0" w:color="000000"/>
+                <w:top w:val="none" w:sz="0" w:space="0" w:color="000000"/>
+                <w:left w:val="none" w:sz="0" w:space="0" w:color="000000"/>
+                <w:right w:val="none" w:sz="0" w:space="0" w:color="000000"/>
+              </w:pBdr>
+              <w:spacing w:after="100" w:before="100" w:line="240"/>
+              <w:ind w:left="100" w:right="100" w:firstLine="0" w:firstLineChars="0"/>
+            </w:pPr>
+            <w:r xmlns:w="http://schemas.openxmlformats.org/wordprocessingml/2006/main" xmlns:wp="http://schemas.openxmlformats.org/drawingml/2006/wordprocessingDrawing" xmlns:r="http://schemas.openxmlformats.org/officeDocument/2006/relationships" xmlns:w14="http://schemas.microsoft.com/office/word/2010/wordml">
+              <w:rPr>
+                <w:rFonts w:ascii="Arial" w:hAnsi="Arial" w:eastAsia="Arial" w:cs="Arial"/>
+                <w:i w:val="false"/>
+                <w:b w:val="false"/>
+                <w:u w:val="none"/>
+                <w:sz w:val="20"/>
+                <w:szCs w:val="20"/>
+                <w:color w:val="000000"/>
+              </w:rPr>
+              <w:t xml:space="preserve">113.75</w:t>
+            </w:r>
+          </w:p>
+        </w:tc>
+        <w:tc>
+          <w:tcPr>
+            <w:tcBorders>
+              <w:bottom w:val="none" w:sz="0" w:space="0" w:color="000000"/>
+              <w:top w:val="none" w:sz="0" w:space="0" w:color="000000"/>
+              <w:left w:val="none" w:sz="0" w:space="0" w:color="000000"/>
+              <w:right w:val="none" w:sz="0" w:space="0" w:color="000000"/>
+            </w:tcBorders>
+            <w:shd w:val="clear" w:color="auto" w:fill="FFFFFF"/>
+            <w:tcMar>
+              <w:top w:w="0" w:type="dxa"/>
+              <w:bottom w:w="0" w:type="dxa"/>
+              <w:left w:w="0" w:type="dxa"/>
+              <w:right w:w="0" w:type="dxa"/>
+            </w:tcMar>
+            <w:vAlign w:val="center"/>
+          </w:tcPr>
+          <w:p>
+            <w:pPr>
+              <w:pStyle w:val="Normal"/>
+              <w:jc w:val="left"/>
+              <w:pBdr>
+                <w:bottom w:val="none" w:sz="0" w:space="0" w:color="000000"/>
+                <w:top w:val="none" w:sz="0" w:space="0" w:color="000000"/>
+                <w:left w:val="none" w:sz="0" w:space="0" w:color="000000"/>
+                <w:right w:val="none" w:sz="0" w:space="0" w:color="000000"/>
+              </w:pBdr>
+              <w:spacing w:after="100" w:before="100" w:line="240"/>
+              <w:ind w:left="100" w:right="100" w:firstLine="0" w:firstLineChars="0"/>
+            </w:pPr>
+            <w:r xmlns:w="http://schemas.openxmlformats.org/wordprocessingml/2006/main" xmlns:wp="http://schemas.openxmlformats.org/drawingml/2006/wordprocessingDrawing" xmlns:r="http://schemas.openxmlformats.org/officeDocument/2006/relationships" xmlns:w14="http://schemas.microsoft.com/office/word/2010/wordml">
+              <w:rPr>
+                <w:rFonts w:ascii="Arial" w:hAnsi="Arial" w:eastAsia="Arial" w:cs="Arial"/>
+                <w:i w:val="false"/>
+                <w:b w:val="false"/>
+                <w:u w:val="none"/>
+                <w:sz w:val="20"/>
+                <w:szCs w:val="20"/>
+                <w:color w:val="000000"/>
+              </w:rPr>
+              <w:t xml:space="preserve">--</w:t>
+            </w:r>
+          </w:p>
+        </w:tc>
+        <w:tc>
+          <w:tcPr>
+            <w:tcBorders>
+              <w:bottom w:val="none" w:sz="0" w:space="0" w:color="000000"/>
+              <w:top w:val="none" w:sz="0" w:space="0" w:color="000000"/>
+              <w:left w:val="none" w:sz="0" w:space="0" w:color="000000"/>
+              <w:right w:val="none" w:sz="0" w:space="0" w:color="000000"/>
+            </w:tcBorders>
+            <w:shd w:val="clear" w:color="auto" w:fill="FFFFFF"/>
+            <w:tcMar>
+              <w:top w:w="0" w:type="dxa"/>
+              <w:bottom w:w="0" w:type="dxa"/>
+              <w:left w:w="0" w:type="dxa"/>
+              <w:right w:w="0" w:type="dxa"/>
+            </w:tcMar>
+            <w:vAlign w:val="center"/>
+          </w:tcPr>
+          <w:p>
+            <w:pPr>
+              <w:pStyle w:val="Normal"/>
+              <w:jc w:val="left"/>
+              <w:pBdr>
+                <w:bottom w:val="none" w:sz="0" w:space="0" w:color="000000"/>
+                <w:top w:val="none" w:sz="0" w:space="0" w:color="000000"/>
+                <w:left w:val="none" w:sz="0" w:space="0" w:color="000000"/>
+                <w:right w:val="none" w:sz="0" w:space="0" w:color="000000"/>
+              </w:pBdr>
+              <w:spacing w:after="100" w:before="100" w:line="240"/>
+              <w:ind w:left="100" w:right="100" w:firstLine="0" w:firstLineChars="0"/>
+            </w:pPr>
+            <w:r xmlns:w="http://schemas.openxmlformats.org/wordprocessingml/2006/main" xmlns:wp="http://schemas.openxmlformats.org/drawingml/2006/wordprocessingDrawing" xmlns:r="http://schemas.openxmlformats.org/officeDocument/2006/relationships" xmlns:w14="http://schemas.microsoft.com/office/word/2010/wordml">
+              <w:rPr>
+                <w:rFonts w:ascii="Arial" w:hAnsi="Arial" w:eastAsia="Arial" w:cs="Arial"/>
+                <w:i w:val="false"/>
+                <w:b w:val="false"/>
+                <w:u w:val="none"/>
+                <w:sz w:val="20"/>
+                <w:szCs w:val="20"/>
+                <w:color w:val="000000"/>
+              </w:rPr>
+              <w:t xml:space="preserve">--</w:t>
+            </w:r>
+          </w:p>
+        </w:tc>
+      </w:tr>
+      <w:tr>
+        <w:trPr>
+          <w:trHeight w:val="360" w:hRule="auto"/>
+        </w:trPr>
+        body 9
+        <w:tc>
+          <w:tcPr>
+            <w:tcBorders>
+              <w:bottom w:val="none" w:sz="0" w:space="0" w:color="000000"/>
+              <w:top w:val="none" w:sz="0" w:space="0" w:color="000000"/>
+              <w:left w:val="none" w:sz="0" w:space="0" w:color="000000"/>
+              <w:right w:val="none" w:sz="0" w:space="0" w:color="000000"/>
+            </w:tcBorders>
+            <w:shd w:val="clear" w:color="auto" w:fill="FFFFFF"/>
+            <w:tcMar>
+              <w:top w:w="0" w:type="dxa"/>
+              <w:bottom w:w="0" w:type="dxa"/>
+              <w:left w:w="0" w:type="dxa"/>
+              <w:right w:w="0" w:type="dxa"/>
+            </w:tcMar>
+            <w:vAlign w:val="center"/>
+          </w:tcPr>
+          <w:p>
+            <w:pPr>
+              <w:pStyle w:val="Normal"/>
+              <w:jc w:val="left"/>
+              <w:pBdr>
+                <w:bottom w:val="none" w:sz="0" w:space="0" w:color="000000"/>
+                <w:top w:val="none" w:sz="0" w:space="0" w:color="000000"/>
+                <w:left w:val="none" w:sz="0" w:space="0" w:color="000000"/>
+                <w:right w:val="none" w:sz="0" w:space="0" w:color="000000"/>
+              </w:pBdr>
+              <w:spacing w:after="100" w:before="100" w:line="240"/>
+              <w:ind w:left="100" w:right="100" w:firstLine="0" w:firstLineChars="0"/>
+            </w:pPr>
+            <w:r xmlns:w="http://schemas.openxmlformats.org/wordprocessingml/2006/main" xmlns:wp="http://schemas.openxmlformats.org/drawingml/2006/wordprocessingDrawing" xmlns:r="http://schemas.openxmlformats.org/officeDocument/2006/relationships" xmlns:w14="http://schemas.microsoft.com/office/word/2010/wordml">
+              <w:rPr>
+                <w:rFonts w:ascii="Arial" w:hAnsi="Arial" w:eastAsia="Arial" w:cs="Arial"/>
+                <w:i w:val="false"/>
+                <w:b w:val="false"/>
+                <w:u w:val="none"/>
+                <w:sz w:val="20"/>
+                <w:szCs w:val="20"/>
+                <w:color w:val="000000"/>
+              </w:rPr>
+              <w:t xml:space="preserve">grain_12k</w:t>
+            </w:r>
+          </w:p>
+        </w:tc>
+        <w:tc>
+          <w:tcPr>
+            <w:tcBorders>
+              <w:bottom w:val="none" w:sz="0" w:space="0" w:color="000000"/>
+              <w:top w:val="none" w:sz="0" w:space="0" w:color="000000"/>
+              <w:left w:val="none" w:sz="0" w:space="0" w:color="000000"/>
+              <w:right w:val="none" w:sz="0" w:space="0" w:color="000000"/>
+            </w:tcBorders>
+            <w:shd w:val="clear" w:color="auto" w:fill="FFFFFF"/>
+            <w:tcMar>
+              <w:top w:w="0" w:type="dxa"/>
+              <w:bottom w:w="0" w:type="dxa"/>
+              <w:left w:w="0" w:type="dxa"/>
+              <w:right w:w="0" w:type="dxa"/>
+            </w:tcMar>
+            <w:vAlign w:val="center"/>
+          </w:tcPr>
+          <w:p>
+            <w:pPr>
+              <w:pStyle w:val="Normal"/>
+              <w:jc w:val="left"/>
+              <w:pBdr>
+                <w:bottom w:val="none" w:sz="0" w:space="0" w:color="000000"/>
+                <w:top w:val="none" w:sz="0" w:space="0" w:color="000000"/>
+                <w:left w:val="none" w:sz="0" w:space="0" w:color="000000"/>
+                <w:right w:val="none" w:sz="0" w:space="0" w:color="000000"/>
+              </w:pBdr>
+              <w:spacing w:after="100" w:before="100" w:line="240"/>
+              <w:ind w:left="100" w:right="100" w:firstLine="0" w:firstLineChars="0"/>
+            </w:pPr>
+            <w:r xmlns:w="http://schemas.openxmlformats.org/wordprocessingml/2006/main" xmlns:wp="http://schemas.openxmlformats.org/drawingml/2006/wordprocessingDrawing" xmlns:r="http://schemas.openxmlformats.org/officeDocument/2006/relationships" xmlns:w14="http://schemas.microsoft.com/office/word/2010/wordml">
+              <w:rPr>
+                <w:rFonts w:ascii="Arial" w:hAnsi="Arial" w:eastAsia="Arial" w:cs="Arial"/>
+                <w:i w:val="false"/>
+                <w:b w:val="false"/>
+                <w:u w:val="none"/>
+                <w:sz w:val="20"/>
+                <w:szCs w:val="20"/>
+                <w:color w:val="000000"/>
+              </w:rPr>
+              <w:t xml:space="preserve">CropCh</w:t>
+            </w:r>
+          </w:p>
+        </w:tc>
+        <w:tc>
+          <w:tcPr>
+            <w:tcBorders>
+              <w:bottom w:val="none" w:sz="0" w:space="0" w:color="000000"/>
+              <w:top w:val="none" w:sz="0" w:space="0" w:color="000000"/>
+              <w:left w:val="none" w:sz="0" w:space="0" w:color="000000"/>
+              <w:right w:val="none" w:sz="0" w:space="0" w:color="000000"/>
+            </w:tcBorders>
+            <w:shd w:val="clear" w:color="auto" w:fill="FFFFFF"/>
+            <w:tcMar>
+              <w:top w:w="0" w:type="dxa"/>
+              <w:bottom w:w="0" w:type="dxa"/>
+              <w:left w:w="0" w:type="dxa"/>
+              <w:right w:w="0" w:type="dxa"/>
+            </w:tcMar>
+            <w:vAlign w:val="center"/>
+          </w:tcPr>
+          <w:p>
+            <w:pPr>
+              <w:pStyle w:val="Normal"/>
+              <w:jc w:val="right"/>
+              <w:pBdr>
+                <w:bottom w:val="none" w:sz="0" w:space="0" w:color="000000"/>
+                <w:top w:val="none" w:sz="0" w:space="0" w:color="000000"/>
+                <w:left w:val="none" w:sz="0" w:space="0" w:color="000000"/>
+                <w:right w:val="none" w:sz="0" w:space="0" w:color="000000"/>
+              </w:pBdr>
+              <w:spacing w:after="100" w:before="100" w:line="240"/>
+              <w:ind w:left="100" w:right="100" w:firstLine="0" w:firstLineChars="0"/>
+            </w:pPr>
+            <w:r xmlns:w="http://schemas.openxmlformats.org/wordprocessingml/2006/main" xmlns:wp="http://schemas.openxmlformats.org/drawingml/2006/wordprocessingDrawing" xmlns:r="http://schemas.openxmlformats.org/officeDocument/2006/relationships" xmlns:w14="http://schemas.microsoft.com/office/word/2010/wordml">
+              <w:rPr>
+                <w:rFonts w:ascii="Arial" w:hAnsi="Arial" w:eastAsia="Arial" w:cs="Arial"/>
+                <w:i w:val="false"/>
+                <w:b w:val="false"/>
+                <w:u w:val="none"/>
+                <w:sz w:val="20"/>
+                <w:szCs w:val="20"/>
+                <w:color w:val="000000"/>
+              </w:rPr>
+              <w:t xml:space="preserve">2</w:t>
+            </w:r>
+          </w:p>
+        </w:tc>
+        <w:tc>
+          <w:tcPr>
+            <w:tcBorders>
+              <w:bottom w:val="none" w:sz="0" w:space="0" w:color="000000"/>
+              <w:top w:val="none" w:sz="0" w:space="0" w:color="000000"/>
+              <w:left w:val="none" w:sz="0" w:space="0" w:color="000000"/>
+              <w:right w:val="none" w:sz="0" w:space="0" w:color="000000"/>
+            </w:tcBorders>
+            <w:shd w:val="clear" w:color="auto" w:fill="FFFFFF"/>
+            <w:tcMar>
+              <w:top w:w="0" w:type="dxa"/>
+              <w:bottom w:w="0" w:type="dxa"/>
+              <w:left w:w="0" w:type="dxa"/>
+              <w:right w:w="0" w:type="dxa"/>
+            </w:tcMar>
+            <w:vAlign w:val="center"/>
+          </w:tcPr>
+          <w:p>
+            <w:pPr>
+              <w:pStyle w:val="Normal"/>
+              <w:jc w:val="right"/>
+              <w:pBdr>
+                <w:bottom w:val="none" w:sz="0" w:space="0" w:color="000000"/>
+                <w:top w:val="none" w:sz="0" w:space="0" w:color="000000"/>
+                <w:left w:val="none" w:sz="0" w:space="0" w:color="000000"/>
+                <w:right w:val="none" w:sz="0" w:space="0" w:color="000000"/>
+              </w:pBdr>
+              <w:spacing w:after="100" w:before="100" w:line="240"/>
+              <w:ind w:left="100" w:right="100" w:firstLine="0" w:firstLineChars="0"/>
+            </w:pPr>
+            <w:r xmlns:w="http://schemas.openxmlformats.org/wordprocessingml/2006/main" xmlns:wp="http://schemas.openxmlformats.org/drawingml/2006/wordprocessingDrawing" xmlns:r="http://schemas.openxmlformats.org/officeDocument/2006/relationships" xmlns:w14="http://schemas.microsoft.com/office/word/2010/wordml">
+              <w:rPr>
+                <w:rFonts w:ascii="Arial" w:hAnsi="Arial" w:eastAsia="Arial" w:cs="Arial"/>
+                <w:i w:val="false"/>
+                <w:b w:val="false"/>
+                <w:u w:val="none"/>
+                <w:sz w:val="20"/>
+                <w:szCs w:val="20"/>
+                <w:color w:val="000000"/>
+              </w:rPr>
+              <w:t xml:space="preserve">224.88</w:t>
+            </w:r>
+          </w:p>
+        </w:tc>
+        <w:tc>
+          <w:tcPr>
+            <w:tcBorders>
+              <w:bottom w:val="none" w:sz="0" w:space="0" w:color="000000"/>
+              <w:top w:val="none" w:sz="0" w:space="0" w:color="000000"/>
+              <w:left w:val="none" w:sz="0" w:space="0" w:color="000000"/>
+              <w:right w:val="none" w:sz="0" w:space="0" w:color="000000"/>
+            </w:tcBorders>
+            <w:shd w:val="clear" w:color="auto" w:fill="FFFFFF"/>
+            <w:tcMar>
+              <w:top w:w="0" w:type="dxa"/>
+              <w:bottom w:w="0" w:type="dxa"/>
+              <w:left w:w="0" w:type="dxa"/>
+              <w:right w:w="0" w:type="dxa"/>
+            </w:tcMar>
+            <w:vAlign w:val="center"/>
+          </w:tcPr>
+          <w:p>
+            <w:pPr>
+              <w:pStyle w:val="Normal"/>
+              <w:jc w:val="right"/>
+              <w:pBdr>
+                <w:bottom w:val="none" w:sz="0" w:space="0" w:color="000000"/>
+                <w:top w:val="none" w:sz="0" w:space="0" w:color="000000"/>
+                <w:left w:val="none" w:sz="0" w:space="0" w:color="000000"/>
+                <w:right w:val="none" w:sz="0" w:space="0" w:color="000000"/>
+              </w:pBdr>
+              <w:spacing w:after="100" w:before="100" w:line="240"/>
+              <w:ind w:left="100" w:right="100" w:firstLine="0" w:firstLineChars="0"/>
+            </w:pPr>
+            <w:r xmlns:w="http://schemas.openxmlformats.org/wordprocessingml/2006/main" xmlns:wp="http://schemas.openxmlformats.org/drawingml/2006/wordprocessingDrawing" xmlns:r="http://schemas.openxmlformats.org/officeDocument/2006/relationships" xmlns:w14="http://schemas.microsoft.com/office/word/2010/wordml">
+              <w:rPr>
+                <w:rFonts w:ascii="Arial" w:hAnsi="Arial" w:eastAsia="Arial" w:cs="Arial"/>
+                <w:i w:val="false"/>
+                <w:b w:val="false"/>
+                <w:u w:val="none"/>
+                <w:sz w:val="20"/>
+                <w:szCs w:val="20"/>
+                <w:color w:val="000000"/>
+              </w:rPr>
+              <w:t xml:space="preserve">98.75</w:t>
+            </w:r>
+          </w:p>
+        </w:tc>
+        <w:tc>
+          <w:tcPr>
+            <w:tcBorders>
+              <w:bottom w:val="none" w:sz="0" w:space="0" w:color="000000"/>
+              <w:top w:val="none" w:sz="0" w:space="0" w:color="000000"/>
+              <w:left w:val="none" w:sz="0" w:space="0" w:color="000000"/>
+              <w:right w:val="none" w:sz="0" w:space="0" w:color="000000"/>
+            </w:tcBorders>
+            <w:shd w:val="clear" w:color="auto" w:fill="FFFFFF"/>
+            <w:tcMar>
+              <w:top w:w="0" w:type="dxa"/>
+              <w:bottom w:w="0" w:type="dxa"/>
+              <w:left w:w="0" w:type="dxa"/>
+              <w:right w:w="0" w:type="dxa"/>
+            </w:tcMar>
+            <w:vAlign w:val="center"/>
+          </w:tcPr>
+          <w:p>
+            <w:pPr>
+              <w:pStyle w:val="Normal"/>
+              <w:jc w:val="left"/>
+              <w:pBdr>
+                <w:bottom w:val="none" w:sz="0" w:space="0" w:color="000000"/>
+                <w:top w:val="none" w:sz="0" w:space="0" w:color="000000"/>
+                <w:left w:val="none" w:sz="0" w:space="0" w:color="000000"/>
+                <w:right w:val="none" w:sz="0" w:space="0" w:color="000000"/>
+              </w:pBdr>
+              <w:spacing w:after="100" w:before="100" w:line="240"/>
+              <w:ind w:left="100" w:right="100" w:firstLine="0" w:firstLineChars="0"/>
+            </w:pPr>
+            <w:r xmlns:w="http://schemas.openxmlformats.org/wordprocessingml/2006/main" xmlns:wp="http://schemas.openxmlformats.org/drawingml/2006/wordprocessingDrawing" xmlns:r="http://schemas.openxmlformats.org/officeDocument/2006/relationships" xmlns:w14="http://schemas.microsoft.com/office/word/2010/wordml">
+              <w:rPr>
+                <w:rFonts w:ascii="Arial" w:hAnsi="Arial" w:eastAsia="Arial" w:cs="Arial"/>
+                <w:i w:val="false"/>
+                <w:b w:val="false"/>
+                <w:u w:val="none"/>
+                <w:sz w:val="20"/>
+                <w:szCs w:val="20"/>
+                <w:color w:val="000000"/>
+              </w:rPr>
+              <w:t xml:space="preserve">--</w:t>
+            </w:r>
+          </w:p>
+        </w:tc>
+        <w:tc>
+          <w:tcPr>
+            <w:tcBorders>
+              <w:bottom w:val="none" w:sz="0" w:space="0" w:color="000000"/>
+              <w:top w:val="none" w:sz="0" w:space="0" w:color="000000"/>
+              <w:left w:val="none" w:sz="0" w:space="0" w:color="000000"/>
+              <w:right w:val="none" w:sz="0" w:space="0" w:color="000000"/>
+            </w:tcBorders>
+            <w:shd w:val="clear" w:color="auto" w:fill="FFFFFF"/>
+            <w:tcMar>
+              <w:top w:w="0" w:type="dxa"/>
+              <w:bottom w:w="0" w:type="dxa"/>
+              <w:left w:w="0" w:type="dxa"/>
+              <w:right w:w="0" w:type="dxa"/>
+            </w:tcMar>
+            <w:vAlign w:val="center"/>
+          </w:tcPr>
+          <w:p>
+            <w:pPr>
+              <w:pStyle w:val="Normal"/>
+              <w:jc w:val="left"/>
+              <w:pBdr>
+                <w:bottom w:val="none" w:sz="0" w:space="0" w:color="000000"/>
+                <w:top w:val="none" w:sz="0" w:space="0" w:color="000000"/>
+                <w:left w:val="none" w:sz="0" w:space="0" w:color="000000"/>
+                <w:right w:val="none" w:sz="0" w:space="0" w:color="000000"/>
+              </w:pBdr>
+              <w:spacing w:after="100" w:before="100" w:line="240"/>
+              <w:ind w:left="100" w:right="100" w:firstLine="0" w:firstLineChars="0"/>
+            </w:pPr>
+            <w:r xmlns:w="http://schemas.openxmlformats.org/wordprocessingml/2006/main" xmlns:wp="http://schemas.openxmlformats.org/drawingml/2006/wordprocessingDrawing" xmlns:r="http://schemas.openxmlformats.org/officeDocument/2006/relationships" xmlns:w14="http://schemas.microsoft.com/office/word/2010/wordml">
+              <w:rPr>
+                <w:rFonts w:ascii="Arial" w:hAnsi="Arial" w:eastAsia="Arial" w:cs="Arial"/>
+                <w:i w:val="false"/>
+                <w:b w:val="false"/>
+                <w:u w:val="none"/>
+                <w:sz w:val="20"/>
+                <w:szCs w:val="20"/>
+                <w:color w:val="000000"/>
+              </w:rPr>
+              <w:t xml:space="preserve">--</w:t>
+            </w:r>
+          </w:p>
+        </w:tc>
+      </w:tr>
+      <w:tr>
+        <w:trPr>
+          <w:trHeight w:val="360" w:hRule="auto"/>
+        </w:trPr>
+        body10
+        <w:tc>
+          <w:tcPr>
+            <w:tcBorders>
+              <w:bottom w:val="none" w:sz="0" w:space="0" w:color="000000"/>
+              <w:top w:val="none" w:sz="0" w:space="0" w:color="000000"/>
+              <w:left w:val="none" w:sz="0" w:space="0" w:color="000000"/>
+              <w:right w:val="none" w:sz="0" w:space="0" w:color="000000"/>
+            </w:tcBorders>
+            <w:shd w:val="clear" w:color="auto" w:fill="FFFFFF"/>
+            <w:tcMar>
+              <w:top w:w="0" w:type="dxa"/>
+              <w:bottom w:w="0" w:type="dxa"/>
+              <w:left w:w="0" w:type="dxa"/>
+              <w:right w:w="0" w:type="dxa"/>
+            </w:tcMar>
+            <w:vAlign w:val="center"/>
+          </w:tcPr>
+          <w:p>
+            <w:pPr>
+              <w:pStyle w:val="Normal"/>
+              <w:jc w:val="left"/>
+              <w:pBdr>
+                <w:bottom w:val="none" w:sz="0" w:space="0" w:color="000000"/>
+                <w:top w:val="none" w:sz="0" w:space="0" w:color="000000"/>
+                <w:left w:val="none" w:sz="0" w:space="0" w:color="000000"/>
+                <w:right w:val="none" w:sz="0" w:space="0" w:color="000000"/>
+              </w:pBdr>
+              <w:spacing w:after="100" w:before="100" w:line="240"/>
+              <w:ind w:left="100" w:right="100" w:firstLine="0" w:firstLineChars="0"/>
+            </w:pPr>
+            <w:r xmlns:w="http://schemas.openxmlformats.org/wordprocessingml/2006/main" xmlns:wp="http://schemas.openxmlformats.org/drawingml/2006/wordprocessingDrawing" xmlns:r="http://schemas.openxmlformats.org/officeDocument/2006/relationships" xmlns:w14="http://schemas.microsoft.com/office/word/2010/wordml">
+              <w:rPr>
+                <w:rFonts w:ascii="Arial" w:hAnsi="Arial" w:eastAsia="Arial" w:cs="Arial"/>
+                <w:i w:val="false"/>
+                <w:b w:val="false"/>
+                <w:u w:val="none"/>
+                <w:sz w:val="20"/>
+                <w:szCs w:val="20"/>
+                <w:color w:val="000000"/>
+              </w:rPr>
+              <w:t xml:space="preserve">grain_14k</w:t>
+            </w:r>
+          </w:p>
+        </w:tc>
+        <w:tc>
+          <w:tcPr>
+            <w:tcBorders>
+              <w:bottom w:val="none" w:sz="0" w:space="0" w:color="000000"/>
+              <w:top w:val="none" w:sz="0" w:space="0" w:color="000000"/>
+              <w:left w:val="none" w:sz="0" w:space="0" w:color="000000"/>
+              <w:right w:val="none" w:sz="0" w:space="0" w:color="000000"/>
+            </w:tcBorders>
+            <w:shd w:val="clear" w:color="auto" w:fill="FFFFFF"/>
+            <w:tcMar>
+              <w:top w:w="0" w:type="dxa"/>
+              <w:bottom w:w="0" w:type="dxa"/>
+              <w:left w:w="0" w:type="dxa"/>
+              <w:right w:w="0" w:type="dxa"/>
+            </w:tcMar>
+            <w:vAlign w:val="center"/>
+          </w:tcPr>
+          <w:p>
+            <w:pPr>
+              <w:pStyle w:val="Normal"/>
+              <w:jc w:val="left"/>
+              <w:pBdr>
+                <w:bottom w:val="none" w:sz="0" w:space="0" w:color="000000"/>
+                <w:top w:val="none" w:sz="0" w:space="0" w:color="000000"/>
+                <w:left w:val="none" w:sz="0" w:space="0" w:color="000000"/>
+                <w:right w:val="none" w:sz="0" w:space="0" w:color="000000"/>
+              </w:pBdr>
+              <w:spacing w:after="100" w:before="100" w:line="240"/>
+              <w:ind w:left="100" w:right="100" w:firstLine="0" w:firstLineChars="0"/>
+            </w:pPr>
+            <w:r xmlns:w="http://schemas.openxmlformats.org/wordprocessingml/2006/main" xmlns:wp="http://schemas.openxmlformats.org/drawingml/2006/wordprocessingDrawing" xmlns:r="http://schemas.openxmlformats.org/officeDocument/2006/relationships" xmlns:w14="http://schemas.microsoft.com/office/word/2010/wordml">
+              <w:rPr>
+                <w:rFonts w:ascii="Arial" w:hAnsi="Arial" w:eastAsia="Arial" w:cs="Arial"/>
+                <w:i w:val="false"/>
+                <w:b w:val="false"/>
+                <w:u w:val="none"/>
+                <w:sz w:val="20"/>
+                <w:szCs w:val="20"/>
+                <w:color w:val="000000"/>
+              </w:rPr>
+              <w:t xml:space="preserve">CropCh</w:t>
+            </w:r>
+          </w:p>
+        </w:tc>
+        <w:tc>
+          <w:tcPr>
+            <w:tcBorders>
+              <w:bottom w:val="none" w:sz="0" w:space="0" w:color="000000"/>
+              <w:top w:val="none" w:sz="0" w:space="0" w:color="000000"/>
+              <w:left w:val="none" w:sz="0" w:space="0" w:color="000000"/>
+              <w:right w:val="none" w:sz="0" w:space="0" w:color="000000"/>
+            </w:tcBorders>
+            <w:shd w:val="clear" w:color="auto" w:fill="FFFFFF"/>
+            <w:tcMar>
+              <w:top w:w="0" w:type="dxa"/>
+              <w:bottom w:w="0" w:type="dxa"/>
+              <w:left w:w="0" w:type="dxa"/>
+              <w:right w:w="0" w:type="dxa"/>
+            </w:tcMar>
+            <w:vAlign w:val="center"/>
+          </w:tcPr>
+          <w:p>
+            <w:pPr>
+              <w:pStyle w:val="Normal"/>
+              <w:jc w:val="right"/>
+              <w:pBdr>
+                <w:bottom w:val="none" w:sz="0" w:space="0" w:color="000000"/>
+                <w:top w:val="none" w:sz="0" w:space="0" w:color="000000"/>
+                <w:left w:val="none" w:sz="0" w:space="0" w:color="000000"/>
+                <w:right w:val="none" w:sz="0" w:space="0" w:color="000000"/>
+              </w:pBdr>
+              <w:spacing w:after="100" w:before="100" w:line="240"/>
+              <w:ind w:left="100" w:right="100" w:firstLine="0" w:firstLineChars="0"/>
+            </w:pPr>
+            <w:r xmlns:w="http://schemas.openxmlformats.org/wordprocessingml/2006/main" xmlns:wp="http://schemas.openxmlformats.org/drawingml/2006/wordprocessingDrawing" xmlns:r="http://schemas.openxmlformats.org/officeDocument/2006/relationships" xmlns:w14="http://schemas.microsoft.com/office/word/2010/wordml">
+              <w:rPr>
+                <w:rFonts w:ascii="Arial" w:hAnsi="Arial" w:eastAsia="Arial" w:cs="Arial"/>
+                <w:i w:val="false"/>
+                <w:b w:val="false"/>
+                <w:u w:val="none"/>
+                <w:sz w:val="20"/>
+                <w:szCs w:val="20"/>
+                <w:color w:val="000000"/>
+              </w:rPr>
+              <w:t xml:space="preserve">2</w:t>
+            </w:r>
+          </w:p>
+        </w:tc>
+        <w:tc>
+          <w:tcPr>
+            <w:tcBorders>
+              <w:bottom w:val="none" w:sz="0" w:space="0" w:color="000000"/>
+              <w:top w:val="none" w:sz="0" w:space="0" w:color="000000"/>
+              <w:left w:val="none" w:sz="0" w:space="0" w:color="000000"/>
+              <w:right w:val="none" w:sz="0" w:space="0" w:color="000000"/>
+            </w:tcBorders>
+            <w:shd w:val="clear" w:color="auto" w:fill="FFFFFF"/>
+            <w:tcMar>
+              <w:top w:w="0" w:type="dxa"/>
+              <w:bottom w:w="0" w:type="dxa"/>
+              <w:left w:w="0" w:type="dxa"/>
+              <w:right w:w="0" w:type="dxa"/>
+            </w:tcMar>
+            <w:vAlign w:val="center"/>
+          </w:tcPr>
+          <w:p>
+            <w:pPr>
+              <w:pStyle w:val="Normal"/>
+              <w:jc w:val="right"/>
+              <w:pBdr>
+                <w:bottom w:val="none" w:sz="0" w:space="0" w:color="000000"/>
+                <w:top w:val="none" w:sz="0" w:space="0" w:color="000000"/>
+                <w:left w:val="none" w:sz="0" w:space="0" w:color="000000"/>
+                <w:right w:val="none" w:sz="0" w:space="0" w:color="000000"/>
+              </w:pBdr>
+              <w:spacing w:after="100" w:before="100" w:line="240"/>
+              <w:ind w:left="100" w:right="100" w:firstLine="0" w:firstLineChars="0"/>
+            </w:pPr>
+            <w:r xmlns:w="http://schemas.openxmlformats.org/wordprocessingml/2006/main" xmlns:wp="http://schemas.openxmlformats.org/drawingml/2006/wordprocessingDrawing" xmlns:r="http://schemas.openxmlformats.org/officeDocument/2006/relationships" xmlns:w14="http://schemas.microsoft.com/office/word/2010/wordml">
+              <w:rPr>
+                <w:rFonts w:ascii="Arial" w:hAnsi="Arial" w:eastAsia="Arial" w:cs="Arial"/>
+                <w:i w:val="false"/>
+                <w:b w:val="false"/>
+                <w:u w:val="none"/>
+                <w:sz w:val="20"/>
+                <w:szCs w:val="20"/>
+                <w:color w:val="000000"/>
+              </w:rPr>
+              <w:t xml:space="preserve">229.34</w:t>
+            </w:r>
+          </w:p>
+        </w:tc>
+        <w:tc>
+          <w:tcPr>
+            <w:tcBorders>
+              <w:bottom w:val="none" w:sz="0" w:space="0" w:color="000000"/>
+              <w:top w:val="none" w:sz="0" w:space="0" w:color="000000"/>
+              <w:left w:val="none" w:sz="0" w:space="0" w:color="000000"/>
+              <w:right w:val="none" w:sz="0" w:space="0" w:color="000000"/>
+            </w:tcBorders>
+            <w:shd w:val="clear" w:color="auto" w:fill="FFFFFF"/>
+            <w:tcMar>
+              <w:top w:w="0" w:type="dxa"/>
+              <w:bottom w:w="0" w:type="dxa"/>
+              <w:left w:w="0" w:type="dxa"/>
+              <w:right w:w="0" w:type="dxa"/>
+            </w:tcMar>
+            <w:vAlign w:val="center"/>
+          </w:tcPr>
+          <w:p>
+            <w:pPr>
+              <w:pStyle w:val="Normal"/>
+              <w:jc w:val="right"/>
+              <w:pBdr>
+                <w:bottom w:val="none" w:sz="0" w:space="0" w:color="000000"/>
+                <w:top w:val="none" w:sz="0" w:space="0" w:color="000000"/>
+                <w:left w:val="none" w:sz="0" w:space="0" w:color="000000"/>
+                <w:right w:val="none" w:sz="0" w:space="0" w:color="000000"/>
+              </w:pBdr>
+              <w:spacing w:after="100" w:before="100" w:line="240"/>
+              <w:ind w:left="100" w:right="100" w:firstLine="0" w:firstLineChars="0"/>
+            </w:pPr>
+            <w:r xmlns:w="http://schemas.openxmlformats.org/wordprocessingml/2006/main" xmlns:wp="http://schemas.openxmlformats.org/drawingml/2006/wordprocessingDrawing" xmlns:r="http://schemas.openxmlformats.org/officeDocument/2006/relationships" xmlns:w14="http://schemas.microsoft.com/office/word/2010/wordml">
+              <w:rPr>
+                <w:rFonts w:ascii="Arial" w:hAnsi="Arial" w:eastAsia="Arial" w:cs="Arial"/>
+                <w:i w:val="false"/>
+                <w:b w:val="false"/>
+                <w:u w:val="none"/>
+                <w:sz w:val="20"/>
+                <w:szCs w:val="20"/>
+                <w:color w:val="000000"/>
+              </w:rPr>
+              <w:t xml:space="preserve">93.16</w:t>
+            </w:r>
+          </w:p>
+        </w:tc>
+        <w:tc>
+          <w:tcPr>
+            <w:tcBorders>
+              <w:bottom w:val="none" w:sz="0" w:space="0" w:color="000000"/>
+              <w:top w:val="none" w:sz="0" w:space="0" w:color="000000"/>
+              <w:left w:val="none" w:sz="0" w:space="0" w:color="000000"/>
+              <w:right w:val="none" w:sz="0" w:space="0" w:color="000000"/>
+            </w:tcBorders>
+            <w:shd w:val="clear" w:color="auto" w:fill="FFFFFF"/>
+            <w:tcMar>
+              <w:top w:w="0" w:type="dxa"/>
+              <w:bottom w:w="0" w:type="dxa"/>
+              <w:left w:w="0" w:type="dxa"/>
+              <w:right w:w="0" w:type="dxa"/>
+            </w:tcMar>
+            <w:vAlign w:val="center"/>
+          </w:tcPr>
+          <w:p>
+            <w:pPr>
+              <w:pStyle w:val="Normal"/>
+              <w:jc w:val="left"/>
+              <w:pBdr>
+                <w:bottom w:val="none" w:sz="0" w:space="0" w:color="000000"/>
+                <w:top w:val="none" w:sz="0" w:space="0" w:color="000000"/>
+                <w:left w:val="none" w:sz="0" w:space="0" w:color="000000"/>
+                <w:right w:val="none" w:sz="0" w:space="0" w:color="000000"/>
+              </w:pBdr>
+              <w:spacing w:after="100" w:before="100" w:line="240"/>
+              <w:ind w:left="100" w:right="100" w:firstLine="0" w:firstLineChars="0"/>
+            </w:pPr>
+            <w:r xmlns:w="http://schemas.openxmlformats.org/wordprocessingml/2006/main" xmlns:wp="http://schemas.openxmlformats.org/drawingml/2006/wordprocessingDrawing" xmlns:r="http://schemas.openxmlformats.org/officeDocument/2006/relationships" xmlns:w14="http://schemas.microsoft.com/office/word/2010/wordml">
+              <w:rPr>
+                <w:rFonts w:ascii="Arial" w:hAnsi="Arial" w:eastAsia="Arial" w:cs="Arial"/>
+                <w:i w:val="false"/>
+                <w:b w:val="false"/>
+                <w:u w:val="none"/>
+                <w:sz w:val="20"/>
+                <w:szCs w:val="20"/>
+                <w:color w:val="000000"/>
+              </w:rPr>
+              <w:t xml:space="preserve">--</w:t>
+            </w:r>
+          </w:p>
+        </w:tc>
+        <w:tc>
+          <w:tcPr>
+            <w:tcBorders>
+              <w:bottom w:val="none" w:sz="0" w:space="0" w:color="000000"/>
+              <w:top w:val="none" w:sz="0" w:space="0" w:color="000000"/>
+              <w:left w:val="none" w:sz="0" w:space="0" w:color="000000"/>
+              <w:right w:val="none" w:sz="0" w:space="0" w:color="000000"/>
+            </w:tcBorders>
+            <w:shd w:val="clear" w:color="auto" w:fill="FFFFFF"/>
+            <w:tcMar>
+              <w:top w:w="0" w:type="dxa"/>
+              <w:bottom w:w="0" w:type="dxa"/>
+              <w:left w:w="0" w:type="dxa"/>
+              <w:right w:w="0" w:type="dxa"/>
+            </w:tcMar>
+            <w:vAlign w:val="center"/>
+          </w:tcPr>
+          <w:p>
+            <w:pPr>
+              <w:pStyle w:val="Normal"/>
+              <w:jc w:val="left"/>
+              <w:pBdr>
+                <w:bottom w:val="none" w:sz="0" w:space="0" w:color="000000"/>
+                <w:top w:val="none" w:sz="0" w:space="0" w:color="000000"/>
+                <w:left w:val="none" w:sz="0" w:space="0" w:color="000000"/>
+                <w:right w:val="none" w:sz="0" w:space="0" w:color="000000"/>
+              </w:pBdr>
+              <w:spacing w:after="100" w:before="100" w:line="240"/>
+              <w:ind w:left="100" w:right="100" w:firstLine="0" w:firstLineChars="0"/>
+            </w:pPr>
+            <w:r xmlns:w="http://schemas.openxmlformats.org/wordprocessingml/2006/main" xmlns:wp="http://schemas.openxmlformats.org/drawingml/2006/wordprocessingDrawing" xmlns:r="http://schemas.openxmlformats.org/officeDocument/2006/relationships" xmlns:w14="http://schemas.microsoft.com/office/word/2010/wordml">
+              <w:rPr>
+                <w:rFonts w:ascii="Arial" w:hAnsi="Arial" w:eastAsia="Arial" w:cs="Arial"/>
+                <w:i w:val="false"/>
+                <w:b w:val="false"/>
+                <w:u w:val="none"/>
+                <w:sz w:val="20"/>
+                <w:szCs w:val="20"/>
+                <w:color w:val="000000"/>
+              </w:rPr>
+              <w:t xml:space="preserve">--</w:t>
+            </w:r>
+          </w:p>
+        </w:tc>
+      </w:tr>
+      <w:tr>
+        <w:trPr>
+          <w:trHeight w:val="360" w:hRule="auto"/>
+        </w:trPr>
+        body11
+        <w:tc>
+          <w:tcPr>
+            <w:tcBorders>
+              <w:bottom w:val="none" w:sz="0" w:space="0" w:color="000000"/>
+              <w:top w:val="none" w:sz="0" w:space="0" w:color="000000"/>
+              <w:left w:val="none" w:sz="0" w:space="0" w:color="000000"/>
+              <w:right w:val="none" w:sz="0" w:space="0" w:color="000000"/>
+            </w:tcBorders>
+            <w:shd w:val="clear" w:color="auto" w:fill="FFFFFF"/>
+            <w:tcMar>
+              <w:top w:w="0" w:type="dxa"/>
+              <w:bottom w:w="0" w:type="dxa"/>
+              <w:left w:w="0" w:type="dxa"/>
+              <w:right w:w="0" w:type="dxa"/>
+            </w:tcMar>
+            <w:vAlign w:val="center"/>
+          </w:tcPr>
+          <w:p>
+            <w:pPr>
+              <w:pStyle w:val="Normal"/>
+              <w:jc w:val="left"/>
+              <w:pBdr>
+                <w:bottom w:val="none" w:sz="0" w:space="0" w:color="000000"/>
+                <w:top w:val="none" w:sz="0" w:space="0" w:color="000000"/>
+                <w:left w:val="none" w:sz="0" w:space="0" w:color="000000"/>
+                <w:right w:val="none" w:sz="0" w:space="0" w:color="000000"/>
+              </w:pBdr>
+              <w:spacing w:after="100" w:before="100" w:line="240"/>
+              <w:ind w:left="100" w:right="100" w:firstLine="0" w:firstLineChars="0"/>
+            </w:pPr>
+            <w:r xmlns:w="http://schemas.openxmlformats.org/wordprocessingml/2006/main" xmlns:wp="http://schemas.openxmlformats.org/drawingml/2006/wordprocessingDrawing" xmlns:r="http://schemas.openxmlformats.org/officeDocument/2006/relationships" xmlns:w14="http://schemas.microsoft.com/office/word/2010/wordml">
+              <w:rPr>
+                <w:rFonts w:ascii="Arial" w:hAnsi="Arial" w:eastAsia="Arial" w:cs="Arial"/>
+                <w:i w:val="false"/>
+                <w:b w:val="false"/>
+                <w:u w:val="none"/>
+                <w:sz w:val="20"/>
+                <w:szCs w:val="20"/>
+                <w:color w:val="000000"/>
+              </w:rPr>
+              <w:t xml:space="preserve">grain_6k</w:t>
+            </w:r>
+          </w:p>
+        </w:tc>
+        <w:tc>
+          <w:tcPr>
+            <w:tcBorders>
+              <w:bottom w:val="none" w:sz="0" w:space="0" w:color="000000"/>
+              <w:top w:val="none" w:sz="0" w:space="0" w:color="000000"/>
+              <w:left w:val="none" w:sz="0" w:space="0" w:color="000000"/>
+              <w:right w:val="none" w:sz="0" w:space="0" w:color="000000"/>
+            </w:tcBorders>
+            <w:shd w:val="clear" w:color="auto" w:fill="FFFFFF"/>
+            <w:tcMar>
+              <w:top w:w="0" w:type="dxa"/>
+              <w:bottom w:w="0" w:type="dxa"/>
+              <w:left w:w="0" w:type="dxa"/>
+              <w:right w:w="0" w:type="dxa"/>
+            </w:tcMar>
+            <w:vAlign w:val="center"/>
+          </w:tcPr>
+          <w:p>
+            <w:pPr>
+              <w:pStyle w:val="Normal"/>
+              <w:jc w:val="left"/>
+              <w:pBdr>
+                <w:bottom w:val="none" w:sz="0" w:space="0" w:color="000000"/>
+                <w:top w:val="none" w:sz="0" w:space="0" w:color="000000"/>
+                <w:left w:val="none" w:sz="0" w:space="0" w:color="000000"/>
+                <w:right w:val="none" w:sz="0" w:space="0" w:color="000000"/>
+              </w:pBdr>
+              <w:spacing w:after="100" w:before="100" w:line="240"/>
+              <w:ind w:left="100" w:right="100" w:firstLine="0" w:firstLineChars="0"/>
+            </w:pPr>
+            <w:r xmlns:w="http://schemas.openxmlformats.org/wordprocessingml/2006/main" xmlns:wp="http://schemas.openxmlformats.org/drawingml/2006/wordprocessingDrawing" xmlns:r="http://schemas.openxmlformats.org/officeDocument/2006/relationships" xmlns:w14="http://schemas.microsoft.com/office/word/2010/wordml">
+              <w:rPr>
+                <w:rFonts w:ascii="Arial" w:hAnsi="Arial" w:eastAsia="Arial" w:cs="Arial"/>
+                <w:i w:val="false"/>
+                <w:b w:val="false"/>
+                <w:u w:val="none"/>
+                <w:sz w:val="20"/>
+                <w:szCs w:val="20"/>
+                <w:color w:val="000000"/>
+              </w:rPr>
+              <w:t xml:space="preserve">CropCh</w:t>
+            </w:r>
+          </w:p>
+        </w:tc>
+        <w:tc>
+          <w:tcPr>
+            <w:tcBorders>
+              <w:bottom w:val="none" w:sz="0" w:space="0" w:color="000000"/>
+              <w:top w:val="none" w:sz="0" w:space="0" w:color="000000"/>
+              <w:left w:val="none" w:sz="0" w:space="0" w:color="000000"/>
+              <w:right w:val="none" w:sz="0" w:space="0" w:color="000000"/>
+            </w:tcBorders>
+            <w:shd w:val="clear" w:color="auto" w:fill="FFFFFF"/>
+            <w:tcMar>
+              <w:top w:w="0" w:type="dxa"/>
+              <w:bottom w:w="0" w:type="dxa"/>
+              <w:left w:w="0" w:type="dxa"/>
+              <w:right w:w="0" w:type="dxa"/>
+            </w:tcMar>
+            <w:vAlign w:val="center"/>
+          </w:tcPr>
+          <w:p>
+            <w:pPr>
+              <w:pStyle w:val="Normal"/>
+              <w:jc w:val="right"/>
+              <w:pBdr>
+                <w:bottom w:val="none" w:sz="0" w:space="0" w:color="000000"/>
+                <w:top w:val="none" w:sz="0" w:space="0" w:color="000000"/>
+                <w:left w:val="none" w:sz="0" w:space="0" w:color="000000"/>
+                <w:right w:val="none" w:sz="0" w:space="0" w:color="000000"/>
+              </w:pBdr>
+              <w:spacing w:after="100" w:before="100" w:line="240"/>
+              <w:ind w:left="100" w:right="100" w:firstLine="0" w:firstLineChars="0"/>
+            </w:pPr>
+            <w:r xmlns:w="http://schemas.openxmlformats.org/wordprocessingml/2006/main" xmlns:wp="http://schemas.openxmlformats.org/drawingml/2006/wordprocessingDrawing" xmlns:r="http://schemas.openxmlformats.org/officeDocument/2006/relationships" xmlns:w14="http://schemas.microsoft.com/office/word/2010/wordml">
+              <w:rPr>
+                <w:rFonts w:ascii="Arial" w:hAnsi="Arial" w:eastAsia="Arial" w:cs="Arial"/>
+                <w:i w:val="false"/>
+                <w:b w:val="false"/>
+                <w:u w:val="none"/>
+                <w:sz w:val="20"/>
+                <w:szCs w:val="20"/>
+                <w:color w:val="000000"/>
+              </w:rPr>
+              <w:t xml:space="preserve">2</w:t>
+            </w:r>
+          </w:p>
+        </w:tc>
+        <w:tc>
+          <w:tcPr>
+            <w:tcBorders>
+              <w:bottom w:val="none" w:sz="0" w:space="0" w:color="000000"/>
+              <w:top w:val="none" w:sz="0" w:space="0" w:color="000000"/>
+              <w:left w:val="none" w:sz="0" w:space="0" w:color="000000"/>
+              <w:right w:val="none" w:sz="0" w:space="0" w:color="000000"/>
+            </w:tcBorders>
+            <w:shd w:val="clear" w:color="auto" w:fill="FFFFFF"/>
+            <w:tcMar>
+              <w:top w:w="0" w:type="dxa"/>
+              <w:bottom w:w="0" w:type="dxa"/>
+              <w:left w:w="0" w:type="dxa"/>
+              <w:right w:w="0" w:type="dxa"/>
+            </w:tcMar>
+            <w:vAlign w:val="center"/>
+          </w:tcPr>
+          <w:p>
+            <w:pPr>
+              <w:pStyle w:val="Normal"/>
+              <w:jc w:val="right"/>
+              <w:pBdr>
+                <w:bottom w:val="none" w:sz="0" w:space="0" w:color="000000"/>
+                <w:top w:val="none" w:sz="0" w:space="0" w:color="000000"/>
+                <w:left w:val="none" w:sz="0" w:space="0" w:color="000000"/>
+                <w:right w:val="none" w:sz="0" w:space="0" w:color="000000"/>
+              </w:pBdr>
+              <w:spacing w:after="100" w:before="100" w:line="240"/>
+              <w:ind w:left="100" w:right="100" w:firstLine="0" w:firstLineChars="0"/>
+            </w:pPr>
+            <w:r xmlns:w="http://schemas.openxmlformats.org/wordprocessingml/2006/main" xmlns:wp="http://schemas.openxmlformats.org/drawingml/2006/wordprocessingDrawing" xmlns:r="http://schemas.openxmlformats.org/officeDocument/2006/relationships" xmlns:w14="http://schemas.microsoft.com/office/word/2010/wordml">
+              <w:rPr>
+                <w:rFonts w:ascii="Arial" w:hAnsi="Arial" w:eastAsia="Arial" w:cs="Arial"/>
+                <w:i w:val="false"/>
+                <w:b w:val="false"/>
+                <w:u w:val="none"/>
+                <w:sz w:val="20"/>
+                <w:szCs w:val="20"/>
+                <w:color w:val="000000"/>
+              </w:rPr>
+              <w:t xml:space="preserve">231.33</w:t>
+            </w:r>
+          </w:p>
+        </w:tc>
+        <w:tc>
+          <w:tcPr>
+            <w:tcBorders>
+              <w:bottom w:val="none" w:sz="0" w:space="0" w:color="000000"/>
+              <w:top w:val="none" w:sz="0" w:space="0" w:color="000000"/>
+              <w:left w:val="none" w:sz="0" w:space="0" w:color="000000"/>
+              <w:right w:val="none" w:sz="0" w:space="0" w:color="000000"/>
+            </w:tcBorders>
+            <w:shd w:val="clear" w:color="auto" w:fill="FFFFFF"/>
+            <w:tcMar>
+              <w:top w:w="0" w:type="dxa"/>
+              <w:bottom w:w="0" w:type="dxa"/>
+              <w:left w:w="0" w:type="dxa"/>
+              <w:right w:w="0" w:type="dxa"/>
+            </w:tcMar>
+            <w:vAlign w:val="center"/>
+          </w:tcPr>
+          <w:p>
+            <w:pPr>
+              <w:pStyle w:val="Normal"/>
+              <w:jc w:val="right"/>
+              <w:pBdr>
+                <w:bottom w:val="none" w:sz="0" w:space="0" w:color="000000"/>
+                <w:top w:val="none" w:sz="0" w:space="0" w:color="000000"/>
+                <w:left w:val="none" w:sz="0" w:space="0" w:color="000000"/>
+                <w:right w:val="none" w:sz="0" w:space="0" w:color="000000"/>
+              </w:pBdr>
+              <w:spacing w:after="100" w:before="100" w:line="240"/>
+              <w:ind w:left="100" w:right="100" w:firstLine="0" w:firstLineChars="0"/>
+            </w:pPr>
+            <w:r xmlns:w="http://schemas.openxmlformats.org/wordprocessingml/2006/main" xmlns:wp="http://schemas.openxmlformats.org/drawingml/2006/wordprocessingDrawing" xmlns:r="http://schemas.openxmlformats.org/officeDocument/2006/relationships" xmlns:w14="http://schemas.microsoft.com/office/word/2010/wordml">
+              <w:rPr>
+                <w:rFonts w:ascii="Arial" w:hAnsi="Arial" w:eastAsia="Arial" w:cs="Arial"/>
+                <w:i w:val="false"/>
+                <w:b w:val="false"/>
+                <w:u w:val="none"/>
+                <w:sz w:val="20"/>
+                <w:szCs w:val="20"/>
+                <w:color w:val="000000"/>
+              </w:rPr>
+              <w:t xml:space="preserve">108.81</w:t>
+            </w:r>
+          </w:p>
+        </w:tc>
+        <w:tc>
+          <w:tcPr>
+            <w:tcBorders>
+              <w:bottom w:val="none" w:sz="0" w:space="0" w:color="000000"/>
+              <w:top w:val="none" w:sz="0" w:space="0" w:color="000000"/>
+              <w:left w:val="none" w:sz="0" w:space="0" w:color="000000"/>
+              <w:right w:val="none" w:sz="0" w:space="0" w:color="000000"/>
+            </w:tcBorders>
+            <w:shd w:val="clear" w:color="auto" w:fill="FFFFFF"/>
+            <w:tcMar>
+              <w:top w:w="0" w:type="dxa"/>
+              <w:bottom w:w="0" w:type="dxa"/>
+              <w:left w:w="0" w:type="dxa"/>
+              <w:right w:w="0" w:type="dxa"/>
+            </w:tcMar>
+            <w:vAlign w:val="center"/>
+          </w:tcPr>
+          <w:p>
+            <w:pPr>
+              <w:pStyle w:val="Normal"/>
+              <w:jc w:val="left"/>
+              <w:pBdr>
+                <w:bottom w:val="none" w:sz="0" w:space="0" w:color="000000"/>
+                <w:top w:val="none" w:sz="0" w:space="0" w:color="000000"/>
+                <w:left w:val="none" w:sz="0" w:space="0" w:color="000000"/>
+                <w:right w:val="none" w:sz="0" w:space="0" w:color="000000"/>
+              </w:pBdr>
+              <w:spacing w:after="100" w:before="100" w:line="240"/>
+              <w:ind w:left="100" w:right="100" w:firstLine="0" w:firstLineChars="0"/>
+            </w:pPr>
+            <w:r xmlns:w="http://schemas.openxmlformats.org/wordprocessingml/2006/main" xmlns:wp="http://schemas.openxmlformats.org/drawingml/2006/wordprocessingDrawing" xmlns:r="http://schemas.openxmlformats.org/officeDocument/2006/relationships" xmlns:w14="http://schemas.microsoft.com/office/word/2010/wordml">
+              <w:rPr>
+                <w:rFonts w:ascii="Arial" w:hAnsi="Arial" w:eastAsia="Arial" w:cs="Arial"/>
+                <w:i w:val="false"/>
+                <w:b w:val="false"/>
+                <w:u w:val="none"/>
+                <w:sz w:val="20"/>
+                <w:szCs w:val="20"/>
+                <w:color w:val="000000"/>
+              </w:rPr>
+              <w:t xml:space="preserve">--</w:t>
+            </w:r>
+          </w:p>
+        </w:tc>
+        <w:tc>
+          <w:tcPr>
+            <w:tcBorders>
+              <w:bottom w:val="none" w:sz="0" w:space="0" w:color="000000"/>
+              <w:top w:val="none" w:sz="0" w:space="0" w:color="000000"/>
+              <w:left w:val="none" w:sz="0" w:space="0" w:color="000000"/>
+              <w:right w:val="none" w:sz="0" w:space="0" w:color="000000"/>
+            </w:tcBorders>
+            <w:shd w:val="clear" w:color="auto" w:fill="FFFFFF"/>
+            <w:tcMar>
+              <w:top w:w="0" w:type="dxa"/>
+              <w:bottom w:w="0" w:type="dxa"/>
+              <w:left w:w="0" w:type="dxa"/>
+              <w:right w:w="0" w:type="dxa"/>
+            </w:tcMar>
+            <w:vAlign w:val="center"/>
+          </w:tcPr>
+          <w:p>
+            <w:pPr>
+              <w:pStyle w:val="Normal"/>
+              <w:jc w:val="left"/>
+              <w:pBdr>
+                <w:bottom w:val="none" w:sz="0" w:space="0" w:color="000000"/>
+                <w:top w:val="none" w:sz="0" w:space="0" w:color="000000"/>
+                <w:left w:val="none" w:sz="0" w:space="0" w:color="000000"/>
+                <w:right w:val="none" w:sz="0" w:space="0" w:color="000000"/>
+              </w:pBdr>
+              <w:spacing w:after="100" w:before="100" w:line="240"/>
+              <w:ind w:left="100" w:right="100" w:firstLine="0" w:firstLineChars="0"/>
+            </w:pPr>
+            <w:r xmlns:w="http://schemas.openxmlformats.org/wordprocessingml/2006/main" xmlns:wp="http://schemas.openxmlformats.org/drawingml/2006/wordprocessingDrawing" xmlns:r="http://schemas.openxmlformats.org/officeDocument/2006/relationships" xmlns:w14="http://schemas.microsoft.com/office/word/2010/wordml">
+              <w:rPr>
+                <w:rFonts w:ascii="Arial" w:hAnsi="Arial" w:eastAsia="Arial" w:cs="Arial"/>
+                <w:i w:val="false"/>
+                <w:b w:val="false"/>
+                <w:u w:val="none"/>
+                <w:sz w:val="20"/>
+                <w:szCs w:val="20"/>
+                <w:color w:val="000000"/>
+              </w:rPr>
+              <w:t xml:space="preserve">--</w:t>
+            </w:r>
+          </w:p>
+        </w:tc>
+      </w:tr>
+      <w:tr>
+        <w:trPr>
+          <w:trHeight w:val="360" w:hRule="auto"/>
+        </w:trPr>
+        body12
+        <w:tc>
+          <w:tcPr>
+            <w:tcBorders>
+              <w:bottom w:val="none" w:sz="0" w:space="0" w:color="000000"/>
+              <w:top w:val="none" w:sz="0" w:space="0" w:color="000000"/>
+              <w:left w:val="none" w:sz="0" w:space="0" w:color="000000"/>
+              <w:right w:val="none" w:sz="0" w:space="0" w:color="000000"/>
+            </w:tcBorders>
+            <w:shd w:val="clear" w:color="auto" w:fill="FFFFFF"/>
+            <w:tcMar>
+              <w:top w:w="0" w:type="dxa"/>
+              <w:bottom w:w="0" w:type="dxa"/>
+              <w:left w:w="0" w:type="dxa"/>
+              <w:right w:w="0" w:type="dxa"/>
+            </w:tcMar>
+            <w:vAlign w:val="center"/>
+          </w:tcPr>
+          <w:p>
+            <w:pPr>
+              <w:pStyle w:val="Normal"/>
+              <w:jc w:val="left"/>
+              <w:pBdr>
+                <w:bottom w:val="none" w:sz="0" w:space="0" w:color="000000"/>
+                <w:top w:val="none" w:sz="0" w:space="0" w:color="000000"/>
+                <w:left w:val="none" w:sz="0" w:space="0" w:color="000000"/>
+                <w:right w:val="none" w:sz="0" w:space="0" w:color="000000"/>
+              </w:pBdr>
+              <w:spacing w:after="100" w:before="100" w:line="240"/>
+              <w:ind w:left="100" w:right="100" w:firstLine="0" w:firstLineChars="0"/>
+            </w:pPr>
+            <w:r xmlns:w="http://schemas.openxmlformats.org/wordprocessingml/2006/main" xmlns:wp="http://schemas.openxmlformats.org/drawingml/2006/wordprocessingDrawing" xmlns:r="http://schemas.openxmlformats.org/officeDocument/2006/relationships" xmlns:w14="http://schemas.microsoft.com/office/word/2010/wordml">
+              <w:rPr>
+                <w:rFonts w:ascii="Arial" w:hAnsi="Arial" w:eastAsia="Arial" w:cs="Arial"/>
+                <w:i w:val="false"/>
+                <w:b w:val="false"/>
+                <w:u w:val="none"/>
+                <w:sz w:val="20"/>
+                <w:szCs w:val="20"/>
+                <w:color w:val="000000"/>
+              </w:rPr>
+              <w:t xml:space="preserve">irr_eff_0.1</w:t>
+            </w:r>
+          </w:p>
+        </w:tc>
+        <w:tc>
+          <w:tcPr>
+            <w:tcBorders>
+              <w:bottom w:val="none" w:sz="0" w:space="0" w:color="000000"/>
+              <w:top w:val="none" w:sz="0" w:space="0" w:color="000000"/>
+              <w:left w:val="none" w:sz="0" w:space="0" w:color="000000"/>
+              <w:right w:val="none" w:sz="0" w:space="0" w:color="000000"/>
+            </w:tcBorders>
+            <w:shd w:val="clear" w:color="auto" w:fill="FFFFFF"/>
+            <w:tcMar>
+              <w:top w:w="0" w:type="dxa"/>
+              <w:bottom w:w="0" w:type="dxa"/>
+              <w:left w:w="0" w:type="dxa"/>
+              <w:right w:w="0" w:type="dxa"/>
+            </w:tcMar>
+            <w:vAlign w:val="center"/>
+          </w:tcPr>
+          <w:p>
+            <w:pPr>
+              <w:pStyle w:val="Normal"/>
+              <w:jc w:val="left"/>
+              <w:pBdr>
+                <w:bottom w:val="none" w:sz="0" w:space="0" w:color="000000"/>
+                <w:top w:val="none" w:sz="0" w:space="0" w:color="000000"/>
+                <w:left w:val="none" w:sz="0" w:space="0" w:color="000000"/>
+                <w:right w:val="none" w:sz="0" w:space="0" w:color="000000"/>
+              </w:pBdr>
+              <w:spacing w:after="100" w:before="100" w:line="240"/>
+              <w:ind w:left="100" w:right="100" w:firstLine="0" w:firstLineChars="0"/>
+            </w:pPr>
+            <w:r xmlns:w="http://schemas.openxmlformats.org/wordprocessingml/2006/main" xmlns:wp="http://schemas.openxmlformats.org/drawingml/2006/wordprocessingDrawing" xmlns:r="http://schemas.openxmlformats.org/officeDocument/2006/relationships" xmlns:w14="http://schemas.microsoft.com/office/word/2010/wordml">
+              <w:rPr>
+                <w:rFonts w:ascii="Arial" w:hAnsi="Arial" w:eastAsia="Arial" w:cs="Arial"/>
+                <w:i w:val="false"/>
+                <w:b w:val="false"/>
+                <w:u w:val="none"/>
+                <w:sz w:val="20"/>
+                <w:szCs w:val="20"/>
+                <w:color w:val="000000"/>
+              </w:rPr>
+              <w:t xml:space="preserve">IrrEff</w:t>
+            </w:r>
+          </w:p>
+        </w:tc>
+        <w:tc>
+          <w:tcPr>
+            <w:tcBorders>
+              <w:bottom w:val="none" w:sz="0" w:space="0" w:color="000000"/>
+              <w:top w:val="none" w:sz="0" w:space="0" w:color="000000"/>
+              <w:left w:val="none" w:sz="0" w:space="0" w:color="000000"/>
+              <w:right w:val="none" w:sz="0" w:space="0" w:color="000000"/>
+            </w:tcBorders>
+            <w:shd w:val="clear" w:color="auto" w:fill="FFFFFF"/>
+            <w:tcMar>
+              <w:top w:w="0" w:type="dxa"/>
+              <w:bottom w:w="0" w:type="dxa"/>
+              <w:left w:w="0" w:type="dxa"/>
+              <w:right w:w="0" w:type="dxa"/>
+            </w:tcMar>
+            <w:vAlign w:val="center"/>
+          </w:tcPr>
+          <w:p>
+            <w:pPr>
+              <w:pStyle w:val="Normal"/>
+              <w:jc w:val="right"/>
+              <w:pBdr>
+                <w:bottom w:val="none" w:sz="0" w:space="0" w:color="000000"/>
+                <w:top w:val="none" w:sz="0" w:space="0" w:color="000000"/>
+                <w:left w:val="none" w:sz="0" w:space="0" w:color="000000"/>
+                <w:right w:val="none" w:sz="0" w:space="0" w:color="000000"/>
+              </w:pBdr>
+              <w:spacing w:after="100" w:before="100" w:line="240"/>
+              <w:ind w:left="100" w:right="100" w:firstLine="0" w:firstLineChars="0"/>
+            </w:pPr>
+            <w:r xmlns:w="http://schemas.openxmlformats.org/wordprocessingml/2006/main" xmlns:wp="http://schemas.openxmlformats.org/drawingml/2006/wordprocessingDrawing" xmlns:r="http://schemas.openxmlformats.org/officeDocument/2006/relationships" xmlns:w14="http://schemas.microsoft.com/office/word/2010/wordml">
+              <w:rPr>
+                <w:rFonts w:ascii="Arial" w:hAnsi="Arial" w:eastAsia="Arial" w:cs="Arial"/>
+                <w:i w:val="false"/>
+                <w:b w:val="false"/>
+                <w:u w:val="none"/>
+                <w:sz w:val="20"/>
+                <w:szCs w:val="20"/>
+                <w:color w:val="000000"/>
+              </w:rPr>
+              <w:t xml:space="preserve">2</w:t>
+            </w:r>
+          </w:p>
+        </w:tc>
+        <w:tc>
+          <w:tcPr>
+            <w:tcBorders>
+              <w:bottom w:val="none" w:sz="0" w:space="0" w:color="000000"/>
+              <w:top w:val="none" w:sz="0" w:space="0" w:color="000000"/>
+              <w:left w:val="none" w:sz="0" w:space="0" w:color="000000"/>
+              <w:right w:val="none" w:sz="0" w:space="0" w:color="000000"/>
+            </w:tcBorders>
+            <w:shd w:val="clear" w:color="auto" w:fill="FFFFFF"/>
+            <w:tcMar>
+              <w:top w:w="0" w:type="dxa"/>
+              <w:bottom w:w="0" w:type="dxa"/>
+              <w:left w:w="0" w:type="dxa"/>
+              <w:right w:w="0" w:type="dxa"/>
+            </w:tcMar>
+            <w:vAlign w:val="center"/>
+          </w:tcPr>
+          <w:p>
+            <w:pPr>
+              <w:pStyle w:val="Normal"/>
+              <w:jc w:val="right"/>
+              <w:pBdr>
+                <w:bottom w:val="none" w:sz="0" w:space="0" w:color="000000"/>
+                <w:top w:val="none" w:sz="0" w:space="0" w:color="000000"/>
+                <w:left w:val="none" w:sz="0" w:space="0" w:color="000000"/>
+                <w:right w:val="none" w:sz="0" w:space="0" w:color="000000"/>
+              </w:pBdr>
+              <w:spacing w:after="100" w:before="100" w:line="240"/>
+              <w:ind w:left="100" w:right="100" w:firstLine="0" w:firstLineChars="0"/>
+            </w:pPr>
+            <w:r xmlns:w="http://schemas.openxmlformats.org/wordprocessingml/2006/main" xmlns:wp="http://schemas.openxmlformats.org/drawingml/2006/wordprocessingDrawing" xmlns:r="http://schemas.openxmlformats.org/officeDocument/2006/relationships" xmlns:w14="http://schemas.microsoft.com/office/word/2010/wordml">
+              <w:rPr>
+                <w:rFonts w:ascii="Arial" w:hAnsi="Arial" w:eastAsia="Arial" w:cs="Arial"/>
+                <w:i w:val="false"/>
+                <w:b w:val="false"/>
+                <w:u w:val="none"/>
+                <w:sz w:val="20"/>
+                <w:szCs w:val="20"/>
+                <w:color w:val="000000"/>
+              </w:rPr>
+              <w:t xml:space="preserve">232.82</w:t>
+            </w:r>
+          </w:p>
+        </w:tc>
+        <w:tc>
+          <w:tcPr>
+            <w:tcBorders>
+              <w:bottom w:val="none" w:sz="0" w:space="0" w:color="000000"/>
+              <w:top w:val="none" w:sz="0" w:space="0" w:color="000000"/>
+              <w:left w:val="none" w:sz="0" w:space="0" w:color="000000"/>
+              <w:right w:val="none" w:sz="0" w:space="0" w:color="000000"/>
+            </w:tcBorders>
+            <w:shd w:val="clear" w:color="auto" w:fill="FFFFFF"/>
+            <w:tcMar>
+              <w:top w:w="0" w:type="dxa"/>
+              <w:bottom w:w="0" w:type="dxa"/>
+              <w:left w:w="0" w:type="dxa"/>
+              <w:right w:w="0" w:type="dxa"/>
+            </w:tcMar>
+            <w:vAlign w:val="center"/>
+          </w:tcPr>
+          <w:p>
+            <w:pPr>
+              <w:pStyle w:val="Normal"/>
+              <w:jc w:val="right"/>
+              <w:pBdr>
+                <w:bottom w:val="none" w:sz="0" w:space="0" w:color="000000"/>
+                <w:top w:val="none" w:sz="0" w:space="0" w:color="000000"/>
+                <w:left w:val="none" w:sz="0" w:space="0" w:color="000000"/>
+                <w:right w:val="none" w:sz="0" w:space="0" w:color="000000"/>
+              </w:pBdr>
+              <w:spacing w:after="100" w:before="100" w:line="240"/>
+              <w:ind w:left="100" w:right="100" w:firstLine="0" w:firstLineChars="0"/>
+            </w:pPr>
+            <w:r xmlns:w="http://schemas.openxmlformats.org/wordprocessingml/2006/main" xmlns:wp="http://schemas.openxmlformats.org/drawingml/2006/wordprocessingDrawing" xmlns:r="http://schemas.openxmlformats.org/officeDocument/2006/relationships" xmlns:w14="http://schemas.microsoft.com/office/word/2010/wordml">
+              <w:rPr>
+                <w:rFonts w:ascii="Arial" w:hAnsi="Arial" w:eastAsia="Arial" w:cs="Arial"/>
+                <w:i w:val="false"/>
+                <w:b w:val="false"/>
+                <w:u w:val="none"/>
+                <w:sz w:val="20"/>
+                <w:szCs w:val="20"/>
+                <w:color w:val="000000"/>
+              </w:rPr>
+              <w:t xml:space="preserve">116.74</w:t>
+            </w:r>
+          </w:p>
+        </w:tc>
+        <w:tc>
+          <w:tcPr>
+            <w:tcBorders>
+              <w:bottom w:val="none" w:sz="0" w:space="0" w:color="000000"/>
+              <w:top w:val="none" w:sz="0" w:space="0" w:color="000000"/>
+              <w:left w:val="none" w:sz="0" w:space="0" w:color="000000"/>
+              <w:right w:val="none" w:sz="0" w:space="0" w:color="000000"/>
+            </w:tcBorders>
+            <w:shd w:val="clear" w:color="auto" w:fill="FFFFFF"/>
+            <w:tcMar>
+              <w:top w:w="0" w:type="dxa"/>
+              <w:bottom w:w="0" w:type="dxa"/>
+              <w:left w:w="0" w:type="dxa"/>
+              <w:right w:w="0" w:type="dxa"/>
+            </w:tcMar>
+            <w:vAlign w:val="center"/>
+          </w:tcPr>
+          <w:p>
+            <w:pPr>
+              <w:pStyle w:val="Normal"/>
+              <w:jc w:val="left"/>
+              <w:pBdr>
+                <w:bottom w:val="none" w:sz="0" w:space="0" w:color="000000"/>
+                <w:top w:val="none" w:sz="0" w:space="0" w:color="000000"/>
+                <w:left w:val="none" w:sz="0" w:space="0" w:color="000000"/>
+                <w:right w:val="none" w:sz="0" w:space="0" w:color="000000"/>
+              </w:pBdr>
+              <w:spacing w:after="100" w:before="100" w:line="240"/>
+              <w:ind w:left="100" w:right="100" w:firstLine="0" w:firstLineChars="0"/>
+            </w:pPr>
+            <w:r xmlns:w="http://schemas.openxmlformats.org/wordprocessingml/2006/main" xmlns:wp="http://schemas.openxmlformats.org/drawingml/2006/wordprocessingDrawing" xmlns:r="http://schemas.openxmlformats.org/officeDocument/2006/relationships" xmlns:w14="http://schemas.microsoft.com/office/word/2010/wordml">
+              <w:rPr>
+                <w:rFonts w:ascii="Arial" w:hAnsi="Arial" w:eastAsia="Arial" w:cs="Arial"/>
+                <w:i w:val="false"/>
+                <w:b w:val="false"/>
+                <w:u w:val="none"/>
+                <w:sz w:val="20"/>
+                <w:szCs w:val="20"/>
+                <w:color w:val="000000"/>
+              </w:rPr>
+              <w:t xml:space="preserve">--</w:t>
+            </w:r>
+          </w:p>
+        </w:tc>
+        <w:tc>
+          <w:tcPr>
+            <w:tcBorders>
+              <w:bottom w:val="none" w:sz="0" w:space="0" w:color="000000"/>
+              <w:top w:val="none" w:sz="0" w:space="0" w:color="000000"/>
+              <w:left w:val="none" w:sz="0" w:space="0" w:color="000000"/>
+              <w:right w:val="none" w:sz="0" w:space="0" w:color="000000"/>
+            </w:tcBorders>
+            <w:shd w:val="clear" w:color="auto" w:fill="FFFFFF"/>
+            <w:tcMar>
+              <w:top w:w="0" w:type="dxa"/>
+              <w:bottom w:w="0" w:type="dxa"/>
+              <w:left w:w="0" w:type="dxa"/>
+              <w:right w:w="0" w:type="dxa"/>
+            </w:tcMar>
+            <w:vAlign w:val="center"/>
+          </w:tcPr>
+          <w:p>
+            <w:pPr>
+              <w:pStyle w:val="Normal"/>
+              <w:jc w:val="left"/>
+              <w:pBdr>
+                <w:bottom w:val="none" w:sz="0" w:space="0" w:color="000000"/>
+                <w:top w:val="none" w:sz="0" w:space="0" w:color="000000"/>
+                <w:left w:val="none" w:sz="0" w:space="0" w:color="000000"/>
+                <w:right w:val="none" w:sz="0" w:space="0" w:color="000000"/>
+              </w:pBdr>
+              <w:spacing w:after="100" w:before="100" w:line="240"/>
+              <w:ind w:left="100" w:right="100" w:firstLine="0" w:firstLineChars="0"/>
+            </w:pPr>
+            <w:r xmlns:w="http://schemas.openxmlformats.org/wordprocessingml/2006/main" xmlns:wp="http://schemas.openxmlformats.org/drawingml/2006/wordprocessingDrawing" xmlns:r="http://schemas.openxmlformats.org/officeDocument/2006/relationships" xmlns:w14="http://schemas.microsoft.com/office/word/2010/wordml">
+              <w:rPr>
+                <w:rFonts w:ascii="Arial" w:hAnsi="Arial" w:eastAsia="Arial" w:cs="Arial"/>
+                <w:i w:val="false"/>
+                <w:b w:val="false"/>
+                <w:u w:val="none"/>
+                <w:sz w:val="20"/>
+                <w:szCs w:val="20"/>
+                <w:color w:val="000000"/>
+              </w:rPr>
+              <w:t xml:space="preserve">--</w:t>
+            </w:r>
+          </w:p>
+        </w:tc>
+      </w:tr>
+      <w:tr>
+        <w:trPr>
+          <w:trHeight w:val="360" w:hRule="auto"/>
+        </w:trPr>
+        body13
+        <w:tc>
+          <w:tcPr>
+            <w:tcBorders>
+              <w:bottom w:val="none" w:sz="0" w:space="0" w:color="000000"/>
+              <w:top w:val="none" w:sz="0" w:space="0" w:color="000000"/>
+              <w:left w:val="none" w:sz="0" w:space="0" w:color="000000"/>
+              <w:right w:val="none" w:sz="0" w:space="0" w:color="000000"/>
+            </w:tcBorders>
+            <w:shd w:val="clear" w:color="auto" w:fill="FFFFFF"/>
+            <w:tcMar>
+              <w:top w:w="0" w:type="dxa"/>
+              <w:bottom w:w="0" w:type="dxa"/>
+              <w:left w:w="0" w:type="dxa"/>
+              <w:right w:w="0" w:type="dxa"/>
+            </w:tcMar>
+            <w:vAlign w:val="center"/>
+          </w:tcPr>
+          <w:p>
+            <w:pPr>
+              <w:pStyle w:val="Normal"/>
+              <w:jc w:val="left"/>
+              <w:pBdr>
+                <w:bottom w:val="none" w:sz="0" w:space="0" w:color="000000"/>
+                <w:top w:val="none" w:sz="0" w:space="0" w:color="000000"/>
+                <w:left w:val="none" w:sz="0" w:space="0" w:color="000000"/>
+                <w:right w:val="none" w:sz="0" w:space="0" w:color="000000"/>
+              </w:pBdr>
+              <w:spacing w:after="100" w:before="100" w:line="240"/>
+              <w:ind w:left="100" w:right="100" w:firstLine="0" w:firstLineChars="0"/>
+            </w:pPr>
+            <w:r xmlns:w="http://schemas.openxmlformats.org/wordprocessingml/2006/main" xmlns:wp="http://schemas.openxmlformats.org/drawingml/2006/wordprocessingDrawing" xmlns:r="http://schemas.openxmlformats.org/officeDocument/2006/relationships" xmlns:w14="http://schemas.microsoft.com/office/word/2010/wordml">
+              <w:rPr>
+                <w:rFonts w:ascii="Arial" w:hAnsi="Arial" w:eastAsia="Arial" w:cs="Arial"/>
+                <w:i w:val="false"/>
+                <w:b w:val="false"/>
+                <w:u w:val="none"/>
+                <w:sz w:val="20"/>
+                <w:szCs w:val="20"/>
+                <w:color w:val="000000"/>
+              </w:rPr>
+              <w:t xml:space="preserve">irr_eff_0.2</w:t>
+            </w:r>
+          </w:p>
+        </w:tc>
+        <w:tc>
+          <w:tcPr>
+            <w:tcBorders>
+              <w:bottom w:val="none" w:sz="0" w:space="0" w:color="000000"/>
+              <w:top w:val="none" w:sz="0" w:space="0" w:color="000000"/>
+              <w:left w:val="none" w:sz="0" w:space="0" w:color="000000"/>
+              <w:right w:val="none" w:sz="0" w:space="0" w:color="000000"/>
+            </w:tcBorders>
+            <w:shd w:val="clear" w:color="auto" w:fill="FFFFFF"/>
+            <w:tcMar>
+              <w:top w:w="0" w:type="dxa"/>
+              <w:bottom w:w="0" w:type="dxa"/>
+              <w:left w:w="0" w:type="dxa"/>
+              <w:right w:w="0" w:type="dxa"/>
+            </w:tcMar>
+            <w:vAlign w:val="center"/>
+          </w:tcPr>
+          <w:p>
+            <w:pPr>
+              <w:pStyle w:val="Normal"/>
+              <w:jc w:val="left"/>
+              <w:pBdr>
+                <w:bottom w:val="none" w:sz="0" w:space="0" w:color="000000"/>
+                <w:top w:val="none" w:sz="0" w:space="0" w:color="000000"/>
+                <w:left w:val="none" w:sz="0" w:space="0" w:color="000000"/>
+                <w:right w:val="none" w:sz="0" w:space="0" w:color="000000"/>
+              </w:pBdr>
+              <w:spacing w:after="100" w:before="100" w:line="240"/>
+              <w:ind w:left="100" w:right="100" w:firstLine="0" w:firstLineChars="0"/>
+            </w:pPr>
+            <w:r xmlns:w="http://schemas.openxmlformats.org/wordprocessingml/2006/main" xmlns:wp="http://schemas.openxmlformats.org/drawingml/2006/wordprocessingDrawing" xmlns:r="http://schemas.openxmlformats.org/officeDocument/2006/relationships" xmlns:w14="http://schemas.microsoft.com/office/word/2010/wordml">
+              <w:rPr>
+                <w:rFonts w:ascii="Arial" w:hAnsi="Arial" w:eastAsia="Arial" w:cs="Arial"/>
+                <w:i w:val="false"/>
+                <w:b w:val="false"/>
+                <w:u w:val="none"/>
+                <w:sz w:val="20"/>
+                <w:szCs w:val="20"/>
+                <w:color w:val="000000"/>
+              </w:rPr>
+              <w:t xml:space="preserve">IrrEff</w:t>
+            </w:r>
+          </w:p>
+        </w:tc>
+        <w:tc>
+          <w:tcPr>
+            <w:tcBorders>
+              <w:bottom w:val="none" w:sz="0" w:space="0" w:color="000000"/>
+              <w:top w:val="none" w:sz="0" w:space="0" w:color="000000"/>
+              <w:left w:val="none" w:sz="0" w:space="0" w:color="000000"/>
+              <w:right w:val="none" w:sz="0" w:space="0" w:color="000000"/>
+            </w:tcBorders>
+            <w:shd w:val="clear" w:color="auto" w:fill="FFFFFF"/>
+            <w:tcMar>
+              <w:top w:w="0" w:type="dxa"/>
+              <w:bottom w:w="0" w:type="dxa"/>
+              <w:left w:w="0" w:type="dxa"/>
+              <w:right w:w="0" w:type="dxa"/>
+            </w:tcMar>
+            <w:vAlign w:val="center"/>
+          </w:tcPr>
+          <w:p>
+            <w:pPr>
+              <w:pStyle w:val="Normal"/>
+              <w:jc w:val="right"/>
+              <w:pBdr>
+                <w:bottom w:val="none" w:sz="0" w:space="0" w:color="000000"/>
+                <w:top w:val="none" w:sz="0" w:space="0" w:color="000000"/>
+                <w:left w:val="none" w:sz="0" w:space="0" w:color="000000"/>
+                <w:right w:val="none" w:sz="0" w:space="0" w:color="000000"/>
+              </w:pBdr>
+              <w:spacing w:after="100" w:before="100" w:line="240"/>
+              <w:ind w:left="100" w:right="100" w:firstLine="0" w:firstLineChars="0"/>
+            </w:pPr>
+            <w:r xmlns:w="http://schemas.openxmlformats.org/wordprocessingml/2006/main" xmlns:wp="http://schemas.openxmlformats.org/drawingml/2006/wordprocessingDrawing" xmlns:r="http://schemas.openxmlformats.org/officeDocument/2006/relationships" xmlns:w14="http://schemas.microsoft.com/office/word/2010/wordml">
+              <w:rPr>
+                <w:rFonts w:ascii="Arial" w:hAnsi="Arial" w:eastAsia="Arial" w:cs="Arial"/>
+                <w:i w:val="false"/>
+                <w:b w:val="false"/>
+                <w:u w:val="none"/>
+                <w:sz w:val="20"/>
+                <w:szCs w:val="20"/>
+                <w:color w:val="000000"/>
+              </w:rPr>
+              <w:t xml:space="preserve">2</w:t>
+            </w:r>
+          </w:p>
+        </w:tc>
+        <w:tc>
+          <w:tcPr>
+            <w:tcBorders>
+              <w:bottom w:val="none" w:sz="0" w:space="0" w:color="000000"/>
+              <w:top w:val="none" w:sz="0" w:space="0" w:color="000000"/>
+              <w:left w:val="none" w:sz="0" w:space="0" w:color="000000"/>
+              <w:right w:val="none" w:sz="0" w:space="0" w:color="000000"/>
+            </w:tcBorders>
+            <w:shd w:val="clear" w:color="auto" w:fill="FFFFFF"/>
+            <w:tcMar>
+              <w:top w:w="0" w:type="dxa"/>
+              <w:bottom w:w="0" w:type="dxa"/>
+              <w:left w:w="0" w:type="dxa"/>
+              <w:right w:w="0" w:type="dxa"/>
+            </w:tcMar>
+            <w:vAlign w:val="center"/>
+          </w:tcPr>
+          <w:p>
+            <w:pPr>
+              <w:pStyle w:val="Normal"/>
+              <w:jc w:val="right"/>
+              <w:pBdr>
+                <w:bottom w:val="none" w:sz="0" w:space="0" w:color="000000"/>
+                <w:top w:val="none" w:sz="0" w:space="0" w:color="000000"/>
+                <w:left w:val="none" w:sz="0" w:space="0" w:color="000000"/>
+                <w:right w:val="none" w:sz="0" w:space="0" w:color="000000"/>
+              </w:pBdr>
+              <w:spacing w:after="100" w:before="100" w:line="240"/>
+              <w:ind w:left="100" w:right="100" w:firstLine="0" w:firstLineChars="0"/>
+            </w:pPr>
+            <w:r xmlns:w="http://schemas.openxmlformats.org/wordprocessingml/2006/main" xmlns:wp="http://schemas.openxmlformats.org/drawingml/2006/wordprocessingDrawing" xmlns:r="http://schemas.openxmlformats.org/officeDocument/2006/relationships" xmlns:w14="http://schemas.microsoft.com/office/word/2010/wordml">
+              <w:rPr>
+                <w:rFonts w:ascii="Arial" w:hAnsi="Arial" w:eastAsia="Arial" w:cs="Arial"/>
+                <w:i w:val="false"/>
+                <w:b w:val="false"/>
+                <w:u w:val="none"/>
+                <w:sz w:val="20"/>
+                <w:szCs w:val="20"/>
+                <w:color w:val="000000"/>
+              </w:rPr>
+              <w:t xml:space="preserve">226.20</w:t>
+            </w:r>
+          </w:p>
+        </w:tc>
+        <w:tc>
+          <w:tcPr>
+            <w:tcBorders>
+              <w:bottom w:val="none" w:sz="0" w:space="0" w:color="000000"/>
+              <w:top w:val="none" w:sz="0" w:space="0" w:color="000000"/>
+              <w:left w:val="none" w:sz="0" w:space="0" w:color="000000"/>
+              <w:right w:val="none" w:sz="0" w:space="0" w:color="000000"/>
+            </w:tcBorders>
+            <w:shd w:val="clear" w:color="auto" w:fill="FFFFFF"/>
+            <w:tcMar>
+              <w:top w:w="0" w:type="dxa"/>
+              <w:bottom w:w="0" w:type="dxa"/>
+              <w:left w:w="0" w:type="dxa"/>
+              <w:right w:w="0" w:type="dxa"/>
+            </w:tcMar>
+            <w:vAlign w:val="center"/>
+          </w:tcPr>
+          <w:p>
+            <w:pPr>
+              <w:pStyle w:val="Normal"/>
+              <w:jc w:val="right"/>
+              <w:pBdr>
+                <w:bottom w:val="none" w:sz="0" w:space="0" w:color="000000"/>
+                <w:top w:val="none" w:sz="0" w:space="0" w:color="000000"/>
+                <w:left w:val="none" w:sz="0" w:space="0" w:color="000000"/>
+                <w:right w:val="none" w:sz="0" w:space="0" w:color="000000"/>
+              </w:pBdr>
+              <w:spacing w:after="100" w:before="100" w:line="240"/>
+              <w:ind w:left="100" w:right="100" w:firstLine="0" w:firstLineChars="0"/>
+            </w:pPr>
+            <w:r xmlns:w="http://schemas.openxmlformats.org/wordprocessingml/2006/main" xmlns:wp="http://schemas.openxmlformats.org/drawingml/2006/wordprocessingDrawing" xmlns:r="http://schemas.openxmlformats.org/officeDocument/2006/relationships" xmlns:w14="http://schemas.microsoft.com/office/word/2010/wordml">
+              <w:rPr>
+                <w:rFonts w:ascii="Arial" w:hAnsi="Arial" w:eastAsia="Arial" w:cs="Arial"/>
+                <w:i w:val="false"/>
+                <w:b w:val="false"/>
+                <w:u w:val="none"/>
+                <w:sz w:val="20"/>
+                <w:szCs w:val="20"/>
+                <w:color w:val="000000"/>
+              </w:rPr>
+              <w:t xml:space="preserve">114.98</w:t>
+            </w:r>
+          </w:p>
+        </w:tc>
+        <w:tc>
+          <w:tcPr>
+            <w:tcBorders>
+              <w:bottom w:val="none" w:sz="0" w:space="0" w:color="000000"/>
+              <w:top w:val="none" w:sz="0" w:space="0" w:color="000000"/>
+              <w:left w:val="none" w:sz="0" w:space="0" w:color="000000"/>
+              <w:right w:val="none" w:sz="0" w:space="0" w:color="000000"/>
+            </w:tcBorders>
+            <w:shd w:val="clear" w:color="auto" w:fill="FFFFFF"/>
+            <w:tcMar>
+              <w:top w:w="0" w:type="dxa"/>
+              <w:bottom w:w="0" w:type="dxa"/>
+              <w:left w:w="0" w:type="dxa"/>
+              <w:right w:w="0" w:type="dxa"/>
+            </w:tcMar>
+            <w:vAlign w:val="center"/>
+          </w:tcPr>
+          <w:p>
+            <w:pPr>
+              <w:pStyle w:val="Normal"/>
+              <w:jc w:val="left"/>
+              <w:pBdr>
+                <w:bottom w:val="none" w:sz="0" w:space="0" w:color="000000"/>
+                <w:top w:val="none" w:sz="0" w:space="0" w:color="000000"/>
+                <w:left w:val="none" w:sz="0" w:space="0" w:color="000000"/>
+                <w:right w:val="none" w:sz="0" w:space="0" w:color="000000"/>
+              </w:pBdr>
+              <w:spacing w:after="100" w:before="100" w:line="240"/>
+              <w:ind w:left="100" w:right="100" w:firstLine="0" w:firstLineChars="0"/>
+            </w:pPr>
+            <w:r xmlns:w="http://schemas.openxmlformats.org/wordprocessingml/2006/main" xmlns:wp="http://schemas.openxmlformats.org/drawingml/2006/wordprocessingDrawing" xmlns:r="http://schemas.openxmlformats.org/officeDocument/2006/relationships" xmlns:w14="http://schemas.microsoft.com/office/word/2010/wordml">
+              <w:rPr>
+                <w:rFonts w:ascii="Arial" w:hAnsi="Arial" w:eastAsia="Arial" w:cs="Arial"/>
+                <w:i w:val="false"/>
+                <w:b w:val="false"/>
+                <w:u w:val="none"/>
+                <w:sz w:val="20"/>
+                <w:szCs w:val="20"/>
+                <w:color w:val="000000"/>
+              </w:rPr>
+              <w:t xml:space="preserve">--</w:t>
+            </w:r>
+          </w:p>
+        </w:tc>
+        <w:tc>
+          <w:tcPr>
+            <w:tcBorders>
+              <w:bottom w:val="none" w:sz="0" w:space="0" w:color="000000"/>
+              <w:top w:val="none" w:sz="0" w:space="0" w:color="000000"/>
+              <w:left w:val="none" w:sz="0" w:space="0" w:color="000000"/>
+              <w:right w:val="none" w:sz="0" w:space="0" w:color="000000"/>
+            </w:tcBorders>
+            <w:shd w:val="clear" w:color="auto" w:fill="FFFFFF"/>
+            <w:tcMar>
+              <w:top w:w="0" w:type="dxa"/>
+              <w:bottom w:w="0" w:type="dxa"/>
+              <w:left w:w="0" w:type="dxa"/>
+              <w:right w:w="0" w:type="dxa"/>
+            </w:tcMar>
+            <w:vAlign w:val="center"/>
+          </w:tcPr>
+          <w:p>
+            <w:pPr>
+              <w:pStyle w:val="Normal"/>
+              <w:jc w:val="left"/>
+              <w:pBdr>
+                <w:bottom w:val="none" w:sz="0" w:space="0" w:color="000000"/>
+                <w:top w:val="none" w:sz="0" w:space="0" w:color="000000"/>
+                <w:left w:val="none" w:sz="0" w:space="0" w:color="000000"/>
+                <w:right w:val="none" w:sz="0" w:space="0" w:color="000000"/>
+              </w:pBdr>
+              <w:spacing w:after="100" w:before="100" w:line="240"/>
+              <w:ind w:left="100" w:right="100" w:firstLine="0" w:firstLineChars="0"/>
+            </w:pPr>
+            <w:r xmlns:w="http://schemas.openxmlformats.org/wordprocessingml/2006/main" xmlns:wp="http://schemas.openxmlformats.org/drawingml/2006/wordprocessingDrawing" xmlns:r="http://schemas.openxmlformats.org/officeDocument/2006/relationships" xmlns:w14="http://schemas.microsoft.com/office/word/2010/wordml">
+              <w:rPr>
+                <w:rFonts w:ascii="Arial" w:hAnsi="Arial" w:eastAsia="Arial" w:cs="Arial"/>
+                <w:i w:val="false"/>
+                <w:b w:val="false"/>
+                <w:u w:val="none"/>
+                <w:sz w:val="20"/>
+                <w:szCs w:val="20"/>
+                <w:color w:val="000000"/>
+              </w:rPr>
+              <w:t xml:space="preserve">--</w:t>
+            </w:r>
+          </w:p>
+        </w:tc>
+      </w:tr>
+      <w:tr>
+        <w:trPr>
+          <w:trHeight w:val="360" w:hRule="auto"/>
+        </w:trPr>
+        body14
+        <w:tc>
+          <w:tcPr>
+            <w:tcBorders>
+              <w:bottom w:val="none" w:sz="0" w:space="0" w:color="000000"/>
+              <w:top w:val="none" w:sz="0" w:space="0" w:color="000000"/>
+              <w:left w:val="none" w:sz="0" w:space="0" w:color="000000"/>
+              <w:right w:val="none" w:sz="0" w:space="0" w:color="000000"/>
+            </w:tcBorders>
+            <w:shd w:val="clear" w:color="auto" w:fill="FFFFFF"/>
+            <w:tcMar>
+              <w:top w:w="0" w:type="dxa"/>
+              <w:bottom w:w="0" w:type="dxa"/>
+              <w:left w:w="0" w:type="dxa"/>
+              <w:right w:w="0" w:type="dxa"/>
+            </w:tcMar>
+            <w:vAlign w:val="center"/>
+          </w:tcPr>
+          <w:p>
+            <w:pPr>
+              <w:pStyle w:val="Normal"/>
+              <w:jc w:val="left"/>
+              <w:pBdr>
+                <w:bottom w:val="none" w:sz="0" w:space="0" w:color="000000"/>
+                <w:top w:val="none" w:sz="0" w:space="0" w:color="000000"/>
+                <w:left w:val="none" w:sz="0" w:space="0" w:color="000000"/>
+                <w:right w:val="none" w:sz="0" w:space="0" w:color="000000"/>
+              </w:pBdr>
+              <w:spacing w:after="100" w:before="100" w:line="240"/>
+              <w:ind w:left="100" w:right="100" w:firstLine="0" w:firstLineChars="0"/>
+            </w:pPr>
+            <w:r xmlns:w="http://schemas.openxmlformats.org/wordprocessingml/2006/main" xmlns:wp="http://schemas.openxmlformats.org/drawingml/2006/wordprocessingDrawing" xmlns:r="http://schemas.openxmlformats.org/officeDocument/2006/relationships" xmlns:w14="http://schemas.microsoft.com/office/word/2010/wordml">
+              <w:rPr>
+                <w:rFonts w:ascii="Arial" w:hAnsi="Arial" w:eastAsia="Arial" w:cs="Arial"/>
+                <w:i w:val="false"/>
+                <w:b w:val="false"/>
+                <w:u w:val="none"/>
+                <w:sz w:val="20"/>
+                <w:szCs w:val="20"/>
+                <w:color w:val="000000"/>
+              </w:rPr>
+              <w:t xml:space="preserve">maxMAR_fields2024</w:t>
+            </w:r>
+          </w:p>
+        </w:tc>
+        <w:tc>
+          <w:tcPr>
+            <w:tcBorders>
+              <w:bottom w:val="none" w:sz="0" w:space="0" w:color="000000"/>
+              <w:top w:val="none" w:sz="0" w:space="0" w:color="000000"/>
+              <w:left w:val="none" w:sz="0" w:space="0" w:color="000000"/>
+              <w:right w:val="none" w:sz="0" w:space="0" w:color="000000"/>
+            </w:tcBorders>
+            <w:shd w:val="clear" w:color="auto" w:fill="FFFFFF"/>
+            <w:tcMar>
+              <w:top w:w="0" w:type="dxa"/>
+              <w:bottom w:w="0" w:type="dxa"/>
+              <w:left w:w="0" w:type="dxa"/>
+              <w:right w:w="0" w:type="dxa"/>
+            </w:tcMar>
+            <w:vAlign w:val="center"/>
+          </w:tcPr>
+          <w:p>
+            <w:pPr>
+              <w:pStyle w:val="Normal"/>
+              <w:jc w:val="left"/>
+              <w:pBdr>
+                <w:bottom w:val="none" w:sz="0" w:space="0" w:color="000000"/>
+                <w:top w:val="none" w:sz="0" w:space="0" w:color="000000"/>
+                <w:left w:val="none" w:sz="0" w:space="0" w:color="000000"/>
+                <w:right w:val="none" w:sz="0" w:space="0" w:color="000000"/>
+              </w:pBdr>
+              <w:spacing w:after="100" w:before="100" w:line="240"/>
+              <w:ind w:left="100" w:right="100" w:firstLine="0" w:firstLineChars="0"/>
+            </w:pPr>
+            <w:r xmlns:w="http://schemas.openxmlformats.org/wordprocessingml/2006/main" xmlns:wp="http://schemas.openxmlformats.org/drawingml/2006/wordprocessingDrawing" xmlns:r="http://schemas.openxmlformats.org/officeDocument/2006/relationships" xmlns:w14="http://schemas.microsoft.com/office/word/2010/wordml">
+              <w:rPr>
+                <w:rFonts w:ascii="Arial" w:hAnsi="Arial" w:eastAsia="Arial" w:cs="Arial"/>
+                <w:i w:val="false"/>
+                <w:b w:val="false"/>
+                <w:u w:val="none"/>
+                <w:sz w:val="20"/>
+                <w:szCs w:val="20"/>
+                <w:color w:val="000000"/>
+              </w:rPr>
+              <w:t xml:space="preserve">EnhRch</w:t>
+            </w:r>
+          </w:p>
+        </w:tc>
+        <w:tc>
+          <w:tcPr>
+            <w:tcBorders>
+              <w:bottom w:val="none" w:sz="0" w:space="0" w:color="000000"/>
+              <w:top w:val="none" w:sz="0" w:space="0" w:color="000000"/>
+              <w:left w:val="none" w:sz="0" w:space="0" w:color="000000"/>
+              <w:right w:val="none" w:sz="0" w:space="0" w:color="000000"/>
+            </w:tcBorders>
+            <w:shd w:val="clear" w:color="auto" w:fill="FFFFFF"/>
+            <w:tcMar>
+              <w:top w:w="0" w:type="dxa"/>
+              <w:bottom w:w="0" w:type="dxa"/>
+              <w:left w:w="0" w:type="dxa"/>
+              <w:right w:w="0" w:type="dxa"/>
+            </w:tcMar>
+            <w:vAlign w:val="center"/>
+          </w:tcPr>
+          <w:p>
+            <w:pPr>
+              <w:pStyle w:val="Normal"/>
+              <w:jc w:val="right"/>
+              <w:pBdr>
+                <w:bottom w:val="none" w:sz="0" w:space="0" w:color="000000"/>
+                <w:top w:val="none" w:sz="0" w:space="0" w:color="000000"/>
+                <w:left w:val="none" w:sz="0" w:space="0" w:color="000000"/>
+                <w:right w:val="none" w:sz="0" w:space="0" w:color="000000"/>
+              </w:pBdr>
+              <w:spacing w:after="100" w:before="100" w:line="240"/>
+              <w:ind w:left="100" w:right="100" w:firstLine="0" w:firstLineChars="0"/>
+            </w:pPr>
+            <w:r xmlns:w="http://schemas.openxmlformats.org/wordprocessingml/2006/main" xmlns:wp="http://schemas.openxmlformats.org/drawingml/2006/wordprocessingDrawing" xmlns:r="http://schemas.openxmlformats.org/officeDocument/2006/relationships" xmlns:w14="http://schemas.microsoft.com/office/word/2010/wordml">
+              <w:rPr>
+                <w:rFonts w:ascii="Arial" w:hAnsi="Arial" w:eastAsia="Arial" w:cs="Arial"/>
+                <w:i w:val="false"/>
+                <w:b w:val="false"/>
+                <w:u w:val="none"/>
+                <w:sz w:val="20"/>
+                <w:szCs w:val="20"/>
+                <w:color w:val="000000"/>
+              </w:rPr>
+              <w:t xml:space="preserve">3</w:t>
+            </w:r>
+          </w:p>
+        </w:tc>
+        <w:tc>
+          <w:tcPr>
+            <w:tcBorders>
+              <w:bottom w:val="none" w:sz="0" w:space="0" w:color="000000"/>
+              <w:top w:val="none" w:sz="0" w:space="0" w:color="000000"/>
+              <w:left w:val="none" w:sz="0" w:space="0" w:color="000000"/>
+              <w:right w:val="none" w:sz="0" w:space="0" w:color="000000"/>
+            </w:tcBorders>
+            <w:shd w:val="clear" w:color="auto" w:fill="FFFFFF"/>
+            <w:tcMar>
+              <w:top w:w="0" w:type="dxa"/>
+              <w:bottom w:w="0" w:type="dxa"/>
+              <w:left w:w="0" w:type="dxa"/>
+              <w:right w:w="0" w:type="dxa"/>
+            </w:tcMar>
+            <w:vAlign w:val="center"/>
+          </w:tcPr>
+          <w:p>
+            <w:pPr>
+              <w:pStyle w:val="Normal"/>
+              <w:jc w:val="right"/>
+              <w:pBdr>
+                <w:bottom w:val="none" w:sz="0" w:space="0" w:color="000000"/>
+                <w:top w:val="none" w:sz="0" w:space="0" w:color="000000"/>
+                <w:left w:val="none" w:sz="0" w:space="0" w:color="000000"/>
+                <w:right w:val="none" w:sz="0" w:space="0" w:color="000000"/>
+              </w:pBdr>
+              <w:spacing w:after="100" w:before="100" w:line="240"/>
+              <w:ind w:left="100" w:right="100" w:firstLine="0" w:firstLineChars="0"/>
+            </w:pPr>
+            <w:r xmlns:w="http://schemas.openxmlformats.org/wordprocessingml/2006/main" xmlns:wp="http://schemas.openxmlformats.org/drawingml/2006/wordprocessingDrawing" xmlns:r="http://schemas.openxmlformats.org/officeDocument/2006/relationships" xmlns:w14="http://schemas.microsoft.com/office/word/2010/wordml">
+              <w:rPr>
+                <w:rFonts w:ascii="Arial" w:hAnsi="Arial" w:eastAsia="Arial" w:cs="Arial"/>
+                <w:i w:val="false"/>
+                <w:b w:val="false"/>
+                <w:u w:val="none"/>
+                <w:sz w:val="20"/>
+                <w:szCs w:val="20"/>
+                <w:color w:val="000000"/>
+              </w:rPr>
+              <w:t xml:space="preserve">235.14</w:t>
+            </w:r>
+          </w:p>
+        </w:tc>
+        <w:tc>
+          <w:tcPr>
+            <w:tcBorders>
+              <w:bottom w:val="none" w:sz="0" w:space="0" w:color="000000"/>
+              <w:top w:val="none" w:sz="0" w:space="0" w:color="000000"/>
+              <w:left w:val="none" w:sz="0" w:space="0" w:color="000000"/>
+              <w:right w:val="none" w:sz="0" w:space="0" w:color="000000"/>
+            </w:tcBorders>
+            <w:shd w:val="clear" w:color="auto" w:fill="FFFFFF"/>
+            <w:tcMar>
+              <w:top w:w="0" w:type="dxa"/>
+              <w:bottom w:w="0" w:type="dxa"/>
+              <w:left w:w="0" w:type="dxa"/>
+              <w:right w:w="0" w:type="dxa"/>
+            </w:tcMar>
+            <w:vAlign w:val="center"/>
+          </w:tcPr>
+          <w:p>
+            <w:pPr>
+              <w:pStyle w:val="Normal"/>
+              <w:jc w:val="right"/>
+              <w:pBdr>
+                <w:bottom w:val="none" w:sz="0" w:space="0" w:color="000000"/>
+                <w:top w:val="none" w:sz="0" w:space="0" w:color="000000"/>
+                <w:left w:val="none" w:sz="0" w:space="0" w:color="000000"/>
+                <w:right w:val="none" w:sz="0" w:space="0" w:color="000000"/>
+              </w:pBdr>
+              <w:spacing w:after="100" w:before="100" w:line="240"/>
+              <w:ind w:left="100" w:right="100" w:firstLine="0" w:firstLineChars="0"/>
+            </w:pPr>
+            <w:r xmlns:w="http://schemas.openxmlformats.org/wordprocessingml/2006/main" xmlns:wp="http://schemas.openxmlformats.org/drawingml/2006/wordprocessingDrawing" xmlns:r="http://schemas.openxmlformats.org/officeDocument/2006/relationships" xmlns:w14="http://schemas.microsoft.com/office/word/2010/wordml">
+              <w:rPr>
+                <w:rFonts w:ascii="Arial" w:hAnsi="Arial" w:eastAsia="Arial" w:cs="Arial"/>
+                <w:i w:val="false"/>
+                <w:b w:val="false"/>
+                <w:u w:val="none"/>
+                <w:sz w:val="20"/>
+                <w:szCs w:val="20"/>
+                <w:color w:val="000000"/>
+              </w:rPr>
+              <w:t xml:space="preserve">117.75</w:t>
+            </w:r>
+          </w:p>
+        </w:tc>
+        <w:tc>
+          <w:tcPr>
+            <w:tcBorders>
+              <w:bottom w:val="none" w:sz="0" w:space="0" w:color="000000"/>
+              <w:top w:val="none" w:sz="0" w:space="0" w:color="000000"/>
+              <w:left w:val="none" w:sz="0" w:space="0" w:color="000000"/>
+              <w:right w:val="none" w:sz="0" w:space="0" w:color="000000"/>
+            </w:tcBorders>
+            <w:shd w:val="clear" w:color="auto" w:fill="FFFFFF"/>
+            <w:tcMar>
+              <w:top w:w="0" w:type="dxa"/>
+              <w:bottom w:w="0" w:type="dxa"/>
+              <w:left w:w="0" w:type="dxa"/>
+              <w:right w:w="0" w:type="dxa"/>
+            </w:tcMar>
+            <w:vAlign w:val="center"/>
+          </w:tcPr>
+          <w:p>
+            <w:pPr>
+              <w:pStyle w:val="Normal"/>
+              <w:jc w:val="left"/>
+              <w:pBdr>
+                <w:bottom w:val="none" w:sz="0" w:space="0" w:color="000000"/>
+                <w:top w:val="none" w:sz="0" w:space="0" w:color="000000"/>
+                <w:left w:val="none" w:sz="0" w:space="0" w:color="000000"/>
+                <w:right w:val="none" w:sz="0" w:space="0" w:color="000000"/>
+              </w:pBdr>
+              <w:spacing w:after="100" w:before="100" w:line="240"/>
+              <w:ind w:left="100" w:right="100" w:firstLine="0" w:firstLineChars="0"/>
+            </w:pPr>
+            <w:r xmlns:w="http://schemas.openxmlformats.org/wordprocessingml/2006/main" xmlns:wp="http://schemas.openxmlformats.org/drawingml/2006/wordprocessingDrawing" xmlns:r="http://schemas.openxmlformats.org/officeDocument/2006/relationships" xmlns:w14="http://schemas.microsoft.com/office/word/2010/wordml">
+              <w:rPr>
+                <w:rFonts w:ascii="Arial" w:hAnsi="Arial" w:eastAsia="Arial" w:cs="Arial"/>
+                <w:i w:val="false"/>
+                <w:b w:val="false"/>
+                <w:u w:val="none"/>
+                <w:sz w:val="20"/>
+                <w:szCs w:val="20"/>
+                <w:color w:val="000000"/>
+              </w:rPr>
+              <w:t xml:space="preserve">--</w:t>
+            </w:r>
+          </w:p>
+        </w:tc>
+        <w:tc>
+          <w:tcPr>
+            <w:tcBorders>
+              <w:bottom w:val="none" w:sz="0" w:space="0" w:color="000000"/>
+              <w:top w:val="none" w:sz="0" w:space="0" w:color="000000"/>
+              <w:left w:val="none" w:sz="0" w:space="0" w:color="000000"/>
+              <w:right w:val="none" w:sz="0" w:space="0" w:color="000000"/>
+            </w:tcBorders>
+            <w:shd w:val="clear" w:color="auto" w:fill="FFFFFF"/>
+            <w:tcMar>
+              <w:top w:w="0" w:type="dxa"/>
+              <w:bottom w:w="0" w:type="dxa"/>
+              <w:left w:w="0" w:type="dxa"/>
+              <w:right w:w="0" w:type="dxa"/>
+            </w:tcMar>
+            <w:vAlign w:val="center"/>
+          </w:tcPr>
+          <w:p>
+            <w:pPr>
+              <w:pStyle w:val="Normal"/>
+              <w:jc w:val="left"/>
+              <w:pBdr>
+                <w:bottom w:val="none" w:sz="0" w:space="0" w:color="000000"/>
+                <w:top w:val="none" w:sz="0" w:space="0" w:color="000000"/>
+                <w:left w:val="none" w:sz="0" w:space="0" w:color="000000"/>
+                <w:right w:val="none" w:sz="0" w:space="0" w:color="000000"/>
+              </w:pBdr>
+              <w:spacing w:after="100" w:before="100" w:line="240"/>
+              <w:ind w:left="100" w:right="100" w:firstLine="0" w:firstLineChars="0"/>
+            </w:pPr>
+            <w:r xmlns:w="http://schemas.openxmlformats.org/wordprocessingml/2006/main" xmlns:wp="http://schemas.openxmlformats.org/drawingml/2006/wordprocessingDrawing" xmlns:r="http://schemas.openxmlformats.org/officeDocument/2006/relationships" xmlns:w14="http://schemas.microsoft.com/office/word/2010/wordml">
+              <w:rPr>
+                <w:rFonts w:ascii="Arial" w:hAnsi="Arial" w:eastAsia="Arial" w:cs="Arial"/>
+                <w:i w:val="false"/>
+                <w:b w:val="false"/>
+                <w:u w:val="none"/>
+                <w:sz w:val="20"/>
+                <w:szCs w:val="20"/>
+                <w:color w:val="000000"/>
+              </w:rPr>
+              <w:t xml:space="preserve">--</w:t>
+            </w:r>
+          </w:p>
+        </w:tc>
+      </w:tr>
+      <w:tr>
+        <w:trPr>
+          <w:trHeight w:val="360" w:hRule="auto"/>
+        </w:trPr>
+        body15
+        <w:tc>
+          <w:tcPr>
+            <w:tcBorders>
+              <w:bottom w:val="none" w:sz="0" w:space="0" w:color="000000"/>
+              <w:top w:val="none" w:sz="0" w:space="0" w:color="000000"/>
+              <w:left w:val="none" w:sz="0" w:space="0" w:color="000000"/>
+              <w:right w:val="none" w:sz="0" w:space="0" w:color="000000"/>
+            </w:tcBorders>
+            <w:shd w:val="clear" w:color="auto" w:fill="FFFFFF"/>
+            <w:tcMar>
+              <w:top w:w="0" w:type="dxa"/>
+              <w:bottom w:w="0" w:type="dxa"/>
+              <w:left w:w="0" w:type="dxa"/>
+              <w:right w:w="0" w:type="dxa"/>
+            </w:tcMar>
+            <w:vAlign w:val="center"/>
+          </w:tcPr>
+          <w:p>
+            <w:pPr>
+              <w:pStyle w:val="Normal"/>
+              <w:jc w:val="left"/>
+              <w:pBdr>
+                <w:bottom w:val="none" w:sz="0" w:space="0" w:color="000000"/>
+                <w:top w:val="none" w:sz="0" w:space="0" w:color="000000"/>
+                <w:left w:val="none" w:sz="0" w:space="0" w:color="000000"/>
+                <w:right w:val="none" w:sz="0" w:space="0" w:color="000000"/>
+              </w:pBdr>
+              <w:spacing w:after="100" w:before="100" w:line="240"/>
+              <w:ind w:left="100" w:right="100" w:firstLine="0" w:firstLineChars="0"/>
+            </w:pPr>
+            <w:r xmlns:w="http://schemas.openxmlformats.org/wordprocessingml/2006/main" xmlns:wp="http://schemas.openxmlformats.org/drawingml/2006/wordprocessingDrawing" xmlns:r="http://schemas.openxmlformats.org/officeDocument/2006/relationships" xmlns:w14="http://schemas.microsoft.com/office/word/2010/wordml">
+              <w:rPr>
+                <w:rFonts w:ascii="Arial" w:hAnsi="Arial" w:eastAsia="Arial" w:cs="Arial"/>
+                <w:i w:val="false"/>
+                <w:b w:val="false"/>
+                <w:u w:val="none"/>
+                <w:sz w:val="20"/>
+                <w:szCs w:val="20"/>
+                <w:color w:val="000000"/>
+              </w:rPr>
+              <w:t xml:space="preserve">natveg_high_12k</w:t>
+            </w:r>
+          </w:p>
+        </w:tc>
+        <w:tc>
+          <w:tcPr>
+            <w:tcBorders>
+              <w:bottom w:val="none" w:sz="0" w:space="0" w:color="000000"/>
+              <w:top w:val="none" w:sz="0" w:space="0" w:color="000000"/>
+              <w:left w:val="none" w:sz="0" w:space="0" w:color="000000"/>
+              <w:right w:val="none" w:sz="0" w:space="0" w:color="000000"/>
+            </w:tcBorders>
+            <w:shd w:val="clear" w:color="auto" w:fill="FFFFFF"/>
+            <w:tcMar>
+              <w:top w:w="0" w:type="dxa"/>
+              <w:bottom w:w="0" w:type="dxa"/>
+              <w:left w:w="0" w:type="dxa"/>
+              <w:right w:w="0" w:type="dxa"/>
+            </w:tcMar>
+            <w:vAlign w:val="center"/>
+          </w:tcPr>
+          <w:p>
+            <w:pPr>
+              <w:pStyle w:val="Normal"/>
+              <w:jc w:val="left"/>
+              <w:pBdr>
+                <w:bottom w:val="none" w:sz="0" w:space="0" w:color="000000"/>
+                <w:top w:val="none" w:sz="0" w:space="0" w:color="000000"/>
+                <w:left w:val="none" w:sz="0" w:space="0" w:color="000000"/>
+                <w:right w:val="none" w:sz="0" w:space="0" w:color="000000"/>
+              </w:pBdr>
+              <w:spacing w:after="100" w:before="100" w:line="240"/>
+              <w:ind w:left="100" w:right="100" w:firstLine="0" w:firstLineChars="0"/>
+            </w:pPr>
+            <w:r xmlns:w="http://schemas.openxmlformats.org/wordprocessingml/2006/main" xmlns:wp="http://schemas.openxmlformats.org/drawingml/2006/wordprocessingDrawing" xmlns:r="http://schemas.openxmlformats.org/officeDocument/2006/relationships" xmlns:w14="http://schemas.microsoft.com/office/word/2010/wordml">
+              <w:rPr>
+                <w:rFonts w:ascii="Arial" w:hAnsi="Arial" w:eastAsia="Arial" w:cs="Arial"/>
+                <w:i w:val="false"/>
+                <w:b w:val="false"/>
+                <w:u w:val="none"/>
+                <w:sz w:val="20"/>
+                <w:szCs w:val="20"/>
+                <w:color w:val="000000"/>
+              </w:rPr>
+              <w:t xml:space="preserve">NatVegH</w:t>
+            </w:r>
+          </w:p>
+        </w:tc>
+        <w:tc>
+          <w:tcPr>
+            <w:tcBorders>
+              <w:bottom w:val="none" w:sz="0" w:space="0" w:color="000000"/>
+              <w:top w:val="none" w:sz="0" w:space="0" w:color="000000"/>
+              <w:left w:val="none" w:sz="0" w:space="0" w:color="000000"/>
+              <w:right w:val="none" w:sz="0" w:space="0" w:color="000000"/>
+            </w:tcBorders>
+            <w:shd w:val="clear" w:color="auto" w:fill="FFFFFF"/>
+            <w:tcMar>
+              <w:top w:w="0" w:type="dxa"/>
+              <w:bottom w:w="0" w:type="dxa"/>
+              <w:left w:w="0" w:type="dxa"/>
+              <w:right w:w="0" w:type="dxa"/>
+            </w:tcMar>
+            <w:vAlign w:val="center"/>
+          </w:tcPr>
+          <w:p>
+            <w:pPr>
+              <w:pStyle w:val="Normal"/>
+              <w:jc w:val="right"/>
+              <w:pBdr>
+                <w:bottom w:val="none" w:sz="0" w:space="0" w:color="000000"/>
+                <w:top w:val="none" w:sz="0" w:space="0" w:color="000000"/>
+                <w:left w:val="none" w:sz="0" w:space="0" w:color="000000"/>
+                <w:right w:val="none" w:sz="0" w:space="0" w:color="000000"/>
+              </w:pBdr>
+              <w:spacing w:after="100" w:before="100" w:line="240"/>
+              <w:ind w:left="100" w:right="100" w:firstLine="0" w:firstLineChars="0"/>
+            </w:pPr>
+            <w:r xmlns:w="http://schemas.openxmlformats.org/wordprocessingml/2006/main" xmlns:wp="http://schemas.openxmlformats.org/drawingml/2006/wordprocessingDrawing" xmlns:r="http://schemas.openxmlformats.org/officeDocument/2006/relationships" xmlns:w14="http://schemas.microsoft.com/office/word/2010/wordml">
+              <w:rPr>
+                <w:rFonts w:ascii="Arial" w:hAnsi="Arial" w:eastAsia="Arial" w:cs="Arial"/>
+                <w:i w:val="false"/>
+                <w:b w:val="false"/>
+                <w:u w:val="none"/>
+                <w:sz w:val="20"/>
+                <w:szCs w:val="20"/>
+                <w:color w:val="000000"/>
+              </w:rPr>
+              <w:t xml:space="preserve">2</w:t>
+            </w:r>
+          </w:p>
+        </w:tc>
+        <w:tc>
+          <w:tcPr>
+            <w:tcBorders>
+              <w:bottom w:val="none" w:sz="0" w:space="0" w:color="000000"/>
+              <w:top w:val="none" w:sz="0" w:space="0" w:color="000000"/>
+              <w:left w:val="none" w:sz="0" w:space="0" w:color="000000"/>
+              <w:right w:val="none" w:sz="0" w:space="0" w:color="000000"/>
+            </w:tcBorders>
+            <w:shd w:val="clear" w:color="auto" w:fill="FFFFFF"/>
+            <w:tcMar>
+              <w:top w:w="0" w:type="dxa"/>
+              <w:bottom w:w="0" w:type="dxa"/>
+              <w:left w:w="0" w:type="dxa"/>
+              <w:right w:w="0" w:type="dxa"/>
+            </w:tcMar>
+            <w:vAlign w:val="center"/>
+          </w:tcPr>
+          <w:p>
+            <w:pPr>
+              <w:pStyle w:val="Normal"/>
+              <w:jc w:val="right"/>
+              <w:pBdr>
+                <w:bottom w:val="none" w:sz="0" w:space="0" w:color="000000"/>
+                <w:top w:val="none" w:sz="0" w:space="0" w:color="000000"/>
+                <w:left w:val="none" w:sz="0" w:space="0" w:color="000000"/>
+                <w:right w:val="none" w:sz="0" w:space="0" w:color="000000"/>
+              </w:pBdr>
+              <w:spacing w:after="100" w:before="100" w:line="240"/>
+              <w:ind w:left="100" w:right="100" w:firstLine="0" w:firstLineChars="0"/>
+            </w:pPr>
+            <w:r xmlns:w="http://schemas.openxmlformats.org/wordprocessingml/2006/main" xmlns:wp="http://schemas.openxmlformats.org/drawingml/2006/wordprocessingDrawing" xmlns:r="http://schemas.openxmlformats.org/officeDocument/2006/relationships" xmlns:w14="http://schemas.microsoft.com/office/word/2010/wordml">
+              <w:rPr>
+                <w:rFonts w:ascii="Arial" w:hAnsi="Arial" w:eastAsia="Arial" w:cs="Arial"/>
+                <w:i w:val="false"/>
+                <w:b w:val="false"/>
+                <w:u w:val="none"/>
+                <w:sz w:val="20"/>
+                <w:szCs w:val="20"/>
+                <w:color w:val="000000"/>
+              </w:rPr>
+              <w:t xml:space="preserve">242.17</w:t>
+            </w:r>
+          </w:p>
+        </w:tc>
+        <w:tc>
+          <w:tcPr>
+            <w:tcBorders>
+              <w:bottom w:val="none" w:sz="0" w:space="0" w:color="000000"/>
+              <w:top w:val="none" w:sz="0" w:space="0" w:color="000000"/>
+              <w:left w:val="none" w:sz="0" w:space="0" w:color="000000"/>
+              <w:right w:val="none" w:sz="0" w:space="0" w:color="000000"/>
+            </w:tcBorders>
+            <w:shd w:val="clear" w:color="auto" w:fill="FFFFFF"/>
+            <w:tcMar>
+              <w:top w:w="0" w:type="dxa"/>
+              <w:bottom w:w="0" w:type="dxa"/>
+              <w:left w:w="0" w:type="dxa"/>
+              <w:right w:w="0" w:type="dxa"/>
+            </w:tcMar>
+            <w:vAlign w:val="center"/>
+          </w:tcPr>
+          <w:p>
+            <w:pPr>
+              <w:pStyle w:val="Normal"/>
+              <w:jc w:val="right"/>
+              <w:pBdr>
+                <w:bottom w:val="none" w:sz="0" w:space="0" w:color="000000"/>
+                <w:top w:val="none" w:sz="0" w:space="0" w:color="000000"/>
+                <w:left w:val="none" w:sz="0" w:space="0" w:color="000000"/>
+                <w:right w:val="none" w:sz="0" w:space="0" w:color="000000"/>
+              </w:pBdr>
+              <w:spacing w:after="100" w:before="100" w:line="240"/>
+              <w:ind w:left="100" w:right="100" w:firstLine="0" w:firstLineChars="0"/>
+            </w:pPr>
+            <w:r xmlns:w="http://schemas.openxmlformats.org/wordprocessingml/2006/main" xmlns:wp="http://schemas.openxmlformats.org/drawingml/2006/wordprocessingDrawing" xmlns:r="http://schemas.openxmlformats.org/officeDocument/2006/relationships" xmlns:w14="http://schemas.microsoft.com/office/word/2010/wordml">
+              <w:rPr>
+                <w:rFonts w:ascii="Arial" w:hAnsi="Arial" w:eastAsia="Arial" w:cs="Arial"/>
+                <w:i w:val="false"/>
+                <w:b w:val="false"/>
+                <w:u w:val="none"/>
+                <w:sz w:val="20"/>
+                <w:szCs w:val="20"/>
+                <w:color w:val="000000"/>
+              </w:rPr>
+              <w:t xml:space="preserve">78.66</w:t>
+            </w:r>
+          </w:p>
+        </w:tc>
+        <w:tc>
+          <w:tcPr>
+            <w:tcBorders>
+              <w:bottom w:val="none" w:sz="0" w:space="0" w:color="000000"/>
+              <w:top w:val="none" w:sz="0" w:space="0" w:color="000000"/>
+              <w:left w:val="none" w:sz="0" w:space="0" w:color="000000"/>
+              <w:right w:val="none" w:sz="0" w:space="0" w:color="000000"/>
+            </w:tcBorders>
+            <w:shd w:val="clear" w:color="auto" w:fill="FFFFFF"/>
+            <w:tcMar>
+              <w:top w:w="0" w:type="dxa"/>
+              <w:bottom w:w="0" w:type="dxa"/>
+              <w:left w:w="0" w:type="dxa"/>
+              <w:right w:w="0" w:type="dxa"/>
+            </w:tcMar>
+            <w:vAlign w:val="center"/>
+          </w:tcPr>
+          <w:p>
+            <w:pPr>
+              <w:pStyle w:val="Normal"/>
+              <w:jc w:val="left"/>
+              <w:pBdr>
+                <w:bottom w:val="none" w:sz="0" w:space="0" w:color="000000"/>
+                <w:top w:val="none" w:sz="0" w:space="0" w:color="000000"/>
+                <w:left w:val="none" w:sz="0" w:space="0" w:color="000000"/>
+                <w:right w:val="none" w:sz="0" w:space="0" w:color="000000"/>
+              </w:pBdr>
+              <w:spacing w:after="100" w:before="100" w:line="240"/>
+              <w:ind w:left="100" w:right="100" w:firstLine="0" w:firstLineChars="0"/>
+            </w:pPr>
+            <w:r xmlns:w="http://schemas.openxmlformats.org/wordprocessingml/2006/main" xmlns:wp="http://schemas.openxmlformats.org/drawingml/2006/wordprocessingDrawing" xmlns:r="http://schemas.openxmlformats.org/officeDocument/2006/relationships" xmlns:w14="http://schemas.microsoft.com/office/word/2010/wordml">
+              <w:rPr>
+                <w:rFonts w:ascii="Arial" w:hAnsi="Arial" w:eastAsia="Arial" w:cs="Arial"/>
+                <w:i w:val="false"/>
+                <w:b w:val="false"/>
+                <w:u w:val="none"/>
+                <w:sz w:val="20"/>
+                <w:szCs w:val="20"/>
+                <w:color w:val="000000"/>
+              </w:rPr>
+              <w:t xml:space="preserve">--</w:t>
+            </w:r>
+          </w:p>
+        </w:tc>
+        <w:tc>
+          <w:tcPr>
+            <w:tcBorders>
+              <w:bottom w:val="none" w:sz="0" w:space="0" w:color="000000"/>
+              <w:top w:val="none" w:sz="0" w:space="0" w:color="000000"/>
+              <w:left w:val="none" w:sz="0" w:space="0" w:color="000000"/>
+              <w:right w:val="none" w:sz="0" w:space="0" w:color="000000"/>
+            </w:tcBorders>
+            <w:shd w:val="clear" w:color="auto" w:fill="FFFFFF"/>
+            <w:tcMar>
+              <w:top w:w="0" w:type="dxa"/>
+              <w:bottom w:w="0" w:type="dxa"/>
+              <w:left w:w="0" w:type="dxa"/>
+              <w:right w:w="0" w:type="dxa"/>
+            </w:tcMar>
+            <w:vAlign w:val="center"/>
+          </w:tcPr>
+          <w:p>
+            <w:pPr>
+              <w:pStyle w:val="Normal"/>
+              <w:jc w:val="left"/>
+              <w:pBdr>
+                <w:bottom w:val="none" w:sz="0" w:space="0" w:color="000000"/>
+                <w:top w:val="none" w:sz="0" w:space="0" w:color="000000"/>
+                <w:left w:val="none" w:sz="0" w:space="0" w:color="000000"/>
+                <w:right w:val="none" w:sz="0" w:space="0" w:color="000000"/>
+              </w:pBdr>
+              <w:spacing w:after="100" w:before="100" w:line="240"/>
+              <w:ind w:left="100" w:right="100" w:firstLine="0" w:firstLineChars="0"/>
+            </w:pPr>
+            <w:r xmlns:w="http://schemas.openxmlformats.org/wordprocessingml/2006/main" xmlns:wp="http://schemas.openxmlformats.org/drawingml/2006/wordprocessingDrawing" xmlns:r="http://schemas.openxmlformats.org/officeDocument/2006/relationships" xmlns:w14="http://schemas.microsoft.com/office/word/2010/wordml">
+              <w:rPr>
+                <w:rFonts w:ascii="Arial" w:hAnsi="Arial" w:eastAsia="Arial" w:cs="Arial"/>
+                <w:i w:val="false"/>
+                <w:b w:val="false"/>
+                <w:u w:val="none"/>
+                <w:sz w:val="20"/>
+                <w:szCs w:val="20"/>
+                <w:color w:val="000000"/>
+              </w:rPr>
+              <w:t xml:space="preserve">0.09</w:t>
+            </w:r>
+          </w:p>
+        </w:tc>
+      </w:tr>
+      <w:tr>
+        <w:trPr>
+          <w:trHeight w:val="360" w:hRule="auto"/>
+        </w:trPr>
+        body16
+        <w:tc>
+          <w:tcPr>
+            <w:tcBorders>
+              <w:bottom w:val="none" w:sz="0" w:space="0" w:color="000000"/>
+              <w:top w:val="none" w:sz="0" w:space="0" w:color="000000"/>
+              <w:left w:val="none" w:sz="0" w:space="0" w:color="000000"/>
+              <w:right w:val="none" w:sz="0" w:space="0" w:color="000000"/>
+            </w:tcBorders>
+            <w:shd w:val="clear" w:color="auto" w:fill="FFFFFF"/>
+            <w:tcMar>
+              <w:top w:w="0" w:type="dxa"/>
+              <w:bottom w:w="0" w:type="dxa"/>
+              <w:left w:w="0" w:type="dxa"/>
+              <w:right w:w="0" w:type="dxa"/>
+            </w:tcMar>
+            <w:vAlign w:val="center"/>
+          </w:tcPr>
+          <w:p>
+            <w:pPr>
+              <w:pStyle w:val="Normal"/>
+              <w:jc w:val="left"/>
+              <w:pBdr>
+                <w:bottom w:val="none" w:sz="0" w:space="0" w:color="000000"/>
+                <w:top w:val="none" w:sz="0" w:space="0" w:color="000000"/>
+                <w:left w:val="none" w:sz="0" w:space="0" w:color="000000"/>
+                <w:right w:val="none" w:sz="0" w:space="0" w:color="000000"/>
+              </w:pBdr>
+              <w:spacing w:after="100" w:before="100" w:line="240"/>
+              <w:ind w:left="100" w:right="100" w:firstLine="0" w:firstLineChars="0"/>
+            </w:pPr>
+            <w:r xmlns:w="http://schemas.openxmlformats.org/wordprocessingml/2006/main" xmlns:wp="http://schemas.openxmlformats.org/drawingml/2006/wordprocessingDrawing" xmlns:r="http://schemas.openxmlformats.org/officeDocument/2006/relationships" xmlns:w14="http://schemas.microsoft.com/office/word/2010/wordml">
+              <w:rPr>
+                <w:rFonts w:ascii="Arial" w:hAnsi="Arial" w:eastAsia="Arial" w:cs="Arial"/>
+                <w:i w:val="false"/>
+                <w:b w:val="false"/>
+                <w:u w:val="none"/>
+                <w:sz w:val="20"/>
+                <w:szCs w:val="20"/>
+                <w:color w:val="000000"/>
+              </w:rPr>
+              <w:t xml:space="preserve">natveg_high_4k</w:t>
+            </w:r>
+          </w:p>
+        </w:tc>
+        <w:tc>
+          <w:tcPr>
+            <w:tcBorders>
+              <w:bottom w:val="none" w:sz="0" w:space="0" w:color="000000"/>
+              <w:top w:val="none" w:sz="0" w:space="0" w:color="000000"/>
+              <w:left w:val="none" w:sz="0" w:space="0" w:color="000000"/>
+              <w:right w:val="none" w:sz="0" w:space="0" w:color="000000"/>
+            </w:tcBorders>
+            <w:shd w:val="clear" w:color="auto" w:fill="FFFFFF"/>
+            <w:tcMar>
+              <w:top w:w="0" w:type="dxa"/>
+              <w:bottom w:w="0" w:type="dxa"/>
+              <w:left w:w="0" w:type="dxa"/>
+              <w:right w:w="0" w:type="dxa"/>
+            </w:tcMar>
+            <w:vAlign w:val="center"/>
+          </w:tcPr>
+          <w:p>
+            <w:pPr>
+              <w:pStyle w:val="Normal"/>
+              <w:jc w:val="left"/>
+              <w:pBdr>
+                <w:bottom w:val="none" w:sz="0" w:space="0" w:color="000000"/>
+                <w:top w:val="none" w:sz="0" w:space="0" w:color="000000"/>
+                <w:left w:val="none" w:sz="0" w:space="0" w:color="000000"/>
+                <w:right w:val="none" w:sz="0" w:space="0" w:color="000000"/>
+              </w:pBdr>
+              <w:spacing w:after="100" w:before="100" w:line="240"/>
+              <w:ind w:left="100" w:right="100" w:firstLine="0" w:firstLineChars="0"/>
+            </w:pPr>
+            <w:r xmlns:w="http://schemas.openxmlformats.org/wordprocessingml/2006/main" xmlns:wp="http://schemas.openxmlformats.org/drawingml/2006/wordprocessingDrawing" xmlns:r="http://schemas.openxmlformats.org/officeDocument/2006/relationships" xmlns:w14="http://schemas.microsoft.com/office/word/2010/wordml">
+              <w:rPr>
+                <w:rFonts w:ascii="Arial" w:hAnsi="Arial" w:eastAsia="Arial" w:cs="Arial"/>
+                <w:i w:val="false"/>
+                <w:b w:val="false"/>
+                <w:u w:val="none"/>
+                <w:sz w:val="20"/>
+                <w:szCs w:val="20"/>
+                <w:color w:val="000000"/>
+              </w:rPr>
+              <w:t xml:space="preserve">NatVegH</w:t>
+            </w:r>
+          </w:p>
+        </w:tc>
+        <w:tc>
+          <w:tcPr>
+            <w:tcBorders>
+              <w:bottom w:val="none" w:sz="0" w:space="0" w:color="000000"/>
+              <w:top w:val="none" w:sz="0" w:space="0" w:color="000000"/>
+              <w:left w:val="none" w:sz="0" w:space="0" w:color="000000"/>
+              <w:right w:val="none" w:sz="0" w:space="0" w:color="000000"/>
+            </w:tcBorders>
+            <w:shd w:val="clear" w:color="auto" w:fill="FFFFFF"/>
+            <w:tcMar>
+              <w:top w:w="0" w:type="dxa"/>
+              <w:bottom w:w="0" w:type="dxa"/>
+              <w:left w:w="0" w:type="dxa"/>
+              <w:right w:w="0" w:type="dxa"/>
+            </w:tcMar>
+            <w:vAlign w:val="center"/>
+          </w:tcPr>
+          <w:p>
+            <w:pPr>
+              <w:pStyle w:val="Normal"/>
+              <w:jc w:val="right"/>
+              <w:pBdr>
+                <w:bottom w:val="none" w:sz="0" w:space="0" w:color="000000"/>
+                <w:top w:val="none" w:sz="0" w:space="0" w:color="000000"/>
+                <w:left w:val="none" w:sz="0" w:space="0" w:color="000000"/>
+                <w:right w:val="none" w:sz="0" w:space="0" w:color="000000"/>
+              </w:pBdr>
+              <w:spacing w:after="100" w:before="100" w:line="240"/>
+              <w:ind w:left="100" w:right="100" w:firstLine="0" w:firstLineChars="0"/>
+            </w:pPr>
+            <w:r xmlns:w="http://schemas.openxmlformats.org/wordprocessingml/2006/main" xmlns:wp="http://schemas.openxmlformats.org/drawingml/2006/wordprocessingDrawing" xmlns:r="http://schemas.openxmlformats.org/officeDocument/2006/relationships" xmlns:w14="http://schemas.microsoft.com/office/word/2010/wordml">
+              <w:rPr>
+                <w:rFonts w:ascii="Arial" w:hAnsi="Arial" w:eastAsia="Arial" w:cs="Arial"/>
+                <w:i w:val="false"/>
+                <w:b w:val="false"/>
+                <w:u w:val="none"/>
+                <w:sz w:val="20"/>
+                <w:szCs w:val="20"/>
+                <w:color w:val="000000"/>
+              </w:rPr>
+              <w:t xml:space="preserve">2</w:t>
+            </w:r>
+          </w:p>
+        </w:tc>
+        <w:tc>
+          <w:tcPr>
+            <w:tcBorders>
+              <w:bottom w:val="none" w:sz="0" w:space="0" w:color="000000"/>
+              <w:top w:val="none" w:sz="0" w:space="0" w:color="000000"/>
+              <w:left w:val="none" w:sz="0" w:space="0" w:color="000000"/>
+              <w:right w:val="none" w:sz="0" w:space="0" w:color="000000"/>
+            </w:tcBorders>
+            <w:shd w:val="clear" w:color="auto" w:fill="FFFFFF"/>
+            <w:tcMar>
+              <w:top w:w="0" w:type="dxa"/>
+              <w:bottom w:w="0" w:type="dxa"/>
+              <w:left w:w="0" w:type="dxa"/>
+              <w:right w:w="0" w:type="dxa"/>
+            </w:tcMar>
+            <w:vAlign w:val="center"/>
+          </w:tcPr>
+          <w:p>
+            <w:pPr>
+              <w:pStyle w:val="Normal"/>
+              <w:jc w:val="right"/>
+              <w:pBdr>
+                <w:bottom w:val="none" w:sz="0" w:space="0" w:color="000000"/>
+                <w:top w:val="none" w:sz="0" w:space="0" w:color="000000"/>
+                <w:left w:val="none" w:sz="0" w:space="0" w:color="000000"/>
+                <w:right w:val="none" w:sz="0" w:space="0" w:color="000000"/>
+              </w:pBdr>
+              <w:spacing w:after="100" w:before="100" w:line="240"/>
+              <w:ind w:left="100" w:right="100" w:firstLine="0" w:firstLineChars="0"/>
+            </w:pPr>
+            <w:r xmlns:w="http://schemas.openxmlformats.org/wordprocessingml/2006/main" xmlns:wp="http://schemas.openxmlformats.org/drawingml/2006/wordprocessingDrawing" xmlns:r="http://schemas.openxmlformats.org/officeDocument/2006/relationships" xmlns:w14="http://schemas.microsoft.com/office/word/2010/wordml">
+              <w:rPr>
+                <w:rFonts w:ascii="Arial" w:hAnsi="Arial" w:eastAsia="Arial" w:cs="Arial"/>
+                <w:i w:val="false"/>
+                <w:b w:val="false"/>
+                <w:u w:val="none"/>
+                <w:sz w:val="20"/>
+                <w:szCs w:val="20"/>
+                <w:color w:val="000000"/>
+              </w:rPr>
+              <w:t xml:space="preserve">233.16</w:t>
+            </w:r>
+          </w:p>
+        </w:tc>
+        <w:tc>
+          <w:tcPr>
+            <w:tcBorders>
+              <w:bottom w:val="none" w:sz="0" w:space="0" w:color="000000"/>
+              <w:top w:val="none" w:sz="0" w:space="0" w:color="000000"/>
+              <w:left w:val="none" w:sz="0" w:space="0" w:color="000000"/>
+              <w:right w:val="none" w:sz="0" w:space="0" w:color="000000"/>
+            </w:tcBorders>
+            <w:shd w:val="clear" w:color="auto" w:fill="FFFFFF"/>
+            <w:tcMar>
+              <w:top w:w="0" w:type="dxa"/>
+              <w:bottom w:w="0" w:type="dxa"/>
+              <w:left w:w="0" w:type="dxa"/>
+              <w:right w:w="0" w:type="dxa"/>
+            </w:tcMar>
+            <w:vAlign w:val="center"/>
+          </w:tcPr>
+          <w:p>
+            <w:pPr>
+              <w:pStyle w:val="Normal"/>
+              <w:jc w:val="right"/>
+              <w:pBdr>
+                <w:bottom w:val="none" w:sz="0" w:space="0" w:color="000000"/>
+                <w:top w:val="none" w:sz="0" w:space="0" w:color="000000"/>
+                <w:left w:val="none" w:sz="0" w:space="0" w:color="000000"/>
+                <w:right w:val="none" w:sz="0" w:space="0" w:color="000000"/>
+              </w:pBdr>
+              <w:spacing w:after="100" w:before="100" w:line="240"/>
+              <w:ind w:left="100" w:right="100" w:firstLine="0" w:firstLineChars="0"/>
+            </w:pPr>
+            <w:r xmlns:w="http://schemas.openxmlformats.org/wordprocessingml/2006/main" xmlns:wp="http://schemas.openxmlformats.org/drawingml/2006/wordprocessingDrawing" xmlns:r="http://schemas.openxmlformats.org/officeDocument/2006/relationships" xmlns:w14="http://schemas.microsoft.com/office/word/2010/wordml">
+              <w:rPr>
+                <w:rFonts w:ascii="Arial" w:hAnsi="Arial" w:eastAsia="Arial" w:cs="Arial"/>
+                <w:i w:val="false"/>
+                <w:b w:val="false"/>
+                <w:u w:val="none"/>
+                <w:sz w:val="20"/>
+                <w:szCs w:val="20"/>
+                <w:color w:val="000000"/>
+              </w:rPr>
+              <w:t xml:space="preserve">107.70</w:t>
+            </w:r>
+          </w:p>
+        </w:tc>
+        <w:tc>
+          <w:tcPr>
+            <w:tcBorders>
+              <w:bottom w:val="none" w:sz="0" w:space="0" w:color="000000"/>
+              <w:top w:val="none" w:sz="0" w:space="0" w:color="000000"/>
+              <w:left w:val="none" w:sz="0" w:space="0" w:color="000000"/>
+              <w:right w:val="none" w:sz="0" w:space="0" w:color="000000"/>
+            </w:tcBorders>
+            <w:shd w:val="clear" w:color="auto" w:fill="FFFFFF"/>
+            <w:tcMar>
+              <w:top w:w="0" w:type="dxa"/>
+              <w:bottom w:w="0" w:type="dxa"/>
+              <w:left w:w="0" w:type="dxa"/>
+              <w:right w:w="0" w:type="dxa"/>
+            </w:tcMar>
+            <w:vAlign w:val="center"/>
+          </w:tcPr>
+          <w:p>
+            <w:pPr>
+              <w:pStyle w:val="Normal"/>
+              <w:jc w:val="left"/>
+              <w:pBdr>
+                <w:bottom w:val="none" w:sz="0" w:space="0" w:color="000000"/>
+                <w:top w:val="none" w:sz="0" w:space="0" w:color="000000"/>
+                <w:left w:val="none" w:sz="0" w:space="0" w:color="000000"/>
+                <w:right w:val="none" w:sz="0" w:space="0" w:color="000000"/>
+              </w:pBdr>
+              <w:spacing w:after="100" w:before="100" w:line="240"/>
+              <w:ind w:left="100" w:right="100" w:firstLine="0" w:firstLineChars="0"/>
+            </w:pPr>
+            <w:r xmlns:w="http://schemas.openxmlformats.org/wordprocessingml/2006/main" xmlns:wp="http://schemas.openxmlformats.org/drawingml/2006/wordprocessingDrawing" xmlns:r="http://schemas.openxmlformats.org/officeDocument/2006/relationships" xmlns:w14="http://schemas.microsoft.com/office/word/2010/wordml">
+              <w:rPr>
+                <w:rFonts w:ascii="Arial" w:hAnsi="Arial" w:eastAsia="Arial" w:cs="Arial"/>
+                <w:i w:val="false"/>
+                <w:b w:val="false"/>
+                <w:u w:val="none"/>
+                <w:sz w:val="20"/>
+                <w:szCs w:val="20"/>
+                <w:color w:val="000000"/>
+              </w:rPr>
+              <w:t xml:space="preserve">--</w:t>
+            </w:r>
+          </w:p>
+        </w:tc>
+        <w:tc>
+          <w:tcPr>
+            <w:tcBorders>
+              <w:bottom w:val="none" w:sz="0" w:space="0" w:color="000000"/>
+              <w:top w:val="none" w:sz="0" w:space="0" w:color="000000"/>
+              <w:left w:val="none" w:sz="0" w:space="0" w:color="000000"/>
+              <w:right w:val="none" w:sz="0" w:space="0" w:color="000000"/>
+            </w:tcBorders>
+            <w:shd w:val="clear" w:color="auto" w:fill="FFFFFF"/>
+            <w:tcMar>
+              <w:top w:w="0" w:type="dxa"/>
+              <w:bottom w:w="0" w:type="dxa"/>
+              <w:left w:w="0" w:type="dxa"/>
+              <w:right w:w="0" w:type="dxa"/>
+            </w:tcMar>
+            <w:vAlign w:val="center"/>
+          </w:tcPr>
+          <w:p>
+            <w:pPr>
+              <w:pStyle w:val="Normal"/>
+              <w:jc w:val="left"/>
+              <w:pBdr>
+                <w:bottom w:val="none" w:sz="0" w:space="0" w:color="000000"/>
+                <w:top w:val="none" w:sz="0" w:space="0" w:color="000000"/>
+                <w:left w:val="none" w:sz="0" w:space="0" w:color="000000"/>
+                <w:right w:val="none" w:sz="0" w:space="0" w:color="000000"/>
+              </w:pBdr>
+              <w:spacing w:after="100" w:before="100" w:line="240"/>
+              <w:ind w:left="100" w:right="100" w:firstLine="0" w:firstLineChars="0"/>
+            </w:pPr>
+            <w:r xmlns:w="http://schemas.openxmlformats.org/wordprocessingml/2006/main" xmlns:wp="http://schemas.openxmlformats.org/drawingml/2006/wordprocessingDrawing" xmlns:r="http://schemas.openxmlformats.org/officeDocument/2006/relationships" xmlns:w14="http://schemas.microsoft.com/office/word/2010/wordml">
+              <w:rPr>
+                <w:rFonts w:ascii="Arial" w:hAnsi="Arial" w:eastAsia="Arial" w:cs="Arial"/>
+                <w:i w:val="false"/>
+                <w:b w:val="false"/>
+                <w:u w:val="none"/>
+                <w:sz w:val="20"/>
+                <w:szCs w:val="20"/>
+                <w:color w:val="000000"/>
+              </w:rPr>
+              <w:t xml:space="preserve">--</w:t>
+            </w:r>
+          </w:p>
+        </w:tc>
+      </w:tr>
+      <w:tr>
+        <w:trPr>
+          <w:trHeight w:val="360" w:hRule="auto"/>
+        </w:trPr>
+        body17
+        <w:tc>
+          <w:tcPr>
+            <w:tcBorders>
+              <w:bottom w:val="none" w:sz="0" w:space="0" w:color="000000"/>
+              <w:top w:val="none" w:sz="0" w:space="0" w:color="000000"/>
+              <w:left w:val="none" w:sz="0" w:space="0" w:color="000000"/>
+              <w:right w:val="none" w:sz="0" w:space="0" w:color="000000"/>
+            </w:tcBorders>
+            <w:shd w:val="clear" w:color="auto" w:fill="FFFFFF"/>
+            <w:tcMar>
+              <w:top w:w="0" w:type="dxa"/>
+              <w:bottom w:w="0" w:type="dxa"/>
+              <w:left w:w="0" w:type="dxa"/>
+              <w:right w:w="0" w:type="dxa"/>
+            </w:tcMar>
+            <w:vAlign w:val="center"/>
+          </w:tcPr>
+          <w:p>
+            <w:pPr>
+              <w:pStyle w:val="Normal"/>
+              <w:jc w:val="left"/>
+              <w:pBdr>
+                <w:bottom w:val="none" w:sz="0" w:space="0" w:color="000000"/>
+                <w:top w:val="none" w:sz="0" w:space="0" w:color="000000"/>
+                <w:left w:val="none" w:sz="0" w:space="0" w:color="000000"/>
+                <w:right w:val="none" w:sz="0" w:space="0" w:color="000000"/>
+              </w:pBdr>
+              <w:spacing w:after="100" w:before="100" w:line="240"/>
+              <w:ind w:left="100" w:right="100" w:firstLine="0" w:firstLineChars="0"/>
+            </w:pPr>
+            <w:r xmlns:w="http://schemas.openxmlformats.org/wordprocessingml/2006/main" xmlns:wp="http://schemas.openxmlformats.org/drawingml/2006/wordprocessingDrawing" xmlns:r="http://schemas.openxmlformats.org/officeDocument/2006/relationships" xmlns:w14="http://schemas.microsoft.com/office/word/2010/wordml">
+              <w:rPr>
+                <w:rFonts w:ascii="Arial" w:hAnsi="Arial" w:eastAsia="Arial" w:cs="Arial"/>
+                <w:i w:val="false"/>
+                <w:b w:val="false"/>
+                <w:u w:val="none"/>
+                <w:sz w:val="20"/>
+                <w:szCs w:val="20"/>
+                <w:color w:val="000000"/>
+              </w:rPr>
+              <w:t xml:space="preserve">natveg_high_8k</w:t>
+            </w:r>
+          </w:p>
+        </w:tc>
+        <w:tc>
+          <w:tcPr>
+            <w:tcBorders>
+              <w:bottom w:val="none" w:sz="0" w:space="0" w:color="000000"/>
+              <w:top w:val="none" w:sz="0" w:space="0" w:color="000000"/>
+              <w:left w:val="none" w:sz="0" w:space="0" w:color="000000"/>
+              <w:right w:val="none" w:sz="0" w:space="0" w:color="000000"/>
+            </w:tcBorders>
+            <w:shd w:val="clear" w:color="auto" w:fill="FFFFFF"/>
+            <w:tcMar>
+              <w:top w:w="0" w:type="dxa"/>
+              <w:bottom w:w="0" w:type="dxa"/>
+              <w:left w:w="0" w:type="dxa"/>
+              <w:right w:w="0" w:type="dxa"/>
+            </w:tcMar>
+            <w:vAlign w:val="center"/>
+          </w:tcPr>
+          <w:p>
+            <w:pPr>
+              <w:pStyle w:val="Normal"/>
+              <w:jc w:val="left"/>
+              <w:pBdr>
+                <w:bottom w:val="none" w:sz="0" w:space="0" w:color="000000"/>
+                <w:top w:val="none" w:sz="0" w:space="0" w:color="000000"/>
+                <w:left w:val="none" w:sz="0" w:space="0" w:color="000000"/>
+                <w:right w:val="none" w:sz="0" w:space="0" w:color="000000"/>
+              </w:pBdr>
+              <w:spacing w:after="100" w:before="100" w:line="240"/>
+              <w:ind w:left="100" w:right="100" w:firstLine="0" w:firstLineChars="0"/>
+            </w:pPr>
+            <w:r xmlns:w="http://schemas.openxmlformats.org/wordprocessingml/2006/main" xmlns:wp="http://schemas.openxmlformats.org/drawingml/2006/wordprocessingDrawing" xmlns:r="http://schemas.openxmlformats.org/officeDocument/2006/relationships" xmlns:w14="http://schemas.microsoft.com/office/word/2010/wordml">
+              <w:rPr>
+                <w:rFonts w:ascii="Arial" w:hAnsi="Arial" w:eastAsia="Arial" w:cs="Arial"/>
+                <w:i w:val="false"/>
+                <w:b w:val="false"/>
+                <w:u w:val="none"/>
+                <w:sz w:val="20"/>
+                <w:szCs w:val="20"/>
+                <w:color w:val="000000"/>
+              </w:rPr>
+              <w:t xml:space="preserve">NatVegH</w:t>
+            </w:r>
+          </w:p>
+        </w:tc>
+        <w:tc>
+          <w:tcPr>
+            <w:tcBorders>
+              <w:bottom w:val="none" w:sz="0" w:space="0" w:color="000000"/>
+              <w:top w:val="none" w:sz="0" w:space="0" w:color="000000"/>
+              <w:left w:val="none" w:sz="0" w:space="0" w:color="000000"/>
+              <w:right w:val="none" w:sz="0" w:space="0" w:color="000000"/>
+            </w:tcBorders>
+            <w:shd w:val="clear" w:color="auto" w:fill="FFFFFF"/>
+            <w:tcMar>
+              <w:top w:w="0" w:type="dxa"/>
+              <w:bottom w:w="0" w:type="dxa"/>
+              <w:left w:w="0" w:type="dxa"/>
+              <w:right w:w="0" w:type="dxa"/>
+            </w:tcMar>
+            <w:vAlign w:val="center"/>
+          </w:tcPr>
+          <w:p>
+            <w:pPr>
+              <w:pStyle w:val="Normal"/>
+              <w:jc w:val="right"/>
+              <w:pBdr>
+                <w:bottom w:val="none" w:sz="0" w:space="0" w:color="000000"/>
+                <w:top w:val="none" w:sz="0" w:space="0" w:color="000000"/>
+                <w:left w:val="none" w:sz="0" w:space="0" w:color="000000"/>
+                <w:right w:val="none" w:sz="0" w:space="0" w:color="000000"/>
+              </w:pBdr>
+              <w:spacing w:after="100" w:before="100" w:line="240"/>
+              <w:ind w:left="100" w:right="100" w:firstLine="0" w:firstLineChars="0"/>
+            </w:pPr>
+            <w:r xmlns:w="http://schemas.openxmlformats.org/wordprocessingml/2006/main" xmlns:wp="http://schemas.openxmlformats.org/drawingml/2006/wordprocessingDrawing" xmlns:r="http://schemas.openxmlformats.org/officeDocument/2006/relationships" xmlns:w14="http://schemas.microsoft.com/office/word/2010/wordml">
+              <w:rPr>
+                <w:rFonts w:ascii="Arial" w:hAnsi="Arial" w:eastAsia="Arial" w:cs="Arial"/>
+                <w:i w:val="false"/>
+                <w:b w:val="false"/>
+                <w:u w:val="none"/>
+                <w:sz w:val="20"/>
+                <w:szCs w:val="20"/>
+                <w:color w:val="000000"/>
+              </w:rPr>
+              <w:t xml:space="preserve">2</w:t>
+            </w:r>
+          </w:p>
+        </w:tc>
+        <w:tc>
+          <w:tcPr>
+            <w:tcBorders>
+              <w:bottom w:val="none" w:sz="0" w:space="0" w:color="000000"/>
+              <w:top w:val="none" w:sz="0" w:space="0" w:color="000000"/>
+              <w:left w:val="none" w:sz="0" w:space="0" w:color="000000"/>
+              <w:right w:val="none" w:sz="0" w:space="0" w:color="000000"/>
+            </w:tcBorders>
+            <w:shd w:val="clear" w:color="auto" w:fill="FFFFFF"/>
+            <w:tcMar>
+              <w:top w:w="0" w:type="dxa"/>
+              <w:bottom w:w="0" w:type="dxa"/>
+              <w:left w:w="0" w:type="dxa"/>
+              <w:right w:w="0" w:type="dxa"/>
+            </w:tcMar>
+            <w:vAlign w:val="center"/>
+          </w:tcPr>
+          <w:p>
+            <w:pPr>
+              <w:pStyle w:val="Normal"/>
+              <w:jc w:val="right"/>
+              <w:pBdr>
+                <w:bottom w:val="none" w:sz="0" w:space="0" w:color="000000"/>
+                <w:top w:val="none" w:sz="0" w:space="0" w:color="000000"/>
+                <w:left w:val="none" w:sz="0" w:space="0" w:color="000000"/>
+                <w:right w:val="none" w:sz="0" w:space="0" w:color="000000"/>
+              </w:pBdr>
+              <w:spacing w:after="100" w:before="100" w:line="240"/>
+              <w:ind w:left="100" w:right="100" w:firstLine="0" w:firstLineChars="0"/>
+            </w:pPr>
+            <w:r xmlns:w="http://schemas.openxmlformats.org/wordprocessingml/2006/main" xmlns:wp="http://schemas.openxmlformats.org/drawingml/2006/wordprocessingDrawing" xmlns:r="http://schemas.openxmlformats.org/officeDocument/2006/relationships" xmlns:w14="http://schemas.microsoft.com/office/word/2010/wordml">
+              <w:rPr>
+                <w:rFonts w:ascii="Arial" w:hAnsi="Arial" w:eastAsia="Arial" w:cs="Arial"/>
+                <w:i w:val="false"/>
+                <w:b w:val="false"/>
+                <w:u w:val="none"/>
+                <w:sz w:val="20"/>
+                <w:szCs w:val="20"/>
+                <w:color w:val="000000"/>
+              </w:rPr>
+              <w:t xml:space="preserve">225.00</w:t>
+            </w:r>
+          </w:p>
+        </w:tc>
+        <w:tc>
+          <w:tcPr>
+            <w:tcBorders>
+              <w:bottom w:val="none" w:sz="0" w:space="0" w:color="000000"/>
+              <w:top w:val="none" w:sz="0" w:space="0" w:color="000000"/>
+              <w:left w:val="none" w:sz="0" w:space="0" w:color="000000"/>
+              <w:right w:val="none" w:sz="0" w:space="0" w:color="000000"/>
+            </w:tcBorders>
+            <w:shd w:val="clear" w:color="auto" w:fill="FFFFFF"/>
+            <w:tcMar>
+              <w:top w:w="0" w:type="dxa"/>
+              <w:bottom w:w="0" w:type="dxa"/>
+              <w:left w:w="0" w:type="dxa"/>
+              <w:right w:w="0" w:type="dxa"/>
+            </w:tcMar>
+            <w:vAlign w:val="center"/>
+          </w:tcPr>
+          <w:p>
+            <w:pPr>
+              <w:pStyle w:val="Normal"/>
+              <w:jc w:val="right"/>
+              <w:pBdr>
+                <w:bottom w:val="none" w:sz="0" w:space="0" w:color="000000"/>
+                <w:top w:val="none" w:sz="0" w:space="0" w:color="000000"/>
+                <w:left w:val="none" w:sz="0" w:space="0" w:color="000000"/>
+                <w:right w:val="none" w:sz="0" w:space="0" w:color="000000"/>
+              </w:pBdr>
+              <w:spacing w:after="100" w:before="100" w:line="240"/>
+              <w:ind w:left="100" w:right="100" w:firstLine="0" w:firstLineChars="0"/>
+            </w:pPr>
+            <w:r xmlns:w="http://schemas.openxmlformats.org/wordprocessingml/2006/main" xmlns:wp="http://schemas.openxmlformats.org/drawingml/2006/wordprocessingDrawing" xmlns:r="http://schemas.openxmlformats.org/officeDocument/2006/relationships" xmlns:w14="http://schemas.microsoft.com/office/word/2010/wordml">
+              <w:rPr>
+                <w:rFonts w:ascii="Arial" w:hAnsi="Arial" w:eastAsia="Arial" w:cs="Arial"/>
+                <w:i w:val="false"/>
+                <w:b w:val="false"/>
+                <w:u w:val="none"/>
+                <w:sz w:val="20"/>
+                <w:szCs w:val="20"/>
+                <w:color w:val="000000"/>
+              </w:rPr>
+              <w:t xml:space="preserve">94.02</w:t>
+            </w:r>
+          </w:p>
+        </w:tc>
+        <w:tc>
+          <w:tcPr>
+            <w:tcBorders>
+              <w:bottom w:val="none" w:sz="0" w:space="0" w:color="000000"/>
+              <w:top w:val="none" w:sz="0" w:space="0" w:color="000000"/>
+              <w:left w:val="none" w:sz="0" w:space="0" w:color="000000"/>
+              <w:right w:val="none" w:sz="0" w:space="0" w:color="000000"/>
+            </w:tcBorders>
+            <w:shd w:val="clear" w:color="auto" w:fill="FFFFFF"/>
+            <w:tcMar>
+              <w:top w:w="0" w:type="dxa"/>
+              <w:bottom w:w="0" w:type="dxa"/>
+              <w:left w:w="0" w:type="dxa"/>
+              <w:right w:w="0" w:type="dxa"/>
+            </w:tcMar>
+            <w:vAlign w:val="center"/>
+          </w:tcPr>
+          <w:p>
+            <w:pPr>
+              <w:pStyle w:val="Normal"/>
+              <w:jc w:val="left"/>
+              <w:pBdr>
+                <w:bottom w:val="none" w:sz="0" w:space="0" w:color="000000"/>
+                <w:top w:val="none" w:sz="0" w:space="0" w:color="000000"/>
+                <w:left w:val="none" w:sz="0" w:space="0" w:color="000000"/>
+                <w:right w:val="none" w:sz="0" w:space="0" w:color="000000"/>
+              </w:pBdr>
+              <w:spacing w:after="100" w:before="100" w:line="240"/>
+              <w:ind w:left="100" w:right="100" w:firstLine="0" w:firstLineChars="0"/>
+            </w:pPr>
+            <w:r xmlns:w="http://schemas.openxmlformats.org/wordprocessingml/2006/main" xmlns:wp="http://schemas.openxmlformats.org/drawingml/2006/wordprocessingDrawing" xmlns:r="http://schemas.openxmlformats.org/officeDocument/2006/relationships" xmlns:w14="http://schemas.microsoft.com/office/word/2010/wordml">
+              <w:rPr>
+                <w:rFonts w:ascii="Arial" w:hAnsi="Arial" w:eastAsia="Arial" w:cs="Arial"/>
+                <w:i w:val="false"/>
+                <w:b w:val="false"/>
+                <w:u w:val="none"/>
+                <w:sz w:val="20"/>
+                <w:szCs w:val="20"/>
+                <w:color w:val="000000"/>
+              </w:rPr>
+              <w:t xml:space="preserve">--</w:t>
+            </w:r>
+          </w:p>
+        </w:tc>
+        <w:tc>
+          <w:tcPr>
+            <w:tcBorders>
+              <w:bottom w:val="none" w:sz="0" w:space="0" w:color="000000"/>
+              <w:top w:val="none" w:sz="0" w:space="0" w:color="000000"/>
+              <w:left w:val="none" w:sz="0" w:space="0" w:color="000000"/>
+              <w:right w:val="none" w:sz="0" w:space="0" w:color="000000"/>
+            </w:tcBorders>
+            <w:shd w:val="clear" w:color="auto" w:fill="FFFFFF"/>
+            <w:tcMar>
+              <w:top w:w="0" w:type="dxa"/>
+              <w:bottom w:w="0" w:type="dxa"/>
+              <w:left w:w="0" w:type="dxa"/>
+              <w:right w:w="0" w:type="dxa"/>
+            </w:tcMar>
+            <w:vAlign w:val="center"/>
+          </w:tcPr>
+          <w:p>
+            <w:pPr>
+              <w:pStyle w:val="Normal"/>
+              <w:jc w:val="left"/>
+              <w:pBdr>
+                <w:bottom w:val="none" w:sz="0" w:space="0" w:color="000000"/>
+                <w:top w:val="none" w:sz="0" w:space="0" w:color="000000"/>
+                <w:left w:val="none" w:sz="0" w:space="0" w:color="000000"/>
+                <w:right w:val="none" w:sz="0" w:space="0" w:color="000000"/>
+              </w:pBdr>
+              <w:spacing w:after="100" w:before="100" w:line="240"/>
+              <w:ind w:left="100" w:right="100" w:firstLine="0" w:firstLineChars="0"/>
+            </w:pPr>
+            <w:r xmlns:w="http://schemas.openxmlformats.org/wordprocessingml/2006/main" xmlns:wp="http://schemas.openxmlformats.org/drawingml/2006/wordprocessingDrawing" xmlns:r="http://schemas.openxmlformats.org/officeDocument/2006/relationships" xmlns:w14="http://schemas.microsoft.com/office/word/2010/wordml">
+              <w:rPr>
+                <w:rFonts w:ascii="Arial" w:hAnsi="Arial" w:eastAsia="Arial" w:cs="Arial"/>
+                <w:i w:val="false"/>
+                <w:b w:val="false"/>
+                <w:u w:val="none"/>
+                <w:sz w:val="20"/>
+                <w:szCs w:val="20"/>
+                <w:color w:val="000000"/>
+              </w:rPr>
+              <w:t xml:space="preserve">--</w:t>
+            </w:r>
+          </w:p>
+        </w:tc>
+      </w:tr>
+      <w:tr>
+        <w:trPr>
+          <w:trHeight w:val="360" w:hRule="auto"/>
+        </w:trPr>
+        body18
+        <w:tc>
+          <w:tcPr>
+            <w:tcBorders>
+              <w:bottom w:val="none" w:sz="0" w:space="0" w:color="000000"/>
+              <w:top w:val="none" w:sz="0" w:space="0" w:color="000000"/>
+              <w:left w:val="none" w:sz="0" w:space="0" w:color="000000"/>
+              <w:right w:val="none" w:sz="0" w:space="0" w:color="000000"/>
+            </w:tcBorders>
+            <w:shd w:val="clear" w:color="auto" w:fill="FFFFFF"/>
+            <w:tcMar>
+              <w:top w:w="0" w:type="dxa"/>
+              <w:bottom w:w="0" w:type="dxa"/>
+              <w:left w:w="0" w:type="dxa"/>
+              <w:right w:w="0" w:type="dxa"/>
+            </w:tcMar>
+            <w:vAlign w:val="center"/>
+          </w:tcPr>
+          <w:p>
+            <w:pPr>
+              <w:pStyle w:val="Normal"/>
+              <w:jc w:val="left"/>
+              <w:pBdr>
+                <w:bottom w:val="none" w:sz="0" w:space="0" w:color="000000"/>
+                <w:top w:val="none" w:sz="0" w:space="0" w:color="000000"/>
+                <w:left w:val="none" w:sz="0" w:space="0" w:color="000000"/>
+                <w:right w:val="none" w:sz="0" w:space="0" w:color="000000"/>
+              </w:pBdr>
+              <w:spacing w:after="100" w:before="100" w:line="240"/>
+              <w:ind w:left="100" w:right="100" w:firstLine="0" w:firstLineChars="0"/>
+            </w:pPr>
+            <w:r xmlns:w="http://schemas.openxmlformats.org/wordprocessingml/2006/main" xmlns:wp="http://schemas.openxmlformats.org/drawingml/2006/wordprocessingDrawing" xmlns:r="http://schemas.openxmlformats.org/officeDocument/2006/relationships" xmlns:w14="http://schemas.microsoft.com/office/word/2010/wordml">
+              <w:rPr>
+                <w:rFonts w:ascii="Arial" w:hAnsi="Arial" w:eastAsia="Arial" w:cs="Arial"/>
+                <w:i w:val="false"/>
+                <w:b w:val="false"/>
+                <w:u w:val="none"/>
+                <w:sz w:val="20"/>
+                <w:szCs w:val="20"/>
+                <w:color w:val="000000"/>
+              </w:rPr>
+              <w:t xml:space="preserve">natveg_high_all</w:t>
+            </w:r>
+          </w:p>
+        </w:tc>
+        <w:tc>
+          <w:tcPr>
+            <w:tcBorders>
+              <w:bottom w:val="none" w:sz="0" w:space="0" w:color="000000"/>
+              <w:top w:val="none" w:sz="0" w:space="0" w:color="000000"/>
+              <w:left w:val="none" w:sz="0" w:space="0" w:color="000000"/>
+              <w:right w:val="none" w:sz="0" w:space="0" w:color="000000"/>
+            </w:tcBorders>
+            <w:shd w:val="clear" w:color="auto" w:fill="FFFFFF"/>
+            <w:tcMar>
+              <w:top w:w="0" w:type="dxa"/>
+              <w:bottom w:w="0" w:type="dxa"/>
+              <w:left w:w="0" w:type="dxa"/>
+              <w:right w:w="0" w:type="dxa"/>
+            </w:tcMar>
+            <w:vAlign w:val="center"/>
+          </w:tcPr>
+          <w:p>
+            <w:pPr>
+              <w:pStyle w:val="Normal"/>
+              <w:jc w:val="left"/>
+              <w:pBdr>
+                <w:bottom w:val="none" w:sz="0" w:space="0" w:color="000000"/>
+                <w:top w:val="none" w:sz="0" w:space="0" w:color="000000"/>
+                <w:left w:val="none" w:sz="0" w:space="0" w:color="000000"/>
+                <w:right w:val="none" w:sz="0" w:space="0" w:color="000000"/>
+              </w:pBdr>
+              <w:spacing w:after="100" w:before="100" w:line="240"/>
+              <w:ind w:left="100" w:right="100" w:firstLine="0" w:firstLineChars="0"/>
+            </w:pPr>
+            <w:r xmlns:w="http://schemas.openxmlformats.org/wordprocessingml/2006/main" xmlns:wp="http://schemas.openxmlformats.org/drawingml/2006/wordprocessingDrawing" xmlns:r="http://schemas.openxmlformats.org/officeDocument/2006/relationships" xmlns:w14="http://schemas.microsoft.com/office/word/2010/wordml">
+              <w:rPr>
+                <w:rFonts w:ascii="Arial" w:hAnsi="Arial" w:eastAsia="Arial" w:cs="Arial"/>
+                <w:i w:val="false"/>
+                <w:b w:val="false"/>
+                <w:u w:val="none"/>
+                <w:sz w:val="20"/>
+                <w:szCs w:val="20"/>
+                <w:color w:val="000000"/>
+              </w:rPr>
+              <w:t xml:space="preserve">NatVegH</w:t>
+            </w:r>
+          </w:p>
+        </w:tc>
+        <w:tc>
+          <w:tcPr>
+            <w:tcBorders>
+              <w:bottom w:val="none" w:sz="0" w:space="0" w:color="000000"/>
+              <w:top w:val="none" w:sz="0" w:space="0" w:color="000000"/>
+              <w:left w:val="none" w:sz="0" w:space="0" w:color="000000"/>
+              <w:right w:val="none" w:sz="0" w:space="0" w:color="000000"/>
+            </w:tcBorders>
+            <w:shd w:val="clear" w:color="auto" w:fill="FFFFFF"/>
+            <w:tcMar>
+              <w:top w:w="0" w:type="dxa"/>
+              <w:bottom w:w="0" w:type="dxa"/>
+              <w:left w:w="0" w:type="dxa"/>
+              <w:right w:w="0" w:type="dxa"/>
+            </w:tcMar>
+            <w:vAlign w:val="center"/>
+          </w:tcPr>
+          <w:p>
+            <w:pPr>
+              <w:pStyle w:val="Normal"/>
+              <w:jc w:val="right"/>
+              <w:pBdr>
+                <w:bottom w:val="none" w:sz="0" w:space="0" w:color="000000"/>
+                <w:top w:val="none" w:sz="0" w:space="0" w:color="000000"/>
+                <w:left w:val="none" w:sz="0" w:space="0" w:color="000000"/>
+                <w:right w:val="none" w:sz="0" w:space="0" w:color="000000"/>
+              </w:pBdr>
+              <w:spacing w:after="100" w:before="100" w:line="240"/>
+              <w:ind w:left="100" w:right="100" w:firstLine="0" w:firstLineChars="0"/>
+            </w:pPr>
+            <w:r xmlns:w="http://schemas.openxmlformats.org/wordprocessingml/2006/main" xmlns:wp="http://schemas.openxmlformats.org/drawingml/2006/wordprocessingDrawing" xmlns:r="http://schemas.openxmlformats.org/officeDocument/2006/relationships" xmlns:w14="http://schemas.microsoft.com/office/word/2010/wordml">
+              <w:rPr>
+                <w:rFonts w:ascii="Arial" w:hAnsi="Arial" w:eastAsia="Arial" w:cs="Arial"/>
+                <w:i w:val="false"/>
+                <w:b w:val="false"/>
+                <w:u w:val="none"/>
+                <w:sz w:val="20"/>
+                <w:szCs w:val="20"/>
+                <w:color w:val="000000"/>
+              </w:rPr>
+              <w:t xml:space="preserve">2</w:t>
+            </w:r>
+          </w:p>
+        </w:tc>
+        <w:tc>
+          <w:tcPr>
+            <w:tcBorders>
+              <w:bottom w:val="none" w:sz="0" w:space="0" w:color="000000"/>
+              <w:top w:val="none" w:sz="0" w:space="0" w:color="000000"/>
+              <w:left w:val="none" w:sz="0" w:space="0" w:color="000000"/>
+              <w:right w:val="none" w:sz="0" w:space="0" w:color="000000"/>
+            </w:tcBorders>
+            <w:shd w:val="clear" w:color="auto" w:fill="FFFFFF"/>
+            <w:tcMar>
+              <w:top w:w="0" w:type="dxa"/>
+              <w:bottom w:w="0" w:type="dxa"/>
+              <w:left w:w="0" w:type="dxa"/>
+              <w:right w:w="0" w:type="dxa"/>
+            </w:tcMar>
+            <w:vAlign w:val="center"/>
+          </w:tcPr>
+          <w:p>
+            <w:pPr>
+              <w:pStyle w:val="Normal"/>
+              <w:jc w:val="right"/>
+              <w:pBdr>
+                <w:bottom w:val="none" w:sz="0" w:space="0" w:color="000000"/>
+                <w:top w:val="none" w:sz="0" w:space="0" w:color="000000"/>
+                <w:left w:val="none" w:sz="0" w:space="0" w:color="000000"/>
+                <w:right w:val="none" w:sz="0" w:space="0" w:color="000000"/>
+              </w:pBdr>
+              <w:spacing w:after="100" w:before="100" w:line="240"/>
+              <w:ind w:left="100" w:right="100" w:firstLine="0" w:firstLineChars="0"/>
+            </w:pPr>
+            <w:r xmlns:w="http://schemas.openxmlformats.org/wordprocessingml/2006/main" xmlns:wp="http://schemas.openxmlformats.org/drawingml/2006/wordprocessingDrawing" xmlns:r="http://schemas.openxmlformats.org/officeDocument/2006/relationships" xmlns:w14="http://schemas.microsoft.com/office/word/2010/wordml">
+              <w:rPr>
+                <w:rFonts w:ascii="Arial" w:hAnsi="Arial" w:eastAsia="Arial" w:cs="Arial"/>
+                <w:i w:val="false"/>
+                <w:b w:val="false"/>
+                <w:u w:val="none"/>
+                <w:sz w:val="20"/>
+                <w:szCs w:val="20"/>
+                <w:color w:val="000000"/>
+              </w:rPr>
+              <w:t xml:space="preserve">265.93</w:t>
+            </w:r>
+          </w:p>
+        </w:tc>
+        <w:tc>
+          <w:tcPr>
+            <w:tcBorders>
+              <w:bottom w:val="none" w:sz="0" w:space="0" w:color="000000"/>
+              <w:top w:val="none" w:sz="0" w:space="0" w:color="000000"/>
+              <w:left w:val="none" w:sz="0" w:space="0" w:color="000000"/>
+              <w:right w:val="none" w:sz="0" w:space="0" w:color="000000"/>
+            </w:tcBorders>
+            <w:shd w:val="clear" w:color="auto" w:fill="FFFFFF"/>
+            <w:tcMar>
+              <w:top w:w="0" w:type="dxa"/>
+              <w:bottom w:w="0" w:type="dxa"/>
+              <w:left w:w="0" w:type="dxa"/>
+              <w:right w:w="0" w:type="dxa"/>
+            </w:tcMar>
+            <w:vAlign w:val="center"/>
+          </w:tcPr>
+          <w:p>
+            <w:pPr>
+              <w:pStyle w:val="Normal"/>
+              <w:jc w:val="right"/>
+              <w:pBdr>
+                <w:bottom w:val="none" w:sz="0" w:space="0" w:color="000000"/>
+                <w:top w:val="none" w:sz="0" w:space="0" w:color="000000"/>
+                <w:left w:val="none" w:sz="0" w:space="0" w:color="000000"/>
+                <w:right w:val="none" w:sz="0" w:space="0" w:color="000000"/>
+              </w:pBdr>
+              <w:spacing w:after="100" w:before="100" w:line="240"/>
+              <w:ind w:left="100" w:right="100" w:firstLine="0" w:firstLineChars="0"/>
+            </w:pPr>
+            <w:r xmlns:w="http://schemas.openxmlformats.org/wordprocessingml/2006/main" xmlns:wp="http://schemas.openxmlformats.org/drawingml/2006/wordprocessingDrawing" xmlns:r="http://schemas.openxmlformats.org/officeDocument/2006/relationships" xmlns:w14="http://schemas.microsoft.com/office/word/2010/wordml">
+              <w:rPr>
+                <w:rFonts w:ascii="Arial" w:hAnsi="Arial" w:eastAsia="Arial" w:cs="Arial"/>
+                <w:i w:val="false"/>
+                <w:b w:val="false"/>
+                <w:u w:val="none"/>
+                <w:sz w:val="20"/>
+                <w:szCs w:val="20"/>
+                <w:color w:val="000000"/>
+              </w:rPr>
+              <w:t xml:space="preserve">0.00</w:t>
+            </w:r>
+          </w:p>
+        </w:tc>
+        <w:tc>
+          <w:tcPr>
+            <w:tcBorders>
+              <w:bottom w:val="none" w:sz="0" w:space="0" w:color="000000"/>
+              <w:top w:val="none" w:sz="0" w:space="0" w:color="000000"/>
+              <w:left w:val="none" w:sz="0" w:space="0" w:color="000000"/>
+              <w:right w:val="none" w:sz="0" w:space="0" w:color="000000"/>
+            </w:tcBorders>
+            <w:shd w:val="clear" w:color="auto" w:fill="FFFFFF"/>
+            <w:tcMar>
+              <w:top w:w="0" w:type="dxa"/>
+              <w:bottom w:w="0" w:type="dxa"/>
+              <w:left w:w="0" w:type="dxa"/>
+              <w:right w:w="0" w:type="dxa"/>
+            </w:tcMar>
+            <w:vAlign w:val="center"/>
+          </w:tcPr>
+          <w:p>
+            <w:pPr>
+              <w:pStyle w:val="Normal"/>
+              <w:jc w:val="left"/>
+              <w:pBdr>
+                <w:bottom w:val="none" w:sz="0" w:space="0" w:color="000000"/>
+                <w:top w:val="none" w:sz="0" w:space="0" w:color="000000"/>
+                <w:left w:val="none" w:sz="0" w:space="0" w:color="000000"/>
+                <w:right w:val="none" w:sz="0" w:space="0" w:color="000000"/>
+              </w:pBdr>
+              <w:spacing w:after="100" w:before="100" w:line="240"/>
+              <w:ind w:left="100" w:right="100" w:firstLine="0" w:firstLineChars="0"/>
+            </w:pPr>
+            <w:r xmlns:w="http://schemas.openxmlformats.org/wordprocessingml/2006/main" xmlns:wp="http://schemas.openxmlformats.org/drawingml/2006/wordprocessingDrawing" xmlns:r="http://schemas.openxmlformats.org/officeDocument/2006/relationships" xmlns:w14="http://schemas.microsoft.com/office/word/2010/wordml">
+              <w:rPr>
+                <w:rFonts w:ascii="Arial" w:hAnsi="Arial" w:eastAsia="Arial" w:cs="Arial"/>
+                <w:i w:val="false"/>
+                <w:b w:val="false"/>
+                <w:u w:val="none"/>
+                <w:sz w:val="20"/>
+                <w:szCs w:val="20"/>
+                <w:color w:val="000000"/>
+              </w:rPr>
+              <w:t xml:space="preserve">Yes</w:t>
+            </w:r>
+          </w:p>
+        </w:tc>
+        <w:tc>
+          <w:tcPr>
+            <w:tcBorders>
+              <w:bottom w:val="none" w:sz="0" w:space="0" w:color="000000"/>
+              <w:top w:val="none" w:sz="0" w:space="0" w:color="000000"/>
+              <w:left w:val="none" w:sz="0" w:space="0" w:color="000000"/>
+              <w:right w:val="none" w:sz="0" w:space="0" w:color="000000"/>
+            </w:tcBorders>
+            <w:shd w:val="clear" w:color="auto" w:fill="FFFFFF"/>
+            <w:tcMar>
+              <w:top w:w="0" w:type="dxa"/>
+              <w:bottom w:w="0" w:type="dxa"/>
+              <w:left w:w="0" w:type="dxa"/>
+              <w:right w:w="0" w:type="dxa"/>
+            </w:tcMar>
+            <w:vAlign w:val="center"/>
+          </w:tcPr>
+          <w:p>
+            <w:pPr>
+              <w:pStyle w:val="Normal"/>
+              <w:jc w:val="left"/>
+              <w:pBdr>
+                <w:bottom w:val="none" w:sz="0" w:space="0" w:color="000000"/>
+                <w:top w:val="none" w:sz="0" w:space="0" w:color="000000"/>
+                <w:left w:val="none" w:sz="0" w:space="0" w:color="000000"/>
+                <w:right w:val="none" w:sz="0" w:space="0" w:color="000000"/>
+              </w:pBdr>
+              <w:spacing w:after="100" w:before="100" w:line="240"/>
+              <w:ind w:left="100" w:right="100" w:firstLine="0" w:firstLineChars="0"/>
+            </w:pPr>
+            <w:r xmlns:w="http://schemas.openxmlformats.org/wordprocessingml/2006/main" xmlns:wp="http://schemas.openxmlformats.org/drawingml/2006/wordprocessingDrawing" xmlns:r="http://schemas.openxmlformats.org/officeDocument/2006/relationships" xmlns:w14="http://schemas.microsoft.com/office/word/2010/wordml">
+              <w:rPr>
+                <w:rFonts w:ascii="Arial" w:hAnsi="Arial" w:eastAsia="Arial" w:cs="Arial"/>
+                <w:i w:val="false"/>
+                <w:b w:val="false"/>
+                <w:u w:val="none"/>
+                <w:sz w:val="20"/>
+                <w:szCs w:val="20"/>
+                <w:color w:val="000000"/>
+              </w:rPr>
+              <w:t xml:space="preserve">0.13</w:t>
+            </w:r>
+          </w:p>
+        </w:tc>
+      </w:tr>
+      <w:tr>
+        <w:trPr>
+          <w:trHeight w:val="360" w:hRule="auto"/>
+        </w:trPr>
+        body19
+        <w:tc>
+          <w:tcPr>
+            <w:tcBorders>
+              <w:bottom w:val="none" w:sz="0" w:space="0" w:color="000000"/>
+              <w:top w:val="none" w:sz="0" w:space="0" w:color="000000"/>
+              <w:left w:val="none" w:sz="0" w:space="0" w:color="000000"/>
+              <w:right w:val="none" w:sz="0" w:space="0" w:color="000000"/>
+            </w:tcBorders>
+            <w:shd w:val="clear" w:color="auto" w:fill="FFFFFF"/>
+            <w:tcMar>
+              <w:top w:w="0" w:type="dxa"/>
+              <w:bottom w:w="0" w:type="dxa"/>
+              <w:left w:w="0" w:type="dxa"/>
+              <w:right w:w="0" w:type="dxa"/>
+            </w:tcMar>
+            <w:vAlign w:val="center"/>
+          </w:tcPr>
+          <w:p>
+            <w:pPr>
+              <w:pStyle w:val="Normal"/>
+              <w:jc w:val="left"/>
+              <w:pBdr>
+                <w:bottom w:val="none" w:sz="0" w:space="0" w:color="000000"/>
+                <w:top w:val="none" w:sz="0" w:space="0" w:color="000000"/>
+                <w:left w:val="none" w:sz="0" w:space="0" w:color="000000"/>
+                <w:right w:val="none" w:sz="0" w:space="0" w:color="000000"/>
+              </w:pBdr>
+              <w:spacing w:after="100" w:before="100" w:line="240"/>
+              <w:ind w:left="100" w:right="100" w:firstLine="0" w:firstLineChars="0"/>
+            </w:pPr>
+            <w:r xmlns:w="http://schemas.openxmlformats.org/wordprocessingml/2006/main" xmlns:wp="http://schemas.openxmlformats.org/drawingml/2006/wordprocessingDrawing" xmlns:r="http://schemas.openxmlformats.org/officeDocument/2006/relationships" xmlns:w14="http://schemas.microsoft.com/office/word/2010/wordml">
+              <w:rPr>
+                <w:rFonts w:ascii="Arial" w:hAnsi="Arial" w:eastAsia="Arial" w:cs="Arial"/>
+                <w:i w:val="false"/>
+                <w:b w:val="false"/>
+                <w:u w:val="none"/>
+                <w:sz w:val="20"/>
+                <w:szCs w:val="20"/>
+                <w:color w:val="000000"/>
+              </w:rPr>
+              <w:t xml:space="preserve">natveg_low_12k</w:t>
+            </w:r>
+          </w:p>
+        </w:tc>
+        <w:tc>
+          <w:tcPr>
+            <w:tcBorders>
+              <w:bottom w:val="none" w:sz="0" w:space="0" w:color="000000"/>
+              <w:top w:val="none" w:sz="0" w:space="0" w:color="000000"/>
+              <w:left w:val="none" w:sz="0" w:space="0" w:color="000000"/>
+              <w:right w:val="none" w:sz="0" w:space="0" w:color="000000"/>
+            </w:tcBorders>
+            <w:shd w:val="clear" w:color="auto" w:fill="FFFFFF"/>
+            <w:tcMar>
+              <w:top w:w="0" w:type="dxa"/>
+              <w:bottom w:w="0" w:type="dxa"/>
+              <w:left w:w="0" w:type="dxa"/>
+              <w:right w:w="0" w:type="dxa"/>
+            </w:tcMar>
+            <w:vAlign w:val="center"/>
+          </w:tcPr>
+          <w:p>
+            <w:pPr>
+              <w:pStyle w:val="Normal"/>
+              <w:jc w:val="left"/>
+              <w:pBdr>
+                <w:bottom w:val="none" w:sz="0" w:space="0" w:color="000000"/>
+                <w:top w:val="none" w:sz="0" w:space="0" w:color="000000"/>
+                <w:left w:val="none" w:sz="0" w:space="0" w:color="000000"/>
+                <w:right w:val="none" w:sz="0" w:space="0" w:color="000000"/>
+              </w:pBdr>
+              <w:spacing w:after="100" w:before="100" w:line="240"/>
+              <w:ind w:left="100" w:right="100" w:firstLine="0" w:firstLineChars="0"/>
+            </w:pPr>
+            <w:r xmlns:w="http://schemas.openxmlformats.org/wordprocessingml/2006/main" xmlns:wp="http://schemas.openxmlformats.org/drawingml/2006/wordprocessingDrawing" xmlns:r="http://schemas.openxmlformats.org/officeDocument/2006/relationships" xmlns:w14="http://schemas.microsoft.com/office/word/2010/wordml">
+              <w:rPr>
+                <w:rFonts w:ascii="Arial" w:hAnsi="Arial" w:eastAsia="Arial" w:cs="Arial"/>
+                <w:i w:val="false"/>
+                <w:b w:val="false"/>
+                <w:u w:val="none"/>
+                <w:sz w:val="20"/>
+                <w:szCs w:val="20"/>
+                <w:color w:val="000000"/>
+              </w:rPr>
+              <w:t xml:space="preserve">NatVegL</w:t>
+            </w:r>
+          </w:p>
+        </w:tc>
+        <w:tc>
+          <w:tcPr>
+            <w:tcBorders>
+              <w:bottom w:val="none" w:sz="0" w:space="0" w:color="000000"/>
+              <w:top w:val="none" w:sz="0" w:space="0" w:color="000000"/>
+              <w:left w:val="none" w:sz="0" w:space="0" w:color="000000"/>
+              <w:right w:val="none" w:sz="0" w:space="0" w:color="000000"/>
+            </w:tcBorders>
+            <w:shd w:val="clear" w:color="auto" w:fill="FFFFFF"/>
+            <w:tcMar>
+              <w:top w:w="0" w:type="dxa"/>
+              <w:bottom w:w="0" w:type="dxa"/>
+              <w:left w:w="0" w:type="dxa"/>
+              <w:right w:w="0" w:type="dxa"/>
+            </w:tcMar>
+            <w:vAlign w:val="center"/>
+          </w:tcPr>
+          <w:p>
+            <w:pPr>
+              <w:pStyle w:val="Normal"/>
+              <w:jc w:val="right"/>
+              <w:pBdr>
+                <w:bottom w:val="none" w:sz="0" w:space="0" w:color="000000"/>
+                <w:top w:val="none" w:sz="0" w:space="0" w:color="000000"/>
+                <w:left w:val="none" w:sz="0" w:space="0" w:color="000000"/>
+                <w:right w:val="none" w:sz="0" w:space="0" w:color="000000"/>
+              </w:pBdr>
+              <w:spacing w:after="100" w:before="100" w:line="240"/>
+              <w:ind w:left="100" w:right="100" w:firstLine="0" w:firstLineChars="0"/>
+            </w:pPr>
+            <w:r xmlns:w="http://schemas.openxmlformats.org/wordprocessingml/2006/main" xmlns:wp="http://schemas.openxmlformats.org/drawingml/2006/wordprocessingDrawing" xmlns:r="http://schemas.openxmlformats.org/officeDocument/2006/relationships" xmlns:w14="http://schemas.microsoft.com/office/word/2010/wordml">
+              <w:rPr>
+                <w:rFonts w:ascii="Arial" w:hAnsi="Arial" w:eastAsia="Arial" w:cs="Arial"/>
+                <w:i w:val="false"/>
+                <w:b w:val="false"/>
+                <w:u w:val="none"/>
+                <w:sz w:val="20"/>
+                <w:szCs w:val="20"/>
+                <w:color w:val="000000"/>
+              </w:rPr>
+              <w:t xml:space="preserve">2</w:t>
+            </w:r>
+          </w:p>
+        </w:tc>
+        <w:tc>
+          <w:tcPr>
+            <w:tcBorders>
+              <w:bottom w:val="none" w:sz="0" w:space="0" w:color="000000"/>
+              <w:top w:val="none" w:sz="0" w:space="0" w:color="000000"/>
+              <w:left w:val="none" w:sz="0" w:space="0" w:color="000000"/>
+              <w:right w:val="none" w:sz="0" w:space="0" w:color="000000"/>
+            </w:tcBorders>
+            <w:shd w:val="clear" w:color="auto" w:fill="FFFFFF"/>
+            <w:tcMar>
+              <w:top w:w="0" w:type="dxa"/>
+              <w:bottom w:w="0" w:type="dxa"/>
+              <w:left w:w="0" w:type="dxa"/>
+              <w:right w:w="0" w:type="dxa"/>
+            </w:tcMar>
+            <w:vAlign w:val="center"/>
+          </w:tcPr>
+          <w:p>
+            <w:pPr>
+              <w:pStyle w:val="Normal"/>
+              <w:jc w:val="right"/>
+              <w:pBdr>
+                <w:bottom w:val="none" w:sz="0" w:space="0" w:color="000000"/>
+                <w:top w:val="none" w:sz="0" w:space="0" w:color="000000"/>
+                <w:left w:val="none" w:sz="0" w:space="0" w:color="000000"/>
+                <w:right w:val="none" w:sz="0" w:space="0" w:color="000000"/>
+              </w:pBdr>
+              <w:spacing w:after="100" w:before="100" w:line="240"/>
+              <w:ind w:left="100" w:right="100" w:firstLine="0" w:firstLineChars="0"/>
+            </w:pPr>
+            <w:r xmlns:w="http://schemas.openxmlformats.org/wordprocessingml/2006/main" xmlns:wp="http://schemas.openxmlformats.org/drawingml/2006/wordprocessingDrawing" xmlns:r="http://schemas.openxmlformats.org/officeDocument/2006/relationships" xmlns:w14="http://schemas.microsoft.com/office/word/2010/wordml">
+              <w:rPr>
+                <w:rFonts w:ascii="Arial" w:hAnsi="Arial" w:eastAsia="Arial" w:cs="Arial"/>
+                <w:i w:val="false"/>
+                <w:b w:val="false"/>
+                <w:u w:val="none"/>
+                <w:sz w:val="20"/>
+                <w:szCs w:val="20"/>
+                <w:color w:val="000000"/>
+              </w:rPr>
+              <w:t xml:space="preserve">238.64</w:t>
+            </w:r>
+          </w:p>
+        </w:tc>
+        <w:tc>
+          <w:tcPr>
+            <w:tcBorders>
+              <w:bottom w:val="none" w:sz="0" w:space="0" w:color="000000"/>
+              <w:top w:val="none" w:sz="0" w:space="0" w:color="000000"/>
+              <w:left w:val="none" w:sz="0" w:space="0" w:color="000000"/>
+              <w:right w:val="none" w:sz="0" w:space="0" w:color="000000"/>
+            </w:tcBorders>
+            <w:shd w:val="clear" w:color="auto" w:fill="FFFFFF"/>
+            <w:tcMar>
+              <w:top w:w="0" w:type="dxa"/>
+              <w:bottom w:w="0" w:type="dxa"/>
+              <w:left w:w="0" w:type="dxa"/>
+              <w:right w:w="0" w:type="dxa"/>
+            </w:tcMar>
+            <w:vAlign w:val="center"/>
+          </w:tcPr>
+          <w:p>
+            <w:pPr>
+              <w:pStyle w:val="Normal"/>
+              <w:jc w:val="right"/>
+              <w:pBdr>
+                <w:bottom w:val="none" w:sz="0" w:space="0" w:color="000000"/>
+                <w:top w:val="none" w:sz="0" w:space="0" w:color="000000"/>
+                <w:left w:val="none" w:sz="0" w:space="0" w:color="000000"/>
+                <w:right w:val="none" w:sz="0" w:space="0" w:color="000000"/>
+              </w:pBdr>
+              <w:spacing w:after="100" w:before="100" w:line="240"/>
+              <w:ind w:left="100" w:right="100" w:firstLine="0" w:firstLineChars="0"/>
+            </w:pPr>
+            <w:r xmlns:w="http://schemas.openxmlformats.org/wordprocessingml/2006/main" xmlns:wp="http://schemas.openxmlformats.org/drawingml/2006/wordprocessingDrawing" xmlns:r="http://schemas.openxmlformats.org/officeDocument/2006/relationships" xmlns:w14="http://schemas.microsoft.com/office/word/2010/wordml">
+              <w:rPr>
+                <w:rFonts w:ascii="Arial" w:hAnsi="Arial" w:eastAsia="Arial" w:cs="Arial"/>
+                <w:i w:val="false"/>
+                <w:b w:val="false"/>
+                <w:u w:val="none"/>
+                <w:sz w:val="20"/>
+                <w:szCs w:val="20"/>
+                <w:color w:val="000000"/>
+              </w:rPr>
+              <w:t xml:space="preserve">78.66</w:t>
+            </w:r>
+          </w:p>
+        </w:tc>
+        <w:tc>
+          <w:tcPr>
+            <w:tcBorders>
+              <w:bottom w:val="none" w:sz="0" w:space="0" w:color="000000"/>
+              <w:top w:val="none" w:sz="0" w:space="0" w:color="000000"/>
+              <w:left w:val="none" w:sz="0" w:space="0" w:color="000000"/>
+              <w:right w:val="none" w:sz="0" w:space="0" w:color="000000"/>
+            </w:tcBorders>
+            <w:shd w:val="clear" w:color="auto" w:fill="FFFFFF"/>
+            <w:tcMar>
+              <w:top w:w="0" w:type="dxa"/>
+              <w:bottom w:w="0" w:type="dxa"/>
+              <w:left w:w="0" w:type="dxa"/>
+              <w:right w:w="0" w:type="dxa"/>
+            </w:tcMar>
+            <w:vAlign w:val="center"/>
+          </w:tcPr>
+          <w:p>
+            <w:pPr>
+              <w:pStyle w:val="Normal"/>
+              <w:jc w:val="left"/>
+              <w:pBdr>
+                <w:bottom w:val="none" w:sz="0" w:space="0" w:color="000000"/>
+                <w:top w:val="none" w:sz="0" w:space="0" w:color="000000"/>
+                <w:left w:val="none" w:sz="0" w:space="0" w:color="000000"/>
+                <w:right w:val="none" w:sz="0" w:space="0" w:color="000000"/>
+              </w:pBdr>
+              <w:spacing w:after="100" w:before="100" w:line="240"/>
+              <w:ind w:left="100" w:right="100" w:firstLine="0" w:firstLineChars="0"/>
+            </w:pPr>
+            <w:r xmlns:w="http://schemas.openxmlformats.org/wordprocessingml/2006/main" xmlns:wp="http://schemas.openxmlformats.org/drawingml/2006/wordprocessingDrawing" xmlns:r="http://schemas.openxmlformats.org/officeDocument/2006/relationships" xmlns:w14="http://schemas.microsoft.com/office/word/2010/wordml">
+              <w:rPr>
+                <w:rFonts w:ascii="Arial" w:hAnsi="Arial" w:eastAsia="Arial" w:cs="Arial"/>
+                <w:i w:val="false"/>
+                <w:b w:val="false"/>
+                <w:u w:val="none"/>
+                <w:sz w:val="20"/>
+                <w:szCs w:val="20"/>
+                <w:color w:val="000000"/>
+              </w:rPr>
+              <w:t xml:space="preserve">--</w:t>
+            </w:r>
+          </w:p>
+        </w:tc>
+        <w:tc>
+          <w:tcPr>
+            <w:tcBorders>
+              <w:bottom w:val="none" w:sz="0" w:space="0" w:color="000000"/>
+              <w:top w:val="none" w:sz="0" w:space="0" w:color="000000"/>
+              <w:left w:val="none" w:sz="0" w:space="0" w:color="000000"/>
+              <w:right w:val="none" w:sz="0" w:space="0" w:color="000000"/>
+            </w:tcBorders>
+            <w:shd w:val="clear" w:color="auto" w:fill="FFFFFF"/>
+            <w:tcMar>
+              <w:top w:w="0" w:type="dxa"/>
+              <w:bottom w:w="0" w:type="dxa"/>
+              <w:left w:w="0" w:type="dxa"/>
+              <w:right w:w="0" w:type="dxa"/>
+            </w:tcMar>
+            <w:vAlign w:val="center"/>
+          </w:tcPr>
+          <w:p>
+            <w:pPr>
+              <w:pStyle w:val="Normal"/>
+              <w:jc w:val="left"/>
+              <w:pBdr>
+                <w:bottom w:val="none" w:sz="0" w:space="0" w:color="000000"/>
+                <w:top w:val="none" w:sz="0" w:space="0" w:color="000000"/>
+                <w:left w:val="none" w:sz="0" w:space="0" w:color="000000"/>
+                <w:right w:val="none" w:sz="0" w:space="0" w:color="000000"/>
+              </w:pBdr>
+              <w:spacing w:after="100" w:before="100" w:line="240"/>
+              <w:ind w:left="100" w:right="100" w:firstLine="0" w:firstLineChars="0"/>
+            </w:pPr>
+            <w:r xmlns:w="http://schemas.openxmlformats.org/wordprocessingml/2006/main" xmlns:wp="http://schemas.openxmlformats.org/drawingml/2006/wordprocessingDrawing" xmlns:r="http://schemas.openxmlformats.org/officeDocument/2006/relationships" xmlns:w14="http://schemas.microsoft.com/office/word/2010/wordml">
+              <w:rPr>
+                <w:rFonts w:ascii="Arial" w:hAnsi="Arial" w:eastAsia="Arial" w:cs="Arial"/>
+                <w:i w:val="false"/>
+                <w:b w:val="false"/>
+                <w:u w:val="none"/>
+                <w:sz w:val="20"/>
+                <w:szCs w:val="20"/>
+                <w:color w:val="000000"/>
+              </w:rPr>
+              <w:t xml:space="preserve">0.04</w:t>
+            </w:r>
+          </w:p>
+        </w:tc>
+      </w:tr>
+      <w:tr>
+        <w:trPr>
+          <w:trHeight w:val="360" w:hRule="auto"/>
+        </w:trPr>
+        body20
+        <w:tc>
+          <w:tcPr>
+            <w:tcBorders>
+              <w:bottom w:val="none" w:sz="0" w:space="0" w:color="000000"/>
+              <w:top w:val="none" w:sz="0" w:space="0" w:color="000000"/>
+              <w:left w:val="none" w:sz="0" w:space="0" w:color="000000"/>
+              <w:right w:val="none" w:sz="0" w:space="0" w:color="000000"/>
+            </w:tcBorders>
+            <w:shd w:val="clear" w:color="auto" w:fill="FFFFFF"/>
+            <w:tcMar>
+              <w:top w:w="0" w:type="dxa"/>
+              <w:bottom w:w="0" w:type="dxa"/>
+              <w:left w:w="0" w:type="dxa"/>
+              <w:right w:w="0" w:type="dxa"/>
+            </w:tcMar>
+            <w:vAlign w:val="center"/>
+          </w:tcPr>
+          <w:p>
+            <w:pPr>
+              <w:pStyle w:val="Normal"/>
+              <w:jc w:val="left"/>
+              <w:pBdr>
+                <w:bottom w:val="none" w:sz="0" w:space="0" w:color="000000"/>
+                <w:top w:val="none" w:sz="0" w:space="0" w:color="000000"/>
+                <w:left w:val="none" w:sz="0" w:space="0" w:color="000000"/>
+                <w:right w:val="none" w:sz="0" w:space="0" w:color="000000"/>
+              </w:pBdr>
+              <w:spacing w:after="100" w:before="100" w:line="240"/>
+              <w:ind w:left="100" w:right="100" w:firstLine="0" w:firstLineChars="0"/>
+            </w:pPr>
+            <w:r xmlns:w="http://schemas.openxmlformats.org/wordprocessingml/2006/main" xmlns:wp="http://schemas.openxmlformats.org/drawingml/2006/wordprocessingDrawing" xmlns:r="http://schemas.openxmlformats.org/officeDocument/2006/relationships" xmlns:w14="http://schemas.microsoft.com/office/word/2010/wordml">
+              <w:rPr>
+                <w:rFonts w:ascii="Arial" w:hAnsi="Arial" w:eastAsia="Arial" w:cs="Arial"/>
+                <w:i w:val="false"/>
+                <w:b w:val="false"/>
+                <w:u w:val="none"/>
+                <w:sz w:val="20"/>
+                <w:szCs w:val="20"/>
+                <w:color w:val="000000"/>
+              </w:rPr>
+              <w:t xml:space="preserve">natveg_low_4k</w:t>
+            </w:r>
+          </w:p>
+        </w:tc>
+        <w:tc>
+          <w:tcPr>
+            <w:tcBorders>
+              <w:bottom w:val="none" w:sz="0" w:space="0" w:color="000000"/>
+              <w:top w:val="none" w:sz="0" w:space="0" w:color="000000"/>
+              <w:left w:val="none" w:sz="0" w:space="0" w:color="000000"/>
+              <w:right w:val="none" w:sz="0" w:space="0" w:color="000000"/>
+            </w:tcBorders>
+            <w:shd w:val="clear" w:color="auto" w:fill="FFFFFF"/>
+            <w:tcMar>
+              <w:top w:w="0" w:type="dxa"/>
+              <w:bottom w:w="0" w:type="dxa"/>
+              <w:left w:w="0" w:type="dxa"/>
+              <w:right w:w="0" w:type="dxa"/>
+            </w:tcMar>
+            <w:vAlign w:val="center"/>
+          </w:tcPr>
+          <w:p>
+            <w:pPr>
+              <w:pStyle w:val="Normal"/>
+              <w:jc w:val="left"/>
+              <w:pBdr>
+                <w:bottom w:val="none" w:sz="0" w:space="0" w:color="000000"/>
+                <w:top w:val="none" w:sz="0" w:space="0" w:color="000000"/>
+                <w:left w:val="none" w:sz="0" w:space="0" w:color="000000"/>
+                <w:right w:val="none" w:sz="0" w:space="0" w:color="000000"/>
+              </w:pBdr>
+              <w:spacing w:after="100" w:before="100" w:line="240"/>
+              <w:ind w:left="100" w:right="100" w:firstLine="0" w:firstLineChars="0"/>
+            </w:pPr>
+            <w:r xmlns:w="http://schemas.openxmlformats.org/wordprocessingml/2006/main" xmlns:wp="http://schemas.openxmlformats.org/drawingml/2006/wordprocessingDrawing" xmlns:r="http://schemas.openxmlformats.org/officeDocument/2006/relationships" xmlns:w14="http://schemas.microsoft.com/office/word/2010/wordml">
+              <w:rPr>
+                <w:rFonts w:ascii="Arial" w:hAnsi="Arial" w:eastAsia="Arial" w:cs="Arial"/>
+                <w:i w:val="false"/>
+                <w:b w:val="false"/>
+                <w:u w:val="none"/>
+                <w:sz w:val="20"/>
+                <w:szCs w:val="20"/>
+                <w:color w:val="000000"/>
+              </w:rPr>
+              <w:t xml:space="preserve">NatVegL</w:t>
+            </w:r>
+          </w:p>
+        </w:tc>
+        <w:tc>
+          <w:tcPr>
+            <w:tcBorders>
+              <w:bottom w:val="none" w:sz="0" w:space="0" w:color="000000"/>
+              <w:top w:val="none" w:sz="0" w:space="0" w:color="000000"/>
+              <w:left w:val="none" w:sz="0" w:space="0" w:color="000000"/>
+              <w:right w:val="none" w:sz="0" w:space="0" w:color="000000"/>
+            </w:tcBorders>
+            <w:shd w:val="clear" w:color="auto" w:fill="FFFFFF"/>
+            <w:tcMar>
+              <w:top w:w="0" w:type="dxa"/>
+              <w:bottom w:w="0" w:type="dxa"/>
+              <w:left w:w="0" w:type="dxa"/>
+              <w:right w:w="0" w:type="dxa"/>
+            </w:tcMar>
+            <w:vAlign w:val="center"/>
+          </w:tcPr>
+          <w:p>
+            <w:pPr>
+              <w:pStyle w:val="Normal"/>
+              <w:jc w:val="right"/>
+              <w:pBdr>
+                <w:bottom w:val="none" w:sz="0" w:space="0" w:color="000000"/>
+                <w:top w:val="none" w:sz="0" w:space="0" w:color="000000"/>
+                <w:left w:val="none" w:sz="0" w:space="0" w:color="000000"/>
+                <w:right w:val="none" w:sz="0" w:space="0" w:color="000000"/>
+              </w:pBdr>
+              <w:spacing w:after="100" w:before="100" w:line="240"/>
+              <w:ind w:left="100" w:right="100" w:firstLine="0" w:firstLineChars="0"/>
+            </w:pPr>
+            <w:r xmlns:w="http://schemas.openxmlformats.org/wordprocessingml/2006/main" xmlns:wp="http://schemas.openxmlformats.org/drawingml/2006/wordprocessingDrawing" xmlns:r="http://schemas.openxmlformats.org/officeDocument/2006/relationships" xmlns:w14="http://schemas.microsoft.com/office/word/2010/wordml">
+              <w:rPr>
+                <w:rFonts w:ascii="Arial" w:hAnsi="Arial" w:eastAsia="Arial" w:cs="Arial"/>
+                <w:i w:val="false"/>
+                <w:b w:val="false"/>
+                <w:u w:val="none"/>
+                <w:sz w:val="20"/>
+                <w:szCs w:val="20"/>
+                <w:color w:val="000000"/>
+              </w:rPr>
+              <w:t xml:space="preserve">2</w:t>
+            </w:r>
+          </w:p>
+        </w:tc>
+        <w:tc>
+          <w:tcPr>
+            <w:tcBorders>
+              <w:bottom w:val="none" w:sz="0" w:space="0" w:color="000000"/>
+              <w:top w:val="none" w:sz="0" w:space="0" w:color="000000"/>
+              <w:left w:val="none" w:sz="0" w:space="0" w:color="000000"/>
+              <w:right w:val="none" w:sz="0" w:space="0" w:color="000000"/>
+            </w:tcBorders>
+            <w:shd w:val="clear" w:color="auto" w:fill="FFFFFF"/>
+            <w:tcMar>
+              <w:top w:w="0" w:type="dxa"/>
+              <w:bottom w:w="0" w:type="dxa"/>
+              <w:left w:w="0" w:type="dxa"/>
+              <w:right w:w="0" w:type="dxa"/>
+            </w:tcMar>
+            <w:vAlign w:val="center"/>
+          </w:tcPr>
+          <w:p>
+            <w:pPr>
+              <w:pStyle w:val="Normal"/>
+              <w:jc w:val="right"/>
+              <w:pBdr>
+                <w:bottom w:val="none" w:sz="0" w:space="0" w:color="000000"/>
+                <w:top w:val="none" w:sz="0" w:space="0" w:color="000000"/>
+                <w:left w:val="none" w:sz="0" w:space="0" w:color="000000"/>
+                <w:right w:val="none" w:sz="0" w:space="0" w:color="000000"/>
+              </w:pBdr>
+              <w:spacing w:after="100" w:before="100" w:line="240"/>
+              <w:ind w:left="100" w:right="100" w:firstLine="0" w:firstLineChars="0"/>
+            </w:pPr>
+            <w:r xmlns:w="http://schemas.openxmlformats.org/wordprocessingml/2006/main" xmlns:wp="http://schemas.openxmlformats.org/drawingml/2006/wordprocessingDrawing" xmlns:r="http://schemas.openxmlformats.org/officeDocument/2006/relationships" xmlns:w14="http://schemas.microsoft.com/office/word/2010/wordml">
+              <w:rPr>
+                <w:rFonts w:ascii="Arial" w:hAnsi="Arial" w:eastAsia="Arial" w:cs="Arial"/>
+                <w:i w:val="false"/>
+                <w:b w:val="false"/>
+                <w:u w:val="none"/>
+                <w:sz w:val="20"/>
+                <w:szCs w:val="20"/>
+                <w:color w:val="000000"/>
+              </w:rPr>
+              <w:t xml:space="preserve">234.14</w:t>
+            </w:r>
+          </w:p>
+        </w:tc>
+        <w:tc>
+          <w:tcPr>
+            <w:tcBorders>
+              <w:bottom w:val="none" w:sz="0" w:space="0" w:color="000000"/>
+              <w:top w:val="none" w:sz="0" w:space="0" w:color="000000"/>
+              <w:left w:val="none" w:sz="0" w:space="0" w:color="000000"/>
+              <w:right w:val="none" w:sz="0" w:space="0" w:color="000000"/>
+            </w:tcBorders>
+            <w:shd w:val="clear" w:color="auto" w:fill="FFFFFF"/>
+            <w:tcMar>
+              <w:top w:w="0" w:type="dxa"/>
+              <w:bottom w:w="0" w:type="dxa"/>
+              <w:left w:w="0" w:type="dxa"/>
+              <w:right w:w="0" w:type="dxa"/>
+            </w:tcMar>
+            <w:vAlign w:val="center"/>
+          </w:tcPr>
+          <w:p>
+            <w:pPr>
+              <w:pStyle w:val="Normal"/>
+              <w:jc w:val="right"/>
+              <w:pBdr>
+                <w:bottom w:val="none" w:sz="0" w:space="0" w:color="000000"/>
+                <w:top w:val="none" w:sz="0" w:space="0" w:color="000000"/>
+                <w:left w:val="none" w:sz="0" w:space="0" w:color="000000"/>
+                <w:right w:val="none" w:sz="0" w:space="0" w:color="000000"/>
+              </w:pBdr>
+              <w:spacing w:after="100" w:before="100" w:line="240"/>
+              <w:ind w:left="100" w:right="100" w:firstLine="0" w:firstLineChars="0"/>
+            </w:pPr>
+            <w:r xmlns:w="http://schemas.openxmlformats.org/wordprocessingml/2006/main" xmlns:wp="http://schemas.openxmlformats.org/drawingml/2006/wordprocessingDrawing" xmlns:r="http://schemas.openxmlformats.org/officeDocument/2006/relationships" xmlns:w14="http://schemas.microsoft.com/office/word/2010/wordml">
+              <w:rPr>
+                <w:rFonts w:ascii="Arial" w:hAnsi="Arial" w:eastAsia="Arial" w:cs="Arial"/>
+                <w:i w:val="false"/>
+                <w:b w:val="false"/>
+                <w:u w:val="none"/>
+                <w:sz w:val="20"/>
+                <w:szCs w:val="20"/>
+                <w:color w:val="000000"/>
+              </w:rPr>
+              <w:t xml:space="preserve">107.70</w:t>
+            </w:r>
+          </w:p>
+        </w:tc>
+        <w:tc>
+          <w:tcPr>
+            <w:tcBorders>
+              <w:bottom w:val="none" w:sz="0" w:space="0" w:color="000000"/>
+              <w:top w:val="none" w:sz="0" w:space="0" w:color="000000"/>
+              <w:left w:val="none" w:sz="0" w:space="0" w:color="000000"/>
+              <w:right w:val="none" w:sz="0" w:space="0" w:color="000000"/>
+            </w:tcBorders>
+            <w:shd w:val="clear" w:color="auto" w:fill="FFFFFF"/>
+            <w:tcMar>
+              <w:top w:w="0" w:type="dxa"/>
+              <w:bottom w:w="0" w:type="dxa"/>
+              <w:left w:w="0" w:type="dxa"/>
+              <w:right w:w="0" w:type="dxa"/>
+            </w:tcMar>
+            <w:vAlign w:val="center"/>
+          </w:tcPr>
+          <w:p>
+            <w:pPr>
+              <w:pStyle w:val="Normal"/>
+              <w:jc w:val="left"/>
+              <w:pBdr>
+                <w:bottom w:val="none" w:sz="0" w:space="0" w:color="000000"/>
+                <w:top w:val="none" w:sz="0" w:space="0" w:color="000000"/>
+                <w:left w:val="none" w:sz="0" w:space="0" w:color="000000"/>
+                <w:right w:val="none" w:sz="0" w:space="0" w:color="000000"/>
+              </w:pBdr>
+              <w:spacing w:after="100" w:before="100" w:line="240"/>
+              <w:ind w:left="100" w:right="100" w:firstLine="0" w:firstLineChars="0"/>
+            </w:pPr>
+            <w:r xmlns:w="http://schemas.openxmlformats.org/wordprocessingml/2006/main" xmlns:wp="http://schemas.openxmlformats.org/drawingml/2006/wordprocessingDrawing" xmlns:r="http://schemas.openxmlformats.org/officeDocument/2006/relationships" xmlns:w14="http://schemas.microsoft.com/office/word/2010/wordml">
+              <w:rPr>
+                <w:rFonts w:ascii="Arial" w:hAnsi="Arial" w:eastAsia="Arial" w:cs="Arial"/>
+                <w:i w:val="false"/>
+                <w:b w:val="false"/>
+                <w:u w:val="none"/>
+                <w:sz w:val="20"/>
+                <w:szCs w:val="20"/>
+                <w:color w:val="000000"/>
+              </w:rPr>
+              <w:t xml:space="preserve">--</w:t>
+            </w:r>
+          </w:p>
+        </w:tc>
+        <w:tc>
+          <w:tcPr>
+            <w:tcBorders>
+              <w:bottom w:val="none" w:sz="0" w:space="0" w:color="000000"/>
+              <w:top w:val="none" w:sz="0" w:space="0" w:color="000000"/>
+              <w:left w:val="none" w:sz="0" w:space="0" w:color="000000"/>
+              <w:right w:val="none" w:sz="0" w:space="0" w:color="000000"/>
+            </w:tcBorders>
+            <w:shd w:val="clear" w:color="auto" w:fill="FFFFFF"/>
+            <w:tcMar>
+              <w:top w:w="0" w:type="dxa"/>
+              <w:bottom w:w="0" w:type="dxa"/>
+              <w:left w:w="0" w:type="dxa"/>
+              <w:right w:w="0" w:type="dxa"/>
+            </w:tcMar>
+            <w:vAlign w:val="center"/>
+          </w:tcPr>
+          <w:p>
+            <w:pPr>
+              <w:pStyle w:val="Normal"/>
+              <w:jc w:val="left"/>
+              <w:pBdr>
+                <w:bottom w:val="none" w:sz="0" w:space="0" w:color="000000"/>
+                <w:top w:val="none" w:sz="0" w:space="0" w:color="000000"/>
+                <w:left w:val="none" w:sz="0" w:space="0" w:color="000000"/>
+                <w:right w:val="none" w:sz="0" w:space="0" w:color="000000"/>
+              </w:pBdr>
+              <w:spacing w:after="100" w:before="100" w:line="240"/>
+              <w:ind w:left="100" w:right="100" w:firstLine="0" w:firstLineChars="0"/>
+            </w:pPr>
+            <w:r xmlns:w="http://schemas.openxmlformats.org/wordprocessingml/2006/main" xmlns:wp="http://schemas.openxmlformats.org/drawingml/2006/wordprocessingDrawing" xmlns:r="http://schemas.openxmlformats.org/officeDocument/2006/relationships" xmlns:w14="http://schemas.microsoft.com/office/word/2010/wordml">
+              <w:rPr>
+                <w:rFonts w:ascii="Arial" w:hAnsi="Arial" w:eastAsia="Arial" w:cs="Arial"/>
+                <w:i w:val="false"/>
+                <w:b w:val="false"/>
+                <w:u w:val="none"/>
+                <w:sz w:val="20"/>
+                <w:szCs w:val="20"/>
+                <w:color w:val="000000"/>
+              </w:rPr>
+              <w:t xml:space="preserve">--</w:t>
+            </w:r>
+          </w:p>
+        </w:tc>
+      </w:tr>
+      <w:tr>
+        <w:trPr>
+          <w:trHeight w:val="360" w:hRule="auto"/>
+        </w:trPr>
+        body21
+        <w:tc>
+          <w:tcPr>
+            <w:tcBorders>
+              <w:bottom w:val="none" w:sz="0" w:space="0" w:color="000000"/>
+              <w:top w:val="none" w:sz="0" w:space="0" w:color="000000"/>
+              <w:left w:val="none" w:sz="0" w:space="0" w:color="000000"/>
+              <w:right w:val="none" w:sz="0" w:space="0" w:color="000000"/>
+            </w:tcBorders>
+            <w:shd w:val="clear" w:color="auto" w:fill="FFFFFF"/>
+            <w:tcMar>
+              <w:top w:w="0" w:type="dxa"/>
+              <w:bottom w:w="0" w:type="dxa"/>
+              <w:left w:w="0" w:type="dxa"/>
+              <w:right w:w="0" w:type="dxa"/>
+            </w:tcMar>
+            <w:vAlign w:val="center"/>
+          </w:tcPr>
+          <w:p>
+            <w:pPr>
+              <w:pStyle w:val="Normal"/>
+              <w:jc w:val="left"/>
+              <w:pBdr>
+                <w:bottom w:val="none" w:sz="0" w:space="0" w:color="000000"/>
+                <w:top w:val="none" w:sz="0" w:space="0" w:color="000000"/>
+                <w:left w:val="none" w:sz="0" w:space="0" w:color="000000"/>
+                <w:right w:val="none" w:sz="0" w:space="0" w:color="000000"/>
+              </w:pBdr>
+              <w:spacing w:after="100" w:before="100" w:line="240"/>
+              <w:ind w:left="100" w:right="100" w:firstLine="0" w:firstLineChars="0"/>
+            </w:pPr>
+            <w:r xmlns:w="http://schemas.openxmlformats.org/wordprocessingml/2006/main" xmlns:wp="http://schemas.openxmlformats.org/drawingml/2006/wordprocessingDrawing" xmlns:r="http://schemas.openxmlformats.org/officeDocument/2006/relationships" xmlns:w14="http://schemas.microsoft.com/office/word/2010/wordml">
+              <w:rPr>
+                <w:rFonts w:ascii="Arial" w:hAnsi="Arial" w:eastAsia="Arial" w:cs="Arial"/>
+                <w:i w:val="false"/>
+                <w:b w:val="false"/>
+                <w:u w:val="none"/>
+                <w:sz w:val="20"/>
+                <w:szCs w:val="20"/>
+                <w:color w:val="000000"/>
+              </w:rPr>
+              <w:t xml:space="preserve">natveg_low_8k</w:t>
+            </w:r>
+          </w:p>
+        </w:tc>
+        <w:tc>
+          <w:tcPr>
+            <w:tcBorders>
+              <w:bottom w:val="none" w:sz="0" w:space="0" w:color="000000"/>
+              <w:top w:val="none" w:sz="0" w:space="0" w:color="000000"/>
+              <w:left w:val="none" w:sz="0" w:space="0" w:color="000000"/>
+              <w:right w:val="none" w:sz="0" w:space="0" w:color="000000"/>
+            </w:tcBorders>
+            <w:shd w:val="clear" w:color="auto" w:fill="FFFFFF"/>
+            <w:tcMar>
+              <w:top w:w="0" w:type="dxa"/>
+              <w:bottom w:w="0" w:type="dxa"/>
+              <w:left w:w="0" w:type="dxa"/>
+              <w:right w:w="0" w:type="dxa"/>
+            </w:tcMar>
+            <w:vAlign w:val="center"/>
+          </w:tcPr>
+          <w:p>
+            <w:pPr>
+              <w:pStyle w:val="Normal"/>
+              <w:jc w:val="left"/>
+              <w:pBdr>
+                <w:bottom w:val="none" w:sz="0" w:space="0" w:color="000000"/>
+                <w:top w:val="none" w:sz="0" w:space="0" w:color="000000"/>
+                <w:left w:val="none" w:sz="0" w:space="0" w:color="000000"/>
+                <w:right w:val="none" w:sz="0" w:space="0" w:color="000000"/>
+              </w:pBdr>
+              <w:spacing w:after="100" w:before="100" w:line="240"/>
+              <w:ind w:left="100" w:right="100" w:firstLine="0" w:firstLineChars="0"/>
+            </w:pPr>
+            <w:r xmlns:w="http://schemas.openxmlformats.org/wordprocessingml/2006/main" xmlns:wp="http://schemas.openxmlformats.org/drawingml/2006/wordprocessingDrawing" xmlns:r="http://schemas.openxmlformats.org/officeDocument/2006/relationships" xmlns:w14="http://schemas.microsoft.com/office/word/2010/wordml">
+              <w:rPr>
+                <w:rFonts w:ascii="Arial" w:hAnsi="Arial" w:eastAsia="Arial" w:cs="Arial"/>
+                <w:i w:val="false"/>
+                <w:b w:val="false"/>
+                <w:u w:val="none"/>
+                <w:sz w:val="20"/>
+                <w:szCs w:val="20"/>
+                <w:color w:val="000000"/>
+              </w:rPr>
+              <w:t xml:space="preserve">NatVegL</w:t>
+            </w:r>
+          </w:p>
+        </w:tc>
+        <w:tc>
+          <w:tcPr>
+            <w:tcBorders>
+              <w:bottom w:val="none" w:sz="0" w:space="0" w:color="000000"/>
+              <w:top w:val="none" w:sz="0" w:space="0" w:color="000000"/>
+              <w:left w:val="none" w:sz="0" w:space="0" w:color="000000"/>
+              <w:right w:val="none" w:sz="0" w:space="0" w:color="000000"/>
+            </w:tcBorders>
+            <w:shd w:val="clear" w:color="auto" w:fill="FFFFFF"/>
+            <w:tcMar>
+              <w:top w:w="0" w:type="dxa"/>
+              <w:bottom w:w="0" w:type="dxa"/>
+              <w:left w:w="0" w:type="dxa"/>
+              <w:right w:w="0" w:type="dxa"/>
+            </w:tcMar>
+            <w:vAlign w:val="center"/>
+          </w:tcPr>
+          <w:p>
+            <w:pPr>
+              <w:pStyle w:val="Normal"/>
+              <w:jc w:val="right"/>
+              <w:pBdr>
+                <w:bottom w:val="none" w:sz="0" w:space="0" w:color="000000"/>
+                <w:top w:val="none" w:sz="0" w:space="0" w:color="000000"/>
+                <w:left w:val="none" w:sz="0" w:space="0" w:color="000000"/>
+                <w:right w:val="none" w:sz="0" w:space="0" w:color="000000"/>
+              </w:pBdr>
+              <w:spacing w:after="100" w:before="100" w:line="240"/>
+              <w:ind w:left="100" w:right="100" w:firstLine="0" w:firstLineChars="0"/>
+            </w:pPr>
+            <w:r xmlns:w="http://schemas.openxmlformats.org/wordprocessingml/2006/main" xmlns:wp="http://schemas.openxmlformats.org/drawingml/2006/wordprocessingDrawing" xmlns:r="http://schemas.openxmlformats.org/officeDocument/2006/relationships" xmlns:w14="http://schemas.microsoft.com/office/word/2010/wordml">
+              <w:rPr>
+                <w:rFonts w:ascii="Arial" w:hAnsi="Arial" w:eastAsia="Arial" w:cs="Arial"/>
+                <w:i w:val="false"/>
+                <w:b w:val="false"/>
+                <w:u w:val="none"/>
+                <w:sz w:val="20"/>
+                <w:szCs w:val="20"/>
+                <w:color w:val="000000"/>
+              </w:rPr>
+              <w:t xml:space="preserve">2</w:t>
+            </w:r>
+          </w:p>
+        </w:tc>
+        <w:tc>
+          <w:tcPr>
+            <w:tcBorders>
+              <w:bottom w:val="none" w:sz="0" w:space="0" w:color="000000"/>
+              <w:top w:val="none" w:sz="0" w:space="0" w:color="000000"/>
+              <w:left w:val="none" w:sz="0" w:space="0" w:color="000000"/>
+              <w:right w:val="none" w:sz="0" w:space="0" w:color="000000"/>
+            </w:tcBorders>
+            <w:shd w:val="clear" w:color="auto" w:fill="FFFFFF"/>
+            <w:tcMar>
+              <w:top w:w="0" w:type="dxa"/>
+              <w:bottom w:w="0" w:type="dxa"/>
+              <w:left w:w="0" w:type="dxa"/>
+              <w:right w:w="0" w:type="dxa"/>
+            </w:tcMar>
+            <w:vAlign w:val="center"/>
+          </w:tcPr>
+          <w:p>
+            <w:pPr>
+              <w:pStyle w:val="Normal"/>
+              <w:jc w:val="right"/>
+              <w:pBdr>
+                <w:bottom w:val="none" w:sz="0" w:space="0" w:color="000000"/>
+                <w:top w:val="none" w:sz="0" w:space="0" w:color="000000"/>
+                <w:left w:val="none" w:sz="0" w:space="0" w:color="000000"/>
+                <w:right w:val="none" w:sz="0" w:space="0" w:color="000000"/>
+              </w:pBdr>
+              <w:spacing w:after="100" w:before="100" w:line="240"/>
+              <w:ind w:left="100" w:right="100" w:firstLine="0" w:firstLineChars="0"/>
+            </w:pPr>
+            <w:r xmlns:w="http://schemas.openxmlformats.org/wordprocessingml/2006/main" xmlns:wp="http://schemas.openxmlformats.org/drawingml/2006/wordprocessingDrawing" xmlns:r="http://schemas.openxmlformats.org/officeDocument/2006/relationships" xmlns:w14="http://schemas.microsoft.com/office/word/2010/wordml">
+              <w:rPr>
+                <w:rFonts w:ascii="Arial" w:hAnsi="Arial" w:eastAsia="Arial" w:cs="Arial"/>
+                <w:i w:val="false"/>
+                <w:b w:val="false"/>
+                <w:u w:val="none"/>
+                <w:sz w:val="20"/>
+                <w:szCs w:val="20"/>
+                <w:color w:val="000000"/>
+              </w:rPr>
+              <w:t xml:space="preserve">237.31</w:t>
+            </w:r>
+          </w:p>
+        </w:tc>
+        <w:tc>
+          <w:tcPr>
+            <w:tcBorders>
+              <w:bottom w:val="none" w:sz="0" w:space="0" w:color="000000"/>
+              <w:top w:val="none" w:sz="0" w:space="0" w:color="000000"/>
+              <w:left w:val="none" w:sz="0" w:space="0" w:color="000000"/>
+              <w:right w:val="none" w:sz="0" w:space="0" w:color="000000"/>
+            </w:tcBorders>
+            <w:shd w:val="clear" w:color="auto" w:fill="FFFFFF"/>
+            <w:tcMar>
+              <w:top w:w="0" w:type="dxa"/>
+              <w:bottom w:w="0" w:type="dxa"/>
+              <w:left w:w="0" w:type="dxa"/>
+              <w:right w:w="0" w:type="dxa"/>
+            </w:tcMar>
+            <w:vAlign w:val="center"/>
+          </w:tcPr>
+          <w:p>
+            <w:pPr>
+              <w:pStyle w:val="Normal"/>
+              <w:jc w:val="right"/>
+              <w:pBdr>
+                <w:bottom w:val="none" w:sz="0" w:space="0" w:color="000000"/>
+                <w:top w:val="none" w:sz="0" w:space="0" w:color="000000"/>
+                <w:left w:val="none" w:sz="0" w:space="0" w:color="000000"/>
+                <w:right w:val="none" w:sz="0" w:space="0" w:color="000000"/>
+              </w:pBdr>
+              <w:spacing w:after="100" w:before="100" w:line="240"/>
+              <w:ind w:left="100" w:right="100" w:firstLine="0" w:firstLineChars="0"/>
+            </w:pPr>
+            <w:r xmlns:w="http://schemas.openxmlformats.org/wordprocessingml/2006/main" xmlns:wp="http://schemas.openxmlformats.org/drawingml/2006/wordprocessingDrawing" xmlns:r="http://schemas.openxmlformats.org/officeDocument/2006/relationships" xmlns:w14="http://schemas.microsoft.com/office/word/2010/wordml">
+              <w:rPr>
+                <w:rFonts w:ascii="Arial" w:hAnsi="Arial" w:eastAsia="Arial" w:cs="Arial"/>
+                <w:i w:val="false"/>
+                <w:b w:val="false"/>
+                <w:u w:val="none"/>
+                <w:sz w:val="20"/>
+                <w:szCs w:val="20"/>
+                <w:color w:val="000000"/>
+              </w:rPr>
+              <w:t xml:space="preserve">94.02</w:t>
+            </w:r>
+          </w:p>
+        </w:tc>
+        <w:tc>
+          <w:tcPr>
+            <w:tcBorders>
+              <w:bottom w:val="none" w:sz="0" w:space="0" w:color="000000"/>
+              <w:top w:val="none" w:sz="0" w:space="0" w:color="000000"/>
+              <w:left w:val="none" w:sz="0" w:space="0" w:color="000000"/>
+              <w:right w:val="none" w:sz="0" w:space="0" w:color="000000"/>
+            </w:tcBorders>
+            <w:shd w:val="clear" w:color="auto" w:fill="FFFFFF"/>
+            <w:tcMar>
+              <w:top w:w="0" w:type="dxa"/>
+              <w:bottom w:w="0" w:type="dxa"/>
+              <w:left w:w="0" w:type="dxa"/>
+              <w:right w:w="0" w:type="dxa"/>
+            </w:tcMar>
+            <w:vAlign w:val="center"/>
+          </w:tcPr>
+          <w:p>
+            <w:pPr>
+              <w:pStyle w:val="Normal"/>
+              <w:jc w:val="left"/>
+              <w:pBdr>
+                <w:bottom w:val="none" w:sz="0" w:space="0" w:color="000000"/>
+                <w:top w:val="none" w:sz="0" w:space="0" w:color="000000"/>
+                <w:left w:val="none" w:sz="0" w:space="0" w:color="000000"/>
+                <w:right w:val="none" w:sz="0" w:space="0" w:color="000000"/>
+              </w:pBdr>
+              <w:spacing w:after="100" w:before="100" w:line="240"/>
+              <w:ind w:left="100" w:right="100" w:firstLine="0" w:firstLineChars="0"/>
+            </w:pPr>
+            <w:r xmlns:w="http://schemas.openxmlformats.org/wordprocessingml/2006/main" xmlns:wp="http://schemas.openxmlformats.org/drawingml/2006/wordprocessingDrawing" xmlns:r="http://schemas.openxmlformats.org/officeDocument/2006/relationships" xmlns:w14="http://schemas.microsoft.com/office/word/2010/wordml">
+              <w:rPr>
+                <w:rFonts w:ascii="Arial" w:hAnsi="Arial" w:eastAsia="Arial" w:cs="Arial"/>
+                <w:i w:val="false"/>
+                <w:b w:val="false"/>
+                <w:u w:val="none"/>
+                <w:sz w:val="20"/>
+                <w:szCs w:val="20"/>
+                <w:color w:val="000000"/>
+              </w:rPr>
+              <w:t xml:space="preserve">--</w:t>
+            </w:r>
+          </w:p>
+        </w:tc>
+        <w:tc>
+          <w:tcPr>
+            <w:tcBorders>
+              <w:bottom w:val="none" w:sz="0" w:space="0" w:color="000000"/>
+              <w:top w:val="none" w:sz="0" w:space="0" w:color="000000"/>
+              <w:left w:val="none" w:sz="0" w:space="0" w:color="000000"/>
+              <w:right w:val="none" w:sz="0" w:space="0" w:color="000000"/>
+            </w:tcBorders>
+            <w:shd w:val="clear" w:color="auto" w:fill="FFFFFF"/>
+            <w:tcMar>
+              <w:top w:w="0" w:type="dxa"/>
+              <w:bottom w:w="0" w:type="dxa"/>
+              <w:left w:w="0" w:type="dxa"/>
+              <w:right w:w="0" w:type="dxa"/>
+            </w:tcMar>
+            <w:vAlign w:val="center"/>
+          </w:tcPr>
+          <w:p>
+            <w:pPr>
+              <w:pStyle w:val="Normal"/>
+              <w:jc w:val="left"/>
+              <w:pBdr>
+                <w:bottom w:val="none" w:sz="0" w:space="0" w:color="000000"/>
+                <w:top w:val="none" w:sz="0" w:space="0" w:color="000000"/>
+                <w:left w:val="none" w:sz="0" w:space="0" w:color="000000"/>
+                <w:right w:val="none" w:sz="0" w:space="0" w:color="000000"/>
+              </w:pBdr>
+              <w:spacing w:after="100" w:before="100" w:line="240"/>
+              <w:ind w:left="100" w:right="100" w:firstLine="0" w:firstLineChars="0"/>
+            </w:pPr>
+            <w:r xmlns:w="http://schemas.openxmlformats.org/wordprocessingml/2006/main" xmlns:wp="http://schemas.openxmlformats.org/drawingml/2006/wordprocessingDrawing" xmlns:r="http://schemas.openxmlformats.org/officeDocument/2006/relationships" xmlns:w14="http://schemas.microsoft.com/office/word/2010/wordml">
+              <w:rPr>
+                <w:rFonts w:ascii="Arial" w:hAnsi="Arial" w:eastAsia="Arial" w:cs="Arial"/>
+                <w:i w:val="false"/>
+                <w:b w:val="false"/>
+                <w:u w:val="none"/>
+                <w:sz w:val="20"/>
+                <w:szCs w:val="20"/>
+                <w:color w:val="000000"/>
+              </w:rPr>
+              <w:t xml:space="preserve">0.04</w:t>
+            </w:r>
+          </w:p>
+        </w:tc>
+      </w:tr>
+      <w:tr>
+        <w:trPr>
+          <w:trHeight w:val="360" w:hRule="auto"/>
+        </w:trPr>
+        body22
+        <w:tc>
+          <w:tcPr>
+            <w:tcBorders>
+              <w:bottom w:val="none" w:sz="0" w:space="0" w:color="000000"/>
+              <w:top w:val="none" w:sz="0" w:space="0" w:color="000000"/>
+              <w:left w:val="none" w:sz="0" w:space="0" w:color="000000"/>
+              <w:right w:val="none" w:sz="0" w:space="0" w:color="000000"/>
+            </w:tcBorders>
+            <w:shd w:val="clear" w:color="auto" w:fill="FFFFFF"/>
+            <w:tcMar>
+              <w:top w:w="0" w:type="dxa"/>
+              <w:bottom w:w="0" w:type="dxa"/>
+              <w:left w:w="0" w:type="dxa"/>
+              <w:right w:w="0" w:type="dxa"/>
+            </w:tcMar>
+            <w:vAlign w:val="center"/>
+          </w:tcPr>
+          <w:p>
+            <w:pPr>
+              <w:pStyle w:val="Normal"/>
+              <w:jc w:val="left"/>
+              <w:pBdr>
+                <w:bottom w:val="none" w:sz="0" w:space="0" w:color="000000"/>
+                <w:top w:val="none" w:sz="0" w:space="0" w:color="000000"/>
+                <w:left w:val="none" w:sz="0" w:space="0" w:color="000000"/>
+                <w:right w:val="none" w:sz="0" w:space="0" w:color="000000"/>
+              </w:pBdr>
+              <w:spacing w:after="100" w:before="100" w:line="240"/>
+              <w:ind w:left="100" w:right="100" w:firstLine="0" w:firstLineChars="0"/>
+            </w:pPr>
+            <w:r xmlns:w="http://schemas.openxmlformats.org/wordprocessingml/2006/main" xmlns:wp="http://schemas.openxmlformats.org/drawingml/2006/wordprocessingDrawing" xmlns:r="http://schemas.openxmlformats.org/officeDocument/2006/relationships" xmlns:w14="http://schemas.microsoft.com/office/word/2010/wordml">
+              <w:rPr>
+                <w:rFonts w:ascii="Arial" w:hAnsi="Arial" w:eastAsia="Arial" w:cs="Arial"/>
+                <w:i w:val="false"/>
+                <w:b w:val="false"/>
+                <w:u w:val="none"/>
+                <w:sz w:val="20"/>
+                <w:szCs w:val="20"/>
+                <w:color w:val="000000"/>
+              </w:rPr>
+              <w:t xml:space="preserve">natveg_low_all</w:t>
+            </w:r>
+          </w:p>
+        </w:tc>
+        <w:tc>
+          <w:tcPr>
+            <w:tcBorders>
+              <w:bottom w:val="none" w:sz="0" w:space="0" w:color="000000"/>
+              <w:top w:val="none" w:sz="0" w:space="0" w:color="000000"/>
+              <w:left w:val="none" w:sz="0" w:space="0" w:color="000000"/>
+              <w:right w:val="none" w:sz="0" w:space="0" w:color="000000"/>
+            </w:tcBorders>
+            <w:shd w:val="clear" w:color="auto" w:fill="FFFFFF"/>
+            <w:tcMar>
+              <w:top w:w="0" w:type="dxa"/>
+              <w:bottom w:w="0" w:type="dxa"/>
+              <w:left w:w="0" w:type="dxa"/>
+              <w:right w:w="0" w:type="dxa"/>
+            </w:tcMar>
+            <w:vAlign w:val="center"/>
+          </w:tcPr>
+          <w:p>
+            <w:pPr>
+              <w:pStyle w:val="Normal"/>
+              <w:jc w:val="left"/>
+              <w:pBdr>
+                <w:bottom w:val="none" w:sz="0" w:space="0" w:color="000000"/>
+                <w:top w:val="none" w:sz="0" w:space="0" w:color="000000"/>
+                <w:left w:val="none" w:sz="0" w:space="0" w:color="000000"/>
+                <w:right w:val="none" w:sz="0" w:space="0" w:color="000000"/>
+              </w:pBdr>
+              <w:spacing w:after="100" w:before="100" w:line="240"/>
+              <w:ind w:left="100" w:right="100" w:firstLine="0" w:firstLineChars="0"/>
+            </w:pPr>
+            <w:r xmlns:w="http://schemas.openxmlformats.org/wordprocessingml/2006/main" xmlns:wp="http://schemas.openxmlformats.org/drawingml/2006/wordprocessingDrawing" xmlns:r="http://schemas.openxmlformats.org/officeDocument/2006/relationships" xmlns:w14="http://schemas.microsoft.com/office/word/2010/wordml">
+              <w:rPr>
+                <w:rFonts w:ascii="Arial" w:hAnsi="Arial" w:eastAsia="Arial" w:cs="Arial"/>
+                <w:i w:val="false"/>
+                <w:b w:val="false"/>
+                <w:u w:val="none"/>
+                <w:sz w:val="20"/>
+                <w:szCs w:val="20"/>
+                <w:color w:val="000000"/>
+              </w:rPr>
+              <w:t xml:space="preserve">NatVegL</w:t>
+            </w:r>
+          </w:p>
+        </w:tc>
+        <w:tc>
+          <w:tcPr>
+            <w:tcBorders>
+              <w:bottom w:val="none" w:sz="0" w:space="0" w:color="000000"/>
+              <w:top w:val="none" w:sz="0" w:space="0" w:color="000000"/>
+              <w:left w:val="none" w:sz="0" w:space="0" w:color="000000"/>
+              <w:right w:val="none" w:sz="0" w:space="0" w:color="000000"/>
+            </w:tcBorders>
+            <w:shd w:val="clear" w:color="auto" w:fill="FFFFFF"/>
+            <w:tcMar>
+              <w:top w:w="0" w:type="dxa"/>
+              <w:bottom w:w="0" w:type="dxa"/>
+              <w:left w:w="0" w:type="dxa"/>
+              <w:right w:w="0" w:type="dxa"/>
+            </w:tcMar>
+            <w:vAlign w:val="center"/>
+          </w:tcPr>
+          <w:p>
+            <w:pPr>
+              <w:pStyle w:val="Normal"/>
+              <w:jc w:val="right"/>
+              <w:pBdr>
+                <w:bottom w:val="none" w:sz="0" w:space="0" w:color="000000"/>
+                <w:top w:val="none" w:sz="0" w:space="0" w:color="000000"/>
+                <w:left w:val="none" w:sz="0" w:space="0" w:color="000000"/>
+                <w:right w:val="none" w:sz="0" w:space="0" w:color="000000"/>
+              </w:pBdr>
+              <w:spacing w:after="100" w:before="100" w:line="240"/>
+              <w:ind w:left="100" w:right="100" w:firstLine="0" w:firstLineChars="0"/>
+            </w:pPr>
+            <w:r xmlns:w="http://schemas.openxmlformats.org/wordprocessingml/2006/main" xmlns:wp="http://schemas.openxmlformats.org/drawingml/2006/wordprocessingDrawing" xmlns:r="http://schemas.openxmlformats.org/officeDocument/2006/relationships" xmlns:w14="http://schemas.microsoft.com/office/word/2010/wordml">
+              <w:rPr>
+                <w:rFonts w:ascii="Arial" w:hAnsi="Arial" w:eastAsia="Arial" w:cs="Arial"/>
+                <w:i w:val="false"/>
+                <w:b w:val="false"/>
+                <w:u w:val="none"/>
+                <w:sz w:val="20"/>
+                <w:szCs w:val="20"/>
+                <w:color w:val="000000"/>
+              </w:rPr>
+              <w:t xml:space="preserve">2</w:t>
+            </w:r>
+          </w:p>
+        </w:tc>
+        <w:tc>
+          <w:tcPr>
+            <w:tcBorders>
+              <w:bottom w:val="none" w:sz="0" w:space="0" w:color="000000"/>
+              <w:top w:val="none" w:sz="0" w:space="0" w:color="000000"/>
+              <w:left w:val="none" w:sz="0" w:space="0" w:color="000000"/>
+              <w:right w:val="none" w:sz="0" w:space="0" w:color="000000"/>
+            </w:tcBorders>
+            <w:shd w:val="clear" w:color="auto" w:fill="FFFFFF"/>
+            <w:tcMar>
+              <w:top w:w="0" w:type="dxa"/>
+              <w:bottom w:w="0" w:type="dxa"/>
+              <w:left w:w="0" w:type="dxa"/>
+              <w:right w:w="0" w:type="dxa"/>
+            </w:tcMar>
+            <w:vAlign w:val="center"/>
+          </w:tcPr>
+          <w:p>
+            <w:pPr>
+              <w:pStyle w:val="Normal"/>
+              <w:jc w:val="right"/>
+              <w:pBdr>
+                <w:bottom w:val="none" w:sz="0" w:space="0" w:color="000000"/>
+                <w:top w:val="none" w:sz="0" w:space="0" w:color="000000"/>
+                <w:left w:val="none" w:sz="0" w:space="0" w:color="000000"/>
+                <w:right w:val="none" w:sz="0" w:space="0" w:color="000000"/>
+              </w:pBdr>
+              <w:spacing w:after="100" w:before="100" w:line="240"/>
+              <w:ind w:left="100" w:right="100" w:firstLine="0" w:firstLineChars="0"/>
+            </w:pPr>
+            <w:r xmlns:w="http://schemas.openxmlformats.org/wordprocessingml/2006/main" xmlns:wp="http://schemas.openxmlformats.org/drawingml/2006/wordprocessingDrawing" xmlns:r="http://schemas.openxmlformats.org/officeDocument/2006/relationships" xmlns:w14="http://schemas.microsoft.com/office/word/2010/wordml">
+              <w:rPr>
+                <w:rFonts w:ascii="Arial" w:hAnsi="Arial" w:eastAsia="Arial" w:cs="Arial"/>
+                <w:i w:val="false"/>
+                <w:b w:val="false"/>
+                <w:u w:val="none"/>
+                <w:sz w:val="20"/>
+                <w:szCs w:val="20"/>
+                <w:color w:val="000000"/>
+              </w:rPr>
+              <w:t xml:space="preserve">229.07</w:t>
+            </w:r>
+          </w:p>
+        </w:tc>
+        <w:tc>
+          <w:tcPr>
+            <w:tcBorders>
+              <w:bottom w:val="none" w:sz="0" w:space="0" w:color="000000"/>
+              <w:top w:val="none" w:sz="0" w:space="0" w:color="000000"/>
+              <w:left w:val="none" w:sz="0" w:space="0" w:color="000000"/>
+              <w:right w:val="none" w:sz="0" w:space="0" w:color="000000"/>
+            </w:tcBorders>
+            <w:shd w:val="clear" w:color="auto" w:fill="FFFFFF"/>
+            <w:tcMar>
+              <w:top w:w="0" w:type="dxa"/>
+              <w:bottom w:w="0" w:type="dxa"/>
+              <w:left w:w="0" w:type="dxa"/>
+              <w:right w:w="0" w:type="dxa"/>
+            </w:tcMar>
+            <w:vAlign w:val="center"/>
+          </w:tcPr>
+          <w:p>
+            <w:pPr>
+              <w:pStyle w:val="Normal"/>
+              <w:jc w:val="right"/>
+              <w:pBdr>
+                <w:bottom w:val="none" w:sz="0" w:space="0" w:color="000000"/>
+                <w:top w:val="none" w:sz="0" w:space="0" w:color="000000"/>
+                <w:left w:val="none" w:sz="0" w:space="0" w:color="000000"/>
+                <w:right w:val="none" w:sz="0" w:space="0" w:color="000000"/>
+              </w:pBdr>
+              <w:spacing w:after="100" w:before="100" w:line="240"/>
+              <w:ind w:left="100" w:right="100" w:firstLine="0" w:firstLineChars="0"/>
+            </w:pPr>
+            <w:r xmlns:w="http://schemas.openxmlformats.org/wordprocessingml/2006/main" xmlns:wp="http://schemas.openxmlformats.org/drawingml/2006/wordprocessingDrawing" xmlns:r="http://schemas.openxmlformats.org/officeDocument/2006/relationships" xmlns:w14="http://schemas.microsoft.com/office/word/2010/wordml">
+              <w:rPr>
+                <w:rFonts w:ascii="Arial" w:hAnsi="Arial" w:eastAsia="Arial" w:cs="Arial"/>
+                <w:i w:val="false"/>
+                <w:b w:val="false"/>
+                <w:u w:val="none"/>
+                <w:sz w:val="20"/>
+                <w:szCs w:val="20"/>
+                <w:color w:val="000000"/>
+              </w:rPr>
+              <w:t xml:space="preserve">0.00</w:t>
+            </w:r>
+          </w:p>
+        </w:tc>
+        <w:tc>
+          <w:tcPr>
+            <w:tcBorders>
+              <w:bottom w:val="none" w:sz="0" w:space="0" w:color="000000"/>
+              <w:top w:val="none" w:sz="0" w:space="0" w:color="000000"/>
+              <w:left w:val="none" w:sz="0" w:space="0" w:color="000000"/>
+              <w:right w:val="none" w:sz="0" w:space="0" w:color="000000"/>
+            </w:tcBorders>
+            <w:shd w:val="clear" w:color="auto" w:fill="FFFFFF"/>
+            <w:tcMar>
+              <w:top w:w="0" w:type="dxa"/>
+              <w:bottom w:w="0" w:type="dxa"/>
+              <w:left w:w="0" w:type="dxa"/>
+              <w:right w:w="0" w:type="dxa"/>
+            </w:tcMar>
+            <w:vAlign w:val="center"/>
+          </w:tcPr>
+          <w:p>
+            <w:pPr>
+              <w:pStyle w:val="Normal"/>
+              <w:jc w:val="left"/>
+              <w:pBdr>
+                <w:bottom w:val="none" w:sz="0" w:space="0" w:color="000000"/>
+                <w:top w:val="none" w:sz="0" w:space="0" w:color="000000"/>
+                <w:left w:val="none" w:sz="0" w:space="0" w:color="000000"/>
+                <w:right w:val="none" w:sz="0" w:space="0" w:color="000000"/>
+              </w:pBdr>
+              <w:spacing w:after="100" w:before="100" w:line="240"/>
+              <w:ind w:left="100" w:right="100" w:firstLine="0" w:firstLineChars="0"/>
+            </w:pPr>
+            <w:r xmlns:w="http://schemas.openxmlformats.org/wordprocessingml/2006/main" xmlns:wp="http://schemas.openxmlformats.org/drawingml/2006/wordprocessingDrawing" xmlns:r="http://schemas.openxmlformats.org/officeDocument/2006/relationships" xmlns:w14="http://schemas.microsoft.com/office/word/2010/wordml">
+              <w:rPr>
+                <w:rFonts w:ascii="Arial" w:hAnsi="Arial" w:eastAsia="Arial" w:cs="Arial"/>
+                <w:i w:val="false"/>
+                <w:b w:val="false"/>
+                <w:u w:val="none"/>
+                <w:sz w:val="20"/>
+                <w:szCs w:val="20"/>
+                <w:color w:val="000000"/>
+              </w:rPr>
+              <w:t xml:space="preserve">--</w:t>
+            </w:r>
+          </w:p>
+        </w:tc>
+        <w:tc>
+          <w:tcPr>
+            <w:tcBorders>
+              <w:bottom w:val="none" w:sz="0" w:space="0" w:color="000000"/>
+              <w:top w:val="none" w:sz="0" w:space="0" w:color="000000"/>
+              <w:left w:val="none" w:sz="0" w:space="0" w:color="000000"/>
+              <w:right w:val="none" w:sz="0" w:space="0" w:color="000000"/>
+            </w:tcBorders>
+            <w:shd w:val="clear" w:color="auto" w:fill="FFFFFF"/>
+            <w:tcMar>
+              <w:top w:w="0" w:type="dxa"/>
+              <w:bottom w:w="0" w:type="dxa"/>
+              <w:left w:w="0" w:type="dxa"/>
+              <w:right w:w="0" w:type="dxa"/>
+            </w:tcMar>
+            <w:vAlign w:val="center"/>
+          </w:tcPr>
+          <w:p>
+            <w:pPr>
+              <w:pStyle w:val="Normal"/>
+              <w:jc w:val="left"/>
+              <w:pBdr>
+                <w:bottom w:val="none" w:sz="0" w:space="0" w:color="000000"/>
+                <w:top w:val="none" w:sz="0" w:space="0" w:color="000000"/>
+                <w:left w:val="none" w:sz="0" w:space="0" w:color="000000"/>
+                <w:right w:val="none" w:sz="0" w:space="0" w:color="000000"/>
+              </w:pBdr>
+              <w:spacing w:after="100" w:before="100" w:line="240"/>
+              <w:ind w:left="100" w:right="100" w:firstLine="0" w:firstLineChars="0"/>
+            </w:pPr>
+            <w:r xmlns:w="http://schemas.openxmlformats.org/wordprocessingml/2006/main" xmlns:wp="http://schemas.openxmlformats.org/drawingml/2006/wordprocessingDrawing" xmlns:r="http://schemas.openxmlformats.org/officeDocument/2006/relationships" xmlns:w14="http://schemas.microsoft.com/office/word/2010/wordml">
+              <w:rPr>
+                <w:rFonts w:ascii="Arial" w:hAnsi="Arial" w:eastAsia="Arial" w:cs="Arial"/>
+                <w:i w:val="false"/>
+                <w:b w:val="false"/>
+                <w:u w:val="none"/>
+                <w:sz w:val="20"/>
+                <w:szCs w:val="20"/>
+                <w:color w:val="000000"/>
+              </w:rPr>
+              <w:t xml:space="preserve">--</w:t>
+            </w:r>
+          </w:p>
+        </w:tc>
+      </w:tr>
+      <w:tr>
+        <w:trPr>
+          <w:trHeight w:val="360" w:hRule="auto"/>
+        </w:trPr>
+        body23
+        <w:tc>
+          <w:tcPr>
+            <w:tcBorders>
+              <w:bottom w:val="none" w:sz="0" w:space="0" w:color="000000"/>
+              <w:top w:val="none" w:sz="0" w:space="0" w:color="000000"/>
+              <w:left w:val="none" w:sz="0" w:space="0" w:color="000000"/>
+              <w:right w:val="none" w:sz="0" w:space="0" w:color="000000"/>
+            </w:tcBorders>
+            <w:shd w:val="clear" w:color="auto" w:fill="FFFFFF"/>
+            <w:tcMar>
+              <w:top w:w="0" w:type="dxa"/>
+              <w:bottom w:w="0" w:type="dxa"/>
+              <w:left w:w="0" w:type="dxa"/>
+              <w:right w:w="0" w:type="dxa"/>
+            </w:tcMar>
+            <w:vAlign w:val="center"/>
+          </w:tcPr>
+          <w:p>
+            <w:pPr>
+              <w:pStyle w:val="Normal"/>
+              <w:jc w:val="left"/>
+              <w:pBdr>
+                <w:bottom w:val="none" w:sz="0" w:space="0" w:color="000000"/>
+                <w:top w:val="none" w:sz="0" w:space="0" w:color="000000"/>
+                <w:left w:val="none" w:sz="0" w:space="0" w:color="000000"/>
+                <w:right w:val="none" w:sz="0" w:space="0" w:color="000000"/>
+              </w:pBdr>
+              <w:spacing w:after="100" w:before="100" w:line="240"/>
+              <w:ind w:left="100" w:right="100" w:firstLine="0" w:firstLineChars="0"/>
+            </w:pPr>
+            <w:r xmlns:w="http://schemas.openxmlformats.org/wordprocessingml/2006/main" xmlns:wp="http://schemas.openxmlformats.org/drawingml/2006/wordprocessingDrawing" xmlns:r="http://schemas.openxmlformats.org/officeDocument/2006/relationships" xmlns:w14="http://schemas.microsoft.com/office/word/2010/wordml">
+              <w:rPr>
+                <w:rFonts w:ascii="Arial" w:hAnsi="Arial" w:eastAsia="Arial" w:cs="Arial"/>
+                <w:i w:val="false"/>
+                <w:b w:val="false"/>
+                <w:u w:val="none"/>
+                <w:sz w:val="20"/>
+                <w:szCs w:val="20"/>
+                <w:color w:val="000000"/>
+              </w:rPr>
+              <w:t xml:space="preserve">reservoir_etna</w:t>
+            </w:r>
+          </w:p>
+        </w:tc>
+        <w:tc>
+          <w:tcPr>
+            <w:tcBorders>
+              <w:bottom w:val="none" w:sz="0" w:space="0" w:color="000000"/>
+              <w:top w:val="none" w:sz="0" w:space="0" w:color="000000"/>
+              <w:left w:val="none" w:sz="0" w:space="0" w:color="000000"/>
+              <w:right w:val="none" w:sz="0" w:space="0" w:color="000000"/>
+            </w:tcBorders>
+            <w:shd w:val="clear" w:color="auto" w:fill="FFFFFF"/>
+            <w:tcMar>
+              <w:top w:w="0" w:type="dxa"/>
+              <w:bottom w:w="0" w:type="dxa"/>
+              <w:left w:w="0" w:type="dxa"/>
+              <w:right w:w="0" w:type="dxa"/>
+            </w:tcMar>
+            <w:vAlign w:val="center"/>
+          </w:tcPr>
+          <w:p>
+            <w:pPr>
+              <w:pStyle w:val="Normal"/>
+              <w:jc w:val="left"/>
+              <w:pBdr>
+                <w:bottom w:val="none" w:sz="0" w:space="0" w:color="000000"/>
+                <w:top w:val="none" w:sz="0" w:space="0" w:color="000000"/>
+                <w:left w:val="none" w:sz="0" w:space="0" w:color="000000"/>
+                <w:right w:val="none" w:sz="0" w:space="0" w:color="000000"/>
+              </w:pBdr>
+              <w:spacing w:after="100" w:before="100" w:line="240"/>
+              <w:ind w:left="100" w:right="100" w:firstLine="0" w:firstLineChars="0"/>
+            </w:pPr>
+            <w:r xmlns:w="http://schemas.openxmlformats.org/wordprocessingml/2006/main" xmlns:wp="http://schemas.openxmlformats.org/drawingml/2006/wordprocessingDrawing" xmlns:r="http://schemas.openxmlformats.org/officeDocument/2006/relationships" xmlns:w14="http://schemas.microsoft.com/office/word/2010/wordml">
+              <w:rPr>
+                <w:rFonts w:ascii="Arial" w:hAnsi="Arial" w:eastAsia="Arial" w:cs="Arial"/>
+                <w:i w:val="false"/>
+                <w:b w:val="false"/>
+                <w:u w:val="none"/>
+                <w:sz w:val="20"/>
+                <w:szCs w:val="20"/>
+                <w:color w:val="000000"/>
+              </w:rPr>
+              <w:t xml:space="preserve">Res</w:t>
+            </w:r>
+          </w:p>
+        </w:tc>
+        <w:tc>
+          <w:tcPr>
+            <w:tcBorders>
+              <w:bottom w:val="none" w:sz="0" w:space="0" w:color="000000"/>
+              <w:top w:val="none" w:sz="0" w:space="0" w:color="000000"/>
+              <w:left w:val="none" w:sz="0" w:space="0" w:color="000000"/>
+              <w:right w:val="none" w:sz="0" w:space="0" w:color="000000"/>
+            </w:tcBorders>
+            <w:shd w:val="clear" w:color="auto" w:fill="FFFFFF"/>
+            <w:tcMar>
+              <w:top w:w="0" w:type="dxa"/>
+              <w:bottom w:w="0" w:type="dxa"/>
+              <w:left w:w="0" w:type="dxa"/>
+              <w:right w:w="0" w:type="dxa"/>
+            </w:tcMar>
+            <w:vAlign w:val="center"/>
+          </w:tcPr>
+          <w:p>
+            <w:pPr>
+              <w:pStyle w:val="Normal"/>
+              <w:jc w:val="right"/>
+              <w:pBdr>
+                <w:bottom w:val="none" w:sz="0" w:space="0" w:color="000000"/>
+                <w:top w:val="none" w:sz="0" w:space="0" w:color="000000"/>
+                <w:left w:val="none" w:sz="0" w:space="0" w:color="000000"/>
+                <w:right w:val="none" w:sz="0" w:space="0" w:color="000000"/>
+              </w:pBdr>
+              <w:spacing w:after="100" w:before="100" w:line="240"/>
+              <w:ind w:left="100" w:right="100" w:firstLine="0" w:firstLineChars="0"/>
+            </w:pPr>
+            <w:r xmlns:w="http://schemas.openxmlformats.org/wordprocessingml/2006/main" xmlns:wp="http://schemas.openxmlformats.org/drawingml/2006/wordprocessingDrawing" xmlns:r="http://schemas.openxmlformats.org/officeDocument/2006/relationships" xmlns:w14="http://schemas.microsoft.com/office/word/2010/wordml">
+              <w:rPr>
+                <w:rFonts w:ascii="Arial" w:hAnsi="Arial" w:eastAsia="Arial" w:cs="Arial"/>
+                <w:i w:val="false"/>
+                <w:b w:val="false"/>
+                <w:u w:val="none"/>
+                <w:sz w:val="20"/>
+                <w:szCs w:val="20"/>
+                <w:color w:val="000000"/>
+              </w:rPr>
+              <w:t xml:space="preserve">4</w:t>
+            </w:r>
+          </w:p>
+        </w:tc>
+        <w:tc>
+          <w:tcPr>
+            <w:tcBorders>
+              <w:bottom w:val="none" w:sz="0" w:space="0" w:color="000000"/>
+              <w:top w:val="none" w:sz="0" w:space="0" w:color="000000"/>
+              <w:left w:val="none" w:sz="0" w:space="0" w:color="000000"/>
+              <w:right w:val="none" w:sz="0" w:space="0" w:color="000000"/>
+            </w:tcBorders>
+            <w:shd w:val="clear" w:color="auto" w:fill="FFFFFF"/>
+            <w:tcMar>
+              <w:top w:w="0" w:type="dxa"/>
+              <w:bottom w:w="0" w:type="dxa"/>
+              <w:left w:w="0" w:type="dxa"/>
+              <w:right w:w="0" w:type="dxa"/>
+            </w:tcMar>
+            <w:vAlign w:val="center"/>
+          </w:tcPr>
+          <w:p>
+            <w:pPr>
+              <w:pStyle w:val="Normal"/>
+              <w:jc w:val="right"/>
+              <w:pBdr>
+                <w:bottom w:val="none" w:sz="0" w:space="0" w:color="000000"/>
+                <w:top w:val="none" w:sz="0" w:space="0" w:color="000000"/>
+                <w:left w:val="none" w:sz="0" w:space="0" w:color="000000"/>
+                <w:right w:val="none" w:sz="0" w:space="0" w:color="000000"/>
+              </w:pBdr>
+              <w:spacing w:after="100" w:before="100" w:line="240"/>
+              <w:ind w:left="100" w:right="100" w:firstLine="0" w:firstLineChars="0"/>
+            </w:pPr>
+            <w:r xmlns:w="http://schemas.openxmlformats.org/wordprocessingml/2006/main" xmlns:wp="http://schemas.openxmlformats.org/drawingml/2006/wordprocessingDrawing" xmlns:r="http://schemas.openxmlformats.org/officeDocument/2006/relationships" xmlns:w14="http://schemas.microsoft.com/office/word/2010/wordml">
+              <w:rPr>
+                <w:rFonts w:ascii="Arial" w:hAnsi="Arial" w:eastAsia="Arial" w:cs="Arial"/>
+                <w:i w:val="false"/>
+                <w:b w:val="false"/>
+                <w:u w:val="none"/>
+                <w:sz w:val="20"/>
+                <w:szCs w:val="20"/>
+                <w:color w:val="000000"/>
+              </w:rPr>
+              <w:t xml:space="preserve">239.29</w:t>
+            </w:r>
+          </w:p>
+        </w:tc>
+        <w:tc>
+          <w:tcPr>
+            <w:tcBorders>
+              <w:bottom w:val="none" w:sz="0" w:space="0" w:color="000000"/>
+              <w:top w:val="none" w:sz="0" w:space="0" w:color="000000"/>
+              <w:left w:val="none" w:sz="0" w:space="0" w:color="000000"/>
+              <w:right w:val="none" w:sz="0" w:space="0" w:color="000000"/>
+            </w:tcBorders>
+            <w:shd w:val="clear" w:color="auto" w:fill="FFFFFF"/>
+            <w:tcMar>
+              <w:top w:w="0" w:type="dxa"/>
+              <w:bottom w:w="0" w:type="dxa"/>
+              <w:left w:w="0" w:type="dxa"/>
+              <w:right w:w="0" w:type="dxa"/>
+            </w:tcMar>
+            <w:vAlign w:val="center"/>
+          </w:tcPr>
+          <w:p>
+            <w:pPr>
+              <w:pStyle w:val="Normal"/>
+              <w:jc w:val="right"/>
+              <w:pBdr>
+                <w:bottom w:val="none" w:sz="0" w:space="0" w:color="000000"/>
+                <w:top w:val="none" w:sz="0" w:space="0" w:color="000000"/>
+                <w:left w:val="none" w:sz="0" w:space="0" w:color="000000"/>
+                <w:right w:val="none" w:sz="0" w:space="0" w:color="000000"/>
+              </w:pBdr>
+              <w:spacing w:after="100" w:before="100" w:line="240"/>
+              <w:ind w:left="100" w:right="100" w:firstLine="0" w:firstLineChars="0"/>
+            </w:pPr>
+            <w:r xmlns:w="http://schemas.openxmlformats.org/wordprocessingml/2006/main" xmlns:wp="http://schemas.openxmlformats.org/drawingml/2006/wordprocessingDrawing" xmlns:r="http://schemas.openxmlformats.org/officeDocument/2006/relationships" xmlns:w14="http://schemas.microsoft.com/office/word/2010/wordml">
+              <w:rPr>
+                <w:rFonts w:ascii="Arial" w:hAnsi="Arial" w:eastAsia="Arial" w:cs="Arial"/>
+                <w:i w:val="false"/>
+                <w:b w:val="false"/>
+                <w:u w:val="none"/>
+                <w:sz w:val="20"/>
+                <w:szCs w:val="20"/>
+                <w:color w:val="000000"/>
+              </w:rPr>
+              <w:t xml:space="preserve">117.87</w:t>
+            </w:r>
+          </w:p>
+        </w:tc>
+        <w:tc>
+          <w:tcPr>
+            <w:tcBorders>
+              <w:bottom w:val="none" w:sz="0" w:space="0" w:color="000000"/>
+              <w:top w:val="none" w:sz="0" w:space="0" w:color="000000"/>
+              <w:left w:val="none" w:sz="0" w:space="0" w:color="000000"/>
+              <w:right w:val="none" w:sz="0" w:space="0" w:color="000000"/>
+            </w:tcBorders>
+            <w:shd w:val="clear" w:color="auto" w:fill="FFFFFF"/>
+            <w:tcMar>
+              <w:top w:w="0" w:type="dxa"/>
+              <w:bottom w:w="0" w:type="dxa"/>
+              <w:left w:w="0" w:type="dxa"/>
+              <w:right w:w="0" w:type="dxa"/>
+            </w:tcMar>
+            <w:vAlign w:val="center"/>
+          </w:tcPr>
+          <w:p>
+            <w:pPr>
+              <w:pStyle w:val="Normal"/>
+              <w:jc w:val="left"/>
+              <w:pBdr>
+                <w:bottom w:val="none" w:sz="0" w:space="0" w:color="000000"/>
+                <w:top w:val="none" w:sz="0" w:space="0" w:color="000000"/>
+                <w:left w:val="none" w:sz="0" w:space="0" w:color="000000"/>
+                <w:right w:val="none" w:sz="0" w:space="0" w:color="000000"/>
+              </w:pBdr>
+              <w:spacing w:after="100" w:before="100" w:line="240"/>
+              <w:ind w:left="100" w:right="100" w:firstLine="0" w:firstLineChars="0"/>
+            </w:pPr>
+            <w:r xmlns:w="http://schemas.openxmlformats.org/wordprocessingml/2006/main" xmlns:wp="http://schemas.openxmlformats.org/drawingml/2006/wordprocessingDrawing" xmlns:r="http://schemas.openxmlformats.org/officeDocument/2006/relationships" xmlns:w14="http://schemas.microsoft.com/office/word/2010/wordml">
+              <w:rPr>
+                <w:rFonts w:ascii="Arial" w:hAnsi="Arial" w:eastAsia="Arial" w:cs="Arial"/>
+                <w:i w:val="false"/>
+                <w:b w:val="false"/>
+                <w:u w:val="none"/>
+                <w:sz w:val="20"/>
+                <w:szCs w:val="20"/>
+                <w:color w:val="000000"/>
+              </w:rPr>
+              <w:t xml:space="preserve">Yes</w:t>
+            </w:r>
+          </w:p>
+        </w:tc>
+        <w:tc>
+          <w:tcPr>
+            <w:tcBorders>
+              <w:bottom w:val="none" w:sz="0" w:space="0" w:color="000000"/>
+              <w:top w:val="none" w:sz="0" w:space="0" w:color="000000"/>
+              <w:left w:val="none" w:sz="0" w:space="0" w:color="000000"/>
+              <w:right w:val="none" w:sz="0" w:space="0" w:color="000000"/>
+            </w:tcBorders>
+            <w:shd w:val="clear" w:color="auto" w:fill="FFFFFF"/>
+            <w:tcMar>
+              <w:top w:w="0" w:type="dxa"/>
+              <w:bottom w:w="0" w:type="dxa"/>
+              <w:left w:w="0" w:type="dxa"/>
+              <w:right w:w="0" w:type="dxa"/>
+            </w:tcMar>
+            <w:vAlign w:val="center"/>
+          </w:tcPr>
+          <w:p>
+            <w:pPr>
+              <w:pStyle w:val="Normal"/>
+              <w:jc w:val="left"/>
+              <w:pBdr>
+                <w:bottom w:val="none" w:sz="0" w:space="0" w:color="000000"/>
+                <w:top w:val="none" w:sz="0" w:space="0" w:color="000000"/>
+                <w:left w:val="none" w:sz="0" w:space="0" w:color="000000"/>
+                <w:right w:val="none" w:sz="0" w:space="0" w:color="000000"/>
+              </w:pBdr>
+              <w:spacing w:after="100" w:before="100" w:line="240"/>
+              <w:ind w:left="100" w:right="100" w:firstLine="0" w:firstLineChars="0"/>
+            </w:pPr>
+            <w:r xmlns:w="http://schemas.openxmlformats.org/wordprocessingml/2006/main" xmlns:wp="http://schemas.openxmlformats.org/drawingml/2006/wordprocessingDrawing" xmlns:r="http://schemas.openxmlformats.org/officeDocument/2006/relationships" xmlns:w14="http://schemas.microsoft.com/office/word/2010/wordml">
+              <w:rPr>
+                <w:rFonts w:ascii="Arial" w:hAnsi="Arial" w:eastAsia="Arial" w:cs="Arial"/>
+                <w:i w:val="false"/>
+                <w:b w:val="false"/>
+                <w:u w:val="none"/>
+                <w:sz w:val="20"/>
+                <w:szCs w:val="20"/>
+                <w:color w:val="000000"/>
+              </w:rPr>
+              <w:t xml:space="preserve">--</w:t>
+            </w:r>
+          </w:p>
+        </w:tc>
+      </w:tr>
+      <w:tr>
+        <w:trPr>
+          <w:trHeight w:val="360" w:hRule="auto"/>
+        </w:trPr>
+        body24
+        <w:tc>
+          <w:tcPr>
+            <w:tcBorders>
+              <w:bottom w:val="none" w:sz="0" w:space="0" w:color="000000"/>
+              <w:top w:val="none" w:sz="0" w:space="0" w:color="000000"/>
+              <w:left w:val="none" w:sz="0" w:space="0" w:color="000000"/>
+              <w:right w:val="none" w:sz="0" w:space="0" w:color="000000"/>
+            </w:tcBorders>
+            <w:shd w:val="clear" w:color="auto" w:fill="FFFFFF"/>
+            <w:tcMar>
+              <w:top w:w="0" w:type="dxa"/>
+              <w:bottom w:w="0" w:type="dxa"/>
+              <w:left w:w="0" w:type="dxa"/>
+              <w:right w:w="0" w:type="dxa"/>
+            </w:tcMar>
+            <w:vAlign w:val="center"/>
+          </w:tcPr>
+          <w:p>
+            <w:pPr>
+              <w:pStyle w:val="Normal"/>
+              <w:jc w:val="left"/>
+              <w:pBdr>
+                <w:bottom w:val="none" w:sz="0" w:space="0" w:color="000000"/>
+                <w:top w:val="none" w:sz="0" w:space="0" w:color="000000"/>
+                <w:left w:val="none" w:sz="0" w:space="0" w:color="000000"/>
+                <w:right w:val="none" w:sz="0" w:space="0" w:color="000000"/>
+              </w:pBdr>
+              <w:spacing w:after="100" w:before="100" w:line="240"/>
+              <w:ind w:left="100" w:right="100" w:firstLine="0" w:firstLineChars="0"/>
+            </w:pPr>
+            <w:r xmlns:w="http://schemas.openxmlformats.org/wordprocessingml/2006/main" xmlns:wp="http://schemas.openxmlformats.org/drawingml/2006/wordprocessingDrawing" xmlns:r="http://schemas.openxmlformats.org/officeDocument/2006/relationships" xmlns:w14="http://schemas.microsoft.com/office/word/2010/wordml">
+              <w:rPr>
+                <w:rFonts w:ascii="Arial" w:hAnsi="Arial" w:eastAsia="Arial" w:cs="Arial"/>
+                <w:i w:val="false"/>
+                <w:b w:val="false"/>
+                <w:u w:val="none"/>
+                <w:sz w:val="20"/>
+                <w:szCs w:val="20"/>
+                <w:color w:val="000000"/>
+              </w:rPr>
+              <w:t xml:space="preserve">reservoir_french</w:t>
+            </w:r>
+          </w:p>
+        </w:tc>
+        <w:tc>
+          <w:tcPr>
+            <w:tcBorders>
+              <w:bottom w:val="none" w:sz="0" w:space="0" w:color="000000"/>
+              <w:top w:val="none" w:sz="0" w:space="0" w:color="000000"/>
+              <w:left w:val="none" w:sz="0" w:space="0" w:color="000000"/>
+              <w:right w:val="none" w:sz="0" w:space="0" w:color="000000"/>
+            </w:tcBorders>
+            <w:shd w:val="clear" w:color="auto" w:fill="FFFFFF"/>
+            <w:tcMar>
+              <w:top w:w="0" w:type="dxa"/>
+              <w:bottom w:w="0" w:type="dxa"/>
+              <w:left w:w="0" w:type="dxa"/>
+              <w:right w:w="0" w:type="dxa"/>
+            </w:tcMar>
+            <w:vAlign w:val="center"/>
+          </w:tcPr>
+          <w:p>
+            <w:pPr>
+              <w:pStyle w:val="Normal"/>
+              <w:jc w:val="left"/>
+              <w:pBdr>
+                <w:bottom w:val="none" w:sz="0" w:space="0" w:color="000000"/>
+                <w:top w:val="none" w:sz="0" w:space="0" w:color="000000"/>
+                <w:left w:val="none" w:sz="0" w:space="0" w:color="000000"/>
+                <w:right w:val="none" w:sz="0" w:space="0" w:color="000000"/>
+              </w:pBdr>
+              <w:spacing w:after="100" w:before="100" w:line="240"/>
+              <w:ind w:left="100" w:right="100" w:firstLine="0" w:firstLineChars="0"/>
+            </w:pPr>
+            <w:r xmlns:w="http://schemas.openxmlformats.org/wordprocessingml/2006/main" xmlns:wp="http://schemas.openxmlformats.org/drawingml/2006/wordprocessingDrawing" xmlns:r="http://schemas.openxmlformats.org/officeDocument/2006/relationships" xmlns:w14="http://schemas.microsoft.com/office/word/2010/wordml">
+              <w:rPr>
+                <w:rFonts w:ascii="Arial" w:hAnsi="Arial" w:eastAsia="Arial" w:cs="Arial"/>
+                <w:i w:val="false"/>
+                <w:b w:val="false"/>
+                <w:u w:val="none"/>
+                <w:sz w:val="20"/>
+                <w:szCs w:val="20"/>
+                <w:color w:val="000000"/>
+              </w:rPr>
+              <w:t xml:space="preserve">Res</w:t>
+            </w:r>
+          </w:p>
+        </w:tc>
+        <w:tc>
+          <w:tcPr>
+            <w:tcBorders>
+              <w:bottom w:val="none" w:sz="0" w:space="0" w:color="000000"/>
+              <w:top w:val="none" w:sz="0" w:space="0" w:color="000000"/>
+              <w:left w:val="none" w:sz="0" w:space="0" w:color="000000"/>
+              <w:right w:val="none" w:sz="0" w:space="0" w:color="000000"/>
+            </w:tcBorders>
+            <w:shd w:val="clear" w:color="auto" w:fill="FFFFFF"/>
+            <w:tcMar>
+              <w:top w:w="0" w:type="dxa"/>
+              <w:bottom w:w="0" w:type="dxa"/>
+              <w:left w:w="0" w:type="dxa"/>
+              <w:right w:w="0" w:type="dxa"/>
+            </w:tcMar>
+            <w:vAlign w:val="center"/>
+          </w:tcPr>
+          <w:p>
+            <w:pPr>
+              <w:pStyle w:val="Normal"/>
+              <w:jc w:val="right"/>
+              <w:pBdr>
+                <w:bottom w:val="none" w:sz="0" w:space="0" w:color="000000"/>
+                <w:top w:val="none" w:sz="0" w:space="0" w:color="000000"/>
+                <w:left w:val="none" w:sz="0" w:space="0" w:color="000000"/>
+                <w:right w:val="none" w:sz="0" w:space="0" w:color="000000"/>
+              </w:pBdr>
+              <w:spacing w:after="100" w:before="100" w:line="240"/>
+              <w:ind w:left="100" w:right="100" w:firstLine="0" w:firstLineChars="0"/>
+            </w:pPr>
+            <w:r xmlns:w="http://schemas.openxmlformats.org/wordprocessingml/2006/main" xmlns:wp="http://schemas.openxmlformats.org/drawingml/2006/wordprocessingDrawing" xmlns:r="http://schemas.openxmlformats.org/officeDocument/2006/relationships" xmlns:w14="http://schemas.microsoft.com/office/word/2010/wordml">
+              <w:rPr>
+                <w:rFonts w:ascii="Arial" w:hAnsi="Arial" w:eastAsia="Arial" w:cs="Arial"/>
+                <w:i w:val="false"/>
+                <w:b w:val="false"/>
+                <w:u w:val="none"/>
+                <w:sz w:val="20"/>
+                <w:szCs w:val="20"/>
+                <w:color w:val="000000"/>
+              </w:rPr>
+              <w:t xml:space="preserve">4</w:t>
+            </w:r>
+          </w:p>
+        </w:tc>
+        <w:tc>
+          <w:tcPr>
+            <w:tcBorders>
+              <w:bottom w:val="none" w:sz="0" w:space="0" w:color="000000"/>
+              <w:top w:val="none" w:sz="0" w:space="0" w:color="000000"/>
+              <w:left w:val="none" w:sz="0" w:space="0" w:color="000000"/>
+              <w:right w:val="none" w:sz="0" w:space="0" w:color="000000"/>
+            </w:tcBorders>
+            <w:shd w:val="clear" w:color="auto" w:fill="FFFFFF"/>
+            <w:tcMar>
+              <w:top w:w="0" w:type="dxa"/>
+              <w:bottom w:w="0" w:type="dxa"/>
+              <w:left w:w="0" w:type="dxa"/>
+              <w:right w:w="0" w:type="dxa"/>
+            </w:tcMar>
+            <w:vAlign w:val="center"/>
+          </w:tcPr>
+          <w:p>
+            <w:pPr>
+              <w:pStyle w:val="Normal"/>
+              <w:jc w:val="right"/>
+              <w:pBdr>
+                <w:bottom w:val="none" w:sz="0" w:space="0" w:color="000000"/>
+                <w:top w:val="none" w:sz="0" w:space="0" w:color="000000"/>
+                <w:left w:val="none" w:sz="0" w:space="0" w:color="000000"/>
+                <w:right w:val="none" w:sz="0" w:space="0" w:color="000000"/>
+              </w:pBdr>
+              <w:spacing w:after="100" w:before="100" w:line="240"/>
+              <w:ind w:left="100" w:right="100" w:firstLine="0" w:firstLineChars="0"/>
+            </w:pPr>
+            <w:r xmlns:w="http://schemas.openxmlformats.org/wordprocessingml/2006/main" xmlns:wp="http://schemas.openxmlformats.org/drawingml/2006/wordprocessingDrawing" xmlns:r="http://schemas.openxmlformats.org/officeDocument/2006/relationships" xmlns:w14="http://schemas.microsoft.com/office/word/2010/wordml">
+              <w:rPr>
+                <w:rFonts w:ascii="Arial" w:hAnsi="Arial" w:eastAsia="Arial" w:cs="Arial"/>
+                <w:i w:val="false"/>
+                <w:b w:val="false"/>
+                <w:u w:val="none"/>
+                <w:sz w:val="20"/>
+                <w:szCs w:val="20"/>
+                <w:color w:val="000000"/>
+              </w:rPr>
+              <w:t xml:space="preserve">228.05</w:t>
+            </w:r>
+          </w:p>
+        </w:tc>
+        <w:tc>
+          <w:tcPr>
+            <w:tcBorders>
+              <w:bottom w:val="none" w:sz="0" w:space="0" w:color="000000"/>
+              <w:top w:val="none" w:sz="0" w:space="0" w:color="000000"/>
+              <w:left w:val="none" w:sz="0" w:space="0" w:color="000000"/>
+              <w:right w:val="none" w:sz="0" w:space="0" w:color="000000"/>
+            </w:tcBorders>
+            <w:shd w:val="clear" w:color="auto" w:fill="FFFFFF"/>
+            <w:tcMar>
+              <w:top w:w="0" w:type="dxa"/>
+              <w:bottom w:w="0" w:type="dxa"/>
+              <w:left w:w="0" w:type="dxa"/>
+              <w:right w:w="0" w:type="dxa"/>
+            </w:tcMar>
+            <w:vAlign w:val="center"/>
+          </w:tcPr>
+          <w:p>
+            <w:pPr>
+              <w:pStyle w:val="Normal"/>
+              <w:jc w:val="right"/>
+              <w:pBdr>
+                <w:bottom w:val="none" w:sz="0" w:space="0" w:color="000000"/>
+                <w:top w:val="none" w:sz="0" w:space="0" w:color="000000"/>
+                <w:left w:val="none" w:sz="0" w:space="0" w:color="000000"/>
+                <w:right w:val="none" w:sz="0" w:space="0" w:color="000000"/>
+              </w:pBdr>
+              <w:spacing w:after="100" w:before="100" w:line="240"/>
+              <w:ind w:left="100" w:right="100" w:firstLine="0" w:firstLineChars="0"/>
+            </w:pPr>
+            <w:r xmlns:w="http://schemas.openxmlformats.org/wordprocessingml/2006/main" xmlns:wp="http://schemas.openxmlformats.org/drawingml/2006/wordprocessingDrawing" xmlns:r="http://schemas.openxmlformats.org/officeDocument/2006/relationships" xmlns:w14="http://schemas.microsoft.com/office/word/2010/wordml">
+              <w:rPr>
+                <w:rFonts w:ascii="Arial" w:hAnsi="Arial" w:eastAsia="Arial" w:cs="Arial"/>
+                <w:i w:val="false"/>
+                <w:b w:val="false"/>
+                <w:u w:val="none"/>
+                <w:sz w:val="20"/>
+                <w:szCs w:val="20"/>
+                <w:color w:val="000000"/>
+              </w:rPr>
+              <w:t xml:space="preserve">117.84</w:t>
+            </w:r>
+          </w:p>
+        </w:tc>
+        <w:tc>
+          <w:tcPr>
+            <w:tcBorders>
+              <w:bottom w:val="none" w:sz="0" w:space="0" w:color="000000"/>
+              <w:top w:val="none" w:sz="0" w:space="0" w:color="000000"/>
+              <w:left w:val="none" w:sz="0" w:space="0" w:color="000000"/>
+              <w:right w:val="none" w:sz="0" w:space="0" w:color="000000"/>
+            </w:tcBorders>
+            <w:shd w:val="clear" w:color="auto" w:fill="FFFFFF"/>
+            <w:tcMar>
+              <w:top w:w="0" w:type="dxa"/>
+              <w:bottom w:w="0" w:type="dxa"/>
+              <w:left w:w="0" w:type="dxa"/>
+              <w:right w:w="0" w:type="dxa"/>
+            </w:tcMar>
+            <w:vAlign w:val="center"/>
+          </w:tcPr>
+          <w:p>
+            <w:pPr>
+              <w:pStyle w:val="Normal"/>
+              <w:jc w:val="left"/>
+              <w:pBdr>
+                <w:bottom w:val="none" w:sz="0" w:space="0" w:color="000000"/>
+                <w:top w:val="none" w:sz="0" w:space="0" w:color="000000"/>
+                <w:left w:val="none" w:sz="0" w:space="0" w:color="000000"/>
+                <w:right w:val="none" w:sz="0" w:space="0" w:color="000000"/>
+              </w:pBdr>
+              <w:spacing w:after="100" w:before="100" w:line="240"/>
+              <w:ind w:left="100" w:right="100" w:firstLine="0" w:firstLineChars="0"/>
+            </w:pPr>
+            <w:r xmlns:w="http://schemas.openxmlformats.org/wordprocessingml/2006/main" xmlns:wp="http://schemas.openxmlformats.org/drawingml/2006/wordprocessingDrawing" xmlns:r="http://schemas.openxmlformats.org/officeDocument/2006/relationships" xmlns:w14="http://schemas.microsoft.com/office/word/2010/wordml">
+              <w:rPr>
+                <w:rFonts w:ascii="Arial" w:hAnsi="Arial" w:eastAsia="Arial" w:cs="Arial"/>
+                <w:i w:val="false"/>
+                <w:b w:val="false"/>
+                <w:u w:val="none"/>
+                <w:sz w:val="20"/>
+                <w:szCs w:val="20"/>
+                <w:color w:val="000000"/>
+              </w:rPr>
+              <w:t xml:space="preserve">Yes</w:t>
+            </w:r>
+          </w:p>
+        </w:tc>
+        <w:tc>
+          <w:tcPr>
+            <w:tcBorders>
+              <w:bottom w:val="none" w:sz="0" w:space="0" w:color="000000"/>
+              <w:top w:val="none" w:sz="0" w:space="0" w:color="000000"/>
+              <w:left w:val="none" w:sz="0" w:space="0" w:color="000000"/>
+              <w:right w:val="none" w:sz="0" w:space="0" w:color="000000"/>
+            </w:tcBorders>
+            <w:shd w:val="clear" w:color="auto" w:fill="FFFFFF"/>
+            <w:tcMar>
+              <w:top w:w="0" w:type="dxa"/>
+              <w:bottom w:w="0" w:type="dxa"/>
+              <w:left w:w="0" w:type="dxa"/>
+              <w:right w:w="0" w:type="dxa"/>
+            </w:tcMar>
+            <w:vAlign w:val="center"/>
+          </w:tcPr>
+          <w:p>
+            <w:pPr>
+              <w:pStyle w:val="Normal"/>
+              <w:jc w:val="left"/>
+              <w:pBdr>
+                <w:bottom w:val="none" w:sz="0" w:space="0" w:color="000000"/>
+                <w:top w:val="none" w:sz="0" w:space="0" w:color="000000"/>
+                <w:left w:val="none" w:sz="0" w:space="0" w:color="000000"/>
+                <w:right w:val="none" w:sz="0" w:space="0" w:color="000000"/>
+              </w:pBdr>
+              <w:spacing w:after="100" w:before="100" w:line="240"/>
+              <w:ind w:left="100" w:right="100" w:firstLine="0" w:firstLineChars="0"/>
+            </w:pPr>
+            <w:r xmlns:w="http://schemas.openxmlformats.org/wordprocessingml/2006/main" xmlns:wp="http://schemas.openxmlformats.org/drawingml/2006/wordprocessingDrawing" xmlns:r="http://schemas.openxmlformats.org/officeDocument/2006/relationships" xmlns:w14="http://schemas.microsoft.com/office/word/2010/wordml">
+              <w:rPr>
+                <w:rFonts w:ascii="Arial" w:hAnsi="Arial" w:eastAsia="Arial" w:cs="Arial"/>
+                <w:i w:val="false"/>
+                <w:b w:val="false"/>
+                <w:u w:val="none"/>
+                <w:sz w:val="20"/>
+                <w:szCs w:val="20"/>
+                <w:color w:val="000000"/>
+              </w:rPr>
+              <w:t xml:space="preserve">--</w:t>
+            </w:r>
+          </w:p>
+        </w:tc>
+      </w:tr>
+      <w:tr>
+        <w:trPr>
+          <w:trHeight w:val="360" w:hRule="auto"/>
+        </w:trPr>
+        body25
+        <w:tc>
+          <w:tcPr>
+            <w:tcBorders>
+              <w:bottom w:val="single" w:sz="12" w:space="0" w:color="666666"/>
+              <w:top w:val="none" w:sz="0" w:space="0" w:color="000000"/>
+              <w:left w:val="none" w:sz="0" w:space="0" w:color="000000"/>
+              <w:right w:val="none" w:sz="0" w:space="0" w:color="000000"/>
+            </w:tcBorders>
+            <w:shd w:val="clear" w:color="auto" w:fill="FFFFFF"/>
+            <w:tcMar>
+              <w:top w:w="0" w:type="dxa"/>
+              <w:bottom w:w="0" w:type="dxa"/>
+              <w:left w:w="0" w:type="dxa"/>
+              <w:right w:w="0" w:type="dxa"/>
+            </w:tcMar>
+            <w:vAlign w:val="center"/>
+          </w:tcPr>
+          <w:p>
+            <w:pPr>
+              <w:pStyle w:val="Normal"/>
+              <w:jc w:val="left"/>
+              <w:pBdr>
+                <w:bottom w:val="none" w:sz="0" w:space="0" w:color="000000"/>
+                <w:top w:val="none" w:sz="0" w:space="0" w:color="000000"/>
+                <w:left w:val="none" w:sz="0" w:space="0" w:color="000000"/>
+                <w:right w:val="none" w:sz="0" w:space="0" w:color="000000"/>
+              </w:pBdr>
+              <w:spacing w:after="100" w:before="100" w:line="240"/>
+              <w:ind w:left="100" w:right="100" w:firstLine="0" w:firstLineChars="0"/>
+            </w:pPr>
+            <w:r xmlns:w="http://schemas.openxmlformats.org/wordprocessingml/2006/main" xmlns:wp="http://schemas.openxmlformats.org/drawingml/2006/wordprocessingDrawing" xmlns:r="http://schemas.openxmlformats.org/officeDocument/2006/relationships" xmlns:w14="http://schemas.microsoft.com/office/word/2010/wordml">
+              <w:rPr>
+                <w:rFonts w:ascii="Arial" w:hAnsi="Arial" w:eastAsia="Arial" w:cs="Arial"/>
+                <w:i w:val="false"/>
+                <w:b w:val="false"/>
+                <w:u w:val="none"/>
+                <w:sz w:val="20"/>
+                <w:szCs w:val="20"/>
+                <w:color w:val="000000"/>
+              </w:rPr>
+              <w:t xml:space="preserve">reservoir_shackleford</w:t>
+            </w:r>
+          </w:p>
+        </w:tc>
+        <w:tc>
+          <w:tcPr>
+            <w:tcBorders>
+              <w:bottom w:val="single" w:sz="12" w:space="0" w:color="666666"/>
+              <w:top w:val="none" w:sz="0" w:space="0" w:color="000000"/>
+              <w:left w:val="none" w:sz="0" w:space="0" w:color="000000"/>
+              <w:right w:val="none" w:sz="0" w:space="0" w:color="000000"/>
+            </w:tcBorders>
+            <w:shd w:val="clear" w:color="auto" w:fill="FFFFFF"/>
+            <w:tcMar>
+              <w:top w:w="0" w:type="dxa"/>
+              <w:bottom w:w="0" w:type="dxa"/>
+              <w:left w:w="0" w:type="dxa"/>
+              <w:right w:w="0" w:type="dxa"/>
+            </w:tcMar>
+            <w:vAlign w:val="center"/>
+          </w:tcPr>
+          <w:p>
+            <w:pPr>
+              <w:pStyle w:val="Normal"/>
+              <w:jc w:val="left"/>
+              <w:pBdr>
+                <w:bottom w:val="none" w:sz="0" w:space="0" w:color="000000"/>
+                <w:top w:val="none" w:sz="0" w:space="0" w:color="000000"/>
+                <w:left w:val="none" w:sz="0" w:space="0" w:color="000000"/>
+                <w:right w:val="none" w:sz="0" w:space="0" w:color="000000"/>
+              </w:pBdr>
+              <w:spacing w:after="100" w:before="100" w:line="240"/>
+              <w:ind w:left="100" w:right="100" w:firstLine="0" w:firstLineChars="0"/>
+            </w:pPr>
+            <w:r xmlns:w="http://schemas.openxmlformats.org/wordprocessingml/2006/main" xmlns:wp="http://schemas.openxmlformats.org/drawingml/2006/wordprocessingDrawing" xmlns:r="http://schemas.openxmlformats.org/officeDocument/2006/relationships" xmlns:w14="http://schemas.microsoft.com/office/word/2010/wordml">
+              <w:rPr>
+                <w:rFonts w:ascii="Arial" w:hAnsi="Arial" w:eastAsia="Arial" w:cs="Arial"/>
+                <w:i w:val="false"/>
+                <w:b w:val="false"/>
+                <w:u w:val="none"/>
+                <w:sz w:val="20"/>
+                <w:szCs w:val="20"/>
+                <w:color w:val="000000"/>
+              </w:rPr>
+              <w:t xml:space="preserve">Res</w:t>
+            </w:r>
+          </w:p>
+        </w:tc>
+        <w:tc>
+          <w:tcPr>
+            <w:tcBorders>
+              <w:bottom w:val="single" w:sz="12" w:space="0" w:color="666666"/>
+              <w:top w:val="none" w:sz="0" w:space="0" w:color="000000"/>
+              <w:left w:val="none" w:sz="0" w:space="0" w:color="000000"/>
+              <w:right w:val="none" w:sz="0" w:space="0" w:color="000000"/>
+            </w:tcBorders>
+            <w:shd w:val="clear" w:color="auto" w:fill="FFFFFF"/>
+            <w:tcMar>
+              <w:top w:w="0" w:type="dxa"/>
+              <w:bottom w:w="0" w:type="dxa"/>
+              <w:left w:w="0" w:type="dxa"/>
+              <w:right w:w="0" w:type="dxa"/>
+            </w:tcMar>
+            <w:vAlign w:val="center"/>
+          </w:tcPr>
+          <w:p>
+            <w:pPr>
+              <w:pStyle w:val="Normal"/>
+              <w:jc w:val="right"/>
+              <w:pBdr>
+                <w:bottom w:val="none" w:sz="0" w:space="0" w:color="000000"/>
+                <w:top w:val="none" w:sz="0" w:space="0" w:color="000000"/>
+                <w:left w:val="none" w:sz="0" w:space="0" w:color="000000"/>
+                <w:right w:val="none" w:sz="0" w:space="0" w:color="000000"/>
+              </w:pBdr>
+              <w:spacing w:after="100" w:before="100" w:line="240"/>
+              <w:ind w:left="100" w:right="100" w:firstLine="0" w:firstLineChars="0"/>
+            </w:pPr>
+            <w:r xmlns:w="http://schemas.openxmlformats.org/wordprocessingml/2006/main" xmlns:wp="http://schemas.openxmlformats.org/drawingml/2006/wordprocessingDrawing" xmlns:r="http://schemas.openxmlformats.org/officeDocument/2006/relationships" xmlns:w14="http://schemas.microsoft.com/office/word/2010/wordml">
+              <w:rPr>
+                <w:rFonts w:ascii="Arial" w:hAnsi="Arial" w:eastAsia="Arial" w:cs="Arial"/>
+                <w:i w:val="false"/>
+                <w:b w:val="false"/>
+                <w:u w:val="none"/>
+                <w:sz w:val="20"/>
+                <w:szCs w:val="20"/>
+                <w:color w:val="000000"/>
+              </w:rPr>
+              <w:t xml:space="preserve">4</w:t>
+            </w:r>
+          </w:p>
+        </w:tc>
+        <w:tc>
+          <w:tcPr>
+            <w:tcBorders>
+              <w:bottom w:val="single" w:sz="12" w:space="0" w:color="666666"/>
+              <w:top w:val="none" w:sz="0" w:space="0" w:color="000000"/>
+              <w:left w:val="none" w:sz="0" w:space="0" w:color="000000"/>
+              <w:right w:val="none" w:sz="0" w:space="0" w:color="000000"/>
+            </w:tcBorders>
+            <w:shd w:val="clear" w:color="auto" w:fill="FFFFFF"/>
+            <w:tcMar>
+              <w:top w:w="0" w:type="dxa"/>
+              <w:bottom w:w="0" w:type="dxa"/>
+              <w:left w:w="0" w:type="dxa"/>
+              <w:right w:w="0" w:type="dxa"/>
+            </w:tcMar>
+            <w:vAlign w:val="center"/>
+          </w:tcPr>
+          <w:p>
+            <w:pPr>
+              <w:pStyle w:val="Normal"/>
+              <w:jc w:val="right"/>
+              <w:pBdr>
+                <w:bottom w:val="none" w:sz="0" w:space="0" w:color="000000"/>
+                <w:top w:val="none" w:sz="0" w:space="0" w:color="000000"/>
+                <w:left w:val="none" w:sz="0" w:space="0" w:color="000000"/>
+                <w:right w:val="none" w:sz="0" w:space="0" w:color="000000"/>
+              </w:pBdr>
+              <w:spacing w:after="100" w:before="100" w:line="240"/>
+              <w:ind w:left="100" w:right="100" w:firstLine="0" w:firstLineChars="0"/>
+            </w:pPr>
+            <w:r xmlns:w="http://schemas.openxmlformats.org/wordprocessingml/2006/main" xmlns:wp="http://schemas.openxmlformats.org/drawingml/2006/wordprocessingDrawing" xmlns:r="http://schemas.openxmlformats.org/officeDocument/2006/relationships" xmlns:w14="http://schemas.microsoft.com/office/word/2010/wordml">
+              <w:rPr>
+                <w:rFonts w:ascii="Arial" w:hAnsi="Arial" w:eastAsia="Arial" w:cs="Arial"/>
+                <w:i w:val="false"/>
+                <w:b w:val="false"/>
+                <w:u w:val="none"/>
+                <w:sz w:val="20"/>
+                <w:szCs w:val="20"/>
+                <w:color w:val="000000"/>
+              </w:rPr>
+              <w:t xml:space="preserve">254.23</w:t>
+            </w:r>
+          </w:p>
+        </w:tc>
+        <w:tc>
+          <w:tcPr>
+            <w:tcBorders>
+              <w:bottom w:val="single" w:sz="12" w:space="0" w:color="666666"/>
+              <w:top w:val="none" w:sz="0" w:space="0" w:color="000000"/>
+              <w:left w:val="none" w:sz="0" w:space="0" w:color="000000"/>
+              <w:right w:val="none" w:sz="0" w:space="0" w:color="000000"/>
+            </w:tcBorders>
+            <w:shd w:val="clear" w:color="auto" w:fill="FFFFFF"/>
+            <w:tcMar>
+              <w:top w:w="0" w:type="dxa"/>
+              <w:bottom w:w="0" w:type="dxa"/>
+              <w:left w:w="0" w:type="dxa"/>
+              <w:right w:w="0" w:type="dxa"/>
+            </w:tcMar>
+            <w:vAlign w:val="center"/>
+          </w:tcPr>
+          <w:p>
+            <w:pPr>
+              <w:pStyle w:val="Normal"/>
+              <w:jc w:val="right"/>
+              <w:pBdr>
+                <w:bottom w:val="none" w:sz="0" w:space="0" w:color="000000"/>
+                <w:top w:val="none" w:sz="0" w:space="0" w:color="000000"/>
+                <w:left w:val="none" w:sz="0" w:space="0" w:color="000000"/>
+                <w:right w:val="none" w:sz="0" w:space="0" w:color="000000"/>
+              </w:pBdr>
+              <w:spacing w:after="100" w:before="100" w:line="240"/>
+              <w:ind w:left="100" w:right="100" w:firstLine="0" w:firstLineChars="0"/>
+            </w:pPr>
+            <w:r xmlns:w="http://schemas.openxmlformats.org/wordprocessingml/2006/main" xmlns:wp="http://schemas.openxmlformats.org/drawingml/2006/wordprocessingDrawing" xmlns:r="http://schemas.openxmlformats.org/officeDocument/2006/relationships" xmlns:w14="http://schemas.microsoft.com/office/word/2010/wordml">
+              <w:rPr>
+                <w:rFonts w:ascii="Arial" w:hAnsi="Arial" w:eastAsia="Arial" w:cs="Arial"/>
+                <w:i w:val="false"/>
+                <w:b w:val="false"/>
+                <w:u w:val="none"/>
+                <w:sz w:val="20"/>
+                <w:szCs w:val="20"/>
+                <w:color w:val="000000"/>
+              </w:rPr>
+              <w:t xml:space="preserve">117.98</w:t>
+            </w:r>
+          </w:p>
+        </w:tc>
+        <w:tc>
+          <w:tcPr>
+            <w:tcBorders>
+              <w:bottom w:val="single" w:sz="12" w:space="0" w:color="666666"/>
+              <w:top w:val="none" w:sz="0" w:space="0" w:color="000000"/>
+              <w:left w:val="none" w:sz="0" w:space="0" w:color="000000"/>
+              <w:right w:val="none" w:sz="0" w:space="0" w:color="000000"/>
+            </w:tcBorders>
+            <w:shd w:val="clear" w:color="auto" w:fill="FFFFFF"/>
+            <w:tcMar>
+              <w:top w:w="0" w:type="dxa"/>
+              <w:bottom w:w="0" w:type="dxa"/>
+              <w:left w:w="0" w:type="dxa"/>
+              <w:right w:w="0" w:type="dxa"/>
+            </w:tcMar>
+            <w:vAlign w:val="center"/>
+          </w:tcPr>
+          <w:p>
+            <w:pPr>
+              <w:pStyle w:val="Normal"/>
+              <w:jc w:val="left"/>
+              <w:pBdr>
+                <w:bottom w:val="none" w:sz="0" w:space="0" w:color="000000"/>
+                <w:top w:val="none" w:sz="0" w:space="0" w:color="000000"/>
+                <w:left w:val="none" w:sz="0" w:space="0" w:color="000000"/>
+                <w:right w:val="none" w:sz="0" w:space="0" w:color="000000"/>
+              </w:pBdr>
+              <w:spacing w:after="100" w:before="100" w:line="240"/>
+              <w:ind w:left="100" w:right="100" w:firstLine="0" w:firstLineChars="0"/>
+            </w:pPr>
+            <w:r xmlns:w="http://schemas.openxmlformats.org/wordprocessingml/2006/main" xmlns:wp="http://schemas.openxmlformats.org/drawingml/2006/wordprocessingDrawing" xmlns:r="http://schemas.openxmlformats.org/officeDocument/2006/relationships" xmlns:w14="http://schemas.microsoft.com/office/word/2010/wordml">
+              <w:rPr>
+                <w:rFonts w:ascii="Arial" w:hAnsi="Arial" w:eastAsia="Arial" w:cs="Arial"/>
+                <w:i w:val="false"/>
+                <w:b w:val="false"/>
+                <w:u w:val="none"/>
+                <w:sz w:val="20"/>
+                <w:szCs w:val="20"/>
+                <w:color w:val="000000"/>
+              </w:rPr>
+              <w:t xml:space="preserve">Yes</w:t>
+            </w:r>
+          </w:p>
+        </w:tc>
+        <w:tc>
+          <w:tcPr>
+            <w:tcBorders>
+              <w:bottom w:val="single" w:sz="12" w:space="0" w:color="666666"/>
+              <w:top w:val="none" w:sz="0" w:space="0" w:color="000000"/>
+              <w:left w:val="none" w:sz="0" w:space="0" w:color="000000"/>
+              <w:right w:val="none" w:sz="0" w:space="0" w:color="000000"/>
+            </w:tcBorders>
+            <w:shd w:val="clear" w:color="auto" w:fill="FFFFFF"/>
+            <w:tcMar>
+              <w:top w:w="0" w:type="dxa"/>
+              <w:bottom w:w="0" w:type="dxa"/>
+              <w:left w:w="0" w:type="dxa"/>
+              <w:right w:w="0" w:type="dxa"/>
+            </w:tcMar>
+            <w:vAlign w:val="center"/>
+          </w:tcPr>
+          <w:p>
+            <w:pPr>
+              <w:pStyle w:val="Normal"/>
+              <w:jc w:val="left"/>
+              <w:pBdr>
+                <w:bottom w:val="none" w:sz="0" w:space="0" w:color="000000"/>
+                <w:top w:val="none" w:sz="0" w:space="0" w:color="000000"/>
+                <w:left w:val="none" w:sz="0" w:space="0" w:color="000000"/>
+                <w:right w:val="none" w:sz="0" w:space="0" w:color="000000"/>
+              </w:pBdr>
+              <w:spacing w:after="100" w:before="100" w:line="240"/>
+              <w:ind w:left="100" w:right="100" w:firstLine="0" w:firstLineChars="0"/>
+            </w:pPr>
+            <w:r xmlns:w="http://schemas.openxmlformats.org/wordprocessingml/2006/main" xmlns:wp="http://schemas.openxmlformats.org/drawingml/2006/wordprocessingDrawing" xmlns:r="http://schemas.openxmlformats.org/officeDocument/2006/relationships" xmlns:w14="http://schemas.microsoft.com/office/word/2010/wordml">
+              <w:rPr>
+                <w:rFonts w:ascii="Arial" w:hAnsi="Arial" w:eastAsia="Arial" w:cs="Arial"/>
+                <w:i w:val="false"/>
+                <w:b w:val="false"/>
+                <w:u w:val="none"/>
+                <w:sz w:val="20"/>
+                <w:szCs w:val="20"/>
+                <w:color w:val="000000"/>
+              </w:rPr>
+              <w:t xml:space="preserve">--</w:t>
+            </w:r>
+          </w:p>
+        </w:tc>
+      </w:tr>
+    </w:tbl>
+    <w:p>
+      <w:pPr>
+        <w:pStyle w:val="SourceCode"/>
+      </w:pPr>
+      <w:r>
+        <w:rPr>
+          <w:rStyle w:val="VerbatimChar"/>
+        </w:rPr>
+        <w:t xml:space="preserve">## png </w:t>
+      </w:r>
+      <w:r>
+        <w:br/>
+      </w:r>
+      <w:r>
+        <w:rPr>
+          <w:rStyle w:val="VerbatimChar"/>
+        </w:rPr>
+        <w:t xml:space="preserve">##   2</w:t>
+      </w:r>
+    </w:p>
+    <w:p>
+      <w:pPr>
+        <w:pStyle w:val="CaptionedFigure"/>
+      </w:pPr>
+      <w:r>
+        <w:drawing>
+          <wp:inline>
+            <wp:extent cx="5334000" cy="4000499"/>
+            <wp:effectExtent b="0" l="0" r="0" t="0"/>
+            <wp:docPr descr="Figure 3:  Scenario trade-off efficiencies, or average HB value (a proxy for environmental benefit) gained per crop ET value lost (a proxy for farmer cost) (normalized to average basecase HB and ET values, respectively), in all 35 years. Basecase, Reservoir scenarios and Enhanced Recharge scenarios are not included as they have on average no or negative ET loss, producing infinite or negative efficiency values." title="" id="31" name="Picture"/>
+            <a:graphic>
+              <a:graphicData uri="http://schemas.openxmlformats.org/drawingml/2006/picture">
+                <pic:pic>
+                  <pic:nvPicPr>
+                    <pic:cNvPr descr="Graphics%20and%20Supplements/Figure%204.png" id="32" name="Picture"/>
+                    <pic:cNvPicPr>
+                      <a:picLocks noChangeArrowheads="1" noChangeAspect="1"/>
+                    </pic:cNvPicPr>
+                  </pic:nvPicPr>
+                  <pic:blipFill>
+                    <a:blip r:embed="rId30"/>
+                    <a:stretch>
+                      <a:fillRect/>
+                    </a:stretch>
+                  </pic:blipFill>
+                  <pic:spPr bwMode="auto">
+                    <a:xfrm>
+                      <a:off x="0" y="0"/>
+                      <a:ext cx="5334000" cy="4000499"/>
+                    </a:xfrm>
+                    <a:prstGeom prst="rect">
+                      <a:avLst/>
+                    </a:prstGeom>
+                    <a:noFill/>
+                    <a:ln w="9525">
+                      <a:noFill/>
+                      <a:headEnd/>
+                      <a:tailEnd/>
+                    </a:ln>
+                  </pic:spPr>
+                </pic:pic>
+              </a:graphicData>
+            </a:graphic>
+          </wp:inline>
+        </w:drawing>
+      </w:r>
+    </w:p>
+    <w:p>
+      <w:pPr>
+        <w:pStyle w:val="ImageCaption"/>
+      </w:pPr>
+      <w:bookmarkStart w:id="33" w:name="fig:efficiency"/>
+      <w:bookmarkEnd w:id="33"/>
+      <w:r>
+        <w:t xml:space="preserve">Figure 3:</w:t>
+      </w:r>
+      <w:r>
+        <w:t xml:space="preserve"> </w:t>
+      </w:r>
+      <w:r>
+        <w:t xml:space="preserve"> </w:t>
+      </w:r>
+      <w:r>
+        <w:t xml:space="preserve">Scenario trade-off efficiencies, or average HB value (a proxy for environmental benefit) gained per crop ET value lost (a proxy for farmer cost) (normalized to average basecase HB and ET values, respectively), in all 35 years. Basecase, Reservoir scenarios and Enhanced Recharge scenarios are not included as they have on average no or negative ET loss, producing infinite or negative efficiency values.</w:t>
+      </w:r>
+    </w:p>
+    <w:p>
+      <w:r>
+        <w:br w:type="page"/>
+      </w:r>
+    </w:p>
+    <w:bookmarkEnd w:id="34"/>
+    <w:bookmarkEnd w:id="35"/>
+    <w:bookmarkEnd w:id="36"/>
+    <w:bookmarkStart w:id="40" w:name="references"/>
+    <w:p>
+      <w:pPr>
+        <w:pStyle w:val="Heading1"/>
+      </w:pPr>
+      <w:r>
+        <w:t xml:space="preserve">References</w:t>
+      </w:r>
+    </w:p>
+    <w:bookmarkStart w:id="39" w:name="refs"/>
+    <w:bookmarkStart w:id="38" w:name="ref-KoubaEtAlWatershedSpecific2025"/>
     <w:p>
       <w:pPr>
         <w:pStyle w:val="Bibliography"/>
@@ -1071,7 +9095,7 @@
       <w:r>
         <w:t xml:space="preserve"> </w:t>
       </w:r>
-      <w:hyperlink r:id="rId29">
+      <w:hyperlink r:id="rId37">
         <w:r>
           <w:rPr>
             <w:rStyle w:val="Hyperlink"/>
@@ -1083,11 +9107,9 @@
         <w:t xml:space="preserve">.</w:t>
       </w:r>
     </w:p>
-    <w:bookmarkEnd w:id="30"/>
-    <w:bookmarkEnd w:id="31"/>
-    <w:bookmarkEnd w:id="32"/>
-    <w:bookmarkEnd w:id="33"/>
-    <w:bookmarkEnd w:id="34"/>
+    <w:bookmarkEnd w:id="38"/>
+    <w:bookmarkEnd w:id="39"/>
+    <w:bookmarkEnd w:id="40"/>
     <w:sectPr>
       <w:footnotePr>
         <w:numRestart w:val="eachSect"/>

--- a/Kouba_Fish_and_Ag_Benefit_supplement.docx
+++ b/Kouba_Fish_and_Ag_Benefit_supplement.docx
@@ -7,7 +7,7 @@
         <w:pStyle w:val="Title"/>
       </w:pPr>
       <w:r>
-        <w:t xml:space="preserve">Supplement C: Results with Hydrologic Benefit Function based on Chinook juvenile abundance</w:t>
+        <w:t xml:space="preserve">Supplement D: Results with Hydrologic Benefit Function based on Chinook juveniles per spawner</w:t>
       </w:r>
     </w:p>
     <w:p>
@@ -39,7 +39,7 @@
         <w:t xml:space="preserve"> </w:t>
       </w:r>
       <w:r>
-        <w:t xml:space="preserve">Coefficients for the Hydrologic Benefit function, an emperical estimate of ecological services provided to Chinook salmon by specific functional flows. The predicted value is in units of log10(juvenile abundance) produced, modeled using only hydrological factors.</w:t>
+        <w:t xml:space="preserve">Coefficients for the Hydrologic Benefit function, an emperical estimate of ecological services provided to Chinook salmon by specific functional flows. The predicted value is in units of log10(juveniles per spawner) produced, modeled using only hydrological factors.</w:t>
       </w:r>
     </w:p>
     <w:tbl xmlns:w="http://schemas.openxmlformats.org/wordprocessingml/2006/main" xmlns:r="http://schemas.openxmlformats.org/officeDocument/2006/relationships" xmlns:w14="http://schemas.microsoft.com/office/word/2010/wordml" xmlns:wp="http://schemas.openxmlformats.org/drawingml/2006/wordprocessingDrawing" xmlns:a="http://schemas.openxmlformats.org/drawingml/2006/main" xmlns:pic="http://schemas.openxmlformats.org/drawingml/2006/picture">
@@ -281,7 +281,7 @@
                 <w:szCs w:val="22"/>
                 <w:color w:val="000000"/>
               </w:rPr>
-              <w:t xml:space="preserve">5.450</w:t>
+              <w:t xml:space="preserve">1.944</w:t>
             </w:r>
           </w:p>
         </w:tc>
@@ -338,7 +338,7 @@
         <w:tc>
           <w:tcPr>
             <w:tcBorders>
-              <w:bottom w:val="single" w:sz="12" w:space="0" w:color="666666"/>
+              <w:bottom w:val="none" w:sz="0" w:space="0" w:color="000000"/>
               <w:top w:val="none" w:sz="0" w:space="0" w:color="000000"/>
               <w:left w:val="none" w:sz="0" w:space="0" w:color="000000"/>
               <w:right w:val="none" w:sz="0" w:space="0" w:color="000000"/>
@@ -375,14 +375,14 @@
                 <w:szCs w:val="22"/>
                 <w:color w:val="000000"/>
               </w:rPr>
-              <w:t xml:space="preserve">w1_Wet_BFL_Mag_50</w:t>
-            </w:r>
-          </w:p>
-        </w:tc>
-        <w:tc>
-          <w:tcPr>
-            <w:tcBorders>
-              <w:bottom w:val="single" w:sz="12" w:space="0" w:color="666666"/>
+              <w:t xml:space="preserve">s1_SP_ROC_Max</w:t>
+            </w:r>
+          </w:p>
+        </w:tc>
+        <w:tc>
+          <w:tcPr>
+            <w:tcBorders>
+              <w:bottom w:val="none" w:sz="0" w:space="0" w:color="000000"/>
               <w:top w:val="none" w:sz="0" w:space="0" w:color="000000"/>
               <w:left w:val="none" w:sz="0" w:space="0" w:color="000000"/>
               <w:right w:val="none" w:sz="0" w:space="0" w:color="000000"/>
@@ -419,7 +419,145 @@
                 <w:szCs w:val="22"/>
                 <w:color w:val="000000"/>
               </w:rPr>
-              <w:t xml:space="preserve">-0.309</w:t>
+              <w:t xml:space="preserve">-0.041</w:t>
+            </w:r>
+          </w:p>
+        </w:tc>
+        <w:tc>
+          <w:tcPr>
+            <w:tcBorders>
+              <w:bottom w:val="none" w:sz="0" w:space="0" w:color="000000"/>
+              <w:top w:val="none" w:sz="0" w:space="0" w:color="000000"/>
+              <w:left w:val="none" w:sz="0" w:space="0" w:color="000000"/>
+              <w:right w:val="none" w:sz="0" w:space="0" w:color="000000"/>
+            </w:tcBorders>
+            <w:shd w:val="clear" w:color="auto" w:fill="FFFFFF"/>
+            <w:tcMar>
+              <w:top w:w="0" w:type="dxa"/>
+              <w:bottom w:w="0" w:type="dxa"/>
+              <w:left w:w="0" w:type="dxa"/>
+              <w:right w:w="0" w:type="dxa"/>
+            </w:tcMar>
+            <w:vAlign w:val="center"/>
+          </w:tcPr>
+          <w:p>
+            <w:pPr>
+              <w:pStyle w:val="Normal"/>
+              <w:jc w:val="left"/>
+              <w:pBdr>
+                <w:bottom w:val="none" w:sz="0" w:space="0" w:color="000000"/>
+                <w:top w:val="none" w:sz="0" w:space="0" w:color="000000"/>
+                <w:left w:val="none" w:sz="0" w:space="0" w:color="000000"/>
+                <w:right w:val="none" w:sz="0" w:space="0" w:color="000000"/>
+              </w:pBdr>
+              <w:spacing w:after="100" w:before="100" w:line="240"/>
+              <w:ind w:left="100" w:right="100" w:firstLine="0" w:firstLineChars="0"/>
+            </w:pPr>
+            <w:r xmlns:w="http://schemas.openxmlformats.org/wordprocessingml/2006/main" xmlns:wp="http://schemas.openxmlformats.org/drawingml/2006/wordprocessingDrawing" xmlns:r="http://schemas.openxmlformats.org/officeDocument/2006/relationships" xmlns:w14="http://schemas.microsoft.com/office/word/2010/wordml">
+              <w:rPr>
+                <w:rFonts w:ascii="Arial" w:hAnsi="Arial" w:eastAsia="Arial" w:cs="Arial"/>
+                <w:i w:val="false"/>
+                <w:b w:val="false"/>
+                <w:u w:val="none"/>
+                <w:sz w:val="22"/>
+                <w:szCs w:val="22"/>
+                <w:color w:val="000000"/>
+              </w:rPr>
+              <w:t xml:space="preserve">Slower max. rate of change, spring recession (as outmigrating smolt)</w:t>
+            </w:r>
+          </w:p>
+        </w:tc>
+      </w:tr>
+      <w:tr>
+        <w:trPr>
+          <w:trHeight w:val="360" w:hRule="auto"/>
+        </w:trPr>
+        body3
+        <w:tc>
+          <w:tcPr>
+            <w:tcBorders>
+              <w:bottom w:val="single" w:sz="12" w:space="0" w:color="666666"/>
+              <w:top w:val="none" w:sz="0" w:space="0" w:color="000000"/>
+              <w:left w:val="none" w:sz="0" w:space="0" w:color="000000"/>
+              <w:right w:val="none" w:sz="0" w:space="0" w:color="000000"/>
+            </w:tcBorders>
+            <w:shd w:val="clear" w:color="auto" w:fill="FFFFFF"/>
+            <w:tcMar>
+              <w:top w:w="0" w:type="dxa"/>
+              <w:bottom w:w="0" w:type="dxa"/>
+              <w:left w:w="0" w:type="dxa"/>
+              <w:right w:w="0" w:type="dxa"/>
+            </w:tcMar>
+            <w:vAlign w:val="center"/>
+          </w:tcPr>
+          <w:p>
+            <w:pPr>
+              <w:pStyle w:val="Normal"/>
+              <w:jc w:val="left"/>
+              <w:pBdr>
+                <w:bottom w:val="none" w:sz="0" w:space="0" w:color="000000"/>
+                <w:top w:val="none" w:sz="0" w:space="0" w:color="000000"/>
+                <w:left w:val="none" w:sz="0" w:space="0" w:color="000000"/>
+                <w:right w:val="none" w:sz="0" w:space="0" w:color="000000"/>
+              </w:pBdr>
+              <w:spacing w:after="100" w:before="100" w:line="240"/>
+              <w:ind w:left="100" w:right="100" w:firstLine="0" w:firstLineChars="0"/>
+            </w:pPr>
+            <w:r xmlns:w="http://schemas.openxmlformats.org/wordprocessingml/2006/main" xmlns:wp="http://schemas.openxmlformats.org/drawingml/2006/wordprocessingDrawing" xmlns:r="http://schemas.openxmlformats.org/officeDocument/2006/relationships" xmlns:w14="http://schemas.microsoft.com/office/word/2010/wordml">
+              <w:rPr>
+                <w:rFonts w:ascii="Arial" w:hAnsi="Arial" w:eastAsia="Arial" w:cs="Arial"/>
+                <w:i w:val="false"/>
+                <w:b w:val="false"/>
+                <w:u w:val="none"/>
+                <w:sz w:val="22"/>
+                <w:szCs w:val="22"/>
+                <w:color w:val="000000"/>
+              </w:rPr>
+              <w:t xml:space="preserve">w1_Wet_BFL_Mag_50</w:t>
+            </w:r>
+          </w:p>
+        </w:tc>
+        <w:tc>
+          <w:tcPr>
+            <w:tcBorders>
+              <w:bottom w:val="single" w:sz="12" w:space="0" w:color="666666"/>
+              <w:top w:val="none" w:sz="0" w:space="0" w:color="000000"/>
+              <w:left w:val="none" w:sz="0" w:space="0" w:color="000000"/>
+              <w:right w:val="none" w:sz="0" w:space="0" w:color="000000"/>
+            </w:tcBorders>
+            <w:shd w:val="clear" w:color="auto" w:fill="FFFFFF"/>
+            <w:tcMar>
+              <w:top w:w="0" w:type="dxa"/>
+              <w:bottom w:w="0" w:type="dxa"/>
+              <w:left w:w="0" w:type="dxa"/>
+              <w:right w:w="0" w:type="dxa"/>
+            </w:tcMar>
+            <w:vAlign w:val="center"/>
+          </w:tcPr>
+          <w:p>
+            <w:pPr>
+              <w:pStyle w:val="Normal"/>
+              <w:jc w:val="right"/>
+              <w:pBdr>
+                <w:bottom w:val="none" w:sz="0" w:space="0" w:color="000000"/>
+                <w:top w:val="none" w:sz="0" w:space="0" w:color="000000"/>
+                <w:left w:val="none" w:sz="0" w:space="0" w:color="000000"/>
+                <w:right w:val="none" w:sz="0" w:space="0" w:color="000000"/>
+              </w:pBdr>
+              <w:spacing w:after="100" w:before="100" w:line="240"/>
+              <w:ind w:left="100" w:right="100" w:firstLine="0" w:firstLineChars="0"/>
+            </w:pPr>
+            <w:r xmlns:w="http://schemas.openxmlformats.org/wordprocessingml/2006/main" xmlns:wp="http://schemas.openxmlformats.org/drawingml/2006/wordprocessingDrawing" xmlns:r="http://schemas.openxmlformats.org/officeDocument/2006/relationships" xmlns:w14="http://schemas.microsoft.com/office/word/2010/wordml">
+              <w:rPr>
+                <w:rFonts w:ascii="Arial" w:hAnsi="Arial" w:eastAsia="Arial" w:cs="Arial"/>
+                <w:i w:val="false"/>
+                <w:b w:val="false"/>
+                <w:u w:val="none"/>
+                <w:sz w:val="22"/>
+                <w:szCs w:val="22"/>
+                <w:color w:val="000000"/>
+              </w:rPr>
+              <w:t xml:space="preserve">-0.181</w:t>
             </w:r>
           </w:p>
         </w:tc>
@@ -875,7 +1013,7 @@
                 <w:szCs w:val="22"/>
                 <w:color w:val="000000"/>
               </w:rPr>
-              <w:t xml:space="preserve">Mean HB / 1000</w:t>
+              <w:t xml:space="preserve">Mean HB</w:t>
             </w:r>
           </w:p>
         </w:tc>
@@ -1189,7 +1327,7 @@
                 <w:szCs w:val="20"/>
                 <w:color w:val="000000"/>
               </w:rPr>
-              <w:t xml:space="preserve">237.85</w:t>
+              <w:t xml:space="preserve">80.20</w:t>
             </w:r>
           </w:p>
         </w:tc>
@@ -1503,7 +1641,7 @@
                 <w:szCs w:val="20"/>
                 <w:color w:val="000000"/>
               </w:rPr>
-              <w:t xml:space="preserve">241.99</w:t>
+              <w:t xml:space="preserve">81.84</w:t>
             </w:r>
           </w:p>
         </w:tc>
@@ -1635,7 +1773,7 @@
                 <w:szCs w:val="20"/>
                 <w:color w:val="000000"/>
               </w:rPr>
-              <w:t xml:space="preserve">0.27</w:t>
+              <w:t xml:space="preserve">0.31</w:t>
             </w:r>
           </w:p>
         </w:tc>
@@ -1817,7 +1955,7 @@
                 <w:szCs w:val="20"/>
                 <w:color w:val="000000"/>
               </w:rPr>
-              <w:t xml:space="preserve">239.33</w:t>
+              <w:t xml:space="preserve">80.63</w:t>
             </w:r>
           </w:p>
         </w:tc>
@@ -1949,7 +2087,7 @@
                 <w:szCs w:val="20"/>
                 <w:color w:val="000000"/>
               </w:rPr>
-              <w:t xml:space="preserve">0.21</w:t>
+              <w:t xml:space="preserve">0.18</w:t>
             </w:r>
           </w:p>
         </w:tc>
@@ -2131,7 +2269,7 @@
                 <w:szCs w:val="20"/>
                 <w:color w:val="000000"/>
               </w:rPr>
-              <w:t xml:space="preserve">237.93</w:t>
+              <w:t xml:space="preserve">80.25</w:t>
             </w:r>
           </w:p>
         </w:tc>
@@ -2263,7 +2401,7 @@
                 <w:szCs w:val="20"/>
                 <w:color w:val="000000"/>
               </w:rPr>
-              <w:t xml:space="preserve">0.04</w:t>
+              <w:t xml:space="preserve">0.06</w:t>
             </w:r>
           </w:p>
         </w:tc>
@@ -2445,7 +2583,7 @@
                 <w:szCs w:val="20"/>
                 <w:color w:val="000000"/>
               </w:rPr>
-              <w:t xml:space="preserve">245.35</w:t>
+              <w:t xml:space="preserve">84.24</w:t>
             </w:r>
           </w:p>
         </w:tc>
@@ -2577,7 +2715,7 @@
                 <w:szCs w:val="20"/>
                 <w:color w:val="000000"/>
               </w:rPr>
-              <w:t xml:space="preserve">0.25</w:t>
+              <w:t xml:space="preserve">0.4</w:t>
             </w:r>
           </w:p>
         </w:tc>
@@ -2759,7 +2897,7 @@
                 <w:szCs w:val="20"/>
                 <w:color w:val="000000"/>
               </w:rPr>
-              <w:t xml:space="preserve">236.91</w:t>
+              <w:t xml:space="preserve">80.23</w:t>
             </w:r>
           </w:p>
         </w:tc>
@@ -2847,51 +2985,51 @@
                 <w:szCs w:val="20"/>
                 <w:color w:val="000000"/>
               </w:rPr>
-              <w:t xml:space="preserve">--</w:t>
-            </w:r>
-          </w:p>
-        </w:tc>
-        <w:tc>
-          <w:tcPr>
-            <w:tcBorders>
-              <w:bottom w:val="none" w:sz="0" w:space="0" w:color="000000"/>
-              <w:top w:val="none" w:sz="0" w:space="0" w:color="000000"/>
-              <w:left w:val="none" w:sz="0" w:space="0" w:color="000000"/>
-              <w:right w:val="none" w:sz="0" w:space="0" w:color="000000"/>
-            </w:tcBorders>
-            <w:shd w:val="clear" w:color="auto" w:fill="FFFFFF"/>
-            <w:tcMar>
-              <w:top w:w="0" w:type="dxa"/>
-              <w:bottom w:w="0" w:type="dxa"/>
-              <w:left w:w="0" w:type="dxa"/>
-              <w:right w:w="0" w:type="dxa"/>
-            </w:tcMar>
-            <w:vAlign w:val="center"/>
-          </w:tcPr>
-          <w:p>
-            <w:pPr>
-              <w:pStyle w:val="Normal"/>
-              <w:jc w:val="left"/>
-              <w:pBdr>
-                <w:bottom w:val="none" w:sz="0" w:space="0" w:color="000000"/>
-                <w:top w:val="none" w:sz="0" w:space="0" w:color="000000"/>
-                <w:left w:val="none" w:sz="0" w:space="0" w:color="000000"/>
-                <w:right w:val="none" w:sz="0" w:space="0" w:color="000000"/>
-              </w:pBdr>
-              <w:spacing w:after="100" w:before="100" w:line="240"/>
-              <w:ind w:left="100" w:right="100" w:firstLine="0" w:firstLineChars="0"/>
-            </w:pPr>
-            <w:r xmlns:w="http://schemas.openxmlformats.org/wordprocessingml/2006/main" xmlns:wp="http://schemas.openxmlformats.org/drawingml/2006/wordprocessingDrawing" xmlns:r="http://schemas.openxmlformats.org/officeDocument/2006/relationships" xmlns:w14="http://schemas.microsoft.com/office/word/2010/wordml">
-              <w:rPr>
-                <w:rFonts w:ascii="Arial" w:hAnsi="Arial" w:eastAsia="Arial" w:cs="Arial"/>
-                <w:i w:val="false"/>
-                <w:b w:val="false"/>
-                <w:u w:val="none"/>
-                <w:sz w:val="20"/>
-                <w:szCs w:val="20"/>
-                <w:color w:val="000000"/>
-              </w:rPr>
-              <w:t xml:space="preserve">--</w:t>
+              <w:t xml:space="preserve">Yes</w:t>
+            </w:r>
+          </w:p>
+        </w:tc>
+        <w:tc>
+          <w:tcPr>
+            <w:tcBorders>
+              <w:bottom w:val="none" w:sz="0" w:space="0" w:color="000000"/>
+              <w:top w:val="none" w:sz="0" w:space="0" w:color="000000"/>
+              <w:left w:val="none" w:sz="0" w:space="0" w:color="000000"/>
+              <w:right w:val="none" w:sz="0" w:space="0" w:color="000000"/>
+            </w:tcBorders>
+            <w:shd w:val="clear" w:color="auto" w:fill="FFFFFF"/>
+            <w:tcMar>
+              <w:top w:w="0" w:type="dxa"/>
+              <w:bottom w:w="0" w:type="dxa"/>
+              <w:left w:w="0" w:type="dxa"/>
+              <w:right w:w="0" w:type="dxa"/>
+            </w:tcMar>
+            <w:vAlign w:val="center"/>
+          </w:tcPr>
+          <w:p>
+            <w:pPr>
+              <w:pStyle w:val="Normal"/>
+              <w:jc w:val="left"/>
+              <w:pBdr>
+                <w:bottom w:val="none" w:sz="0" w:space="0" w:color="000000"/>
+                <w:top w:val="none" w:sz="0" w:space="0" w:color="000000"/>
+                <w:left w:val="none" w:sz="0" w:space="0" w:color="000000"/>
+                <w:right w:val="none" w:sz="0" w:space="0" w:color="000000"/>
+              </w:pBdr>
+              <w:spacing w:after="100" w:before="100" w:line="240"/>
+              <w:ind w:left="100" w:right="100" w:firstLine="0" w:firstLineChars="0"/>
+            </w:pPr>
+            <w:r xmlns:w="http://schemas.openxmlformats.org/wordprocessingml/2006/main" xmlns:wp="http://schemas.openxmlformats.org/drawingml/2006/wordprocessingDrawing" xmlns:r="http://schemas.openxmlformats.org/officeDocument/2006/relationships" xmlns:w14="http://schemas.microsoft.com/office/word/2010/wordml">
+              <w:rPr>
+                <w:rFonts w:ascii="Arial" w:hAnsi="Arial" w:eastAsia="Arial" w:cs="Arial"/>
+                <w:i w:val="false"/>
+                <w:b w:val="false"/>
+                <w:u w:val="none"/>
+                <w:sz w:val="20"/>
+                <w:szCs w:val="20"/>
+                <w:color w:val="000000"/>
+              </w:rPr>
+              <w:t xml:space="preserve">0</w:t>
             </w:r>
           </w:p>
         </w:tc>
@@ -3073,7 +3211,7 @@
                 <w:szCs w:val="20"/>
                 <w:color w:val="000000"/>
               </w:rPr>
-              <w:t xml:space="preserve">244.45</w:t>
+              <w:t xml:space="preserve">81.72</w:t>
             </w:r>
           </w:p>
         </w:tc>
@@ -3205,7 +3343,7 @@
                 <w:szCs w:val="20"/>
                 <w:color w:val="000000"/>
               </w:rPr>
-              <w:t xml:space="preserve">1.15</w:t>
+              <w:t xml:space="preserve">0.78</w:t>
             </w:r>
           </w:p>
         </w:tc>
@@ -3387,7 +3525,7 @@
                 <w:szCs w:val="20"/>
                 <w:color w:val="000000"/>
               </w:rPr>
-              <w:t xml:space="preserve">233.59</w:t>
+              <w:t xml:space="preserve">79.11</w:t>
             </w:r>
           </w:p>
         </w:tc>
@@ -3701,7 +3839,7 @@
                 <w:szCs w:val="20"/>
                 <w:color w:val="000000"/>
               </w:rPr>
-              <w:t xml:space="preserve">227.80</w:t>
+              <w:t xml:space="preserve">79.48</w:t>
             </w:r>
           </w:p>
         </w:tc>
@@ -4015,7 +4153,7 @@
                 <w:szCs w:val="20"/>
                 <w:color w:val="000000"/>
               </w:rPr>
-              <w:t xml:space="preserve">230.70</w:t>
+              <w:t xml:space="preserve">80.19</w:t>
             </w:r>
           </w:p>
         </w:tc>
@@ -4329,7 +4467,7 @@
                 <w:szCs w:val="20"/>
                 <w:color w:val="000000"/>
               </w:rPr>
-              <w:t xml:space="preserve">233.96</w:t>
+              <w:t xml:space="preserve">80.12</w:t>
             </w:r>
           </w:p>
         </w:tc>
@@ -4643,7 +4781,7 @@
                 <w:szCs w:val="20"/>
                 <w:color w:val="000000"/>
               </w:rPr>
-              <w:t xml:space="preserve">235.38</w:t>
+              <w:t xml:space="preserve">80.33</w:t>
             </w:r>
           </w:p>
         </w:tc>
@@ -4731,51 +4869,51 @@
                 <w:szCs w:val="20"/>
                 <w:color w:val="000000"/>
               </w:rPr>
-              <w:t xml:space="preserve">--</w:t>
-            </w:r>
-          </w:p>
-        </w:tc>
-        <w:tc>
-          <w:tcPr>
-            <w:tcBorders>
-              <w:bottom w:val="none" w:sz="0" w:space="0" w:color="000000"/>
-              <w:top w:val="none" w:sz="0" w:space="0" w:color="000000"/>
-              <w:left w:val="none" w:sz="0" w:space="0" w:color="000000"/>
-              <w:right w:val="none" w:sz="0" w:space="0" w:color="000000"/>
-            </w:tcBorders>
-            <w:shd w:val="clear" w:color="auto" w:fill="FFFFFF"/>
-            <w:tcMar>
-              <w:top w:w="0" w:type="dxa"/>
-              <w:bottom w:w="0" w:type="dxa"/>
-              <w:left w:w="0" w:type="dxa"/>
-              <w:right w:w="0" w:type="dxa"/>
-            </w:tcMar>
-            <w:vAlign w:val="center"/>
-          </w:tcPr>
-          <w:p>
-            <w:pPr>
-              <w:pStyle w:val="Normal"/>
-              <w:jc w:val="left"/>
-              <w:pBdr>
-                <w:bottom w:val="none" w:sz="0" w:space="0" w:color="000000"/>
-                <w:top w:val="none" w:sz="0" w:space="0" w:color="000000"/>
-                <w:left w:val="none" w:sz="0" w:space="0" w:color="000000"/>
-                <w:right w:val="none" w:sz="0" w:space="0" w:color="000000"/>
-              </w:pBdr>
-              <w:spacing w:after="100" w:before="100" w:line="240"/>
-              <w:ind w:left="100" w:right="100" w:firstLine="0" w:firstLineChars="0"/>
-            </w:pPr>
-            <w:r xmlns:w="http://schemas.openxmlformats.org/wordprocessingml/2006/main" xmlns:wp="http://schemas.openxmlformats.org/drawingml/2006/wordprocessingDrawing" xmlns:r="http://schemas.openxmlformats.org/officeDocument/2006/relationships" xmlns:w14="http://schemas.microsoft.com/office/word/2010/wordml">
-              <w:rPr>
-                <w:rFonts w:ascii="Arial" w:hAnsi="Arial" w:eastAsia="Arial" w:cs="Arial"/>
-                <w:i w:val="false"/>
-                <w:b w:val="false"/>
-                <w:u w:val="none"/>
-                <w:sz w:val="20"/>
-                <w:szCs w:val="20"/>
-                <w:color w:val="000000"/>
-              </w:rPr>
-              <w:t xml:space="preserve">--</w:t>
+              <w:t xml:space="preserve">Yes</w:t>
+            </w:r>
+          </w:p>
+        </w:tc>
+        <w:tc>
+          <w:tcPr>
+            <w:tcBorders>
+              <w:bottom w:val="none" w:sz="0" w:space="0" w:color="000000"/>
+              <w:top w:val="none" w:sz="0" w:space="0" w:color="000000"/>
+              <w:left w:val="none" w:sz="0" w:space="0" w:color="000000"/>
+              <w:right w:val="none" w:sz="0" w:space="0" w:color="000000"/>
+            </w:tcBorders>
+            <w:shd w:val="clear" w:color="auto" w:fill="FFFFFF"/>
+            <w:tcMar>
+              <w:top w:w="0" w:type="dxa"/>
+              <w:bottom w:w="0" w:type="dxa"/>
+              <w:left w:w="0" w:type="dxa"/>
+              <w:right w:w="0" w:type="dxa"/>
+            </w:tcMar>
+            <w:vAlign w:val="center"/>
+          </w:tcPr>
+          <w:p>
+            <w:pPr>
+              <w:pStyle w:val="Normal"/>
+              <w:jc w:val="left"/>
+              <w:pBdr>
+                <w:bottom w:val="none" w:sz="0" w:space="0" w:color="000000"/>
+                <w:top w:val="none" w:sz="0" w:space="0" w:color="000000"/>
+                <w:left w:val="none" w:sz="0" w:space="0" w:color="000000"/>
+                <w:right w:val="none" w:sz="0" w:space="0" w:color="000000"/>
+              </w:pBdr>
+              <w:spacing w:after="100" w:before="100" w:line="240"/>
+              <w:ind w:left="100" w:right="100" w:firstLine="0" w:firstLineChars="0"/>
+            </w:pPr>
+            <w:r xmlns:w="http://schemas.openxmlformats.org/wordprocessingml/2006/main" xmlns:wp="http://schemas.openxmlformats.org/drawingml/2006/wordprocessingDrawing" xmlns:r="http://schemas.openxmlformats.org/officeDocument/2006/relationships" xmlns:w14="http://schemas.microsoft.com/office/word/2010/wordml">
+              <w:rPr>
+                <w:rFonts w:ascii="Arial" w:hAnsi="Arial" w:eastAsia="Arial" w:cs="Arial"/>
+                <w:i w:val="false"/>
+                <w:b w:val="false"/>
+                <w:u w:val="none"/>
+                <w:sz w:val="20"/>
+                <w:szCs w:val="20"/>
+                <w:color w:val="000000"/>
+              </w:rPr>
+              <w:t xml:space="preserve">0.19</w:t>
             </w:r>
           </w:p>
         </w:tc>
@@ -4957,7 +5095,7 @@
                 <w:szCs w:val="20"/>
                 <w:color w:val="000000"/>
               </w:rPr>
-              <w:t xml:space="preserve">229.06</w:t>
+              <w:t xml:space="preserve">79.76</w:t>
             </w:r>
           </w:p>
         </w:tc>
@@ -5271,7 +5409,7 @@
                 <w:szCs w:val="20"/>
                 <w:color w:val="000000"/>
               </w:rPr>
-              <w:t xml:space="preserve">237.59</w:t>
+              <w:t xml:space="preserve">80.19</w:t>
             </w:r>
           </w:p>
         </w:tc>
@@ -5585,7 +5723,7 @@
                 <w:szCs w:val="20"/>
                 <w:color w:val="000000"/>
               </w:rPr>
-              <w:t xml:space="preserve">244.28</w:t>
+              <w:t xml:space="preserve">84.05</w:t>
             </w:r>
           </w:p>
         </w:tc>
@@ -5717,7 +5855,7 @@
                 <w:szCs w:val="20"/>
                 <w:color w:val="000000"/>
               </w:rPr>
-              <w:t xml:space="preserve">0.08</w:t>
+              <w:t xml:space="preserve">0.14</w:t>
             </w:r>
           </w:p>
         </w:tc>
@@ -5899,7 +6037,7 @@
                 <w:szCs w:val="20"/>
                 <w:color w:val="000000"/>
               </w:rPr>
-              <w:t xml:space="preserve">235.70</w:t>
+              <w:t xml:space="preserve">80.56</w:t>
             </w:r>
           </w:p>
         </w:tc>
@@ -6031,7 +6169,7 @@
                 <w:szCs w:val="20"/>
                 <w:color w:val="000000"/>
               </w:rPr>
-              <w:t xml:space="preserve">--</w:t>
+              <w:t xml:space="preserve">0.05</w:t>
             </w:r>
           </w:p>
         </w:tc>
@@ -6213,7 +6351,7 @@
                 <w:szCs w:val="20"/>
                 <w:color w:val="000000"/>
               </w:rPr>
-              <w:t xml:space="preserve">227.92</w:t>
+              <w:t xml:space="preserve">79.83</w:t>
             </w:r>
           </w:p>
         </w:tc>
@@ -6527,7 +6665,7 @@
                 <w:szCs w:val="20"/>
                 <w:color w:val="000000"/>
               </w:rPr>
-              <w:t xml:space="preserve">266.37</w:t>
+              <w:t xml:space="preserve">93.23</w:t>
             </w:r>
           </w:p>
         </w:tc>
@@ -6659,7 +6797,7 @@
                 <w:szCs w:val="20"/>
                 <w:color w:val="000000"/>
               </w:rPr>
-              <w:t xml:space="preserve">0.12</w:t>
+              <w:t xml:space="preserve">0.16</w:t>
             </w:r>
           </w:p>
         </w:tc>
@@ -6841,7 +6979,7 @@
                 <w:szCs w:val="20"/>
                 <w:color w:val="000000"/>
               </w:rPr>
-              <w:t xml:space="preserve">239.78</w:t>
+              <w:t xml:space="preserve">83.63</w:t>
             </w:r>
           </w:p>
         </w:tc>
@@ -6973,7 +7111,7 @@
                 <w:szCs w:val="20"/>
                 <w:color w:val="000000"/>
               </w:rPr>
-              <w:t xml:space="preserve">0.02</w:t>
+              <w:t xml:space="preserve">0.13</w:t>
             </w:r>
           </w:p>
         </w:tc>
@@ -7155,7 +7293,7 @@
                 <w:szCs w:val="20"/>
                 <w:color w:val="000000"/>
               </w:rPr>
-              <w:t xml:space="preserve">236.64</w:t>
+              <w:t xml:space="preserve">81.06</w:t>
             </w:r>
           </w:p>
         </w:tc>
@@ -7287,7 +7425,7 @@
                 <w:szCs w:val="20"/>
                 <w:color w:val="000000"/>
               </w:rPr>
-              <w:t xml:space="preserve">--</w:t>
+              <w:t xml:space="preserve">0.13</w:t>
             </w:r>
           </w:p>
         </w:tc>
@@ -7469,7 +7607,7 @@
                 <w:szCs w:val="20"/>
                 <w:color w:val="000000"/>
               </w:rPr>
-              <w:t xml:space="preserve">239.65</w:t>
+              <w:t xml:space="preserve">82.54</w:t>
             </w:r>
           </w:p>
         </w:tc>
@@ -7601,7 +7739,7 @@
                 <w:szCs w:val="20"/>
                 <w:color w:val="000000"/>
               </w:rPr>
-              <w:t xml:space="preserve">0.04</w:t>
+              <w:t xml:space="preserve">0.14</w:t>
             </w:r>
           </w:p>
         </w:tc>
@@ -7783,7 +7921,7 @@
                 <w:szCs w:val="20"/>
                 <w:color w:val="000000"/>
               </w:rPr>
-              <w:t xml:space="preserve">230.43</w:t>
+              <w:t xml:space="preserve">86.06</w:t>
             </w:r>
           </w:p>
         </w:tc>
@@ -7871,51 +8009,51 @@
                 <w:szCs w:val="20"/>
                 <w:color w:val="000000"/>
               </w:rPr>
-              <w:t xml:space="preserve">--</w:t>
-            </w:r>
-          </w:p>
-        </w:tc>
-        <w:tc>
-          <w:tcPr>
-            <w:tcBorders>
-              <w:bottom w:val="none" w:sz="0" w:space="0" w:color="000000"/>
-              <w:top w:val="none" w:sz="0" w:space="0" w:color="000000"/>
-              <w:left w:val="none" w:sz="0" w:space="0" w:color="000000"/>
-              <w:right w:val="none" w:sz="0" w:space="0" w:color="000000"/>
-            </w:tcBorders>
-            <w:shd w:val="clear" w:color="auto" w:fill="FFFFFF"/>
-            <w:tcMar>
-              <w:top w:w="0" w:type="dxa"/>
-              <w:bottom w:w="0" w:type="dxa"/>
-              <w:left w:w="0" w:type="dxa"/>
-              <w:right w:w="0" w:type="dxa"/>
-            </w:tcMar>
-            <w:vAlign w:val="center"/>
-          </w:tcPr>
-          <w:p>
-            <w:pPr>
-              <w:pStyle w:val="Normal"/>
-              <w:jc w:val="left"/>
-              <w:pBdr>
-                <w:bottom w:val="none" w:sz="0" w:space="0" w:color="000000"/>
-                <w:top w:val="none" w:sz="0" w:space="0" w:color="000000"/>
-                <w:left w:val="none" w:sz="0" w:space="0" w:color="000000"/>
-                <w:right w:val="none" w:sz="0" w:space="0" w:color="000000"/>
-              </w:pBdr>
-              <w:spacing w:after="100" w:before="100" w:line="240"/>
-              <w:ind w:left="100" w:right="100" w:firstLine="0" w:firstLineChars="0"/>
-            </w:pPr>
-            <w:r xmlns:w="http://schemas.openxmlformats.org/wordprocessingml/2006/main" xmlns:wp="http://schemas.openxmlformats.org/drawingml/2006/wordprocessingDrawing" xmlns:r="http://schemas.openxmlformats.org/officeDocument/2006/relationships" xmlns:w14="http://schemas.microsoft.com/office/word/2010/wordml">
-              <w:rPr>
-                <w:rFonts w:ascii="Arial" w:hAnsi="Arial" w:eastAsia="Arial" w:cs="Arial"/>
-                <w:i w:val="false"/>
-                <w:b w:val="false"/>
-                <w:u w:val="none"/>
-                <w:sz w:val="20"/>
-                <w:szCs w:val="20"/>
-                <w:color w:val="000000"/>
-              </w:rPr>
-              <w:t xml:space="preserve">--</w:t>
+              <w:t xml:space="preserve">Yes</w:t>
+            </w:r>
+          </w:p>
+        </w:tc>
+        <w:tc>
+          <w:tcPr>
+            <w:tcBorders>
+              <w:bottom w:val="none" w:sz="0" w:space="0" w:color="000000"/>
+              <w:top w:val="none" w:sz="0" w:space="0" w:color="000000"/>
+              <w:left w:val="none" w:sz="0" w:space="0" w:color="000000"/>
+              <w:right w:val="none" w:sz="0" w:space="0" w:color="000000"/>
+            </w:tcBorders>
+            <w:shd w:val="clear" w:color="auto" w:fill="FFFFFF"/>
+            <w:tcMar>
+              <w:top w:w="0" w:type="dxa"/>
+              <w:bottom w:w="0" w:type="dxa"/>
+              <w:left w:w="0" w:type="dxa"/>
+              <w:right w:w="0" w:type="dxa"/>
+            </w:tcMar>
+            <w:vAlign w:val="center"/>
+          </w:tcPr>
+          <w:p>
+            <w:pPr>
+              <w:pStyle w:val="Normal"/>
+              <w:jc w:val="left"/>
+              <w:pBdr>
+                <w:bottom w:val="none" w:sz="0" w:space="0" w:color="000000"/>
+                <w:top w:val="none" w:sz="0" w:space="0" w:color="000000"/>
+                <w:left w:val="none" w:sz="0" w:space="0" w:color="000000"/>
+                <w:right w:val="none" w:sz="0" w:space="0" w:color="000000"/>
+              </w:pBdr>
+              <w:spacing w:after="100" w:before="100" w:line="240"/>
+              <w:ind w:left="100" w:right="100" w:firstLine="0" w:firstLineChars="0"/>
+            </w:pPr>
+            <w:r xmlns:w="http://schemas.openxmlformats.org/wordprocessingml/2006/main" xmlns:wp="http://schemas.openxmlformats.org/drawingml/2006/wordprocessingDrawing" xmlns:r="http://schemas.openxmlformats.org/officeDocument/2006/relationships" xmlns:w14="http://schemas.microsoft.com/office/word/2010/wordml">
+              <w:rPr>
+                <w:rFonts w:ascii="Arial" w:hAnsi="Arial" w:eastAsia="Arial" w:cs="Arial"/>
+                <w:i w:val="false"/>
+                <w:b w:val="false"/>
+                <w:u w:val="none"/>
+                <w:sz w:val="20"/>
+                <w:szCs w:val="20"/>
+                <w:color w:val="000000"/>
+              </w:rPr>
+              <w:t xml:space="preserve">0.07</w:t>
             </w:r>
           </w:p>
         </w:tc>
@@ -8097,7 +8235,7 @@
                 <w:szCs w:val="20"/>
                 <w:color w:val="000000"/>
               </w:rPr>
-              <w:t xml:space="preserve">241.54</w:t>
+              <w:t xml:space="preserve">80.92</w:t>
             </w:r>
           </w:p>
         </w:tc>
@@ -8411,7 +8549,7 @@
                 <w:szCs w:val="20"/>
                 <w:color w:val="000000"/>
               </w:rPr>
-              <w:t xml:space="preserve">230.83</w:t>
+              <w:t xml:space="preserve">78.83</w:t>
             </w:r>
           </w:p>
         </w:tc>
@@ -8725,7 +8863,7 @@
                 <w:szCs w:val="20"/>
                 <w:color w:val="000000"/>
               </w:rPr>
-              <w:t xml:space="preserve">255.73</w:t>
+              <w:t xml:space="preserve">83.67</w:t>
             </w:r>
           </w:p>
         </w:tc>
@@ -8958,7 +9096,7 @@
           <wp:inline>
             <wp:extent cx="5334000" cy="4000499"/>
             <wp:effectExtent b="0" l="0" r="0" t="0"/>
-            <wp:docPr descr="Figure 4:  Contributions to annual Hydrologic Benefit function values, in units of log10(salmon observations), ." title="" id="35" name="Picture"/>
+            <wp:docPr descr="Figure 4:  Contributions to annual Hydrologic Benefit function values, by functional flow metric (intercept values not shown)." title="" id="35" name="Picture"/>
             <a:graphic>
               <a:graphicData uri="http://schemas.openxmlformats.org/drawingml/2006/picture">
                 <pic:pic>
@@ -9012,7 +9150,7 @@
         <w:t xml:space="preserve"> </w:t>
       </w:r>
       <w:r>
-        <w:t xml:space="preserve">Contributions to annual Hydrologic Benefit function values, in units of log10(salmon observations), .</w:t>
+        <w:t xml:space="preserve">Contributions to annual Hydrologic Benefit function values, by functional flow metric (intercept values not shown).</w:t>
       </w:r>
     </w:p>
     <w:sectPr>

--- a/Kouba_Fish_and_Ag_Benefit_supplement.docx
+++ b/Kouba_Fish_and_Ag_Benefit_supplement.docx
@@ -695,6 +695,72 @@
     </w:p>
     <w:p>
       <w:pPr>
+        <w:pStyle w:val="CaptionedFigure"/>
+      </w:pPr>
+      <w:r>
+        <w:drawing>
+          <wp:inline>
+            <wp:extent cx="5334000" cy="4000499"/>
+            <wp:effectExtent b="0" l="0" r="0" t="0"/>
+            <wp:docPr descr="Figure 2:  Contributions to annual Hydrologic Benefit function values, by functional flow metric (intercept values not shown)." title="" id="26" name="Picture"/>
+            <a:graphic>
+              <a:graphicData uri="http://schemas.openxmlformats.org/drawingml/2006/picture">
+                <pic:pic>
+                  <pic:nvPicPr>
+                    <pic:cNvPr descr="Graphics%20and%20Supplements/Figure%202.png" id="27" name="Picture"/>
+                    <pic:cNvPicPr>
+                      <a:picLocks noChangeArrowheads="1" noChangeAspect="1"/>
+                    </pic:cNvPicPr>
+                  </pic:nvPicPr>
+                  <pic:blipFill>
+                    <a:blip r:embed="rId25"/>
+                    <a:stretch>
+                      <a:fillRect/>
+                    </a:stretch>
+                  </pic:blipFill>
+                  <pic:spPr bwMode="auto">
+                    <a:xfrm>
+                      <a:off x="0" y="0"/>
+                      <a:ext cx="5334000" cy="4000499"/>
+                    </a:xfrm>
+                    <a:prstGeom prst="rect">
+                      <a:avLst/>
+                    </a:prstGeom>
+                    <a:noFill/>
+                    <a:ln w="9525">
+                      <a:noFill/>
+                      <a:headEnd/>
+                      <a:tailEnd/>
+                    </a:ln>
+                  </pic:spPr>
+                </pic:pic>
+              </a:graphicData>
+            </a:graphic>
+          </wp:inline>
+        </w:drawing>
+      </w:r>
+    </w:p>
+    <w:p>
+      <w:pPr>
+        <w:pStyle w:val="ImageCaption"/>
+      </w:pPr>
+      <w:bookmarkStart w:id="28" w:name="fig:HBComponents"/>
+      <w:bookmarkEnd w:id="28"/>
+      <w:r>
+        <w:t xml:space="preserve">Figure 2:</w:t>
+      </w:r>
+      <w:r>
+        <w:t xml:space="preserve"> </w:t>
+      </w:r>
+      <w:r>
+        <w:t xml:space="preserve"> </w:t>
+      </w:r>
+      <w:r>
+        <w:t xml:space="preserve">Contributions to annual Hydrologic Benefit function values, by functional flow metric (intercept values not shown).</w:t>
+      </w:r>
+    </w:p>
+    <w:p>
+      <w:pPr>
         <w:pStyle w:val="SourceCode"/>
       </w:pPr>
       <w:r>
@@ -722,18 +788,18 @@
           <wp:inline>
             <wp:extent cx="5334000" cy="5334000"/>
             <wp:effectExtent b="0" l="0" r="0" t="0"/>
-            <wp:docPr descr="Figure 2:  Environmental and agricultural objective function performance (in terms of Hydrologic Benefit, or HB, value; and crop ET volume) for basecase (black circle in upper left) and 25 management scenarios. Symbol x and y coordinates are the average of 35 annual HB and ET values for each scenario over the full model period (water years 1991-2025); for exampe time series of annual values, see previous figure." title="" id="26" name="Picture"/>
+            <wp:docPr descr="Figure 3:  Environmental and agricultural objective function performance (in terms of Hydrologic Benefit, or HB, value; and crop ET volume) for basecase (black circle in upper left) and 25 management scenarios. Symbol x and y coordinates are the average of 35 annual HB and ET values for each scenario over the full model period (water years 1991-2025); for exampe time series of annual values, see previous figure." title="" id="30" name="Picture"/>
             <a:graphic>
               <a:graphicData uri="http://schemas.openxmlformats.org/drawingml/2006/picture">
                 <pic:pic>
                   <pic:nvPicPr>
-                    <pic:cNvPr descr="Graphics%20and%20Supplements/Figure%202.png" id="27" name="Picture"/>
+                    <pic:cNvPr descr="Graphics%20and%20Supplements/Figure%203.png" id="31" name="Picture"/>
                     <pic:cNvPicPr>
                       <a:picLocks noChangeArrowheads="1" noChangeAspect="1"/>
                     </pic:cNvPicPr>
                   </pic:nvPicPr>
                   <pic:blipFill>
-                    <a:blip r:embed="rId25"/>
+                    <a:blip r:embed="rId29"/>
                     <a:stretch>
                       <a:fillRect/>
                     </a:stretch>
@@ -764,10 +830,10 @@
       <w:pPr>
         <w:pStyle w:val="ImageCaption"/>
       </w:pPr>
-      <w:bookmarkStart w:id="28" w:name="fig:farmerFishTradeoffFigure01"/>
-      <w:bookmarkEnd w:id="28"/>
+      <w:bookmarkStart w:id="32" w:name="fig:farmerFishTradeoffFigure01"/>
+      <w:bookmarkEnd w:id="32"/>
       <w:r>
-        <w:t xml:space="preserve">Figure 2:</w:t>
+        <w:t xml:space="preserve">Figure 3:</w:t>
       </w:r>
       <w:r>
         <w:t xml:space="preserve"> </w:t>
@@ -800,6 +866,92 @@
       </w:r>
     </w:p>
     <w:p>
+      <w:pPr>
+        <w:pStyle w:val="SourceCode"/>
+      </w:pPr>
+      <w:r>
+        <w:rPr>
+          <w:rStyle w:val="VerbatimChar"/>
+        </w:rPr>
+        <w:t xml:space="preserve">## png </w:t>
+      </w:r>
+      <w:r>
+        <w:br/>
+      </w:r>
+      <w:r>
+        <w:rPr>
+          <w:rStyle w:val="VerbatimChar"/>
+        </w:rPr>
+        <w:t xml:space="preserve">##   2</w:t>
+      </w:r>
+    </w:p>
+    <w:p>
+      <w:pPr>
+        <w:pStyle w:val="CaptionedFigure"/>
+      </w:pPr>
+      <w:r>
+        <w:drawing>
+          <wp:inline>
+            <wp:extent cx="5334000" cy="4000499"/>
+            <wp:effectExtent b="0" l="0" r="0" t="0"/>
+            <wp:docPr descr="Figure 4:  Scenario trade-off efficiencies, or average Hydrologic Benefit value (a proxy for environmental benefit) gained per crop ET value lost (a proxy for farmer cost) (normalized to average basecase HB and ET values, respectively), in all 35 years. Some scenarios are excluded if they have no or negative ET loss, producing infinite or negative efficiency values." title="" id="34" name="Picture"/>
+            <a:graphic>
+              <a:graphicData uri="http://schemas.openxmlformats.org/drawingml/2006/picture">
+                <pic:pic>
+                  <pic:nvPicPr>
+                    <pic:cNvPr descr="Graphics%20and%20Supplements/Figure%205.png" id="35" name="Picture"/>
+                    <pic:cNvPicPr>
+                      <a:picLocks noChangeArrowheads="1" noChangeAspect="1"/>
+                    </pic:cNvPicPr>
+                  </pic:nvPicPr>
+                  <pic:blipFill>
+                    <a:blip r:embed="rId33"/>
+                    <a:stretch>
+                      <a:fillRect/>
+                    </a:stretch>
+                  </pic:blipFill>
+                  <pic:spPr bwMode="auto">
+                    <a:xfrm>
+                      <a:off x="0" y="0"/>
+                      <a:ext cx="5334000" cy="4000499"/>
+                    </a:xfrm>
+                    <a:prstGeom prst="rect">
+                      <a:avLst/>
+                    </a:prstGeom>
+                    <a:noFill/>
+                    <a:ln w="9525">
+                      <a:noFill/>
+                      <a:headEnd/>
+                      <a:tailEnd/>
+                    </a:ln>
+                  </pic:spPr>
+                </pic:pic>
+              </a:graphicData>
+            </a:graphic>
+          </wp:inline>
+        </w:drawing>
+      </w:r>
+    </w:p>
+    <w:p>
+      <w:pPr>
+        <w:pStyle w:val="ImageCaption"/>
+      </w:pPr>
+      <w:bookmarkStart w:id="36" w:name="fig:efficiency01"/>
+      <w:bookmarkEnd w:id="36"/>
+      <w:r>
+        <w:t xml:space="preserve">Figure 4:</w:t>
+      </w:r>
+      <w:r>
+        <w:t xml:space="preserve"> </w:t>
+      </w:r>
+      <w:r>
+        <w:t xml:space="preserve"> </w:t>
+      </w:r>
+      <w:r>
+        <w:t xml:space="preserve">Scenario trade-off efficiencies, or average Hydrologic Benefit value (a proxy for environmental benefit) gained per crop ET value lost (a proxy for farmer cost) (normalized to average basecase HB and ET values, respectively), in all 35 years. Some scenarios are excluded if they have no or negative ET loss, producing infinite or negative efficiency values.</w:t>
+      </w:r>
+    </w:p>
+    <w:p>
       <w:r>
         <w:br w:type="page"/>
       </w:r>
@@ -808,8 +960,8 @@
       <w:pPr>
         <w:pStyle w:val="TableCaption"/>
       </w:pPr>
-      <w:bookmarkStart w:id="29" w:name="tab:scenarioResultsTab01"/>
-      <w:bookmarkEnd w:id="29"/>
+      <w:bookmarkStart w:id="37" w:name="tab:scenarioResultsTab01"/>
+      <w:bookmarkEnd w:id="37"/>
       <w:r>
         <w:t xml:space="preserve">Table 2:</w:t>
       </w:r>
@@ -9001,158 +9153,6 @@
         </w:tc>
       </w:tr>
     </w:tbl>
-    <w:p>
-      <w:pPr>
-        <w:pStyle w:val="SourceCode"/>
-      </w:pPr>
-      <w:r>
-        <w:rPr>
-          <w:rStyle w:val="VerbatimChar"/>
-        </w:rPr>
-        <w:t xml:space="preserve">## png </w:t>
-      </w:r>
-      <w:r>
-        <w:br/>
-      </w:r>
-      <w:r>
-        <w:rPr>
-          <w:rStyle w:val="VerbatimChar"/>
-        </w:rPr>
-        <w:t xml:space="preserve">##   2</w:t>
-      </w:r>
-    </w:p>
-    <w:p>
-      <w:pPr>
-        <w:pStyle w:val="CaptionedFigure"/>
-      </w:pPr>
-      <w:r>
-        <w:drawing>
-          <wp:inline>
-            <wp:extent cx="5334000" cy="4000499"/>
-            <wp:effectExtent b="0" l="0" r="0" t="0"/>
-            <wp:docPr descr="Figure 3:  Scenario trade-off efficiencies, or average Hydrologic Benefit value (a proxy for environmental benefit) gained per crop ET value lost (a proxy for farmer cost) (normalized to average basecase HB and ET values, respectively), in all 35 years. Some scenarios are excluded if they have no or negative ET loss, producing infinite or negative efficiency values." title="" id="31" name="Picture"/>
-            <a:graphic>
-              <a:graphicData uri="http://schemas.openxmlformats.org/drawingml/2006/picture">
-                <pic:pic>
-                  <pic:nvPicPr>
-                    <pic:cNvPr descr="Graphics%20and%20Supplements/Figure%204.png" id="32" name="Picture"/>
-                    <pic:cNvPicPr>
-                      <a:picLocks noChangeArrowheads="1" noChangeAspect="1"/>
-                    </pic:cNvPicPr>
-                  </pic:nvPicPr>
-                  <pic:blipFill>
-                    <a:blip r:embed="rId30"/>
-                    <a:stretch>
-                      <a:fillRect/>
-                    </a:stretch>
-                  </pic:blipFill>
-                  <pic:spPr bwMode="auto">
-                    <a:xfrm>
-                      <a:off x="0" y="0"/>
-                      <a:ext cx="5334000" cy="4000499"/>
-                    </a:xfrm>
-                    <a:prstGeom prst="rect">
-                      <a:avLst/>
-                    </a:prstGeom>
-                    <a:noFill/>
-                    <a:ln w="9525">
-                      <a:noFill/>
-                      <a:headEnd/>
-                      <a:tailEnd/>
-                    </a:ln>
-                  </pic:spPr>
-                </pic:pic>
-              </a:graphicData>
-            </a:graphic>
-          </wp:inline>
-        </w:drawing>
-      </w:r>
-    </w:p>
-    <w:p>
-      <w:pPr>
-        <w:pStyle w:val="ImageCaption"/>
-      </w:pPr>
-      <w:bookmarkStart w:id="33" w:name="fig:efficiency01"/>
-      <w:bookmarkEnd w:id="33"/>
-      <w:r>
-        <w:t xml:space="preserve">Figure 3:</w:t>
-      </w:r>
-      <w:r>
-        <w:t xml:space="preserve"> </w:t>
-      </w:r>
-      <w:r>
-        <w:t xml:space="preserve"> </w:t>
-      </w:r>
-      <w:r>
-        <w:t xml:space="preserve">Scenario trade-off efficiencies, or average Hydrologic Benefit value (a proxy for environmental benefit) gained per crop ET value lost (a proxy for farmer cost) (normalized to average basecase HB and ET values, respectively), in all 35 years. Some scenarios are excluded if they have no or negative ET loss, producing infinite or negative efficiency values.</w:t>
-      </w:r>
-    </w:p>
-    <w:p>
-      <w:pPr>
-        <w:pStyle w:val="CaptionedFigure"/>
-      </w:pPr>
-      <w:r>
-        <w:drawing>
-          <wp:inline>
-            <wp:extent cx="5334000" cy="4000499"/>
-            <wp:effectExtent b="0" l="0" r="0" t="0"/>
-            <wp:docPr descr="Figure 4:  Contributions to annual Hydrologic Benefit function values, by functional flow metric (intercept values not shown)." title="" id="35" name="Picture"/>
-            <a:graphic>
-              <a:graphicData uri="http://schemas.openxmlformats.org/drawingml/2006/picture">
-                <pic:pic>
-                  <pic:nvPicPr>
-                    <pic:cNvPr descr="Graphics%20and%20Supplements/Figure%205.png" id="36" name="Picture"/>
-                    <pic:cNvPicPr>
-                      <a:picLocks noChangeArrowheads="1" noChangeAspect="1"/>
-                    </pic:cNvPicPr>
-                  </pic:nvPicPr>
-                  <pic:blipFill>
-                    <a:blip r:embed="rId34"/>
-                    <a:stretch>
-                      <a:fillRect/>
-                    </a:stretch>
-                  </pic:blipFill>
-                  <pic:spPr bwMode="auto">
-                    <a:xfrm>
-                      <a:off x="0" y="0"/>
-                      <a:ext cx="5334000" cy="4000499"/>
-                    </a:xfrm>
-                    <a:prstGeom prst="rect">
-                      <a:avLst/>
-                    </a:prstGeom>
-                    <a:noFill/>
-                    <a:ln w="9525">
-                      <a:noFill/>
-                      <a:headEnd/>
-                      <a:tailEnd/>
-                    </a:ln>
-                  </pic:spPr>
-                </pic:pic>
-              </a:graphicData>
-            </a:graphic>
-          </wp:inline>
-        </w:drawing>
-      </w:r>
-    </w:p>
-    <w:p>
-      <w:pPr>
-        <w:pStyle w:val="ImageCaption"/>
-      </w:pPr>
-      <w:bookmarkStart w:id="37" w:name="fig:HBComponents"/>
-      <w:bookmarkEnd w:id="37"/>
-      <w:r>
-        <w:t xml:space="preserve">Figure 4:</w:t>
-      </w:r>
-      <w:r>
-        <w:t xml:space="preserve"> </w:t>
-      </w:r>
-      <w:r>
-        <w:t xml:space="preserve"> </w:t>
-      </w:r>
-      <w:r>
-        <w:t xml:space="preserve">Contributions to annual Hydrologic Benefit function values, by functional flow metric (intercept values not shown).</w:t>
-      </w:r>
-    </w:p>
     <w:sectPr>
       <w:footnotePr>
         <w:numRestart w:val="eachSect"/>

--- a/Kouba_Fish_and_Ag_Benefit_supplement.docx
+++ b/Kouba_Fish_and_Ag_Benefit_supplement.docx
@@ -26,7 +26,7 @@
         <w:t xml:space="preserve">2026-02-13</w:t>
       </w:r>
     </w:p>
-    <w:bookmarkStart w:id="20" w:name="Xe31d6312894bcc9f3d2120d4b9c15ea92e73e9b"/>
+    <w:bookmarkStart w:id="20" w:name="Xc1dc9abca028fec832449c8b3278bba7a4a4322"/>
     <w:p>
       <w:pPr>
         <w:pStyle w:val="Heading1"/>
@@ -41,7 +41,7 @@
         <w:tab/>
       </w:r>
       <w:r>
-        <w:t xml:space="preserve">Methodological details of Hydrologic Benefit function formulations (Supplements B-D)</w:t>
+        <w:t xml:space="preserve">Methodological details of Hydrologic Benefit function formulations (Supplements B-E)</w:t>
       </w:r>
     </w:p>
     <w:p>

--- a/Kouba_Fish_and_Ag_Benefit_supplement.docx
+++ b/Kouba_Fish_and_Ag_Benefit_supplement.docx
@@ -7,7 +7,7 @@
         <w:pStyle w:val="Title"/>
       </w:pPr>
       <w:r>
-        <w:t xml:space="preserve">Supplement D: Results with Hydrologic Benefit Function based on Chinook juvenile abundance</w:t>
+        <w:t xml:space="preserve">Supplement E: Results with Hydrologic Benefit Function based on Chinook juveniles per spawner</w:t>
       </w:r>
     </w:p>
     <w:p>
@@ -23,7 +23,7 @@
         <w:pStyle w:val="Date"/>
       </w:pPr>
       <w:r>
-        <w:t xml:space="preserve">2026-02-13</w:t>
+        <w:t xml:space="preserve">2026-03-10</w:t>
       </w:r>
     </w:p>
     <w:bookmarkStart w:id="20" w:name="Xc1dc9abca028fec832449c8b3278bba7a4a4322"/>
@@ -214,7 +214,7 @@
         <w:t xml:space="preserve">(Kouba et al. 2025)</w:t>
       </w:r>
       <w:r>
-        <w:t xml:space="preserve">, they are unsuitable for this hydrologic scenario outcome forecasting purpose, because they are autoregressive in nature: the forecasting of future fish outcomes requires historical observations of fish outcomes. Therefore, to use MARSS models in estimating the ecological effects of flow changes under different management scenarios, it would be necessary to have historical fish records collected in an alternate reality under the different management scenarios, which is not possible. Similarly, LASSO models which included spawner abundance as a predictor were also not included in this exercise.</w:t>
+        <w:t xml:space="preserve">, they are unsuitable for this hydrologic scenario outcome forecasting purpose, due to the nature of autoregression: the forecasting of future fish outcomes requires historical observations of fish outcomes. Therefore, to use MARSS models in estimating the ecological effects of flow changes under different management scenarios, it would be necessary to have historical fish records collected in an alternate reality under the different management scenarios, which is not possible. Similarly, LASSO models which included spawner abundance as a predictor were also not included in this exercise.</w:t>
       </w:r>
     </w:p>
     <w:p>
@@ -281,7 +281,7 @@
         <w:t xml:space="preserve"> </w:t>
       </w:r>
       <w:r>
-        <w:t xml:space="preserve">Coefficients for the Hydrologic Benefit function, an emperical estimate of ecological services provided to Chinook salmon by specific functional flows. The predicted value is in units of log10(juvenile abundance) produced, modeled using only hydrological factors.</w:t>
+        <w:t xml:space="preserve">Coefficients for the Hydrologic Benefit function, an emperical estimate of ecological services provided to Chinook salmon by specific functional flows. The predicted value is in units of log10(juveniles per spawner) produced, modeled using only hydrological factors.</w:t>
       </w:r>
     </w:p>
     <w:tbl xmlns:w="http://schemas.openxmlformats.org/wordprocessingml/2006/main" xmlns:r="http://schemas.openxmlformats.org/officeDocument/2006/relationships" xmlns:w14="http://schemas.microsoft.com/office/word/2010/wordml" xmlns:wp="http://schemas.openxmlformats.org/drawingml/2006/wordprocessingDrawing" xmlns:a="http://schemas.openxmlformats.org/drawingml/2006/main" xmlns:pic="http://schemas.openxmlformats.org/drawingml/2006/picture">
@@ -523,7 +523,7 @@
                 <w:szCs w:val="22"/>
                 <w:color w:val="000000"/>
               </w:rPr>
-              <w:t xml:space="preserve">5.450</w:t>
+              <w:t xml:space="preserve">1.944</w:t>
             </w:r>
           </w:p>
         </w:tc>
@@ -580,6 +580,144 @@
         <w:tc>
           <w:tcPr>
             <w:tcBorders>
+              <w:bottom w:val="none" w:sz="0" w:space="0" w:color="000000"/>
+              <w:top w:val="none" w:sz="0" w:space="0" w:color="000000"/>
+              <w:left w:val="none" w:sz="0" w:space="0" w:color="000000"/>
+              <w:right w:val="none" w:sz="0" w:space="0" w:color="000000"/>
+            </w:tcBorders>
+            <w:shd w:val="clear" w:color="auto" w:fill="FFFFFF"/>
+            <w:tcMar>
+              <w:top w:w="0" w:type="dxa"/>
+              <w:bottom w:w="0" w:type="dxa"/>
+              <w:left w:w="0" w:type="dxa"/>
+              <w:right w:w="0" w:type="dxa"/>
+            </w:tcMar>
+            <w:vAlign w:val="center"/>
+          </w:tcPr>
+          <w:p>
+            <w:pPr>
+              <w:pStyle w:val="Normal"/>
+              <w:jc w:val="left"/>
+              <w:pBdr>
+                <w:bottom w:val="none" w:sz="0" w:space="0" w:color="000000"/>
+                <w:top w:val="none" w:sz="0" w:space="0" w:color="000000"/>
+                <w:left w:val="none" w:sz="0" w:space="0" w:color="000000"/>
+                <w:right w:val="none" w:sz="0" w:space="0" w:color="000000"/>
+              </w:pBdr>
+              <w:spacing w:after="100" w:before="100" w:line="240"/>
+              <w:ind w:left="100" w:right="100" w:firstLine="0" w:firstLineChars="0"/>
+            </w:pPr>
+            <w:r xmlns:w="http://schemas.openxmlformats.org/wordprocessingml/2006/main" xmlns:wp="http://schemas.openxmlformats.org/drawingml/2006/wordprocessingDrawing" xmlns:r="http://schemas.openxmlformats.org/officeDocument/2006/relationships" xmlns:w14="http://schemas.microsoft.com/office/word/2010/wordml">
+              <w:rPr>
+                <w:rFonts w:ascii="Arial" w:hAnsi="Arial" w:eastAsia="Arial" w:cs="Arial"/>
+                <w:i w:val="false"/>
+                <w:b w:val="false"/>
+                <w:u w:val="none"/>
+                <w:sz w:val="22"/>
+                <w:szCs w:val="22"/>
+                <w:color w:val="000000"/>
+              </w:rPr>
+              <w:t xml:space="preserve">s1_SP_ROC_Max</w:t>
+            </w:r>
+          </w:p>
+        </w:tc>
+        <w:tc>
+          <w:tcPr>
+            <w:tcBorders>
+              <w:bottom w:val="none" w:sz="0" w:space="0" w:color="000000"/>
+              <w:top w:val="none" w:sz="0" w:space="0" w:color="000000"/>
+              <w:left w:val="none" w:sz="0" w:space="0" w:color="000000"/>
+              <w:right w:val="none" w:sz="0" w:space="0" w:color="000000"/>
+            </w:tcBorders>
+            <w:shd w:val="clear" w:color="auto" w:fill="FFFFFF"/>
+            <w:tcMar>
+              <w:top w:w="0" w:type="dxa"/>
+              <w:bottom w:w="0" w:type="dxa"/>
+              <w:left w:w="0" w:type="dxa"/>
+              <w:right w:w="0" w:type="dxa"/>
+            </w:tcMar>
+            <w:vAlign w:val="center"/>
+          </w:tcPr>
+          <w:p>
+            <w:pPr>
+              <w:pStyle w:val="Normal"/>
+              <w:jc w:val="right"/>
+              <w:pBdr>
+                <w:bottom w:val="none" w:sz="0" w:space="0" w:color="000000"/>
+                <w:top w:val="none" w:sz="0" w:space="0" w:color="000000"/>
+                <w:left w:val="none" w:sz="0" w:space="0" w:color="000000"/>
+                <w:right w:val="none" w:sz="0" w:space="0" w:color="000000"/>
+              </w:pBdr>
+              <w:spacing w:after="100" w:before="100" w:line="240"/>
+              <w:ind w:left="100" w:right="100" w:firstLine="0" w:firstLineChars="0"/>
+            </w:pPr>
+            <w:r xmlns:w="http://schemas.openxmlformats.org/wordprocessingml/2006/main" xmlns:wp="http://schemas.openxmlformats.org/drawingml/2006/wordprocessingDrawing" xmlns:r="http://schemas.openxmlformats.org/officeDocument/2006/relationships" xmlns:w14="http://schemas.microsoft.com/office/word/2010/wordml">
+              <w:rPr>
+                <w:rFonts w:ascii="Arial" w:hAnsi="Arial" w:eastAsia="Arial" w:cs="Arial"/>
+                <w:i w:val="false"/>
+                <w:b w:val="false"/>
+                <w:u w:val="none"/>
+                <w:sz w:val="22"/>
+                <w:szCs w:val="22"/>
+                <w:color w:val="000000"/>
+              </w:rPr>
+              <w:t xml:space="preserve">-0.041</w:t>
+            </w:r>
+          </w:p>
+        </w:tc>
+        <w:tc>
+          <w:tcPr>
+            <w:tcBorders>
+              <w:bottom w:val="none" w:sz="0" w:space="0" w:color="000000"/>
+              <w:top w:val="none" w:sz="0" w:space="0" w:color="000000"/>
+              <w:left w:val="none" w:sz="0" w:space="0" w:color="000000"/>
+              <w:right w:val="none" w:sz="0" w:space="0" w:color="000000"/>
+            </w:tcBorders>
+            <w:shd w:val="clear" w:color="auto" w:fill="FFFFFF"/>
+            <w:tcMar>
+              <w:top w:w="0" w:type="dxa"/>
+              <w:bottom w:w="0" w:type="dxa"/>
+              <w:left w:w="0" w:type="dxa"/>
+              <w:right w:w="0" w:type="dxa"/>
+            </w:tcMar>
+            <w:vAlign w:val="center"/>
+          </w:tcPr>
+          <w:p>
+            <w:pPr>
+              <w:pStyle w:val="Normal"/>
+              <w:jc w:val="left"/>
+              <w:pBdr>
+                <w:bottom w:val="none" w:sz="0" w:space="0" w:color="000000"/>
+                <w:top w:val="none" w:sz="0" w:space="0" w:color="000000"/>
+                <w:left w:val="none" w:sz="0" w:space="0" w:color="000000"/>
+                <w:right w:val="none" w:sz="0" w:space="0" w:color="000000"/>
+              </w:pBdr>
+              <w:spacing w:after="100" w:before="100" w:line="240"/>
+              <w:ind w:left="100" w:right="100" w:firstLine="0" w:firstLineChars="0"/>
+            </w:pPr>
+            <w:r xmlns:w="http://schemas.openxmlformats.org/wordprocessingml/2006/main" xmlns:wp="http://schemas.openxmlformats.org/drawingml/2006/wordprocessingDrawing" xmlns:r="http://schemas.openxmlformats.org/officeDocument/2006/relationships" xmlns:w14="http://schemas.microsoft.com/office/word/2010/wordml">
+              <w:rPr>
+                <w:rFonts w:ascii="Arial" w:hAnsi="Arial" w:eastAsia="Arial" w:cs="Arial"/>
+                <w:i w:val="false"/>
+                <w:b w:val="false"/>
+                <w:u w:val="none"/>
+                <w:sz w:val="22"/>
+                <w:szCs w:val="22"/>
+                <w:color w:val="000000"/>
+              </w:rPr>
+              <w:t xml:space="preserve">Slower max. rate of change, spring recession (as outmigrating smolt)</w:t>
+            </w:r>
+          </w:p>
+        </w:tc>
+      </w:tr>
+      <w:tr>
+        <w:trPr>
+          <w:trHeight w:val="360" w:hRule="auto"/>
+        </w:trPr>
+        body3
+        <w:tc>
+          <w:tcPr>
+            <w:tcBorders>
               <w:bottom w:val="single" w:sz="12" w:space="0" w:color="666666"/>
               <w:top w:val="none" w:sz="0" w:space="0" w:color="000000"/>
               <w:left w:val="none" w:sz="0" w:space="0" w:color="000000"/>
@@ -661,7 +799,7 @@
                 <w:szCs w:val="22"/>
                 <w:color w:val="000000"/>
               </w:rPr>
-              <w:t xml:space="preserve">-0.309</w:t>
+              <w:t xml:space="preserve">-0.181</w:t>
             </w:r>
           </w:p>
         </w:tc>
@@ -711,26 +849,6 @@
         </w:tc>
       </w:tr>
     </w:tbl>
-    <w:p>
-      <w:pPr>
-        <w:pStyle w:val="SourceCode"/>
-      </w:pPr>
-      <w:r>
-        <w:rPr>
-          <w:rStyle w:val="VerbatimChar"/>
-        </w:rPr>
-        <w:t xml:space="preserve">## png </w:t>
-      </w:r>
-      <w:r>
-        <w:br/>
-      </w:r>
-      <w:r>
-        <w:rPr>
-          <w:rStyle w:val="VerbatimChar"/>
-        </w:rPr>
-        <w:t xml:space="preserve">##   2</w:t>
-      </w:r>
-    </w:p>
     <w:p>
       <w:pPr>
         <w:pStyle w:val="CaptionedFigure"/>
@@ -745,7 +863,7 @@
               <a:graphicData uri="http://schemas.openxmlformats.org/drawingml/2006/picture">
                 <pic:pic>
                   <pic:nvPicPr>
-                    <pic:cNvPr descr="Graphics%20and%20Supplements/Figure%2011.png" id="24" name="Picture"/>
+                    <pic:cNvPr descr="Graphics%20and%20Supplements/Figure%2051.png" id="24" name="Picture"/>
                     <pic:cNvPicPr>
                       <a:picLocks noChangeArrowheads="1" noChangeAspect="1"/>
                     </pic:cNvPicPr>
@@ -811,7 +929,7 @@
               <a:graphicData uri="http://schemas.openxmlformats.org/drawingml/2006/picture">
                 <pic:pic>
                   <pic:nvPicPr>
-                    <pic:cNvPr descr="Graphics%20and%20Supplements/Figure%2012.png" id="28" name="Picture"/>
+                    <pic:cNvPr descr="Graphics%20and%20Supplements/Figure%2052.png" id="28" name="Picture"/>
                     <pic:cNvPicPr>
                       <a:picLocks noChangeArrowheads="1" noChangeAspect="1"/>
                     </pic:cNvPicPr>
@@ -889,26 +1007,6 @@
     </w:p>
     <w:p>
       <w:pPr>
-        <w:pStyle w:val="SourceCode"/>
-      </w:pPr>
-      <w:r>
-        <w:rPr>
-          <w:rStyle w:val="VerbatimChar"/>
-        </w:rPr>
-        <w:t xml:space="preserve">## png </w:t>
-      </w:r>
-      <w:r>
-        <w:br/>
-      </w:r>
-      <w:r>
-        <w:rPr>
-          <w:rStyle w:val="VerbatimChar"/>
-        </w:rPr>
-        <w:t xml:space="preserve">##   2</w:t>
-      </w:r>
-    </w:p>
-    <w:p>
-      <w:pPr>
         <w:pStyle w:val="CaptionedFigure"/>
       </w:pPr>
       <w:r>
@@ -921,7 +1019,7 @@
               <a:graphicData uri="http://schemas.openxmlformats.org/drawingml/2006/picture">
                 <pic:pic>
                   <pic:nvPicPr>
-                    <pic:cNvPr descr="Graphics%20and%20Supplements/Figure%2013.png" id="33" name="Picture"/>
+                    <pic:cNvPr descr="Graphics%20and%20Supplements/Figure%2053.png" id="33" name="Picture"/>
                     <pic:cNvPicPr>
                       <a:picLocks noChangeArrowheads="1" noChangeAspect="1"/>
                     </pic:cNvPicPr>
@@ -975,59 +1073,19 @@
     </w:p>
     <w:p>
       <w:pPr>
-        <w:pStyle w:val="SourceCode"/>
-      </w:pPr>
-      <w:r>
-        <w:rPr>
-          <w:rStyle w:val="VerbatimChar"/>
-        </w:rPr>
-        <w:t xml:space="preserve">## png </w:t>
-      </w:r>
-      <w:r>
-        <w:br/>
-      </w:r>
-      <w:r>
-        <w:rPr>
-          <w:rStyle w:val="VerbatimChar"/>
-        </w:rPr>
-        <w:t xml:space="preserve">##   2</w:t>
-      </w:r>
-    </w:p>
-    <w:p>
-      <w:pPr>
-        <w:pStyle w:val="SourceCode"/>
-      </w:pPr>
-      <w:r>
-        <w:rPr>
-          <w:rStyle w:val="VerbatimChar"/>
-        </w:rPr>
-        <w:t xml:space="preserve">## png </w:t>
-      </w:r>
-      <w:r>
-        <w:br/>
-      </w:r>
-      <w:r>
-        <w:rPr>
-          <w:rStyle w:val="VerbatimChar"/>
-        </w:rPr>
-        <w:t xml:space="preserve">##   2</w:t>
-      </w:r>
-    </w:p>
-    <w:p>
-      <w:pPr>
         <w:pStyle w:val="CaptionedFigure"/>
       </w:pPr>
       <w:r>
         <w:drawing>
           <wp:inline>
-            <wp:extent cx="5334000" cy="4000499"/>
+            <wp:extent cx="5334000" cy="5334000"/>
             <wp:effectExtent b="0" l="0" r="0" t="0"/>
             <wp:docPr descr="Figure 4:  Scenario trade-off efficiencies, or average Hydrologic Benefit value (a proxy for environmental benefit) gained per crop ET value lost (a proxy for farmer cost) (normalized to average basecase HB and ET values, respectively), in all 35 years. Some scenarios are excluded if they have no or negative ET loss, producing infinite or negative efficiency values." title="" id="36" name="Picture"/>
             <a:graphic>
               <a:graphicData uri="http://schemas.openxmlformats.org/drawingml/2006/picture">
                 <pic:pic>
                   <pic:nvPicPr>
-                    <pic:cNvPr descr="Graphics%20and%20Supplements/Figure%2015.png" id="37" name="Picture"/>
+                    <pic:cNvPr descr="Graphics%20and%20Supplements/Figure%2054.png" id="37" name="Picture"/>
                     <pic:cNvPicPr>
                       <a:picLocks noChangeArrowheads="1" noChangeAspect="1"/>
                     </pic:cNvPicPr>
@@ -1041,7 +1099,7 @@
                   <pic:spPr bwMode="auto">
                     <a:xfrm>
                       <a:off x="0" y="0"/>
-                      <a:ext cx="5334000" cy="4000499"/>
+                      <a:ext cx="5334000" cy="5334000"/>
                     </a:xfrm>
                     <a:prstGeom prst="rect">
                       <a:avLst/>
@@ -1105,14 +1163,14 @@
       <w:r>
         <w:drawing>
           <wp:inline>
-            <wp:extent cx="4267200" cy="4141694"/>
+            <wp:extent cx="4267200" cy="4136860"/>
             <wp:effectExtent b="0" l="0" r="0" t="0"/>
             <wp:docPr descr="Figure 5:  A three-dimensional scatter plot of the objective function values for basecase and 24 management scenarios, averaged over 35 water years (1991-2025). Larger spheres are shown for the Pareto-optimal set of scenarios. Scenario colors correspond to legend in Supplement Figures 3 and 4. The corner corresponding to optimal values of all objective functions (the ‘best’ corner) is highlighted with a red arrow." title="" id="41" name="Picture"/>
             <a:graphic>
               <a:graphicData uri="http://schemas.openxmlformats.org/drawingml/2006/picture">
                 <pic:pic>
                   <pic:nvPicPr>
-                    <pic:cNvPr descr="Graphics%20and%20Supplements/hbf%20et%20infra%20plot3d_2026.03.06_chinook%20juv.jpg" id="42" name="Picture"/>
+                    <pic:cNvPr descr="Graphics%20and%20Supplements/hbf%20et%20infra%20plot3d_2026.03.06_chinook%20jps.jpg" id="42" name="Picture"/>
                     <pic:cNvPicPr>
                       <a:picLocks noChangeArrowheads="1" noChangeAspect="1"/>
                     </pic:cNvPicPr>
@@ -1126,7 +1184,7 @@
                   <pic:spPr bwMode="auto">
                     <a:xfrm>
                       <a:off x="0" y="0"/>
-                      <a:ext cx="4267200" cy="4141694"/>
+                      <a:ext cx="4267200" cy="4136860"/>
                     </a:xfrm>
                     <a:prstGeom prst="rect">
                       <a:avLst/>
@@ -1409,7 +1467,7 @@
                 <w:szCs w:val="22"/>
                 <w:color w:val="000000"/>
               </w:rPr>
-              <w:t xml:space="preserve">Mean HB / 1000</w:t>
+              <w:t xml:space="preserve">Mean HB</w:t>
             </w:r>
           </w:p>
         </w:tc>
@@ -1723,7 +1781,7 @@
                 <w:szCs w:val="20"/>
                 <w:color w:val="000000"/>
               </w:rPr>
-              <w:t xml:space="preserve">237.85</w:t>
+              <w:t xml:space="preserve">80.20</w:t>
             </w:r>
           </w:p>
         </w:tc>
@@ -2037,7 +2095,7 @@
                 <w:szCs w:val="20"/>
                 <w:color w:val="000000"/>
               </w:rPr>
-              <w:t xml:space="preserve">241.99</w:t>
+              <w:t xml:space="preserve">81.84</w:t>
             </w:r>
           </w:p>
         </w:tc>
@@ -2169,7 +2227,7 @@
                 <w:szCs w:val="20"/>
                 <w:color w:val="000000"/>
               </w:rPr>
-              <w:t xml:space="preserve">0.27</w:t>
+              <w:t xml:space="preserve">0.31</w:t>
             </w:r>
           </w:p>
         </w:tc>
@@ -2351,7 +2409,7 @@
                 <w:szCs w:val="20"/>
                 <w:color w:val="000000"/>
               </w:rPr>
-              <w:t xml:space="preserve">239.33</w:t>
+              <w:t xml:space="preserve">80.63</w:t>
             </w:r>
           </w:p>
         </w:tc>
@@ -2483,7 +2541,7 @@
                 <w:szCs w:val="20"/>
                 <w:color w:val="000000"/>
               </w:rPr>
-              <w:t xml:space="preserve">0.21</w:t>
+              <w:t xml:space="preserve">0.18</w:t>
             </w:r>
           </w:p>
         </w:tc>
@@ -2665,7 +2723,7 @@
                 <w:szCs w:val="20"/>
                 <w:color w:val="000000"/>
               </w:rPr>
-              <w:t xml:space="preserve">237.93</w:t>
+              <w:t xml:space="preserve">80.25</w:t>
             </w:r>
           </w:p>
         </w:tc>
@@ -2797,7 +2855,7 @@
                 <w:szCs w:val="20"/>
                 <w:color w:val="000000"/>
               </w:rPr>
-              <w:t xml:space="preserve">0.04</w:t>
+              <w:t xml:space="preserve">0.06</w:t>
             </w:r>
           </w:p>
         </w:tc>
@@ -2979,7 +3037,7 @@
                 <w:szCs w:val="20"/>
                 <w:color w:val="000000"/>
               </w:rPr>
-              <w:t xml:space="preserve">245.35</w:t>
+              <w:t xml:space="preserve">84.24</w:t>
             </w:r>
           </w:p>
         </w:tc>
@@ -3111,7 +3169,7 @@
                 <w:szCs w:val="20"/>
                 <w:color w:val="000000"/>
               </w:rPr>
-              <w:t xml:space="preserve">0.25</w:t>
+              <w:t xml:space="preserve">0.4</w:t>
             </w:r>
           </w:p>
         </w:tc>
@@ -3293,7 +3351,7 @@
                 <w:szCs w:val="20"/>
                 <w:color w:val="000000"/>
               </w:rPr>
-              <w:t xml:space="preserve">236.91</w:t>
+              <w:t xml:space="preserve">80.23</w:t>
             </w:r>
           </w:p>
         </w:tc>
@@ -3381,7 +3439,7 @@
                 <w:szCs w:val="20"/>
                 <w:color w:val="000000"/>
               </w:rPr>
-              <w:t xml:space="preserve">--</w:t>
+              <w:t xml:space="preserve">Yes</w:t>
             </w:r>
           </w:p>
         </w:tc>
@@ -3425,7 +3483,7 @@
                 <w:szCs w:val="20"/>
                 <w:color w:val="000000"/>
               </w:rPr>
-              <w:t xml:space="preserve">--</w:t>
+              <w:t xml:space="preserve">0</w:t>
             </w:r>
           </w:p>
         </w:tc>
@@ -3607,7 +3665,7 @@
                 <w:szCs w:val="20"/>
                 <w:color w:val="000000"/>
               </w:rPr>
-              <w:t xml:space="preserve">244.45</w:t>
+              <w:t xml:space="preserve">81.72</w:t>
             </w:r>
           </w:p>
         </w:tc>
@@ -3739,7 +3797,7 @@
                 <w:szCs w:val="20"/>
                 <w:color w:val="000000"/>
               </w:rPr>
-              <w:t xml:space="preserve">1.15</w:t>
+              <w:t xml:space="preserve">0.78</w:t>
             </w:r>
           </w:p>
         </w:tc>
@@ -3921,7 +3979,7 @@
                 <w:szCs w:val="20"/>
                 <w:color w:val="000000"/>
               </w:rPr>
-              <w:t xml:space="preserve">233.59</w:t>
+              <w:t xml:space="preserve">79.11</w:t>
             </w:r>
           </w:p>
         </w:tc>
@@ -4235,7 +4293,7 @@
                 <w:szCs w:val="20"/>
                 <w:color w:val="000000"/>
               </w:rPr>
-              <w:t xml:space="preserve">227.80</w:t>
+              <w:t xml:space="preserve">79.48</w:t>
             </w:r>
           </w:p>
         </w:tc>
@@ -4549,7 +4607,7 @@
                 <w:szCs w:val="20"/>
                 <w:color w:val="000000"/>
               </w:rPr>
-              <w:t xml:space="preserve">230.70</w:t>
+              <w:t xml:space="preserve">80.19</w:t>
             </w:r>
           </w:p>
         </w:tc>
@@ -4863,7 +4921,7 @@
                 <w:szCs w:val="20"/>
                 <w:color w:val="000000"/>
               </w:rPr>
-              <w:t xml:space="preserve">233.96</w:t>
+              <w:t xml:space="preserve">80.12</w:t>
             </w:r>
           </w:p>
         </w:tc>
@@ -5177,7 +5235,7 @@
                 <w:szCs w:val="20"/>
                 <w:color w:val="000000"/>
               </w:rPr>
-              <w:t xml:space="preserve">235.38</w:t>
+              <w:t xml:space="preserve">80.33</w:t>
             </w:r>
           </w:p>
         </w:tc>
@@ -5265,7 +5323,7 @@
                 <w:szCs w:val="20"/>
                 <w:color w:val="000000"/>
               </w:rPr>
-              <w:t xml:space="preserve">--</w:t>
+              <w:t xml:space="preserve">Yes</w:t>
             </w:r>
           </w:p>
         </w:tc>
@@ -5309,7 +5367,7 @@
                 <w:szCs w:val="20"/>
                 <w:color w:val="000000"/>
               </w:rPr>
-              <w:t xml:space="preserve">--</w:t>
+              <w:t xml:space="preserve">0.19</w:t>
             </w:r>
           </w:p>
         </w:tc>
@@ -5491,7 +5549,7 @@
                 <w:szCs w:val="20"/>
                 <w:color w:val="000000"/>
               </w:rPr>
-              <w:t xml:space="preserve">229.06</w:t>
+              <w:t xml:space="preserve">79.76</w:t>
             </w:r>
           </w:p>
         </w:tc>
@@ -5805,7 +5863,7 @@
                 <w:szCs w:val="20"/>
                 <w:color w:val="000000"/>
               </w:rPr>
-              <w:t xml:space="preserve">237.59</w:t>
+              <w:t xml:space="preserve">80.19</w:t>
             </w:r>
           </w:p>
         </w:tc>
@@ -6119,7 +6177,7 @@
                 <w:szCs w:val="20"/>
                 <w:color w:val="000000"/>
               </w:rPr>
-              <w:t xml:space="preserve">244.28</w:t>
+              <w:t xml:space="preserve">84.05</w:t>
             </w:r>
           </w:p>
         </w:tc>
@@ -6251,7 +6309,7 @@
                 <w:szCs w:val="20"/>
                 <w:color w:val="000000"/>
               </w:rPr>
-              <w:t xml:space="preserve">0.08</w:t>
+              <w:t xml:space="preserve">0.14</w:t>
             </w:r>
           </w:p>
         </w:tc>
@@ -6433,7 +6491,7 @@
                 <w:szCs w:val="20"/>
                 <w:color w:val="000000"/>
               </w:rPr>
-              <w:t xml:space="preserve">235.70</w:t>
+              <w:t xml:space="preserve">80.56</w:t>
             </w:r>
           </w:p>
         </w:tc>
@@ -6565,7 +6623,7 @@
                 <w:szCs w:val="20"/>
                 <w:color w:val="000000"/>
               </w:rPr>
-              <w:t xml:space="preserve">--</w:t>
+              <w:t xml:space="preserve">0.05</w:t>
             </w:r>
           </w:p>
         </w:tc>
@@ -6747,7 +6805,7 @@
                 <w:szCs w:val="20"/>
                 <w:color w:val="000000"/>
               </w:rPr>
-              <w:t xml:space="preserve">227.92</w:t>
+              <w:t xml:space="preserve">79.83</w:t>
             </w:r>
           </w:p>
         </w:tc>
@@ -7061,7 +7119,7 @@
                 <w:szCs w:val="20"/>
                 <w:color w:val="000000"/>
               </w:rPr>
-              <w:t xml:space="preserve">266.37</w:t>
+              <w:t xml:space="preserve">93.23</w:t>
             </w:r>
           </w:p>
         </w:tc>
@@ -7193,7 +7251,7 @@
                 <w:szCs w:val="20"/>
                 <w:color w:val="000000"/>
               </w:rPr>
-              <w:t xml:space="preserve">0.12</w:t>
+              <w:t xml:space="preserve">0.16</w:t>
             </w:r>
           </w:p>
         </w:tc>
@@ -7375,7 +7433,7 @@
                 <w:szCs w:val="20"/>
                 <w:color w:val="000000"/>
               </w:rPr>
-              <w:t xml:space="preserve">239.78</w:t>
+              <w:t xml:space="preserve">83.63</w:t>
             </w:r>
           </w:p>
         </w:tc>
@@ -7507,7 +7565,7 @@
                 <w:szCs w:val="20"/>
                 <w:color w:val="000000"/>
               </w:rPr>
-              <w:t xml:space="preserve">0.02</w:t>
+              <w:t xml:space="preserve">0.13</w:t>
             </w:r>
           </w:p>
         </w:tc>
@@ -7689,7 +7747,7 @@
                 <w:szCs w:val="20"/>
                 <w:color w:val="000000"/>
               </w:rPr>
-              <w:t xml:space="preserve">236.64</w:t>
+              <w:t xml:space="preserve">81.06</w:t>
             </w:r>
           </w:p>
         </w:tc>
@@ -7821,7 +7879,7 @@
                 <w:szCs w:val="20"/>
                 <w:color w:val="000000"/>
               </w:rPr>
-              <w:t xml:space="preserve">--</w:t>
+              <w:t xml:space="preserve">0.13</w:t>
             </w:r>
           </w:p>
         </w:tc>
@@ -8003,7 +8061,7 @@
                 <w:szCs w:val="20"/>
                 <w:color w:val="000000"/>
               </w:rPr>
-              <w:t xml:space="preserve">239.65</w:t>
+              <w:t xml:space="preserve">82.54</w:t>
             </w:r>
           </w:p>
         </w:tc>
@@ -8135,7 +8193,7 @@
                 <w:szCs w:val="20"/>
                 <w:color w:val="000000"/>
               </w:rPr>
-              <w:t xml:space="preserve">0.04</w:t>
+              <w:t xml:space="preserve">0.14</w:t>
             </w:r>
           </w:p>
         </w:tc>
@@ -8317,7 +8375,7 @@
                 <w:szCs w:val="20"/>
                 <w:color w:val="000000"/>
               </w:rPr>
-              <w:t xml:space="preserve">230.43</w:t>
+              <w:t xml:space="preserve">86.06</w:t>
             </w:r>
           </w:p>
         </w:tc>
@@ -8405,7 +8463,7 @@
                 <w:szCs w:val="20"/>
                 <w:color w:val="000000"/>
               </w:rPr>
-              <w:t xml:space="preserve">--</w:t>
+              <w:t xml:space="preserve">Yes</w:t>
             </w:r>
           </w:p>
         </w:tc>
@@ -8449,7 +8507,7 @@
                 <w:szCs w:val="20"/>
                 <w:color w:val="000000"/>
               </w:rPr>
-              <w:t xml:space="preserve">--</w:t>
+              <w:t xml:space="preserve">0.07</w:t>
             </w:r>
           </w:p>
         </w:tc>
@@ -8631,7 +8689,7 @@
                 <w:szCs w:val="20"/>
                 <w:color w:val="000000"/>
               </w:rPr>
-              <w:t xml:space="preserve">241.54</w:t>
+              <w:t xml:space="preserve">80.92</w:t>
             </w:r>
           </w:p>
         </w:tc>
@@ -8945,7 +9003,7 @@
                 <w:szCs w:val="20"/>
                 <w:color w:val="000000"/>
               </w:rPr>
-              <w:t xml:space="preserve">230.83</w:t>
+              <w:t xml:space="preserve">78.83</w:t>
             </w:r>
           </w:p>
         </w:tc>
@@ -9259,7 +9317,7 @@
                 <w:szCs w:val="20"/>
                 <w:color w:val="000000"/>
               </w:rPr>
-              <w:t xml:space="preserve">255.73</w:t>
+              <w:t xml:space="preserve">83.67</w:t>
             </w:r>
           </w:p>
         </w:tc>
@@ -9403,7 +9461,7 @@
       </w:r>
     </w:p>
     <w:bookmarkEnd w:id="46"/>
-    <w:bookmarkStart w:id="51" w:name="functional-flow-metrics"/>
+    <w:bookmarkStart w:id="52" w:name="functional-flow-metrics"/>
     <w:p>
       <w:pPr>
         <w:pStyle w:val="Heading1"/>
@@ -9447,6 +9505,8178 @@
         <w:t xml:space="preserve"> </w:t>
       </w:r>
       <w:r>
+        <w:t xml:space="preserve">For functional flow s1_SP_ROC_Max: Annual functional flow values, for example scenarios, based on simulated Fort Jones daily average flow, which influence Hydrologic Benefit Function results.</w:t>
+      </w:r>
+    </w:p>
+    <w:tbl xmlns:w="http://schemas.openxmlformats.org/wordprocessingml/2006/main" xmlns:r="http://schemas.openxmlformats.org/officeDocument/2006/relationships" xmlns:w14="http://schemas.microsoft.com/office/word/2010/wordml" xmlns:wp="http://schemas.openxmlformats.org/drawingml/2006/wordprocessingDrawing" xmlns:a="http://schemas.openxmlformats.org/drawingml/2006/main" xmlns:pic="http://schemas.openxmlformats.org/drawingml/2006/picture">
+      <w:tblPr>
+        <w:tblLayout w:type="fixed"/>
+        <w:jc w:val="center"/>
+        <w:tblLook w:firstRow="1" w:lastRow="0" w:firstColumn="0" w:lastColumn="0" w:noHBand="0" w:noVBand="1"/>
+      </w:tblPr>
+      <w:tblGrid>
+        <w:gridCol w:w="1872"/>
+        <w:gridCol w:w="1872"/>
+        <w:gridCol w:w="1872"/>
+        <w:gridCol w:w="1872"/>
+        <w:gridCol w:w="1872"/>
+      </w:tblGrid>
+      <w:tr>
+        <w:trPr>
+          <w:trHeight w:val="360" w:hRule="auto"/>
+          <w:tblHeader/>
+        </w:trPr>
+        header 1
+        <w:tc>
+          <w:tcPr>
+            <w:tcBorders>
+              <w:bottom w:val="single" w:sz="12" w:space="0" w:color="666666"/>
+              <w:top w:val="single" w:sz="12" w:space="0" w:color="666666"/>
+              <w:left w:val="none" w:sz="0" w:space="0" w:color="000000"/>
+              <w:right w:val="none" w:sz="0" w:space="0" w:color="000000"/>
+            </w:tcBorders>
+            <w:shd w:val="clear" w:color="auto" w:fill="FFFFFF"/>
+            <w:tcMar>
+              <w:top w:w="0" w:type="dxa"/>
+              <w:bottom w:w="0" w:type="dxa"/>
+              <w:left w:w="0" w:type="dxa"/>
+              <w:right w:w="0" w:type="dxa"/>
+            </w:tcMar>
+            <w:vAlign w:val="center"/>
+          </w:tcPr>
+          <w:p>
+            <w:pPr>
+              <w:pStyle w:val="Normal"/>
+              <w:jc w:val="right"/>
+              <w:pBdr>
+                <w:bottom w:val="none" w:sz="0" w:space="0" w:color="000000"/>
+                <w:top w:val="none" w:sz="0" w:space="0" w:color="000000"/>
+                <w:left w:val="none" w:sz="0" w:space="0" w:color="000000"/>
+                <w:right w:val="none" w:sz="0" w:space="0" w:color="000000"/>
+              </w:pBdr>
+              <w:spacing w:after="100" w:before="100" w:line="240"/>
+              <w:ind w:left="100" w:right="100" w:firstLine="0" w:firstLineChars="0"/>
+            </w:pPr>
+            <w:r xmlns:w="http://schemas.openxmlformats.org/wordprocessingml/2006/main" xmlns:wp="http://schemas.openxmlformats.org/drawingml/2006/wordprocessingDrawing" xmlns:r="http://schemas.openxmlformats.org/officeDocument/2006/relationships" xmlns:w14="http://schemas.microsoft.com/office/word/2010/wordml">
+              <w:rPr>
+                <w:rFonts w:ascii="Arial" w:hAnsi="Arial" w:eastAsia="Arial" w:cs="Arial"/>
+                <w:i w:val="false"/>
+                <w:b w:val="false"/>
+                <w:u w:val="none"/>
+                <w:sz w:val="22"/>
+                <w:szCs w:val="22"/>
+                <w:color w:val="000000"/>
+              </w:rPr>
+              <w:t xml:space="preserve">brood_year</w:t>
+            </w:r>
+          </w:p>
+        </w:tc>
+        <w:tc>
+          <w:tcPr>
+            <w:tcBorders>
+              <w:bottom w:val="single" w:sz="12" w:space="0" w:color="666666"/>
+              <w:top w:val="single" w:sz="12" w:space="0" w:color="666666"/>
+              <w:left w:val="none" w:sz="0" w:space="0" w:color="000000"/>
+              <w:right w:val="none" w:sz="0" w:space="0" w:color="000000"/>
+            </w:tcBorders>
+            <w:shd w:val="clear" w:color="auto" w:fill="FFFFFF"/>
+            <w:tcMar>
+              <w:top w:w="0" w:type="dxa"/>
+              <w:bottom w:w="0" w:type="dxa"/>
+              <w:left w:w="0" w:type="dxa"/>
+              <w:right w:w="0" w:type="dxa"/>
+            </w:tcMar>
+            <w:vAlign w:val="center"/>
+          </w:tcPr>
+          <w:p>
+            <w:pPr>
+              <w:pStyle w:val="Normal"/>
+              <w:jc w:val="right"/>
+              <w:pBdr>
+                <w:bottom w:val="none" w:sz="0" w:space="0" w:color="000000"/>
+                <w:top w:val="none" w:sz="0" w:space="0" w:color="000000"/>
+                <w:left w:val="none" w:sz="0" w:space="0" w:color="000000"/>
+                <w:right w:val="none" w:sz="0" w:space="0" w:color="000000"/>
+              </w:pBdr>
+              <w:spacing w:after="100" w:before="100" w:line="240"/>
+              <w:ind w:left="100" w:right="100" w:firstLine="0" w:firstLineChars="0"/>
+            </w:pPr>
+            <w:r xmlns:w="http://schemas.openxmlformats.org/wordprocessingml/2006/main" xmlns:wp="http://schemas.openxmlformats.org/drawingml/2006/wordprocessingDrawing" xmlns:r="http://schemas.openxmlformats.org/officeDocument/2006/relationships" xmlns:w14="http://schemas.microsoft.com/office/word/2010/wordml">
+              <w:rPr>
+                <w:rFonts w:ascii="Arial" w:hAnsi="Arial" w:eastAsia="Arial" w:cs="Arial"/>
+                <w:i w:val="false"/>
+                <w:b w:val="false"/>
+                <w:u w:val="none"/>
+                <w:sz w:val="22"/>
+                <w:szCs w:val="22"/>
+                <w:color w:val="000000"/>
+              </w:rPr>
+              <w:t xml:space="preserve">basecase</w:t>
+            </w:r>
+          </w:p>
+        </w:tc>
+        <w:tc>
+          <w:tcPr>
+            <w:tcBorders>
+              <w:bottom w:val="single" w:sz="12" w:space="0" w:color="666666"/>
+              <w:top w:val="single" w:sz="12" w:space="0" w:color="666666"/>
+              <w:left w:val="none" w:sz="0" w:space="0" w:color="000000"/>
+              <w:right w:val="none" w:sz="0" w:space="0" w:color="000000"/>
+            </w:tcBorders>
+            <w:shd w:val="clear" w:color="auto" w:fill="FFFFFF"/>
+            <w:tcMar>
+              <w:top w:w="0" w:type="dxa"/>
+              <w:bottom w:w="0" w:type="dxa"/>
+              <w:left w:w="0" w:type="dxa"/>
+              <w:right w:w="0" w:type="dxa"/>
+            </w:tcMar>
+            <w:vAlign w:val="center"/>
+          </w:tcPr>
+          <w:p>
+            <w:pPr>
+              <w:pStyle w:val="Normal"/>
+              <w:jc w:val="right"/>
+              <w:pBdr>
+                <w:bottom w:val="none" w:sz="0" w:space="0" w:color="000000"/>
+                <w:top w:val="none" w:sz="0" w:space="0" w:color="000000"/>
+                <w:left w:val="none" w:sz="0" w:space="0" w:color="000000"/>
+                <w:right w:val="none" w:sz="0" w:space="0" w:color="000000"/>
+              </w:pBdr>
+              <w:spacing w:after="100" w:before="100" w:line="240"/>
+              <w:ind w:left="100" w:right="100" w:firstLine="0" w:firstLineChars="0"/>
+            </w:pPr>
+            <w:r xmlns:w="http://schemas.openxmlformats.org/wordprocessingml/2006/main" xmlns:wp="http://schemas.openxmlformats.org/drawingml/2006/wordprocessingDrawing" xmlns:r="http://schemas.openxmlformats.org/officeDocument/2006/relationships" xmlns:w14="http://schemas.microsoft.com/office/word/2010/wordml">
+              <w:rPr>
+                <w:rFonts w:ascii="Arial" w:hAnsi="Arial" w:eastAsia="Arial" w:cs="Arial"/>
+                <w:i w:val="false"/>
+                <w:b w:val="false"/>
+                <w:u w:val="none"/>
+                <w:sz w:val="22"/>
+                <w:szCs w:val="22"/>
+                <w:color w:val="000000"/>
+              </w:rPr>
+              <w:t xml:space="preserve">alf_curtail_08.15</w:t>
+            </w:r>
+          </w:p>
+        </w:tc>
+        <w:tc>
+          <w:tcPr>
+            <w:tcBorders>
+              <w:bottom w:val="single" w:sz="12" w:space="0" w:color="666666"/>
+              <w:top w:val="single" w:sz="12" w:space="0" w:color="666666"/>
+              <w:left w:val="none" w:sz="0" w:space="0" w:color="000000"/>
+              <w:right w:val="none" w:sz="0" w:space="0" w:color="000000"/>
+            </w:tcBorders>
+            <w:shd w:val="clear" w:color="auto" w:fill="FFFFFF"/>
+            <w:tcMar>
+              <w:top w:w="0" w:type="dxa"/>
+              <w:bottom w:w="0" w:type="dxa"/>
+              <w:left w:w="0" w:type="dxa"/>
+              <w:right w:w="0" w:type="dxa"/>
+            </w:tcMar>
+            <w:vAlign w:val="center"/>
+          </w:tcPr>
+          <w:p>
+            <w:pPr>
+              <w:pStyle w:val="Normal"/>
+              <w:jc w:val="right"/>
+              <w:pBdr>
+                <w:bottom w:val="none" w:sz="0" w:space="0" w:color="000000"/>
+                <w:top w:val="none" w:sz="0" w:space="0" w:color="000000"/>
+                <w:left w:val="none" w:sz="0" w:space="0" w:color="000000"/>
+                <w:right w:val="none" w:sz="0" w:space="0" w:color="000000"/>
+              </w:pBdr>
+              <w:spacing w:after="100" w:before="100" w:line="240"/>
+              <w:ind w:left="100" w:right="100" w:firstLine="0" w:firstLineChars="0"/>
+            </w:pPr>
+            <w:r xmlns:w="http://schemas.openxmlformats.org/wordprocessingml/2006/main" xmlns:wp="http://schemas.openxmlformats.org/drawingml/2006/wordprocessingDrawing" xmlns:r="http://schemas.openxmlformats.org/officeDocument/2006/relationships" xmlns:w14="http://schemas.microsoft.com/office/word/2010/wordml">
+              <w:rPr>
+                <w:rFonts w:ascii="Arial" w:hAnsi="Arial" w:eastAsia="Arial" w:cs="Arial"/>
+                <w:i w:val="false"/>
+                <w:b w:val="false"/>
+                <w:u w:val="none"/>
+                <w:sz w:val="22"/>
+                <w:szCs w:val="22"/>
+                <w:color w:val="000000"/>
+              </w:rPr>
+              <w:t xml:space="preserve">alf_curtail_07.31</w:t>
+            </w:r>
+          </w:p>
+        </w:tc>
+        <w:tc>
+          <w:tcPr>
+            <w:tcBorders>
+              <w:bottom w:val="single" w:sz="12" w:space="0" w:color="666666"/>
+              <w:top w:val="single" w:sz="12" w:space="0" w:color="666666"/>
+              <w:left w:val="none" w:sz="0" w:space="0" w:color="000000"/>
+              <w:right w:val="none" w:sz="0" w:space="0" w:color="000000"/>
+            </w:tcBorders>
+            <w:shd w:val="clear" w:color="auto" w:fill="FFFFFF"/>
+            <w:tcMar>
+              <w:top w:w="0" w:type="dxa"/>
+              <w:bottom w:w="0" w:type="dxa"/>
+              <w:left w:w="0" w:type="dxa"/>
+              <w:right w:w="0" w:type="dxa"/>
+            </w:tcMar>
+            <w:vAlign w:val="center"/>
+          </w:tcPr>
+          <w:p>
+            <w:pPr>
+              <w:pStyle w:val="Normal"/>
+              <w:jc w:val="right"/>
+              <w:pBdr>
+                <w:bottom w:val="none" w:sz="0" w:space="0" w:color="000000"/>
+                <w:top w:val="none" w:sz="0" w:space="0" w:color="000000"/>
+                <w:left w:val="none" w:sz="0" w:space="0" w:color="000000"/>
+                <w:right w:val="none" w:sz="0" w:space="0" w:color="000000"/>
+              </w:pBdr>
+              <w:spacing w:after="100" w:before="100" w:line="240"/>
+              <w:ind w:left="100" w:right="100" w:firstLine="0" w:firstLineChars="0"/>
+            </w:pPr>
+            <w:r xmlns:w="http://schemas.openxmlformats.org/wordprocessingml/2006/main" xmlns:wp="http://schemas.openxmlformats.org/drawingml/2006/wordprocessingDrawing" xmlns:r="http://schemas.openxmlformats.org/officeDocument/2006/relationships" xmlns:w14="http://schemas.microsoft.com/office/word/2010/wordml">
+              <w:rPr>
+                <w:rFonts w:ascii="Arial" w:hAnsi="Arial" w:eastAsia="Arial" w:cs="Arial"/>
+                <w:i w:val="false"/>
+                <w:b w:val="false"/>
+                <w:u w:val="none"/>
+                <w:sz w:val="22"/>
+                <w:szCs w:val="22"/>
+                <w:color w:val="000000"/>
+              </w:rPr>
+              <w:t xml:space="preserve">alf_curtail_07.15</w:t>
+            </w:r>
+          </w:p>
+        </w:tc>
+      </w:tr>
+      <w:tr>
+        <w:trPr>
+          <w:trHeight w:val="360" w:hRule="auto"/>
+        </w:trPr>
+        body 1
+        <w:tc>
+          <w:tcPr>
+            <w:tcBorders>
+              <w:bottom w:val="none" w:sz="0" w:space="0" w:color="000000"/>
+              <w:top w:val="single" w:sz="12" w:space="0" w:color="666666"/>
+              <w:left w:val="none" w:sz="0" w:space="0" w:color="000000"/>
+              <w:right w:val="none" w:sz="0" w:space="0" w:color="000000"/>
+            </w:tcBorders>
+            <w:shd w:val="clear" w:color="auto" w:fill="FFFFFF"/>
+            <w:tcMar>
+              <w:top w:w="0" w:type="dxa"/>
+              <w:bottom w:w="0" w:type="dxa"/>
+              <w:left w:w="0" w:type="dxa"/>
+              <w:right w:w="0" w:type="dxa"/>
+            </w:tcMar>
+            <w:vAlign w:val="center"/>
+          </w:tcPr>
+          <w:p>
+            <w:pPr>
+              <w:pStyle w:val="Normal"/>
+              <w:jc w:val="right"/>
+              <w:pBdr>
+                <w:bottom w:val="none" w:sz="0" w:space="0" w:color="000000"/>
+                <w:top w:val="none" w:sz="0" w:space="0" w:color="000000"/>
+                <w:left w:val="none" w:sz="0" w:space="0" w:color="000000"/>
+                <w:right w:val="none" w:sz="0" w:space="0" w:color="000000"/>
+              </w:pBdr>
+              <w:spacing w:after="100" w:before="100" w:line="240"/>
+              <w:ind w:left="100" w:right="100" w:firstLine="0" w:firstLineChars="0"/>
+            </w:pPr>
+            <w:r xmlns:w="http://schemas.openxmlformats.org/wordprocessingml/2006/main" xmlns:wp="http://schemas.openxmlformats.org/drawingml/2006/wordprocessingDrawing" xmlns:r="http://schemas.openxmlformats.org/officeDocument/2006/relationships" xmlns:w14="http://schemas.microsoft.com/office/word/2010/wordml">
+              <w:rPr>
+                <w:rFonts w:ascii="Arial" w:hAnsi="Arial" w:eastAsia="Arial" w:cs="Arial"/>
+                <w:i w:val="false"/>
+                <w:b w:val="false"/>
+                <w:u w:val="none"/>
+                <w:sz w:val="22"/>
+                <w:szCs w:val="22"/>
+                <w:color w:val="000000"/>
+              </w:rPr>
+              <w:t xml:space="preserve">1991</w:t>
+            </w:r>
+          </w:p>
+        </w:tc>
+        <w:tc>
+          <w:tcPr>
+            <w:tcBorders>
+              <w:bottom w:val="none" w:sz="0" w:space="0" w:color="000000"/>
+              <w:top w:val="single" w:sz="12" w:space="0" w:color="666666"/>
+              <w:left w:val="none" w:sz="0" w:space="0" w:color="000000"/>
+              <w:right w:val="none" w:sz="0" w:space="0" w:color="000000"/>
+            </w:tcBorders>
+            <w:shd w:val="clear" w:color="auto" w:fill="FFFFFF"/>
+            <w:tcMar>
+              <w:top w:w="0" w:type="dxa"/>
+              <w:bottom w:w="0" w:type="dxa"/>
+              <w:left w:w="0" w:type="dxa"/>
+              <w:right w:w="0" w:type="dxa"/>
+            </w:tcMar>
+            <w:vAlign w:val="center"/>
+          </w:tcPr>
+          <w:p>
+            <w:pPr>
+              <w:pStyle w:val="Normal"/>
+              <w:jc w:val="right"/>
+              <w:pBdr>
+                <w:bottom w:val="none" w:sz="0" w:space="0" w:color="000000"/>
+                <w:top w:val="none" w:sz="0" w:space="0" w:color="000000"/>
+                <w:left w:val="none" w:sz="0" w:space="0" w:color="000000"/>
+                <w:right w:val="none" w:sz="0" w:space="0" w:color="000000"/>
+              </w:pBdr>
+              <w:spacing w:after="100" w:before="100" w:line="240"/>
+              <w:ind w:left="100" w:right="100" w:firstLine="0" w:firstLineChars="0"/>
+            </w:pPr>
+            <w:r xmlns:w="http://schemas.openxmlformats.org/wordprocessingml/2006/main" xmlns:wp="http://schemas.openxmlformats.org/drawingml/2006/wordprocessingDrawing" xmlns:r="http://schemas.openxmlformats.org/officeDocument/2006/relationships" xmlns:w14="http://schemas.microsoft.com/office/word/2010/wordml">
+              <w:rPr>
+                <w:rFonts w:ascii="Arial" w:hAnsi="Arial" w:eastAsia="Arial" w:cs="Arial"/>
+                <w:i w:val="false"/>
+                <w:b w:val="false"/>
+                <w:u w:val="none"/>
+                <w:sz w:val="22"/>
+                <w:szCs w:val="22"/>
+                <w:color w:val="000000"/>
+              </w:rPr>
+              <w:t xml:space="preserve">0.155</w:t>
+            </w:r>
+          </w:p>
+        </w:tc>
+        <w:tc>
+          <w:tcPr>
+            <w:tcBorders>
+              <w:bottom w:val="none" w:sz="0" w:space="0" w:color="000000"/>
+              <w:top w:val="single" w:sz="12" w:space="0" w:color="666666"/>
+              <w:left w:val="none" w:sz="0" w:space="0" w:color="000000"/>
+              <w:right w:val="none" w:sz="0" w:space="0" w:color="000000"/>
+            </w:tcBorders>
+            <w:shd w:val="clear" w:color="auto" w:fill="FFFFFF"/>
+            <w:tcMar>
+              <w:top w:w="0" w:type="dxa"/>
+              <w:bottom w:w="0" w:type="dxa"/>
+              <w:left w:w="0" w:type="dxa"/>
+              <w:right w:w="0" w:type="dxa"/>
+            </w:tcMar>
+            <w:vAlign w:val="center"/>
+          </w:tcPr>
+          <w:p>
+            <w:pPr>
+              <w:pStyle w:val="Normal"/>
+              <w:jc w:val="right"/>
+              <w:pBdr>
+                <w:bottom w:val="none" w:sz="0" w:space="0" w:color="000000"/>
+                <w:top w:val="none" w:sz="0" w:space="0" w:color="000000"/>
+                <w:left w:val="none" w:sz="0" w:space="0" w:color="000000"/>
+                <w:right w:val="none" w:sz="0" w:space="0" w:color="000000"/>
+              </w:pBdr>
+              <w:spacing w:after="100" w:before="100" w:line="240"/>
+              <w:ind w:left="100" w:right="100" w:firstLine="0" w:firstLineChars="0"/>
+            </w:pPr>
+            <w:r xmlns:w="http://schemas.openxmlformats.org/wordprocessingml/2006/main" xmlns:wp="http://schemas.openxmlformats.org/drawingml/2006/wordprocessingDrawing" xmlns:r="http://schemas.openxmlformats.org/officeDocument/2006/relationships" xmlns:w14="http://schemas.microsoft.com/office/word/2010/wordml">
+              <w:rPr>
+                <w:rFonts w:ascii="Arial" w:hAnsi="Arial" w:eastAsia="Arial" w:cs="Arial"/>
+                <w:i w:val="false"/>
+                <w:b w:val="false"/>
+                <w:u w:val="none"/>
+                <w:sz w:val="22"/>
+                <w:szCs w:val="22"/>
+                <w:color w:val="000000"/>
+              </w:rPr>
+              <w:t xml:space="preserve">0.155</w:t>
+            </w:r>
+          </w:p>
+        </w:tc>
+        <w:tc>
+          <w:tcPr>
+            <w:tcBorders>
+              <w:bottom w:val="none" w:sz="0" w:space="0" w:color="000000"/>
+              <w:top w:val="single" w:sz="12" w:space="0" w:color="666666"/>
+              <w:left w:val="none" w:sz="0" w:space="0" w:color="000000"/>
+              <w:right w:val="none" w:sz="0" w:space="0" w:color="000000"/>
+            </w:tcBorders>
+            <w:shd w:val="clear" w:color="auto" w:fill="FFFFFF"/>
+            <w:tcMar>
+              <w:top w:w="0" w:type="dxa"/>
+              <w:bottom w:w="0" w:type="dxa"/>
+              <w:left w:w="0" w:type="dxa"/>
+              <w:right w:w="0" w:type="dxa"/>
+            </w:tcMar>
+            <w:vAlign w:val="center"/>
+          </w:tcPr>
+          <w:p>
+            <w:pPr>
+              <w:pStyle w:val="Normal"/>
+              <w:jc w:val="right"/>
+              <w:pBdr>
+                <w:bottom w:val="none" w:sz="0" w:space="0" w:color="000000"/>
+                <w:top w:val="none" w:sz="0" w:space="0" w:color="000000"/>
+                <w:left w:val="none" w:sz="0" w:space="0" w:color="000000"/>
+                <w:right w:val="none" w:sz="0" w:space="0" w:color="000000"/>
+              </w:pBdr>
+              <w:spacing w:after="100" w:before="100" w:line="240"/>
+              <w:ind w:left="100" w:right="100" w:firstLine="0" w:firstLineChars="0"/>
+            </w:pPr>
+            <w:r xmlns:w="http://schemas.openxmlformats.org/wordprocessingml/2006/main" xmlns:wp="http://schemas.openxmlformats.org/drawingml/2006/wordprocessingDrawing" xmlns:r="http://schemas.openxmlformats.org/officeDocument/2006/relationships" xmlns:w14="http://schemas.microsoft.com/office/word/2010/wordml">
+              <w:rPr>
+                <w:rFonts w:ascii="Arial" w:hAnsi="Arial" w:eastAsia="Arial" w:cs="Arial"/>
+                <w:i w:val="false"/>
+                <w:b w:val="false"/>
+                <w:u w:val="none"/>
+                <w:sz w:val="22"/>
+                <w:szCs w:val="22"/>
+                <w:color w:val="000000"/>
+              </w:rPr>
+              <w:t xml:space="preserve">0.155</w:t>
+            </w:r>
+          </w:p>
+        </w:tc>
+        <w:tc>
+          <w:tcPr>
+            <w:tcBorders>
+              <w:bottom w:val="none" w:sz="0" w:space="0" w:color="000000"/>
+              <w:top w:val="single" w:sz="12" w:space="0" w:color="666666"/>
+              <w:left w:val="none" w:sz="0" w:space="0" w:color="000000"/>
+              <w:right w:val="none" w:sz="0" w:space="0" w:color="000000"/>
+            </w:tcBorders>
+            <w:shd w:val="clear" w:color="auto" w:fill="FFFFFF"/>
+            <w:tcMar>
+              <w:top w:w="0" w:type="dxa"/>
+              <w:bottom w:w="0" w:type="dxa"/>
+              <w:left w:w="0" w:type="dxa"/>
+              <w:right w:w="0" w:type="dxa"/>
+            </w:tcMar>
+            <w:vAlign w:val="center"/>
+          </w:tcPr>
+          <w:p>
+            <w:pPr>
+              <w:pStyle w:val="Normal"/>
+              <w:jc w:val="right"/>
+              <w:pBdr>
+                <w:bottom w:val="none" w:sz="0" w:space="0" w:color="000000"/>
+                <w:top w:val="none" w:sz="0" w:space="0" w:color="000000"/>
+                <w:left w:val="none" w:sz="0" w:space="0" w:color="000000"/>
+                <w:right w:val="none" w:sz="0" w:space="0" w:color="000000"/>
+              </w:pBdr>
+              <w:spacing w:after="100" w:before="100" w:line="240"/>
+              <w:ind w:left="100" w:right="100" w:firstLine="0" w:firstLineChars="0"/>
+            </w:pPr>
+            <w:r xmlns:w="http://schemas.openxmlformats.org/wordprocessingml/2006/main" xmlns:wp="http://schemas.openxmlformats.org/drawingml/2006/wordprocessingDrawing" xmlns:r="http://schemas.openxmlformats.org/officeDocument/2006/relationships" xmlns:w14="http://schemas.microsoft.com/office/word/2010/wordml">
+              <w:rPr>
+                <w:rFonts w:ascii="Arial" w:hAnsi="Arial" w:eastAsia="Arial" w:cs="Arial"/>
+                <w:i w:val="false"/>
+                <w:b w:val="false"/>
+                <w:u w:val="none"/>
+                <w:sz w:val="22"/>
+                <w:szCs w:val="22"/>
+                <w:color w:val="000000"/>
+              </w:rPr>
+              <w:t xml:space="preserve">0.155</w:t>
+            </w:r>
+          </w:p>
+        </w:tc>
+      </w:tr>
+      <w:tr>
+        <w:trPr>
+          <w:trHeight w:val="360" w:hRule="auto"/>
+        </w:trPr>
+        body 2
+        <w:tc>
+          <w:tcPr>
+            <w:tcBorders>
+              <w:bottom w:val="none" w:sz="0" w:space="0" w:color="000000"/>
+              <w:top w:val="none" w:sz="0" w:space="0" w:color="000000"/>
+              <w:left w:val="none" w:sz="0" w:space="0" w:color="000000"/>
+              <w:right w:val="none" w:sz="0" w:space="0" w:color="000000"/>
+            </w:tcBorders>
+            <w:shd w:val="clear" w:color="auto" w:fill="FFFFFF"/>
+            <w:tcMar>
+              <w:top w:w="0" w:type="dxa"/>
+              <w:bottom w:w="0" w:type="dxa"/>
+              <w:left w:w="0" w:type="dxa"/>
+              <w:right w:w="0" w:type="dxa"/>
+            </w:tcMar>
+            <w:vAlign w:val="center"/>
+          </w:tcPr>
+          <w:p>
+            <w:pPr>
+              <w:pStyle w:val="Normal"/>
+              <w:jc w:val="right"/>
+              <w:pBdr>
+                <w:bottom w:val="none" w:sz="0" w:space="0" w:color="000000"/>
+                <w:top w:val="none" w:sz="0" w:space="0" w:color="000000"/>
+                <w:left w:val="none" w:sz="0" w:space="0" w:color="000000"/>
+                <w:right w:val="none" w:sz="0" w:space="0" w:color="000000"/>
+              </w:pBdr>
+              <w:spacing w:after="100" w:before="100" w:line="240"/>
+              <w:ind w:left="100" w:right="100" w:firstLine="0" w:firstLineChars="0"/>
+            </w:pPr>
+            <w:r xmlns:w="http://schemas.openxmlformats.org/wordprocessingml/2006/main" xmlns:wp="http://schemas.openxmlformats.org/drawingml/2006/wordprocessingDrawing" xmlns:r="http://schemas.openxmlformats.org/officeDocument/2006/relationships" xmlns:w14="http://schemas.microsoft.com/office/word/2010/wordml">
+              <w:rPr>
+                <w:rFonts w:ascii="Arial" w:hAnsi="Arial" w:eastAsia="Arial" w:cs="Arial"/>
+                <w:i w:val="false"/>
+                <w:b w:val="false"/>
+                <w:u w:val="none"/>
+                <w:sz w:val="22"/>
+                <w:szCs w:val="22"/>
+                <w:color w:val="000000"/>
+              </w:rPr>
+              <w:t xml:space="preserve">1992</w:t>
+            </w:r>
+          </w:p>
+        </w:tc>
+        <w:tc>
+          <w:tcPr>
+            <w:tcBorders>
+              <w:bottom w:val="none" w:sz="0" w:space="0" w:color="000000"/>
+              <w:top w:val="none" w:sz="0" w:space="0" w:color="000000"/>
+              <w:left w:val="none" w:sz="0" w:space="0" w:color="000000"/>
+              <w:right w:val="none" w:sz="0" w:space="0" w:color="000000"/>
+            </w:tcBorders>
+            <w:shd w:val="clear" w:color="auto" w:fill="FFFFFF"/>
+            <w:tcMar>
+              <w:top w:w="0" w:type="dxa"/>
+              <w:bottom w:w="0" w:type="dxa"/>
+              <w:left w:w="0" w:type="dxa"/>
+              <w:right w:w="0" w:type="dxa"/>
+            </w:tcMar>
+            <w:vAlign w:val="center"/>
+          </w:tcPr>
+          <w:p>
+            <w:pPr>
+              <w:pStyle w:val="Normal"/>
+              <w:jc w:val="right"/>
+              <w:pBdr>
+                <w:bottom w:val="none" w:sz="0" w:space="0" w:color="000000"/>
+                <w:top w:val="none" w:sz="0" w:space="0" w:color="000000"/>
+                <w:left w:val="none" w:sz="0" w:space="0" w:color="000000"/>
+                <w:right w:val="none" w:sz="0" w:space="0" w:color="000000"/>
+              </w:pBdr>
+              <w:spacing w:after="100" w:before="100" w:line="240"/>
+              <w:ind w:left="100" w:right="100" w:firstLine="0" w:firstLineChars="0"/>
+            </w:pPr>
+            <w:r xmlns:w="http://schemas.openxmlformats.org/wordprocessingml/2006/main" xmlns:wp="http://schemas.openxmlformats.org/drawingml/2006/wordprocessingDrawing" xmlns:r="http://schemas.openxmlformats.org/officeDocument/2006/relationships" xmlns:w14="http://schemas.microsoft.com/office/word/2010/wordml">
+              <w:rPr>
+                <w:rFonts w:ascii="Arial" w:hAnsi="Arial" w:eastAsia="Arial" w:cs="Arial"/>
+                <w:i w:val="false"/>
+                <w:b w:val="false"/>
+                <w:u w:val="none"/>
+                <w:sz w:val="22"/>
+                <w:szCs w:val="22"/>
+                <w:color w:val="000000"/>
+              </w:rPr>
+              <w:t xml:space="preserve">0.141</w:t>
+            </w:r>
+          </w:p>
+        </w:tc>
+        <w:tc>
+          <w:tcPr>
+            <w:tcBorders>
+              <w:bottom w:val="none" w:sz="0" w:space="0" w:color="000000"/>
+              <w:top w:val="none" w:sz="0" w:space="0" w:color="000000"/>
+              <w:left w:val="none" w:sz="0" w:space="0" w:color="000000"/>
+              <w:right w:val="none" w:sz="0" w:space="0" w:color="000000"/>
+            </w:tcBorders>
+            <w:shd w:val="clear" w:color="auto" w:fill="FFFFFF"/>
+            <w:tcMar>
+              <w:top w:w="0" w:type="dxa"/>
+              <w:bottom w:w="0" w:type="dxa"/>
+              <w:left w:w="0" w:type="dxa"/>
+              <w:right w:w="0" w:type="dxa"/>
+            </w:tcMar>
+            <w:vAlign w:val="center"/>
+          </w:tcPr>
+          <w:p>
+            <w:pPr>
+              <w:pStyle w:val="Normal"/>
+              <w:jc w:val="right"/>
+              <w:pBdr>
+                <w:bottom w:val="none" w:sz="0" w:space="0" w:color="000000"/>
+                <w:top w:val="none" w:sz="0" w:space="0" w:color="000000"/>
+                <w:left w:val="none" w:sz="0" w:space="0" w:color="000000"/>
+                <w:right w:val="none" w:sz="0" w:space="0" w:color="000000"/>
+              </w:pBdr>
+              <w:spacing w:after="100" w:before="100" w:line="240"/>
+              <w:ind w:left="100" w:right="100" w:firstLine="0" w:firstLineChars="0"/>
+            </w:pPr>
+            <w:r xmlns:w="http://schemas.openxmlformats.org/wordprocessingml/2006/main" xmlns:wp="http://schemas.openxmlformats.org/drawingml/2006/wordprocessingDrawing" xmlns:r="http://schemas.openxmlformats.org/officeDocument/2006/relationships" xmlns:w14="http://schemas.microsoft.com/office/word/2010/wordml">
+              <w:rPr>
+                <w:rFonts w:ascii="Arial" w:hAnsi="Arial" w:eastAsia="Arial" w:cs="Arial"/>
+                <w:i w:val="false"/>
+                <w:b w:val="false"/>
+                <w:u w:val="none"/>
+                <w:sz w:val="22"/>
+                <w:szCs w:val="22"/>
+                <w:color w:val="000000"/>
+              </w:rPr>
+              <w:t xml:space="preserve">0.140</w:t>
+            </w:r>
+          </w:p>
+        </w:tc>
+        <w:tc>
+          <w:tcPr>
+            <w:tcBorders>
+              <w:bottom w:val="none" w:sz="0" w:space="0" w:color="000000"/>
+              <w:top w:val="none" w:sz="0" w:space="0" w:color="000000"/>
+              <w:left w:val="none" w:sz="0" w:space="0" w:color="000000"/>
+              <w:right w:val="none" w:sz="0" w:space="0" w:color="000000"/>
+            </w:tcBorders>
+            <w:shd w:val="clear" w:color="auto" w:fill="FFFFFF"/>
+            <w:tcMar>
+              <w:top w:w="0" w:type="dxa"/>
+              <w:bottom w:w="0" w:type="dxa"/>
+              <w:left w:w="0" w:type="dxa"/>
+              <w:right w:w="0" w:type="dxa"/>
+            </w:tcMar>
+            <w:vAlign w:val="center"/>
+          </w:tcPr>
+          <w:p>
+            <w:pPr>
+              <w:pStyle w:val="Normal"/>
+              <w:jc w:val="right"/>
+              <w:pBdr>
+                <w:bottom w:val="none" w:sz="0" w:space="0" w:color="000000"/>
+                <w:top w:val="none" w:sz="0" w:space="0" w:color="000000"/>
+                <w:left w:val="none" w:sz="0" w:space="0" w:color="000000"/>
+                <w:right w:val="none" w:sz="0" w:space="0" w:color="000000"/>
+              </w:pBdr>
+              <w:spacing w:after="100" w:before="100" w:line="240"/>
+              <w:ind w:left="100" w:right="100" w:firstLine="0" w:firstLineChars="0"/>
+            </w:pPr>
+            <w:r xmlns:w="http://schemas.openxmlformats.org/wordprocessingml/2006/main" xmlns:wp="http://schemas.openxmlformats.org/drawingml/2006/wordprocessingDrawing" xmlns:r="http://schemas.openxmlformats.org/officeDocument/2006/relationships" xmlns:w14="http://schemas.microsoft.com/office/word/2010/wordml">
+              <w:rPr>
+                <w:rFonts w:ascii="Arial" w:hAnsi="Arial" w:eastAsia="Arial" w:cs="Arial"/>
+                <w:i w:val="false"/>
+                <w:b w:val="false"/>
+                <w:u w:val="none"/>
+                <w:sz w:val="22"/>
+                <w:szCs w:val="22"/>
+                <w:color w:val="000000"/>
+              </w:rPr>
+              <w:t xml:space="preserve">0.140</w:t>
+            </w:r>
+          </w:p>
+        </w:tc>
+        <w:tc>
+          <w:tcPr>
+            <w:tcBorders>
+              <w:bottom w:val="none" w:sz="0" w:space="0" w:color="000000"/>
+              <w:top w:val="none" w:sz="0" w:space="0" w:color="000000"/>
+              <w:left w:val="none" w:sz="0" w:space="0" w:color="000000"/>
+              <w:right w:val="none" w:sz="0" w:space="0" w:color="000000"/>
+            </w:tcBorders>
+            <w:shd w:val="clear" w:color="auto" w:fill="FFFFFF"/>
+            <w:tcMar>
+              <w:top w:w="0" w:type="dxa"/>
+              <w:bottom w:w="0" w:type="dxa"/>
+              <w:left w:w="0" w:type="dxa"/>
+              <w:right w:w="0" w:type="dxa"/>
+            </w:tcMar>
+            <w:vAlign w:val="center"/>
+          </w:tcPr>
+          <w:p>
+            <w:pPr>
+              <w:pStyle w:val="Normal"/>
+              <w:jc w:val="right"/>
+              <w:pBdr>
+                <w:bottom w:val="none" w:sz="0" w:space="0" w:color="000000"/>
+                <w:top w:val="none" w:sz="0" w:space="0" w:color="000000"/>
+                <w:left w:val="none" w:sz="0" w:space="0" w:color="000000"/>
+                <w:right w:val="none" w:sz="0" w:space="0" w:color="000000"/>
+              </w:pBdr>
+              <w:spacing w:after="100" w:before="100" w:line="240"/>
+              <w:ind w:left="100" w:right="100" w:firstLine="0" w:firstLineChars="0"/>
+            </w:pPr>
+            <w:r xmlns:w="http://schemas.openxmlformats.org/wordprocessingml/2006/main" xmlns:wp="http://schemas.openxmlformats.org/drawingml/2006/wordprocessingDrawing" xmlns:r="http://schemas.openxmlformats.org/officeDocument/2006/relationships" xmlns:w14="http://schemas.microsoft.com/office/word/2010/wordml">
+              <w:rPr>
+                <w:rFonts w:ascii="Arial" w:hAnsi="Arial" w:eastAsia="Arial" w:cs="Arial"/>
+                <w:i w:val="false"/>
+                <w:b w:val="false"/>
+                <w:u w:val="none"/>
+                <w:sz w:val="22"/>
+                <w:szCs w:val="22"/>
+                <w:color w:val="000000"/>
+              </w:rPr>
+              <w:t xml:space="preserve">0.139</w:t>
+            </w:r>
+          </w:p>
+        </w:tc>
+      </w:tr>
+      <w:tr>
+        <w:trPr>
+          <w:trHeight w:val="360" w:hRule="auto"/>
+        </w:trPr>
+        body 3
+        <w:tc>
+          <w:tcPr>
+            <w:tcBorders>
+              <w:bottom w:val="none" w:sz="0" w:space="0" w:color="000000"/>
+              <w:top w:val="none" w:sz="0" w:space="0" w:color="000000"/>
+              <w:left w:val="none" w:sz="0" w:space="0" w:color="000000"/>
+              <w:right w:val="none" w:sz="0" w:space="0" w:color="000000"/>
+            </w:tcBorders>
+            <w:shd w:val="clear" w:color="auto" w:fill="FFFFFF"/>
+            <w:tcMar>
+              <w:top w:w="0" w:type="dxa"/>
+              <w:bottom w:w="0" w:type="dxa"/>
+              <w:left w:w="0" w:type="dxa"/>
+              <w:right w:w="0" w:type="dxa"/>
+            </w:tcMar>
+            <w:vAlign w:val="center"/>
+          </w:tcPr>
+          <w:p>
+            <w:pPr>
+              <w:pStyle w:val="Normal"/>
+              <w:jc w:val="right"/>
+              <w:pBdr>
+                <w:bottom w:val="none" w:sz="0" w:space="0" w:color="000000"/>
+                <w:top w:val="none" w:sz="0" w:space="0" w:color="000000"/>
+                <w:left w:val="none" w:sz="0" w:space="0" w:color="000000"/>
+                <w:right w:val="none" w:sz="0" w:space="0" w:color="000000"/>
+              </w:pBdr>
+              <w:spacing w:after="100" w:before="100" w:line="240"/>
+              <w:ind w:left="100" w:right="100" w:firstLine="0" w:firstLineChars="0"/>
+            </w:pPr>
+            <w:r xmlns:w="http://schemas.openxmlformats.org/wordprocessingml/2006/main" xmlns:wp="http://schemas.openxmlformats.org/drawingml/2006/wordprocessingDrawing" xmlns:r="http://schemas.openxmlformats.org/officeDocument/2006/relationships" xmlns:w14="http://schemas.microsoft.com/office/word/2010/wordml">
+              <w:rPr>
+                <w:rFonts w:ascii="Arial" w:hAnsi="Arial" w:eastAsia="Arial" w:cs="Arial"/>
+                <w:i w:val="false"/>
+                <w:b w:val="false"/>
+                <w:u w:val="none"/>
+                <w:sz w:val="22"/>
+                <w:szCs w:val="22"/>
+                <w:color w:val="000000"/>
+              </w:rPr>
+              <w:t xml:space="preserve">1993</w:t>
+            </w:r>
+          </w:p>
+        </w:tc>
+        <w:tc>
+          <w:tcPr>
+            <w:tcBorders>
+              <w:bottom w:val="none" w:sz="0" w:space="0" w:color="000000"/>
+              <w:top w:val="none" w:sz="0" w:space="0" w:color="000000"/>
+              <w:left w:val="none" w:sz="0" w:space="0" w:color="000000"/>
+              <w:right w:val="none" w:sz="0" w:space="0" w:color="000000"/>
+            </w:tcBorders>
+            <w:shd w:val="clear" w:color="auto" w:fill="FFFFFF"/>
+            <w:tcMar>
+              <w:top w:w="0" w:type="dxa"/>
+              <w:bottom w:w="0" w:type="dxa"/>
+              <w:left w:w="0" w:type="dxa"/>
+              <w:right w:w="0" w:type="dxa"/>
+            </w:tcMar>
+            <w:vAlign w:val="center"/>
+          </w:tcPr>
+          <w:p>
+            <w:pPr>
+              <w:pStyle w:val="Normal"/>
+              <w:jc w:val="right"/>
+              <w:pBdr>
+                <w:bottom w:val="none" w:sz="0" w:space="0" w:color="000000"/>
+                <w:top w:val="none" w:sz="0" w:space="0" w:color="000000"/>
+                <w:left w:val="none" w:sz="0" w:space="0" w:color="000000"/>
+                <w:right w:val="none" w:sz="0" w:space="0" w:color="000000"/>
+              </w:pBdr>
+              <w:spacing w:after="100" w:before="100" w:line="240"/>
+              <w:ind w:left="100" w:right="100" w:firstLine="0" w:firstLineChars="0"/>
+            </w:pPr>
+            <w:r xmlns:w="http://schemas.openxmlformats.org/wordprocessingml/2006/main" xmlns:wp="http://schemas.openxmlformats.org/drawingml/2006/wordprocessingDrawing" xmlns:r="http://schemas.openxmlformats.org/officeDocument/2006/relationships" xmlns:w14="http://schemas.microsoft.com/office/word/2010/wordml">
+              <w:rPr>
+                <w:rFonts w:ascii="Arial" w:hAnsi="Arial" w:eastAsia="Arial" w:cs="Arial"/>
+                <w:i w:val="false"/>
+                <w:b w:val="false"/>
+                <w:u w:val="none"/>
+                <w:sz w:val="22"/>
+                <w:szCs w:val="22"/>
+                <w:color w:val="000000"/>
+              </w:rPr>
+              <w:t xml:space="preserve">0.243</w:t>
+            </w:r>
+          </w:p>
+        </w:tc>
+        <w:tc>
+          <w:tcPr>
+            <w:tcBorders>
+              <w:bottom w:val="none" w:sz="0" w:space="0" w:color="000000"/>
+              <w:top w:val="none" w:sz="0" w:space="0" w:color="000000"/>
+              <w:left w:val="none" w:sz="0" w:space="0" w:color="000000"/>
+              <w:right w:val="none" w:sz="0" w:space="0" w:color="000000"/>
+            </w:tcBorders>
+            <w:shd w:val="clear" w:color="auto" w:fill="FFFFFF"/>
+            <w:tcMar>
+              <w:top w:w="0" w:type="dxa"/>
+              <w:bottom w:w="0" w:type="dxa"/>
+              <w:left w:w="0" w:type="dxa"/>
+              <w:right w:w="0" w:type="dxa"/>
+            </w:tcMar>
+            <w:vAlign w:val="center"/>
+          </w:tcPr>
+          <w:p>
+            <w:pPr>
+              <w:pStyle w:val="Normal"/>
+              <w:jc w:val="right"/>
+              <w:pBdr>
+                <w:bottom w:val="none" w:sz="0" w:space="0" w:color="000000"/>
+                <w:top w:val="none" w:sz="0" w:space="0" w:color="000000"/>
+                <w:left w:val="none" w:sz="0" w:space="0" w:color="000000"/>
+                <w:right w:val="none" w:sz="0" w:space="0" w:color="000000"/>
+              </w:pBdr>
+              <w:spacing w:after="100" w:before="100" w:line="240"/>
+              <w:ind w:left="100" w:right="100" w:firstLine="0" w:firstLineChars="0"/>
+            </w:pPr>
+            <w:r xmlns:w="http://schemas.openxmlformats.org/wordprocessingml/2006/main" xmlns:wp="http://schemas.openxmlformats.org/drawingml/2006/wordprocessingDrawing" xmlns:r="http://schemas.openxmlformats.org/officeDocument/2006/relationships" xmlns:w14="http://schemas.microsoft.com/office/word/2010/wordml">
+              <w:rPr>
+                <w:rFonts w:ascii="Arial" w:hAnsi="Arial" w:eastAsia="Arial" w:cs="Arial"/>
+                <w:i w:val="false"/>
+                <w:b w:val="false"/>
+                <w:u w:val="none"/>
+                <w:sz w:val="22"/>
+                <w:szCs w:val="22"/>
+                <w:color w:val="000000"/>
+              </w:rPr>
+              <w:t xml:space="preserve">0.242</w:t>
+            </w:r>
+          </w:p>
+        </w:tc>
+        <w:tc>
+          <w:tcPr>
+            <w:tcBorders>
+              <w:bottom w:val="none" w:sz="0" w:space="0" w:color="000000"/>
+              <w:top w:val="none" w:sz="0" w:space="0" w:color="000000"/>
+              <w:left w:val="none" w:sz="0" w:space="0" w:color="000000"/>
+              <w:right w:val="none" w:sz="0" w:space="0" w:color="000000"/>
+            </w:tcBorders>
+            <w:shd w:val="clear" w:color="auto" w:fill="FFFFFF"/>
+            <w:tcMar>
+              <w:top w:w="0" w:type="dxa"/>
+              <w:bottom w:w="0" w:type="dxa"/>
+              <w:left w:w="0" w:type="dxa"/>
+              <w:right w:w="0" w:type="dxa"/>
+            </w:tcMar>
+            <w:vAlign w:val="center"/>
+          </w:tcPr>
+          <w:p>
+            <w:pPr>
+              <w:pStyle w:val="Normal"/>
+              <w:jc w:val="right"/>
+              <w:pBdr>
+                <w:bottom w:val="none" w:sz="0" w:space="0" w:color="000000"/>
+                <w:top w:val="none" w:sz="0" w:space="0" w:color="000000"/>
+                <w:left w:val="none" w:sz="0" w:space="0" w:color="000000"/>
+                <w:right w:val="none" w:sz="0" w:space="0" w:color="000000"/>
+              </w:pBdr>
+              <w:spacing w:after="100" w:before="100" w:line="240"/>
+              <w:ind w:left="100" w:right="100" w:firstLine="0" w:firstLineChars="0"/>
+            </w:pPr>
+            <w:r xmlns:w="http://schemas.openxmlformats.org/wordprocessingml/2006/main" xmlns:wp="http://schemas.openxmlformats.org/drawingml/2006/wordprocessingDrawing" xmlns:r="http://schemas.openxmlformats.org/officeDocument/2006/relationships" xmlns:w14="http://schemas.microsoft.com/office/word/2010/wordml">
+              <w:rPr>
+                <w:rFonts w:ascii="Arial" w:hAnsi="Arial" w:eastAsia="Arial" w:cs="Arial"/>
+                <w:i w:val="false"/>
+                <w:b w:val="false"/>
+                <w:u w:val="none"/>
+                <w:sz w:val="22"/>
+                <w:szCs w:val="22"/>
+                <w:color w:val="000000"/>
+              </w:rPr>
+              <w:t xml:space="preserve">0.242</w:t>
+            </w:r>
+          </w:p>
+        </w:tc>
+        <w:tc>
+          <w:tcPr>
+            <w:tcBorders>
+              <w:bottom w:val="none" w:sz="0" w:space="0" w:color="000000"/>
+              <w:top w:val="none" w:sz="0" w:space="0" w:color="000000"/>
+              <w:left w:val="none" w:sz="0" w:space="0" w:color="000000"/>
+              <w:right w:val="none" w:sz="0" w:space="0" w:color="000000"/>
+            </w:tcBorders>
+            <w:shd w:val="clear" w:color="auto" w:fill="FFFFFF"/>
+            <w:tcMar>
+              <w:top w:w="0" w:type="dxa"/>
+              <w:bottom w:w="0" w:type="dxa"/>
+              <w:left w:w="0" w:type="dxa"/>
+              <w:right w:w="0" w:type="dxa"/>
+            </w:tcMar>
+            <w:vAlign w:val="center"/>
+          </w:tcPr>
+          <w:p>
+            <w:pPr>
+              <w:pStyle w:val="Normal"/>
+              <w:jc w:val="right"/>
+              <w:pBdr>
+                <w:bottom w:val="none" w:sz="0" w:space="0" w:color="000000"/>
+                <w:top w:val="none" w:sz="0" w:space="0" w:color="000000"/>
+                <w:left w:val="none" w:sz="0" w:space="0" w:color="000000"/>
+                <w:right w:val="none" w:sz="0" w:space="0" w:color="000000"/>
+              </w:pBdr>
+              <w:spacing w:after="100" w:before="100" w:line="240"/>
+              <w:ind w:left="100" w:right="100" w:firstLine="0" w:firstLineChars="0"/>
+            </w:pPr>
+            <w:r xmlns:w="http://schemas.openxmlformats.org/wordprocessingml/2006/main" xmlns:wp="http://schemas.openxmlformats.org/drawingml/2006/wordprocessingDrawing" xmlns:r="http://schemas.openxmlformats.org/officeDocument/2006/relationships" xmlns:w14="http://schemas.microsoft.com/office/word/2010/wordml">
+              <w:rPr>
+                <w:rFonts w:ascii="Arial" w:hAnsi="Arial" w:eastAsia="Arial" w:cs="Arial"/>
+                <w:i w:val="false"/>
+                <w:b w:val="false"/>
+                <w:u w:val="none"/>
+                <w:sz w:val="22"/>
+                <w:szCs w:val="22"/>
+                <w:color w:val="000000"/>
+              </w:rPr>
+              <w:t xml:space="preserve">0.241</w:t>
+            </w:r>
+          </w:p>
+        </w:tc>
+      </w:tr>
+      <w:tr>
+        <w:trPr>
+          <w:trHeight w:val="360" w:hRule="auto"/>
+        </w:trPr>
+        body 4
+        <w:tc>
+          <w:tcPr>
+            <w:tcBorders>
+              <w:bottom w:val="none" w:sz="0" w:space="0" w:color="000000"/>
+              <w:top w:val="none" w:sz="0" w:space="0" w:color="000000"/>
+              <w:left w:val="none" w:sz="0" w:space="0" w:color="000000"/>
+              <w:right w:val="none" w:sz="0" w:space="0" w:color="000000"/>
+            </w:tcBorders>
+            <w:shd w:val="clear" w:color="auto" w:fill="FFFFFF"/>
+            <w:tcMar>
+              <w:top w:w="0" w:type="dxa"/>
+              <w:bottom w:w="0" w:type="dxa"/>
+              <w:left w:w="0" w:type="dxa"/>
+              <w:right w:w="0" w:type="dxa"/>
+            </w:tcMar>
+            <w:vAlign w:val="center"/>
+          </w:tcPr>
+          <w:p>
+            <w:pPr>
+              <w:pStyle w:val="Normal"/>
+              <w:jc w:val="right"/>
+              <w:pBdr>
+                <w:bottom w:val="none" w:sz="0" w:space="0" w:color="000000"/>
+                <w:top w:val="none" w:sz="0" w:space="0" w:color="000000"/>
+                <w:left w:val="none" w:sz="0" w:space="0" w:color="000000"/>
+                <w:right w:val="none" w:sz="0" w:space="0" w:color="000000"/>
+              </w:pBdr>
+              <w:spacing w:after="100" w:before="100" w:line="240"/>
+              <w:ind w:left="100" w:right="100" w:firstLine="0" w:firstLineChars="0"/>
+            </w:pPr>
+            <w:r xmlns:w="http://schemas.openxmlformats.org/wordprocessingml/2006/main" xmlns:wp="http://schemas.openxmlformats.org/drawingml/2006/wordprocessingDrawing" xmlns:r="http://schemas.openxmlformats.org/officeDocument/2006/relationships" xmlns:w14="http://schemas.microsoft.com/office/word/2010/wordml">
+              <w:rPr>
+                <w:rFonts w:ascii="Arial" w:hAnsi="Arial" w:eastAsia="Arial" w:cs="Arial"/>
+                <w:i w:val="false"/>
+                <w:b w:val="false"/>
+                <w:u w:val="none"/>
+                <w:sz w:val="22"/>
+                <w:szCs w:val="22"/>
+                <w:color w:val="000000"/>
+              </w:rPr>
+              <w:t xml:space="preserve">1994</w:t>
+            </w:r>
+          </w:p>
+        </w:tc>
+        <w:tc>
+          <w:tcPr>
+            <w:tcBorders>
+              <w:bottom w:val="none" w:sz="0" w:space="0" w:color="000000"/>
+              <w:top w:val="none" w:sz="0" w:space="0" w:color="000000"/>
+              <w:left w:val="none" w:sz="0" w:space="0" w:color="000000"/>
+              <w:right w:val="none" w:sz="0" w:space="0" w:color="000000"/>
+            </w:tcBorders>
+            <w:shd w:val="clear" w:color="auto" w:fill="FFFFFF"/>
+            <w:tcMar>
+              <w:top w:w="0" w:type="dxa"/>
+              <w:bottom w:w="0" w:type="dxa"/>
+              <w:left w:w="0" w:type="dxa"/>
+              <w:right w:w="0" w:type="dxa"/>
+            </w:tcMar>
+            <w:vAlign w:val="center"/>
+          </w:tcPr>
+          <w:p>
+            <w:pPr>
+              <w:pStyle w:val="Normal"/>
+              <w:jc w:val="right"/>
+              <w:pBdr>
+                <w:bottom w:val="none" w:sz="0" w:space="0" w:color="000000"/>
+                <w:top w:val="none" w:sz="0" w:space="0" w:color="000000"/>
+                <w:left w:val="none" w:sz="0" w:space="0" w:color="000000"/>
+                <w:right w:val="none" w:sz="0" w:space="0" w:color="000000"/>
+              </w:pBdr>
+              <w:spacing w:after="100" w:before="100" w:line="240"/>
+              <w:ind w:left="100" w:right="100" w:firstLine="0" w:firstLineChars="0"/>
+            </w:pPr>
+            <w:r xmlns:w="http://schemas.openxmlformats.org/wordprocessingml/2006/main" xmlns:wp="http://schemas.openxmlformats.org/drawingml/2006/wordprocessingDrawing" xmlns:r="http://schemas.openxmlformats.org/officeDocument/2006/relationships" xmlns:w14="http://schemas.microsoft.com/office/word/2010/wordml">
+              <w:rPr>
+                <w:rFonts w:ascii="Arial" w:hAnsi="Arial" w:eastAsia="Arial" w:cs="Arial"/>
+                <w:i w:val="false"/>
+                <w:b w:val="false"/>
+                <w:u w:val="none"/>
+                <w:sz w:val="22"/>
+                <w:szCs w:val="22"/>
+                <w:color w:val="000000"/>
+              </w:rPr>
+              <w:t xml:space="preserve">0.216</w:t>
+            </w:r>
+          </w:p>
+        </w:tc>
+        <w:tc>
+          <w:tcPr>
+            <w:tcBorders>
+              <w:bottom w:val="none" w:sz="0" w:space="0" w:color="000000"/>
+              <w:top w:val="none" w:sz="0" w:space="0" w:color="000000"/>
+              <w:left w:val="none" w:sz="0" w:space="0" w:color="000000"/>
+              <w:right w:val="none" w:sz="0" w:space="0" w:color="000000"/>
+            </w:tcBorders>
+            <w:shd w:val="clear" w:color="auto" w:fill="FFFFFF"/>
+            <w:tcMar>
+              <w:top w:w="0" w:type="dxa"/>
+              <w:bottom w:w="0" w:type="dxa"/>
+              <w:left w:w="0" w:type="dxa"/>
+              <w:right w:w="0" w:type="dxa"/>
+            </w:tcMar>
+            <w:vAlign w:val="center"/>
+          </w:tcPr>
+          <w:p>
+            <w:pPr>
+              <w:pStyle w:val="Normal"/>
+              <w:jc w:val="right"/>
+              <w:pBdr>
+                <w:bottom w:val="none" w:sz="0" w:space="0" w:color="000000"/>
+                <w:top w:val="none" w:sz="0" w:space="0" w:color="000000"/>
+                <w:left w:val="none" w:sz="0" w:space="0" w:color="000000"/>
+                <w:right w:val="none" w:sz="0" w:space="0" w:color="000000"/>
+              </w:pBdr>
+              <w:spacing w:after="100" w:before="100" w:line="240"/>
+              <w:ind w:left="100" w:right="100" w:firstLine="0" w:firstLineChars="0"/>
+            </w:pPr>
+            <w:r xmlns:w="http://schemas.openxmlformats.org/wordprocessingml/2006/main" xmlns:wp="http://schemas.openxmlformats.org/drawingml/2006/wordprocessingDrawing" xmlns:r="http://schemas.openxmlformats.org/officeDocument/2006/relationships" xmlns:w14="http://schemas.microsoft.com/office/word/2010/wordml">
+              <w:rPr>
+                <w:rFonts w:ascii="Arial" w:hAnsi="Arial" w:eastAsia="Arial" w:cs="Arial"/>
+                <w:i w:val="false"/>
+                <w:b w:val="false"/>
+                <w:u w:val="none"/>
+                <w:sz w:val="22"/>
+                <w:szCs w:val="22"/>
+                <w:color w:val="000000"/>
+              </w:rPr>
+              <w:t xml:space="preserve">0.216</w:t>
+            </w:r>
+          </w:p>
+        </w:tc>
+        <w:tc>
+          <w:tcPr>
+            <w:tcBorders>
+              <w:bottom w:val="none" w:sz="0" w:space="0" w:color="000000"/>
+              <w:top w:val="none" w:sz="0" w:space="0" w:color="000000"/>
+              <w:left w:val="none" w:sz="0" w:space="0" w:color="000000"/>
+              <w:right w:val="none" w:sz="0" w:space="0" w:color="000000"/>
+            </w:tcBorders>
+            <w:shd w:val="clear" w:color="auto" w:fill="FFFFFF"/>
+            <w:tcMar>
+              <w:top w:w="0" w:type="dxa"/>
+              <w:bottom w:w="0" w:type="dxa"/>
+              <w:left w:w="0" w:type="dxa"/>
+              <w:right w:w="0" w:type="dxa"/>
+            </w:tcMar>
+            <w:vAlign w:val="center"/>
+          </w:tcPr>
+          <w:p>
+            <w:pPr>
+              <w:pStyle w:val="Normal"/>
+              <w:jc w:val="right"/>
+              <w:pBdr>
+                <w:bottom w:val="none" w:sz="0" w:space="0" w:color="000000"/>
+                <w:top w:val="none" w:sz="0" w:space="0" w:color="000000"/>
+                <w:left w:val="none" w:sz="0" w:space="0" w:color="000000"/>
+                <w:right w:val="none" w:sz="0" w:space="0" w:color="000000"/>
+              </w:pBdr>
+              <w:spacing w:after="100" w:before="100" w:line="240"/>
+              <w:ind w:left="100" w:right="100" w:firstLine="0" w:firstLineChars="0"/>
+            </w:pPr>
+            <w:r xmlns:w="http://schemas.openxmlformats.org/wordprocessingml/2006/main" xmlns:wp="http://schemas.openxmlformats.org/drawingml/2006/wordprocessingDrawing" xmlns:r="http://schemas.openxmlformats.org/officeDocument/2006/relationships" xmlns:w14="http://schemas.microsoft.com/office/word/2010/wordml">
+              <w:rPr>
+                <w:rFonts w:ascii="Arial" w:hAnsi="Arial" w:eastAsia="Arial" w:cs="Arial"/>
+                <w:i w:val="false"/>
+                <w:b w:val="false"/>
+                <w:u w:val="none"/>
+                <w:sz w:val="22"/>
+                <w:szCs w:val="22"/>
+                <w:color w:val="000000"/>
+              </w:rPr>
+              <w:t xml:space="preserve">0.216</w:t>
+            </w:r>
+          </w:p>
+        </w:tc>
+        <w:tc>
+          <w:tcPr>
+            <w:tcBorders>
+              <w:bottom w:val="none" w:sz="0" w:space="0" w:color="000000"/>
+              <w:top w:val="none" w:sz="0" w:space="0" w:color="000000"/>
+              <w:left w:val="none" w:sz="0" w:space="0" w:color="000000"/>
+              <w:right w:val="none" w:sz="0" w:space="0" w:color="000000"/>
+            </w:tcBorders>
+            <w:shd w:val="clear" w:color="auto" w:fill="FFFFFF"/>
+            <w:tcMar>
+              <w:top w:w="0" w:type="dxa"/>
+              <w:bottom w:w="0" w:type="dxa"/>
+              <w:left w:w="0" w:type="dxa"/>
+              <w:right w:w="0" w:type="dxa"/>
+            </w:tcMar>
+            <w:vAlign w:val="center"/>
+          </w:tcPr>
+          <w:p>
+            <w:pPr>
+              <w:pStyle w:val="Normal"/>
+              <w:jc w:val="right"/>
+              <w:pBdr>
+                <w:bottom w:val="none" w:sz="0" w:space="0" w:color="000000"/>
+                <w:top w:val="none" w:sz="0" w:space="0" w:color="000000"/>
+                <w:left w:val="none" w:sz="0" w:space="0" w:color="000000"/>
+                <w:right w:val="none" w:sz="0" w:space="0" w:color="000000"/>
+              </w:pBdr>
+              <w:spacing w:after="100" w:before="100" w:line="240"/>
+              <w:ind w:left="100" w:right="100" w:firstLine="0" w:firstLineChars="0"/>
+            </w:pPr>
+            <w:r xmlns:w="http://schemas.openxmlformats.org/wordprocessingml/2006/main" xmlns:wp="http://schemas.openxmlformats.org/drawingml/2006/wordprocessingDrawing" xmlns:r="http://schemas.openxmlformats.org/officeDocument/2006/relationships" xmlns:w14="http://schemas.microsoft.com/office/word/2010/wordml">
+              <w:rPr>
+                <w:rFonts w:ascii="Arial" w:hAnsi="Arial" w:eastAsia="Arial" w:cs="Arial"/>
+                <w:i w:val="false"/>
+                <w:b w:val="false"/>
+                <w:u w:val="none"/>
+                <w:sz w:val="22"/>
+                <w:szCs w:val="22"/>
+                <w:color w:val="000000"/>
+              </w:rPr>
+              <w:t xml:space="preserve">0.216</w:t>
+            </w:r>
+          </w:p>
+        </w:tc>
+      </w:tr>
+      <w:tr>
+        <w:trPr>
+          <w:trHeight w:val="360" w:hRule="auto"/>
+        </w:trPr>
+        body 5
+        <w:tc>
+          <w:tcPr>
+            <w:tcBorders>
+              <w:bottom w:val="none" w:sz="0" w:space="0" w:color="000000"/>
+              <w:top w:val="none" w:sz="0" w:space="0" w:color="000000"/>
+              <w:left w:val="none" w:sz="0" w:space="0" w:color="000000"/>
+              <w:right w:val="none" w:sz="0" w:space="0" w:color="000000"/>
+            </w:tcBorders>
+            <w:shd w:val="clear" w:color="auto" w:fill="FFFFFF"/>
+            <w:tcMar>
+              <w:top w:w="0" w:type="dxa"/>
+              <w:bottom w:w="0" w:type="dxa"/>
+              <w:left w:w="0" w:type="dxa"/>
+              <w:right w:w="0" w:type="dxa"/>
+            </w:tcMar>
+            <w:vAlign w:val="center"/>
+          </w:tcPr>
+          <w:p>
+            <w:pPr>
+              <w:pStyle w:val="Normal"/>
+              <w:jc w:val="right"/>
+              <w:pBdr>
+                <w:bottom w:val="none" w:sz="0" w:space="0" w:color="000000"/>
+                <w:top w:val="none" w:sz="0" w:space="0" w:color="000000"/>
+                <w:left w:val="none" w:sz="0" w:space="0" w:color="000000"/>
+                <w:right w:val="none" w:sz="0" w:space="0" w:color="000000"/>
+              </w:pBdr>
+              <w:spacing w:after="100" w:before="100" w:line="240"/>
+              <w:ind w:left="100" w:right="100" w:firstLine="0" w:firstLineChars="0"/>
+            </w:pPr>
+            <w:r xmlns:w="http://schemas.openxmlformats.org/wordprocessingml/2006/main" xmlns:wp="http://schemas.openxmlformats.org/drawingml/2006/wordprocessingDrawing" xmlns:r="http://schemas.openxmlformats.org/officeDocument/2006/relationships" xmlns:w14="http://schemas.microsoft.com/office/word/2010/wordml">
+              <w:rPr>
+                <w:rFonts w:ascii="Arial" w:hAnsi="Arial" w:eastAsia="Arial" w:cs="Arial"/>
+                <w:i w:val="false"/>
+                <w:b w:val="false"/>
+                <w:u w:val="none"/>
+                <w:sz w:val="22"/>
+                <w:szCs w:val="22"/>
+                <w:color w:val="000000"/>
+              </w:rPr>
+              <w:t xml:space="preserve">1995</w:t>
+            </w:r>
+          </w:p>
+        </w:tc>
+        <w:tc>
+          <w:tcPr>
+            <w:tcBorders>
+              <w:bottom w:val="none" w:sz="0" w:space="0" w:color="000000"/>
+              <w:top w:val="none" w:sz="0" w:space="0" w:color="000000"/>
+              <w:left w:val="none" w:sz="0" w:space="0" w:color="000000"/>
+              <w:right w:val="none" w:sz="0" w:space="0" w:color="000000"/>
+            </w:tcBorders>
+            <w:shd w:val="clear" w:color="auto" w:fill="FFFFFF"/>
+            <w:tcMar>
+              <w:top w:w="0" w:type="dxa"/>
+              <w:bottom w:w="0" w:type="dxa"/>
+              <w:left w:w="0" w:type="dxa"/>
+              <w:right w:w="0" w:type="dxa"/>
+            </w:tcMar>
+            <w:vAlign w:val="center"/>
+          </w:tcPr>
+          <w:p>
+            <w:pPr>
+              <w:pStyle w:val="Normal"/>
+              <w:jc w:val="right"/>
+              <w:pBdr>
+                <w:bottom w:val="none" w:sz="0" w:space="0" w:color="000000"/>
+                <w:top w:val="none" w:sz="0" w:space="0" w:color="000000"/>
+                <w:left w:val="none" w:sz="0" w:space="0" w:color="000000"/>
+                <w:right w:val="none" w:sz="0" w:space="0" w:color="000000"/>
+              </w:pBdr>
+              <w:spacing w:after="100" w:before="100" w:line="240"/>
+              <w:ind w:left="100" w:right="100" w:firstLine="0" w:firstLineChars="0"/>
+            </w:pPr>
+            <w:r xmlns:w="http://schemas.openxmlformats.org/wordprocessingml/2006/main" xmlns:wp="http://schemas.openxmlformats.org/drawingml/2006/wordprocessingDrawing" xmlns:r="http://schemas.openxmlformats.org/officeDocument/2006/relationships" xmlns:w14="http://schemas.microsoft.com/office/word/2010/wordml">
+              <w:rPr>
+                <w:rFonts w:ascii="Arial" w:hAnsi="Arial" w:eastAsia="Arial" w:cs="Arial"/>
+                <w:i w:val="false"/>
+                <w:b w:val="false"/>
+                <w:u w:val="none"/>
+                <w:sz w:val="22"/>
+                <w:szCs w:val="22"/>
+                <w:color w:val="000000"/>
+              </w:rPr>
+              <w:t xml:space="preserve">0.137</w:t>
+            </w:r>
+          </w:p>
+        </w:tc>
+        <w:tc>
+          <w:tcPr>
+            <w:tcBorders>
+              <w:bottom w:val="none" w:sz="0" w:space="0" w:color="000000"/>
+              <w:top w:val="none" w:sz="0" w:space="0" w:color="000000"/>
+              <w:left w:val="none" w:sz="0" w:space="0" w:color="000000"/>
+              <w:right w:val="none" w:sz="0" w:space="0" w:color="000000"/>
+            </w:tcBorders>
+            <w:shd w:val="clear" w:color="auto" w:fill="FFFFFF"/>
+            <w:tcMar>
+              <w:top w:w="0" w:type="dxa"/>
+              <w:bottom w:w="0" w:type="dxa"/>
+              <w:left w:w="0" w:type="dxa"/>
+              <w:right w:w="0" w:type="dxa"/>
+            </w:tcMar>
+            <w:vAlign w:val="center"/>
+          </w:tcPr>
+          <w:p>
+            <w:pPr>
+              <w:pStyle w:val="Normal"/>
+              <w:jc w:val="right"/>
+              <w:pBdr>
+                <w:bottom w:val="none" w:sz="0" w:space="0" w:color="000000"/>
+                <w:top w:val="none" w:sz="0" w:space="0" w:color="000000"/>
+                <w:left w:val="none" w:sz="0" w:space="0" w:color="000000"/>
+                <w:right w:val="none" w:sz="0" w:space="0" w:color="000000"/>
+              </w:pBdr>
+              <w:spacing w:after="100" w:before="100" w:line="240"/>
+              <w:ind w:left="100" w:right="100" w:firstLine="0" w:firstLineChars="0"/>
+            </w:pPr>
+            <w:r xmlns:w="http://schemas.openxmlformats.org/wordprocessingml/2006/main" xmlns:wp="http://schemas.openxmlformats.org/drawingml/2006/wordprocessingDrawing" xmlns:r="http://schemas.openxmlformats.org/officeDocument/2006/relationships" xmlns:w14="http://schemas.microsoft.com/office/word/2010/wordml">
+              <w:rPr>
+                <w:rFonts w:ascii="Arial" w:hAnsi="Arial" w:eastAsia="Arial" w:cs="Arial"/>
+                <w:i w:val="false"/>
+                <w:b w:val="false"/>
+                <w:u w:val="none"/>
+                <w:sz w:val="22"/>
+                <w:szCs w:val="22"/>
+                <w:color w:val="000000"/>
+              </w:rPr>
+              <w:t xml:space="preserve">0.137</w:t>
+            </w:r>
+          </w:p>
+        </w:tc>
+        <w:tc>
+          <w:tcPr>
+            <w:tcBorders>
+              <w:bottom w:val="none" w:sz="0" w:space="0" w:color="000000"/>
+              <w:top w:val="none" w:sz="0" w:space="0" w:color="000000"/>
+              <w:left w:val="none" w:sz="0" w:space="0" w:color="000000"/>
+              <w:right w:val="none" w:sz="0" w:space="0" w:color="000000"/>
+            </w:tcBorders>
+            <w:shd w:val="clear" w:color="auto" w:fill="FFFFFF"/>
+            <w:tcMar>
+              <w:top w:w="0" w:type="dxa"/>
+              <w:bottom w:w="0" w:type="dxa"/>
+              <w:left w:w="0" w:type="dxa"/>
+              <w:right w:w="0" w:type="dxa"/>
+            </w:tcMar>
+            <w:vAlign w:val="center"/>
+          </w:tcPr>
+          <w:p>
+            <w:pPr>
+              <w:pStyle w:val="Normal"/>
+              <w:jc w:val="right"/>
+              <w:pBdr>
+                <w:bottom w:val="none" w:sz="0" w:space="0" w:color="000000"/>
+                <w:top w:val="none" w:sz="0" w:space="0" w:color="000000"/>
+                <w:left w:val="none" w:sz="0" w:space="0" w:color="000000"/>
+                <w:right w:val="none" w:sz="0" w:space="0" w:color="000000"/>
+              </w:pBdr>
+              <w:spacing w:after="100" w:before="100" w:line="240"/>
+              <w:ind w:left="100" w:right="100" w:firstLine="0" w:firstLineChars="0"/>
+            </w:pPr>
+            <w:r xmlns:w="http://schemas.openxmlformats.org/wordprocessingml/2006/main" xmlns:wp="http://schemas.openxmlformats.org/drawingml/2006/wordprocessingDrawing" xmlns:r="http://schemas.openxmlformats.org/officeDocument/2006/relationships" xmlns:w14="http://schemas.microsoft.com/office/word/2010/wordml">
+              <w:rPr>
+                <w:rFonts w:ascii="Arial" w:hAnsi="Arial" w:eastAsia="Arial" w:cs="Arial"/>
+                <w:i w:val="false"/>
+                <w:b w:val="false"/>
+                <w:u w:val="none"/>
+                <w:sz w:val="22"/>
+                <w:szCs w:val="22"/>
+                <w:color w:val="000000"/>
+              </w:rPr>
+              <w:t xml:space="preserve">0.137</w:t>
+            </w:r>
+          </w:p>
+        </w:tc>
+        <w:tc>
+          <w:tcPr>
+            <w:tcBorders>
+              <w:bottom w:val="none" w:sz="0" w:space="0" w:color="000000"/>
+              <w:top w:val="none" w:sz="0" w:space="0" w:color="000000"/>
+              <w:left w:val="none" w:sz="0" w:space="0" w:color="000000"/>
+              <w:right w:val="none" w:sz="0" w:space="0" w:color="000000"/>
+            </w:tcBorders>
+            <w:shd w:val="clear" w:color="auto" w:fill="FFFFFF"/>
+            <w:tcMar>
+              <w:top w:w="0" w:type="dxa"/>
+              <w:bottom w:w="0" w:type="dxa"/>
+              <w:left w:w="0" w:type="dxa"/>
+              <w:right w:w="0" w:type="dxa"/>
+            </w:tcMar>
+            <w:vAlign w:val="center"/>
+          </w:tcPr>
+          <w:p>
+            <w:pPr>
+              <w:pStyle w:val="Normal"/>
+              <w:jc w:val="right"/>
+              <w:pBdr>
+                <w:bottom w:val="none" w:sz="0" w:space="0" w:color="000000"/>
+                <w:top w:val="none" w:sz="0" w:space="0" w:color="000000"/>
+                <w:left w:val="none" w:sz="0" w:space="0" w:color="000000"/>
+                <w:right w:val="none" w:sz="0" w:space="0" w:color="000000"/>
+              </w:pBdr>
+              <w:spacing w:after="100" w:before="100" w:line="240"/>
+              <w:ind w:left="100" w:right="100" w:firstLine="0" w:firstLineChars="0"/>
+            </w:pPr>
+            <w:r xmlns:w="http://schemas.openxmlformats.org/wordprocessingml/2006/main" xmlns:wp="http://schemas.openxmlformats.org/drawingml/2006/wordprocessingDrawing" xmlns:r="http://schemas.openxmlformats.org/officeDocument/2006/relationships" xmlns:w14="http://schemas.microsoft.com/office/word/2010/wordml">
+              <w:rPr>
+                <w:rFonts w:ascii="Arial" w:hAnsi="Arial" w:eastAsia="Arial" w:cs="Arial"/>
+                <w:i w:val="false"/>
+                <w:b w:val="false"/>
+                <w:u w:val="none"/>
+                <w:sz w:val="22"/>
+                <w:szCs w:val="22"/>
+                <w:color w:val="000000"/>
+              </w:rPr>
+              <w:t xml:space="preserve">0.134</w:t>
+            </w:r>
+          </w:p>
+        </w:tc>
+      </w:tr>
+      <w:tr>
+        <w:trPr>
+          <w:trHeight w:val="360" w:hRule="auto"/>
+        </w:trPr>
+        body 6
+        <w:tc>
+          <w:tcPr>
+            <w:tcBorders>
+              <w:bottom w:val="none" w:sz="0" w:space="0" w:color="000000"/>
+              <w:top w:val="none" w:sz="0" w:space="0" w:color="000000"/>
+              <w:left w:val="none" w:sz="0" w:space="0" w:color="000000"/>
+              <w:right w:val="none" w:sz="0" w:space="0" w:color="000000"/>
+            </w:tcBorders>
+            <w:shd w:val="clear" w:color="auto" w:fill="FFFFFF"/>
+            <w:tcMar>
+              <w:top w:w="0" w:type="dxa"/>
+              <w:bottom w:w="0" w:type="dxa"/>
+              <w:left w:w="0" w:type="dxa"/>
+              <w:right w:w="0" w:type="dxa"/>
+            </w:tcMar>
+            <w:vAlign w:val="center"/>
+          </w:tcPr>
+          <w:p>
+            <w:pPr>
+              <w:pStyle w:val="Normal"/>
+              <w:jc w:val="right"/>
+              <w:pBdr>
+                <w:bottom w:val="none" w:sz="0" w:space="0" w:color="000000"/>
+                <w:top w:val="none" w:sz="0" w:space="0" w:color="000000"/>
+                <w:left w:val="none" w:sz="0" w:space="0" w:color="000000"/>
+                <w:right w:val="none" w:sz="0" w:space="0" w:color="000000"/>
+              </w:pBdr>
+              <w:spacing w:after="100" w:before="100" w:line="240"/>
+              <w:ind w:left="100" w:right="100" w:firstLine="0" w:firstLineChars="0"/>
+            </w:pPr>
+            <w:r xmlns:w="http://schemas.openxmlformats.org/wordprocessingml/2006/main" xmlns:wp="http://schemas.openxmlformats.org/drawingml/2006/wordprocessingDrawing" xmlns:r="http://schemas.openxmlformats.org/officeDocument/2006/relationships" xmlns:w14="http://schemas.microsoft.com/office/word/2010/wordml">
+              <w:rPr>
+                <w:rFonts w:ascii="Arial" w:hAnsi="Arial" w:eastAsia="Arial" w:cs="Arial"/>
+                <w:i w:val="false"/>
+                <w:b w:val="false"/>
+                <w:u w:val="none"/>
+                <w:sz w:val="22"/>
+                <w:szCs w:val="22"/>
+                <w:color w:val="000000"/>
+              </w:rPr>
+              <w:t xml:space="preserve">1996</w:t>
+            </w:r>
+          </w:p>
+        </w:tc>
+        <w:tc>
+          <w:tcPr>
+            <w:tcBorders>
+              <w:bottom w:val="none" w:sz="0" w:space="0" w:color="000000"/>
+              <w:top w:val="none" w:sz="0" w:space="0" w:color="000000"/>
+              <w:left w:val="none" w:sz="0" w:space="0" w:color="000000"/>
+              <w:right w:val="none" w:sz="0" w:space="0" w:color="000000"/>
+            </w:tcBorders>
+            <w:shd w:val="clear" w:color="auto" w:fill="FFFFFF"/>
+            <w:tcMar>
+              <w:top w:w="0" w:type="dxa"/>
+              <w:bottom w:w="0" w:type="dxa"/>
+              <w:left w:w="0" w:type="dxa"/>
+              <w:right w:w="0" w:type="dxa"/>
+            </w:tcMar>
+            <w:vAlign w:val="center"/>
+          </w:tcPr>
+          <w:p>
+            <w:pPr>
+              <w:pStyle w:val="Normal"/>
+              <w:jc w:val="right"/>
+              <w:pBdr>
+                <w:bottom w:val="none" w:sz="0" w:space="0" w:color="000000"/>
+                <w:top w:val="none" w:sz="0" w:space="0" w:color="000000"/>
+                <w:left w:val="none" w:sz="0" w:space="0" w:color="000000"/>
+                <w:right w:val="none" w:sz="0" w:space="0" w:color="000000"/>
+              </w:pBdr>
+              <w:spacing w:after="100" w:before="100" w:line="240"/>
+              <w:ind w:left="100" w:right="100" w:firstLine="0" w:firstLineChars="0"/>
+            </w:pPr>
+            <w:r xmlns:w="http://schemas.openxmlformats.org/wordprocessingml/2006/main" xmlns:wp="http://schemas.openxmlformats.org/drawingml/2006/wordprocessingDrawing" xmlns:r="http://schemas.openxmlformats.org/officeDocument/2006/relationships" xmlns:w14="http://schemas.microsoft.com/office/word/2010/wordml">
+              <w:rPr>
+                <w:rFonts w:ascii="Arial" w:hAnsi="Arial" w:eastAsia="Arial" w:cs="Arial"/>
+                <w:i w:val="false"/>
+                <w:b w:val="false"/>
+                <w:u w:val="none"/>
+                <w:sz w:val="22"/>
+                <w:szCs w:val="22"/>
+                <w:color w:val="000000"/>
+              </w:rPr>
+              <w:t xml:space="preserve">0.171</w:t>
+            </w:r>
+          </w:p>
+        </w:tc>
+        <w:tc>
+          <w:tcPr>
+            <w:tcBorders>
+              <w:bottom w:val="none" w:sz="0" w:space="0" w:color="000000"/>
+              <w:top w:val="none" w:sz="0" w:space="0" w:color="000000"/>
+              <w:left w:val="none" w:sz="0" w:space="0" w:color="000000"/>
+              <w:right w:val="none" w:sz="0" w:space="0" w:color="000000"/>
+            </w:tcBorders>
+            <w:shd w:val="clear" w:color="auto" w:fill="FFFFFF"/>
+            <w:tcMar>
+              <w:top w:w="0" w:type="dxa"/>
+              <w:bottom w:w="0" w:type="dxa"/>
+              <w:left w:w="0" w:type="dxa"/>
+              <w:right w:w="0" w:type="dxa"/>
+            </w:tcMar>
+            <w:vAlign w:val="center"/>
+          </w:tcPr>
+          <w:p>
+            <w:pPr>
+              <w:pStyle w:val="Normal"/>
+              <w:jc w:val="right"/>
+              <w:pBdr>
+                <w:bottom w:val="none" w:sz="0" w:space="0" w:color="000000"/>
+                <w:top w:val="none" w:sz="0" w:space="0" w:color="000000"/>
+                <w:left w:val="none" w:sz="0" w:space="0" w:color="000000"/>
+                <w:right w:val="none" w:sz="0" w:space="0" w:color="000000"/>
+              </w:pBdr>
+              <w:spacing w:after="100" w:before="100" w:line="240"/>
+              <w:ind w:left="100" w:right="100" w:firstLine="0" w:firstLineChars="0"/>
+            </w:pPr>
+            <w:r xmlns:w="http://schemas.openxmlformats.org/wordprocessingml/2006/main" xmlns:wp="http://schemas.openxmlformats.org/drawingml/2006/wordprocessingDrawing" xmlns:r="http://schemas.openxmlformats.org/officeDocument/2006/relationships" xmlns:w14="http://schemas.microsoft.com/office/word/2010/wordml">
+              <w:rPr>
+                <w:rFonts w:ascii="Arial" w:hAnsi="Arial" w:eastAsia="Arial" w:cs="Arial"/>
+                <w:i w:val="false"/>
+                <w:b w:val="false"/>
+                <w:u w:val="none"/>
+                <w:sz w:val="22"/>
+                <w:szCs w:val="22"/>
+                <w:color w:val="000000"/>
+              </w:rPr>
+              <w:t xml:space="preserve">0.171</w:t>
+            </w:r>
+          </w:p>
+        </w:tc>
+        <w:tc>
+          <w:tcPr>
+            <w:tcBorders>
+              <w:bottom w:val="none" w:sz="0" w:space="0" w:color="000000"/>
+              <w:top w:val="none" w:sz="0" w:space="0" w:color="000000"/>
+              <w:left w:val="none" w:sz="0" w:space="0" w:color="000000"/>
+              <w:right w:val="none" w:sz="0" w:space="0" w:color="000000"/>
+            </w:tcBorders>
+            <w:shd w:val="clear" w:color="auto" w:fill="FFFFFF"/>
+            <w:tcMar>
+              <w:top w:w="0" w:type="dxa"/>
+              <w:bottom w:w="0" w:type="dxa"/>
+              <w:left w:w="0" w:type="dxa"/>
+              <w:right w:w="0" w:type="dxa"/>
+            </w:tcMar>
+            <w:vAlign w:val="center"/>
+          </w:tcPr>
+          <w:p>
+            <w:pPr>
+              <w:pStyle w:val="Normal"/>
+              <w:jc w:val="right"/>
+              <w:pBdr>
+                <w:bottom w:val="none" w:sz="0" w:space="0" w:color="000000"/>
+                <w:top w:val="none" w:sz="0" w:space="0" w:color="000000"/>
+                <w:left w:val="none" w:sz="0" w:space="0" w:color="000000"/>
+                <w:right w:val="none" w:sz="0" w:space="0" w:color="000000"/>
+              </w:pBdr>
+              <w:spacing w:after="100" w:before="100" w:line="240"/>
+              <w:ind w:left="100" w:right="100" w:firstLine="0" w:firstLineChars="0"/>
+            </w:pPr>
+            <w:r xmlns:w="http://schemas.openxmlformats.org/wordprocessingml/2006/main" xmlns:wp="http://schemas.openxmlformats.org/drawingml/2006/wordprocessingDrawing" xmlns:r="http://schemas.openxmlformats.org/officeDocument/2006/relationships" xmlns:w14="http://schemas.microsoft.com/office/word/2010/wordml">
+              <w:rPr>
+                <w:rFonts w:ascii="Arial" w:hAnsi="Arial" w:eastAsia="Arial" w:cs="Arial"/>
+                <w:i w:val="false"/>
+                <w:b w:val="false"/>
+                <w:u w:val="none"/>
+                <w:sz w:val="22"/>
+                <w:szCs w:val="22"/>
+                <w:color w:val="000000"/>
+              </w:rPr>
+              <w:t xml:space="preserve">0.171</w:t>
+            </w:r>
+          </w:p>
+        </w:tc>
+        <w:tc>
+          <w:tcPr>
+            <w:tcBorders>
+              <w:bottom w:val="none" w:sz="0" w:space="0" w:color="000000"/>
+              <w:top w:val="none" w:sz="0" w:space="0" w:color="000000"/>
+              <w:left w:val="none" w:sz="0" w:space="0" w:color="000000"/>
+              <w:right w:val="none" w:sz="0" w:space="0" w:color="000000"/>
+            </w:tcBorders>
+            <w:shd w:val="clear" w:color="auto" w:fill="FFFFFF"/>
+            <w:tcMar>
+              <w:top w:w="0" w:type="dxa"/>
+              <w:bottom w:w="0" w:type="dxa"/>
+              <w:left w:w="0" w:type="dxa"/>
+              <w:right w:w="0" w:type="dxa"/>
+            </w:tcMar>
+            <w:vAlign w:val="center"/>
+          </w:tcPr>
+          <w:p>
+            <w:pPr>
+              <w:pStyle w:val="Normal"/>
+              <w:jc w:val="right"/>
+              <w:pBdr>
+                <w:bottom w:val="none" w:sz="0" w:space="0" w:color="000000"/>
+                <w:top w:val="none" w:sz="0" w:space="0" w:color="000000"/>
+                <w:left w:val="none" w:sz="0" w:space="0" w:color="000000"/>
+                <w:right w:val="none" w:sz="0" w:space="0" w:color="000000"/>
+              </w:pBdr>
+              <w:spacing w:after="100" w:before="100" w:line="240"/>
+              <w:ind w:left="100" w:right="100" w:firstLine="0" w:firstLineChars="0"/>
+            </w:pPr>
+            <w:r xmlns:w="http://schemas.openxmlformats.org/wordprocessingml/2006/main" xmlns:wp="http://schemas.openxmlformats.org/drawingml/2006/wordprocessingDrawing" xmlns:r="http://schemas.openxmlformats.org/officeDocument/2006/relationships" xmlns:w14="http://schemas.microsoft.com/office/word/2010/wordml">
+              <w:rPr>
+                <w:rFonts w:ascii="Arial" w:hAnsi="Arial" w:eastAsia="Arial" w:cs="Arial"/>
+                <w:i w:val="false"/>
+                <w:b w:val="false"/>
+                <w:u w:val="none"/>
+                <w:sz w:val="22"/>
+                <w:szCs w:val="22"/>
+                <w:color w:val="000000"/>
+              </w:rPr>
+              <w:t xml:space="preserve">0.170</w:t>
+            </w:r>
+          </w:p>
+        </w:tc>
+      </w:tr>
+      <w:tr>
+        <w:trPr>
+          <w:trHeight w:val="360" w:hRule="auto"/>
+        </w:trPr>
+        body 7
+        <w:tc>
+          <w:tcPr>
+            <w:tcBorders>
+              <w:bottom w:val="none" w:sz="0" w:space="0" w:color="000000"/>
+              <w:top w:val="none" w:sz="0" w:space="0" w:color="000000"/>
+              <w:left w:val="none" w:sz="0" w:space="0" w:color="000000"/>
+              <w:right w:val="none" w:sz="0" w:space="0" w:color="000000"/>
+            </w:tcBorders>
+            <w:shd w:val="clear" w:color="auto" w:fill="FFFFFF"/>
+            <w:tcMar>
+              <w:top w:w="0" w:type="dxa"/>
+              <w:bottom w:w="0" w:type="dxa"/>
+              <w:left w:w="0" w:type="dxa"/>
+              <w:right w:w="0" w:type="dxa"/>
+            </w:tcMar>
+            <w:vAlign w:val="center"/>
+          </w:tcPr>
+          <w:p>
+            <w:pPr>
+              <w:pStyle w:val="Normal"/>
+              <w:jc w:val="right"/>
+              <w:pBdr>
+                <w:bottom w:val="none" w:sz="0" w:space="0" w:color="000000"/>
+                <w:top w:val="none" w:sz="0" w:space="0" w:color="000000"/>
+                <w:left w:val="none" w:sz="0" w:space="0" w:color="000000"/>
+                <w:right w:val="none" w:sz="0" w:space="0" w:color="000000"/>
+              </w:pBdr>
+              <w:spacing w:after="100" w:before="100" w:line="240"/>
+              <w:ind w:left="100" w:right="100" w:firstLine="0" w:firstLineChars="0"/>
+            </w:pPr>
+            <w:r xmlns:w="http://schemas.openxmlformats.org/wordprocessingml/2006/main" xmlns:wp="http://schemas.openxmlformats.org/drawingml/2006/wordprocessingDrawing" xmlns:r="http://schemas.openxmlformats.org/officeDocument/2006/relationships" xmlns:w14="http://schemas.microsoft.com/office/word/2010/wordml">
+              <w:rPr>
+                <w:rFonts w:ascii="Arial" w:hAnsi="Arial" w:eastAsia="Arial" w:cs="Arial"/>
+                <w:i w:val="false"/>
+                <w:b w:val="false"/>
+                <w:u w:val="none"/>
+                <w:sz w:val="22"/>
+                <w:szCs w:val="22"/>
+                <w:color w:val="000000"/>
+              </w:rPr>
+              <w:t xml:space="preserve">1997</w:t>
+            </w:r>
+          </w:p>
+        </w:tc>
+        <w:tc>
+          <w:tcPr>
+            <w:tcBorders>
+              <w:bottom w:val="none" w:sz="0" w:space="0" w:color="000000"/>
+              <w:top w:val="none" w:sz="0" w:space="0" w:color="000000"/>
+              <w:left w:val="none" w:sz="0" w:space="0" w:color="000000"/>
+              <w:right w:val="none" w:sz="0" w:space="0" w:color="000000"/>
+            </w:tcBorders>
+            <w:shd w:val="clear" w:color="auto" w:fill="FFFFFF"/>
+            <w:tcMar>
+              <w:top w:w="0" w:type="dxa"/>
+              <w:bottom w:w="0" w:type="dxa"/>
+              <w:left w:w="0" w:type="dxa"/>
+              <w:right w:w="0" w:type="dxa"/>
+            </w:tcMar>
+            <w:vAlign w:val="center"/>
+          </w:tcPr>
+          <w:p>
+            <w:pPr>
+              <w:pStyle w:val="Normal"/>
+              <w:jc w:val="right"/>
+              <w:pBdr>
+                <w:bottom w:val="none" w:sz="0" w:space="0" w:color="000000"/>
+                <w:top w:val="none" w:sz="0" w:space="0" w:color="000000"/>
+                <w:left w:val="none" w:sz="0" w:space="0" w:color="000000"/>
+                <w:right w:val="none" w:sz="0" w:space="0" w:color="000000"/>
+              </w:pBdr>
+              <w:spacing w:after="100" w:before="100" w:line="240"/>
+              <w:ind w:left="100" w:right="100" w:firstLine="0" w:firstLineChars="0"/>
+            </w:pPr>
+            <w:r xmlns:w="http://schemas.openxmlformats.org/wordprocessingml/2006/main" xmlns:wp="http://schemas.openxmlformats.org/drawingml/2006/wordprocessingDrawing" xmlns:r="http://schemas.openxmlformats.org/officeDocument/2006/relationships" xmlns:w14="http://schemas.microsoft.com/office/word/2010/wordml">
+              <w:rPr>
+                <w:rFonts w:ascii="Arial" w:hAnsi="Arial" w:eastAsia="Arial" w:cs="Arial"/>
+                <w:i w:val="false"/>
+                <w:b w:val="false"/>
+                <w:u w:val="none"/>
+                <w:sz w:val="22"/>
+                <w:szCs w:val="22"/>
+                <w:color w:val="000000"/>
+              </w:rPr>
+              <w:t xml:space="preserve">0.081</w:t>
+            </w:r>
+          </w:p>
+        </w:tc>
+        <w:tc>
+          <w:tcPr>
+            <w:tcBorders>
+              <w:bottom w:val="none" w:sz="0" w:space="0" w:color="000000"/>
+              <w:top w:val="none" w:sz="0" w:space="0" w:color="000000"/>
+              <w:left w:val="none" w:sz="0" w:space="0" w:color="000000"/>
+              <w:right w:val="none" w:sz="0" w:space="0" w:color="000000"/>
+            </w:tcBorders>
+            <w:shd w:val="clear" w:color="auto" w:fill="FFFFFF"/>
+            <w:tcMar>
+              <w:top w:w="0" w:type="dxa"/>
+              <w:bottom w:w="0" w:type="dxa"/>
+              <w:left w:w="0" w:type="dxa"/>
+              <w:right w:w="0" w:type="dxa"/>
+            </w:tcMar>
+            <w:vAlign w:val="center"/>
+          </w:tcPr>
+          <w:p>
+            <w:pPr>
+              <w:pStyle w:val="Normal"/>
+              <w:jc w:val="right"/>
+              <w:pBdr>
+                <w:bottom w:val="none" w:sz="0" w:space="0" w:color="000000"/>
+                <w:top w:val="none" w:sz="0" w:space="0" w:color="000000"/>
+                <w:left w:val="none" w:sz="0" w:space="0" w:color="000000"/>
+                <w:right w:val="none" w:sz="0" w:space="0" w:color="000000"/>
+              </w:pBdr>
+              <w:spacing w:after="100" w:before="100" w:line="240"/>
+              <w:ind w:left="100" w:right="100" w:firstLine="0" w:firstLineChars="0"/>
+            </w:pPr>
+            <w:r xmlns:w="http://schemas.openxmlformats.org/wordprocessingml/2006/main" xmlns:wp="http://schemas.openxmlformats.org/drawingml/2006/wordprocessingDrawing" xmlns:r="http://schemas.openxmlformats.org/officeDocument/2006/relationships" xmlns:w14="http://schemas.microsoft.com/office/word/2010/wordml">
+              <w:rPr>
+                <w:rFonts w:ascii="Arial" w:hAnsi="Arial" w:eastAsia="Arial" w:cs="Arial"/>
+                <w:i w:val="false"/>
+                <w:b w:val="false"/>
+                <w:u w:val="none"/>
+                <w:sz w:val="22"/>
+                <w:szCs w:val="22"/>
+                <w:color w:val="000000"/>
+              </w:rPr>
+              <w:t xml:space="preserve">0.080</w:t>
+            </w:r>
+          </w:p>
+        </w:tc>
+        <w:tc>
+          <w:tcPr>
+            <w:tcBorders>
+              <w:bottom w:val="none" w:sz="0" w:space="0" w:color="000000"/>
+              <w:top w:val="none" w:sz="0" w:space="0" w:color="000000"/>
+              <w:left w:val="none" w:sz="0" w:space="0" w:color="000000"/>
+              <w:right w:val="none" w:sz="0" w:space="0" w:color="000000"/>
+            </w:tcBorders>
+            <w:shd w:val="clear" w:color="auto" w:fill="FFFFFF"/>
+            <w:tcMar>
+              <w:top w:w="0" w:type="dxa"/>
+              <w:bottom w:w="0" w:type="dxa"/>
+              <w:left w:w="0" w:type="dxa"/>
+              <w:right w:w="0" w:type="dxa"/>
+            </w:tcMar>
+            <w:vAlign w:val="center"/>
+          </w:tcPr>
+          <w:p>
+            <w:pPr>
+              <w:pStyle w:val="Normal"/>
+              <w:jc w:val="right"/>
+              <w:pBdr>
+                <w:bottom w:val="none" w:sz="0" w:space="0" w:color="000000"/>
+                <w:top w:val="none" w:sz="0" w:space="0" w:color="000000"/>
+                <w:left w:val="none" w:sz="0" w:space="0" w:color="000000"/>
+                <w:right w:val="none" w:sz="0" w:space="0" w:color="000000"/>
+              </w:pBdr>
+              <w:spacing w:after="100" w:before="100" w:line="240"/>
+              <w:ind w:left="100" w:right="100" w:firstLine="0" w:firstLineChars="0"/>
+            </w:pPr>
+            <w:r xmlns:w="http://schemas.openxmlformats.org/wordprocessingml/2006/main" xmlns:wp="http://schemas.openxmlformats.org/drawingml/2006/wordprocessingDrawing" xmlns:r="http://schemas.openxmlformats.org/officeDocument/2006/relationships" xmlns:w14="http://schemas.microsoft.com/office/word/2010/wordml">
+              <w:rPr>
+                <w:rFonts w:ascii="Arial" w:hAnsi="Arial" w:eastAsia="Arial" w:cs="Arial"/>
+                <w:i w:val="false"/>
+                <w:b w:val="false"/>
+                <w:u w:val="none"/>
+                <w:sz w:val="22"/>
+                <w:szCs w:val="22"/>
+                <w:color w:val="000000"/>
+              </w:rPr>
+              <w:t xml:space="preserve">0.079</w:t>
+            </w:r>
+          </w:p>
+        </w:tc>
+        <w:tc>
+          <w:tcPr>
+            <w:tcBorders>
+              <w:bottom w:val="none" w:sz="0" w:space="0" w:color="000000"/>
+              <w:top w:val="none" w:sz="0" w:space="0" w:color="000000"/>
+              <w:left w:val="none" w:sz="0" w:space="0" w:color="000000"/>
+              <w:right w:val="none" w:sz="0" w:space="0" w:color="000000"/>
+            </w:tcBorders>
+            <w:shd w:val="clear" w:color="auto" w:fill="FFFFFF"/>
+            <w:tcMar>
+              <w:top w:w="0" w:type="dxa"/>
+              <w:bottom w:w="0" w:type="dxa"/>
+              <w:left w:w="0" w:type="dxa"/>
+              <w:right w:w="0" w:type="dxa"/>
+            </w:tcMar>
+            <w:vAlign w:val="center"/>
+          </w:tcPr>
+          <w:p>
+            <w:pPr>
+              <w:pStyle w:val="Normal"/>
+              <w:jc w:val="right"/>
+              <w:pBdr>
+                <w:bottom w:val="none" w:sz="0" w:space="0" w:color="000000"/>
+                <w:top w:val="none" w:sz="0" w:space="0" w:color="000000"/>
+                <w:left w:val="none" w:sz="0" w:space="0" w:color="000000"/>
+                <w:right w:val="none" w:sz="0" w:space="0" w:color="000000"/>
+              </w:pBdr>
+              <w:spacing w:after="100" w:before="100" w:line="240"/>
+              <w:ind w:left="100" w:right="100" w:firstLine="0" w:firstLineChars="0"/>
+            </w:pPr>
+            <w:r xmlns:w="http://schemas.openxmlformats.org/wordprocessingml/2006/main" xmlns:wp="http://schemas.openxmlformats.org/drawingml/2006/wordprocessingDrawing" xmlns:r="http://schemas.openxmlformats.org/officeDocument/2006/relationships" xmlns:w14="http://schemas.microsoft.com/office/word/2010/wordml">
+              <w:rPr>
+                <w:rFonts w:ascii="Arial" w:hAnsi="Arial" w:eastAsia="Arial" w:cs="Arial"/>
+                <w:i w:val="false"/>
+                <w:b w:val="false"/>
+                <w:u w:val="none"/>
+                <w:sz w:val="22"/>
+                <w:szCs w:val="22"/>
+                <w:color w:val="000000"/>
+              </w:rPr>
+              <w:t xml:space="preserve">0.079</w:t>
+            </w:r>
+          </w:p>
+        </w:tc>
+      </w:tr>
+      <w:tr>
+        <w:trPr>
+          <w:trHeight w:val="360" w:hRule="auto"/>
+        </w:trPr>
+        body 8
+        <w:tc>
+          <w:tcPr>
+            <w:tcBorders>
+              <w:bottom w:val="none" w:sz="0" w:space="0" w:color="000000"/>
+              <w:top w:val="none" w:sz="0" w:space="0" w:color="000000"/>
+              <w:left w:val="none" w:sz="0" w:space="0" w:color="000000"/>
+              <w:right w:val="none" w:sz="0" w:space="0" w:color="000000"/>
+            </w:tcBorders>
+            <w:shd w:val="clear" w:color="auto" w:fill="FFFFFF"/>
+            <w:tcMar>
+              <w:top w:w="0" w:type="dxa"/>
+              <w:bottom w:w="0" w:type="dxa"/>
+              <w:left w:w="0" w:type="dxa"/>
+              <w:right w:w="0" w:type="dxa"/>
+            </w:tcMar>
+            <w:vAlign w:val="center"/>
+          </w:tcPr>
+          <w:p>
+            <w:pPr>
+              <w:pStyle w:val="Normal"/>
+              <w:jc w:val="right"/>
+              <w:pBdr>
+                <w:bottom w:val="none" w:sz="0" w:space="0" w:color="000000"/>
+                <w:top w:val="none" w:sz="0" w:space="0" w:color="000000"/>
+                <w:left w:val="none" w:sz="0" w:space="0" w:color="000000"/>
+                <w:right w:val="none" w:sz="0" w:space="0" w:color="000000"/>
+              </w:pBdr>
+              <w:spacing w:after="100" w:before="100" w:line="240"/>
+              <w:ind w:left="100" w:right="100" w:firstLine="0" w:firstLineChars="0"/>
+            </w:pPr>
+            <w:r xmlns:w="http://schemas.openxmlformats.org/wordprocessingml/2006/main" xmlns:wp="http://schemas.openxmlformats.org/drawingml/2006/wordprocessingDrawing" xmlns:r="http://schemas.openxmlformats.org/officeDocument/2006/relationships" xmlns:w14="http://schemas.microsoft.com/office/word/2010/wordml">
+              <w:rPr>
+                <w:rFonts w:ascii="Arial" w:hAnsi="Arial" w:eastAsia="Arial" w:cs="Arial"/>
+                <w:i w:val="false"/>
+                <w:b w:val="false"/>
+                <w:u w:val="none"/>
+                <w:sz w:val="22"/>
+                <w:szCs w:val="22"/>
+                <w:color w:val="000000"/>
+              </w:rPr>
+              <w:t xml:space="preserve">1998</w:t>
+            </w:r>
+          </w:p>
+        </w:tc>
+        <w:tc>
+          <w:tcPr>
+            <w:tcBorders>
+              <w:bottom w:val="none" w:sz="0" w:space="0" w:color="000000"/>
+              <w:top w:val="none" w:sz="0" w:space="0" w:color="000000"/>
+              <w:left w:val="none" w:sz="0" w:space="0" w:color="000000"/>
+              <w:right w:val="none" w:sz="0" w:space="0" w:color="000000"/>
+            </w:tcBorders>
+            <w:shd w:val="clear" w:color="auto" w:fill="FFFFFF"/>
+            <w:tcMar>
+              <w:top w:w="0" w:type="dxa"/>
+              <w:bottom w:w="0" w:type="dxa"/>
+              <w:left w:w="0" w:type="dxa"/>
+              <w:right w:w="0" w:type="dxa"/>
+            </w:tcMar>
+            <w:vAlign w:val="center"/>
+          </w:tcPr>
+          <w:p>
+            <w:pPr>
+              <w:pStyle w:val="Normal"/>
+              <w:jc w:val="right"/>
+              <w:pBdr>
+                <w:bottom w:val="none" w:sz="0" w:space="0" w:color="000000"/>
+                <w:top w:val="none" w:sz="0" w:space="0" w:color="000000"/>
+                <w:left w:val="none" w:sz="0" w:space="0" w:color="000000"/>
+                <w:right w:val="none" w:sz="0" w:space="0" w:color="000000"/>
+              </w:pBdr>
+              <w:spacing w:after="100" w:before="100" w:line="240"/>
+              <w:ind w:left="100" w:right="100" w:firstLine="0" w:firstLineChars="0"/>
+            </w:pPr>
+            <w:r xmlns:w="http://schemas.openxmlformats.org/wordprocessingml/2006/main" xmlns:wp="http://schemas.openxmlformats.org/drawingml/2006/wordprocessingDrawing" xmlns:r="http://schemas.openxmlformats.org/officeDocument/2006/relationships" xmlns:w14="http://schemas.microsoft.com/office/word/2010/wordml">
+              <w:rPr>
+                <w:rFonts w:ascii="Arial" w:hAnsi="Arial" w:eastAsia="Arial" w:cs="Arial"/>
+                <w:i w:val="false"/>
+                <w:b w:val="false"/>
+                <w:u w:val="none"/>
+                <w:sz w:val="22"/>
+                <w:szCs w:val="22"/>
+                <w:color w:val="000000"/>
+              </w:rPr>
+              <w:t xml:space="preserve">0.208</w:t>
+            </w:r>
+          </w:p>
+        </w:tc>
+        <w:tc>
+          <w:tcPr>
+            <w:tcBorders>
+              <w:bottom w:val="none" w:sz="0" w:space="0" w:color="000000"/>
+              <w:top w:val="none" w:sz="0" w:space="0" w:color="000000"/>
+              <w:left w:val="none" w:sz="0" w:space="0" w:color="000000"/>
+              <w:right w:val="none" w:sz="0" w:space="0" w:color="000000"/>
+            </w:tcBorders>
+            <w:shd w:val="clear" w:color="auto" w:fill="FFFFFF"/>
+            <w:tcMar>
+              <w:top w:w="0" w:type="dxa"/>
+              <w:bottom w:w="0" w:type="dxa"/>
+              <w:left w:w="0" w:type="dxa"/>
+              <w:right w:w="0" w:type="dxa"/>
+            </w:tcMar>
+            <w:vAlign w:val="center"/>
+          </w:tcPr>
+          <w:p>
+            <w:pPr>
+              <w:pStyle w:val="Normal"/>
+              <w:jc w:val="right"/>
+              <w:pBdr>
+                <w:bottom w:val="none" w:sz="0" w:space="0" w:color="000000"/>
+                <w:top w:val="none" w:sz="0" w:space="0" w:color="000000"/>
+                <w:left w:val="none" w:sz="0" w:space="0" w:color="000000"/>
+                <w:right w:val="none" w:sz="0" w:space="0" w:color="000000"/>
+              </w:pBdr>
+              <w:spacing w:after="100" w:before="100" w:line="240"/>
+              <w:ind w:left="100" w:right="100" w:firstLine="0" w:firstLineChars="0"/>
+            </w:pPr>
+            <w:r xmlns:w="http://schemas.openxmlformats.org/wordprocessingml/2006/main" xmlns:wp="http://schemas.openxmlformats.org/drawingml/2006/wordprocessingDrawing" xmlns:r="http://schemas.openxmlformats.org/officeDocument/2006/relationships" xmlns:w14="http://schemas.microsoft.com/office/word/2010/wordml">
+              <w:rPr>
+                <w:rFonts w:ascii="Arial" w:hAnsi="Arial" w:eastAsia="Arial" w:cs="Arial"/>
+                <w:i w:val="false"/>
+                <w:b w:val="false"/>
+                <w:u w:val="none"/>
+                <w:sz w:val="22"/>
+                <w:szCs w:val="22"/>
+                <w:color w:val="000000"/>
+              </w:rPr>
+              <w:t xml:space="preserve">0.187</w:t>
+            </w:r>
+          </w:p>
+        </w:tc>
+        <w:tc>
+          <w:tcPr>
+            <w:tcBorders>
+              <w:bottom w:val="none" w:sz="0" w:space="0" w:color="000000"/>
+              <w:top w:val="none" w:sz="0" w:space="0" w:color="000000"/>
+              <w:left w:val="none" w:sz="0" w:space="0" w:color="000000"/>
+              <w:right w:val="none" w:sz="0" w:space="0" w:color="000000"/>
+            </w:tcBorders>
+            <w:shd w:val="clear" w:color="auto" w:fill="FFFFFF"/>
+            <w:tcMar>
+              <w:top w:w="0" w:type="dxa"/>
+              <w:bottom w:w="0" w:type="dxa"/>
+              <w:left w:w="0" w:type="dxa"/>
+              <w:right w:w="0" w:type="dxa"/>
+            </w:tcMar>
+            <w:vAlign w:val="center"/>
+          </w:tcPr>
+          <w:p>
+            <w:pPr>
+              <w:pStyle w:val="Normal"/>
+              <w:jc w:val="right"/>
+              <w:pBdr>
+                <w:bottom w:val="none" w:sz="0" w:space="0" w:color="000000"/>
+                <w:top w:val="none" w:sz="0" w:space="0" w:color="000000"/>
+                <w:left w:val="none" w:sz="0" w:space="0" w:color="000000"/>
+                <w:right w:val="none" w:sz="0" w:space="0" w:color="000000"/>
+              </w:pBdr>
+              <w:spacing w:after="100" w:before="100" w:line="240"/>
+              <w:ind w:left="100" w:right="100" w:firstLine="0" w:firstLineChars="0"/>
+            </w:pPr>
+            <w:r xmlns:w="http://schemas.openxmlformats.org/wordprocessingml/2006/main" xmlns:wp="http://schemas.openxmlformats.org/drawingml/2006/wordprocessingDrawing" xmlns:r="http://schemas.openxmlformats.org/officeDocument/2006/relationships" xmlns:w14="http://schemas.microsoft.com/office/word/2010/wordml">
+              <w:rPr>
+                <w:rFonts w:ascii="Arial" w:hAnsi="Arial" w:eastAsia="Arial" w:cs="Arial"/>
+                <w:i w:val="false"/>
+                <w:b w:val="false"/>
+                <w:u w:val="none"/>
+                <w:sz w:val="22"/>
+                <w:szCs w:val="22"/>
+                <w:color w:val="000000"/>
+              </w:rPr>
+              <w:t xml:space="preserve">0.155</w:t>
+            </w:r>
+          </w:p>
+        </w:tc>
+        <w:tc>
+          <w:tcPr>
+            <w:tcBorders>
+              <w:bottom w:val="none" w:sz="0" w:space="0" w:color="000000"/>
+              <w:top w:val="none" w:sz="0" w:space="0" w:color="000000"/>
+              <w:left w:val="none" w:sz="0" w:space="0" w:color="000000"/>
+              <w:right w:val="none" w:sz="0" w:space="0" w:color="000000"/>
+            </w:tcBorders>
+            <w:shd w:val="clear" w:color="auto" w:fill="FFFFFF"/>
+            <w:tcMar>
+              <w:top w:w="0" w:type="dxa"/>
+              <w:bottom w:w="0" w:type="dxa"/>
+              <w:left w:w="0" w:type="dxa"/>
+              <w:right w:w="0" w:type="dxa"/>
+            </w:tcMar>
+            <w:vAlign w:val="center"/>
+          </w:tcPr>
+          <w:p>
+            <w:pPr>
+              <w:pStyle w:val="Normal"/>
+              <w:jc w:val="right"/>
+              <w:pBdr>
+                <w:bottom w:val="none" w:sz="0" w:space="0" w:color="000000"/>
+                <w:top w:val="none" w:sz="0" w:space="0" w:color="000000"/>
+                <w:left w:val="none" w:sz="0" w:space="0" w:color="000000"/>
+                <w:right w:val="none" w:sz="0" w:space="0" w:color="000000"/>
+              </w:pBdr>
+              <w:spacing w:after="100" w:before="100" w:line="240"/>
+              <w:ind w:left="100" w:right="100" w:firstLine="0" w:firstLineChars="0"/>
+            </w:pPr>
+            <w:r xmlns:w="http://schemas.openxmlformats.org/wordprocessingml/2006/main" xmlns:wp="http://schemas.openxmlformats.org/drawingml/2006/wordprocessingDrawing" xmlns:r="http://schemas.openxmlformats.org/officeDocument/2006/relationships" xmlns:w14="http://schemas.microsoft.com/office/word/2010/wordml">
+              <w:rPr>
+                <w:rFonts w:ascii="Arial" w:hAnsi="Arial" w:eastAsia="Arial" w:cs="Arial"/>
+                <w:i w:val="false"/>
+                <w:b w:val="false"/>
+                <w:u w:val="none"/>
+                <w:sz w:val="22"/>
+                <w:szCs w:val="22"/>
+                <w:color w:val="000000"/>
+              </w:rPr>
+              <w:t xml:space="preserve">0.165</w:t>
+            </w:r>
+          </w:p>
+        </w:tc>
+      </w:tr>
+      <w:tr>
+        <w:trPr>
+          <w:trHeight w:val="360" w:hRule="auto"/>
+        </w:trPr>
+        body 9
+        <w:tc>
+          <w:tcPr>
+            <w:tcBorders>
+              <w:bottom w:val="none" w:sz="0" w:space="0" w:color="000000"/>
+              <w:top w:val="none" w:sz="0" w:space="0" w:color="000000"/>
+              <w:left w:val="none" w:sz="0" w:space="0" w:color="000000"/>
+              <w:right w:val="none" w:sz="0" w:space="0" w:color="000000"/>
+            </w:tcBorders>
+            <w:shd w:val="clear" w:color="auto" w:fill="FFFFFF"/>
+            <w:tcMar>
+              <w:top w:w="0" w:type="dxa"/>
+              <w:bottom w:w="0" w:type="dxa"/>
+              <w:left w:w="0" w:type="dxa"/>
+              <w:right w:w="0" w:type="dxa"/>
+            </w:tcMar>
+            <w:vAlign w:val="center"/>
+          </w:tcPr>
+          <w:p>
+            <w:pPr>
+              <w:pStyle w:val="Normal"/>
+              <w:jc w:val="right"/>
+              <w:pBdr>
+                <w:bottom w:val="none" w:sz="0" w:space="0" w:color="000000"/>
+                <w:top w:val="none" w:sz="0" w:space="0" w:color="000000"/>
+                <w:left w:val="none" w:sz="0" w:space="0" w:color="000000"/>
+                <w:right w:val="none" w:sz="0" w:space="0" w:color="000000"/>
+              </w:pBdr>
+              <w:spacing w:after="100" w:before="100" w:line="240"/>
+              <w:ind w:left="100" w:right="100" w:firstLine="0" w:firstLineChars="0"/>
+            </w:pPr>
+            <w:r xmlns:w="http://schemas.openxmlformats.org/wordprocessingml/2006/main" xmlns:wp="http://schemas.openxmlformats.org/drawingml/2006/wordprocessingDrawing" xmlns:r="http://schemas.openxmlformats.org/officeDocument/2006/relationships" xmlns:w14="http://schemas.microsoft.com/office/word/2010/wordml">
+              <w:rPr>
+                <w:rFonts w:ascii="Arial" w:hAnsi="Arial" w:eastAsia="Arial" w:cs="Arial"/>
+                <w:i w:val="false"/>
+                <w:b w:val="false"/>
+                <w:u w:val="none"/>
+                <w:sz w:val="22"/>
+                <w:szCs w:val="22"/>
+                <w:color w:val="000000"/>
+              </w:rPr>
+              <w:t xml:space="preserve">1999</w:t>
+            </w:r>
+          </w:p>
+        </w:tc>
+        <w:tc>
+          <w:tcPr>
+            <w:tcBorders>
+              <w:bottom w:val="none" w:sz="0" w:space="0" w:color="000000"/>
+              <w:top w:val="none" w:sz="0" w:space="0" w:color="000000"/>
+              <w:left w:val="none" w:sz="0" w:space="0" w:color="000000"/>
+              <w:right w:val="none" w:sz="0" w:space="0" w:color="000000"/>
+            </w:tcBorders>
+            <w:shd w:val="clear" w:color="auto" w:fill="FFFFFF"/>
+            <w:tcMar>
+              <w:top w:w="0" w:type="dxa"/>
+              <w:bottom w:w="0" w:type="dxa"/>
+              <w:left w:w="0" w:type="dxa"/>
+              <w:right w:w="0" w:type="dxa"/>
+            </w:tcMar>
+            <w:vAlign w:val="center"/>
+          </w:tcPr>
+          <w:p>
+            <w:pPr>
+              <w:pStyle w:val="Normal"/>
+              <w:jc w:val="right"/>
+              <w:pBdr>
+                <w:bottom w:val="none" w:sz="0" w:space="0" w:color="000000"/>
+                <w:top w:val="none" w:sz="0" w:space="0" w:color="000000"/>
+                <w:left w:val="none" w:sz="0" w:space="0" w:color="000000"/>
+                <w:right w:val="none" w:sz="0" w:space="0" w:color="000000"/>
+              </w:pBdr>
+              <w:spacing w:after="100" w:before="100" w:line="240"/>
+              <w:ind w:left="100" w:right="100" w:firstLine="0" w:firstLineChars="0"/>
+            </w:pPr>
+            <w:r xmlns:w="http://schemas.openxmlformats.org/wordprocessingml/2006/main" xmlns:wp="http://schemas.openxmlformats.org/drawingml/2006/wordprocessingDrawing" xmlns:r="http://schemas.openxmlformats.org/officeDocument/2006/relationships" xmlns:w14="http://schemas.microsoft.com/office/word/2010/wordml">
+              <w:rPr>
+                <w:rFonts w:ascii="Arial" w:hAnsi="Arial" w:eastAsia="Arial" w:cs="Arial"/>
+                <w:i w:val="false"/>
+                <w:b w:val="false"/>
+                <w:u w:val="none"/>
+                <w:sz w:val="22"/>
+                <w:szCs w:val="22"/>
+                <w:color w:val="000000"/>
+              </w:rPr>
+              <w:t xml:space="preserve">0.263</w:t>
+            </w:r>
+          </w:p>
+        </w:tc>
+        <w:tc>
+          <w:tcPr>
+            <w:tcBorders>
+              <w:bottom w:val="none" w:sz="0" w:space="0" w:color="000000"/>
+              <w:top w:val="none" w:sz="0" w:space="0" w:color="000000"/>
+              <w:left w:val="none" w:sz="0" w:space="0" w:color="000000"/>
+              <w:right w:val="none" w:sz="0" w:space="0" w:color="000000"/>
+            </w:tcBorders>
+            <w:shd w:val="clear" w:color="auto" w:fill="FFFFFF"/>
+            <w:tcMar>
+              <w:top w:w="0" w:type="dxa"/>
+              <w:bottom w:w="0" w:type="dxa"/>
+              <w:left w:w="0" w:type="dxa"/>
+              <w:right w:w="0" w:type="dxa"/>
+            </w:tcMar>
+            <w:vAlign w:val="center"/>
+          </w:tcPr>
+          <w:p>
+            <w:pPr>
+              <w:pStyle w:val="Normal"/>
+              <w:jc w:val="right"/>
+              <w:pBdr>
+                <w:bottom w:val="none" w:sz="0" w:space="0" w:color="000000"/>
+                <w:top w:val="none" w:sz="0" w:space="0" w:color="000000"/>
+                <w:left w:val="none" w:sz="0" w:space="0" w:color="000000"/>
+                <w:right w:val="none" w:sz="0" w:space="0" w:color="000000"/>
+              </w:pBdr>
+              <w:spacing w:after="100" w:before="100" w:line="240"/>
+              <w:ind w:left="100" w:right="100" w:firstLine="0" w:firstLineChars="0"/>
+            </w:pPr>
+            <w:r xmlns:w="http://schemas.openxmlformats.org/wordprocessingml/2006/main" xmlns:wp="http://schemas.openxmlformats.org/drawingml/2006/wordprocessingDrawing" xmlns:r="http://schemas.openxmlformats.org/officeDocument/2006/relationships" xmlns:w14="http://schemas.microsoft.com/office/word/2010/wordml">
+              <w:rPr>
+                <w:rFonts w:ascii="Arial" w:hAnsi="Arial" w:eastAsia="Arial" w:cs="Arial"/>
+                <w:i w:val="false"/>
+                <w:b w:val="false"/>
+                <w:u w:val="none"/>
+                <w:sz w:val="22"/>
+                <w:szCs w:val="22"/>
+                <w:color w:val="000000"/>
+              </w:rPr>
+              <w:t xml:space="preserve">0.263</w:t>
+            </w:r>
+          </w:p>
+        </w:tc>
+        <w:tc>
+          <w:tcPr>
+            <w:tcBorders>
+              <w:bottom w:val="none" w:sz="0" w:space="0" w:color="000000"/>
+              <w:top w:val="none" w:sz="0" w:space="0" w:color="000000"/>
+              <w:left w:val="none" w:sz="0" w:space="0" w:color="000000"/>
+              <w:right w:val="none" w:sz="0" w:space="0" w:color="000000"/>
+            </w:tcBorders>
+            <w:shd w:val="clear" w:color="auto" w:fill="FFFFFF"/>
+            <w:tcMar>
+              <w:top w:w="0" w:type="dxa"/>
+              <w:bottom w:w="0" w:type="dxa"/>
+              <w:left w:w="0" w:type="dxa"/>
+              <w:right w:w="0" w:type="dxa"/>
+            </w:tcMar>
+            <w:vAlign w:val="center"/>
+          </w:tcPr>
+          <w:p>
+            <w:pPr>
+              <w:pStyle w:val="Normal"/>
+              <w:jc w:val="right"/>
+              <w:pBdr>
+                <w:bottom w:val="none" w:sz="0" w:space="0" w:color="000000"/>
+                <w:top w:val="none" w:sz="0" w:space="0" w:color="000000"/>
+                <w:left w:val="none" w:sz="0" w:space="0" w:color="000000"/>
+                <w:right w:val="none" w:sz="0" w:space="0" w:color="000000"/>
+              </w:pBdr>
+              <w:spacing w:after="100" w:before="100" w:line="240"/>
+              <w:ind w:left="100" w:right="100" w:firstLine="0" w:firstLineChars="0"/>
+            </w:pPr>
+            <w:r xmlns:w="http://schemas.openxmlformats.org/wordprocessingml/2006/main" xmlns:wp="http://schemas.openxmlformats.org/drawingml/2006/wordprocessingDrawing" xmlns:r="http://schemas.openxmlformats.org/officeDocument/2006/relationships" xmlns:w14="http://schemas.microsoft.com/office/word/2010/wordml">
+              <w:rPr>
+                <w:rFonts w:ascii="Arial" w:hAnsi="Arial" w:eastAsia="Arial" w:cs="Arial"/>
+                <w:i w:val="false"/>
+                <w:b w:val="false"/>
+                <w:u w:val="none"/>
+                <w:sz w:val="22"/>
+                <w:szCs w:val="22"/>
+                <w:color w:val="000000"/>
+              </w:rPr>
+              <w:t xml:space="preserve">0.263</w:t>
+            </w:r>
+          </w:p>
+        </w:tc>
+        <w:tc>
+          <w:tcPr>
+            <w:tcBorders>
+              <w:bottom w:val="none" w:sz="0" w:space="0" w:color="000000"/>
+              <w:top w:val="none" w:sz="0" w:space="0" w:color="000000"/>
+              <w:left w:val="none" w:sz="0" w:space="0" w:color="000000"/>
+              <w:right w:val="none" w:sz="0" w:space="0" w:color="000000"/>
+            </w:tcBorders>
+            <w:shd w:val="clear" w:color="auto" w:fill="FFFFFF"/>
+            <w:tcMar>
+              <w:top w:w="0" w:type="dxa"/>
+              <w:bottom w:w="0" w:type="dxa"/>
+              <w:left w:w="0" w:type="dxa"/>
+              <w:right w:w="0" w:type="dxa"/>
+            </w:tcMar>
+            <w:vAlign w:val="center"/>
+          </w:tcPr>
+          <w:p>
+            <w:pPr>
+              <w:pStyle w:val="Normal"/>
+              <w:jc w:val="right"/>
+              <w:pBdr>
+                <w:bottom w:val="none" w:sz="0" w:space="0" w:color="000000"/>
+                <w:top w:val="none" w:sz="0" w:space="0" w:color="000000"/>
+                <w:left w:val="none" w:sz="0" w:space="0" w:color="000000"/>
+                <w:right w:val="none" w:sz="0" w:space="0" w:color="000000"/>
+              </w:pBdr>
+              <w:spacing w:after="100" w:before="100" w:line="240"/>
+              <w:ind w:left="100" w:right="100" w:firstLine="0" w:firstLineChars="0"/>
+            </w:pPr>
+            <w:r xmlns:w="http://schemas.openxmlformats.org/wordprocessingml/2006/main" xmlns:wp="http://schemas.openxmlformats.org/drawingml/2006/wordprocessingDrawing" xmlns:r="http://schemas.openxmlformats.org/officeDocument/2006/relationships" xmlns:w14="http://schemas.microsoft.com/office/word/2010/wordml">
+              <w:rPr>
+                <w:rFonts w:ascii="Arial" w:hAnsi="Arial" w:eastAsia="Arial" w:cs="Arial"/>
+                <w:i w:val="false"/>
+                <w:b w:val="false"/>
+                <w:u w:val="none"/>
+                <w:sz w:val="22"/>
+                <w:szCs w:val="22"/>
+                <w:color w:val="000000"/>
+              </w:rPr>
+              <w:t xml:space="preserve">0.235</w:t>
+            </w:r>
+          </w:p>
+        </w:tc>
+      </w:tr>
+      <w:tr>
+        <w:trPr>
+          <w:trHeight w:val="360" w:hRule="auto"/>
+        </w:trPr>
+        body10
+        <w:tc>
+          <w:tcPr>
+            <w:tcBorders>
+              <w:bottom w:val="none" w:sz="0" w:space="0" w:color="000000"/>
+              <w:top w:val="none" w:sz="0" w:space="0" w:color="000000"/>
+              <w:left w:val="none" w:sz="0" w:space="0" w:color="000000"/>
+              <w:right w:val="none" w:sz="0" w:space="0" w:color="000000"/>
+            </w:tcBorders>
+            <w:shd w:val="clear" w:color="auto" w:fill="FFFFFF"/>
+            <w:tcMar>
+              <w:top w:w="0" w:type="dxa"/>
+              <w:bottom w:w="0" w:type="dxa"/>
+              <w:left w:w="0" w:type="dxa"/>
+              <w:right w:w="0" w:type="dxa"/>
+            </w:tcMar>
+            <w:vAlign w:val="center"/>
+          </w:tcPr>
+          <w:p>
+            <w:pPr>
+              <w:pStyle w:val="Normal"/>
+              <w:jc w:val="right"/>
+              <w:pBdr>
+                <w:bottom w:val="none" w:sz="0" w:space="0" w:color="000000"/>
+                <w:top w:val="none" w:sz="0" w:space="0" w:color="000000"/>
+                <w:left w:val="none" w:sz="0" w:space="0" w:color="000000"/>
+                <w:right w:val="none" w:sz="0" w:space="0" w:color="000000"/>
+              </w:pBdr>
+              <w:spacing w:after="100" w:before="100" w:line="240"/>
+              <w:ind w:left="100" w:right="100" w:firstLine="0" w:firstLineChars="0"/>
+            </w:pPr>
+            <w:r xmlns:w="http://schemas.openxmlformats.org/wordprocessingml/2006/main" xmlns:wp="http://schemas.openxmlformats.org/drawingml/2006/wordprocessingDrawing" xmlns:r="http://schemas.openxmlformats.org/officeDocument/2006/relationships" xmlns:w14="http://schemas.microsoft.com/office/word/2010/wordml">
+              <w:rPr>
+                <w:rFonts w:ascii="Arial" w:hAnsi="Arial" w:eastAsia="Arial" w:cs="Arial"/>
+                <w:i w:val="false"/>
+                <w:b w:val="false"/>
+                <w:u w:val="none"/>
+                <w:sz w:val="22"/>
+                <w:szCs w:val="22"/>
+                <w:color w:val="000000"/>
+              </w:rPr>
+              <w:t xml:space="preserve">2000</w:t>
+            </w:r>
+          </w:p>
+        </w:tc>
+        <w:tc>
+          <w:tcPr>
+            <w:tcBorders>
+              <w:bottom w:val="none" w:sz="0" w:space="0" w:color="000000"/>
+              <w:top w:val="none" w:sz="0" w:space="0" w:color="000000"/>
+              <w:left w:val="none" w:sz="0" w:space="0" w:color="000000"/>
+              <w:right w:val="none" w:sz="0" w:space="0" w:color="000000"/>
+            </w:tcBorders>
+            <w:shd w:val="clear" w:color="auto" w:fill="FFFFFF"/>
+            <w:tcMar>
+              <w:top w:w="0" w:type="dxa"/>
+              <w:bottom w:w="0" w:type="dxa"/>
+              <w:left w:w="0" w:type="dxa"/>
+              <w:right w:w="0" w:type="dxa"/>
+            </w:tcMar>
+            <w:vAlign w:val="center"/>
+          </w:tcPr>
+          <w:p>
+            <w:pPr>
+              <w:pStyle w:val="Normal"/>
+              <w:jc w:val="right"/>
+              <w:pBdr>
+                <w:bottom w:val="none" w:sz="0" w:space="0" w:color="000000"/>
+                <w:top w:val="none" w:sz="0" w:space="0" w:color="000000"/>
+                <w:left w:val="none" w:sz="0" w:space="0" w:color="000000"/>
+                <w:right w:val="none" w:sz="0" w:space="0" w:color="000000"/>
+              </w:pBdr>
+              <w:spacing w:after="100" w:before="100" w:line="240"/>
+              <w:ind w:left="100" w:right="100" w:firstLine="0" w:firstLineChars="0"/>
+            </w:pPr>
+            <w:r xmlns:w="http://schemas.openxmlformats.org/wordprocessingml/2006/main" xmlns:wp="http://schemas.openxmlformats.org/drawingml/2006/wordprocessingDrawing" xmlns:r="http://schemas.openxmlformats.org/officeDocument/2006/relationships" xmlns:w14="http://schemas.microsoft.com/office/word/2010/wordml">
+              <w:rPr>
+                <w:rFonts w:ascii="Arial" w:hAnsi="Arial" w:eastAsia="Arial" w:cs="Arial"/>
+                <w:i w:val="false"/>
+                <w:b w:val="false"/>
+                <w:u w:val="none"/>
+                <w:sz w:val="22"/>
+                <w:szCs w:val="22"/>
+                <w:color w:val="000000"/>
+              </w:rPr>
+              <w:t xml:space="preserve">0.197</w:t>
+            </w:r>
+          </w:p>
+        </w:tc>
+        <w:tc>
+          <w:tcPr>
+            <w:tcBorders>
+              <w:bottom w:val="none" w:sz="0" w:space="0" w:color="000000"/>
+              <w:top w:val="none" w:sz="0" w:space="0" w:color="000000"/>
+              <w:left w:val="none" w:sz="0" w:space="0" w:color="000000"/>
+              <w:right w:val="none" w:sz="0" w:space="0" w:color="000000"/>
+            </w:tcBorders>
+            <w:shd w:val="clear" w:color="auto" w:fill="FFFFFF"/>
+            <w:tcMar>
+              <w:top w:w="0" w:type="dxa"/>
+              <w:bottom w:w="0" w:type="dxa"/>
+              <w:left w:w="0" w:type="dxa"/>
+              <w:right w:w="0" w:type="dxa"/>
+            </w:tcMar>
+            <w:vAlign w:val="center"/>
+          </w:tcPr>
+          <w:p>
+            <w:pPr>
+              <w:pStyle w:val="Normal"/>
+              <w:jc w:val="right"/>
+              <w:pBdr>
+                <w:bottom w:val="none" w:sz="0" w:space="0" w:color="000000"/>
+                <w:top w:val="none" w:sz="0" w:space="0" w:color="000000"/>
+                <w:left w:val="none" w:sz="0" w:space="0" w:color="000000"/>
+                <w:right w:val="none" w:sz="0" w:space="0" w:color="000000"/>
+              </w:pBdr>
+              <w:spacing w:after="100" w:before="100" w:line="240"/>
+              <w:ind w:left="100" w:right="100" w:firstLine="0" w:firstLineChars="0"/>
+            </w:pPr>
+            <w:r xmlns:w="http://schemas.openxmlformats.org/wordprocessingml/2006/main" xmlns:wp="http://schemas.openxmlformats.org/drawingml/2006/wordprocessingDrawing" xmlns:r="http://schemas.openxmlformats.org/officeDocument/2006/relationships" xmlns:w14="http://schemas.microsoft.com/office/word/2010/wordml">
+              <w:rPr>
+                <w:rFonts w:ascii="Arial" w:hAnsi="Arial" w:eastAsia="Arial" w:cs="Arial"/>
+                <w:i w:val="false"/>
+                <w:b w:val="false"/>
+                <w:u w:val="none"/>
+                <w:sz w:val="22"/>
+                <w:szCs w:val="22"/>
+                <w:color w:val="000000"/>
+              </w:rPr>
+              <w:t xml:space="preserve">0.197</w:t>
+            </w:r>
+          </w:p>
+        </w:tc>
+        <w:tc>
+          <w:tcPr>
+            <w:tcBorders>
+              <w:bottom w:val="none" w:sz="0" w:space="0" w:color="000000"/>
+              <w:top w:val="none" w:sz="0" w:space="0" w:color="000000"/>
+              <w:left w:val="none" w:sz="0" w:space="0" w:color="000000"/>
+              <w:right w:val="none" w:sz="0" w:space="0" w:color="000000"/>
+            </w:tcBorders>
+            <w:shd w:val="clear" w:color="auto" w:fill="FFFFFF"/>
+            <w:tcMar>
+              <w:top w:w="0" w:type="dxa"/>
+              <w:bottom w:w="0" w:type="dxa"/>
+              <w:left w:w="0" w:type="dxa"/>
+              <w:right w:w="0" w:type="dxa"/>
+            </w:tcMar>
+            <w:vAlign w:val="center"/>
+          </w:tcPr>
+          <w:p>
+            <w:pPr>
+              <w:pStyle w:val="Normal"/>
+              <w:jc w:val="right"/>
+              <w:pBdr>
+                <w:bottom w:val="none" w:sz="0" w:space="0" w:color="000000"/>
+                <w:top w:val="none" w:sz="0" w:space="0" w:color="000000"/>
+                <w:left w:val="none" w:sz="0" w:space="0" w:color="000000"/>
+                <w:right w:val="none" w:sz="0" w:space="0" w:color="000000"/>
+              </w:pBdr>
+              <w:spacing w:after="100" w:before="100" w:line="240"/>
+              <w:ind w:left="100" w:right="100" w:firstLine="0" w:firstLineChars="0"/>
+            </w:pPr>
+            <w:r xmlns:w="http://schemas.openxmlformats.org/wordprocessingml/2006/main" xmlns:wp="http://schemas.openxmlformats.org/drawingml/2006/wordprocessingDrawing" xmlns:r="http://schemas.openxmlformats.org/officeDocument/2006/relationships" xmlns:w14="http://schemas.microsoft.com/office/word/2010/wordml">
+              <w:rPr>
+                <w:rFonts w:ascii="Arial" w:hAnsi="Arial" w:eastAsia="Arial" w:cs="Arial"/>
+                <w:i w:val="false"/>
+                <w:b w:val="false"/>
+                <w:u w:val="none"/>
+                <w:sz w:val="22"/>
+                <w:szCs w:val="22"/>
+                <w:color w:val="000000"/>
+              </w:rPr>
+              <w:t xml:space="preserve">0.202</w:t>
+            </w:r>
+          </w:p>
+        </w:tc>
+        <w:tc>
+          <w:tcPr>
+            <w:tcBorders>
+              <w:bottom w:val="none" w:sz="0" w:space="0" w:color="000000"/>
+              <w:top w:val="none" w:sz="0" w:space="0" w:color="000000"/>
+              <w:left w:val="none" w:sz="0" w:space="0" w:color="000000"/>
+              <w:right w:val="none" w:sz="0" w:space="0" w:color="000000"/>
+            </w:tcBorders>
+            <w:shd w:val="clear" w:color="auto" w:fill="FFFFFF"/>
+            <w:tcMar>
+              <w:top w:w="0" w:type="dxa"/>
+              <w:bottom w:w="0" w:type="dxa"/>
+              <w:left w:w="0" w:type="dxa"/>
+              <w:right w:w="0" w:type="dxa"/>
+            </w:tcMar>
+            <w:vAlign w:val="center"/>
+          </w:tcPr>
+          <w:p>
+            <w:pPr>
+              <w:pStyle w:val="Normal"/>
+              <w:jc w:val="right"/>
+              <w:pBdr>
+                <w:bottom w:val="none" w:sz="0" w:space="0" w:color="000000"/>
+                <w:top w:val="none" w:sz="0" w:space="0" w:color="000000"/>
+                <w:left w:val="none" w:sz="0" w:space="0" w:color="000000"/>
+                <w:right w:val="none" w:sz="0" w:space="0" w:color="000000"/>
+              </w:pBdr>
+              <w:spacing w:after="100" w:before="100" w:line="240"/>
+              <w:ind w:left="100" w:right="100" w:firstLine="0" w:firstLineChars="0"/>
+            </w:pPr>
+            <w:r xmlns:w="http://schemas.openxmlformats.org/wordprocessingml/2006/main" xmlns:wp="http://schemas.openxmlformats.org/drawingml/2006/wordprocessingDrawing" xmlns:r="http://schemas.openxmlformats.org/officeDocument/2006/relationships" xmlns:w14="http://schemas.microsoft.com/office/word/2010/wordml">
+              <w:rPr>
+                <w:rFonts w:ascii="Arial" w:hAnsi="Arial" w:eastAsia="Arial" w:cs="Arial"/>
+                <w:i w:val="false"/>
+                <w:b w:val="false"/>
+                <w:u w:val="none"/>
+                <w:sz w:val="22"/>
+                <w:szCs w:val="22"/>
+                <w:color w:val="000000"/>
+              </w:rPr>
+              <w:t xml:space="preserve">0.180</w:t>
+            </w:r>
+          </w:p>
+        </w:tc>
+      </w:tr>
+      <w:tr>
+        <w:trPr>
+          <w:trHeight w:val="360" w:hRule="auto"/>
+        </w:trPr>
+        body11
+        <w:tc>
+          <w:tcPr>
+            <w:tcBorders>
+              <w:bottom w:val="none" w:sz="0" w:space="0" w:color="000000"/>
+              <w:top w:val="none" w:sz="0" w:space="0" w:color="000000"/>
+              <w:left w:val="none" w:sz="0" w:space="0" w:color="000000"/>
+              <w:right w:val="none" w:sz="0" w:space="0" w:color="000000"/>
+            </w:tcBorders>
+            <w:shd w:val="clear" w:color="auto" w:fill="FFFFFF"/>
+            <w:tcMar>
+              <w:top w:w="0" w:type="dxa"/>
+              <w:bottom w:w="0" w:type="dxa"/>
+              <w:left w:w="0" w:type="dxa"/>
+              <w:right w:w="0" w:type="dxa"/>
+            </w:tcMar>
+            <w:vAlign w:val="center"/>
+          </w:tcPr>
+          <w:p>
+            <w:pPr>
+              <w:pStyle w:val="Normal"/>
+              <w:jc w:val="right"/>
+              <w:pBdr>
+                <w:bottom w:val="none" w:sz="0" w:space="0" w:color="000000"/>
+                <w:top w:val="none" w:sz="0" w:space="0" w:color="000000"/>
+                <w:left w:val="none" w:sz="0" w:space="0" w:color="000000"/>
+                <w:right w:val="none" w:sz="0" w:space="0" w:color="000000"/>
+              </w:pBdr>
+              <w:spacing w:after="100" w:before="100" w:line="240"/>
+              <w:ind w:left="100" w:right="100" w:firstLine="0" w:firstLineChars="0"/>
+            </w:pPr>
+            <w:r xmlns:w="http://schemas.openxmlformats.org/wordprocessingml/2006/main" xmlns:wp="http://schemas.openxmlformats.org/drawingml/2006/wordprocessingDrawing" xmlns:r="http://schemas.openxmlformats.org/officeDocument/2006/relationships" xmlns:w14="http://schemas.microsoft.com/office/word/2010/wordml">
+              <w:rPr>
+                <w:rFonts w:ascii="Arial" w:hAnsi="Arial" w:eastAsia="Arial" w:cs="Arial"/>
+                <w:i w:val="false"/>
+                <w:b w:val="false"/>
+                <w:u w:val="none"/>
+                <w:sz w:val="22"/>
+                <w:szCs w:val="22"/>
+                <w:color w:val="000000"/>
+              </w:rPr>
+              <w:t xml:space="preserve">2001</w:t>
+            </w:r>
+          </w:p>
+        </w:tc>
+        <w:tc>
+          <w:tcPr>
+            <w:tcBorders>
+              <w:bottom w:val="none" w:sz="0" w:space="0" w:color="000000"/>
+              <w:top w:val="none" w:sz="0" w:space="0" w:color="000000"/>
+              <w:left w:val="none" w:sz="0" w:space="0" w:color="000000"/>
+              <w:right w:val="none" w:sz="0" w:space="0" w:color="000000"/>
+            </w:tcBorders>
+            <w:shd w:val="clear" w:color="auto" w:fill="FFFFFF"/>
+            <w:tcMar>
+              <w:top w:w="0" w:type="dxa"/>
+              <w:bottom w:w="0" w:type="dxa"/>
+              <w:left w:w="0" w:type="dxa"/>
+              <w:right w:w="0" w:type="dxa"/>
+            </w:tcMar>
+            <w:vAlign w:val="center"/>
+          </w:tcPr>
+          <w:p>
+            <w:pPr>
+              <w:pStyle w:val="Normal"/>
+              <w:jc w:val="right"/>
+              <w:pBdr>
+                <w:bottom w:val="none" w:sz="0" w:space="0" w:color="000000"/>
+                <w:top w:val="none" w:sz="0" w:space="0" w:color="000000"/>
+                <w:left w:val="none" w:sz="0" w:space="0" w:color="000000"/>
+                <w:right w:val="none" w:sz="0" w:space="0" w:color="000000"/>
+              </w:pBdr>
+              <w:spacing w:after="100" w:before="100" w:line="240"/>
+              <w:ind w:left="100" w:right="100" w:firstLine="0" w:firstLineChars="0"/>
+            </w:pPr>
+            <w:r xmlns:w="http://schemas.openxmlformats.org/wordprocessingml/2006/main" xmlns:wp="http://schemas.openxmlformats.org/drawingml/2006/wordprocessingDrawing" xmlns:r="http://schemas.openxmlformats.org/officeDocument/2006/relationships" xmlns:w14="http://schemas.microsoft.com/office/word/2010/wordml">
+              <w:rPr>
+                <w:rFonts w:ascii="Arial" w:hAnsi="Arial" w:eastAsia="Arial" w:cs="Arial"/>
+                <w:i w:val="false"/>
+                <w:b w:val="false"/>
+                <w:u w:val="none"/>
+                <w:sz w:val="22"/>
+                <w:szCs w:val="22"/>
+                <w:color w:val="000000"/>
+              </w:rPr>
+              <w:t xml:space="preserve">0.168</w:t>
+            </w:r>
+          </w:p>
+        </w:tc>
+        <w:tc>
+          <w:tcPr>
+            <w:tcBorders>
+              <w:bottom w:val="none" w:sz="0" w:space="0" w:color="000000"/>
+              <w:top w:val="none" w:sz="0" w:space="0" w:color="000000"/>
+              <w:left w:val="none" w:sz="0" w:space="0" w:color="000000"/>
+              <w:right w:val="none" w:sz="0" w:space="0" w:color="000000"/>
+            </w:tcBorders>
+            <w:shd w:val="clear" w:color="auto" w:fill="FFFFFF"/>
+            <w:tcMar>
+              <w:top w:w="0" w:type="dxa"/>
+              <w:bottom w:w="0" w:type="dxa"/>
+              <w:left w:w="0" w:type="dxa"/>
+              <w:right w:w="0" w:type="dxa"/>
+            </w:tcMar>
+            <w:vAlign w:val="center"/>
+          </w:tcPr>
+          <w:p>
+            <w:pPr>
+              <w:pStyle w:val="Normal"/>
+              <w:jc w:val="right"/>
+              <w:pBdr>
+                <w:bottom w:val="none" w:sz="0" w:space="0" w:color="000000"/>
+                <w:top w:val="none" w:sz="0" w:space="0" w:color="000000"/>
+                <w:left w:val="none" w:sz="0" w:space="0" w:color="000000"/>
+                <w:right w:val="none" w:sz="0" w:space="0" w:color="000000"/>
+              </w:pBdr>
+              <w:spacing w:after="100" w:before="100" w:line="240"/>
+              <w:ind w:left="100" w:right="100" w:firstLine="0" w:firstLineChars="0"/>
+            </w:pPr>
+            <w:r xmlns:w="http://schemas.openxmlformats.org/wordprocessingml/2006/main" xmlns:wp="http://schemas.openxmlformats.org/drawingml/2006/wordprocessingDrawing" xmlns:r="http://schemas.openxmlformats.org/officeDocument/2006/relationships" xmlns:w14="http://schemas.microsoft.com/office/word/2010/wordml">
+              <w:rPr>
+                <w:rFonts w:ascii="Arial" w:hAnsi="Arial" w:eastAsia="Arial" w:cs="Arial"/>
+                <w:i w:val="false"/>
+                <w:b w:val="false"/>
+                <w:u w:val="none"/>
+                <w:sz w:val="22"/>
+                <w:szCs w:val="22"/>
+                <w:color w:val="000000"/>
+              </w:rPr>
+              <w:t xml:space="preserve">0.168</w:t>
+            </w:r>
+          </w:p>
+        </w:tc>
+        <w:tc>
+          <w:tcPr>
+            <w:tcBorders>
+              <w:bottom w:val="none" w:sz="0" w:space="0" w:color="000000"/>
+              <w:top w:val="none" w:sz="0" w:space="0" w:color="000000"/>
+              <w:left w:val="none" w:sz="0" w:space="0" w:color="000000"/>
+              <w:right w:val="none" w:sz="0" w:space="0" w:color="000000"/>
+            </w:tcBorders>
+            <w:shd w:val="clear" w:color="auto" w:fill="FFFFFF"/>
+            <w:tcMar>
+              <w:top w:w="0" w:type="dxa"/>
+              <w:bottom w:w="0" w:type="dxa"/>
+              <w:left w:w="0" w:type="dxa"/>
+              <w:right w:w="0" w:type="dxa"/>
+            </w:tcMar>
+            <w:vAlign w:val="center"/>
+          </w:tcPr>
+          <w:p>
+            <w:pPr>
+              <w:pStyle w:val="Normal"/>
+              <w:jc w:val="right"/>
+              <w:pBdr>
+                <w:bottom w:val="none" w:sz="0" w:space="0" w:color="000000"/>
+                <w:top w:val="none" w:sz="0" w:space="0" w:color="000000"/>
+                <w:left w:val="none" w:sz="0" w:space="0" w:color="000000"/>
+                <w:right w:val="none" w:sz="0" w:space="0" w:color="000000"/>
+              </w:pBdr>
+              <w:spacing w:after="100" w:before="100" w:line="240"/>
+              <w:ind w:left="100" w:right="100" w:firstLine="0" w:firstLineChars="0"/>
+            </w:pPr>
+            <w:r xmlns:w="http://schemas.openxmlformats.org/wordprocessingml/2006/main" xmlns:wp="http://schemas.openxmlformats.org/drawingml/2006/wordprocessingDrawing" xmlns:r="http://schemas.openxmlformats.org/officeDocument/2006/relationships" xmlns:w14="http://schemas.microsoft.com/office/word/2010/wordml">
+              <w:rPr>
+                <w:rFonts w:ascii="Arial" w:hAnsi="Arial" w:eastAsia="Arial" w:cs="Arial"/>
+                <w:i w:val="false"/>
+                <w:b w:val="false"/>
+                <w:u w:val="none"/>
+                <w:sz w:val="22"/>
+                <w:szCs w:val="22"/>
+                <w:color w:val="000000"/>
+              </w:rPr>
+              <w:t xml:space="preserve">0.166</w:t>
+            </w:r>
+          </w:p>
+        </w:tc>
+        <w:tc>
+          <w:tcPr>
+            <w:tcBorders>
+              <w:bottom w:val="none" w:sz="0" w:space="0" w:color="000000"/>
+              <w:top w:val="none" w:sz="0" w:space="0" w:color="000000"/>
+              <w:left w:val="none" w:sz="0" w:space="0" w:color="000000"/>
+              <w:right w:val="none" w:sz="0" w:space="0" w:color="000000"/>
+            </w:tcBorders>
+            <w:shd w:val="clear" w:color="auto" w:fill="FFFFFF"/>
+            <w:tcMar>
+              <w:top w:w="0" w:type="dxa"/>
+              <w:bottom w:w="0" w:type="dxa"/>
+              <w:left w:w="0" w:type="dxa"/>
+              <w:right w:w="0" w:type="dxa"/>
+            </w:tcMar>
+            <w:vAlign w:val="center"/>
+          </w:tcPr>
+          <w:p>
+            <w:pPr>
+              <w:pStyle w:val="Normal"/>
+              <w:jc w:val="right"/>
+              <w:pBdr>
+                <w:bottom w:val="none" w:sz="0" w:space="0" w:color="000000"/>
+                <w:top w:val="none" w:sz="0" w:space="0" w:color="000000"/>
+                <w:left w:val="none" w:sz="0" w:space="0" w:color="000000"/>
+                <w:right w:val="none" w:sz="0" w:space="0" w:color="000000"/>
+              </w:pBdr>
+              <w:spacing w:after="100" w:before="100" w:line="240"/>
+              <w:ind w:left="100" w:right="100" w:firstLine="0" w:firstLineChars="0"/>
+            </w:pPr>
+            <w:r xmlns:w="http://schemas.openxmlformats.org/wordprocessingml/2006/main" xmlns:wp="http://schemas.openxmlformats.org/drawingml/2006/wordprocessingDrawing" xmlns:r="http://schemas.openxmlformats.org/officeDocument/2006/relationships" xmlns:w14="http://schemas.microsoft.com/office/word/2010/wordml">
+              <w:rPr>
+                <w:rFonts w:ascii="Arial" w:hAnsi="Arial" w:eastAsia="Arial" w:cs="Arial"/>
+                <w:i w:val="false"/>
+                <w:b w:val="false"/>
+                <w:u w:val="none"/>
+                <w:sz w:val="22"/>
+                <w:szCs w:val="22"/>
+                <w:color w:val="000000"/>
+              </w:rPr>
+              <w:t xml:space="preserve">0.164</w:t>
+            </w:r>
+          </w:p>
+        </w:tc>
+      </w:tr>
+      <w:tr>
+        <w:trPr>
+          <w:trHeight w:val="360" w:hRule="auto"/>
+        </w:trPr>
+        body12
+        <w:tc>
+          <w:tcPr>
+            <w:tcBorders>
+              <w:bottom w:val="none" w:sz="0" w:space="0" w:color="000000"/>
+              <w:top w:val="none" w:sz="0" w:space="0" w:color="000000"/>
+              <w:left w:val="none" w:sz="0" w:space="0" w:color="000000"/>
+              <w:right w:val="none" w:sz="0" w:space="0" w:color="000000"/>
+            </w:tcBorders>
+            <w:shd w:val="clear" w:color="auto" w:fill="FFFFFF"/>
+            <w:tcMar>
+              <w:top w:w="0" w:type="dxa"/>
+              <w:bottom w:w="0" w:type="dxa"/>
+              <w:left w:w="0" w:type="dxa"/>
+              <w:right w:w="0" w:type="dxa"/>
+            </w:tcMar>
+            <w:vAlign w:val="center"/>
+          </w:tcPr>
+          <w:p>
+            <w:pPr>
+              <w:pStyle w:val="Normal"/>
+              <w:jc w:val="right"/>
+              <w:pBdr>
+                <w:bottom w:val="none" w:sz="0" w:space="0" w:color="000000"/>
+                <w:top w:val="none" w:sz="0" w:space="0" w:color="000000"/>
+                <w:left w:val="none" w:sz="0" w:space="0" w:color="000000"/>
+                <w:right w:val="none" w:sz="0" w:space="0" w:color="000000"/>
+              </w:pBdr>
+              <w:spacing w:after="100" w:before="100" w:line="240"/>
+              <w:ind w:left="100" w:right="100" w:firstLine="0" w:firstLineChars="0"/>
+            </w:pPr>
+            <w:r xmlns:w="http://schemas.openxmlformats.org/wordprocessingml/2006/main" xmlns:wp="http://schemas.openxmlformats.org/drawingml/2006/wordprocessingDrawing" xmlns:r="http://schemas.openxmlformats.org/officeDocument/2006/relationships" xmlns:w14="http://schemas.microsoft.com/office/word/2010/wordml">
+              <w:rPr>
+                <w:rFonts w:ascii="Arial" w:hAnsi="Arial" w:eastAsia="Arial" w:cs="Arial"/>
+                <w:i w:val="false"/>
+                <w:b w:val="false"/>
+                <w:u w:val="none"/>
+                <w:sz w:val="22"/>
+                <w:szCs w:val="22"/>
+                <w:color w:val="000000"/>
+              </w:rPr>
+              <w:t xml:space="preserve">2002</w:t>
+            </w:r>
+          </w:p>
+        </w:tc>
+        <w:tc>
+          <w:tcPr>
+            <w:tcBorders>
+              <w:bottom w:val="none" w:sz="0" w:space="0" w:color="000000"/>
+              <w:top w:val="none" w:sz="0" w:space="0" w:color="000000"/>
+              <w:left w:val="none" w:sz="0" w:space="0" w:color="000000"/>
+              <w:right w:val="none" w:sz="0" w:space="0" w:color="000000"/>
+            </w:tcBorders>
+            <w:shd w:val="clear" w:color="auto" w:fill="FFFFFF"/>
+            <w:tcMar>
+              <w:top w:w="0" w:type="dxa"/>
+              <w:bottom w:w="0" w:type="dxa"/>
+              <w:left w:w="0" w:type="dxa"/>
+              <w:right w:w="0" w:type="dxa"/>
+            </w:tcMar>
+            <w:vAlign w:val="center"/>
+          </w:tcPr>
+          <w:p>
+            <w:pPr>
+              <w:pStyle w:val="Normal"/>
+              <w:jc w:val="right"/>
+              <w:pBdr>
+                <w:bottom w:val="none" w:sz="0" w:space="0" w:color="000000"/>
+                <w:top w:val="none" w:sz="0" w:space="0" w:color="000000"/>
+                <w:left w:val="none" w:sz="0" w:space="0" w:color="000000"/>
+                <w:right w:val="none" w:sz="0" w:space="0" w:color="000000"/>
+              </w:pBdr>
+              <w:spacing w:after="100" w:before="100" w:line="240"/>
+              <w:ind w:left="100" w:right="100" w:firstLine="0" w:firstLineChars="0"/>
+            </w:pPr>
+            <w:r xmlns:w="http://schemas.openxmlformats.org/wordprocessingml/2006/main" xmlns:wp="http://schemas.openxmlformats.org/drawingml/2006/wordprocessingDrawing" xmlns:r="http://schemas.openxmlformats.org/officeDocument/2006/relationships" xmlns:w14="http://schemas.microsoft.com/office/word/2010/wordml">
+              <w:rPr>
+                <w:rFonts w:ascii="Arial" w:hAnsi="Arial" w:eastAsia="Arial" w:cs="Arial"/>
+                <w:i w:val="false"/>
+                <w:b w:val="false"/>
+                <w:u w:val="none"/>
+                <w:sz w:val="22"/>
+                <w:szCs w:val="22"/>
+                <w:color w:val="000000"/>
+              </w:rPr>
+              <w:t xml:space="preserve">0.162</w:t>
+            </w:r>
+          </w:p>
+        </w:tc>
+        <w:tc>
+          <w:tcPr>
+            <w:tcBorders>
+              <w:bottom w:val="none" w:sz="0" w:space="0" w:color="000000"/>
+              <w:top w:val="none" w:sz="0" w:space="0" w:color="000000"/>
+              <w:left w:val="none" w:sz="0" w:space="0" w:color="000000"/>
+              <w:right w:val="none" w:sz="0" w:space="0" w:color="000000"/>
+            </w:tcBorders>
+            <w:shd w:val="clear" w:color="auto" w:fill="FFFFFF"/>
+            <w:tcMar>
+              <w:top w:w="0" w:type="dxa"/>
+              <w:bottom w:w="0" w:type="dxa"/>
+              <w:left w:w="0" w:type="dxa"/>
+              <w:right w:w="0" w:type="dxa"/>
+            </w:tcMar>
+            <w:vAlign w:val="center"/>
+          </w:tcPr>
+          <w:p>
+            <w:pPr>
+              <w:pStyle w:val="Normal"/>
+              <w:jc w:val="right"/>
+              <w:pBdr>
+                <w:bottom w:val="none" w:sz="0" w:space="0" w:color="000000"/>
+                <w:top w:val="none" w:sz="0" w:space="0" w:color="000000"/>
+                <w:left w:val="none" w:sz="0" w:space="0" w:color="000000"/>
+                <w:right w:val="none" w:sz="0" w:space="0" w:color="000000"/>
+              </w:pBdr>
+              <w:spacing w:after="100" w:before="100" w:line="240"/>
+              <w:ind w:left="100" w:right="100" w:firstLine="0" w:firstLineChars="0"/>
+            </w:pPr>
+            <w:r xmlns:w="http://schemas.openxmlformats.org/wordprocessingml/2006/main" xmlns:wp="http://schemas.openxmlformats.org/drawingml/2006/wordprocessingDrawing" xmlns:r="http://schemas.openxmlformats.org/officeDocument/2006/relationships" xmlns:w14="http://schemas.microsoft.com/office/word/2010/wordml">
+              <w:rPr>
+                <w:rFonts w:ascii="Arial" w:hAnsi="Arial" w:eastAsia="Arial" w:cs="Arial"/>
+                <w:i w:val="false"/>
+                <w:b w:val="false"/>
+                <w:u w:val="none"/>
+                <w:sz w:val="22"/>
+                <w:szCs w:val="22"/>
+                <w:color w:val="000000"/>
+              </w:rPr>
+              <w:t xml:space="preserve">0.163</w:t>
+            </w:r>
+          </w:p>
+        </w:tc>
+        <w:tc>
+          <w:tcPr>
+            <w:tcBorders>
+              <w:bottom w:val="none" w:sz="0" w:space="0" w:color="000000"/>
+              <w:top w:val="none" w:sz="0" w:space="0" w:color="000000"/>
+              <w:left w:val="none" w:sz="0" w:space="0" w:color="000000"/>
+              <w:right w:val="none" w:sz="0" w:space="0" w:color="000000"/>
+            </w:tcBorders>
+            <w:shd w:val="clear" w:color="auto" w:fill="FFFFFF"/>
+            <w:tcMar>
+              <w:top w:w="0" w:type="dxa"/>
+              <w:bottom w:w="0" w:type="dxa"/>
+              <w:left w:w="0" w:type="dxa"/>
+              <w:right w:w="0" w:type="dxa"/>
+            </w:tcMar>
+            <w:vAlign w:val="center"/>
+          </w:tcPr>
+          <w:p>
+            <w:pPr>
+              <w:pStyle w:val="Normal"/>
+              <w:jc w:val="right"/>
+              <w:pBdr>
+                <w:bottom w:val="none" w:sz="0" w:space="0" w:color="000000"/>
+                <w:top w:val="none" w:sz="0" w:space="0" w:color="000000"/>
+                <w:left w:val="none" w:sz="0" w:space="0" w:color="000000"/>
+                <w:right w:val="none" w:sz="0" w:space="0" w:color="000000"/>
+              </w:pBdr>
+              <w:spacing w:after="100" w:before="100" w:line="240"/>
+              <w:ind w:left="100" w:right="100" w:firstLine="0" w:firstLineChars="0"/>
+            </w:pPr>
+            <w:r xmlns:w="http://schemas.openxmlformats.org/wordprocessingml/2006/main" xmlns:wp="http://schemas.openxmlformats.org/drawingml/2006/wordprocessingDrawing" xmlns:r="http://schemas.openxmlformats.org/officeDocument/2006/relationships" xmlns:w14="http://schemas.microsoft.com/office/word/2010/wordml">
+              <w:rPr>
+                <w:rFonts w:ascii="Arial" w:hAnsi="Arial" w:eastAsia="Arial" w:cs="Arial"/>
+                <w:i w:val="false"/>
+                <w:b w:val="false"/>
+                <w:u w:val="none"/>
+                <w:sz w:val="22"/>
+                <w:szCs w:val="22"/>
+                <w:color w:val="000000"/>
+              </w:rPr>
+              <w:t xml:space="preserve">0.163</w:t>
+            </w:r>
+          </w:p>
+        </w:tc>
+        <w:tc>
+          <w:tcPr>
+            <w:tcBorders>
+              <w:bottom w:val="none" w:sz="0" w:space="0" w:color="000000"/>
+              <w:top w:val="none" w:sz="0" w:space="0" w:color="000000"/>
+              <w:left w:val="none" w:sz="0" w:space="0" w:color="000000"/>
+              <w:right w:val="none" w:sz="0" w:space="0" w:color="000000"/>
+            </w:tcBorders>
+            <w:shd w:val="clear" w:color="auto" w:fill="FFFFFF"/>
+            <w:tcMar>
+              <w:top w:w="0" w:type="dxa"/>
+              <w:bottom w:w="0" w:type="dxa"/>
+              <w:left w:w="0" w:type="dxa"/>
+              <w:right w:w="0" w:type="dxa"/>
+            </w:tcMar>
+            <w:vAlign w:val="center"/>
+          </w:tcPr>
+          <w:p>
+            <w:pPr>
+              <w:pStyle w:val="Normal"/>
+              <w:jc w:val="right"/>
+              <w:pBdr>
+                <w:bottom w:val="none" w:sz="0" w:space="0" w:color="000000"/>
+                <w:top w:val="none" w:sz="0" w:space="0" w:color="000000"/>
+                <w:left w:val="none" w:sz="0" w:space="0" w:color="000000"/>
+                <w:right w:val="none" w:sz="0" w:space="0" w:color="000000"/>
+              </w:pBdr>
+              <w:spacing w:after="100" w:before="100" w:line="240"/>
+              <w:ind w:left="100" w:right="100" w:firstLine="0" w:firstLineChars="0"/>
+            </w:pPr>
+            <w:r xmlns:w="http://schemas.openxmlformats.org/wordprocessingml/2006/main" xmlns:wp="http://schemas.openxmlformats.org/drawingml/2006/wordprocessingDrawing" xmlns:r="http://schemas.openxmlformats.org/officeDocument/2006/relationships" xmlns:w14="http://schemas.microsoft.com/office/word/2010/wordml">
+              <w:rPr>
+                <w:rFonts w:ascii="Arial" w:hAnsi="Arial" w:eastAsia="Arial" w:cs="Arial"/>
+                <w:i w:val="false"/>
+                <w:b w:val="false"/>
+                <w:u w:val="none"/>
+                <w:sz w:val="22"/>
+                <w:szCs w:val="22"/>
+                <w:color w:val="000000"/>
+              </w:rPr>
+              <w:t xml:space="preserve">0.163</w:t>
+            </w:r>
+          </w:p>
+        </w:tc>
+      </w:tr>
+      <w:tr>
+        <w:trPr>
+          <w:trHeight w:val="360" w:hRule="auto"/>
+        </w:trPr>
+        body13
+        <w:tc>
+          <w:tcPr>
+            <w:tcBorders>
+              <w:bottom w:val="none" w:sz="0" w:space="0" w:color="000000"/>
+              <w:top w:val="none" w:sz="0" w:space="0" w:color="000000"/>
+              <w:left w:val="none" w:sz="0" w:space="0" w:color="000000"/>
+              <w:right w:val="none" w:sz="0" w:space="0" w:color="000000"/>
+            </w:tcBorders>
+            <w:shd w:val="clear" w:color="auto" w:fill="FFFFFF"/>
+            <w:tcMar>
+              <w:top w:w="0" w:type="dxa"/>
+              <w:bottom w:w="0" w:type="dxa"/>
+              <w:left w:w="0" w:type="dxa"/>
+              <w:right w:w="0" w:type="dxa"/>
+            </w:tcMar>
+            <w:vAlign w:val="center"/>
+          </w:tcPr>
+          <w:p>
+            <w:pPr>
+              <w:pStyle w:val="Normal"/>
+              <w:jc w:val="right"/>
+              <w:pBdr>
+                <w:bottom w:val="none" w:sz="0" w:space="0" w:color="000000"/>
+                <w:top w:val="none" w:sz="0" w:space="0" w:color="000000"/>
+                <w:left w:val="none" w:sz="0" w:space="0" w:color="000000"/>
+                <w:right w:val="none" w:sz="0" w:space="0" w:color="000000"/>
+              </w:pBdr>
+              <w:spacing w:after="100" w:before="100" w:line="240"/>
+              <w:ind w:left="100" w:right="100" w:firstLine="0" w:firstLineChars="0"/>
+            </w:pPr>
+            <w:r xmlns:w="http://schemas.openxmlformats.org/wordprocessingml/2006/main" xmlns:wp="http://schemas.openxmlformats.org/drawingml/2006/wordprocessingDrawing" xmlns:r="http://schemas.openxmlformats.org/officeDocument/2006/relationships" xmlns:w14="http://schemas.microsoft.com/office/word/2010/wordml">
+              <w:rPr>
+                <w:rFonts w:ascii="Arial" w:hAnsi="Arial" w:eastAsia="Arial" w:cs="Arial"/>
+                <w:i w:val="false"/>
+                <w:b w:val="false"/>
+                <w:u w:val="none"/>
+                <w:sz w:val="22"/>
+                <w:szCs w:val="22"/>
+                <w:color w:val="000000"/>
+              </w:rPr>
+              <w:t xml:space="preserve">2003</w:t>
+            </w:r>
+          </w:p>
+        </w:tc>
+        <w:tc>
+          <w:tcPr>
+            <w:tcBorders>
+              <w:bottom w:val="none" w:sz="0" w:space="0" w:color="000000"/>
+              <w:top w:val="none" w:sz="0" w:space="0" w:color="000000"/>
+              <w:left w:val="none" w:sz="0" w:space="0" w:color="000000"/>
+              <w:right w:val="none" w:sz="0" w:space="0" w:color="000000"/>
+            </w:tcBorders>
+            <w:shd w:val="clear" w:color="auto" w:fill="FFFFFF"/>
+            <w:tcMar>
+              <w:top w:w="0" w:type="dxa"/>
+              <w:bottom w:w="0" w:type="dxa"/>
+              <w:left w:w="0" w:type="dxa"/>
+              <w:right w:w="0" w:type="dxa"/>
+            </w:tcMar>
+            <w:vAlign w:val="center"/>
+          </w:tcPr>
+          <w:p>
+            <w:pPr>
+              <w:pStyle w:val="Normal"/>
+              <w:jc w:val="right"/>
+              <w:pBdr>
+                <w:bottom w:val="none" w:sz="0" w:space="0" w:color="000000"/>
+                <w:top w:val="none" w:sz="0" w:space="0" w:color="000000"/>
+                <w:left w:val="none" w:sz="0" w:space="0" w:color="000000"/>
+                <w:right w:val="none" w:sz="0" w:space="0" w:color="000000"/>
+              </w:pBdr>
+              <w:spacing w:after="100" w:before="100" w:line="240"/>
+              <w:ind w:left="100" w:right="100" w:firstLine="0" w:firstLineChars="0"/>
+            </w:pPr>
+            <w:r xmlns:w="http://schemas.openxmlformats.org/wordprocessingml/2006/main" xmlns:wp="http://schemas.openxmlformats.org/drawingml/2006/wordprocessingDrawing" xmlns:r="http://schemas.openxmlformats.org/officeDocument/2006/relationships" xmlns:w14="http://schemas.microsoft.com/office/word/2010/wordml">
+              <w:rPr>
+                <w:rFonts w:ascii="Arial" w:hAnsi="Arial" w:eastAsia="Arial" w:cs="Arial"/>
+                <w:i w:val="false"/>
+                <w:b w:val="false"/>
+                <w:u w:val="none"/>
+                <w:sz w:val="22"/>
+                <w:szCs w:val="22"/>
+                <w:color w:val="000000"/>
+              </w:rPr>
+              <w:t xml:space="preserve">0.247</w:t>
+            </w:r>
+          </w:p>
+        </w:tc>
+        <w:tc>
+          <w:tcPr>
+            <w:tcBorders>
+              <w:bottom w:val="none" w:sz="0" w:space="0" w:color="000000"/>
+              <w:top w:val="none" w:sz="0" w:space="0" w:color="000000"/>
+              <w:left w:val="none" w:sz="0" w:space="0" w:color="000000"/>
+              <w:right w:val="none" w:sz="0" w:space="0" w:color="000000"/>
+            </w:tcBorders>
+            <w:shd w:val="clear" w:color="auto" w:fill="FFFFFF"/>
+            <w:tcMar>
+              <w:top w:w="0" w:type="dxa"/>
+              <w:bottom w:w="0" w:type="dxa"/>
+              <w:left w:w="0" w:type="dxa"/>
+              <w:right w:w="0" w:type="dxa"/>
+            </w:tcMar>
+            <w:vAlign w:val="center"/>
+          </w:tcPr>
+          <w:p>
+            <w:pPr>
+              <w:pStyle w:val="Normal"/>
+              <w:jc w:val="right"/>
+              <w:pBdr>
+                <w:bottom w:val="none" w:sz="0" w:space="0" w:color="000000"/>
+                <w:top w:val="none" w:sz="0" w:space="0" w:color="000000"/>
+                <w:left w:val="none" w:sz="0" w:space="0" w:color="000000"/>
+                <w:right w:val="none" w:sz="0" w:space="0" w:color="000000"/>
+              </w:pBdr>
+              <w:spacing w:after="100" w:before="100" w:line="240"/>
+              <w:ind w:left="100" w:right="100" w:firstLine="0" w:firstLineChars="0"/>
+            </w:pPr>
+            <w:r xmlns:w="http://schemas.openxmlformats.org/wordprocessingml/2006/main" xmlns:wp="http://schemas.openxmlformats.org/drawingml/2006/wordprocessingDrawing" xmlns:r="http://schemas.openxmlformats.org/officeDocument/2006/relationships" xmlns:w14="http://schemas.microsoft.com/office/word/2010/wordml">
+              <w:rPr>
+                <w:rFonts w:ascii="Arial" w:hAnsi="Arial" w:eastAsia="Arial" w:cs="Arial"/>
+                <w:i w:val="false"/>
+                <w:b w:val="false"/>
+                <w:u w:val="none"/>
+                <w:sz w:val="22"/>
+                <w:szCs w:val="22"/>
+                <w:color w:val="000000"/>
+              </w:rPr>
+              <w:t xml:space="preserve">0.247</w:t>
+            </w:r>
+          </w:p>
+        </w:tc>
+        <w:tc>
+          <w:tcPr>
+            <w:tcBorders>
+              <w:bottom w:val="none" w:sz="0" w:space="0" w:color="000000"/>
+              <w:top w:val="none" w:sz="0" w:space="0" w:color="000000"/>
+              <w:left w:val="none" w:sz="0" w:space="0" w:color="000000"/>
+              <w:right w:val="none" w:sz="0" w:space="0" w:color="000000"/>
+            </w:tcBorders>
+            <w:shd w:val="clear" w:color="auto" w:fill="FFFFFF"/>
+            <w:tcMar>
+              <w:top w:w="0" w:type="dxa"/>
+              <w:bottom w:w="0" w:type="dxa"/>
+              <w:left w:w="0" w:type="dxa"/>
+              <w:right w:w="0" w:type="dxa"/>
+            </w:tcMar>
+            <w:vAlign w:val="center"/>
+          </w:tcPr>
+          <w:p>
+            <w:pPr>
+              <w:pStyle w:val="Normal"/>
+              <w:jc w:val="right"/>
+              <w:pBdr>
+                <w:bottom w:val="none" w:sz="0" w:space="0" w:color="000000"/>
+                <w:top w:val="none" w:sz="0" w:space="0" w:color="000000"/>
+                <w:left w:val="none" w:sz="0" w:space="0" w:color="000000"/>
+                <w:right w:val="none" w:sz="0" w:space="0" w:color="000000"/>
+              </w:pBdr>
+              <w:spacing w:after="100" w:before="100" w:line="240"/>
+              <w:ind w:left="100" w:right="100" w:firstLine="0" w:firstLineChars="0"/>
+            </w:pPr>
+            <w:r xmlns:w="http://schemas.openxmlformats.org/wordprocessingml/2006/main" xmlns:wp="http://schemas.openxmlformats.org/drawingml/2006/wordprocessingDrawing" xmlns:r="http://schemas.openxmlformats.org/officeDocument/2006/relationships" xmlns:w14="http://schemas.microsoft.com/office/word/2010/wordml">
+              <w:rPr>
+                <w:rFonts w:ascii="Arial" w:hAnsi="Arial" w:eastAsia="Arial" w:cs="Arial"/>
+                <w:i w:val="false"/>
+                <w:b w:val="false"/>
+                <w:u w:val="none"/>
+                <w:sz w:val="22"/>
+                <w:szCs w:val="22"/>
+                <w:color w:val="000000"/>
+              </w:rPr>
+              <w:t xml:space="preserve">0.247</w:t>
+            </w:r>
+          </w:p>
+        </w:tc>
+        <w:tc>
+          <w:tcPr>
+            <w:tcBorders>
+              <w:bottom w:val="none" w:sz="0" w:space="0" w:color="000000"/>
+              <w:top w:val="none" w:sz="0" w:space="0" w:color="000000"/>
+              <w:left w:val="none" w:sz="0" w:space="0" w:color="000000"/>
+              <w:right w:val="none" w:sz="0" w:space="0" w:color="000000"/>
+            </w:tcBorders>
+            <w:shd w:val="clear" w:color="auto" w:fill="FFFFFF"/>
+            <w:tcMar>
+              <w:top w:w="0" w:type="dxa"/>
+              <w:bottom w:w="0" w:type="dxa"/>
+              <w:left w:w="0" w:type="dxa"/>
+              <w:right w:w="0" w:type="dxa"/>
+            </w:tcMar>
+            <w:vAlign w:val="center"/>
+          </w:tcPr>
+          <w:p>
+            <w:pPr>
+              <w:pStyle w:val="Normal"/>
+              <w:jc w:val="right"/>
+              <w:pBdr>
+                <w:bottom w:val="none" w:sz="0" w:space="0" w:color="000000"/>
+                <w:top w:val="none" w:sz="0" w:space="0" w:color="000000"/>
+                <w:left w:val="none" w:sz="0" w:space="0" w:color="000000"/>
+                <w:right w:val="none" w:sz="0" w:space="0" w:color="000000"/>
+              </w:pBdr>
+              <w:spacing w:after="100" w:before="100" w:line="240"/>
+              <w:ind w:left="100" w:right="100" w:firstLine="0" w:firstLineChars="0"/>
+            </w:pPr>
+            <w:r xmlns:w="http://schemas.openxmlformats.org/wordprocessingml/2006/main" xmlns:wp="http://schemas.openxmlformats.org/drawingml/2006/wordprocessingDrawing" xmlns:r="http://schemas.openxmlformats.org/officeDocument/2006/relationships" xmlns:w14="http://schemas.microsoft.com/office/word/2010/wordml">
+              <w:rPr>
+                <w:rFonts w:ascii="Arial" w:hAnsi="Arial" w:eastAsia="Arial" w:cs="Arial"/>
+                <w:i w:val="false"/>
+                <w:b w:val="false"/>
+                <w:u w:val="none"/>
+                <w:sz w:val="22"/>
+                <w:szCs w:val="22"/>
+                <w:color w:val="000000"/>
+              </w:rPr>
+              <w:t xml:space="preserve">0.216</w:t>
+            </w:r>
+          </w:p>
+        </w:tc>
+      </w:tr>
+      <w:tr>
+        <w:trPr>
+          <w:trHeight w:val="360" w:hRule="auto"/>
+        </w:trPr>
+        body14
+        <w:tc>
+          <w:tcPr>
+            <w:tcBorders>
+              <w:bottom w:val="none" w:sz="0" w:space="0" w:color="000000"/>
+              <w:top w:val="none" w:sz="0" w:space="0" w:color="000000"/>
+              <w:left w:val="none" w:sz="0" w:space="0" w:color="000000"/>
+              <w:right w:val="none" w:sz="0" w:space="0" w:color="000000"/>
+            </w:tcBorders>
+            <w:shd w:val="clear" w:color="auto" w:fill="FFFFFF"/>
+            <w:tcMar>
+              <w:top w:w="0" w:type="dxa"/>
+              <w:bottom w:w="0" w:type="dxa"/>
+              <w:left w:w="0" w:type="dxa"/>
+              <w:right w:w="0" w:type="dxa"/>
+            </w:tcMar>
+            <w:vAlign w:val="center"/>
+          </w:tcPr>
+          <w:p>
+            <w:pPr>
+              <w:pStyle w:val="Normal"/>
+              <w:jc w:val="right"/>
+              <w:pBdr>
+                <w:bottom w:val="none" w:sz="0" w:space="0" w:color="000000"/>
+                <w:top w:val="none" w:sz="0" w:space="0" w:color="000000"/>
+                <w:left w:val="none" w:sz="0" w:space="0" w:color="000000"/>
+                <w:right w:val="none" w:sz="0" w:space="0" w:color="000000"/>
+              </w:pBdr>
+              <w:spacing w:after="100" w:before="100" w:line="240"/>
+              <w:ind w:left="100" w:right="100" w:firstLine="0" w:firstLineChars="0"/>
+            </w:pPr>
+            <w:r xmlns:w="http://schemas.openxmlformats.org/wordprocessingml/2006/main" xmlns:wp="http://schemas.openxmlformats.org/drawingml/2006/wordprocessingDrawing" xmlns:r="http://schemas.openxmlformats.org/officeDocument/2006/relationships" xmlns:w14="http://schemas.microsoft.com/office/word/2010/wordml">
+              <w:rPr>
+                <w:rFonts w:ascii="Arial" w:hAnsi="Arial" w:eastAsia="Arial" w:cs="Arial"/>
+                <w:i w:val="false"/>
+                <w:b w:val="false"/>
+                <w:u w:val="none"/>
+                <w:sz w:val="22"/>
+                <w:szCs w:val="22"/>
+                <w:color w:val="000000"/>
+              </w:rPr>
+              <w:t xml:space="preserve">2004</w:t>
+            </w:r>
+          </w:p>
+        </w:tc>
+        <w:tc>
+          <w:tcPr>
+            <w:tcBorders>
+              <w:bottom w:val="none" w:sz="0" w:space="0" w:color="000000"/>
+              <w:top w:val="none" w:sz="0" w:space="0" w:color="000000"/>
+              <w:left w:val="none" w:sz="0" w:space="0" w:color="000000"/>
+              <w:right w:val="none" w:sz="0" w:space="0" w:color="000000"/>
+            </w:tcBorders>
+            <w:shd w:val="clear" w:color="auto" w:fill="FFFFFF"/>
+            <w:tcMar>
+              <w:top w:w="0" w:type="dxa"/>
+              <w:bottom w:w="0" w:type="dxa"/>
+              <w:left w:w="0" w:type="dxa"/>
+              <w:right w:w="0" w:type="dxa"/>
+            </w:tcMar>
+            <w:vAlign w:val="center"/>
+          </w:tcPr>
+          <w:p>
+            <w:pPr>
+              <w:pStyle w:val="Normal"/>
+              <w:jc w:val="right"/>
+              <w:pBdr>
+                <w:bottom w:val="none" w:sz="0" w:space="0" w:color="000000"/>
+                <w:top w:val="none" w:sz="0" w:space="0" w:color="000000"/>
+                <w:left w:val="none" w:sz="0" w:space="0" w:color="000000"/>
+                <w:right w:val="none" w:sz="0" w:space="0" w:color="000000"/>
+              </w:pBdr>
+              <w:spacing w:after="100" w:before="100" w:line="240"/>
+              <w:ind w:left="100" w:right="100" w:firstLine="0" w:firstLineChars="0"/>
+            </w:pPr>
+            <w:r xmlns:w="http://schemas.openxmlformats.org/wordprocessingml/2006/main" xmlns:wp="http://schemas.openxmlformats.org/drawingml/2006/wordprocessingDrawing" xmlns:r="http://schemas.openxmlformats.org/officeDocument/2006/relationships" xmlns:w14="http://schemas.microsoft.com/office/word/2010/wordml">
+              <w:rPr>
+                <w:rFonts w:ascii="Arial" w:hAnsi="Arial" w:eastAsia="Arial" w:cs="Arial"/>
+                <w:i w:val="false"/>
+                <w:b w:val="false"/>
+                <w:u w:val="none"/>
+                <w:sz w:val="22"/>
+                <w:szCs w:val="22"/>
+                <w:color w:val="000000"/>
+              </w:rPr>
+              <w:t xml:space="preserve">0.155</w:t>
+            </w:r>
+          </w:p>
+        </w:tc>
+        <w:tc>
+          <w:tcPr>
+            <w:tcBorders>
+              <w:bottom w:val="none" w:sz="0" w:space="0" w:color="000000"/>
+              <w:top w:val="none" w:sz="0" w:space="0" w:color="000000"/>
+              <w:left w:val="none" w:sz="0" w:space="0" w:color="000000"/>
+              <w:right w:val="none" w:sz="0" w:space="0" w:color="000000"/>
+            </w:tcBorders>
+            <w:shd w:val="clear" w:color="auto" w:fill="FFFFFF"/>
+            <w:tcMar>
+              <w:top w:w="0" w:type="dxa"/>
+              <w:bottom w:w="0" w:type="dxa"/>
+              <w:left w:w="0" w:type="dxa"/>
+              <w:right w:w="0" w:type="dxa"/>
+            </w:tcMar>
+            <w:vAlign w:val="center"/>
+          </w:tcPr>
+          <w:p>
+            <w:pPr>
+              <w:pStyle w:val="Normal"/>
+              <w:jc w:val="right"/>
+              <w:pBdr>
+                <w:bottom w:val="none" w:sz="0" w:space="0" w:color="000000"/>
+                <w:top w:val="none" w:sz="0" w:space="0" w:color="000000"/>
+                <w:left w:val="none" w:sz="0" w:space="0" w:color="000000"/>
+                <w:right w:val="none" w:sz="0" w:space="0" w:color="000000"/>
+              </w:pBdr>
+              <w:spacing w:after="100" w:before="100" w:line="240"/>
+              <w:ind w:left="100" w:right="100" w:firstLine="0" w:firstLineChars="0"/>
+            </w:pPr>
+            <w:r xmlns:w="http://schemas.openxmlformats.org/wordprocessingml/2006/main" xmlns:wp="http://schemas.openxmlformats.org/drawingml/2006/wordprocessingDrawing" xmlns:r="http://schemas.openxmlformats.org/officeDocument/2006/relationships" xmlns:w14="http://schemas.microsoft.com/office/word/2010/wordml">
+              <w:rPr>
+                <w:rFonts w:ascii="Arial" w:hAnsi="Arial" w:eastAsia="Arial" w:cs="Arial"/>
+                <w:i w:val="false"/>
+                <w:b w:val="false"/>
+                <w:u w:val="none"/>
+                <w:sz w:val="22"/>
+                <w:szCs w:val="22"/>
+                <w:color w:val="000000"/>
+              </w:rPr>
+              <w:t xml:space="preserve">0.154</w:t>
+            </w:r>
+          </w:p>
+        </w:tc>
+        <w:tc>
+          <w:tcPr>
+            <w:tcBorders>
+              <w:bottom w:val="none" w:sz="0" w:space="0" w:color="000000"/>
+              <w:top w:val="none" w:sz="0" w:space="0" w:color="000000"/>
+              <w:left w:val="none" w:sz="0" w:space="0" w:color="000000"/>
+              <w:right w:val="none" w:sz="0" w:space="0" w:color="000000"/>
+            </w:tcBorders>
+            <w:shd w:val="clear" w:color="auto" w:fill="FFFFFF"/>
+            <w:tcMar>
+              <w:top w:w="0" w:type="dxa"/>
+              <w:bottom w:w="0" w:type="dxa"/>
+              <w:left w:w="0" w:type="dxa"/>
+              <w:right w:w="0" w:type="dxa"/>
+            </w:tcMar>
+            <w:vAlign w:val="center"/>
+          </w:tcPr>
+          <w:p>
+            <w:pPr>
+              <w:pStyle w:val="Normal"/>
+              <w:jc w:val="right"/>
+              <w:pBdr>
+                <w:bottom w:val="none" w:sz="0" w:space="0" w:color="000000"/>
+                <w:top w:val="none" w:sz="0" w:space="0" w:color="000000"/>
+                <w:left w:val="none" w:sz="0" w:space="0" w:color="000000"/>
+                <w:right w:val="none" w:sz="0" w:space="0" w:color="000000"/>
+              </w:pBdr>
+              <w:spacing w:after="100" w:before="100" w:line="240"/>
+              <w:ind w:left="100" w:right="100" w:firstLine="0" w:firstLineChars="0"/>
+            </w:pPr>
+            <w:r xmlns:w="http://schemas.openxmlformats.org/wordprocessingml/2006/main" xmlns:wp="http://schemas.openxmlformats.org/drawingml/2006/wordprocessingDrawing" xmlns:r="http://schemas.openxmlformats.org/officeDocument/2006/relationships" xmlns:w14="http://schemas.microsoft.com/office/word/2010/wordml">
+              <w:rPr>
+                <w:rFonts w:ascii="Arial" w:hAnsi="Arial" w:eastAsia="Arial" w:cs="Arial"/>
+                <w:i w:val="false"/>
+                <w:b w:val="false"/>
+                <w:u w:val="none"/>
+                <w:sz w:val="22"/>
+                <w:szCs w:val="22"/>
+                <w:color w:val="000000"/>
+              </w:rPr>
+              <w:t xml:space="preserve">0.155</w:t>
+            </w:r>
+          </w:p>
+        </w:tc>
+        <w:tc>
+          <w:tcPr>
+            <w:tcBorders>
+              <w:bottom w:val="none" w:sz="0" w:space="0" w:color="000000"/>
+              <w:top w:val="none" w:sz="0" w:space="0" w:color="000000"/>
+              <w:left w:val="none" w:sz="0" w:space="0" w:color="000000"/>
+              <w:right w:val="none" w:sz="0" w:space="0" w:color="000000"/>
+            </w:tcBorders>
+            <w:shd w:val="clear" w:color="auto" w:fill="FFFFFF"/>
+            <w:tcMar>
+              <w:top w:w="0" w:type="dxa"/>
+              <w:bottom w:w="0" w:type="dxa"/>
+              <w:left w:w="0" w:type="dxa"/>
+              <w:right w:w="0" w:type="dxa"/>
+            </w:tcMar>
+            <w:vAlign w:val="center"/>
+          </w:tcPr>
+          <w:p>
+            <w:pPr>
+              <w:pStyle w:val="Normal"/>
+              <w:jc w:val="right"/>
+              <w:pBdr>
+                <w:bottom w:val="none" w:sz="0" w:space="0" w:color="000000"/>
+                <w:top w:val="none" w:sz="0" w:space="0" w:color="000000"/>
+                <w:left w:val="none" w:sz="0" w:space="0" w:color="000000"/>
+                <w:right w:val="none" w:sz="0" w:space="0" w:color="000000"/>
+              </w:pBdr>
+              <w:spacing w:after="100" w:before="100" w:line="240"/>
+              <w:ind w:left="100" w:right="100" w:firstLine="0" w:firstLineChars="0"/>
+            </w:pPr>
+            <w:r xmlns:w="http://schemas.openxmlformats.org/wordprocessingml/2006/main" xmlns:wp="http://schemas.openxmlformats.org/drawingml/2006/wordprocessingDrawing" xmlns:r="http://schemas.openxmlformats.org/officeDocument/2006/relationships" xmlns:w14="http://schemas.microsoft.com/office/word/2010/wordml">
+              <w:rPr>
+                <w:rFonts w:ascii="Arial" w:hAnsi="Arial" w:eastAsia="Arial" w:cs="Arial"/>
+                <w:i w:val="false"/>
+                <w:b w:val="false"/>
+                <w:u w:val="none"/>
+                <w:sz w:val="22"/>
+                <w:szCs w:val="22"/>
+                <w:color w:val="000000"/>
+              </w:rPr>
+              <w:t xml:space="preserve">0.153</w:t>
+            </w:r>
+          </w:p>
+        </w:tc>
+      </w:tr>
+      <w:tr>
+        <w:trPr>
+          <w:trHeight w:val="360" w:hRule="auto"/>
+        </w:trPr>
+        body15
+        <w:tc>
+          <w:tcPr>
+            <w:tcBorders>
+              <w:bottom w:val="none" w:sz="0" w:space="0" w:color="000000"/>
+              <w:top w:val="none" w:sz="0" w:space="0" w:color="000000"/>
+              <w:left w:val="none" w:sz="0" w:space="0" w:color="000000"/>
+              <w:right w:val="none" w:sz="0" w:space="0" w:color="000000"/>
+            </w:tcBorders>
+            <w:shd w:val="clear" w:color="auto" w:fill="FFFFFF"/>
+            <w:tcMar>
+              <w:top w:w="0" w:type="dxa"/>
+              <w:bottom w:w="0" w:type="dxa"/>
+              <w:left w:w="0" w:type="dxa"/>
+              <w:right w:w="0" w:type="dxa"/>
+            </w:tcMar>
+            <w:vAlign w:val="center"/>
+          </w:tcPr>
+          <w:p>
+            <w:pPr>
+              <w:pStyle w:val="Normal"/>
+              <w:jc w:val="right"/>
+              <w:pBdr>
+                <w:bottom w:val="none" w:sz="0" w:space="0" w:color="000000"/>
+                <w:top w:val="none" w:sz="0" w:space="0" w:color="000000"/>
+                <w:left w:val="none" w:sz="0" w:space="0" w:color="000000"/>
+                <w:right w:val="none" w:sz="0" w:space="0" w:color="000000"/>
+              </w:pBdr>
+              <w:spacing w:after="100" w:before="100" w:line="240"/>
+              <w:ind w:left="100" w:right="100" w:firstLine="0" w:firstLineChars="0"/>
+            </w:pPr>
+            <w:r xmlns:w="http://schemas.openxmlformats.org/wordprocessingml/2006/main" xmlns:wp="http://schemas.openxmlformats.org/drawingml/2006/wordprocessingDrawing" xmlns:r="http://schemas.openxmlformats.org/officeDocument/2006/relationships" xmlns:w14="http://schemas.microsoft.com/office/word/2010/wordml">
+              <w:rPr>
+                <w:rFonts w:ascii="Arial" w:hAnsi="Arial" w:eastAsia="Arial" w:cs="Arial"/>
+                <w:i w:val="false"/>
+                <w:b w:val="false"/>
+                <w:u w:val="none"/>
+                <w:sz w:val="22"/>
+                <w:szCs w:val="22"/>
+                <w:color w:val="000000"/>
+              </w:rPr>
+              <w:t xml:space="preserve">2005</w:t>
+            </w:r>
+          </w:p>
+        </w:tc>
+        <w:tc>
+          <w:tcPr>
+            <w:tcBorders>
+              <w:bottom w:val="none" w:sz="0" w:space="0" w:color="000000"/>
+              <w:top w:val="none" w:sz="0" w:space="0" w:color="000000"/>
+              <w:left w:val="none" w:sz="0" w:space="0" w:color="000000"/>
+              <w:right w:val="none" w:sz="0" w:space="0" w:color="000000"/>
+            </w:tcBorders>
+            <w:shd w:val="clear" w:color="auto" w:fill="FFFFFF"/>
+            <w:tcMar>
+              <w:top w:w="0" w:type="dxa"/>
+              <w:bottom w:w="0" w:type="dxa"/>
+              <w:left w:w="0" w:type="dxa"/>
+              <w:right w:w="0" w:type="dxa"/>
+            </w:tcMar>
+            <w:vAlign w:val="center"/>
+          </w:tcPr>
+          <w:p>
+            <w:pPr>
+              <w:pStyle w:val="Normal"/>
+              <w:jc w:val="right"/>
+              <w:pBdr>
+                <w:bottom w:val="none" w:sz="0" w:space="0" w:color="000000"/>
+                <w:top w:val="none" w:sz="0" w:space="0" w:color="000000"/>
+                <w:left w:val="none" w:sz="0" w:space="0" w:color="000000"/>
+                <w:right w:val="none" w:sz="0" w:space="0" w:color="000000"/>
+              </w:pBdr>
+              <w:spacing w:after="100" w:before="100" w:line="240"/>
+              <w:ind w:left="100" w:right="100" w:firstLine="0" w:firstLineChars="0"/>
+            </w:pPr>
+            <w:r xmlns:w="http://schemas.openxmlformats.org/wordprocessingml/2006/main" xmlns:wp="http://schemas.openxmlformats.org/drawingml/2006/wordprocessingDrawing" xmlns:r="http://schemas.openxmlformats.org/officeDocument/2006/relationships" xmlns:w14="http://schemas.microsoft.com/office/word/2010/wordml">
+              <w:rPr>
+                <w:rFonts w:ascii="Arial" w:hAnsi="Arial" w:eastAsia="Arial" w:cs="Arial"/>
+                <w:i w:val="false"/>
+                <w:b w:val="false"/>
+                <w:u w:val="none"/>
+                <w:sz w:val="22"/>
+                <w:szCs w:val="22"/>
+                <w:color w:val="000000"/>
+              </w:rPr>
+              <w:t xml:space="preserve">0.210</w:t>
+            </w:r>
+          </w:p>
+        </w:tc>
+        <w:tc>
+          <w:tcPr>
+            <w:tcBorders>
+              <w:bottom w:val="none" w:sz="0" w:space="0" w:color="000000"/>
+              <w:top w:val="none" w:sz="0" w:space="0" w:color="000000"/>
+              <w:left w:val="none" w:sz="0" w:space="0" w:color="000000"/>
+              <w:right w:val="none" w:sz="0" w:space="0" w:color="000000"/>
+            </w:tcBorders>
+            <w:shd w:val="clear" w:color="auto" w:fill="FFFFFF"/>
+            <w:tcMar>
+              <w:top w:w="0" w:type="dxa"/>
+              <w:bottom w:w="0" w:type="dxa"/>
+              <w:left w:w="0" w:type="dxa"/>
+              <w:right w:w="0" w:type="dxa"/>
+            </w:tcMar>
+            <w:vAlign w:val="center"/>
+          </w:tcPr>
+          <w:p>
+            <w:pPr>
+              <w:pStyle w:val="Normal"/>
+              <w:jc w:val="right"/>
+              <w:pBdr>
+                <w:bottom w:val="none" w:sz="0" w:space="0" w:color="000000"/>
+                <w:top w:val="none" w:sz="0" w:space="0" w:color="000000"/>
+                <w:left w:val="none" w:sz="0" w:space="0" w:color="000000"/>
+                <w:right w:val="none" w:sz="0" w:space="0" w:color="000000"/>
+              </w:pBdr>
+              <w:spacing w:after="100" w:before="100" w:line="240"/>
+              <w:ind w:left="100" w:right="100" w:firstLine="0" w:firstLineChars="0"/>
+            </w:pPr>
+            <w:r xmlns:w="http://schemas.openxmlformats.org/wordprocessingml/2006/main" xmlns:wp="http://schemas.openxmlformats.org/drawingml/2006/wordprocessingDrawing" xmlns:r="http://schemas.openxmlformats.org/officeDocument/2006/relationships" xmlns:w14="http://schemas.microsoft.com/office/word/2010/wordml">
+              <w:rPr>
+                <w:rFonts w:ascii="Arial" w:hAnsi="Arial" w:eastAsia="Arial" w:cs="Arial"/>
+                <w:i w:val="false"/>
+                <w:b w:val="false"/>
+                <w:u w:val="none"/>
+                <w:sz w:val="22"/>
+                <w:szCs w:val="22"/>
+                <w:color w:val="000000"/>
+              </w:rPr>
+              <w:t xml:space="preserve">0.210</w:t>
+            </w:r>
+          </w:p>
+        </w:tc>
+        <w:tc>
+          <w:tcPr>
+            <w:tcBorders>
+              <w:bottom w:val="none" w:sz="0" w:space="0" w:color="000000"/>
+              <w:top w:val="none" w:sz="0" w:space="0" w:color="000000"/>
+              <w:left w:val="none" w:sz="0" w:space="0" w:color="000000"/>
+              <w:right w:val="none" w:sz="0" w:space="0" w:color="000000"/>
+            </w:tcBorders>
+            <w:shd w:val="clear" w:color="auto" w:fill="FFFFFF"/>
+            <w:tcMar>
+              <w:top w:w="0" w:type="dxa"/>
+              <w:bottom w:w="0" w:type="dxa"/>
+              <w:left w:w="0" w:type="dxa"/>
+              <w:right w:w="0" w:type="dxa"/>
+            </w:tcMar>
+            <w:vAlign w:val="center"/>
+          </w:tcPr>
+          <w:p>
+            <w:pPr>
+              <w:pStyle w:val="Normal"/>
+              <w:jc w:val="right"/>
+              <w:pBdr>
+                <w:bottom w:val="none" w:sz="0" w:space="0" w:color="000000"/>
+                <w:top w:val="none" w:sz="0" w:space="0" w:color="000000"/>
+                <w:left w:val="none" w:sz="0" w:space="0" w:color="000000"/>
+                <w:right w:val="none" w:sz="0" w:space="0" w:color="000000"/>
+              </w:pBdr>
+              <w:spacing w:after="100" w:before="100" w:line="240"/>
+              <w:ind w:left="100" w:right="100" w:firstLine="0" w:firstLineChars="0"/>
+            </w:pPr>
+            <w:r xmlns:w="http://schemas.openxmlformats.org/wordprocessingml/2006/main" xmlns:wp="http://schemas.openxmlformats.org/drawingml/2006/wordprocessingDrawing" xmlns:r="http://schemas.openxmlformats.org/officeDocument/2006/relationships" xmlns:w14="http://schemas.microsoft.com/office/word/2010/wordml">
+              <w:rPr>
+                <w:rFonts w:ascii="Arial" w:hAnsi="Arial" w:eastAsia="Arial" w:cs="Arial"/>
+                <w:i w:val="false"/>
+                <w:b w:val="false"/>
+                <w:u w:val="none"/>
+                <w:sz w:val="22"/>
+                <w:szCs w:val="22"/>
+                <w:color w:val="000000"/>
+              </w:rPr>
+              <w:t xml:space="preserve">0.210</w:t>
+            </w:r>
+          </w:p>
+        </w:tc>
+        <w:tc>
+          <w:tcPr>
+            <w:tcBorders>
+              <w:bottom w:val="none" w:sz="0" w:space="0" w:color="000000"/>
+              <w:top w:val="none" w:sz="0" w:space="0" w:color="000000"/>
+              <w:left w:val="none" w:sz="0" w:space="0" w:color="000000"/>
+              <w:right w:val="none" w:sz="0" w:space="0" w:color="000000"/>
+            </w:tcBorders>
+            <w:shd w:val="clear" w:color="auto" w:fill="FFFFFF"/>
+            <w:tcMar>
+              <w:top w:w="0" w:type="dxa"/>
+              <w:bottom w:w="0" w:type="dxa"/>
+              <w:left w:w="0" w:type="dxa"/>
+              <w:right w:w="0" w:type="dxa"/>
+            </w:tcMar>
+            <w:vAlign w:val="center"/>
+          </w:tcPr>
+          <w:p>
+            <w:pPr>
+              <w:pStyle w:val="Normal"/>
+              <w:jc w:val="right"/>
+              <w:pBdr>
+                <w:bottom w:val="none" w:sz="0" w:space="0" w:color="000000"/>
+                <w:top w:val="none" w:sz="0" w:space="0" w:color="000000"/>
+                <w:left w:val="none" w:sz="0" w:space="0" w:color="000000"/>
+                <w:right w:val="none" w:sz="0" w:space="0" w:color="000000"/>
+              </w:pBdr>
+              <w:spacing w:after="100" w:before="100" w:line="240"/>
+              <w:ind w:left="100" w:right="100" w:firstLine="0" w:firstLineChars="0"/>
+            </w:pPr>
+            <w:r xmlns:w="http://schemas.openxmlformats.org/wordprocessingml/2006/main" xmlns:wp="http://schemas.openxmlformats.org/drawingml/2006/wordprocessingDrawing" xmlns:r="http://schemas.openxmlformats.org/officeDocument/2006/relationships" xmlns:w14="http://schemas.microsoft.com/office/word/2010/wordml">
+              <w:rPr>
+                <w:rFonts w:ascii="Arial" w:hAnsi="Arial" w:eastAsia="Arial" w:cs="Arial"/>
+                <w:i w:val="false"/>
+                <w:b w:val="false"/>
+                <w:u w:val="none"/>
+                <w:sz w:val="22"/>
+                <w:szCs w:val="22"/>
+                <w:color w:val="000000"/>
+              </w:rPr>
+              <w:t xml:space="preserve">0.182</w:t>
+            </w:r>
+          </w:p>
+        </w:tc>
+      </w:tr>
+      <w:tr>
+        <w:trPr>
+          <w:trHeight w:val="360" w:hRule="auto"/>
+        </w:trPr>
+        body16
+        <w:tc>
+          <w:tcPr>
+            <w:tcBorders>
+              <w:bottom w:val="none" w:sz="0" w:space="0" w:color="000000"/>
+              <w:top w:val="none" w:sz="0" w:space="0" w:color="000000"/>
+              <w:left w:val="none" w:sz="0" w:space="0" w:color="000000"/>
+              <w:right w:val="none" w:sz="0" w:space="0" w:color="000000"/>
+            </w:tcBorders>
+            <w:shd w:val="clear" w:color="auto" w:fill="FFFFFF"/>
+            <w:tcMar>
+              <w:top w:w="0" w:type="dxa"/>
+              <w:bottom w:w="0" w:type="dxa"/>
+              <w:left w:w="0" w:type="dxa"/>
+              <w:right w:w="0" w:type="dxa"/>
+            </w:tcMar>
+            <w:vAlign w:val="center"/>
+          </w:tcPr>
+          <w:p>
+            <w:pPr>
+              <w:pStyle w:val="Normal"/>
+              <w:jc w:val="right"/>
+              <w:pBdr>
+                <w:bottom w:val="none" w:sz="0" w:space="0" w:color="000000"/>
+                <w:top w:val="none" w:sz="0" w:space="0" w:color="000000"/>
+                <w:left w:val="none" w:sz="0" w:space="0" w:color="000000"/>
+                <w:right w:val="none" w:sz="0" w:space="0" w:color="000000"/>
+              </w:pBdr>
+              <w:spacing w:after="100" w:before="100" w:line="240"/>
+              <w:ind w:left="100" w:right="100" w:firstLine="0" w:firstLineChars="0"/>
+            </w:pPr>
+            <w:r xmlns:w="http://schemas.openxmlformats.org/wordprocessingml/2006/main" xmlns:wp="http://schemas.openxmlformats.org/drawingml/2006/wordprocessingDrawing" xmlns:r="http://schemas.openxmlformats.org/officeDocument/2006/relationships" xmlns:w14="http://schemas.microsoft.com/office/word/2010/wordml">
+              <w:rPr>
+                <w:rFonts w:ascii="Arial" w:hAnsi="Arial" w:eastAsia="Arial" w:cs="Arial"/>
+                <w:i w:val="false"/>
+                <w:b w:val="false"/>
+                <w:u w:val="none"/>
+                <w:sz w:val="22"/>
+                <w:szCs w:val="22"/>
+                <w:color w:val="000000"/>
+              </w:rPr>
+              <w:t xml:space="preserve">2006</w:t>
+            </w:r>
+          </w:p>
+        </w:tc>
+        <w:tc>
+          <w:tcPr>
+            <w:tcBorders>
+              <w:bottom w:val="none" w:sz="0" w:space="0" w:color="000000"/>
+              <w:top w:val="none" w:sz="0" w:space="0" w:color="000000"/>
+              <w:left w:val="none" w:sz="0" w:space="0" w:color="000000"/>
+              <w:right w:val="none" w:sz="0" w:space="0" w:color="000000"/>
+            </w:tcBorders>
+            <w:shd w:val="clear" w:color="auto" w:fill="FFFFFF"/>
+            <w:tcMar>
+              <w:top w:w="0" w:type="dxa"/>
+              <w:bottom w:w="0" w:type="dxa"/>
+              <w:left w:w="0" w:type="dxa"/>
+              <w:right w:w="0" w:type="dxa"/>
+            </w:tcMar>
+            <w:vAlign w:val="center"/>
+          </w:tcPr>
+          <w:p>
+            <w:pPr>
+              <w:pStyle w:val="Normal"/>
+              <w:jc w:val="right"/>
+              <w:pBdr>
+                <w:bottom w:val="none" w:sz="0" w:space="0" w:color="000000"/>
+                <w:top w:val="none" w:sz="0" w:space="0" w:color="000000"/>
+                <w:left w:val="none" w:sz="0" w:space="0" w:color="000000"/>
+                <w:right w:val="none" w:sz="0" w:space="0" w:color="000000"/>
+              </w:pBdr>
+              <w:spacing w:after="100" w:before="100" w:line="240"/>
+              <w:ind w:left="100" w:right="100" w:firstLine="0" w:firstLineChars="0"/>
+            </w:pPr>
+            <w:r xmlns:w="http://schemas.openxmlformats.org/wordprocessingml/2006/main" xmlns:wp="http://schemas.openxmlformats.org/drawingml/2006/wordprocessingDrawing" xmlns:r="http://schemas.openxmlformats.org/officeDocument/2006/relationships" xmlns:w14="http://schemas.microsoft.com/office/word/2010/wordml">
+              <w:rPr>
+                <w:rFonts w:ascii="Arial" w:hAnsi="Arial" w:eastAsia="Arial" w:cs="Arial"/>
+                <w:i w:val="false"/>
+                <w:b w:val="false"/>
+                <w:u w:val="none"/>
+                <w:sz w:val="22"/>
+                <w:szCs w:val="22"/>
+                <w:color w:val="000000"/>
+              </w:rPr>
+              <w:t xml:space="preserve">0.119</w:t>
+            </w:r>
+          </w:p>
+        </w:tc>
+        <w:tc>
+          <w:tcPr>
+            <w:tcBorders>
+              <w:bottom w:val="none" w:sz="0" w:space="0" w:color="000000"/>
+              <w:top w:val="none" w:sz="0" w:space="0" w:color="000000"/>
+              <w:left w:val="none" w:sz="0" w:space="0" w:color="000000"/>
+              <w:right w:val="none" w:sz="0" w:space="0" w:color="000000"/>
+            </w:tcBorders>
+            <w:shd w:val="clear" w:color="auto" w:fill="FFFFFF"/>
+            <w:tcMar>
+              <w:top w:w="0" w:type="dxa"/>
+              <w:bottom w:w="0" w:type="dxa"/>
+              <w:left w:w="0" w:type="dxa"/>
+              <w:right w:w="0" w:type="dxa"/>
+            </w:tcMar>
+            <w:vAlign w:val="center"/>
+          </w:tcPr>
+          <w:p>
+            <w:pPr>
+              <w:pStyle w:val="Normal"/>
+              <w:jc w:val="right"/>
+              <w:pBdr>
+                <w:bottom w:val="none" w:sz="0" w:space="0" w:color="000000"/>
+                <w:top w:val="none" w:sz="0" w:space="0" w:color="000000"/>
+                <w:left w:val="none" w:sz="0" w:space="0" w:color="000000"/>
+                <w:right w:val="none" w:sz="0" w:space="0" w:color="000000"/>
+              </w:pBdr>
+              <w:spacing w:after="100" w:before="100" w:line="240"/>
+              <w:ind w:left="100" w:right="100" w:firstLine="0" w:firstLineChars="0"/>
+            </w:pPr>
+            <w:r xmlns:w="http://schemas.openxmlformats.org/wordprocessingml/2006/main" xmlns:wp="http://schemas.openxmlformats.org/drawingml/2006/wordprocessingDrawing" xmlns:r="http://schemas.openxmlformats.org/officeDocument/2006/relationships" xmlns:w14="http://schemas.microsoft.com/office/word/2010/wordml">
+              <w:rPr>
+                <w:rFonts w:ascii="Arial" w:hAnsi="Arial" w:eastAsia="Arial" w:cs="Arial"/>
+                <w:i w:val="false"/>
+                <w:b w:val="false"/>
+                <w:u w:val="none"/>
+                <w:sz w:val="22"/>
+                <w:szCs w:val="22"/>
+                <w:color w:val="000000"/>
+              </w:rPr>
+              <w:t xml:space="preserve">0.119</w:t>
+            </w:r>
+          </w:p>
+        </w:tc>
+        <w:tc>
+          <w:tcPr>
+            <w:tcBorders>
+              <w:bottom w:val="none" w:sz="0" w:space="0" w:color="000000"/>
+              <w:top w:val="none" w:sz="0" w:space="0" w:color="000000"/>
+              <w:left w:val="none" w:sz="0" w:space="0" w:color="000000"/>
+              <w:right w:val="none" w:sz="0" w:space="0" w:color="000000"/>
+            </w:tcBorders>
+            <w:shd w:val="clear" w:color="auto" w:fill="FFFFFF"/>
+            <w:tcMar>
+              <w:top w:w="0" w:type="dxa"/>
+              <w:bottom w:w="0" w:type="dxa"/>
+              <w:left w:w="0" w:type="dxa"/>
+              <w:right w:w="0" w:type="dxa"/>
+            </w:tcMar>
+            <w:vAlign w:val="center"/>
+          </w:tcPr>
+          <w:p>
+            <w:pPr>
+              <w:pStyle w:val="Normal"/>
+              <w:jc w:val="right"/>
+              <w:pBdr>
+                <w:bottom w:val="none" w:sz="0" w:space="0" w:color="000000"/>
+                <w:top w:val="none" w:sz="0" w:space="0" w:color="000000"/>
+                <w:left w:val="none" w:sz="0" w:space="0" w:color="000000"/>
+                <w:right w:val="none" w:sz="0" w:space="0" w:color="000000"/>
+              </w:pBdr>
+              <w:spacing w:after="100" w:before="100" w:line="240"/>
+              <w:ind w:left="100" w:right="100" w:firstLine="0" w:firstLineChars="0"/>
+            </w:pPr>
+            <w:r xmlns:w="http://schemas.openxmlformats.org/wordprocessingml/2006/main" xmlns:wp="http://schemas.openxmlformats.org/drawingml/2006/wordprocessingDrawing" xmlns:r="http://schemas.openxmlformats.org/officeDocument/2006/relationships" xmlns:w14="http://schemas.microsoft.com/office/word/2010/wordml">
+              <w:rPr>
+                <w:rFonts w:ascii="Arial" w:hAnsi="Arial" w:eastAsia="Arial" w:cs="Arial"/>
+                <w:i w:val="false"/>
+                <w:b w:val="false"/>
+                <w:u w:val="none"/>
+                <w:sz w:val="22"/>
+                <w:szCs w:val="22"/>
+                <w:color w:val="000000"/>
+              </w:rPr>
+              <w:t xml:space="preserve">0.119</w:t>
+            </w:r>
+          </w:p>
+        </w:tc>
+        <w:tc>
+          <w:tcPr>
+            <w:tcBorders>
+              <w:bottom w:val="none" w:sz="0" w:space="0" w:color="000000"/>
+              <w:top w:val="none" w:sz="0" w:space="0" w:color="000000"/>
+              <w:left w:val="none" w:sz="0" w:space="0" w:color="000000"/>
+              <w:right w:val="none" w:sz="0" w:space="0" w:color="000000"/>
+            </w:tcBorders>
+            <w:shd w:val="clear" w:color="auto" w:fill="FFFFFF"/>
+            <w:tcMar>
+              <w:top w:w="0" w:type="dxa"/>
+              <w:bottom w:w="0" w:type="dxa"/>
+              <w:left w:w="0" w:type="dxa"/>
+              <w:right w:w="0" w:type="dxa"/>
+            </w:tcMar>
+            <w:vAlign w:val="center"/>
+          </w:tcPr>
+          <w:p>
+            <w:pPr>
+              <w:pStyle w:val="Normal"/>
+              <w:jc w:val="right"/>
+              <w:pBdr>
+                <w:bottom w:val="none" w:sz="0" w:space="0" w:color="000000"/>
+                <w:top w:val="none" w:sz="0" w:space="0" w:color="000000"/>
+                <w:left w:val="none" w:sz="0" w:space="0" w:color="000000"/>
+                <w:right w:val="none" w:sz="0" w:space="0" w:color="000000"/>
+              </w:pBdr>
+              <w:spacing w:after="100" w:before="100" w:line="240"/>
+              <w:ind w:left="100" w:right="100" w:firstLine="0" w:firstLineChars="0"/>
+            </w:pPr>
+            <w:r xmlns:w="http://schemas.openxmlformats.org/wordprocessingml/2006/main" xmlns:wp="http://schemas.openxmlformats.org/drawingml/2006/wordprocessingDrawing" xmlns:r="http://schemas.openxmlformats.org/officeDocument/2006/relationships" xmlns:w14="http://schemas.microsoft.com/office/word/2010/wordml">
+              <w:rPr>
+                <w:rFonts w:ascii="Arial" w:hAnsi="Arial" w:eastAsia="Arial" w:cs="Arial"/>
+                <w:i w:val="false"/>
+                <w:b w:val="false"/>
+                <w:u w:val="none"/>
+                <w:sz w:val="22"/>
+                <w:szCs w:val="22"/>
+                <w:color w:val="000000"/>
+              </w:rPr>
+              <w:t xml:space="preserve">0.119</w:t>
+            </w:r>
+          </w:p>
+        </w:tc>
+      </w:tr>
+      <w:tr>
+        <w:trPr>
+          <w:trHeight w:val="360" w:hRule="auto"/>
+        </w:trPr>
+        body17
+        <w:tc>
+          <w:tcPr>
+            <w:tcBorders>
+              <w:bottom w:val="none" w:sz="0" w:space="0" w:color="000000"/>
+              <w:top w:val="none" w:sz="0" w:space="0" w:color="000000"/>
+              <w:left w:val="none" w:sz="0" w:space="0" w:color="000000"/>
+              <w:right w:val="none" w:sz="0" w:space="0" w:color="000000"/>
+            </w:tcBorders>
+            <w:shd w:val="clear" w:color="auto" w:fill="FFFFFF"/>
+            <w:tcMar>
+              <w:top w:w="0" w:type="dxa"/>
+              <w:bottom w:w="0" w:type="dxa"/>
+              <w:left w:w="0" w:type="dxa"/>
+              <w:right w:w="0" w:type="dxa"/>
+            </w:tcMar>
+            <w:vAlign w:val="center"/>
+          </w:tcPr>
+          <w:p>
+            <w:pPr>
+              <w:pStyle w:val="Normal"/>
+              <w:jc w:val="right"/>
+              <w:pBdr>
+                <w:bottom w:val="none" w:sz="0" w:space="0" w:color="000000"/>
+                <w:top w:val="none" w:sz="0" w:space="0" w:color="000000"/>
+                <w:left w:val="none" w:sz="0" w:space="0" w:color="000000"/>
+                <w:right w:val="none" w:sz="0" w:space="0" w:color="000000"/>
+              </w:pBdr>
+              <w:spacing w:after="100" w:before="100" w:line="240"/>
+              <w:ind w:left="100" w:right="100" w:firstLine="0" w:firstLineChars="0"/>
+            </w:pPr>
+            <w:r xmlns:w="http://schemas.openxmlformats.org/wordprocessingml/2006/main" xmlns:wp="http://schemas.openxmlformats.org/drawingml/2006/wordprocessingDrawing" xmlns:r="http://schemas.openxmlformats.org/officeDocument/2006/relationships" xmlns:w14="http://schemas.microsoft.com/office/word/2010/wordml">
+              <w:rPr>
+                <w:rFonts w:ascii="Arial" w:hAnsi="Arial" w:eastAsia="Arial" w:cs="Arial"/>
+                <w:i w:val="false"/>
+                <w:b w:val="false"/>
+                <w:u w:val="none"/>
+                <w:sz w:val="22"/>
+                <w:szCs w:val="22"/>
+                <w:color w:val="000000"/>
+              </w:rPr>
+              <w:t xml:space="preserve">2007</w:t>
+            </w:r>
+          </w:p>
+        </w:tc>
+        <w:tc>
+          <w:tcPr>
+            <w:tcBorders>
+              <w:bottom w:val="none" w:sz="0" w:space="0" w:color="000000"/>
+              <w:top w:val="none" w:sz="0" w:space="0" w:color="000000"/>
+              <w:left w:val="none" w:sz="0" w:space="0" w:color="000000"/>
+              <w:right w:val="none" w:sz="0" w:space="0" w:color="000000"/>
+            </w:tcBorders>
+            <w:shd w:val="clear" w:color="auto" w:fill="FFFFFF"/>
+            <w:tcMar>
+              <w:top w:w="0" w:type="dxa"/>
+              <w:bottom w:w="0" w:type="dxa"/>
+              <w:left w:w="0" w:type="dxa"/>
+              <w:right w:w="0" w:type="dxa"/>
+            </w:tcMar>
+            <w:vAlign w:val="center"/>
+          </w:tcPr>
+          <w:p>
+            <w:pPr>
+              <w:pStyle w:val="Normal"/>
+              <w:jc w:val="right"/>
+              <w:pBdr>
+                <w:bottom w:val="none" w:sz="0" w:space="0" w:color="000000"/>
+                <w:top w:val="none" w:sz="0" w:space="0" w:color="000000"/>
+                <w:left w:val="none" w:sz="0" w:space="0" w:color="000000"/>
+                <w:right w:val="none" w:sz="0" w:space="0" w:color="000000"/>
+              </w:pBdr>
+              <w:spacing w:after="100" w:before="100" w:line="240"/>
+              <w:ind w:left="100" w:right="100" w:firstLine="0" w:firstLineChars="0"/>
+            </w:pPr>
+            <w:r xmlns:w="http://schemas.openxmlformats.org/wordprocessingml/2006/main" xmlns:wp="http://schemas.openxmlformats.org/drawingml/2006/wordprocessingDrawing" xmlns:r="http://schemas.openxmlformats.org/officeDocument/2006/relationships" xmlns:w14="http://schemas.microsoft.com/office/word/2010/wordml">
+              <w:rPr>
+                <w:rFonts w:ascii="Arial" w:hAnsi="Arial" w:eastAsia="Arial" w:cs="Arial"/>
+                <w:i w:val="false"/>
+                <w:b w:val="false"/>
+                <w:u w:val="none"/>
+                <w:sz w:val="22"/>
+                <w:szCs w:val="22"/>
+                <w:color w:val="000000"/>
+              </w:rPr>
+              <w:t xml:space="preserve">0.208</w:t>
+            </w:r>
+          </w:p>
+        </w:tc>
+        <w:tc>
+          <w:tcPr>
+            <w:tcBorders>
+              <w:bottom w:val="none" w:sz="0" w:space="0" w:color="000000"/>
+              <w:top w:val="none" w:sz="0" w:space="0" w:color="000000"/>
+              <w:left w:val="none" w:sz="0" w:space="0" w:color="000000"/>
+              <w:right w:val="none" w:sz="0" w:space="0" w:color="000000"/>
+            </w:tcBorders>
+            <w:shd w:val="clear" w:color="auto" w:fill="FFFFFF"/>
+            <w:tcMar>
+              <w:top w:w="0" w:type="dxa"/>
+              <w:bottom w:w="0" w:type="dxa"/>
+              <w:left w:w="0" w:type="dxa"/>
+              <w:right w:w="0" w:type="dxa"/>
+            </w:tcMar>
+            <w:vAlign w:val="center"/>
+          </w:tcPr>
+          <w:p>
+            <w:pPr>
+              <w:pStyle w:val="Normal"/>
+              <w:jc w:val="right"/>
+              <w:pBdr>
+                <w:bottom w:val="none" w:sz="0" w:space="0" w:color="000000"/>
+                <w:top w:val="none" w:sz="0" w:space="0" w:color="000000"/>
+                <w:left w:val="none" w:sz="0" w:space="0" w:color="000000"/>
+                <w:right w:val="none" w:sz="0" w:space="0" w:color="000000"/>
+              </w:pBdr>
+              <w:spacing w:after="100" w:before="100" w:line="240"/>
+              <w:ind w:left="100" w:right="100" w:firstLine="0" w:firstLineChars="0"/>
+            </w:pPr>
+            <w:r xmlns:w="http://schemas.openxmlformats.org/wordprocessingml/2006/main" xmlns:wp="http://schemas.openxmlformats.org/drawingml/2006/wordprocessingDrawing" xmlns:r="http://schemas.openxmlformats.org/officeDocument/2006/relationships" xmlns:w14="http://schemas.microsoft.com/office/word/2010/wordml">
+              <w:rPr>
+                <w:rFonts w:ascii="Arial" w:hAnsi="Arial" w:eastAsia="Arial" w:cs="Arial"/>
+                <w:i w:val="false"/>
+                <w:b w:val="false"/>
+                <w:u w:val="none"/>
+                <w:sz w:val="22"/>
+                <w:szCs w:val="22"/>
+                <w:color w:val="000000"/>
+              </w:rPr>
+              <w:t xml:space="preserve">0.208</w:t>
+            </w:r>
+          </w:p>
+        </w:tc>
+        <w:tc>
+          <w:tcPr>
+            <w:tcBorders>
+              <w:bottom w:val="none" w:sz="0" w:space="0" w:color="000000"/>
+              <w:top w:val="none" w:sz="0" w:space="0" w:color="000000"/>
+              <w:left w:val="none" w:sz="0" w:space="0" w:color="000000"/>
+              <w:right w:val="none" w:sz="0" w:space="0" w:color="000000"/>
+            </w:tcBorders>
+            <w:shd w:val="clear" w:color="auto" w:fill="FFFFFF"/>
+            <w:tcMar>
+              <w:top w:w="0" w:type="dxa"/>
+              <w:bottom w:w="0" w:type="dxa"/>
+              <w:left w:w="0" w:type="dxa"/>
+              <w:right w:w="0" w:type="dxa"/>
+            </w:tcMar>
+            <w:vAlign w:val="center"/>
+          </w:tcPr>
+          <w:p>
+            <w:pPr>
+              <w:pStyle w:val="Normal"/>
+              <w:jc w:val="right"/>
+              <w:pBdr>
+                <w:bottom w:val="none" w:sz="0" w:space="0" w:color="000000"/>
+                <w:top w:val="none" w:sz="0" w:space="0" w:color="000000"/>
+                <w:left w:val="none" w:sz="0" w:space="0" w:color="000000"/>
+                <w:right w:val="none" w:sz="0" w:space="0" w:color="000000"/>
+              </w:pBdr>
+              <w:spacing w:after="100" w:before="100" w:line="240"/>
+              <w:ind w:left="100" w:right="100" w:firstLine="0" w:firstLineChars="0"/>
+            </w:pPr>
+            <w:r xmlns:w="http://schemas.openxmlformats.org/wordprocessingml/2006/main" xmlns:wp="http://schemas.openxmlformats.org/drawingml/2006/wordprocessingDrawing" xmlns:r="http://schemas.openxmlformats.org/officeDocument/2006/relationships" xmlns:w14="http://schemas.microsoft.com/office/word/2010/wordml">
+              <w:rPr>
+                <w:rFonts w:ascii="Arial" w:hAnsi="Arial" w:eastAsia="Arial" w:cs="Arial"/>
+                <w:i w:val="false"/>
+                <w:b w:val="false"/>
+                <w:u w:val="none"/>
+                <w:sz w:val="22"/>
+                <w:szCs w:val="22"/>
+                <w:color w:val="000000"/>
+              </w:rPr>
+              <w:t xml:space="preserve">0.209</w:t>
+            </w:r>
+          </w:p>
+        </w:tc>
+        <w:tc>
+          <w:tcPr>
+            <w:tcBorders>
+              <w:bottom w:val="none" w:sz="0" w:space="0" w:color="000000"/>
+              <w:top w:val="none" w:sz="0" w:space="0" w:color="000000"/>
+              <w:left w:val="none" w:sz="0" w:space="0" w:color="000000"/>
+              <w:right w:val="none" w:sz="0" w:space="0" w:color="000000"/>
+            </w:tcBorders>
+            <w:shd w:val="clear" w:color="auto" w:fill="FFFFFF"/>
+            <w:tcMar>
+              <w:top w:w="0" w:type="dxa"/>
+              <w:bottom w:w="0" w:type="dxa"/>
+              <w:left w:w="0" w:type="dxa"/>
+              <w:right w:w="0" w:type="dxa"/>
+            </w:tcMar>
+            <w:vAlign w:val="center"/>
+          </w:tcPr>
+          <w:p>
+            <w:pPr>
+              <w:pStyle w:val="Normal"/>
+              <w:jc w:val="right"/>
+              <w:pBdr>
+                <w:bottom w:val="none" w:sz="0" w:space="0" w:color="000000"/>
+                <w:top w:val="none" w:sz="0" w:space="0" w:color="000000"/>
+                <w:left w:val="none" w:sz="0" w:space="0" w:color="000000"/>
+                <w:right w:val="none" w:sz="0" w:space="0" w:color="000000"/>
+              </w:pBdr>
+              <w:spacing w:after="100" w:before="100" w:line="240"/>
+              <w:ind w:left="100" w:right="100" w:firstLine="0" w:firstLineChars="0"/>
+            </w:pPr>
+            <w:r xmlns:w="http://schemas.openxmlformats.org/wordprocessingml/2006/main" xmlns:wp="http://schemas.openxmlformats.org/drawingml/2006/wordprocessingDrawing" xmlns:r="http://schemas.openxmlformats.org/officeDocument/2006/relationships" xmlns:w14="http://schemas.microsoft.com/office/word/2010/wordml">
+              <w:rPr>
+                <w:rFonts w:ascii="Arial" w:hAnsi="Arial" w:eastAsia="Arial" w:cs="Arial"/>
+                <w:i w:val="false"/>
+                <w:b w:val="false"/>
+                <w:u w:val="none"/>
+                <w:sz w:val="22"/>
+                <w:szCs w:val="22"/>
+                <w:color w:val="000000"/>
+              </w:rPr>
+              <w:t xml:space="preserve">0.209</w:t>
+            </w:r>
+          </w:p>
+        </w:tc>
+      </w:tr>
+      <w:tr>
+        <w:trPr>
+          <w:trHeight w:val="360" w:hRule="auto"/>
+        </w:trPr>
+        body18
+        <w:tc>
+          <w:tcPr>
+            <w:tcBorders>
+              <w:bottom w:val="none" w:sz="0" w:space="0" w:color="000000"/>
+              <w:top w:val="none" w:sz="0" w:space="0" w:color="000000"/>
+              <w:left w:val="none" w:sz="0" w:space="0" w:color="000000"/>
+              <w:right w:val="none" w:sz="0" w:space="0" w:color="000000"/>
+            </w:tcBorders>
+            <w:shd w:val="clear" w:color="auto" w:fill="FFFFFF"/>
+            <w:tcMar>
+              <w:top w:w="0" w:type="dxa"/>
+              <w:bottom w:w="0" w:type="dxa"/>
+              <w:left w:w="0" w:type="dxa"/>
+              <w:right w:w="0" w:type="dxa"/>
+            </w:tcMar>
+            <w:vAlign w:val="center"/>
+          </w:tcPr>
+          <w:p>
+            <w:pPr>
+              <w:pStyle w:val="Normal"/>
+              <w:jc w:val="right"/>
+              <w:pBdr>
+                <w:bottom w:val="none" w:sz="0" w:space="0" w:color="000000"/>
+                <w:top w:val="none" w:sz="0" w:space="0" w:color="000000"/>
+                <w:left w:val="none" w:sz="0" w:space="0" w:color="000000"/>
+                <w:right w:val="none" w:sz="0" w:space="0" w:color="000000"/>
+              </w:pBdr>
+              <w:spacing w:after="100" w:before="100" w:line="240"/>
+              <w:ind w:left="100" w:right="100" w:firstLine="0" w:firstLineChars="0"/>
+            </w:pPr>
+            <w:r xmlns:w="http://schemas.openxmlformats.org/wordprocessingml/2006/main" xmlns:wp="http://schemas.openxmlformats.org/drawingml/2006/wordprocessingDrawing" xmlns:r="http://schemas.openxmlformats.org/officeDocument/2006/relationships" xmlns:w14="http://schemas.microsoft.com/office/word/2010/wordml">
+              <w:rPr>
+                <w:rFonts w:ascii="Arial" w:hAnsi="Arial" w:eastAsia="Arial" w:cs="Arial"/>
+                <w:i w:val="false"/>
+                <w:b w:val="false"/>
+                <w:u w:val="none"/>
+                <w:sz w:val="22"/>
+                <w:szCs w:val="22"/>
+                <w:color w:val="000000"/>
+              </w:rPr>
+              <w:t xml:space="preserve">2008</w:t>
+            </w:r>
+          </w:p>
+        </w:tc>
+        <w:tc>
+          <w:tcPr>
+            <w:tcBorders>
+              <w:bottom w:val="none" w:sz="0" w:space="0" w:color="000000"/>
+              <w:top w:val="none" w:sz="0" w:space="0" w:color="000000"/>
+              <w:left w:val="none" w:sz="0" w:space="0" w:color="000000"/>
+              <w:right w:val="none" w:sz="0" w:space="0" w:color="000000"/>
+            </w:tcBorders>
+            <w:shd w:val="clear" w:color="auto" w:fill="FFFFFF"/>
+            <w:tcMar>
+              <w:top w:w="0" w:type="dxa"/>
+              <w:bottom w:w="0" w:type="dxa"/>
+              <w:left w:w="0" w:type="dxa"/>
+              <w:right w:w="0" w:type="dxa"/>
+            </w:tcMar>
+            <w:vAlign w:val="center"/>
+          </w:tcPr>
+          <w:p>
+            <w:pPr>
+              <w:pStyle w:val="Normal"/>
+              <w:jc w:val="right"/>
+              <w:pBdr>
+                <w:bottom w:val="none" w:sz="0" w:space="0" w:color="000000"/>
+                <w:top w:val="none" w:sz="0" w:space="0" w:color="000000"/>
+                <w:left w:val="none" w:sz="0" w:space="0" w:color="000000"/>
+                <w:right w:val="none" w:sz="0" w:space="0" w:color="000000"/>
+              </w:pBdr>
+              <w:spacing w:after="100" w:before="100" w:line="240"/>
+              <w:ind w:left="100" w:right="100" w:firstLine="0" w:firstLineChars="0"/>
+            </w:pPr>
+            <w:r xmlns:w="http://schemas.openxmlformats.org/wordprocessingml/2006/main" xmlns:wp="http://schemas.openxmlformats.org/drawingml/2006/wordprocessingDrawing" xmlns:r="http://schemas.openxmlformats.org/officeDocument/2006/relationships" xmlns:w14="http://schemas.microsoft.com/office/word/2010/wordml">
+              <w:rPr>
+                <w:rFonts w:ascii="Arial" w:hAnsi="Arial" w:eastAsia="Arial" w:cs="Arial"/>
+                <w:i w:val="false"/>
+                <w:b w:val="false"/>
+                <w:u w:val="none"/>
+                <w:sz w:val="22"/>
+                <w:szCs w:val="22"/>
+                <w:color w:val="000000"/>
+              </w:rPr>
+              <w:t xml:space="preserve">0.231</w:t>
+            </w:r>
+          </w:p>
+        </w:tc>
+        <w:tc>
+          <w:tcPr>
+            <w:tcBorders>
+              <w:bottom w:val="none" w:sz="0" w:space="0" w:color="000000"/>
+              <w:top w:val="none" w:sz="0" w:space="0" w:color="000000"/>
+              <w:left w:val="none" w:sz="0" w:space="0" w:color="000000"/>
+              <w:right w:val="none" w:sz="0" w:space="0" w:color="000000"/>
+            </w:tcBorders>
+            <w:shd w:val="clear" w:color="auto" w:fill="FFFFFF"/>
+            <w:tcMar>
+              <w:top w:w="0" w:type="dxa"/>
+              <w:bottom w:w="0" w:type="dxa"/>
+              <w:left w:w="0" w:type="dxa"/>
+              <w:right w:w="0" w:type="dxa"/>
+            </w:tcMar>
+            <w:vAlign w:val="center"/>
+          </w:tcPr>
+          <w:p>
+            <w:pPr>
+              <w:pStyle w:val="Normal"/>
+              <w:jc w:val="right"/>
+              <w:pBdr>
+                <w:bottom w:val="none" w:sz="0" w:space="0" w:color="000000"/>
+                <w:top w:val="none" w:sz="0" w:space="0" w:color="000000"/>
+                <w:left w:val="none" w:sz="0" w:space="0" w:color="000000"/>
+                <w:right w:val="none" w:sz="0" w:space="0" w:color="000000"/>
+              </w:pBdr>
+              <w:spacing w:after="100" w:before="100" w:line="240"/>
+              <w:ind w:left="100" w:right="100" w:firstLine="0" w:firstLineChars="0"/>
+            </w:pPr>
+            <w:r xmlns:w="http://schemas.openxmlformats.org/wordprocessingml/2006/main" xmlns:wp="http://schemas.openxmlformats.org/drawingml/2006/wordprocessingDrawing" xmlns:r="http://schemas.openxmlformats.org/officeDocument/2006/relationships" xmlns:w14="http://schemas.microsoft.com/office/word/2010/wordml">
+              <w:rPr>
+                <w:rFonts w:ascii="Arial" w:hAnsi="Arial" w:eastAsia="Arial" w:cs="Arial"/>
+                <w:i w:val="false"/>
+                <w:b w:val="false"/>
+                <w:u w:val="none"/>
+                <w:sz w:val="22"/>
+                <w:szCs w:val="22"/>
+                <w:color w:val="000000"/>
+              </w:rPr>
+              <w:t xml:space="preserve">0.231</w:t>
+            </w:r>
+          </w:p>
+        </w:tc>
+        <w:tc>
+          <w:tcPr>
+            <w:tcBorders>
+              <w:bottom w:val="none" w:sz="0" w:space="0" w:color="000000"/>
+              <w:top w:val="none" w:sz="0" w:space="0" w:color="000000"/>
+              <w:left w:val="none" w:sz="0" w:space="0" w:color="000000"/>
+              <w:right w:val="none" w:sz="0" w:space="0" w:color="000000"/>
+            </w:tcBorders>
+            <w:shd w:val="clear" w:color="auto" w:fill="FFFFFF"/>
+            <w:tcMar>
+              <w:top w:w="0" w:type="dxa"/>
+              <w:bottom w:w="0" w:type="dxa"/>
+              <w:left w:w="0" w:type="dxa"/>
+              <w:right w:w="0" w:type="dxa"/>
+            </w:tcMar>
+            <w:vAlign w:val="center"/>
+          </w:tcPr>
+          <w:p>
+            <w:pPr>
+              <w:pStyle w:val="Normal"/>
+              <w:jc w:val="right"/>
+              <w:pBdr>
+                <w:bottom w:val="none" w:sz="0" w:space="0" w:color="000000"/>
+                <w:top w:val="none" w:sz="0" w:space="0" w:color="000000"/>
+                <w:left w:val="none" w:sz="0" w:space="0" w:color="000000"/>
+                <w:right w:val="none" w:sz="0" w:space="0" w:color="000000"/>
+              </w:pBdr>
+              <w:spacing w:after="100" w:before="100" w:line="240"/>
+              <w:ind w:left="100" w:right="100" w:firstLine="0" w:firstLineChars="0"/>
+            </w:pPr>
+            <w:r xmlns:w="http://schemas.openxmlformats.org/wordprocessingml/2006/main" xmlns:wp="http://schemas.openxmlformats.org/drawingml/2006/wordprocessingDrawing" xmlns:r="http://schemas.openxmlformats.org/officeDocument/2006/relationships" xmlns:w14="http://schemas.microsoft.com/office/word/2010/wordml">
+              <w:rPr>
+                <w:rFonts w:ascii="Arial" w:hAnsi="Arial" w:eastAsia="Arial" w:cs="Arial"/>
+                <w:i w:val="false"/>
+                <w:b w:val="false"/>
+                <w:u w:val="none"/>
+                <w:sz w:val="22"/>
+                <w:szCs w:val="22"/>
+                <w:color w:val="000000"/>
+              </w:rPr>
+              <w:t xml:space="preserve">0.231</w:t>
+            </w:r>
+          </w:p>
+        </w:tc>
+        <w:tc>
+          <w:tcPr>
+            <w:tcBorders>
+              <w:bottom w:val="none" w:sz="0" w:space="0" w:color="000000"/>
+              <w:top w:val="none" w:sz="0" w:space="0" w:color="000000"/>
+              <w:left w:val="none" w:sz="0" w:space="0" w:color="000000"/>
+              <w:right w:val="none" w:sz="0" w:space="0" w:color="000000"/>
+            </w:tcBorders>
+            <w:shd w:val="clear" w:color="auto" w:fill="FFFFFF"/>
+            <w:tcMar>
+              <w:top w:w="0" w:type="dxa"/>
+              <w:bottom w:w="0" w:type="dxa"/>
+              <w:left w:w="0" w:type="dxa"/>
+              <w:right w:w="0" w:type="dxa"/>
+            </w:tcMar>
+            <w:vAlign w:val="center"/>
+          </w:tcPr>
+          <w:p>
+            <w:pPr>
+              <w:pStyle w:val="Normal"/>
+              <w:jc w:val="right"/>
+              <w:pBdr>
+                <w:bottom w:val="none" w:sz="0" w:space="0" w:color="000000"/>
+                <w:top w:val="none" w:sz="0" w:space="0" w:color="000000"/>
+                <w:left w:val="none" w:sz="0" w:space="0" w:color="000000"/>
+                <w:right w:val="none" w:sz="0" w:space="0" w:color="000000"/>
+              </w:pBdr>
+              <w:spacing w:after="100" w:before="100" w:line="240"/>
+              <w:ind w:left="100" w:right="100" w:firstLine="0" w:firstLineChars="0"/>
+            </w:pPr>
+            <w:r xmlns:w="http://schemas.openxmlformats.org/wordprocessingml/2006/main" xmlns:wp="http://schemas.openxmlformats.org/drawingml/2006/wordprocessingDrawing" xmlns:r="http://schemas.openxmlformats.org/officeDocument/2006/relationships" xmlns:w14="http://schemas.microsoft.com/office/word/2010/wordml">
+              <w:rPr>
+                <w:rFonts w:ascii="Arial" w:hAnsi="Arial" w:eastAsia="Arial" w:cs="Arial"/>
+                <w:i w:val="false"/>
+                <w:b w:val="false"/>
+                <w:u w:val="none"/>
+                <w:sz w:val="22"/>
+                <w:szCs w:val="22"/>
+                <w:color w:val="000000"/>
+              </w:rPr>
+              <w:t xml:space="preserve">0.209</w:t>
+            </w:r>
+          </w:p>
+        </w:tc>
+      </w:tr>
+      <w:tr>
+        <w:trPr>
+          <w:trHeight w:val="360" w:hRule="auto"/>
+        </w:trPr>
+        body19
+        <w:tc>
+          <w:tcPr>
+            <w:tcBorders>
+              <w:bottom w:val="none" w:sz="0" w:space="0" w:color="000000"/>
+              <w:top w:val="none" w:sz="0" w:space="0" w:color="000000"/>
+              <w:left w:val="none" w:sz="0" w:space="0" w:color="000000"/>
+              <w:right w:val="none" w:sz="0" w:space="0" w:color="000000"/>
+            </w:tcBorders>
+            <w:shd w:val="clear" w:color="auto" w:fill="FFFFFF"/>
+            <w:tcMar>
+              <w:top w:w="0" w:type="dxa"/>
+              <w:bottom w:w="0" w:type="dxa"/>
+              <w:left w:w="0" w:type="dxa"/>
+              <w:right w:w="0" w:type="dxa"/>
+            </w:tcMar>
+            <w:vAlign w:val="center"/>
+          </w:tcPr>
+          <w:p>
+            <w:pPr>
+              <w:pStyle w:val="Normal"/>
+              <w:jc w:val="right"/>
+              <w:pBdr>
+                <w:bottom w:val="none" w:sz="0" w:space="0" w:color="000000"/>
+                <w:top w:val="none" w:sz="0" w:space="0" w:color="000000"/>
+                <w:left w:val="none" w:sz="0" w:space="0" w:color="000000"/>
+                <w:right w:val="none" w:sz="0" w:space="0" w:color="000000"/>
+              </w:pBdr>
+              <w:spacing w:after="100" w:before="100" w:line="240"/>
+              <w:ind w:left="100" w:right="100" w:firstLine="0" w:firstLineChars="0"/>
+            </w:pPr>
+            <w:r xmlns:w="http://schemas.openxmlformats.org/wordprocessingml/2006/main" xmlns:wp="http://schemas.openxmlformats.org/drawingml/2006/wordprocessingDrawing" xmlns:r="http://schemas.openxmlformats.org/officeDocument/2006/relationships" xmlns:w14="http://schemas.microsoft.com/office/word/2010/wordml">
+              <w:rPr>
+                <w:rFonts w:ascii="Arial" w:hAnsi="Arial" w:eastAsia="Arial" w:cs="Arial"/>
+                <w:i w:val="false"/>
+                <w:b w:val="false"/>
+                <w:u w:val="none"/>
+                <w:sz w:val="22"/>
+                <w:szCs w:val="22"/>
+                <w:color w:val="000000"/>
+              </w:rPr>
+              <w:t xml:space="preserve">2009</w:t>
+            </w:r>
+          </w:p>
+        </w:tc>
+        <w:tc>
+          <w:tcPr>
+            <w:tcBorders>
+              <w:bottom w:val="none" w:sz="0" w:space="0" w:color="000000"/>
+              <w:top w:val="none" w:sz="0" w:space="0" w:color="000000"/>
+              <w:left w:val="none" w:sz="0" w:space="0" w:color="000000"/>
+              <w:right w:val="none" w:sz="0" w:space="0" w:color="000000"/>
+            </w:tcBorders>
+            <w:shd w:val="clear" w:color="auto" w:fill="FFFFFF"/>
+            <w:tcMar>
+              <w:top w:w="0" w:type="dxa"/>
+              <w:bottom w:w="0" w:type="dxa"/>
+              <w:left w:w="0" w:type="dxa"/>
+              <w:right w:w="0" w:type="dxa"/>
+            </w:tcMar>
+            <w:vAlign w:val="center"/>
+          </w:tcPr>
+          <w:p>
+            <w:pPr>
+              <w:pStyle w:val="Normal"/>
+              <w:jc w:val="right"/>
+              <w:pBdr>
+                <w:bottom w:val="none" w:sz="0" w:space="0" w:color="000000"/>
+                <w:top w:val="none" w:sz="0" w:space="0" w:color="000000"/>
+                <w:left w:val="none" w:sz="0" w:space="0" w:color="000000"/>
+                <w:right w:val="none" w:sz="0" w:space="0" w:color="000000"/>
+              </w:pBdr>
+              <w:spacing w:after="100" w:before="100" w:line="240"/>
+              <w:ind w:left="100" w:right="100" w:firstLine="0" w:firstLineChars="0"/>
+            </w:pPr>
+            <w:r xmlns:w="http://schemas.openxmlformats.org/wordprocessingml/2006/main" xmlns:wp="http://schemas.openxmlformats.org/drawingml/2006/wordprocessingDrawing" xmlns:r="http://schemas.openxmlformats.org/officeDocument/2006/relationships" xmlns:w14="http://schemas.microsoft.com/office/word/2010/wordml">
+              <w:rPr>
+                <w:rFonts w:ascii="Arial" w:hAnsi="Arial" w:eastAsia="Arial" w:cs="Arial"/>
+                <w:i w:val="false"/>
+                <w:b w:val="false"/>
+                <w:u w:val="none"/>
+                <w:sz w:val="22"/>
+                <w:szCs w:val="22"/>
+                <w:color w:val="000000"/>
+              </w:rPr>
+              <w:t xml:space="preserve">0.136</w:t>
+            </w:r>
+          </w:p>
+        </w:tc>
+        <w:tc>
+          <w:tcPr>
+            <w:tcBorders>
+              <w:bottom w:val="none" w:sz="0" w:space="0" w:color="000000"/>
+              <w:top w:val="none" w:sz="0" w:space="0" w:color="000000"/>
+              <w:left w:val="none" w:sz="0" w:space="0" w:color="000000"/>
+              <w:right w:val="none" w:sz="0" w:space="0" w:color="000000"/>
+            </w:tcBorders>
+            <w:shd w:val="clear" w:color="auto" w:fill="FFFFFF"/>
+            <w:tcMar>
+              <w:top w:w="0" w:type="dxa"/>
+              <w:bottom w:w="0" w:type="dxa"/>
+              <w:left w:w="0" w:type="dxa"/>
+              <w:right w:w="0" w:type="dxa"/>
+            </w:tcMar>
+            <w:vAlign w:val="center"/>
+          </w:tcPr>
+          <w:p>
+            <w:pPr>
+              <w:pStyle w:val="Normal"/>
+              <w:jc w:val="right"/>
+              <w:pBdr>
+                <w:bottom w:val="none" w:sz="0" w:space="0" w:color="000000"/>
+                <w:top w:val="none" w:sz="0" w:space="0" w:color="000000"/>
+                <w:left w:val="none" w:sz="0" w:space="0" w:color="000000"/>
+                <w:right w:val="none" w:sz="0" w:space="0" w:color="000000"/>
+              </w:pBdr>
+              <w:spacing w:after="100" w:before="100" w:line="240"/>
+              <w:ind w:left="100" w:right="100" w:firstLine="0" w:firstLineChars="0"/>
+            </w:pPr>
+            <w:r xmlns:w="http://schemas.openxmlformats.org/wordprocessingml/2006/main" xmlns:wp="http://schemas.openxmlformats.org/drawingml/2006/wordprocessingDrawing" xmlns:r="http://schemas.openxmlformats.org/officeDocument/2006/relationships" xmlns:w14="http://schemas.microsoft.com/office/word/2010/wordml">
+              <w:rPr>
+                <w:rFonts w:ascii="Arial" w:hAnsi="Arial" w:eastAsia="Arial" w:cs="Arial"/>
+                <w:i w:val="false"/>
+                <w:b w:val="false"/>
+                <w:u w:val="none"/>
+                <w:sz w:val="22"/>
+                <w:szCs w:val="22"/>
+                <w:color w:val="000000"/>
+              </w:rPr>
+              <w:t xml:space="preserve">0.139</w:t>
+            </w:r>
+          </w:p>
+        </w:tc>
+        <w:tc>
+          <w:tcPr>
+            <w:tcBorders>
+              <w:bottom w:val="none" w:sz="0" w:space="0" w:color="000000"/>
+              <w:top w:val="none" w:sz="0" w:space="0" w:color="000000"/>
+              <w:left w:val="none" w:sz="0" w:space="0" w:color="000000"/>
+              <w:right w:val="none" w:sz="0" w:space="0" w:color="000000"/>
+            </w:tcBorders>
+            <w:shd w:val="clear" w:color="auto" w:fill="FFFFFF"/>
+            <w:tcMar>
+              <w:top w:w="0" w:type="dxa"/>
+              <w:bottom w:w="0" w:type="dxa"/>
+              <w:left w:w="0" w:type="dxa"/>
+              <w:right w:w="0" w:type="dxa"/>
+            </w:tcMar>
+            <w:vAlign w:val="center"/>
+          </w:tcPr>
+          <w:p>
+            <w:pPr>
+              <w:pStyle w:val="Normal"/>
+              <w:jc w:val="right"/>
+              <w:pBdr>
+                <w:bottom w:val="none" w:sz="0" w:space="0" w:color="000000"/>
+                <w:top w:val="none" w:sz="0" w:space="0" w:color="000000"/>
+                <w:left w:val="none" w:sz="0" w:space="0" w:color="000000"/>
+                <w:right w:val="none" w:sz="0" w:space="0" w:color="000000"/>
+              </w:pBdr>
+              <w:spacing w:after="100" w:before="100" w:line="240"/>
+              <w:ind w:left="100" w:right="100" w:firstLine="0" w:firstLineChars="0"/>
+            </w:pPr>
+            <w:r xmlns:w="http://schemas.openxmlformats.org/wordprocessingml/2006/main" xmlns:wp="http://schemas.openxmlformats.org/drawingml/2006/wordprocessingDrawing" xmlns:r="http://schemas.openxmlformats.org/officeDocument/2006/relationships" xmlns:w14="http://schemas.microsoft.com/office/word/2010/wordml">
+              <w:rPr>
+                <w:rFonts w:ascii="Arial" w:hAnsi="Arial" w:eastAsia="Arial" w:cs="Arial"/>
+                <w:i w:val="false"/>
+                <w:b w:val="false"/>
+                <w:u w:val="none"/>
+                <w:sz w:val="22"/>
+                <w:szCs w:val="22"/>
+                <w:color w:val="000000"/>
+              </w:rPr>
+              <w:t xml:space="preserve">0.135</w:t>
+            </w:r>
+          </w:p>
+        </w:tc>
+        <w:tc>
+          <w:tcPr>
+            <w:tcBorders>
+              <w:bottom w:val="none" w:sz="0" w:space="0" w:color="000000"/>
+              <w:top w:val="none" w:sz="0" w:space="0" w:color="000000"/>
+              <w:left w:val="none" w:sz="0" w:space="0" w:color="000000"/>
+              <w:right w:val="none" w:sz="0" w:space="0" w:color="000000"/>
+            </w:tcBorders>
+            <w:shd w:val="clear" w:color="auto" w:fill="FFFFFF"/>
+            <w:tcMar>
+              <w:top w:w="0" w:type="dxa"/>
+              <w:bottom w:w="0" w:type="dxa"/>
+              <w:left w:w="0" w:type="dxa"/>
+              <w:right w:w="0" w:type="dxa"/>
+            </w:tcMar>
+            <w:vAlign w:val="center"/>
+          </w:tcPr>
+          <w:p>
+            <w:pPr>
+              <w:pStyle w:val="Normal"/>
+              <w:jc w:val="right"/>
+              <w:pBdr>
+                <w:bottom w:val="none" w:sz="0" w:space="0" w:color="000000"/>
+                <w:top w:val="none" w:sz="0" w:space="0" w:color="000000"/>
+                <w:left w:val="none" w:sz="0" w:space="0" w:color="000000"/>
+                <w:right w:val="none" w:sz="0" w:space="0" w:color="000000"/>
+              </w:pBdr>
+              <w:spacing w:after="100" w:before="100" w:line="240"/>
+              <w:ind w:left="100" w:right="100" w:firstLine="0" w:firstLineChars="0"/>
+            </w:pPr>
+            <w:r xmlns:w="http://schemas.openxmlformats.org/wordprocessingml/2006/main" xmlns:wp="http://schemas.openxmlformats.org/drawingml/2006/wordprocessingDrawing" xmlns:r="http://schemas.openxmlformats.org/officeDocument/2006/relationships" xmlns:w14="http://schemas.microsoft.com/office/word/2010/wordml">
+              <w:rPr>
+                <w:rFonts w:ascii="Arial" w:hAnsi="Arial" w:eastAsia="Arial" w:cs="Arial"/>
+                <w:i w:val="false"/>
+                <w:b w:val="false"/>
+                <w:u w:val="none"/>
+                <w:sz w:val="22"/>
+                <w:szCs w:val="22"/>
+                <w:color w:val="000000"/>
+              </w:rPr>
+              <w:t xml:space="preserve">0.122</w:t>
+            </w:r>
+          </w:p>
+        </w:tc>
+      </w:tr>
+      <w:tr>
+        <w:trPr>
+          <w:trHeight w:val="360" w:hRule="auto"/>
+        </w:trPr>
+        body20
+        <w:tc>
+          <w:tcPr>
+            <w:tcBorders>
+              <w:bottom w:val="none" w:sz="0" w:space="0" w:color="000000"/>
+              <w:top w:val="none" w:sz="0" w:space="0" w:color="000000"/>
+              <w:left w:val="none" w:sz="0" w:space="0" w:color="000000"/>
+              <w:right w:val="none" w:sz="0" w:space="0" w:color="000000"/>
+            </w:tcBorders>
+            <w:shd w:val="clear" w:color="auto" w:fill="FFFFFF"/>
+            <w:tcMar>
+              <w:top w:w="0" w:type="dxa"/>
+              <w:bottom w:w="0" w:type="dxa"/>
+              <w:left w:w="0" w:type="dxa"/>
+              <w:right w:w="0" w:type="dxa"/>
+            </w:tcMar>
+            <w:vAlign w:val="center"/>
+          </w:tcPr>
+          <w:p>
+            <w:pPr>
+              <w:pStyle w:val="Normal"/>
+              <w:jc w:val="right"/>
+              <w:pBdr>
+                <w:bottom w:val="none" w:sz="0" w:space="0" w:color="000000"/>
+                <w:top w:val="none" w:sz="0" w:space="0" w:color="000000"/>
+                <w:left w:val="none" w:sz="0" w:space="0" w:color="000000"/>
+                <w:right w:val="none" w:sz="0" w:space="0" w:color="000000"/>
+              </w:pBdr>
+              <w:spacing w:after="100" w:before="100" w:line="240"/>
+              <w:ind w:left="100" w:right="100" w:firstLine="0" w:firstLineChars="0"/>
+            </w:pPr>
+            <w:r xmlns:w="http://schemas.openxmlformats.org/wordprocessingml/2006/main" xmlns:wp="http://schemas.openxmlformats.org/drawingml/2006/wordprocessingDrawing" xmlns:r="http://schemas.openxmlformats.org/officeDocument/2006/relationships" xmlns:w14="http://schemas.microsoft.com/office/word/2010/wordml">
+              <w:rPr>
+                <w:rFonts w:ascii="Arial" w:hAnsi="Arial" w:eastAsia="Arial" w:cs="Arial"/>
+                <w:i w:val="false"/>
+                <w:b w:val="false"/>
+                <w:u w:val="none"/>
+                <w:sz w:val="22"/>
+                <w:szCs w:val="22"/>
+                <w:color w:val="000000"/>
+              </w:rPr>
+              <w:t xml:space="preserve">2010</w:t>
+            </w:r>
+          </w:p>
+        </w:tc>
+        <w:tc>
+          <w:tcPr>
+            <w:tcBorders>
+              <w:bottom w:val="none" w:sz="0" w:space="0" w:color="000000"/>
+              <w:top w:val="none" w:sz="0" w:space="0" w:color="000000"/>
+              <w:left w:val="none" w:sz="0" w:space="0" w:color="000000"/>
+              <w:right w:val="none" w:sz="0" w:space="0" w:color="000000"/>
+            </w:tcBorders>
+            <w:shd w:val="clear" w:color="auto" w:fill="FFFFFF"/>
+            <w:tcMar>
+              <w:top w:w="0" w:type="dxa"/>
+              <w:bottom w:w="0" w:type="dxa"/>
+              <w:left w:w="0" w:type="dxa"/>
+              <w:right w:w="0" w:type="dxa"/>
+            </w:tcMar>
+            <w:vAlign w:val="center"/>
+          </w:tcPr>
+          <w:p>
+            <w:pPr>
+              <w:pStyle w:val="Normal"/>
+              <w:jc w:val="right"/>
+              <w:pBdr>
+                <w:bottom w:val="none" w:sz="0" w:space="0" w:color="000000"/>
+                <w:top w:val="none" w:sz="0" w:space="0" w:color="000000"/>
+                <w:left w:val="none" w:sz="0" w:space="0" w:color="000000"/>
+                <w:right w:val="none" w:sz="0" w:space="0" w:color="000000"/>
+              </w:pBdr>
+              <w:spacing w:after="100" w:before="100" w:line="240"/>
+              <w:ind w:left="100" w:right="100" w:firstLine="0" w:firstLineChars="0"/>
+            </w:pPr>
+            <w:r xmlns:w="http://schemas.openxmlformats.org/wordprocessingml/2006/main" xmlns:wp="http://schemas.openxmlformats.org/drawingml/2006/wordprocessingDrawing" xmlns:r="http://schemas.openxmlformats.org/officeDocument/2006/relationships" xmlns:w14="http://schemas.microsoft.com/office/word/2010/wordml">
+              <w:rPr>
+                <w:rFonts w:ascii="Arial" w:hAnsi="Arial" w:eastAsia="Arial" w:cs="Arial"/>
+                <w:i w:val="false"/>
+                <w:b w:val="false"/>
+                <w:u w:val="none"/>
+                <w:sz w:val="22"/>
+                <w:szCs w:val="22"/>
+                <w:color w:val="000000"/>
+              </w:rPr>
+              <w:t xml:space="preserve">0.269</w:t>
+            </w:r>
+          </w:p>
+        </w:tc>
+        <w:tc>
+          <w:tcPr>
+            <w:tcBorders>
+              <w:bottom w:val="none" w:sz="0" w:space="0" w:color="000000"/>
+              <w:top w:val="none" w:sz="0" w:space="0" w:color="000000"/>
+              <w:left w:val="none" w:sz="0" w:space="0" w:color="000000"/>
+              <w:right w:val="none" w:sz="0" w:space="0" w:color="000000"/>
+            </w:tcBorders>
+            <w:shd w:val="clear" w:color="auto" w:fill="FFFFFF"/>
+            <w:tcMar>
+              <w:top w:w="0" w:type="dxa"/>
+              <w:bottom w:w="0" w:type="dxa"/>
+              <w:left w:w="0" w:type="dxa"/>
+              <w:right w:w="0" w:type="dxa"/>
+            </w:tcMar>
+            <w:vAlign w:val="center"/>
+          </w:tcPr>
+          <w:p>
+            <w:pPr>
+              <w:pStyle w:val="Normal"/>
+              <w:jc w:val="right"/>
+              <w:pBdr>
+                <w:bottom w:val="none" w:sz="0" w:space="0" w:color="000000"/>
+                <w:top w:val="none" w:sz="0" w:space="0" w:color="000000"/>
+                <w:left w:val="none" w:sz="0" w:space="0" w:color="000000"/>
+                <w:right w:val="none" w:sz="0" w:space="0" w:color="000000"/>
+              </w:pBdr>
+              <w:spacing w:after="100" w:before="100" w:line="240"/>
+              <w:ind w:left="100" w:right="100" w:firstLine="0" w:firstLineChars="0"/>
+            </w:pPr>
+            <w:r xmlns:w="http://schemas.openxmlformats.org/wordprocessingml/2006/main" xmlns:wp="http://schemas.openxmlformats.org/drawingml/2006/wordprocessingDrawing" xmlns:r="http://schemas.openxmlformats.org/officeDocument/2006/relationships" xmlns:w14="http://schemas.microsoft.com/office/word/2010/wordml">
+              <w:rPr>
+                <w:rFonts w:ascii="Arial" w:hAnsi="Arial" w:eastAsia="Arial" w:cs="Arial"/>
+                <w:i w:val="false"/>
+                <w:b w:val="false"/>
+                <w:u w:val="none"/>
+                <w:sz w:val="22"/>
+                <w:szCs w:val="22"/>
+                <w:color w:val="000000"/>
+              </w:rPr>
+              <w:t xml:space="preserve">0.270</w:t>
+            </w:r>
+          </w:p>
+        </w:tc>
+        <w:tc>
+          <w:tcPr>
+            <w:tcBorders>
+              <w:bottom w:val="none" w:sz="0" w:space="0" w:color="000000"/>
+              <w:top w:val="none" w:sz="0" w:space="0" w:color="000000"/>
+              <w:left w:val="none" w:sz="0" w:space="0" w:color="000000"/>
+              <w:right w:val="none" w:sz="0" w:space="0" w:color="000000"/>
+            </w:tcBorders>
+            <w:shd w:val="clear" w:color="auto" w:fill="FFFFFF"/>
+            <w:tcMar>
+              <w:top w:w="0" w:type="dxa"/>
+              <w:bottom w:w="0" w:type="dxa"/>
+              <w:left w:w="0" w:type="dxa"/>
+              <w:right w:w="0" w:type="dxa"/>
+            </w:tcMar>
+            <w:vAlign w:val="center"/>
+          </w:tcPr>
+          <w:p>
+            <w:pPr>
+              <w:pStyle w:val="Normal"/>
+              <w:jc w:val="right"/>
+              <w:pBdr>
+                <w:bottom w:val="none" w:sz="0" w:space="0" w:color="000000"/>
+                <w:top w:val="none" w:sz="0" w:space="0" w:color="000000"/>
+                <w:left w:val="none" w:sz="0" w:space="0" w:color="000000"/>
+                <w:right w:val="none" w:sz="0" w:space="0" w:color="000000"/>
+              </w:pBdr>
+              <w:spacing w:after="100" w:before="100" w:line="240"/>
+              <w:ind w:left="100" w:right="100" w:firstLine="0" w:firstLineChars="0"/>
+            </w:pPr>
+            <w:r xmlns:w="http://schemas.openxmlformats.org/wordprocessingml/2006/main" xmlns:wp="http://schemas.openxmlformats.org/drawingml/2006/wordprocessingDrawing" xmlns:r="http://schemas.openxmlformats.org/officeDocument/2006/relationships" xmlns:w14="http://schemas.microsoft.com/office/word/2010/wordml">
+              <w:rPr>
+                <w:rFonts w:ascii="Arial" w:hAnsi="Arial" w:eastAsia="Arial" w:cs="Arial"/>
+                <w:i w:val="false"/>
+                <w:b w:val="false"/>
+                <w:u w:val="none"/>
+                <w:sz w:val="22"/>
+                <w:szCs w:val="22"/>
+                <w:color w:val="000000"/>
+              </w:rPr>
+              <w:t xml:space="preserve">0.268</w:t>
+            </w:r>
+          </w:p>
+        </w:tc>
+        <w:tc>
+          <w:tcPr>
+            <w:tcBorders>
+              <w:bottom w:val="none" w:sz="0" w:space="0" w:color="000000"/>
+              <w:top w:val="none" w:sz="0" w:space="0" w:color="000000"/>
+              <w:left w:val="none" w:sz="0" w:space="0" w:color="000000"/>
+              <w:right w:val="none" w:sz="0" w:space="0" w:color="000000"/>
+            </w:tcBorders>
+            <w:shd w:val="clear" w:color="auto" w:fill="FFFFFF"/>
+            <w:tcMar>
+              <w:top w:w="0" w:type="dxa"/>
+              <w:bottom w:w="0" w:type="dxa"/>
+              <w:left w:w="0" w:type="dxa"/>
+              <w:right w:w="0" w:type="dxa"/>
+            </w:tcMar>
+            <w:vAlign w:val="center"/>
+          </w:tcPr>
+          <w:p>
+            <w:pPr>
+              <w:pStyle w:val="Normal"/>
+              <w:jc w:val="right"/>
+              <w:pBdr>
+                <w:bottom w:val="none" w:sz="0" w:space="0" w:color="000000"/>
+                <w:top w:val="none" w:sz="0" w:space="0" w:color="000000"/>
+                <w:left w:val="none" w:sz="0" w:space="0" w:color="000000"/>
+                <w:right w:val="none" w:sz="0" w:space="0" w:color="000000"/>
+              </w:pBdr>
+              <w:spacing w:after="100" w:before="100" w:line="240"/>
+              <w:ind w:left="100" w:right="100" w:firstLine="0" w:firstLineChars="0"/>
+            </w:pPr>
+            <w:r xmlns:w="http://schemas.openxmlformats.org/wordprocessingml/2006/main" xmlns:wp="http://schemas.openxmlformats.org/drawingml/2006/wordprocessingDrawing" xmlns:r="http://schemas.openxmlformats.org/officeDocument/2006/relationships" xmlns:w14="http://schemas.microsoft.com/office/word/2010/wordml">
+              <w:rPr>
+                <w:rFonts w:ascii="Arial" w:hAnsi="Arial" w:eastAsia="Arial" w:cs="Arial"/>
+                <w:i w:val="false"/>
+                <w:b w:val="false"/>
+                <w:u w:val="none"/>
+                <w:sz w:val="22"/>
+                <w:szCs w:val="22"/>
+                <w:color w:val="000000"/>
+              </w:rPr>
+              <w:t xml:space="preserve">0.246</w:t>
+            </w:r>
+          </w:p>
+        </w:tc>
+      </w:tr>
+      <w:tr>
+        <w:trPr>
+          <w:trHeight w:val="360" w:hRule="auto"/>
+        </w:trPr>
+        body21
+        <w:tc>
+          <w:tcPr>
+            <w:tcBorders>
+              <w:bottom w:val="none" w:sz="0" w:space="0" w:color="000000"/>
+              <w:top w:val="none" w:sz="0" w:space="0" w:color="000000"/>
+              <w:left w:val="none" w:sz="0" w:space="0" w:color="000000"/>
+              <w:right w:val="none" w:sz="0" w:space="0" w:color="000000"/>
+            </w:tcBorders>
+            <w:shd w:val="clear" w:color="auto" w:fill="FFFFFF"/>
+            <w:tcMar>
+              <w:top w:w="0" w:type="dxa"/>
+              <w:bottom w:w="0" w:type="dxa"/>
+              <w:left w:w="0" w:type="dxa"/>
+              <w:right w:w="0" w:type="dxa"/>
+            </w:tcMar>
+            <w:vAlign w:val="center"/>
+          </w:tcPr>
+          <w:p>
+            <w:pPr>
+              <w:pStyle w:val="Normal"/>
+              <w:jc w:val="right"/>
+              <w:pBdr>
+                <w:bottom w:val="none" w:sz="0" w:space="0" w:color="000000"/>
+                <w:top w:val="none" w:sz="0" w:space="0" w:color="000000"/>
+                <w:left w:val="none" w:sz="0" w:space="0" w:color="000000"/>
+                <w:right w:val="none" w:sz="0" w:space="0" w:color="000000"/>
+              </w:pBdr>
+              <w:spacing w:after="100" w:before="100" w:line="240"/>
+              <w:ind w:left="100" w:right="100" w:firstLine="0" w:firstLineChars="0"/>
+            </w:pPr>
+            <w:r xmlns:w="http://schemas.openxmlformats.org/wordprocessingml/2006/main" xmlns:wp="http://schemas.openxmlformats.org/drawingml/2006/wordprocessingDrawing" xmlns:r="http://schemas.openxmlformats.org/officeDocument/2006/relationships" xmlns:w14="http://schemas.microsoft.com/office/word/2010/wordml">
+              <w:rPr>
+                <w:rFonts w:ascii="Arial" w:hAnsi="Arial" w:eastAsia="Arial" w:cs="Arial"/>
+                <w:i w:val="false"/>
+                <w:b w:val="false"/>
+                <w:u w:val="none"/>
+                <w:sz w:val="22"/>
+                <w:szCs w:val="22"/>
+                <w:color w:val="000000"/>
+              </w:rPr>
+              <w:t xml:space="preserve">2011</w:t>
+            </w:r>
+          </w:p>
+        </w:tc>
+        <w:tc>
+          <w:tcPr>
+            <w:tcBorders>
+              <w:bottom w:val="none" w:sz="0" w:space="0" w:color="000000"/>
+              <w:top w:val="none" w:sz="0" w:space="0" w:color="000000"/>
+              <w:left w:val="none" w:sz="0" w:space="0" w:color="000000"/>
+              <w:right w:val="none" w:sz="0" w:space="0" w:color="000000"/>
+            </w:tcBorders>
+            <w:shd w:val="clear" w:color="auto" w:fill="FFFFFF"/>
+            <w:tcMar>
+              <w:top w:w="0" w:type="dxa"/>
+              <w:bottom w:w="0" w:type="dxa"/>
+              <w:left w:w="0" w:type="dxa"/>
+              <w:right w:w="0" w:type="dxa"/>
+            </w:tcMar>
+            <w:vAlign w:val="center"/>
+          </w:tcPr>
+          <w:p>
+            <w:pPr>
+              <w:pStyle w:val="Normal"/>
+              <w:jc w:val="right"/>
+              <w:pBdr>
+                <w:bottom w:val="none" w:sz="0" w:space="0" w:color="000000"/>
+                <w:top w:val="none" w:sz="0" w:space="0" w:color="000000"/>
+                <w:left w:val="none" w:sz="0" w:space="0" w:color="000000"/>
+                <w:right w:val="none" w:sz="0" w:space="0" w:color="000000"/>
+              </w:pBdr>
+              <w:spacing w:after="100" w:before="100" w:line="240"/>
+              <w:ind w:left="100" w:right="100" w:firstLine="0" w:firstLineChars="0"/>
+            </w:pPr>
+            <w:r xmlns:w="http://schemas.openxmlformats.org/wordprocessingml/2006/main" xmlns:wp="http://schemas.openxmlformats.org/drawingml/2006/wordprocessingDrawing" xmlns:r="http://schemas.openxmlformats.org/officeDocument/2006/relationships" xmlns:w14="http://schemas.microsoft.com/office/word/2010/wordml">
+              <w:rPr>
+                <w:rFonts w:ascii="Arial" w:hAnsi="Arial" w:eastAsia="Arial" w:cs="Arial"/>
+                <w:i w:val="false"/>
+                <w:b w:val="false"/>
+                <w:u w:val="none"/>
+                <w:sz w:val="22"/>
+                <w:szCs w:val="22"/>
+                <w:color w:val="000000"/>
+              </w:rPr>
+              <w:t xml:space="preserve">0.166</w:t>
+            </w:r>
+          </w:p>
+        </w:tc>
+        <w:tc>
+          <w:tcPr>
+            <w:tcBorders>
+              <w:bottom w:val="none" w:sz="0" w:space="0" w:color="000000"/>
+              <w:top w:val="none" w:sz="0" w:space="0" w:color="000000"/>
+              <w:left w:val="none" w:sz="0" w:space="0" w:color="000000"/>
+              <w:right w:val="none" w:sz="0" w:space="0" w:color="000000"/>
+            </w:tcBorders>
+            <w:shd w:val="clear" w:color="auto" w:fill="FFFFFF"/>
+            <w:tcMar>
+              <w:top w:w="0" w:type="dxa"/>
+              <w:bottom w:w="0" w:type="dxa"/>
+              <w:left w:w="0" w:type="dxa"/>
+              <w:right w:w="0" w:type="dxa"/>
+            </w:tcMar>
+            <w:vAlign w:val="center"/>
+          </w:tcPr>
+          <w:p>
+            <w:pPr>
+              <w:pStyle w:val="Normal"/>
+              <w:jc w:val="right"/>
+              <w:pBdr>
+                <w:bottom w:val="none" w:sz="0" w:space="0" w:color="000000"/>
+                <w:top w:val="none" w:sz="0" w:space="0" w:color="000000"/>
+                <w:left w:val="none" w:sz="0" w:space="0" w:color="000000"/>
+                <w:right w:val="none" w:sz="0" w:space="0" w:color="000000"/>
+              </w:pBdr>
+              <w:spacing w:after="100" w:before="100" w:line="240"/>
+              <w:ind w:left="100" w:right="100" w:firstLine="0" w:firstLineChars="0"/>
+            </w:pPr>
+            <w:r xmlns:w="http://schemas.openxmlformats.org/wordprocessingml/2006/main" xmlns:wp="http://schemas.openxmlformats.org/drawingml/2006/wordprocessingDrawing" xmlns:r="http://schemas.openxmlformats.org/officeDocument/2006/relationships" xmlns:w14="http://schemas.microsoft.com/office/word/2010/wordml">
+              <w:rPr>
+                <w:rFonts w:ascii="Arial" w:hAnsi="Arial" w:eastAsia="Arial" w:cs="Arial"/>
+                <w:i w:val="false"/>
+                <w:b w:val="false"/>
+                <w:u w:val="none"/>
+                <w:sz w:val="22"/>
+                <w:szCs w:val="22"/>
+                <w:color w:val="000000"/>
+              </w:rPr>
+              <w:t xml:space="preserve">0.166</w:t>
+            </w:r>
+          </w:p>
+        </w:tc>
+        <w:tc>
+          <w:tcPr>
+            <w:tcBorders>
+              <w:bottom w:val="none" w:sz="0" w:space="0" w:color="000000"/>
+              <w:top w:val="none" w:sz="0" w:space="0" w:color="000000"/>
+              <w:left w:val="none" w:sz="0" w:space="0" w:color="000000"/>
+              <w:right w:val="none" w:sz="0" w:space="0" w:color="000000"/>
+            </w:tcBorders>
+            <w:shd w:val="clear" w:color="auto" w:fill="FFFFFF"/>
+            <w:tcMar>
+              <w:top w:w="0" w:type="dxa"/>
+              <w:bottom w:w="0" w:type="dxa"/>
+              <w:left w:w="0" w:type="dxa"/>
+              <w:right w:w="0" w:type="dxa"/>
+            </w:tcMar>
+            <w:vAlign w:val="center"/>
+          </w:tcPr>
+          <w:p>
+            <w:pPr>
+              <w:pStyle w:val="Normal"/>
+              <w:jc w:val="right"/>
+              <w:pBdr>
+                <w:bottom w:val="none" w:sz="0" w:space="0" w:color="000000"/>
+                <w:top w:val="none" w:sz="0" w:space="0" w:color="000000"/>
+                <w:left w:val="none" w:sz="0" w:space="0" w:color="000000"/>
+                <w:right w:val="none" w:sz="0" w:space="0" w:color="000000"/>
+              </w:pBdr>
+              <w:spacing w:after="100" w:before="100" w:line="240"/>
+              <w:ind w:left="100" w:right="100" w:firstLine="0" w:firstLineChars="0"/>
+            </w:pPr>
+            <w:r xmlns:w="http://schemas.openxmlformats.org/wordprocessingml/2006/main" xmlns:wp="http://schemas.openxmlformats.org/drawingml/2006/wordprocessingDrawing" xmlns:r="http://schemas.openxmlformats.org/officeDocument/2006/relationships" xmlns:w14="http://schemas.microsoft.com/office/word/2010/wordml">
+              <w:rPr>
+                <w:rFonts w:ascii="Arial" w:hAnsi="Arial" w:eastAsia="Arial" w:cs="Arial"/>
+                <w:i w:val="false"/>
+                <w:b w:val="false"/>
+                <w:u w:val="none"/>
+                <w:sz w:val="22"/>
+                <w:szCs w:val="22"/>
+                <w:color w:val="000000"/>
+              </w:rPr>
+              <w:t xml:space="preserve">0.166</w:t>
+            </w:r>
+          </w:p>
+        </w:tc>
+        <w:tc>
+          <w:tcPr>
+            <w:tcBorders>
+              <w:bottom w:val="none" w:sz="0" w:space="0" w:color="000000"/>
+              <w:top w:val="none" w:sz="0" w:space="0" w:color="000000"/>
+              <w:left w:val="none" w:sz="0" w:space="0" w:color="000000"/>
+              <w:right w:val="none" w:sz="0" w:space="0" w:color="000000"/>
+            </w:tcBorders>
+            <w:shd w:val="clear" w:color="auto" w:fill="FFFFFF"/>
+            <w:tcMar>
+              <w:top w:w="0" w:type="dxa"/>
+              <w:bottom w:w="0" w:type="dxa"/>
+              <w:left w:w="0" w:type="dxa"/>
+              <w:right w:w="0" w:type="dxa"/>
+            </w:tcMar>
+            <w:vAlign w:val="center"/>
+          </w:tcPr>
+          <w:p>
+            <w:pPr>
+              <w:pStyle w:val="Normal"/>
+              <w:jc w:val="right"/>
+              <w:pBdr>
+                <w:bottom w:val="none" w:sz="0" w:space="0" w:color="000000"/>
+                <w:top w:val="none" w:sz="0" w:space="0" w:color="000000"/>
+                <w:left w:val="none" w:sz="0" w:space="0" w:color="000000"/>
+                <w:right w:val="none" w:sz="0" w:space="0" w:color="000000"/>
+              </w:pBdr>
+              <w:spacing w:after="100" w:before="100" w:line="240"/>
+              <w:ind w:left="100" w:right="100" w:firstLine="0" w:firstLineChars="0"/>
+            </w:pPr>
+            <w:r xmlns:w="http://schemas.openxmlformats.org/wordprocessingml/2006/main" xmlns:wp="http://schemas.openxmlformats.org/drawingml/2006/wordprocessingDrawing" xmlns:r="http://schemas.openxmlformats.org/officeDocument/2006/relationships" xmlns:w14="http://schemas.microsoft.com/office/word/2010/wordml">
+              <w:rPr>
+                <w:rFonts w:ascii="Arial" w:hAnsi="Arial" w:eastAsia="Arial" w:cs="Arial"/>
+                <w:i w:val="false"/>
+                <w:b w:val="false"/>
+                <w:u w:val="none"/>
+                <w:sz w:val="22"/>
+                <w:szCs w:val="22"/>
+                <w:color w:val="000000"/>
+              </w:rPr>
+              <w:t xml:space="preserve">0.156</w:t>
+            </w:r>
+          </w:p>
+        </w:tc>
+      </w:tr>
+      <w:tr>
+        <w:trPr>
+          <w:trHeight w:val="360" w:hRule="auto"/>
+        </w:trPr>
+        body22
+        <w:tc>
+          <w:tcPr>
+            <w:tcBorders>
+              <w:bottom w:val="none" w:sz="0" w:space="0" w:color="000000"/>
+              <w:top w:val="none" w:sz="0" w:space="0" w:color="000000"/>
+              <w:left w:val="none" w:sz="0" w:space="0" w:color="000000"/>
+              <w:right w:val="none" w:sz="0" w:space="0" w:color="000000"/>
+            </w:tcBorders>
+            <w:shd w:val="clear" w:color="auto" w:fill="FFFFFF"/>
+            <w:tcMar>
+              <w:top w:w="0" w:type="dxa"/>
+              <w:bottom w:w="0" w:type="dxa"/>
+              <w:left w:w="0" w:type="dxa"/>
+              <w:right w:w="0" w:type="dxa"/>
+            </w:tcMar>
+            <w:vAlign w:val="center"/>
+          </w:tcPr>
+          <w:p>
+            <w:pPr>
+              <w:pStyle w:val="Normal"/>
+              <w:jc w:val="right"/>
+              <w:pBdr>
+                <w:bottom w:val="none" w:sz="0" w:space="0" w:color="000000"/>
+                <w:top w:val="none" w:sz="0" w:space="0" w:color="000000"/>
+                <w:left w:val="none" w:sz="0" w:space="0" w:color="000000"/>
+                <w:right w:val="none" w:sz="0" w:space="0" w:color="000000"/>
+              </w:pBdr>
+              <w:spacing w:after="100" w:before="100" w:line="240"/>
+              <w:ind w:left="100" w:right="100" w:firstLine="0" w:firstLineChars="0"/>
+            </w:pPr>
+            <w:r xmlns:w="http://schemas.openxmlformats.org/wordprocessingml/2006/main" xmlns:wp="http://schemas.openxmlformats.org/drawingml/2006/wordprocessingDrawing" xmlns:r="http://schemas.openxmlformats.org/officeDocument/2006/relationships" xmlns:w14="http://schemas.microsoft.com/office/word/2010/wordml">
+              <w:rPr>
+                <w:rFonts w:ascii="Arial" w:hAnsi="Arial" w:eastAsia="Arial" w:cs="Arial"/>
+                <w:i w:val="false"/>
+                <w:b w:val="false"/>
+                <w:u w:val="none"/>
+                <w:sz w:val="22"/>
+                <w:szCs w:val="22"/>
+                <w:color w:val="000000"/>
+              </w:rPr>
+              <w:t xml:space="preserve">2012</w:t>
+            </w:r>
+          </w:p>
+        </w:tc>
+        <w:tc>
+          <w:tcPr>
+            <w:tcBorders>
+              <w:bottom w:val="none" w:sz="0" w:space="0" w:color="000000"/>
+              <w:top w:val="none" w:sz="0" w:space="0" w:color="000000"/>
+              <w:left w:val="none" w:sz="0" w:space="0" w:color="000000"/>
+              <w:right w:val="none" w:sz="0" w:space="0" w:color="000000"/>
+            </w:tcBorders>
+            <w:shd w:val="clear" w:color="auto" w:fill="FFFFFF"/>
+            <w:tcMar>
+              <w:top w:w="0" w:type="dxa"/>
+              <w:bottom w:w="0" w:type="dxa"/>
+              <w:left w:w="0" w:type="dxa"/>
+              <w:right w:w="0" w:type="dxa"/>
+            </w:tcMar>
+            <w:vAlign w:val="center"/>
+          </w:tcPr>
+          <w:p>
+            <w:pPr>
+              <w:pStyle w:val="Normal"/>
+              <w:jc w:val="right"/>
+              <w:pBdr>
+                <w:bottom w:val="none" w:sz="0" w:space="0" w:color="000000"/>
+                <w:top w:val="none" w:sz="0" w:space="0" w:color="000000"/>
+                <w:left w:val="none" w:sz="0" w:space="0" w:color="000000"/>
+                <w:right w:val="none" w:sz="0" w:space="0" w:color="000000"/>
+              </w:pBdr>
+              <w:spacing w:after="100" w:before="100" w:line="240"/>
+              <w:ind w:left="100" w:right="100" w:firstLine="0" w:firstLineChars="0"/>
+            </w:pPr>
+            <w:r xmlns:w="http://schemas.openxmlformats.org/wordprocessingml/2006/main" xmlns:wp="http://schemas.openxmlformats.org/drawingml/2006/wordprocessingDrawing" xmlns:r="http://schemas.openxmlformats.org/officeDocument/2006/relationships" xmlns:w14="http://schemas.microsoft.com/office/word/2010/wordml">
+              <w:rPr>
+                <w:rFonts w:ascii="Arial" w:hAnsi="Arial" w:eastAsia="Arial" w:cs="Arial"/>
+                <w:i w:val="false"/>
+                <w:b w:val="false"/>
+                <w:u w:val="none"/>
+                <w:sz w:val="22"/>
+                <w:szCs w:val="22"/>
+                <w:color w:val="000000"/>
+              </w:rPr>
+              <w:t xml:space="preserve">0.140</w:t>
+            </w:r>
+          </w:p>
+        </w:tc>
+        <w:tc>
+          <w:tcPr>
+            <w:tcBorders>
+              <w:bottom w:val="none" w:sz="0" w:space="0" w:color="000000"/>
+              <w:top w:val="none" w:sz="0" w:space="0" w:color="000000"/>
+              <w:left w:val="none" w:sz="0" w:space="0" w:color="000000"/>
+              <w:right w:val="none" w:sz="0" w:space="0" w:color="000000"/>
+            </w:tcBorders>
+            <w:shd w:val="clear" w:color="auto" w:fill="FFFFFF"/>
+            <w:tcMar>
+              <w:top w:w="0" w:type="dxa"/>
+              <w:bottom w:w="0" w:type="dxa"/>
+              <w:left w:w="0" w:type="dxa"/>
+              <w:right w:w="0" w:type="dxa"/>
+            </w:tcMar>
+            <w:vAlign w:val="center"/>
+          </w:tcPr>
+          <w:p>
+            <w:pPr>
+              <w:pStyle w:val="Normal"/>
+              <w:jc w:val="right"/>
+              <w:pBdr>
+                <w:bottom w:val="none" w:sz="0" w:space="0" w:color="000000"/>
+                <w:top w:val="none" w:sz="0" w:space="0" w:color="000000"/>
+                <w:left w:val="none" w:sz="0" w:space="0" w:color="000000"/>
+                <w:right w:val="none" w:sz="0" w:space="0" w:color="000000"/>
+              </w:pBdr>
+              <w:spacing w:after="100" w:before="100" w:line="240"/>
+              <w:ind w:left="100" w:right="100" w:firstLine="0" w:firstLineChars="0"/>
+            </w:pPr>
+            <w:r xmlns:w="http://schemas.openxmlformats.org/wordprocessingml/2006/main" xmlns:wp="http://schemas.openxmlformats.org/drawingml/2006/wordprocessingDrawing" xmlns:r="http://schemas.openxmlformats.org/officeDocument/2006/relationships" xmlns:w14="http://schemas.microsoft.com/office/word/2010/wordml">
+              <w:rPr>
+                <w:rFonts w:ascii="Arial" w:hAnsi="Arial" w:eastAsia="Arial" w:cs="Arial"/>
+                <w:i w:val="false"/>
+                <w:b w:val="false"/>
+                <w:u w:val="none"/>
+                <w:sz w:val="22"/>
+                <w:szCs w:val="22"/>
+                <w:color w:val="000000"/>
+              </w:rPr>
+              <w:t xml:space="preserve">0.140</w:t>
+            </w:r>
+          </w:p>
+        </w:tc>
+        <w:tc>
+          <w:tcPr>
+            <w:tcBorders>
+              <w:bottom w:val="none" w:sz="0" w:space="0" w:color="000000"/>
+              <w:top w:val="none" w:sz="0" w:space="0" w:color="000000"/>
+              <w:left w:val="none" w:sz="0" w:space="0" w:color="000000"/>
+              <w:right w:val="none" w:sz="0" w:space="0" w:color="000000"/>
+            </w:tcBorders>
+            <w:shd w:val="clear" w:color="auto" w:fill="FFFFFF"/>
+            <w:tcMar>
+              <w:top w:w="0" w:type="dxa"/>
+              <w:bottom w:w="0" w:type="dxa"/>
+              <w:left w:w="0" w:type="dxa"/>
+              <w:right w:w="0" w:type="dxa"/>
+            </w:tcMar>
+            <w:vAlign w:val="center"/>
+          </w:tcPr>
+          <w:p>
+            <w:pPr>
+              <w:pStyle w:val="Normal"/>
+              <w:jc w:val="right"/>
+              <w:pBdr>
+                <w:bottom w:val="none" w:sz="0" w:space="0" w:color="000000"/>
+                <w:top w:val="none" w:sz="0" w:space="0" w:color="000000"/>
+                <w:left w:val="none" w:sz="0" w:space="0" w:color="000000"/>
+                <w:right w:val="none" w:sz="0" w:space="0" w:color="000000"/>
+              </w:pBdr>
+              <w:spacing w:after="100" w:before="100" w:line="240"/>
+              <w:ind w:left="100" w:right="100" w:firstLine="0" w:firstLineChars="0"/>
+            </w:pPr>
+            <w:r xmlns:w="http://schemas.openxmlformats.org/wordprocessingml/2006/main" xmlns:wp="http://schemas.openxmlformats.org/drawingml/2006/wordprocessingDrawing" xmlns:r="http://schemas.openxmlformats.org/officeDocument/2006/relationships" xmlns:w14="http://schemas.microsoft.com/office/word/2010/wordml">
+              <w:rPr>
+                <w:rFonts w:ascii="Arial" w:hAnsi="Arial" w:eastAsia="Arial" w:cs="Arial"/>
+                <w:i w:val="false"/>
+                <w:b w:val="false"/>
+                <w:u w:val="none"/>
+                <w:sz w:val="22"/>
+                <w:szCs w:val="22"/>
+                <w:color w:val="000000"/>
+              </w:rPr>
+              <w:t xml:space="preserve">0.141</w:t>
+            </w:r>
+          </w:p>
+        </w:tc>
+        <w:tc>
+          <w:tcPr>
+            <w:tcBorders>
+              <w:bottom w:val="none" w:sz="0" w:space="0" w:color="000000"/>
+              <w:top w:val="none" w:sz="0" w:space="0" w:color="000000"/>
+              <w:left w:val="none" w:sz="0" w:space="0" w:color="000000"/>
+              <w:right w:val="none" w:sz="0" w:space="0" w:color="000000"/>
+            </w:tcBorders>
+            <w:shd w:val="clear" w:color="auto" w:fill="FFFFFF"/>
+            <w:tcMar>
+              <w:top w:w="0" w:type="dxa"/>
+              <w:bottom w:w="0" w:type="dxa"/>
+              <w:left w:w="0" w:type="dxa"/>
+              <w:right w:w="0" w:type="dxa"/>
+            </w:tcMar>
+            <w:vAlign w:val="center"/>
+          </w:tcPr>
+          <w:p>
+            <w:pPr>
+              <w:pStyle w:val="Normal"/>
+              <w:jc w:val="right"/>
+              <w:pBdr>
+                <w:bottom w:val="none" w:sz="0" w:space="0" w:color="000000"/>
+                <w:top w:val="none" w:sz="0" w:space="0" w:color="000000"/>
+                <w:left w:val="none" w:sz="0" w:space="0" w:color="000000"/>
+                <w:right w:val="none" w:sz="0" w:space="0" w:color="000000"/>
+              </w:pBdr>
+              <w:spacing w:after="100" w:before="100" w:line="240"/>
+              <w:ind w:left="100" w:right="100" w:firstLine="0" w:firstLineChars="0"/>
+            </w:pPr>
+            <w:r xmlns:w="http://schemas.openxmlformats.org/wordprocessingml/2006/main" xmlns:wp="http://schemas.openxmlformats.org/drawingml/2006/wordprocessingDrawing" xmlns:r="http://schemas.openxmlformats.org/officeDocument/2006/relationships" xmlns:w14="http://schemas.microsoft.com/office/word/2010/wordml">
+              <w:rPr>
+                <w:rFonts w:ascii="Arial" w:hAnsi="Arial" w:eastAsia="Arial" w:cs="Arial"/>
+                <w:i w:val="false"/>
+                <w:b w:val="false"/>
+                <w:u w:val="none"/>
+                <w:sz w:val="22"/>
+                <w:szCs w:val="22"/>
+                <w:color w:val="000000"/>
+              </w:rPr>
+              <w:t xml:space="preserve">0.130</w:t>
+            </w:r>
+          </w:p>
+        </w:tc>
+      </w:tr>
+      <w:tr>
+        <w:trPr>
+          <w:trHeight w:val="360" w:hRule="auto"/>
+        </w:trPr>
+        body23
+        <w:tc>
+          <w:tcPr>
+            <w:tcBorders>
+              <w:bottom w:val="none" w:sz="0" w:space="0" w:color="000000"/>
+              <w:top w:val="none" w:sz="0" w:space="0" w:color="000000"/>
+              <w:left w:val="none" w:sz="0" w:space="0" w:color="000000"/>
+              <w:right w:val="none" w:sz="0" w:space="0" w:color="000000"/>
+            </w:tcBorders>
+            <w:shd w:val="clear" w:color="auto" w:fill="FFFFFF"/>
+            <w:tcMar>
+              <w:top w:w="0" w:type="dxa"/>
+              <w:bottom w:w="0" w:type="dxa"/>
+              <w:left w:w="0" w:type="dxa"/>
+              <w:right w:w="0" w:type="dxa"/>
+            </w:tcMar>
+            <w:vAlign w:val="center"/>
+          </w:tcPr>
+          <w:p>
+            <w:pPr>
+              <w:pStyle w:val="Normal"/>
+              <w:jc w:val="right"/>
+              <w:pBdr>
+                <w:bottom w:val="none" w:sz="0" w:space="0" w:color="000000"/>
+                <w:top w:val="none" w:sz="0" w:space="0" w:color="000000"/>
+                <w:left w:val="none" w:sz="0" w:space="0" w:color="000000"/>
+                <w:right w:val="none" w:sz="0" w:space="0" w:color="000000"/>
+              </w:pBdr>
+              <w:spacing w:after="100" w:before="100" w:line="240"/>
+              <w:ind w:left="100" w:right="100" w:firstLine="0" w:firstLineChars="0"/>
+            </w:pPr>
+            <w:r xmlns:w="http://schemas.openxmlformats.org/wordprocessingml/2006/main" xmlns:wp="http://schemas.openxmlformats.org/drawingml/2006/wordprocessingDrawing" xmlns:r="http://schemas.openxmlformats.org/officeDocument/2006/relationships" xmlns:w14="http://schemas.microsoft.com/office/word/2010/wordml">
+              <w:rPr>
+                <w:rFonts w:ascii="Arial" w:hAnsi="Arial" w:eastAsia="Arial" w:cs="Arial"/>
+                <w:i w:val="false"/>
+                <w:b w:val="false"/>
+                <w:u w:val="none"/>
+                <w:sz w:val="22"/>
+                <w:szCs w:val="22"/>
+                <w:color w:val="000000"/>
+              </w:rPr>
+              <w:t xml:space="preserve">2013</w:t>
+            </w:r>
+          </w:p>
+        </w:tc>
+        <w:tc>
+          <w:tcPr>
+            <w:tcBorders>
+              <w:bottom w:val="none" w:sz="0" w:space="0" w:color="000000"/>
+              <w:top w:val="none" w:sz="0" w:space="0" w:color="000000"/>
+              <w:left w:val="none" w:sz="0" w:space="0" w:color="000000"/>
+              <w:right w:val="none" w:sz="0" w:space="0" w:color="000000"/>
+            </w:tcBorders>
+            <w:shd w:val="clear" w:color="auto" w:fill="FFFFFF"/>
+            <w:tcMar>
+              <w:top w:w="0" w:type="dxa"/>
+              <w:bottom w:w="0" w:type="dxa"/>
+              <w:left w:w="0" w:type="dxa"/>
+              <w:right w:w="0" w:type="dxa"/>
+            </w:tcMar>
+            <w:vAlign w:val="center"/>
+          </w:tcPr>
+          <w:p>
+            <w:pPr>
+              <w:pStyle w:val="Normal"/>
+              <w:jc w:val="right"/>
+              <w:pBdr>
+                <w:bottom w:val="none" w:sz="0" w:space="0" w:color="000000"/>
+                <w:top w:val="none" w:sz="0" w:space="0" w:color="000000"/>
+                <w:left w:val="none" w:sz="0" w:space="0" w:color="000000"/>
+                <w:right w:val="none" w:sz="0" w:space="0" w:color="000000"/>
+              </w:pBdr>
+              <w:spacing w:after="100" w:before="100" w:line="240"/>
+              <w:ind w:left="100" w:right="100" w:firstLine="0" w:firstLineChars="0"/>
+            </w:pPr>
+            <w:r xmlns:w="http://schemas.openxmlformats.org/wordprocessingml/2006/main" xmlns:wp="http://schemas.openxmlformats.org/drawingml/2006/wordprocessingDrawing" xmlns:r="http://schemas.openxmlformats.org/officeDocument/2006/relationships" xmlns:w14="http://schemas.microsoft.com/office/word/2010/wordml">
+              <w:rPr>
+                <w:rFonts w:ascii="Arial" w:hAnsi="Arial" w:eastAsia="Arial" w:cs="Arial"/>
+                <w:i w:val="false"/>
+                <w:b w:val="false"/>
+                <w:u w:val="none"/>
+                <w:sz w:val="22"/>
+                <w:szCs w:val="22"/>
+                <w:color w:val="000000"/>
+              </w:rPr>
+              <w:t xml:space="preserve">0.186</w:t>
+            </w:r>
+          </w:p>
+        </w:tc>
+        <w:tc>
+          <w:tcPr>
+            <w:tcBorders>
+              <w:bottom w:val="none" w:sz="0" w:space="0" w:color="000000"/>
+              <w:top w:val="none" w:sz="0" w:space="0" w:color="000000"/>
+              <w:left w:val="none" w:sz="0" w:space="0" w:color="000000"/>
+              <w:right w:val="none" w:sz="0" w:space="0" w:color="000000"/>
+            </w:tcBorders>
+            <w:shd w:val="clear" w:color="auto" w:fill="FFFFFF"/>
+            <w:tcMar>
+              <w:top w:w="0" w:type="dxa"/>
+              <w:bottom w:w="0" w:type="dxa"/>
+              <w:left w:w="0" w:type="dxa"/>
+              <w:right w:w="0" w:type="dxa"/>
+            </w:tcMar>
+            <w:vAlign w:val="center"/>
+          </w:tcPr>
+          <w:p>
+            <w:pPr>
+              <w:pStyle w:val="Normal"/>
+              <w:jc w:val="right"/>
+              <w:pBdr>
+                <w:bottom w:val="none" w:sz="0" w:space="0" w:color="000000"/>
+                <w:top w:val="none" w:sz="0" w:space="0" w:color="000000"/>
+                <w:left w:val="none" w:sz="0" w:space="0" w:color="000000"/>
+                <w:right w:val="none" w:sz="0" w:space="0" w:color="000000"/>
+              </w:pBdr>
+              <w:spacing w:after="100" w:before="100" w:line="240"/>
+              <w:ind w:left="100" w:right="100" w:firstLine="0" w:firstLineChars="0"/>
+            </w:pPr>
+            <w:r xmlns:w="http://schemas.openxmlformats.org/wordprocessingml/2006/main" xmlns:wp="http://schemas.openxmlformats.org/drawingml/2006/wordprocessingDrawing" xmlns:r="http://schemas.openxmlformats.org/officeDocument/2006/relationships" xmlns:w14="http://schemas.microsoft.com/office/word/2010/wordml">
+              <w:rPr>
+                <w:rFonts w:ascii="Arial" w:hAnsi="Arial" w:eastAsia="Arial" w:cs="Arial"/>
+                <w:i w:val="false"/>
+                <w:b w:val="false"/>
+                <w:u w:val="none"/>
+                <w:sz w:val="22"/>
+                <w:szCs w:val="22"/>
+                <w:color w:val="000000"/>
+              </w:rPr>
+              <w:t xml:space="preserve">0.186</w:t>
+            </w:r>
+          </w:p>
+        </w:tc>
+        <w:tc>
+          <w:tcPr>
+            <w:tcBorders>
+              <w:bottom w:val="none" w:sz="0" w:space="0" w:color="000000"/>
+              <w:top w:val="none" w:sz="0" w:space="0" w:color="000000"/>
+              <w:left w:val="none" w:sz="0" w:space="0" w:color="000000"/>
+              <w:right w:val="none" w:sz="0" w:space="0" w:color="000000"/>
+            </w:tcBorders>
+            <w:shd w:val="clear" w:color="auto" w:fill="FFFFFF"/>
+            <w:tcMar>
+              <w:top w:w="0" w:type="dxa"/>
+              <w:bottom w:w="0" w:type="dxa"/>
+              <w:left w:w="0" w:type="dxa"/>
+              <w:right w:w="0" w:type="dxa"/>
+            </w:tcMar>
+            <w:vAlign w:val="center"/>
+          </w:tcPr>
+          <w:p>
+            <w:pPr>
+              <w:pStyle w:val="Normal"/>
+              <w:jc w:val="right"/>
+              <w:pBdr>
+                <w:bottom w:val="none" w:sz="0" w:space="0" w:color="000000"/>
+                <w:top w:val="none" w:sz="0" w:space="0" w:color="000000"/>
+                <w:left w:val="none" w:sz="0" w:space="0" w:color="000000"/>
+                <w:right w:val="none" w:sz="0" w:space="0" w:color="000000"/>
+              </w:pBdr>
+              <w:spacing w:after="100" w:before="100" w:line="240"/>
+              <w:ind w:left="100" w:right="100" w:firstLine="0" w:firstLineChars="0"/>
+            </w:pPr>
+            <w:r xmlns:w="http://schemas.openxmlformats.org/wordprocessingml/2006/main" xmlns:wp="http://schemas.openxmlformats.org/drawingml/2006/wordprocessingDrawing" xmlns:r="http://schemas.openxmlformats.org/officeDocument/2006/relationships" xmlns:w14="http://schemas.microsoft.com/office/word/2010/wordml">
+              <w:rPr>
+                <w:rFonts w:ascii="Arial" w:hAnsi="Arial" w:eastAsia="Arial" w:cs="Arial"/>
+                <w:i w:val="false"/>
+                <w:b w:val="false"/>
+                <w:u w:val="none"/>
+                <w:sz w:val="22"/>
+                <w:szCs w:val="22"/>
+                <w:color w:val="000000"/>
+              </w:rPr>
+              <w:t xml:space="preserve">0.186</w:t>
+            </w:r>
+          </w:p>
+        </w:tc>
+        <w:tc>
+          <w:tcPr>
+            <w:tcBorders>
+              <w:bottom w:val="none" w:sz="0" w:space="0" w:color="000000"/>
+              <w:top w:val="none" w:sz="0" w:space="0" w:color="000000"/>
+              <w:left w:val="none" w:sz="0" w:space="0" w:color="000000"/>
+              <w:right w:val="none" w:sz="0" w:space="0" w:color="000000"/>
+            </w:tcBorders>
+            <w:shd w:val="clear" w:color="auto" w:fill="FFFFFF"/>
+            <w:tcMar>
+              <w:top w:w="0" w:type="dxa"/>
+              <w:bottom w:w="0" w:type="dxa"/>
+              <w:left w:w="0" w:type="dxa"/>
+              <w:right w:w="0" w:type="dxa"/>
+            </w:tcMar>
+            <w:vAlign w:val="center"/>
+          </w:tcPr>
+          <w:p>
+            <w:pPr>
+              <w:pStyle w:val="Normal"/>
+              <w:jc w:val="right"/>
+              <w:pBdr>
+                <w:bottom w:val="none" w:sz="0" w:space="0" w:color="000000"/>
+                <w:top w:val="none" w:sz="0" w:space="0" w:color="000000"/>
+                <w:left w:val="none" w:sz="0" w:space="0" w:color="000000"/>
+                <w:right w:val="none" w:sz="0" w:space="0" w:color="000000"/>
+              </w:pBdr>
+              <w:spacing w:after="100" w:before="100" w:line="240"/>
+              <w:ind w:left="100" w:right="100" w:firstLine="0" w:firstLineChars="0"/>
+            </w:pPr>
+            <w:r xmlns:w="http://schemas.openxmlformats.org/wordprocessingml/2006/main" xmlns:wp="http://schemas.openxmlformats.org/drawingml/2006/wordprocessingDrawing" xmlns:r="http://schemas.openxmlformats.org/officeDocument/2006/relationships" xmlns:w14="http://schemas.microsoft.com/office/word/2010/wordml">
+              <w:rPr>
+                <w:rFonts w:ascii="Arial" w:hAnsi="Arial" w:eastAsia="Arial" w:cs="Arial"/>
+                <w:i w:val="false"/>
+                <w:b w:val="false"/>
+                <w:u w:val="none"/>
+                <w:sz w:val="22"/>
+                <w:szCs w:val="22"/>
+                <w:color w:val="000000"/>
+              </w:rPr>
+              <w:t xml:space="preserve">0.186</w:t>
+            </w:r>
+          </w:p>
+        </w:tc>
+      </w:tr>
+      <w:tr>
+        <w:trPr>
+          <w:trHeight w:val="360" w:hRule="auto"/>
+        </w:trPr>
+        body24
+        <w:tc>
+          <w:tcPr>
+            <w:tcBorders>
+              <w:bottom w:val="none" w:sz="0" w:space="0" w:color="000000"/>
+              <w:top w:val="none" w:sz="0" w:space="0" w:color="000000"/>
+              <w:left w:val="none" w:sz="0" w:space="0" w:color="000000"/>
+              <w:right w:val="none" w:sz="0" w:space="0" w:color="000000"/>
+            </w:tcBorders>
+            <w:shd w:val="clear" w:color="auto" w:fill="FFFFFF"/>
+            <w:tcMar>
+              <w:top w:w="0" w:type="dxa"/>
+              <w:bottom w:w="0" w:type="dxa"/>
+              <w:left w:w="0" w:type="dxa"/>
+              <w:right w:w="0" w:type="dxa"/>
+            </w:tcMar>
+            <w:vAlign w:val="center"/>
+          </w:tcPr>
+          <w:p>
+            <w:pPr>
+              <w:pStyle w:val="Normal"/>
+              <w:jc w:val="right"/>
+              <w:pBdr>
+                <w:bottom w:val="none" w:sz="0" w:space="0" w:color="000000"/>
+                <w:top w:val="none" w:sz="0" w:space="0" w:color="000000"/>
+                <w:left w:val="none" w:sz="0" w:space="0" w:color="000000"/>
+                <w:right w:val="none" w:sz="0" w:space="0" w:color="000000"/>
+              </w:pBdr>
+              <w:spacing w:after="100" w:before="100" w:line="240"/>
+              <w:ind w:left="100" w:right="100" w:firstLine="0" w:firstLineChars="0"/>
+            </w:pPr>
+            <w:r xmlns:w="http://schemas.openxmlformats.org/wordprocessingml/2006/main" xmlns:wp="http://schemas.openxmlformats.org/drawingml/2006/wordprocessingDrawing" xmlns:r="http://schemas.openxmlformats.org/officeDocument/2006/relationships" xmlns:w14="http://schemas.microsoft.com/office/word/2010/wordml">
+              <w:rPr>
+                <w:rFonts w:ascii="Arial" w:hAnsi="Arial" w:eastAsia="Arial" w:cs="Arial"/>
+                <w:i w:val="false"/>
+                <w:b w:val="false"/>
+                <w:u w:val="none"/>
+                <w:sz w:val="22"/>
+                <w:szCs w:val="22"/>
+                <w:color w:val="000000"/>
+              </w:rPr>
+              <w:t xml:space="preserve">2014</w:t>
+            </w:r>
+          </w:p>
+        </w:tc>
+        <w:tc>
+          <w:tcPr>
+            <w:tcBorders>
+              <w:bottom w:val="none" w:sz="0" w:space="0" w:color="000000"/>
+              <w:top w:val="none" w:sz="0" w:space="0" w:color="000000"/>
+              <w:left w:val="none" w:sz="0" w:space="0" w:color="000000"/>
+              <w:right w:val="none" w:sz="0" w:space="0" w:color="000000"/>
+            </w:tcBorders>
+            <w:shd w:val="clear" w:color="auto" w:fill="FFFFFF"/>
+            <w:tcMar>
+              <w:top w:w="0" w:type="dxa"/>
+              <w:bottom w:w="0" w:type="dxa"/>
+              <w:left w:w="0" w:type="dxa"/>
+              <w:right w:w="0" w:type="dxa"/>
+            </w:tcMar>
+            <w:vAlign w:val="center"/>
+          </w:tcPr>
+          <w:p>
+            <w:pPr>
+              <w:pStyle w:val="Normal"/>
+              <w:jc w:val="right"/>
+              <w:pBdr>
+                <w:bottom w:val="none" w:sz="0" w:space="0" w:color="000000"/>
+                <w:top w:val="none" w:sz="0" w:space="0" w:color="000000"/>
+                <w:left w:val="none" w:sz="0" w:space="0" w:color="000000"/>
+                <w:right w:val="none" w:sz="0" w:space="0" w:color="000000"/>
+              </w:pBdr>
+              <w:spacing w:after="100" w:before="100" w:line="240"/>
+              <w:ind w:left="100" w:right="100" w:firstLine="0" w:firstLineChars="0"/>
+            </w:pPr>
+            <w:r xmlns:w="http://schemas.openxmlformats.org/wordprocessingml/2006/main" xmlns:wp="http://schemas.openxmlformats.org/drawingml/2006/wordprocessingDrawing" xmlns:r="http://schemas.openxmlformats.org/officeDocument/2006/relationships" xmlns:w14="http://schemas.microsoft.com/office/word/2010/wordml">
+              <w:rPr>
+                <w:rFonts w:ascii="Arial" w:hAnsi="Arial" w:eastAsia="Arial" w:cs="Arial"/>
+                <w:i w:val="false"/>
+                <w:b w:val="false"/>
+                <w:u w:val="none"/>
+                <w:sz w:val="22"/>
+                <w:szCs w:val="22"/>
+                <w:color w:val="000000"/>
+              </w:rPr>
+              <w:t xml:space="preserve">0.155</w:t>
+            </w:r>
+          </w:p>
+        </w:tc>
+        <w:tc>
+          <w:tcPr>
+            <w:tcBorders>
+              <w:bottom w:val="none" w:sz="0" w:space="0" w:color="000000"/>
+              <w:top w:val="none" w:sz="0" w:space="0" w:color="000000"/>
+              <w:left w:val="none" w:sz="0" w:space="0" w:color="000000"/>
+              <w:right w:val="none" w:sz="0" w:space="0" w:color="000000"/>
+            </w:tcBorders>
+            <w:shd w:val="clear" w:color="auto" w:fill="FFFFFF"/>
+            <w:tcMar>
+              <w:top w:w="0" w:type="dxa"/>
+              <w:bottom w:w="0" w:type="dxa"/>
+              <w:left w:w="0" w:type="dxa"/>
+              <w:right w:w="0" w:type="dxa"/>
+            </w:tcMar>
+            <w:vAlign w:val="center"/>
+          </w:tcPr>
+          <w:p>
+            <w:pPr>
+              <w:pStyle w:val="Normal"/>
+              <w:jc w:val="right"/>
+              <w:pBdr>
+                <w:bottom w:val="none" w:sz="0" w:space="0" w:color="000000"/>
+                <w:top w:val="none" w:sz="0" w:space="0" w:color="000000"/>
+                <w:left w:val="none" w:sz="0" w:space="0" w:color="000000"/>
+                <w:right w:val="none" w:sz="0" w:space="0" w:color="000000"/>
+              </w:pBdr>
+              <w:spacing w:after="100" w:before="100" w:line="240"/>
+              <w:ind w:left="100" w:right="100" w:firstLine="0" w:firstLineChars="0"/>
+            </w:pPr>
+            <w:r xmlns:w="http://schemas.openxmlformats.org/wordprocessingml/2006/main" xmlns:wp="http://schemas.openxmlformats.org/drawingml/2006/wordprocessingDrawing" xmlns:r="http://schemas.openxmlformats.org/officeDocument/2006/relationships" xmlns:w14="http://schemas.microsoft.com/office/word/2010/wordml">
+              <w:rPr>
+                <w:rFonts w:ascii="Arial" w:hAnsi="Arial" w:eastAsia="Arial" w:cs="Arial"/>
+                <w:i w:val="false"/>
+                <w:b w:val="false"/>
+                <w:u w:val="none"/>
+                <w:sz w:val="22"/>
+                <w:szCs w:val="22"/>
+                <w:color w:val="000000"/>
+              </w:rPr>
+              <w:t xml:space="preserve">0.144</w:t>
+            </w:r>
+          </w:p>
+        </w:tc>
+        <w:tc>
+          <w:tcPr>
+            <w:tcBorders>
+              <w:bottom w:val="none" w:sz="0" w:space="0" w:color="000000"/>
+              <w:top w:val="none" w:sz="0" w:space="0" w:color="000000"/>
+              <w:left w:val="none" w:sz="0" w:space="0" w:color="000000"/>
+              <w:right w:val="none" w:sz="0" w:space="0" w:color="000000"/>
+            </w:tcBorders>
+            <w:shd w:val="clear" w:color="auto" w:fill="FFFFFF"/>
+            <w:tcMar>
+              <w:top w:w="0" w:type="dxa"/>
+              <w:bottom w:w="0" w:type="dxa"/>
+              <w:left w:w="0" w:type="dxa"/>
+              <w:right w:w="0" w:type="dxa"/>
+            </w:tcMar>
+            <w:vAlign w:val="center"/>
+          </w:tcPr>
+          <w:p>
+            <w:pPr>
+              <w:pStyle w:val="Normal"/>
+              <w:jc w:val="right"/>
+              <w:pBdr>
+                <w:bottom w:val="none" w:sz="0" w:space="0" w:color="000000"/>
+                <w:top w:val="none" w:sz="0" w:space="0" w:color="000000"/>
+                <w:left w:val="none" w:sz="0" w:space="0" w:color="000000"/>
+                <w:right w:val="none" w:sz="0" w:space="0" w:color="000000"/>
+              </w:pBdr>
+              <w:spacing w:after="100" w:before="100" w:line="240"/>
+              <w:ind w:left="100" w:right="100" w:firstLine="0" w:firstLineChars="0"/>
+            </w:pPr>
+            <w:r xmlns:w="http://schemas.openxmlformats.org/wordprocessingml/2006/main" xmlns:wp="http://schemas.openxmlformats.org/drawingml/2006/wordprocessingDrawing" xmlns:r="http://schemas.openxmlformats.org/officeDocument/2006/relationships" xmlns:w14="http://schemas.microsoft.com/office/word/2010/wordml">
+              <w:rPr>
+                <w:rFonts w:ascii="Arial" w:hAnsi="Arial" w:eastAsia="Arial" w:cs="Arial"/>
+                <w:i w:val="false"/>
+                <w:b w:val="false"/>
+                <w:u w:val="none"/>
+                <w:sz w:val="22"/>
+                <w:szCs w:val="22"/>
+                <w:color w:val="000000"/>
+              </w:rPr>
+              <w:t xml:space="preserve">0.160</w:t>
+            </w:r>
+          </w:p>
+        </w:tc>
+        <w:tc>
+          <w:tcPr>
+            <w:tcBorders>
+              <w:bottom w:val="none" w:sz="0" w:space="0" w:color="000000"/>
+              <w:top w:val="none" w:sz="0" w:space="0" w:color="000000"/>
+              <w:left w:val="none" w:sz="0" w:space="0" w:color="000000"/>
+              <w:right w:val="none" w:sz="0" w:space="0" w:color="000000"/>
+            </w:tcBorders>
+            <w:shd w:val="clear" w:color="auto" w:fill="FFFFFF"/>
+            <w:tcMar>
+              <w:top w:w="0" w:type="dxa"/>
+              <w:bottom w:w="0" w:type="dxa"/>
+              <w:left w:w="0" w:type="dxa"/>
+              <w:right w:w="0" w:type="dxa"/>
+            </w:tcMar>
+            <w:vAlign w:val="center"/>
+          </w:tcPr>
+          <w:p>
+            <w:pPr>
+              <w:pStyle w:val="Normal"/>
+              <w:jc w:val="right"/>
+              <w:pBdr>
+                <w:bottom w:val="none" w:sz="0" w:space="0" w:color="000000"/>
+                <w:top w:val="none" w:sz="0" w:space="0" w:color="000000"/>
+                <w:left w:val="none" w:sz="0" w:space="0" w:color="000000"/>
+                <w:right w:val="none" w:sz="0" w:space="0" w:color="000000"/>
+              </w:pBdr>
+              <w:spacing w:after="100" w:before="100" w:line="240"/>
+              <w:ind w:left="100" w:right="100" w:firstLine="0" w:firstLineChars="0"/>
+            </w:pPr>
+            <w:r xmlns:w="http://schemas.openxmlformats.org/wordprocessingml/2006/main" xmlns:wp="http://schemas.openxmlformats.org/drawingml/2006/wordprocessingDrawing" xmlns:r="http://schemas.openxmlformats.org/officeDocument/2006/relationships" xmlns:w14="http://schemas.microsoft.com/office/word/2010/wordml">
+              <w:rPr>
+                <w:rFonts w:ascii="Arial" w:hAnsi="Arial" w:eastAsia="Arial" w:cs="Arial"/>
+                <w:i w:val="false"/>
+                <w:b w:val="false"/>
+                <w:u w:val="none"/>
+                <w:sz w:val="22"/>
+                <w:szCs w:val="22"/>
+                <w:color w:val="000000"/>
+              </w:rPr>
+              <w:t xml:space="preserve">0.164</w:t>
+            </w:r>
+          </w:p>
+        </w:tc>
+      </w:tr>
+      <w:tr>
+        <w:trPr>
+          <w:trHeight w:val="360" w:hRule="auto"/>
+        </w:trPr>
+        body25
+        <w:tc>
+          <w:tcPr>
+            <w:tcBorders>
+              <w:bottom w:val="none" w:sz="0" w:space="0" w:color="000000"/>
+              <w:top w:val="none" w:sz="0" w:space="0" w:color="000000"/>
+              <w:left w:val="none" w:sz="0" w:space="0" w:color="000000"/>
+              <w:right w:val="none" w:sz="0" w:space="0" w:color="000000"/>
+            </w:tcBorders>
+            <w:shd w:val="clear" w:color="auto" w:fill="FFFFFF"/>
+            <w:tcMar>
+              <w:top w:w="0" w:type="dxa"/>
+              <w:bottom w:w="0" w:type="dxa"/>
+              <w:left w:w="0" w:type="dxa"/>
+              <w:right w:w="0" w:type="dxa"/>
+            </w:tcMar>
+            <w:vAlign w:val="center"/>
+          </w:tcPr>
+          <w:p>
+            <w:pPr>
+              <w:pStyle w:val="Normal"/>
+              <w:jc w:val="right"/>
+              <w:pBdr>
+                <w:bottom w:val="none" w:sz="0" w:space="0" w:color="000000"/>
+                <w:top w:val="none" w:sz="0" w:space="0" w:color="000000"/>
+                <w:left w:val="none" w:sz="0" w:space="0" w:color="000000"/>
+                <w:right w:val="none" w:sz="0" w:space="0" w:color="000000"/>
+              </w:pBdr>
+              <w:spacing w:after="100" w:before="100" w:line="240"/>
+              <w:ind w:left="100" w:right="100" w:firstLine="0" w:firstLineChars="0"/>
+            </w:pPr>
+            <w:r xmlns:w="http://schemas.openxmlformats.org/wordprocessingml/2006/main" xmlns:wp="http://schemas.openxmlformats.org/drawingml/2006/wordprocessingDrawing" xmlns:r="http://schemas.openxmlformats.org/officeDocument/2006/relationships" xmlns:w14="http://schemas.microsoft.com/office/word/2010/wordml">
+              <w:rPr>
+                <w:rFonts w:ascii="Arial" w:hAnsi="Arial" w:eastAsia="Arial" w:cs="Arial"/>
+                <w:i w:val="false"/>
+                <w:b w:val="false"/>
+                <w:u w:val="none"/>
+                <w:sz w:val="22"/>
+                <w:szCs w:val="22"/>
+                <w:color w:val="000000"/>
+              </w:rPr>
+              <w:t xml:space="preserve">2015</w:t>
+            </w:r>
+          </w:p>
+        </w:tc>
+        <w:tc>
+          <w:tcPr>
+            <w:tcBorders>
+              <w:bottom w:val="none" w:sz="0" w:space="0" w:color="000000"/>
+              <w:top w:val="none" w:sz="0" w:space="0" w:color="000000"/>
+              <w:left w:val="none" w:sz="0" w:space="0" w:color="000000"/>
+              <w:right w:val="none" w:sz="0" w:space="0" w:color="000000"/>
+            </w:tcBorders>
+            <w:shd w:val="clear" w:color="auto" w:fill="FFFFFF"/>
+            <w:tcMar>
+              <w:top w:w="0" w:type="dxa"/>
+              <w:bottom w:w="0" w:type="dxa"/>
+              <w:left w:w="0" w:type="dxa"/>
+              <w:right w:w="0" w:type="dxa"/>
+            </w:tcMar>
+            <w:vAlign w:val="center"/>
+          </w:tcPr>
+          <w:p>
+            <w:pPr>
+              <w:pStyle w:val="Normal"/>
+              <w:jc w:val="right"/>
+              <w:pBdr>
+                <w:bottom w:val="none" w:sz="0" w:space="0" w:color="000000"/>
+                <w:top w:val="none" w:sz="0" w:space="0" w:color="000000"/>
+                <w:left w:val="none" w:sz="0" w:space="0" w:color="000000"/>
+                <w:right w:val="none" w:sz="0" w:space="0" w:color="000000"/>
+              </w:pBdr>
+              <w:spacing w:after="100" w:before="100" w:line="240"/>
+              <w:ind w:left="100" w:right="100" w:firstLine="0" w:firstLineChars="0"/>
+            </w:pPr>
+            <w:r xmlns:w="http://schemas.openxmlformats.org/wordprocessingml/2006/main" xmlns:wp="http://schemas.openxmlformats.org/drawingml/2006/wordprocessingDrawing" xmlns:r="http://schemas.openxmlformats.org/officeDocument/2006/relationships" xmlns:w14="http://schemas.microsoft.com/office/word/2010/wordml">
+              <w:rPr>
+                <w:rFonts w:ascii="Arial" w:hAnsi="Arial" w:eastAsia="Arial" w:cs="Arial"/>
+                <w:i w:val="false"/>
+                <w:b w:val="false"/>
+                <w:u w:val="none"/>
+                <w:sz w:val="22"/>
+                <w:szCs w:val="22"/>
+                <w:color w:val="000000"/>
+              </w:rPr>
+              <w:t xml:space="preserve">0.363</w:t>
+            </w:r>
+          </w:p>
+        </w:tc>
+        <w:tc>
+          <w:tcPr>
+            <w:tcBorders>
+              <w:bottom w:val="none" w:sz="0" w:space="0" w:color="000000"/>
+              <w:top w:val="none" w:sz="0" w:space="0" w:color="000000"/>
+              <w:left w:val="none" w:sz="0" w:space="0" w:color="000000"/>
+              <w:right w:val="none" w:sz="0" w:space="0" w:color="000000"/>
+            </w:tcBorders>
+            <w:shd w:val="clear" w:color="auto" w:fill="FFFFFF"/>
+            <w:tcMar>
+              <w:top w:w="0" w:type="dxa"/>
+              <w:bottom w:w="0" w:type="dxa"/>
+              <w:left w:w="0" w:type="dxa"/>
+              <w:right w:w="0" w:type="dxa"/>
+            </w:tcMar>
+            <w:vAlign w:val="center"/>
+          </w:tcPr>
+          <w:p>
+            <w:pPr>
+              <w:pStyle w:val="Normal"/>
+              <w:jc w:val="right"/>
+              <w:pBdr>
+                <w:bottom w:val="none" w:sz="0" w:space="0" w:color="000000"/>
+                <w:top w:val="none" w:sz="0" w:space="0" w:color="000000"/>
+                <w:left w:val="none" w:sz="0" w:space="0" w:color="000000"/>
+                <w:right w:val="none" w:sz="0" w:space="0" w:color="000000"/>
+              </w:pBdr>
+              <w:spacing w:after="100" w:before="100" w:line="240"/>
+              <w:ind w:left="100" w:right="100" w:firstLine="0" w:firstLineChars="0"/>
+            </w:pPr>
+            <w:r xmlns:w="http://schemas.openxmlformats.org/wordprocessingml/2006/main" xmlns:wp="http://schemas.openxmlformats.org/drawingml/2006/wordprocessingDrawing" xmlns:r="http://schemas.openxmlformats.org/officeDocument/2006/relationships" xmlns:w14="http://schemas.microsoft.com/office/word/2010/wordml">
+              <w:rPr>
+                <w:rFonts w:ascii="Arial" w:hAnsi="Arial" w:eastAsia="Arial" w:cs="Arial"/>
+                <w:i w:val="false"/>
+                <w:b w:val="false"/>
+                <w:u w:val="none"/>
+                <w:sz w:val="22"/>
+                <w:szCs w:val="22"/>
+                <w:color w:val="000000"/>
+              </w:rPr>
+              <w:t xml:space="preserve">0.364</w:t>
+            </w:r>
+          </w:p>
+        </w:tc>
+        <w:tc>
+          <w:tcPr>
+            <w:tcBorders>
+              <w:bottom w:val="none" w:sz="0" w:space="0" w:color="000000"/>
+              <w:top w:val="none" w:sz="0" w:space="0" w:color="000000"/>
+              <w:left w:val="none" w:sz="0" w:space="0" w:color="000000"/>
+              <w:right w:val="none" w:sz="0" w:space="0" w:color="000000"/>
+            </w:tcBorders>
+            <w:shd w:val="clear" w:color="auto" w:fill="FFFFFF"/>
+            <w:tcMar>
+              <w:top w:w="0" w:type="dxa"/>
+              <w:bottom w:w="0" w:type="dxa"/>
+              <w:left w:w="0" w:type="dxa"/>
+              <w:right w:w="0" w:type="dxa"/>
+            </w:tcMar>
+            <w:vAlign w:val="center"/>
+          </w:tcPr>
+          <w:p>
+            <w:pPr>
+              <w:pStyle w:val="Normal"/>
+              <w:jc w:val="right"/>
+              <w:pBdr>
+                <w:bottom w:val="none" w:sz="0" w:space="0" w:color="000000"/>
+                <w:top w:val="none" w:sz="0" w:space="0" w:color="000000"/>
+                <w:left w:val="none" w:sz="0" w:space="0" w:color="000000"/>
+                <w:right w:val="none" w:sz="0" w:space="0" w:color="000000"/>
+              </w:pBdr>
+              <w:spacing w:after="100" w:before="100" w:line="240"/>
+              <w:ind w:left="100" w:right="100" w:firstLine="0" w:firstLineChars="0"/>
+            </w:pPr>
+            <w:r xmlns:w="http://schemas.openxmlformats.org/wordprocessingml/2006/main" xmlns:wp="http://schemas.openxmlformats.org/drawingml/2006/wordprocessingDrawing" xmlns:r="http://schemas.openxmlformats.org/officeDocument/2006/relationships" xmlns:w14="http://schemas.microsoft.com/office/word/2010/wordml">
+              <w:rPr>
+                <w:rFonts w:ascii="Arial" w:hAnsi="Arial" w:eastAsia="Arial" w:cs="Arial"/>
+                <w:i w:val="false"/>
+                <w:b w:val="false"/>
+                <w:u w:val="none"/>
+                <w:sz w:val="22"/>
+                <w:szCs w:val="22"/>
+                <w:color w:val="000000"/>
+              </w:rPr>
+              <w:t xml:space="preserve">0.365</w:t>
+            </w:r>
+          </w:p>
+        </w:tc>
+        <w:tc>
+          <w:tcPr>
+            <w:tcBorders>
+              <w:bottom w:val="none" w:sz="0" w:space="0" w:color="000000"/>
+              <w:top w:val="none" w:sz="0" w:space="0" w:color="000000"/>
+              <w:left w:val="none" w:sz="0" w:space="0" w:color="000000"/>
+              <w:right w:val="none" w:sz="0" w:space="0" w:color="000000"/>
+            </w:tcBorders>
+            <w:shd w:val="clear" w:color="auto" w:fill="FFFFFF"/>
+            <w:tcMar>
+              <w:top w:w="0" w:type="dxa"/>
+              <w:bottom w:w="0" w:type="dxa"/>
+              <w:left w:w="0" w:type="dxa"/>
+              <w:right w:w="0" w:type="dxa"/>
+            </w:tcMar>
+            <w:vAlign w:val="center"/>
+          </w:tcPr>
+          <w:p>
+            <w:pPr>
+              <w:pStyle w:val="Normal"/>
+              <w:jc w:val="right"/>
+              <w:pBdr>
+                <w:bottom w:val="none" w:sz="0" w:space="0" w:color="000000"/>
+                <w:top w:val="none" w:sz="0" w:space="0" w:color="000000"/>
+                <w:left w:val="none" w:sz="0" w:space="0" w:color="000000"/>
+                <w:right w:val="none" w:sz="0" w:space="0" w:color="000000"/>
+              </w:pBdr>
+              <w:spacing w:after="100" w:before="100" w:line="240"/>
+              <w:ind w:left="100" w:right="100" w:firstLine="0" w:firstLineChars="0"/>
+            </w:pPr>
+            <w:r xmlns:w="http://schemas.openxmlformats.org/wordprocessingml/2006/main" xmlns:wp="http://schemas.openxmlformats.org/drawingml/2006/wordprocessingDrawing" xmlns:r="http://schemas.openxmlformats.org/officeDocument/2006/relationships" xmlns:w14="http://schemas.microsoft.com/office/word/2010/wordml">
+              <w:rPr>
+                <w:rFonts w:ascii="Arial" w:hAnsi="Arial" w:eastAsia="Arial" w:cs="Arial"/>
+                <w:i w:val="false"/>
+                <w:b w:val="false"/>
+                <w:u w:val="none"/>
+                <w:sz w:val="22"/>
+                <w:szCs w:val="22"/>
+                <w:color w:val="000000"/>
+              </w:rPr>
+              <w:t xml:space="preserve">0.365</w:t>
+            </w:r>
+          </w:p>
+        </w:tc>
+      </w:tr>
+      <w:tr>
+        <w:trPr>
+          <w:trHeight w:val="360" w:hRule="auto"/>
+        </w:trPr>
+        body26
+        <w:tc>
+          <w:tcPr>
+            <w:tcBorders>
+              <w:bottom w:val="none" w:sz="0" w:space="0" w:color="000000"/>
+              <w:top w:val="none" w:sz="0" w:space="0" w:color="000000"/>
+              <w:left w:val="none" w:sz="0" w:space="0" w:color="000000"/>
+              <w:right w:val="none" w:sz="0" w:space="0" w:color="000000"/>
+            </w:tcBorders>
+            <w:shd w:val="clear" w:color="auto" w:fill="FFFFFF"/>
+            <w:tcMar>
+              <w:top w:w="0" w:type="dxa"/>
+              <w:bottom w:w="0" w:type="dxa"/>
+              <w:left w:w="0" w:type="dxa"/>
+              <w:right w:w="0" w:type="dxa"/>
+            </w:tcMar>
+            <w:vAlign w:val="center"/>
+          </w:tcPr>
+          <w:p>
+            <w:pPr>
+              <w:pStyle w:val="Normal"/>
+              <w:jc w:val="right"/>
+              <w:pBdr>
+                <w:bottom w:val="none" w:sz="0" w:space="0" w:color="000000"/>
+                <w:top w:val="none" w:sz="0" w:space="0" w:color="000000"/>
+                <w:left w:val="none" w:sz="0" w:space="0" w:color="000000"/>
+                <w:right w:val="none" w:sz="0" w:space="0" w:color="000000"/>
+              </w:pBdr>
+              <w:spacing w:after="100" w:before="100" w:line="240"/>
+              <w:ind w:left="100" w:right="100" w:firstLine="0" w:firstLineChars="0"/>
+            </w:pPr>
+            <w:r xmlns:w="http://schemas.openxmlformats.org/wordprocessingml/2006/main" xmlns:wp="http://schemas.openxmlformats.org/drawingml/2006/wordprocessingDrawing" xmlns:r="http://schemas.openxmlformats.org/officeDocument/2006/relationships" xmlns:w14="http://schemas.microsoft.com/office/word/2010/wordml">
+              <w:rPr>
+                <w:rFonts w:ascii="Arial" w:hAnsi="Arial" w:eastAsia="Arial" w:cs="Arial"/>
+                <w:i w:val="false"/>
+                <w:b w:val="false"/>
+                <w:u w:val="none"/>
+                <w:sz w:val="22"/>
+                <w:szCs w:val="22"/>
+                <w:color w:val="000000"/>
+              </w:rPr>
+              <w:t xml:space="preserve">2016</w:t>
+            </w:r>
+          </w:p>
+        </w:tc>
+        <w:tc>
+          <w:tcPr>
+            <w:tcBorders>
+              <w:bottom w:val="none" w:sz="0" w:space="0" w:color="000000"/>
+              <w:top w:val="none" w:sz="0" w:space="0" w:color="000000"/>
+              <w:left w:val="none" w:sz="0" w:space="0" w:color="000000"/>
+              <w:right w:val="none" w:sz="0" w:space="0" w:color="000000"/>
+            </w:tcBorders>
+            <w:shd w:val="clear" w:color="auto" w:fill="FFFFFF"/>
+            <w:tcMar>
+              <w:top w:w="0" w:type="dxa"/>
+              <w:bottom w:w="0" w:type="dxa"/>
+              <w:left w:w="0" w:type="dxa"/>
+              <w:right w:w="0" w:type="dxa"/>
+            </w:tcMar>
+            <w:vAlign w:val="center"/>
+          </w:tcPr>
+          <w:p>
+            <w:pPr>
+              <w:pStyle w:val="Normal"/>
+              <w:jc w:val="right"/>
+              <w:pBdr>
+                <w:bottom w:val="none" w:sz="0" w:space="0" w:color="000000"/>
+                <w:top w:val="none" w:sz="0" w:space="0" w:color="000000"/>
+                <w:left w:val="none" w:sz="0" w:space="0" w:color="000000"/>
+                <w:right w:val="none" w:sz="0" w:space="0" w:color="000000"/>
+              </w:pBdr>
+              <w:spacing w:after="100" w:before="100" w:line="240"/>
+              <w:ind w:left="100" w:right="100" w:firstLine="0" w:firstLineChars="0"/>
+            </w:pPr>
+            <w:r xmlns:w="http://schemas.openxmlformats.org/wordprocessingml/2006/main" xmlns:wp="http://schemas.openxmlformats.org/drawingml/2006/wordprocessingDrawing" xmlns:r="http://schemas.openxmlformats.org/officeDocument/2006/relationships" xmlns:w14="http://schemas.microsoft.com/office/word/2010/wordml">
+              <w:rPr>
+                <w:rFonts w:ascii="Arial" w:hAnsi="Arial" w:eastAsia="Arial" w:cs="Arial"/>
+                <w:i w:val="false"/>
+                <w:b w:val="false"/>
+                <w:u w:val="none"/>
+                <w:sz w:val="22"/>
+                <w:szCs w:val="22"/>
+                <w:color w:val="000000"/>
+              </w:rPr>
+              <w:t xml:space="preserve">0.134</w:t>
+            </w:r>
+          </w:p>
+        </w:tc>
+        <w:tc>
+          <w:tcPr>
+            <w:tcBorders>
+              <w:bottom w:val="none" w:sz="0" w:space="0" w:color="000000"/>
+              <w:top w:val="none" w:sz="0" w:space="0" w:color="000000"/>
+              <w:left w:val="none" w:sz="0" w:space="0" w:color="000000"/>
+              <w:right w:val="none" w:sz="0" w:space="0" w:color="000000"/>
+            </w:tcBorders>
+            <w:shd w:val="clear" w:color="auto" w:fill="FFFFFF"/>
+            <w:tcMar>
+              <w:top w:w="0" w:type="dxa"/>
+              <w:bottom w:w="0" w:type="dxa"/>
+              <w:left w:w="0" w:type="dxa"/>
+              <w:right w:w="0" w:type="dxa"/>
+            </w:tcMar>
+            <w:vAlign w:val="center"/>
+          </w:tcPr>
+          <w:p>
+            <w:pPr>
+              <w:pStyle w:val="Normal"/>
+              <w:jc w:val="right"/>
+              <w:pBdr>
+                <w:bottom w:val="none" w:sz="0" w:space="0" w:color="000000"/>
+                <w:top w:val="none" w:sz="0" w:space="0" w:color="000000"/>
+                <w:left w:val="none" w:sz="0" w:space="0" w:color="000000"/>
+                <w:right w:val="none" w:sz="0" w:space="0" w:color="000000"/>
+              </w:pBdr>
+              <w:spacing w:after="100" w:before="100" w:line="240"/>
+              <w:ind w:left="100" w:right="100" w:firstLine="0" w:firstLineChars="0"/>
+            </w:pPr>
+            <w:r xmlns:w="http://schemas.openxmlformats.org/wordprocessingml/2006/main" xmlns:wp="http://schemas.openxmlformats.org/drawingml/2006/wordprocessingDrawing" xmlns:r="http://schemas.openxmlformats.org/officeDocument/2006/relationships" xmlns:w14="http://schemas.microsoft.com/office/word/2010/wordml">
+              <w:rPr>
+                <w:rFonts w:ascii="Arial" w:hAnsi="Arial" w:eastAsia="Arial" w:cs="Arial"/>
+                <w:i w:val="false"/>
+                <w:b w:val="false"/>
+                <w:u w:val="none"/>
+                <w:sz w:val="22"/>
+                <w:szCs w:val="22"/>
+                <w:color w:val="000000"/>
+              </w:rPr>
+              <w:t xml:space="preserve">0.134</w:t>
+            </w:r>
+          </w:p>
+        </w:tc>
+        <w:tc>
+          <w:tcPr>
+            <w:tcBorders>
+              <w:bottom w:val="none" w:sz="0" w:space="0" w:color="000000"/>
+              <w:top w:val="none" w:sz="0" w:space="0" w:color="000000"/>
+              <w:left w:val="none" w:sz="0" w:space="0" w:color="000000"/>
+              <w:right w:val="none" w:sz="0" w:space="0" w:color="000000"/>
+            </w:tcBorders>
+            <w:shd w:val="clear" w:color="auto" w:fill="FFFFFF"/>
+            <w:tcMar>
+              <w:top w:w="0" w:type="dxa"/>
+              <w:bottom w:w="0" w:type="dxa"/>
+              <w:left w:w="0" w:type="dxa"/>
+              <w:right w:w="0" w:type="dxa"/>
+            </w:tcMar>
+            <w:vAlign w:val="center"/>
+          </w:tcPr>
+          <w:p>
+            <w:pPr>
+              <w:pStyle w:val="Normal"/>
+              <w:jc w:val="right"/>
+              <w:pBdr>
+                <w:bottom w:val="none" w:sz="0" w:space="0" w:color="000000"/>
+                <w:top w:val="none" w:sz="0" w:space="0" w:color="000000"/>
+                <w:left w:val="none" w:sz="0" w:space="0" w:color="000000"/>
+                <w:right w:val="none" w:sz="0" w:space="0" w:color="000000"/>
+              </w:pBdr>
+              <w:spacing w:after="100" w:before="100" w:line="240"/>
+              <w:ind w:left="100" w:right="100" w:firstLine="0" w:firstLineChars="0"/>
+            </w:pPr>
+            <w:r xmlns:w="http://schemas.openxmlformats.org/wordprocessingml/2006/main" xmlns:wp="http://schemas.openxmlformats.org/drawingml/2006/wordprocessingDrawing" xmlns:r="http://schemas.openxmlformats.org/officeDocument/2006/relationships" xmlns:w14="http://schemas.microsoft.com/office/word/2010/wordml">
+              <w:rPr>
+                <w:rFonts w:ascii="Arial" w:hAnsi="Arial" w:eastAsia="Arial" w:cs="Arial"/>
+                <w:i w:val="false"/>
+                <w:b w:val="false"/>
+                <w:u w:val="none"/>
+                <w:sz w:val="22"/>
+                <w:szCs w:val="22"/>
+                <w:color w:val="000000"/>
+              </w:rPr>
+              <w:t xml:space="preserve">0.136</w:t>
+            </w:r>
+          </w:p>
+        </w:tc>
+        <w:tc>
+          <w:tcPr>
+            <w:tcBorders>
+              <w:bottom w:val="none" w:sz="0" w:space="0" w:color="000000"/>
+              <w:top w:val="none" w:sz="0" w:space="0" w:color="000000"/>
+              <w:left w:val="none" w:sz="0" w:space="0" w:color="000000"/>
+              <w:right w:val="none" w:sz="0" w:space="0" w:color="000000"/>
+            </w:tcBorders>
+            <w:shd w:val="clear" w:color="auto" w:fill="FFFFFF"/>
+            <w:tcMar>
+              <w:top w:w="0" w:type="dxa"/>
+              <w:bottom w:w="0" w:type="dxa"/>
+              <w:left w:w="0" w:type="dxa"/>
+              <w:right w:w="0" w:type="dxa"/>
+            </w:tcMar>
+            <w:vAlign w:val="center"/>
+          </w:tcPr>
+          <w:p>
+            <w:pPr>
+              <w:pStyle w:val="Normal"/>
+              <w:jc w:val="right"/>
+              <w:pBdr>
+                <w:bottom w:val="none" w:sz="0" w:space="0" w:color="000000"/>
+                <w:top w:val="none" w:sz="0" w:space="0" w:color="000000"/>
+                <w:left w:val="none" w:sz="0" w:space="0" w:color="000000"/>
+                <w:right w:val="none" w:sz="0" w:space="0" w:color="000000"/>
+              </w:pBdr>
+              <w:spacing w:after="100" w:before="100" w:line="240"/>
+              <w:ind w:left="100" w:right="100" w:firstLine="0" w:firstLineChars="0"/>
+            </w:pPr>
+            <w:r xmlns:w="http://schemas.openxmlformats.org/wordprocessingml/2006/main" xmlns:wp="http://schemas.openxmlformats.org/drawingml/2006/wordprocessingDrawing" xmlns:r="http://schemas.openxmlformats.org/officeDocument/2006/relationships" xmlns:w14="http://schemas.microsoft.com/office/word/2010/wordml">
+              <w:rPr>
+                <w:rFonts w:ascii="Arial" w:hAnsi="Arial" w:eastAsia="Arial" w:cs="Arial"/>
+                <w:i w:val="false"/>
+                <w:b w:val="false"/>
+                <w:u w:val="none"/>
+                <w:sz w:val="22"/>
+                <w:szCs w:val="22"/>
+                <w:color w:val="000000"/>
+              </w:rPr>
+              <w:t xml:space="preserve">0.134</w:t>
+            </w:r>
+          </w:p>
+        </w:tc>
+      </w:tr>
+      <w:tr>
+        <w:trPr>
+          <w:trHeight w:val="360" w:hRule="auto"/>
+        </w:trPr>
+        body27
+        <w:tc>
+          <w:tcPr>
+            <w:tcBorders>
+              <w:bottom w:val="none" w:sz="0" w:space="0" w:color="000000"/>
+              <w:top w:val="none" w:sz="0" w:space="0" w:color="000000"/>
+              <w:left w:val="none" w:sz="0" w:space="0" w:color="000000"/>
+              <w:right w:val="none" w:sz="0" w:space="0" w:color="000000"/>
+            </w:tcBorders>
+            <w:shd w:val="clear" w:color="auto" w:fill="FFFFFF"/>
+            <w:tcMar>
+              <w:top w:w="0" w:type="dxa"/>
+              <w:bottom w:w="0" w:type="dxa"/>
+              <w:left w:w="0" w:type="dxa"/>
+              <w:right w:w="0" w:type="dxa"/>
+            </w:tcMar>
+            <w:vAlign w:val="center"/>
+          </w:tcPr>
+          <w:p>
+            <w:pPr>
+              <w:pStyle w:val="Normal"/>
+              <w:jc w:val="right"/>
+              <w:pBdr>
+                <w:bottom w:val="none" w:sz="0" w:space="0" w:color="000000"/>
+                <w:top w:val="none" w:sz="0" w:space="0" w:color="000000"/>
+                <w:left w:val="none" w:sz="0" w:space="0" w:color="000000"/>
+                <w:right w:val="none" w:sz="0" w:space="0" w:color="000000"/>
+              </w:pBdr>
+              <w:spacing w:after="100" w:before="100" w:line="240"/>
+              <w:ind w:left="100" w:right="100" w:firstLine="0" w:firstLineChars="0"/>
+            </w:pPr>
+            <w:r xmlns:w="http://schemas.openxmlformats.org/wordprocessingml/2006/main" xmlns:wp="http://schemas.openxmlformats.org/drawingml/2006/wordprocessingDrawing" xmlns:r="http://schemas.openxmlformats.org/officeDocument/2006/relationships" xmlns:w14="http://schemas.microsoft.com/office/word/2010/wordml">
+              <w:rPr>
+                <w:rFonts w:ascii="Arial" w:hAnsi="Arial" w:eastAsia="Arial" w:cs="Arial"/>
+                <w:i w:val="false"/>
+                <w:b w:val="false"/>
+                <w:u w:val="none"/>
+                <w:sz w:val="22"/>
+                <w:szCs w:val="22"/>
+                <w:color w:val="000000"/>
+              </w:rPr>
+              <w:t xml:space="preserve">2017</w:t>
+            </w:r>
+          </w:p>
+        </w:tc>
+        <w:tc>
+          <w:tcPr>
+            <w:tcBorders>
+              <w:bottom w:val="none" w:sz="0" w:space="0" w:color="000000"/>
+              <w:top w:val="none" w:sz="0" w:space="0" w:color="000000"/>
+              <w:left w:val="none" w:sz="0" w:space="0" w:color="000000"/>
+              <w:right w:val="none" w:sz="0" w:space="0" w:color="000000"/>
+            </w:tcBorders>
+            <w:shd w:val="clear" w:color="auto" w:fill="FFFFFF"/>
+            <w:tcMar>
+              <w:top w:w="0" w:type="dxa"/>
+              <w:bottom w:w="0" w:type="dxa"/>
+              <w:left w:w="0" w:type="dxa"/>
+              <w:right w:w="0" w:type="dxa"/>
+            </w:tcMar>
+            <w:vAlign w:val="center"/>
+          </w:tcPr>
+          <w:p>
+            <w:pPr>
+              <w:pStyle w:val="Normal"/>
+              <w:jc w:val="right"/>
+              <w:pBdr>
+                <w:bottom w:val="none" w:sz="0" w:space="0" w:color="000000"/>
+                <w:top w:val="none" w:sz="0" w:space="0" w:color="000000"/>
+                <w:left w:val="none" w:sz="0" w:space="0" w:color="000000"/>
+                <w:right w:val="none" w:sz="0" w:space="0" w:color="000000"/>
+              </w:pBdr>
+              <w:spacing w:after="100" w:before="100" w:line="240"/>
+              <w:ind w:left="100" w:right="100" w:firstLine="0" w:firstLineChars="0"/>
+            </w:pPr>
+            <w:r xmlns:w="http://schemas.openxmlformats.org/wordprocessingml/2006/main" xmlns:wp="http://schemas.openxmlformats.org/drawingml/2006/wordprocessingDrawing" xmlns:r="http://schemas.openxmlformats.org/officeDocument/2006/relationships" xmlns:w14="http://schemas.microsoft.com/office/word/2010/wordml">
+              <w:rPr>
+                <w:rFonts w:ascii="Arial" w:hAnsi="Arial" w:eastAsia="Arial" w:cs="Arial"/>
+                <w:i w:val="false"/>
+                <w:b w:val="false"/>
+                <w:u w:val="none"/>
+                <w:sz w:val="22"/>
+                <w:szCs w:val="22"/>
+                <w:color w:val="000000"/>
+              </w:rPr>
+              <w:t xml:space="preserve">0.262</w:t>
+            </w:r>
+          </w:p>
+        </w:tc>
+        <w:tc>
+          <w:tcPr>
+            <w:tcBorders>
+              <w:bottom w:val="none" w:sz="0" w:space="0" w:color="000000"/>
+              <w:top w:val="none" w:sz="0" w:space="0" w:color="000000"/>
+              <w:left w:val="none" w:sz="0" w:space="0" w:color="000000"/>
+              <w:right w:val="none" w:sz="0" w:space="0" w:color="000000"/>
+            </w:tcBorders>
+            <w:shd w:val="clear" w:color="auto" w:fill="FFFFFF"/>
+            <w:tcMar>
+              <w:top w:w="0" w:type="dxa"/>
+              <w:bottom w:w="0" w:type="dxa"/>
+              <w:left w:w="0" w:type="dxa"/>
+              <w:right w:w="0" w:type="dxa"/>
+            </w:tcMar>
+            <w:vAlign w:val="center"/>
+          </w:tcPr>
+          <w:p>
+            <w:pPr>
+              <w:pStyle w:val="Normal"/>
+              <w:jc w:val="right"/>
+              <w:pBdr>
+                <w:bottom w:val="none" w:sz="0" w:space="0" w:color="000000"/>
+                <w:top w:val="none" w:sz="0" w:space="0" w:color="000000"/>
+                <w:left w:val="none" w:sz="0" w:space="0" w:color="000000"/>
+                <w:right w:val="none" w:sz="0" w:space="0" w:color="000000"/>
+              </w:pBdr>
+              <w:spacing w:after="100" w:before="100" w:line="240"/>
+              <w:ind w:left="100" w:right="100" w:firstLine="0" w:firstLineChars="0"/>
+            </w:pPr>
+            <w:r xmlns:w="http://schemas.openxmlformats.org/wordprocessingml/2006/main" xmlns:wp="http://schemas.openxmlformats.org/drawingml/2006/wordprocessingDrawing" xmlns:r="http://schemas.openxmlformats.org/officeDocument/2006/relationships" xmlns:w14="http://schemas.microsoft.com/office/word/2010/wordml">
+              <w:rPr>
+                <w:rFonts w:ascii="Arial" w:hAnsi="Arial" w:eastAsia="Arial" w:cs="Arial"/>
+                <w:i w:val="false"/>
+                <w:b w:val="false"/>
+                <w:u w:val="none"/>
+                <w:sz w:val="22"/>
+                <w:szCs w:val="22"/>
+                <w:color w:val="000000"/>
+              </w:rPr>
+              <w:t xml:space="preserve">0.262</w:t>
+            </w:r>
+          </w:p>
+        </w:tc>
+        <w:tc>
+          <w:tcPr>
+            <w:tcBorders>
+              <w:bottom w:val="none" w:sz="0" w:space="0" w:color="000000"/>
+              <w:top w:val="none" w:sz="0" w:space="0" w:color="000000"/>
+              <w:left w:val="none" w:sz="0" w:space="0" w:color="000000"/>
+              <w:right w:val="none" w:sz="0" w:space="0" w:color="000000"/>
+            </w:tcBorders>
+            <w:shd w:val="clear" w:color="auto" w:fill="FFFFFF"/>
+            <w:tcMar>
+              <w:top w:w="0" w:type="dxa"/>
+              <w:bottom w:w="0" w:type="dxa"/>
+              <w:left w:w="0" w:type="dxa"/>
+              <w:right w:w="0" w:type="dxa"/>
+            </w:tcMar>
+            <w:vAlign w:val="center"/>
+          </w:tcPr>
+          <w:p>
+            <w:pPr>
+              <w:pStyle w:val="Normal"/>
+              <w:jc w:val="right"/>
+              <w:pBdr>
+                <w:bottom w:val="none" w:sz="0" w:space="0" w:color="000000"/>
+                <w:top w:val="none" w:sz="0" w:space="0" w:color="000000"/>
+                <w:left w:val="none" w:sz="0" w:space="0" w:color="000000"/>
+                <w:right w:val="none" w:sz="0" w:space="0" w:color="000000"/>
+              </w:pBdr>
+              <w:spacing w:after="100" w:before="100" w:line="240"/>
+              <w:ind w:left="100" w:right="100" w:firstLine="0" w:firstLineChars="0"/>
+            </w:pPr>
+            <w:r xmlns:w="http://schemas.openxmlformats.org/wordprocessingml/2006/main" xmlns:wp="http://schemas.openxmlformats.org/drawingml/2006/wordprocessingDrawing" xmlns:r="http://schemas.openxmlformats.org/officeDocument/2006/relationships" xmlns:w14="http://schemas.microsoft.com/office/word/2010/wordml">
+              <w:rPr>
+                <w:rFonts w:ascii="Arial" w:hAnsi="Arial" w:eastAsia="Arial" w:cs="Arial"/>
+                <w:i w:val="false"/>
+                <w:b w:val="false"/>
+                <w:u w:val="none"/>
+                <w:sz w:val="22"/>
+                <w:szCs w:val="22"/>
+                <w:color w:val="000000"/>
+              </w:rPr>
+              <w:t xml:space="preserve">0.262</w:t>
+            </w:r>
+          </w:p>
+        </w:tc>
+        <w:tc>
+          <w:tcPr>
+            <w:tcBorders>
+              <w:bottom w:val="none" w:sz="0" w:space="0" w:color="000000"/>
+              <w:top w:val="none" w:sz="0" w:space="0" w:color="000000"/>
+              <w:left w:val="none" w:sz="0" w:space="0" w:color="000000"/>
+              <w:right w:val="none" w:sz="0" w:space="0" w:color="000000"/>
+            </w:tcBorders>
+            <w:shd w:val="clear" w:color="auto" w:fill="FFFFFF"/>
+            <w:tcMar>
+              <w:top w:w="0" w:type="dxa"/>
+              <w:bottom w:w="0" w:type="dxa"/>
+              <w:left w:w="0" w:type="dxa"/>
+              <w:right w:w="0" w:type="dxa"/>
+            </w:tcMar>
+            <w:vAlign w:val="center"/>
+          </w:tcPr>
+          <w:p>
+            <w:pPr>
+              <w:pStyle w:val="Normal"/>
+              <w:jc w:val="right"/>
+              <w:pBdr>
+                <w:bottom w:val="none" w:sz="0" w:space="0" w:color="000000"/>
+                <w:top w:val="none" w:sz="0" w:space="0" w:color="000000"/>
+                <w:left w:val="none" w:sz="0" w:space="0" w:color="000000"/>
+                <w:right w:val="none" w:sz="0" w:space="0" w:color="000000"/>
+              </w:pBdr>
+              <w:spacing w:after="100" w:before="100" w:line="240"/>
+              <w:ind w:left="100" w:right="100" w:firstLine="0" w:firstLineChars="0"/>
+            </w:pPr>
+            <w:r xmlns:w="http://schemas.openxmlformats.org/wordprocessingml/2006/main" xmlns:wp="http://schemas.openxmlformats.org/drawingml/2006/wordprocessingDrawing" xmlns:r="http://schemas.openxmlformats.org/officeDocument/2006/relationships" xmlns:w14="http://schemas.microsoft.com/office/word/2010/wordml">
+              <w:rPr>
+                <w:rFonts w:ascii="Arial" w:hAnsi="Arial" w:eastAsia="Arial" w:cs="Arial"/>
+                <w:i w:val="false"/>
+                <w:b w:val="false"/>
+                <w:u w:val="none"/>
+                <w:sz w:val="22"/>
+                <w:szCs w:val="22"/>
+                <w:color w:val="000000"/>
+              </w:rPr>
+              <w:t xml:space="preserve">0.234</w:t>
+            </w:r>
+          </w:p>
+        </w:tc>
+      </w:tr>
+      <w:tr>
+        <w:trPr>
+          <w:trHeight w:val="360" w:hRule="auto"/>
+        </w:trPr>
+        body28
+        <w:tc>
+          <w:tcPr>
+            <w:tcBorders>
+              <w:bottom w:val="none" w:sz="0" w:space="0" w:color="000000"/>
+              <w:top w:val="none" w:sz="0" w:space="0" w:color="000000"/>
+              <w:left w:val="none" w:sz="0" w:space="0" w:color="000000"/>
+              <w:right w:val="none" w:sz="0" w:space="0" w:color="000000"/>
+            </w:tcBorders>
+            <w:shd w:val="clear" w:color="auto" w:fill="FFFFFF"/>
+            <w:tcMar>
+              <w:top w:w="0" w:type="dxa"/>
+              <w:bottom w:w="0" w:type="dxa"/>
+              <w:left w:w="0" w:type="dxa"/>
+              <w:right w:w="0" w:type="dxa"/>
+            </w:tcMar>
+            <w:vAlign w:val="center"/>
+          </w:tcPr>
+          <w:p>
+            <w:pPr>
+              <w:pStyle w:val="Normal"/>
+              <w:jc w:val="right"/>
+              <w:pBdr>
+                <w:bottom w:val="none" w:sz="0" w:space="0" w:color="000000"/>
+                <w:top w:val="none" w:sz="0" w:space="0" w:color="000000"/>
+                <w:left w:val="none" w:sz="0" w:space="0" w:color="000000"/>
+                <w:right w:val="none" w:sz="0" w:space="0" w:color="000000"/>
+              </w:pBdr>
+              <w:spacing w:after="100" w:before="100" w:line="240"/>
+              <w:ind w:left="100" w:right="100" w:firstLine="0" w:firstLineChars="0"/>
+            </w:pPr>
+            <w:r xmlns:w="http://schemas.openxmlformats.org/wordprocessingml/2006/main" xmlns:wp="http://schemas.openxmlformats.org/drawingml/2006/wordprocessingDrawing" xmlns:r="http://schemas.openxmlformats.org/officeDocument/2006/relationships" xmlns:w14="http://schemas.microsoft.com/office/word/2010/wordml">
+              <w:rPr>
+                <w:rFonts w:ascii="Arial" w:hAnsi="Arial" w:eastAsia="Arial" w:cs="Arial"/>
+                <w:i w:val="false"/>
+                <w:b w:val="false"/>
+                <w:u w:val="none"/>
+                <w:sz w:val="22"/>
+                <w:szCs w:val="22"/>
+                <w:color w:val="000000"/>
+              </w:rPr>
+              <w:t xml:space="preserve">2018</w:t>
+            </w:r>
+          </w:p>
+        </w:tc>
+        <w:tc>
+          <w:tcPr>
+            <w:tcBorders>
+              <w:bottom w:val="none" w:sz="0" w:space="0" w:color="000000"/>
+              <w:top w:val="none" w:sz="0" w:space="0" w:color="000000"/>
+              <w:left w:val="none" w:sz="0" w:space="0" w:color="000000"/>
+              <w:right w:val="none" w:sz="0" w:space="0" w:color="000000"/>
+            </w:tcBorders>
+            <w:shd w:val="clear" w:color="auto" w:fill="FFFFFF"/>
+            <w:tcMar>
+              <w:top w:w="0" w:type="dxa"/>
+              <w:bottom w:w="0" w:type="dxa"/>
+              <w:left w:w="0" w:type="dxa"/>
+              <w:right w:w="0" w:type="dxa"/>
+            </w:tcMar>
+            <w:vAlign w:val="center"/>
+          </w:tcPr>
+          <w:p>
+            <w:pPr>
+              <w:pStyle w:val="Normal"/>
+              <w:jc w:val="right"/>
+              <w:pBdr>
+                <w:bottom w:val="none" w:sz="0" w:space="0" w:color="000000"/>
+                <w:top w:val="none" w:sz="0" w:space="0" w:color="000000"/>
+                <w:left w:val="none" w:sz="0" w:space="0" w:color="000000"/>
+                <w:right w:val="none" w:sz="0" w:space="0" w:color="000000"/>
+              </w:pBdr>
+              <w:spacing w:after="100" w:before="100" w:line="240"/>
+              <w:ind w:left="100" w:right="100" w:firstLine="0" w:firstLineChars="0"/>
+            </w:pPr>
+            <w:r xmlns:w="http://schemas.openxmlformats.org/wordprocessingml/2006/main" xmlns:wp="http://schemas.openxmlformats.org/drawingml/2006/wordprocessingDrawing" xmlns:r="http://schemas.openxmlformats.org/officeDocument/2006/relationships" xmlns:w14="http://schemas.microsoft.com/office/word/2010/wordml">
+              <w:rPr>
+                <w:rFonts w:ascii="Arial" w:hAnsi="Arial" w:eastAsia="Arial" w:cs="Arial"/>
+                <w:i w:val="false"/>
+                <w:b w:val="false"/>
+                <w:u w:val="none"/>
+                <w:sz w:val="22"/>
+                <w:szCs w:val="22"/>
+                <w:color w:val="000000"/>
+              </w:rPr>
+              <w:t xml:space="preserve">0.199</w:t>
+            </w:r>
+          </w:p>
+        </w:tc>
+        <w:tc>
+          <w:tcPr>
+            <w:tcBorders>
+              <w:bottom w:val="none" w:sz="0" w:space="0" w:color="000000"/>
+              <w:top w:val="none" w:sz="0" w:space="0" w:color="000000"/>
+              <w:left w:val="none" w:sz="0" w:space="0" w:color="000000"/>
+              <w:right w:val="none" w:sz="0" w:space="0" w:color="000000"/>
+            </w:tcBorders>
+            <w:shd w:val="clear" w:color="auto" w:fill="FFFFFF"/>
+            <w:tcMar>
+              <w:top w:w="0" w:type="dxa"/>
+              <w:bottom w:w="0" w:type="dxa"/>
+              <w:left w:w="0" w:type="dxa"/>
+              <w:right w:w="0" w:type="dxa"/>
+            </w:tcMar>
+            <w:vAlign w:val="center"/>
+          </w:tcPr>
+          <w:p>
+            <w:pPr>
+              <w:pStyle w:val="Normal"/>
+              <w:jc w:val="right"/>
+              <w:pBdr>
+                <w:bottom w:val="none" w:sz="0" w:space="0" w:color="000000"/>
+                <w:top w:val="none" w:sz="0" w:space="0" w:color="000000"/>
+                <w:left w:val="none" w:sz="0" w:space="0" w:color="000000"/>
+                <w:right w:val="none" w:sz="0" w:space="0" w:color="000000"/>
+              </w:pBdr>
+              <w:spacing w:after="100" w:before="100" w:line="240"/>
+              <w:ind w:left="100" w:right="100" w:firstLine="0" w:firstLineChars="0"/>
+            </w:pPr>
+            <w:r xmlns:w="http://schemas.openxmlformats.org/wordprocessingml/2006/main" xmlns:wp="http://schemas.openxmlformats.org/drawingml/2006/wordprocessingDrawing" xmlns:r="http://schemas.openxmlformats.org/officeDocument/2006/relationships" xmlns:w14="http://schemas.microsoft.com/office/word/2010/wordml">
+              <w:rPr>
+                <w:rFonts w:ascii="Arial" w:hAnsi="Arial" w:eastAsia="Arial" w:cs="Arial"/>
+                <w:i w:val="false"/>
+                <w:b w:val="false"/>
+                <w:u w:val="none"/>
+                <w:sz w:val="22"/>
+                <w:szCs w:val="22"/>
+                <w:color w:val="000000"/>
+              </w:rPr>
+              <w:t xml:space="preserve">0.199</w:t>
+            </w:r>
+          </w:p>
+        </w:tc>
+        <w:tc>
+          <w:tcPr>
+            <w:tcBorders>
+              <w:bottom w:val="none" w:sz="0" w:space="0" w:color="000000"/>
+              <w:top w:val="none" w:sz="0" w:space="0" w:color="000000"/>
+              <w:left w:val="none" w:sz="0" w:space="0" w:color="000000"/>
+              <w:right w:val="none" w:sz="0" w:space="0" w:color="000000"/>
+            </w:tcBorders>
+            <w:shd w:val="clear" w:color="auto" w:fill="FFFFFF"/>
+            <w:tcMar>
+              <w:top w:w="0" w:type="dxa"/>
+              <w:bottom w:w="0" w:type="dxa"/>
+              <w:left w:w="0" w:type="dxa"/>
+              <w:right w:w="0" w:type="dxa"/>
+            </w:tcMar>
+            <w:vAlign w:val="center"/>
+          </w:tcPr>
+          <w:p>
+            <w:pPr>
+              <w:pStyle w:val="Normal"/>
+              <w:jc w:val="right"/>
+              <w:pBdr>
+                <w:bottom w:val="none" w:sz="0" w:space="0" w:color="000000"/>
+                <w:top w:val="none" w:sz="0" w:space="0" w:color="000000"/>
+                <w:left w:val="none" w:sz="0" w:space="0" w:color="000000"/>
+                <w:right w:val="none" w:sz="0" w:space="0" w:color="000000"/>
+              </w:pBdr>
+              <w:spacing w:after="100" w:before="100" w:line="240"/>
+              <w:ind w:left="100" w:right="100" w:firstLine="0" w:firstLineChars="0"/>
+            </w:pPr>
+            <w:r xmlns:w="http://schemas.openxmlformats.org/wordprocessingml/2006/main" xmlns:wp="http://schemas.openxmlformats.org/drawingml/2006/wordprocessingDrawing" xmlns:r="http://schemas.openxmlformats.org/officeDocument/2006/relationships" xmlns:w14="http://schemas.microsoft.com/office/word/2010/wordml">
+              <w:rPr>
+                <w:rFonts w:ascii="Arial" w:hAnsi="Arial" w:eastAsia="Arial" w:cs="Arial"/>
+                <w:i w:val="false"/>
+                <w:b w:val="false"/>
+                <w:u w:val="none"/>
+                <w:sz w:val="22"/>
+                <w:szCs w:val="22"/>
+                <w:color w:val="000000"/>
+              </w:rPr>
+              <w:t xml:space="preserve">0.199</w:t>
+            </w:r>
+          </w:p>
+        </w:tc>
+        <w:tc>
+          <w:tcPr>
+            <w:tcBorders>
+              <w:bottom w:val="none" w:sz="0" w:space="0" w:color="000000"/>
+              <w:top w:val="none" w:sz="0" w:space="0" w:color="000000"/>
+              <w:left w:val="none" w:sz="0" w:space="0" w:color="000000"/>
+              <w:right w:val="none" w:sz="0" w:space="0" w:color="000000"/>
+            </w:tcBorders>
+            <w:shd w:val="clear" w:color="auto" w:fill="FFFFFF"/>
+            <w:tcMar>
+              <w:top w:w="0" w:type="dxa"/>
+              <w:bottom w:w="0" w:type="dxa"/>
+              <w:left w:w="0" w:type="dxa"/>
+              <w:right w:w="0" w:type="dxa"/>
+            </w:tcMar>
+            <w:vAlign w:val="center"/>
+          </w:tcPr>
+          <w:p>
+            <w:pPr>
+              <w:pStyle w:val="Normal"/>
+              <w:jc w:val="right"/>
+              <w:pBdr>
+                <w:bottom w:val="none" w:sz="0" w:space="0" w:color="000000"/>
+                <w:top w:val="none" w:sz="0" w:space="0" w:color="000000"/>
+                <w:left w:val="none" w:sz="0" w:space="0" w:color="000000"/>
+                <w:right w:val="none" w:sz="0" w:space="0" w:color="000000"/>
+              </w:pBdr>
+              <w:spacing w:after="100" w:before="100" w:line="240"/>
+              <w:ind w:left="100" w:right="100" w:firstLine="0" w:firstLineChars="0"/>
+            </w:pPr>
+            <w:r xmlns:w="http://schemas.openxmlformats.org/wordprocessingml/2006/main" xmlns:wp="http://schemas.openxmlformats.org/drawingml/2006/wordprocessingDrawing" xmlns:r="http://schemas.openxmlformats.org/officeDocument/2006/relationships" xmlns:w14="http://schemas.microsoft.com/office/word/2010/wordml">
+              <w:rPr>
+                <w:rFonts w:ascii="Arial" w:hAnsi="Arial" w:eastAsia="Arial" w:cs="Arial"/>
+                <w:i w:val="false"/>
+                <w:b w:val="false"/>
+                <w:u w:val="none"/>
+                <w:sz w:val="22"/>
+                <w:szCs w:val="22"/>
+                <w:color w:val="000000"/>
+              </w:rPr>
+              <w:t xml:space="preserve">0.199</w:t>
+            </w:r>
+          </w:p>
+        </w:tc>
+      </w:tr>
+      <w:tr>
+        <w:trPr>
+          <w:trHeight w:val="360" w:hRule="auto"/>
+        </w:trPr>
+        body29
+        <w:tc>
+          <w:tcPr>
+            <w:tcBorders>
+              <w:bottom w:val="none" w:sz="0" w:space="0" w:color="000000"/>
+              <w:top w:val="none" w:sz="0" w:space="0" w:color="000000"/>
+              <w:left w:val="none" w:sz="0" w:space="0" w:color="000000"/>
+              <w:right w:val="none" w:sz="0" w:space="0" w:color="000000"/>
+            </w:tcBorders>
+            <w:shd w:val="clear" w:color="auto" w:fill="FFFFFF"/>
+            <w:tcMar>
+              <w:top w:w="0" w:type="dxa"/>
+              <w:bottom w:w="0" w:type="dxa"/>
+              <w:left w:w="0" w:type="dxa"/>
+              <w:right w:w="0" w:type="dxa"/>
+            </w:tcMar>
+            <w:vAlign w:val="center"/>
+          </w:tcPr>
+          <w:p>
+            <w:pPr>
+              <w:pStyle w:val="Normal"/>
+              <w:jc w:val="right"/>
+              <w:pBdr>
+                <w:bottom w:val="none" w:sz="0" w:space="0" w:color="000000"/>
+                <w:top w:val="none" w:sz="0" w:space="0" w:color="000000"/>
+                <w:left w:val="none" w:sz="0" w:space="0" w:color="000000"/>
+                <w:right w:val="none" w:sz="0" w:space="0" w:color="000000"/>
+              </w:pBdr>
+              <w:spacing w:after="100" w:before="100" w:line="240"/>
+              <w:ind w:left="100" w:right="100" w:firstLine="0" w:firstLineChars="0"/>
+            </w:pPr>
+            <w:r xmlns:w="http://schemas.openxmlformats.org/wordprocessingml/2006/main" xmlns:wp="http://schemas.openxmlformats.org/drawingml/2006/wordprocessingDrawing" xmlns:r="http://schemas.openxmlformats.org/officeDocument/2006/relationships" xmlns:w14="http://schemas.microsoft.com/office/word/2010/wordml">
+              <w:rPr>
+                <w:rFonts w:ascii="Arial" w:hAnsi="Arial" w:eastAsia="Arial" w:cs="Arial"/>
+                <w:i w:val="false"/>
+                <w:b w:val="false"/>
+                <w:u w:val="none"/>
+                <w:sz w:val="22"/>
+                <w:szCs w:val="22"/>
+                <w:color w:val="000000"/>
+              </w:rPr>
+              <w:t xml:space="preserve">2019</w:t>
+            </w:r>
+          </w:p>
+        </w:tc>
+        <w:tc>
+          <w:tcPr>
+            <w:tcBorders>
+              <w:bottom w:val="none" w:sz="0" w:space="0" w:color="000000"/>
+              <w:top w:val="none" w:sz="0" w:space="0" w:color="000000"/>
+              <w:left w:val="none" w:sz="0" w:space="0" w:color="000000"/>
+              <w:right w:val="none" w:sz="0" w:space="0" w:color="000000"/>
+            </w:tcBorders>
+            <w:shd w:val="clear" w:color="auto" w:fill="FFFFFF"/>
+            <w:tcMar>
+              <w:top w:w="0" w:type="dxa"/>
+              <w:bottom w:w="0" w:type="dxa"/>
+              <w:left w:w="0" w:type="dxa"/>
+              <w:right w:w="0" w:type="dxa"/>
+            </w:tcMar>
+            <w:vAlign w:val="center"/>
+          </w:tcPr>
+          <w:p>
+            <w:pPr>
+              <w:pStyle w:val="Normal"/>
+              <w:jc w:val="right"/>
+              <w:pBdr>
+                <w:bottom w:val="none" w:sz="0" w:space="0" w:color="000000"/>
+                <w:top w:val="none" w:sz="0" w:space="0" w:color="000000"/>
+                <w:left w:val="none" w:sz="0" w:space="0" w:color="000000"/>
+                <w:right w:val="none" w:sz="0" w:space="0" w:color="000000"/>
+              </w:pBdr>
+              <w:spacing w:after="100" w:before="100" w:line="240"/>
+              <w:ind w:left="100" w:right="100" w:firstLine="0" w:firstLineChars="0"/>
+            </w:pPr>
+            <w:r xmlns:w="http://schemas.openxmlformats.org/wordprocessingml/2006/main" xmlns:wp="http://schemas.openxmlformats.org/drawingml/2006/wordprocessingDrawing" xmlns:r="http://schemas.openxmlformats.org/officeDocument/2006/relationships" xmlns:w14="http://schemas.microsoft.com/office/word/2010/wordml">
+              <w:rPr>
+                <w:rFonts w:ascii="Arial" w:hAnsi="Arial" w:eastAsia="Arial" w:cs="Arial"/>
+                <w:i w:val="false"/>
+                <w:b w:val="false"/>
+                <w:u w:val="none"/>
+                <w:sz w:val="22"/>
+                <w:szCs w:val="22"/>
+                <w:color w:val="000000"/>
+              </w:rPr>
+              <w:t xml:space="preserve">0.172</w:t>
+            </w:r>
+          </w:p>
+        </w:tc>
+        <w:tc>
+          <w:tcPr>
+            <w:tcBorders>
+              <w:bottom w:val="none" w:sz="0" w:space="0" w:color="000000"/>
+              <w:top w:val="none" w:sz="0" w:space="0" w:color="000000"/>
+              <w:left w:val="none" w:sz="0" w:space="0" w:color="000000"/>
+              <w:right w:val="none" w:sz="0" w:space="0" w:color="000000"/>
+            </w:tcBorders>
+            <w:shd w:val="clear" w:color="auto" w:fill="FFFFFF"/>
+            <w:tcMar>
+              <w:top w:w="0" w:type="dxa"/>
+              <w:bottom w:w="0" w:type="dxa"/>
+              <w:left w:w="0" w:type="dxa"/>
+              <w:right w:w="0" w:type="dxa"/>
+            </w:tcMar>
+            <w:vAlign w:val="center"/>
+          </w:tcPr>
+          <w:p>
+            <w:pPr>
+              <w:pStyle w:val="Normal"/>
+              <w:jc w:val="right"/>
+              <w:pBdr>
+                <w:bottom w:val="none" w:sz="0" w:space="0" w:color="000000"/>
+                <w:top w:val="none" w:sz="0" w:space="0" w:color="000000"/>
+                <w:left w:val="none" w:sz="0" w:space="0" w:color="000000"/>
+                <w:right w:val="none" w:sz="0" w:space="0" w:color="000000"/>
+              </w:pBdr>
+              <w:spacing w:after="100" w:before="100" w:line="240"/>
+              <w:ind w:left="100" w:right="100" w:firstLine="0" w:firstLineChars="0"/>
+            </w:pPr>
+            <w:r xmlns:w="http://schemas.openxmlformats.org/wordprocessingml/2006/main" xmlns:wp="http://schemas.openxmlformats.org/drawingml/2006/wordprocessingDrawing" xmlns:r="http://schemas.openxmlformats.org/officeDocument/2006/relationships" xmlns:w14="http://schemas.microsoft.com/office/word/2010/wordml">
+              <w:rPr>
+                <w:rFonts w:ascii="Arial" w:hAnsi="Arial" w:eastAsia="Arial" w:cs="Arial"/>
+                <w:i w:val="false"/>
+                <w:b w:val="false"/>
+                <w:u w:val="none"/>
+                <w:sz w:val="22"/>
+                <w:szCs w:val="22"/>
+                <w:color w:val="000000"/>
+              </w:rPr>
+              <w:t xml:space="preserve">0.172</w:t>
+            </w:r>
+          </w:p>
+        </w:tc>
+        <w:tc>
+          <w:tcPr>
+            <w:tcBorders>
+              <w:bottom w:val="none" w:sz="0" w:space="0" w:color="000000"/>
+              <w:top w:val="none" w:sz="0" w:space="0" w:color="000000"/>
+              <w:left w:val="none" w:sz="0" w:space="0" w:color="000000"/>
+              <w:right w:val="none" w:sz="0" w:space="0" w:color="000000"/>
+            </w:tcBorders>
+            <w:shd w:val="clear" w:color="auto" w:fill="FFFFFF"/>
+            <w:tcMar>
+              <w:top w:w="0" w:type="dxa"/>
+              <w:bottom w:w="0" w:type="dxa"/>
+              <w:left w:w="0" w:type="dxa"/>
+              <w:right w:w="0" w:type="dxa"/>
+            </w:tcMar>
+            <w:vAlign w:val="center"/>
+          </w:tcPr>
+          <w:p>
+            <w:pPr>
+              <w:pStyle w:val="Normal"/>
+              <w:jc w:val="right"/>
+              <w:pBdr>
+                <w:bottom w:val="none" w:sz="0" w:space="0" w:color="000000"/>
+                <w:top w:val="none" w:sz="0" w:space="0" w:color="000000"/>
+                <w:left w:val="none" w:sz="0" w:space="0" w:color="000000"/>
+                <w:right w:val="none" w:sz="0" w:space="0" w:color="000000"/>
+              </w:pBdr>
+              <w:spacing w:after="100" w:before="100" w:line="240"/>
+              <w:ind w:left="100" w:right="100" w:firstLine="0" w:firstLineChars="0"/>
+            </w:pPr>
+            <w:r xmlns:w="http://schemas.openxmlformats.org/wordprocessingml/2006/main" xmlns:wp="http://schemas.openxmlformats.org/drawingml/2006/wordprocessingDrawing" xmlns:r="http://schemas.openxmlformats.org/officeDocument/2006/relationships" xmlns:w14="http://schemas.microsoft.com/office/word/2010/wordml">
+              <w:rPr>
+                <w:rFonts w:ascii="Arial" w:hAnsi="Arial" w:eastAsia="Arial" w:cs="Arial"/>
+                <w:i w:val="false"/>
+                <w:b w:val="false"/>
+                <w:u w:val="none"/>
+                <w:sz w:val="22"/>
+                <w:szCs w:val="22"/>
+                <w:color w:val="000000"/>
+              </w:rPr>
+              <w:t xml:space="preserve">0.172</w:t>
+            </w:r>
+          </w:p>
+        </w:tc>
+        <w:tc>
+          <w:tcPr>
+            <w:tcBorders>
+              <w:bottom w:val="none" w:sz="0" w:space="0" w:color="000000"/>
+              <w:top w:val="none" w:sz="0" w:space="0" w:color="000000"/>
+              <w:left w:val="none" w:sz="0" w:space="0" w:color="000000"/>
+              <w:right w:val="none" w:sz="0" w:space="0" w:color="000000"/>
+            </w:tcBorders>
+            <w:shd w:val="clear" w:color="auto" w:fill="FFFFFF"/>
+            <w:tcMar>
+              <w:top w:w="0" w:type="dxa"/>
+              <w:bottom w:w="0" w:type="dxa"/>
+              <w:left w:w="0" w:type="dxa"/>
+              <w:right w:w="0" w:type="dxa"/>
+            </w:tcMar>
+            <w:vAlign w:val="center"/>
+          </w:tcPr>
+          <w:p>
+            <w:pPr>
+              <w:pStyle w:val="Normal"/>
+              <w:jc w:val="right"/>
+              <w:pBdr>
+                <w:bottom w:val="none" w:sz="0" w:space="0" w:color="000000"/>
+                <w:top w:val="none" w:sz="0" w:space="0" w:color="000000"/>
+                <w:left w:val="none" w:sz="0" w:space="0" w:color="000000"/>
+                <w:right w:val="none" w:sz="0" w:space="0" w:color="000000"/>
+              </w:pBdr>
+              <w:spacing w:after="100" w:before="100" w:line="240"/>
+              <w:ind w:left="100" w:right="100" w:firstLine="0" w:firstLineChars="0"/>
+            </w:pPr>
+            <w:r xmlns:w="http://schemas.openxmlformats.org/wordprocessingml/2006/main" xmlns:wp="http://schemas.openxmlformats.org/drawingml/2006/wordprocessingDrawing" xmlns:r="http://schemas.openxmlformats.org/officeDocument/2006/relationships" xmlns:w14="http://schemas.microsoft.com/office/word/2010/wordml">
+              <w:rPr>
+                <w:rFonts w:ascii="Arial" w:hAnsi="Arial" w:eastAsia="Arial" w:cs="Arial"/>
+                <w:i w:val="false"/>
+                <w:b w:val="false"/>
+                <w:u w:val="none"/>
+                <w:sz w:val="22"/>
+                <w:szCs w:val="22"/>
+                <w:color w:val="000000"/>
+              </w:rPr>
+              <w:t xml:space="preserve">0.172</w:t>
+            </w:r>
+          </w:p>
+        </w:tc>
+      </w:tr>
+      <w:tr>
+        <w:trPr>
+          <w:trHeight w:val="360" w:hRule="auto"/>
+        </w:trPr>
+        body30
+        <w:tc>
+          <w:tcPr>
+            <w:tcBorders>
+              <w:bottom w:val="none" w:sz="0" w:space="0" w:color="000000"/>
+              <w:top w:val="none" w:sz="0" w:space="0" w:color="000000"/>
+              <w:left w:val="none" w:sz="0" w:space="0" w:color="000000"/>
+              <w:right w:val="none" w:sz="0" w:space="0" w:color="000000"/>
+            </w:tcBorders>
+            <w:shd w:val="clear" w:color="auto" w:fill="FFFFFF"/>
+            <w:tcMar>
+              <w:top w:w="0" w:type="dxa"/>
+              <w:bottom w:w="0" w:type="dxa"/>
+              <w:left w:w="0" w:type="dxa"/>
+              <w:right w:w="0" w:type="dxa"/>
+            </w:tcMar>
+            <w:vAlign w:val="center"/>
+          </w:tcPr>
+          <w:p>
+            <w:pPr>
+              <w:pStyle w:val="Normal"/>
+              <w:jc w:val="right"/>
+              <w:pBdr>
+                <w:bottom w:val="none" w:sz="0" w:space="0" w:color="000000"/>
+                <w:top w:val="none" w:sz="0" w:space="0" w:color="000000"/>
+                <w:left w:val="none" w:sz="0" w:space="0" w:color="000000"/>
+                <w:right w:val="none" w:sz="0" w:space="0" w:color="000000"/>
+              </w:pBdr>
+              <w:spacing w:after="100" w:before="100" w:line="240"/>
+              <w:ind w:left="100" w:right="100" w:firstLine="0" w:firstLineChars="0"/>
+            </w:pPr>
+            <w:r xmlns:w="http://schemas.openxmlformats.org/wordprocessingml/2006/main" xmlns:wp="http://schemas.openxmlformats.org/drawingml/2006/wordprocessingDrawing" xmlns:r="http://schemas.openxmlformats.org/officeDocument/2006/relationships" xmlns:w14="http://schemas.microsoft.com/office/word/2010/wordml">
+              <w:rPr>
+                <w:rFonts w:ascii="Arial" w:hAnsi="Arial" w:eastAsia="Arial" w:cs="Arial"/>
+                <w:i w:val="false"/>
+                <w:b w:val="false"/>
+                <w:u w:val="none"/>
+                <w:sz w:val="22"/>
+                <w:szCs w:val="22"/>
+                <w:color w:val="000000"/>
+              </w:rPr>
+              <w:t xml:space="preserve">2020</w:t>
+            </w:r>
+          </w:p>
+        </w:tc>
+        <w:tc>
+          <w:tcPr>
+            <w:tcBorders>
+              <w:bottom w:val="none" w:sz="0" w:space="0" w:color="000000"/>
+              <w:top w:val="none" w:sz="0" w:space="0" w:color="000000"/>
+              <w:left w:val="none" w:sz="0" w:space="0" w:color="000000"/>
+              <w:right w:val="none" w:sz="0" w:space="0" w:color="000000"/>
+            </w:tcBorders>
+            <w:shd w:val="clear" w:color="auto" w:fill="FFFFFF"/>
+            <w:tcMar>
+              <w:top w:w="0" w:type="dxa"/>
+              <w:bottom w:w="0" w:type="dxa"/>
+              <w:left w:w="0" w:type="dxa"/>
+              <w:right w:w="0" w:type="dxa"/>
+            </w:tcMar>
+            <w:vAlign w:val="center"/>
+          </w:tcPr>
+          <w:p>
+            <w:pPr>
+              <w:pStyle w:val="Normal"/>
+              <w:jc w:val="right"/>
+              <w:pBdr>
+                <w:bottom w:val="none" w:sz="0" w:space="0" w:color="000000"/>
+                <w:top w:val="none" w:sz="0" w:space="0" w:color="000000"/>
+                <w:left w:val="none" w:sz="0" w:space="0" w:color="000000"/>
+                <w:right w:val="none" w:sz="0" w:space="0" w:color="000000"/>
+              </w:pBdr>
+              <w:spacing w:after="100" w:before="100" w:line="240"/>
+              <w:ind w:left="100" w:right="100" w:firstLine="0" w:firstLineChars="0"/>
+            </w:pPr>
+            <w:r xmlns:w="http://schemas.openxmlformats.org/wordprocessingml/2006/main" xmlns:wp="http://schemas.openxmlformats.org/drawingml/2006/wordprocessingDrawing" xmlns:r="http://schemas.openxmlformats.org/officeDocument/2006/relationships" xmlns:w14="http://schemas.microsoft.com/office/word/2010/wordml">
+              <w:rPr>
+                <w:rFonts w:ascii="Arial" w:hAnsi="Arial" w:eastAsia="Arial" w:cs="Arial"/>
+                <w:i w:val="false"/>
+                <w:b w:val="false"/>
+                <w:u w:val="none"/>
+                <w:sz w:val="22"/>
+                <w:szCs w:val="22"/>
+                <w:color w:val="000000"/>
+              </w:rPr>
+              <w:t xml:space="preserve">0.246</w:t>
+            </w:r>
+          </w:p>
+        </w:tc>
+        <w:tc>
+          <w:tcPr>
+            <w:tcBorders>
+              <w:bottom w:val="none" w:sz="0" w:space="0" w:color="000000"/>
+              <w:top w:val="none" w:sz="0" w:space="0" w:color="000000"/>
+              <w:left w:val="none" w:sz="0" w:space="0" w:color="000000"/>
+              <w:right w:val="none" w:sz="0" w:space="0" w:color="000000"/>
+            </w:tcBorders>
+            <w:shd w:val="clear" w:color="auto" w:fill="FFFFFF"/>
+            <w:tcMar>
+              <w:top w:w="0" w:type="dxa"/>
+              <w:bottom w:w="0" w:type="dxa"/>
+              <w:left w:w="0" w:type="dxa"/>
+              <w:right w:w="0" w:type="dxa"/>
+            </w:tcMar>
+            <w:vAlign w:val="center"/>
+          </w:tcPr>
+          <w:p>
+            <w:pPr>
+              <w:pStyle w:val="Normal"/>
+              <w:jc w:val="right"/>
+              <w:pBdr>
+                <w:bottom w:val="none" w:sz="0" w:space="0" w:color="000000"/>
+                <w:top w:val="none" w:sz="0" w:space="0" w:color="000000"/>
+                <w:left w:val="none" w:sz="0" w:space="0" w:color="000000"/>
+                <w:right w:val="none" w:sz="0" w:space="0" w:color="000000"/>
+              </w:pBdr>
+              <w:spacing w:after="100" w:before="100" w:line="240"/>
+              <w:ind w:left="100" w:right="100" w:firstLine="0" w:firstLineChars="0"/>
+            </w:pPr>
+            <w:r xmlns:w="http://schemas.openxmlformats.org/wordprocessingml/2006/main" xmlns:wp="http://schemas.openxmlformats.org/drawingml/2006/wordprocessingDrawing" xmlns:r="http://schemas.openxmlformats.org/officeDocument/2006/relationships" xmlns:w14="http://schemas.microsoft.com/office/word/2010/wordml">
+              <w:rPr>
+                <w:rFonts w:ascii="Arial" w:hAnsi="Arial" w:eastAsia="Arial" w:cs="Arial"/>
+                <w:i w:val="false"/>
+                <w:b w:val="false"/>
+                <w:u w:val="none"/>
+                <w:sz w:val="22"/>
+                <w:szCs w:val="22"/>
+                <w:color w:val="000000"/>
+              </w:rPr>
+              <w:t xml:space="preserve">0.246</w:t>
+            </w:r>
+          </w:p>
+        </w:tc>
+        <w:tc>
+          <w:tcPr>
+            <w:tcBorders>
+              <w:bottom w:val="none" w:sz="0" w:space="0" w:color="000000"/>
+              <w:top w:val="none" w:sz="0" w:space="0" w:color="000000"/>
+              <w:left w:val="none" w:sz="0" w:space="0" w:color="000000"/>
+              <w:right w:val="none" w:sz="0" w:space="0" w:color="000000"/>
+            </w:tcBorders>
+            <w:shd w:val="clear" w:color="auto" w:fill="FFFFFF"/>
+            <w:tcMar>
+              <w:top w:w="0" w:type="dxa"/>
+              <w:bottom w:w="0" w:type="dxa"/>
+              <w:left w:w="0" w:type="dxa"/>
+              <w:right w:w="0" w:type="dxa"/>
+            </w:tcMar>
+            <w:vAlign w:val="center"/>
+          </w:tcPr>
+          <w:p>
+            <w:pPr>
+              <w:pStyle w:val="Normal"/>
+              <w:jc w:val="right"/>
+              <w:pBdr>
+                <w:bottom w:val="none" w:sz="0" w:space="0" w:color="000000"/>
+                <w:top w:val="none" w:sz="0" w:space="0" w:color="000000"/>
+                <w:left w:val="none" w:sz="0" w:space="0" w:color="000000"/>
+                <w:right w:val="none" w:sz="0" w:space="0" w:color="000000"/>
+              </w:pBdr>
+              <w:spacing w:after="100" w:before="100" w:line="240"/>
+              <w:ind w:left="100" w:right="100" w:firstLine="0" w:firstLineChars="0"/>
+            </w:pPr>
+            <w:r xmlns:w="http://schemas.openxmlformats.org/wordprocessingml/2006/main" xmlns:wp="http://schemas.openxmlformats.org/drawingml/2006/wordprocessingDrawing" xmlns:r="http://schemas.openxmlformats.org/officeDocument/2006/relationships" xmlns:w14="http://schemas.microsoft.com/office/word/2010/wordml">
+              <w:rPr>
+                <w:rFonts w:ascii="Arial" w:hAnsi="Arial" w:eastAsia="Arial" w:cs="Arial"/>
+                <w:i w:val="false"/>
+                <w:b w:val="false"/>
+                <w:u w:val="none"/>
+                <w:sz w:val="22"/>
+                <w:szCs w:val="22"/>
+                <w:color w:val="000000"/>
+              </w:rPr>
+              <w:t xml:space="preserve">0.246</w:t>
+            </w:r>
+          </w:p>
+        </w:tc>
+        <w:tc>
+          <w:tcPr>
+            <w:tcBorders>
+              <w:bottom w:val="none" w:sz="0" w:space="0" w:color="000000"/>
+              <w:top w:val="none" w:sz="0" w:space="0" w:color="000000"/>
+              <w:left w:val="none" w:sz="0" w:space="0" w:color="000000"/>
+              <w:right w:val="none" w:sz="0" w:space="0" w:color="000000"/>
+            </w:tcBorders>
+            <w:shd w:val="clear" w:color="auto" w:fill="FFFFFF"/>
+            <w:tcMar>
+              <w:top w:w="0" w:type="dxa"/>
+              <w:bottom w:w="0" w:type="dxa"/>
+              <w:left w:w="0" w:type="dxa"/>
+              <w:right w:w="0" w:type="dxa"/>
+            </w:tcMar>
+            <w:vAlign w:val="center"/>
+          </w:tcPr>
+          <w:p>
+            <w:pPr>
+              <w:pStyle w:val="Normal"/>
+              <w:jc w:val="right"/>
+              <w:pBdr>
+                <w:bottom w:val="none" w:sz="0" w:space="0" w:color="000000"/>
+                <w:top w:val="none" w:sz="0" w:space="0" w:color="000000"/>
+                <w:left w:val="none" w:sz="0" w:space="0" w:color="000000"/>
+                <w:right w:val="none" w:sz="0" w:space="0" w:color="000000"/>
+              </w:pBdr>
+              <w:spacing w:after="100" w:before="100" w:line="240"/>
+              <w:ind w:left="100" w:right="100" w:firstLine="0" w:firstLineChars="0"/>
+            </w:pPr>
+            <w:r xmlns:w="http://schemas.openxmlformats.org/wordprocessingml/2006/main" xmlns:wp="http://schemas.openxmlformats.org/drawingml/2006/wordprocessingDrawing" xmlns:r="http://schemas.openxmlformats.org/officeDocument/2006/relationships" xmlns:w14="http://schemas.microsoft.com/office/word/2010/wordml">
+              <w:rPr>
+                <w:rFonts w:ascii="Arial" w:hAnsi="Arial" w:eastAsia="Arial" w:cs="Arial"/>
+                <w:i w:val="false"/>
+                <w:b w:val="false"/>
+                <w:u w:val="none"/>
+                <w:sz w:val="22"/>
+                <w:szCs w:val="22"/>
+                <w:color w:val="000000"/>
+              </w:rPr>
+              <w:t xml:space="preserve">0.246</w:t>
+            </w:r>
+          </w:p>
+        </w:tc>
+      </w:tr>
+      <w:tr>
+        <w:trPr>
+          <w:trHeight w:val="360" w:hRule="auto"/>
+        </w:trPr>
+        body31
+        <w:tc>
+          <w:tcPr>
+            <w:tcBorders>
+              <w:bottom w:val="none" w:sz="0" w:space="0" w:color="000000"/>
+              <w:top w:val="none" w:sz="0" w:space="0" w:color="000000"/>
+              <w:left w:val="none" w:sz="0" w:space="0" w:color="000000"/>
+              <w:right w:val="none" w:sz="0" w:space="0" w:color="000000"/>
+            </w:tcBorders>
+            <w:shd w:val="clear" w:color="auto" w:fill="FFFFFF"/>
+            <w:tcMar>
+              <w:top w:w="0" w:type="dxa"/>
+              <w:bottom w:w="0" w:type="dxa"/>
+              <w:left w:w="0" w:type="dxa"/>
+              <w:right w:w="0" w:type="dxa"/>
+            </w:tcMar>
+            <w:vAlign w:val="center"/>
+          </w:tcPr>
+          <w:p>
+            <w:pPr>
+              <w:pStyle w:val="Normal"/>
+              <w:jc w:val="right"/>
+              <w:pBdr>
+                <w:bottom w:val="none" w:sz="0" w:space="0" w:color="000000"/>
+                <w:top w:val="none" w:sz="0" w:space="0" w:color="000000"/>
+                <w:left w:val="none" w:sz="0" w:space="0" w:color="000000"/>
+                <w:right w:val="none" w:sz="0" w:space="0" w:color="000000"/>
+              </w:pBdr>
+              <w:spacing w:after="100" w:before="100" w:line="240"/>
+              <w:ind w:left="100" w:right="100" w:firstLine="0" w:firstLineChars="0"/>
+            </w:pPr>
+            <w:r xmlns:w="http://schemas.openxmlformats.org/wordprocessingml/2006/main" xmlns:wp="http://schemas.openxmlformats.org/drawingml/2006/wordprocessingDrawing" xmlns:r="http://schemas.openxmlformats.org/officeDocument/2006/relationships" xmlns:w14="http://schemas.microsoft.com/office/word/2010/wordml">
+              <w:rPr>
+                <w:rFonts w:ascii="Arial" w:hAnsi="Arial" w:eastAsia="Arial" w:cs="Arial"/>
+                <w:i w:val="false"/>
+                <w:b w:val="false"/>
+                <w:u w:val="none"/>
+                <w:sz w:val="22"/>
+                <w:szCs w:val="22"/>
+                <w:color w:val="000000"/>
+              </w:rPr>
+              <w:t xml:space="preserve">2021</w:t>
+            </w:r>
+          </w:p>
+        </w:tc>
+        <w:tc>
+          <w:tcPr>
+            <w:tcBorders>
+              <w:bottom w:val="none" w:sz="0" w:space="0" w:color="000000"/>
+              <w:top w:val="none" w:sz="0" w:space="0" w:color="000000"/>
+              <w:left w:val="none" w:sz="0" w:space="0" w:color="000000"/>
+              <w:right w:val="none" w:sz="0" w:space="0" w:color="000000"/>
+            </w:tcBorders>
+            <w:shd w:val="clear" w:color="auto" w:fill="FFFFFF"/>
+            <w:tcMar>
+              <w:top w:w="0" w:type="dxa"/>
+              <w:bottom w:w="0" w:type="dxa"/>
+              <w:left w:w="0" w:type="dxa"/>
+              <w:right w:w="0" w:type="dxa"/>
+            </w:tcMar>
+            <w:vAlign w:val="center"/>
+          </w:tcPr>
+          <w:p>
+            <w:pPr>
+              <w:pStyle w:val="Normal"/>
+              <w:jc w:val="right"/>
+              <w:pBdr>
+                <w:bottom w:val="none" w:sz="0" w:space="0" w:color="000000"/>
+                <w:top w:val="none" w:sz="0" w:space="0" w:color="000000"/>
+                <w:left w:val="none" w:sz="0" w:space="0" w:color="000000"/>
+                <w:right w:val="none" w:sz="0" w:space="0" w:color="000000"/>
+              </w:pBdr>
+              <w:spacing w:after="100" w:before="100" w:line="240"/>
+              <w:ind w:left="100" w:right="100" w:firstLine="0" w:firstLineChars="0"/>
+            </w:pPr>
+            <w:r xmlns:w="http://schemas.openxmlformats.org/wordprocessingml/2006/main" xmlns:wp="http://schemas.openxmlformats.org/drawingml/2006/wordprocessingDrawing" xmlns:r="http://schemas.openxmlformats.org/officeDocument/2006/relationships" xmlns:w14="http://schemas.microsoft.com/office/word/2010/wordml">
+              <w:rPr>
+                <w:rFonts w:ascii="Arial" w:hAnsi="Arial" w:eastAsia="Arial" w:cs="Arial"/>
+                <w:i w:val="false"/>
+                <w:b w:val="false"/>
+                <w:u w:val="none"/>
+                <w:sz w:val="22"/>
+                <w:szCs w:val="22"/>
+                <w:color w:val="000000"/>
+              </w:rPr>
+              <w:t xml:space="preserve">0.152</w:t>
+            </w:r>
+          </w:p>
+        </w:tc>
+        <w:tc>
+          <w:tcPr>
+            <w:tcBorders>
+              <w:bottom w:val="none" w:sz="0" w:space="0" w:color="000000"/>
+              <w:top w:val="none" w:sz="0" w:space="0" w:color="000000"/>
+              <w:left w:val="none" w:sz="0" w:space="0" w:color="000000"/>
+              <w:right w:val="none" w:sz="0" w:space="0" w:color="000000"/>
+            </w:tcBorders>
+            <w:shd w:val="clear" w:color="auto" w:fill="FFFFFF"/>
+            <w:tcMar>
+              <w:top w:w="0" w:type="dxa"/>
+              <w:bottom w:w="0" w:type="dxa"/>
+              <w:left w:w="0" w:type="dxa"/>
+              <w:right w:w="0" w:type="dxa"/>
+            </w:tcMar>
+            <w:vAlign w:val="center"/>
+          </w:tcPr>
+          <w:p>
+            <w:pPr>
+              <w:pStyle w:val="Normal"/>
+              <w:jc w:val="right"/>
+              <w:pBdr>
+                <w:bottom w:val="none" w:sz="0" w:space="0" w:color="000000"/>
+                <w:top w:val="none" w:sz="0" w:space="0" w:color="000000"/>
+                <w:left w:val="none" w:sz="0" w:space="0" w:color="000000"/>
+                <w:right w:val="none" w:sz="0" w:space="0" w:color="000000"/>
+              </w:pBdr>
+              <w:spacing w:after="100" w:before="100" w:line="240"/>
+              <w:ind w:left="100" w:right="100" w:firstLine="0" w:firstLineChars="0"/>
+            </w:pPr>
+            <w:r xmlns:w="http://schemas.openxmlformats.org/wordprocessingml/2006/main" xmlns:wp="http://schemas.openxmlformats.org/drawingml/2006/wordprocessingDrawing" xmlns:r="http://schemas.openxmlformats.org/officeDocument/2006/relationships" xmlns:w14="http://schemas.microsoft.com/office/word/2010/wordml">
+              <w:rPr>
+                <w:rFonts w:ascii="Arial" w:hAnsi="Arial" w:eastAsia="Arial" w:cs="Arial"/>
+                <w:i w:val="false"/>
+                <w:b w:val="false"/>
+                <w:u w:val="none"/>
+                <w:sz w:val="22"/>
+                <w:szCs w:val="22"/>
+                <w:color w:val="000000"/>
+              </w:rPr>
+              <w:t xml:space="preserve">0.154</w:t>
+            </w:r>
+          </w:p>
+        </w:tc>
+        <w:tc>
+          <w:tcPr>
+            <w:tcBorders>
+              <w:bottom w:val="none" w:sz="0" w:space="0" w:color="000000"/>
+              <w:top w:val="none" w:sz="0" w:space="0" w:color="000000"/>
+              <w:left w:val="none" w:sz="0" w:space="0" w:color="000000"/>
+              <w:right w:val="none" w:sz="0" w:space="0" w:color="000000"/>
+            </w:tcBorders>
+            <w:shd w:val="clear" w:color="auto" w:fill="FFFFFF"/>
+            <w:tcMar>
+              <w:top w:w="0" w:type="dxa"/>
+              <w:bottom w:w="0" w:type="dxa"/>
+              <w:left w:w="0" w:type="dxa"/>
+              <w:right w:w="0" w:type="dxa"/>
+            </w:tcMar>
+            <w:vAlign w:val="center"/>
+          </w:tcPr>
+          <w:p>
+            <w:pPr>
+              <w:pStyle w:val="Normal"/>
+              <w:jc w:val="right"/>
+              <w:pBdr>
+                <w:bottom w:val="none" w:sz="0" w:space="0" w:color="000000"/>
+                <w:top w:val="none" w:sz="0" w:space="0" w:color="000000"/>
+                <w:left w:val="none" w:sz="0" w:space="0" w:color="000000"/>
+                <w:right w:val="none" w:sz="0" w:space="0" w:color="000000"/>
+              </w:pBdr>
+              <w:spacing w:after="100" w:before="100" w:line="240"/>
+              <w:ind w:left="100" w:right="100" w:firstLine="0" w:firstLineChars="0"/>
+            </w:pPr>
+            <w:r xmlns:w="http://schemas.openxmlformats.org/wordprocessingml/2006/main" xmlns:wp="http://schemas.openxmlformats.org/drawingml/2006/wordprocessingDrawing" xmlns:r="http://schemas.openxmlformats.org/officeDocument/2006/relationships" xmlns:w14="http://schemas.microsoft.com/office/word/2010/wordml">
+              <w:rPr>
+                <w:rFonts w:ascii="Arial" w:hAnsi="Arial" w:eastAsia="Arial" w:cs="Arial"/>
+                <w:i w:val="false"/>
+                <w:b w:val="false"/>
+                <w:u w:val="none"/>
+                <w:sz w:val="22"/>
+                <w:szCs w:val="22"/>
+                <w:color w:val="000000"/>
+              </w:rPr>
+              <w:t xml:space="preserve">0.130</w:t>
+            </w:r>
+          </w:p>
+        </w:tc>
+        <w:tc>
+          <w:tcPr>
+            <w:tcBorders>
+              <w:bottom w:val="none" w:sz="0" w:space="0" w:color="000000"/>
+              <w:top w:val="none" w:sz="0" w:space="0" w:color="000000"/>
+              <w:left w:val="none" w:sz="0" w:space="0" w:color="000000"/>
+              <w:right w:val="none" w:sz="0" w:space="0" w:color="000000"/>
+            </w:tcBorders>
+            <w:shd w:val="clear" w:color="auto" w:fill="FFFFFF"/>
+            <w:tcMar>
+              <w:top w:w="0" w:type="dxa"/>
+              <w:bottom w:w="0" w:type="dxa"/>
+              <w:left w:w="0" w:type="dxa"/>
+              <w:right w:w="0" w:type="dxa"/>
+            </w:tcMar>
+            <w:vAlign w:val="center"/>
+          </w:tcPr>
+          <w:p>
+            <w:pPr>
+              <w:pStyle w:val="Normal"/>
+              <w:jc w:val="right"/>
+              <w:pBdr>
+                <w:bottom w:val="none" w:sz="0" w:space="0" w:color="000000"/>
+                <w:top w:val="none" w:sz="0" w:space="0" w:color="000000"/>
+                <w:left w:val="none" w:sz="0" w:space="0" w:color="000000"/>
+                <w:right w:val="none" w:sz="0" w:space="0" w:color="000000"/>
+              </w:pBdr>
+              <w:spacing w:after="100" w:before="100" w:line="240"/>
+              <w:ind w:left="100" w:right="100" w:firstLine="0" w:firstLineChars="0"/>
+            </w:pPr>
+            <w:r xmlns:w="http://schemas.openxmlformats.org/wordprocessingml/2006/main" xmlns:wp="http://schemas.openxmlformats.org/drawingml/2006/wordprocessingDrawing" xmlns:r="http://schemas.openxmlformats.org/officeDocument/2006/relationships" xmlns:w14="http://schemas.microsoft.com/office/word/2010/wordml">
+              <w:rPr>
+                <w:rFonts w:ascii="Arial" w:hAnsi="Arial" w:eastAsia="Arial" w:cs="Arial"/>
+                <w:i w:val="false"/>
+                <w:b w:val="false"/>
+                <w:u w:val="none"/>
+                <w:sz w:val="22"/>
+                <w:szCs w:val="22"/>
+                <w:color w:val="000000"/>
+              </w:rPr>
+              <w:t xml:space="preserve">0.130</w:t>
+            </w:r>
+          </w:p>
+        </w:tc>
+      </w:tr>
+      <w:tr>
+        <w:trPr>
+          <w:trHeight w:val="360" w:hRule="auto"/>
+        </w:trPr>
+        body32
+        <w:tc>
+          <w:tcPr>
+            <w:tcBorders>
+              <w:bottom w:val="none" w:sz="0" w:space="0" w:color="000000"/>
+              <w:top w:val="none" w:sz="0" w:space="0" w:color="000000"/>
+              <w:left w:val="none" w:sz="0" w:space="0" w:color="000000"/>
+              <w:right w:val="none" w:sz="0" w:space="0" w:color="000000"/>
+            </w:tcBorders>
+            <w:shd w:val="clear" w:color="auto" w:fill="FFFFFF"/>
+            <w:tcMar>
+              <w:top w:w="0" w:type="dxa"/>
+              <w:bottom w:w="0" w:type="dxa"/>
+              <w:left w:w="0" w:type="dxa"/>
+              <w:right w:w="0" w:type="dxa"/>
+            </w:tcMar>
+            <w:vAlign w:val="center"/>
+          </w:tcPr>
+          <w:p>
+            <w:pPr>
+              <w:pStyle w:val="Normal"/>
+              <w:jc w:val="right"/>
+              <w:pBdr>
+                <w:bottom w:val="none" w:sz="0" w:space="0" w:color="000000"/>
+                <w:top w:val="none" w:sz="0" w:space="0" w:color="000000"/>
+                <w:left w:val="none" w:sz="0" w:space="0" w:color="000000"/>
+                <w:right w:val="none" w:sz="0" w:space="0" w:color="000000"/>
+              </w:pBdr>
+              <w:spacing w:after="100" w:before="100" w:line="240"/>
+              <w:ind w:left="100" w:right="100" w:firstLine="0" w:firstLineChars="0"/>
+            </w:pPr>
+            <w:r xmlns:w="http://schemas.openxmlformats.org/wordprocessingml/2006/main" xmlns:wp="http://schemas.openxmlformats.org/drawingml/2006/wordprocessingDrawing" xmlns:r="http://schemas.openxmlformats.org/officeDocument/2006/relationships" xmlns:w14="http://schemas.microsoft.com/office/word/2010/wordml">
+              <w:rPr>
+                <w:rFonts w:ascii="Arial" w:hAnsi="Arial" w:eastAsia="Arial" w:cs="Arial"/>
+                <w:i w:val="false"/>
+                <w:b w:val="false"/>
+                <w:u w:val="none"/>
+                <w:sz w:val="22"/>
+                <w:szCs w:val="22"/>
+                <w:color w:val="000000"/>
+              </w:rPr>
+              <w:t xml:space="preserve">2022</w:t>
+            </w:r>
+          </w:p>
+        </w:tc>
+        <w:tc>
+          <w:tcPr>
+            <w:tcBorders>
+              <w:bottom w:val="none" w:sz="0" w:space="0" w:color="000000"/>
+              <w:top w:val="none" w:sz="0" w:space="0" w:color="000000"/>
+              <w:left w:val="none" w:sz="0" w:space="0" w:color="000000"/>
+              <w:right w:val="none" w:sz="0" w:space="0" w:color="000000"/>
+            </w:tcBorders>
+            <w:shd w:val="clear" w:color="auto" w:fill="FFFFFF"/>
+            <w:tcMar>
+              <w:top w:w="0" w:type="dxa"/>
+              <w:bottom w:w="0" w:type="dxa"/>
+              <w:left w:w="0" w:type="dxa"/>
+              <w:right w:w="0" w:type="dxa"/>
+            </w:tcMar>
+            <w:vAlign w:val="center"/>
+          </w:tcPr>
+          <w:p>
+            <w:pPr>
+              <w:pStyle w:val="Normal"/>
+              <w:jc w:val="right"/>
+              <w:pBdr>
+                <w:bottom w:val="none" w:sz="0" w:space="0" w:color="000000"/>
+                <w:top w:val="none" w:sz="0" w:space="0" w:color="000000"/>
+                <w:left w:val="none" w:sz="0" w:space="0" w:color="000000"/>
+                <w:right w:val="none" w:sz="0" w:space="0" w:color="000000"/>
+              </w:pBdr>
+              <w:spacing w:after="100" w:before="100" w:line="240"/>
+              <w:ind w:left="100" w:right="100" w:firstLine="0" w:firstLineChars="0"/>
+            </w:pPr>
+            <w:r xmlns:w="http://schemas.openxmlformats.org/wordprocessingml/2006/main" xmlns:wp="http://schemas.openxmlformats.org/drawingml/2006/wordprocessingDrawing" xmlns:r="http://schemas.openxmlformats.org/officeDocument/2006/relationships" xmlns:w14="http://schemas.microsoft.com/office/word/2010/wordml">
+              <w:rPr>
+                <w:rFonts w:ascii="Arial" w:hAnsi="Arial" w:eastAsia="Arial" w:cs="Arial"/>
+                <w:i w:val="false"/>
+                <w:b w:val="false"/>
+                <w:u w:val="none"/>
+                <w:sz w:val="22"/>
+                <w:szCs w:val="22"/>
+                <w:color w:val="000000"/>
+              </w:rPr>
+              <w:t xml:space="preserve">0.127</w:t>
+            </w:r>
+          </w:p>
+        </w:tc>
+        <w:tc>
+          <w:tcPr>
+            <w:tcBorders>
+              <w:bottom w:val="none" w:sz="0" w:space="0" w:color="000000"/>
+              <w:top w:val="none" w:sz="0" w:space="0" w:color="000000"/>
+              <w:left w:val="none" w:sz="0" w:space="0" w:color="000000"/>
+              <w:right w:val="none" w:sz="0" w:space="0" w:color="000000"/>
+            </w:tcBorders>
+            <w:shd w:val="clear" w:color="auto" w:fill="FFFFFF"/>
+            <w:tcMar>
+              <w:top w:w="0" w:type="dxa"/>
+              <w:bottom w:w="0" w:type="dxa"/>
+              <w:left w:w="0" w:type="dxa"/>
+              <w:right w:w="0" w:type="dxa"/>
+            </w:tcMar>
+            <w:vAlign w:val="center"/>
+          </w:tcPr>
+          <w:p>
+            <w:pPr>
+              <w:pStyle w:val="Normal"/>
+              <w:jc w:val="right"/>
+              <w:pBdr>
+                <w:bottom w:val="none" w:sz="0" w:space="0" w:color="000000"/>
+                <w:top w:val="none" w:sz="0" w:space="0" w:color="000000"/>
+                <w:left w:val="none" w:sz="0" w:space="0" w:color="000000"/>
+                <w:right w:val="none" w:sz="0" w:space="0" w:color="000000"/>
+              </w:pBdr>
+              <w:spacing w:after="100" w:before="100" w:line="240"/>
+              <w:ind w:left="100" w:right="100" w:firstLine="0" w:firstLineChars="0"/>
+            </w:pPr>
+            <w:r xmlns:w="http://schemas.openxmlformats.org/wordprocessingml/2006/main" xmlns:wp="http://schemas.openxmlformats.org/drawingml/2006/wordprocessingDrawing" xmlns:r="http://schemas.openxmlformats.org/officeDocument/2006/relationships" xmlns:w14="http://schemas.microsoft.com/office/word/2010/wordml">
+              <w:rPr>
+                <w:rFonts w:ascii="Arial" w:hAnsi="Arial" w:eastAsia="Arial" w:cs="Arial"/>
+                <w:i w:val="false"/>
+                <w:b w:val="false"/>
+                <w:u w:val="none"/>
+                <w:sz w:val="22"/>
+                <w:szCs w:val="22"/>
+                <w:color w:val="000000"/>
+              </w:rPr>
+              <w:t xml:space="preserve">0.136</w:t>
+            </w:r>
+          </w:p>
+        </w:tc>
+        <w:tc>
+          <w:tcPr>
+            <w:tcBorders>
+              <w:bottom w:val="none" w:sz="0" w:space="0" w:color="000000"/>
+              <w:top w:val="none" w:sz="0" w:space="0" w:color="000000"/>
+              <w:left w:val="none" w:sz="0" w:space="0" w:color="000000"/>
+              <w:right w:val="none" w:sz="0" w:space="0" w:color="000000"/>
+            </w:tcBorders>
+            <w:shd w:val="clear" w:color="auto" w:fill="FFFFFF"/>
+            <w:tcMar>
+              <w:top w:w="0" w:type="dxa"/>
+              <w:bottom w:w="0" w:type="dxa"/>
+              <w:left w:w="0" w:type="dxa"/>
+              <w:right w:w="0" w:type="dxa"/>
+            </w:tcMar>
+            <w:vAlign w:val="center"/>
+          </w:tcPr>
+          <w:p>
+            <w:pPr>
+              <w:pStyle w:val="Normal"/>
+              <w:jc w:val="right"/>
+              <w:pBdr>
+                <w:bottom w:val="none" w:sz="0" w:space="0" w:color="000000"/>
+                <w:top w:val="none" w:sz="0" w:space="0" w:color="000000"/>
+                <w:left w:val="none" w:sz="0" w:space="0" w:color="000000"/>
+                <w:right w:val="none" w:sz="0" w:space="0" w:color="000000"/>
+              </w:pBdr>
+              <w:spacing w:after="100" w:before="100" w:line="240"/>
+              <w:ind w:left="100" w:right="100" w:firstLine="0" w:firstLineChars="0"/>
+            </w:pPr>
+            <w:r xmlns:w="http://schemas.openxmlformats.org/wordprocessingml/2006/main" xmlns:wp="http://schemas.openxmlformats.org/drawingml/2006/wordprocessingDrawing" xmlns:r="http://schemas.openxmlformats.org/officeDocument/2006/relationships" xmlns:w14="http://schemas.microsoft.com/office/word/2010/wordml">
+              <w:rPr>
+                <w:rFonts w:ascii="Arial" w:hAnsi="Arial" w:eastAsia="Arial" w:cs="Arial"/>
+                <w:i w:val="false"/>
+                <w:b w:val="false"/>
+                <w:u w:val="none"/>
+                <w:sz w:val="22"/>
+                <w:szCs w:val="22"/>
+                <w:color w:val="000000"/>
+              </w:rPr>
+              <w:t xml:space="preserve">0.136</w:t>
+            </w:r>
+          </w:p>
+        </w:tc>
+        <w:tc>
+          <w:tcPr>
+            <w:tcBorders>
+              <w:bottom w:val="none" w:sz="0" w:space="0" w:color="000000"/>
+              <w:top w:val="none" w:sz="0" w:space="0" w:color="000000"/>
+              <w:left w:val="none" w:sz="0" w:space="0" w:color="000000"/>
+              <w:right w:val="none" w:sz="0" w:space="0" w:color="000000"/>
+            </w:tcBorders>
+            <w:shd w:val="clear" w:color="auto" w:fill="FFFFFF"/>
+            <w:tcMar>
+              <w:top w:w="0" w:type="dxa"/>
+              <w:bottom w:w="0" w:type="dxa"/>
+              <w:left w:w="0" w:type="dxa"/>
+              <w:right w:w="0" w:type="dxa"/>
+            </w:tcMar>
+            <w:vAlign w:val="center"/>
+          </w:tcPr>
+          <w:p>
+            <w:pPr>
+              <w:pStyle w:val="Normal"/>
+              <w:jc w:val="right"/>
+              <w:pBdr>
+                <w:bottom w:val="none" w:sz="0" w:space="0" w:color="000000"/>
+                <w:top w:val="none" w:sz="0" w:space="0" w:color="000000"/>
+                <w:left w:val="none" w:sz="0" w:space="0" w:color="000000"/>
+                <w:right w:val="none" w:sz="0" w:space="0" w:color="000000"/>
+              </w:pBdr>
+              <w:spacing w:after="100" w:before="100" w:line="240"/>
+              <w:ind w:left="100" w:right="100" w:firstLine="0" w:firstLineChars="0"/>
+            </w:pPr>
+            <w:r xmlns:w="http://schemas.openxmlformats.org/wordprocessingml/2006/main" xmlns:wp="http://schemas.openxmlformats.org/drawingml/2006/wordprocessingDrawing" xmlns:r="http://schemas.openxmlformats.org/officeDocument/2006/relationships" xmlns:w14="http://schemas.microsoft.com/office/word/2010/wordml">
+              <w:rPr>
+                <w:rFonts w:ascii="Arial" w:hAnsi="Arial" w:eastAsia="Arial" w:cs="Arial"/>
+                <w:i w:val="false"/>
+                <w:b w:val="false"/>
+                <w:u w:val="none"/>
+                <w:sz w:val="22"/>
+                <w:szCs w:val="22"/>
+                <w:color w:val="000000"/>
+              </w:rPr>
+              <w:t xml:space="preserve">0.136</w:t>
+            </w:r>
+          </w:p>
+        </w:tc>
+      </w:tr>
+      <w:tr>
+        <w:trPr>
+          <w:trHeight w:val="360" w:hRule="auto"/>
+        </w:trPr>
+        body33
+        <w:tc>
+          <w:tcPr>
+            <w:tcBorders>
+              <w:bottom w:val="none" w:sz="0" w:space="0" w:color="000000"/>
+              <w:top w:val="none" w:sz="0" w:space="0" w:color="000000"/>
+              <w:left w:val="none" w:sz="0" w:space="0" w:color="000000"/>
+              <w:right w:val="none" w:sz="0" w:space="0" w:color="000000"/>
+            </w:tcBorders>
+            <w:shd w:val="clear" w:color="auto" w:fill="FFFFFF"/>
+            <w:tcMar>
+              <w:top w:w="0" w:type="dxa"/>
+              <w:bottom w:w="0" w:type="dxa"/>
+              <w:left w:w="0" w:type="dxa"/>
+              <w:right w:w="0" w:type="dxa"/>
+            </w:tcMar>
+            <w:vAlign w:val="center"/>
+          </w:tcPr>
+          <w:p>
+            <w:pPr>
+              <w:pStyle w:val="Normal"/>
+              <w:jc w:val="right"/>
+              <w:pBdr>
+                <w:bottom w:val="none" w:sz="0" w:space="0" w:color="000000"/>
+                <w:top w:val="none" w:sz="0" w:space="0" w:color="000000"/>
+                <w:left w:val="none" w:sz="0" w:space="0" w:color="000000"/>
+                <w:right w:val="none" w:sz="0" w:space="0" w:color="000000"/>
+              </w:pBdr>
+              <w:spacing w:after="100" w:before="100" w:line="240"/>
+              <w:ind w:left="100" w:right="100" w:firstLine="0" w:firstLineChars="0"/>
+            </w:pPr>
+            <w:r xmlns:w="http://schemas.openxmlformats.org/wordprocessingml/2006/main" xmlns:wp="http://schemas.openxmlformats.org/drawingml/2006/wordprocessingDrawing" xmlns:r="http://schemas.openxmlformats.org/officeDocument/2006/relationships" xmlns:w14="http://schemas.microsoft.com/office/word/2010/wordml">
+              <w:rPr>
+                <w:rFonts w:ascii="Arial" w:hAnsi="Arial" w:eastAsia="Arial" w:cs="Arial"/>
+                <w:i w:val="false"/>
+                <w:b w:val="false"/>
+                <w:u w:val="none"/>
+                <w:sz w:val="22"/>
+                <w:szCs w:val="22"/>
+                <w:color w:val="000000"/>
+              </w:rPr>
+              <w:t xml:space="preserve">2023</w:t>
+            </w:r>
+          </w:p>
+        </w:tc>
+        <w:tc>
+          <w:tcPr>
+            <w:tcBorders>
+              <w:bottom w:val="none" w:sz="0" w:space="0" w:color="000000"/>
+              <w:top w:val="none" w:sz="0" w:space="0" w:color="000000"/>
+              <w:left w:val="none" w:sz="0" w:space="0" w:color="000000"/>
+              <w:right w:val="none" w:sz="0" w:space="0" w:color="000000"/>
+            </w:tcBorders>
+            <w:shd w:val="clear" w:color="auto" w:fill="FFFFFF"/>
+            <w:tcMar>
+              <w:top w:w="0" w:type="dxa"/>
+              <w:bottom w:w="0" w:type="dxa"/>
+              <w:left w:w="0" w:type="dxa"/>
+              <w:right w:w="0" w:type="dxa"/>
+            </w:tcMar>
+            <w:vAlign w:val="center"/>
+          </w:tcPr>
+          <w:p>
+            <w:pPr>
+              <w:pStyle w:val="Normal"/>
+              <w:jc w:val="right"/>
+              <w:pBdr>
+                <w:bottom w:val="none" w:sz="0" w:space="0" w:color="000000"/>
+                <w:top w:val="none" w:sz="0" w:space="0" w:color="000000"/>
+                <w:left w:val="none" w:sz="0" w:space="0" w:color="000000"/>
+                <w:right w:val="none" w:sz="0" w:space="0" w:color="000000"/>
+              </w:pBdr>
+              <w:spacing w:after="100" w:before="100" w:line="240"/>
+              <w:ind w:left="100" w:right="100" w:firstLine="0" w:firstLineChars="0"/>
+            </w:pPr>
+            <w:r xmlns:w="http://schemas.openxmlformats.org/wordprocessingml/2006/main" xmlns:wp="http://schemas.openxmlformats.org/drawingml/2006/wordprocessingDrawing" xmlns:r="http://schemas.openxmlformats.org/officeDocument/2006/relationships" xmlns:w14="http://schemas.microsoft.com/office/word/2010/wordml">
+              <w:rPr>
+                <w:rFonts w:ascii="Arial" w:hAnsi="Arial" w:eastAsia="Arial" w:cs="Arial"/>
+                <w:i w:val="false"/>
+                <w:b w:val="false"/>
+                <w:u w:val="none"/>
+                <w:sz w:val="22"/>
+                <w:szCs w:val="22"/>
+                <w:color w:val="000000"/>
+              </w:rPr>
+              <w:t xml:space="preserve">0.199</w:t>
+            </w:r>
+          </w:p>
+        </w:tc>
+        <w:tc>
+          <w:tcPr>
+            <w:tcBorders>
+              <w:bottom w:val="none" w:sz="0" w:space="0" w:color="000000"/>
+              <w:top w:val="none" w:sz="0" w:space="0" w:color="000000"/>
+              <w:left w:val="none" w:sz="0" w:space="0" w:color="000000"/>
+              <w:right w:val="none" w:sz="0" w:space="0" w:color="000000"/>
+            </w:tcBorders>
+            <w:shd w:val="clear" w:color="auto" w:fill="FFFFFF"/>
+            <w:tcMar>
+              <w:top w:w="0" w:type="dxa"/>
+              <w:bottom w:w="0" w:type="dxa"/>
+              <w:left w:w="0" w:type="dxa"/>
+              <w:right w:w="0" w:type="dxa"/>
+            </w:tcMar>
+            <w:vAlign w:val="center"/>
+          </w:tcPr>
+          <w:p>
+            <w:pPr>
+              <w:pStyle w:val="Normal"/>
+              <w:jc w:val="right"/>
+              <w:pBdr>
+                <w:bottom w:val="none" w:sz="0" w:space="0" w:color="000000"/>
+                <w:top w:val="none" w:sz="0" w:space="0" w:color="000000"/>
+                <w:left w:val="none" w:sz="0" w:space="0" w:color="000000"/>
+                <w:right w:val="none" w:sz="0" w:space="0" w:color="000000"/>
+              </w:pBdr>
+              <w:spacing w:after="100" w:before="100" w:line="240"/>
+              <w:ind w:left="100" w:right="100" w:firstLine="0" w:firstLineChars="0"/>
+            </w:pPr>
+            <w:r xmlns:w="http://schemas.openxmlformats.org/wordprocessingml/2006/main" xmlns:wp="http://schemas.openxmlformats.org/drawingml/2006/wordprocessingDrawing" xmlns:r="http://schemas.openxmlformats.org/officeDocument/2006/relationships" xmlns:w14="http://schemas.microsoft.com/office/word/2010/wordml">
+              <w:rPr>
+                <w:rFonts w:ascii="Arial" w:hAnsi="Arial" w:eastAsia="Arial" w:cs="Arial"/>
+                <w:i w:val="false"/>
+                <w:b w:val="false"/>
+                <w:u w:val="none"/>
+                <w:sz w:val="22"/>
+                <w:szCs w:val="22"/>
+                <w:color w:val="000000"/>
+              </w:rPr>
+              <w:t xml:space="preserve">0.201</w:t>
+            </w:r>
+          </w:p>
+        </w:tc>
+        <w:tc>
+          <w:tcPr>
+            <w:tcBorders>
+              <w:bottom w:val="none" w:sz="0" w:space="0" w:color="000000"/>
+              <w:top w:val="none" w:sz="0" w:space="0" w:color="000000"/>
+              <w:left w:val="none" w:sz="0" w:space="0" w:color="000000"/>
+              <w:right w:val="none" w:sz="0" w:space="0" w:color="000000"/>
+            </w:tcBorders>
+            <w:shd w:val="clear" w:color="auto" w:fill="FFFFFF"/>
+            <w:tcMar>
+              <w:top w:w="0" w:type="dxa"/>
+              <w:bottom w:w="0" w:type="dxa"/>
+              <w:left w:w="0" w:type="dxa"/>
+              <w:right w:w="0" w:type="dxa"/>
+            </w:tcMar>
+            <w:vAlign w:val="center"/>
+          </w:tcPr>
+          <w:p>
+            <w:pPr>
+              <w:pStyle w:val="Normal"/>
+              <w:jc w:val="right"/>
+              <w:pBdr>
+                <w:bottom w:val="none" w:sz="0" w:space="0" w:color="000000"/>
+                <w:top w:val="none" w:sz="0" w:space="0" w:color="000000"/>
+                <w:left w:val="none" w:sz="0" w:space="0" w:color="000000"/>
+                <w:right w:val="none" w:sz="0" w:space="0" w:color="000000"/>
+              </w:pBdr>
+              <w:spacing w:after="100" w:before="100" w:line="240"/>
+              <w:ind w:left="100" w:right="100" w:firstLine="0" w:firstLineChars="0"/>
+            </w:pPr>
+            <w:r xmlns:w="http://schemas.openxmlformats.org/wordprocessingml/2006/main" xmlns:wp="http://schemas.openxmlformats.org/drawingml/2006/wordprocessingDrawing" xmlns:r="http://schemas.openxmlformats.org/officeDocument/2006/relationships" xmlns:w14="http://schemas.microsoft.com/office/word/2010/wordml">
+              <w:rPr>
+                <w:rFonts w:ascii="Arial" w:hAnsi="Arial" w:eastAsia="Arial" w:cs="Arial"/>
+                <w:i w:val="false"/>
+                <w:b w:val="false"/>
+                <w:u w:val="none"/>
+                <w:sz w:val="22"/>
+                <w:szCs w:val="22"/>
+                <w:color w:val="000000"/>
+              </w:rPr>
+              <w:t xml:space="preserve">0.201</w:t>
+            </w:r>
+          </w:p>
+        </w:tc>
+        <w:tc>
+          <w:tcPr>
+            <w:tcBorders>
+              <w:bottom w:val="none" w:sz="0" w:space="0" w:color="000000"/>
+              <w:top w:val="none" w:sz="0" w:space="0" w:color="000000"/>
+              <w:left w:val="none" w:sz="0" w:space="0" w:color="000000"/>
+              <w:right w:val="none" w:sz="0" w:space="0" w:color="000000"/>
+            </w:tcBorders>
+            <w:shd w:val="clear" w:color="auto" w:fill="FFFFFF"/>
+            <w:tcMar>
+              <w:top w:w="0" w:type="dxa"/>
+              <w:bottom w:w="0" w:type="dxa"/>
+              <w:left w:w="0" w:type="dxa"/>
+              <w:right w:w="0" w:type="dxa"/>
+            </w:tcMar>
+            <w:vAlign w:val="center"/>
+          </w:tcPr>
+          <w:p>
+            <w:pPr>
+              <w:pStyle w:val="Normal"/>
+              <w:jc w:val="right"/>
+              <w:pBdr>
+                <w:bottom w:val="none" w:sz="0" w:space="0" w:color="000000"/>
+                <w:top w:val="none" w:sz="0" w:space="0" w:color="000000"/>
+                <w:left w:val="none" w:sz="0" w:space="0" w:color="000000"/>
+                <w:right w:val="none" w:sz="0" w:space="0" w:color="000000"/>
+              </w:pBdr>
+              <w:spacing w:after="100" w:before="100" w:line="240"/>
+              <w:ind w:left="100" w:right="100" w:firstLine="0" w:firstLineChars="0"/>
+            </w:pPr>
+            <w:r xmlns:w="http://schemas.openxmlformats.org/wordprocessingml/2006/main" xmlns:wp="http://schemas.openxmlformats.org/drawingml/2006/wordprocessingDrawing" xmlns:r="http://schemas.openxmlformats.org/officeDocument/2006/relationships" xmlns:w14="http://schemas.microsoft.com/office/word/2010/wordml">
+              <w:rPr>
+                <w:rFonts w:ascii="Arial" w:hAnsi="Arial" w:eastAsia="Arial" w:cs="Arial"/>
+                <w:i w:val="false"/>
+                <w:b w:val="false"/>
+                <w:u w:val="none"/>
+                <w:sz w:val="22"/>
+                <w:szCs w:val="22"/>
+                <w:color w:val="000000"/>
+              </w:rPr>
+              <w:t xml:space="preserve">0.176</w:t>
+            </w:r>
+          </w:p>
+        </w:tc>
+      </w:tr>
+      <w:tr>
+        <w:trPr>
+          <w:trHeight w:val="360" w:hRule="auto"/>
+        </w:trPr>
+        body34
+        <w:tc>
+          <w:tcPr>
+            <w:tcBorders>
+              <w:bottom w:val="none" w:sz="0" w:space="0" w:color="000000"/>
+              <w:top w:val="none" w:sz="0" w:space="0" w:color="000000"/>
+              <w:left w:val="none" w:sz="0" w:space="0" w:color="000000"/>
+              <w:right w:val="none" w:sz="0" w:space="0" w:color="000000"/>
+            </w:tcBorders>
+            <w:shd w:val="clear" w:color="auto" w:fill="FFFFFF"/>
+            <w:tcMar>
+              <w:top w:w="0" w:type="dxa"/>
+              <w:bottom w:w="0" w:type="dxa"/>
+              <w:left w:w="0" w:type="dxa"/>
+              <w:right w:w="0" w:type="dxa"/>
+            </w:tcMar>
+            <w:vAlign w:val="center"/>
+          </w:tcPr>
+          <w:p>
+            <w:pPr>
+              <w:pStyle w:val="Normal"/>
+              <w:jc w:val="right"/>
+              <w:pBdr>
+                <w:bottom w:val="none" w:sz="0" w:space="0" w:color="000000"/>
+                <w:top w:val="none" w:sz="0" w:space="0" w:color="000000"/>
+                <w:left w:val="none" w:sz="0" w:space="0" w:color="000000"/>
+                <w:right w:val="none" w:sz="0" w:space="0" w:color="000000"/>
+              </w:pBdr>
+              <w:spacing w:after="100" w:before="100" w:line="240"/>
+              <w:ind w:left="100" w:right="100" w:firstLine="0" w:firstLineChars="0"/>
+            </w:pPr>
+            <w:r xmlns:w="http://schemas.openxmlformats.org/wordprocessingml/2006/main" xmlns:wp="http://schemas.openxmlformats.org/drawingml/2006/wordprocessingDrawing" xmlns:r="http://schemas.openxmlformats.org/officeDocument/2006/relationships" xmlns:w14="http://schemas.microsoft.com/office/word/2010/wordml">
+              <w:rPr>
+                <w:rFonts w:ascii="Arial" w:hAnsi="Arial" w:eastAsia="Arial" w:cs="Arial"/>
+                <w:i w:val="false"/>
+                <w:b w:val="false"/>
+                <w:u w:val="none"/>
+                <w:sz w:val="22"/>
+                <w:szCs w:val="22"/>
+                <w:color w:val="000000"/>
+              </w:rPr>
+              <w:t xml:space="preserve">2024</w:t>
+            </w:r>
+          </w:p>
+        </w:tc>
+        <w:tc>
+          <w:tcPr>
+            <w:tcBorders>
+              <w:bottom w:val="none" w:sz="0" w:space="0" w:color="000000"/>
+              <w:top w:val="none" w:sz="0" w:space="0" w:color="000000"/>
+              <w:left w:val="none" w:sz="0" w:space="0" w:color="000000"/>
+              <w:right w:val="none" w:sz="0" w:space="0" w:color="000000"/>
+            </w:tcBorders>
+            <w:shd w:val="clear" w:color="auto" w:fill="FFFFFF"/>
+            <w:tcMar>
+              <w:top w:w="0" w:type="dxa"/>
+              <w:bottom w:w="0" w:type="dxa"/>
+              <w:left w:w="0" w:type="dxa"/>
+              <w:right w:w="0" w:type="dxa"/>
+            </w:tcMar>
+            <w:vAlign w:val="center"/>
+          </w:tcPr>
+          <w:p>
+            <w:pPr>
+              <w:pStyle w:val="Normal"/>
+              <w:jc w:val="right"/>
+              <w:pBdr>
+                <w:bottom w:val="none" w:sz="0" w:space="0" w:color="000000"/>
+                <w:top w:val="none" w:sz="0" w:space="0" w:color="000000"/>
+                <w:left w:val="none" w:sz="0" w:space="0" w:color="000000"/>
+                <w:right w:val="none" w:sz="0" w:space="0" w:color="000000"/>
+              </w:pBdr>
+              <w:spacing w:after="100" w:before="100" w:line="240"/>
+              <w:ind w:left="100" w:right="100" w:firstLine="0" w:firstLineChars="0"/>
+            </w:pPr>
+            <w:r xmlns:w="http://schemas.openxmlformats.org/wordprocessingml/2006/main" xmlns:wp="http://schemas.openxmlformats.org/drawingml/2006/wordprocessingDrawing" xmlns:r="http://schemas.openxmlformats.org/officeDocument/2006/relationships" xmlns:w14="http://schemas.microsoft.com/office/word/2010/wordml">
+              <w:rPr>
+                <w:rFonts w:ascii="Arial" w:hAnsi="Arial" w:eastAsia="Arial" w:cs="Arial"/>
+                <w:i w:val="false"/>
+                <w:b w:val="false"/>
+                <w:u w:val="none"/>
+                <w:sz w:val="22"/>
+                <w:szCs w:val="22"/>
+                <w:color w:val="000000"/>
+              </w:rPr>
+              <w:t xml:space="preserve">0.129</w:t>
+            </w:r>
+          </w:p>
+        </w:tc>
+        <w:tc>
+          <w:tcPr>
+            <w:tcBorders>
+              <w:bottom w:val="none" w:sz="0" w:space="0" w:color="000000"/>
+              <w:top w:val="none" w:sz="0" w:space="0" w:color="000000"/>
+              <w:left w:val="none" w:sz="0" w:space="0" w:color="000000"/>
+              <w:right w:val="none" w:sz="0" w:space="0" w:color="000000"/>
+            </w:tcBorders>
+            <w:shd w:val="clear" w:color="auto" w:fill="FFFFFF"/>
+            <w:tcMar>
+              <w:top w:w="0" w:type="dxa"/>
+              <w:bottom w:w="0" w:type="dxa"/>
+              <w:left w:w="0" w:type="dxa"/>
+              <w:right w:w="0" w:type="dxa"/>
+            </w:tcMar>
+            <w:vAlign w:val="center"/>
+          </w:tcPr>
+          <w:p>
+            <w:pPr>
+              <w:pStyle w:val="Normal"/>
+              <w:jc w:val="right"/>
+              <w:pBdr>
+                <w:bottom w:val="none" w:sz="0" w:space="0" w:color="000000"/>
+                <w:top w:val="none" w:sz="0" w:space="0" w:color="000000"/>
+                <w:left w:val="none" w:sz="0" w:space="0" w:color="000000"/>
+                <w:right w:val="none" w:sz="0" w:space="0" w:color="000000"/>
+              </w:pBdr>
+              <w:spacing w:after="100" w:before="100" w:line="240"/>
+              <w:ind w:left="100" w:right="100" w:firstLine="0" w:firstLineChars="0"/>
+            </w:pPr>
+            <w:r xmlns:w="http://schemas.openxmlformats.org/wordprocessingml/2006/main" xmlns:wp="http://schemas.openxmlformats.org/drawingml/2006/wordprocessingDrawing" xmlns:r="http://schemas.openxmlformats.org/officeDocument/2006/relationships" xmlns:w14="http://schemas.microsoft.com/office/word/2010/wordml">
+              <w:rPr>
+                <w:rFonts w:ascii="Arial" w:hAnsi="Arial" w:eastAsia="Arial" w:cs="Arial"/>
+                <w:i w:val="false"/>
+                <w:b w:val="false"/>
+                <w:u w:val="none"/>
+                <w:sz w:val="22"/>
+                <w:szCs w:val="22"/>
+                <w:color w:val="000000"/>
+              </w:rPr>
+              <w:t xml:space="preserve">0.134</w:t>
+            </w:r>
+          </w:p>
+        </w:tc>
+        <w:tc>
+          <w:tcPr>
+            <w:tcBorders>
+              <w:bottom w:val="none" w:sz="0" w:space="0" w:color="000000"/>
+              <w:top w:val="none" w:sz="0" w:space="0" w:color="000000"/>
+              <w:left w:val="none" w:sz="0" w:space="0" w:color="000000"/>
+              <w:right w:val="none" w:sz="0" w:space="0" w:color="000000"/>
+            </w:tcBorders>
+            <w:shd w:val="clear" w:color="auto" w:fill="FFFFFF"/>
+            <w:tcMar>
+              <w:top w:w="0" w:type="dxa"/>
+              <w:bottom w:w="0" w:type="dxa"/>
+              <w:left w:w="0" w:type="dxa"/>
+              <w:right w:w="0" w:type="dxa"/>
+            </w:tcMar>
+            <w:vAlign w:val="center"/>
+          </w:tcPr>
+          <w:p>
+            <w:pPr>
+              <w:pStyle w:val="Normal"/>
+              <w:jc w:val="right"/>
+              <w:pBdr>
+                <w:bottom w:val="none" w:sz="0" w:space="0" w:color="000000"/>
+                <w:top w:val="none" w:sz="0" w:space="0" w:color="000000"/>
+                <w:left w:val="none" w:sz="0" w:space="0" w:color="000000"/>
+                <w:right w:val="none" w:sz="0" w:space="0" w:color="000000"/>
+              </w:pBdr>
+              <w:spacing w:after="100" w:before="100" w:line="240"/>
+              <w:ind w:left="100" w:right="100" w:firstLine="0" w:firstLineChars="0"/>
+            </w:pPr>
+            <w:r xmlns:w="http://schemas.openxmlformats.org/wordprocessingml/2006/main" xmlns:wp="http://schemas.openxmlformats.org/drawingml/2006/wordprocessingDrawing" xmlns:r="http://schemas.openxmlformats.org/officeDocument/2006/relationships" xmlns:w14="http://schemas.microsoft.com/office/word/2010/wordml">
+              <w:rPr>
+                <w:rFonts w:ascii="Arial" w:hAnsi="Arial" w:eastAsia="Arial" w:cs="Arial"/>
+                <w:i w:val="false"/>
+                <w:b w:val="false"/>
+                <w:u w:val="none"/>
+                <w:sz w:val="22"/>
+                <w:szCs w:val="22"/>
+                <w:color w:val="000000"/>
+              </w:rPr>
+              <w:t xml:space="preserve">0.135</w:t>
+            </w:r>
+          </w:p>
+        </w:tc>
+        <w:tc>
+          <w:tcPr>
+            <w:tcBorders>
+              <w:bottom w:val="none" w:sz="0" w:space="0" w:color="000000"/>
+              <w:top w:val="none" w:sz="0" w:space="0" w:color="000000"/>
+              <w:left w:val="none" w:sz="0" w:space="0" w:color="000000"/>
+              <w:right w:val="none" w:sz="0" w:space="0" w:color="000000"/>
+            </w:tcBorders>
+            <w:shd w:val="clear" w:color="auto" w:fill="FFFFFF"/>
+            <w:tcMar>
+              <w:top w:w="0" w:type="dxa"/>
+              <w:bottom w:w="0" w:type="dxa"/>
+              <w:left w:w="0" w:type="dxa"/>
+              <w:right w:w="0" w:type="dxa"/>
+            </w:tcMar>
+            <w:vAlign w:val="center"/>
+          </w:tcPr>
+          <w:p>
+            <w:pPr>
+              <w:pStyle w:val="Normal"/>
+              <w:jc w:val="right"/>
+              <w:pBdr>
+                <w:bottom w:val="none" w:sz="0" w:space="0" w:color="000000"/>
+                <w:top w:val="none" w:sz="0" w:space="0" w:color="000000"/>
+                <w:left w:val="none" w:sz="0" w:space="0" w:color="000000"/>
+                <w:right w:val="none" w:sz="0" w:space="0" w:color="000000"/>
+              </w:pBdr>
+              <w:spacing w:after="100" w:before="100" w:line="240"/>
+              <w:ind w:left="100" w:right="100" w:firstLine="0" w:firstLineChars="0"/>
+            </w:pPr>
+            <w:r xmlns:w="http://schemas.openxmlformats.org/wordprocessingml/2006/main" xmlns:wp="http://schemas.openxmlformats.org/drawingml/2006/wordprocessingDrawing" xmlns:r="http://schemas.openxmlformats.org/officeDocument/2006/relationships" xmlns:w14="http://schemas.microsoft.com/office/word/2010/wordml">
+              <w:rPr>
+                <w:rFonts w:ascii="Arial" w:hAnsi="Arial" w:eastAsia="Arial" w:cs="Arial"/>
+                <w:i w:val="false"/>
+                <w:b w:val="false"/>
+                <w:u w:val="none"/>
+                <w:sz w:val="22"/>
+                <w:szCs w:val="22"/>
+                <w:color w:val="000000"/>
+              </w:rPr>
+              <w:t xml:space="preserve">0.114</w:t>
+            </w:r>
+          </w:p>
+        </w:tc>
+      </w:tr>
+      <w:tr>
+        <w:trPr>
+          <w:trHeight w:val="360" w:hRule="auto"/>
+        </w:trPr>
+        body35
+        <w:tc>
+          <w:tcPr>
+            <w:tcBorders>
+              <w:bottom w:val="single" w:sz="12" w:space="0" w:color="666666"/>
+              <w:top w:val="none" w:sz="0" w:space="0" w:color="000000"/>
+              <w:left w:val="none" w:sz="0" w:space="0" w:color="000000"/>
+              <w:right w:val="none" w:sz="0" w:space="0" w:color="000000"/>
+            </w:tcBorders>
+            <w:shd w:val="clear" w:color="auto" w:fill="FFFFFF"/>
+            <w:tcMar>
+              <w:top w:w="0" w:type="dxa"/>
+              <w:bottom w:w="0" w:type="dxa"/>
+              <w:left w:w="0" w:type="dxa"/>
+              <w:right w:w="0" w:type="dxa"/>
+            </w:tcMar>
+            <w:vAlign w:val="center"/>
+          </w:tcPr>
+          <w:p>
+            <w:pPr>
+              <w:pStyle w:val="Normal"/>
+              <w:jc w:val="right"/>
+              <w:pBdr>
+                <w:bottom w:val="none" w:sz="0" w:space="0" w:color="000000"/>
+                <w:top w:val="none" w:sz="0" w:space="0" w:color="000000"/>
+                <w:left w:val="none" w:sz="0" w:space="0" w:color="000000"/>
+                <w:right w:val="none" w:sz="0" w:space="0" w:color="000000"/>
+              </w:pBdr>
+              <w:spacing w:after="100" w:before="100" w:line="240"/>
+              <w:ind w:left="100" w:right="100" w:firstLine="0" w:firstLineChars="0"/>
+            </w:pPr>
+            <w:r xmlns:w="http://schemas.openxmlformats.org/wordprocessingml/2006/main" xmlns:wp="http://schemas.openxmlformats.org/drawingml/2006/wordprocessingDrawing" xmlns:r="http://schemas.openxmlformats.org/officeDocument/2006/relationships" xmlns:w14="http://schemas.microsoft.com/office/word/2010/wordml">
+              <w:rPr>
+                <w:rFonts w:ascii="Arial" w:hAnsi="Arial" w:eastAsia="Arial" w:cs="Arial"/>
+                <w:i w:val="false"/>
+                <w:b w:val="false"/>
+                <w:u w:val="none"/>
+                <w:sz w:val="22"/>
+                <w:szCs w:val="22"/>
+                <w:color w:val="000000"/>
+              </w:rPr>
+              <w:t xml:space="preserve">2025</w:t>
+            </w:r>
+          </w:p>
+        </w:tc>
+        <w:tc>
+          <w:tcPr>
+            <w:tcBorders>
+              <w:bottom w:val="single" w:sz="12" w:space="0" w:color="666666"/>
+              <w:top w:val="none" w:sz="0" w:space="0" w:color="000000"/>
+              <w:left w:val="none" w:sz="0" w:space="0" w:color="000000"/>
+              <w:right w:val="none" w:sz="0" w:space="0" w:color="000000"/>
+            </w:tcBorders>
+            <w:shd w:val="clear" w:color="auto" w:fill="FFFFFF"/>
+            <w:tcMar>
+              <w:top w:w="0" w:type="dxa"/>
+              <w:bottom w:w="0" w:type="dxa"/>
+              <w:left w:w="0" w:type="dxa"/>
+              <w:right w:w="0" w:type="dxa"/>
+            </w:tcMar>
+            <w:vAlign w:val="center"/>
+          </w:tcPr>
+          <w:p>
+            <w:pPr>
+              <w:pStyle w:val="Normal"/>
+              <w:jc w:val="right"/>
+              <w:pBdr>
+                <w:bottom w:val="none" w:sz="0" w:space="0" w:color="000000"/>
+                <w:top w:val="none" w:sz="0" w:space="0" w:color="000000"/>
+                <w:left w:val="none" w:sz="0" w:space="0" w:color="000000"/>
+                <w:right w:val="none" w:sz="0" w:space="0" w:color="000000"/>
+              </w:pBdr>
+              <w:spacing w:after="100" w:before="100" w:line="240"/>
+              <w:ind w:left="100" w:right="100" w:firstLine="0" w:firstLineChars="0"/>
+            </w:pPr>
+            <w:r xmlns:w="http://schemas.openxmlformats.org/wordprocessingml/2006/main" xmlns:wp="http://schemas.openxmlformats.org/drawingml/2006/wordprocessingDrawing" xmlns:r="http://schemas.openxmlformats.org/officeDocument/2006/relationships" xmlns:w14="http://schemas.microsoft.com/office/word/2010/wordml">
+              <w:rPr>
+                <w:rFonts w:ascii="Arial" w:hAnsi="Arial" w:eastAsia="Arial" w:cs="Arial"/>
+                <w:i w:val="false"/>
+                <w:b w:val="false"/>
+                <w:u w:val="none"/>
+                <w:sz w:val="22"/>
+                <w:szCs w:val="22"/>
+                <w:color w:val="000000"/>
+              </w:rPr>
+              <w:t xml:space="preserve">0.133</w:t>
+            </w:r>
+          </w:p>
+        </w:tc>
+        <w:tc>
+          <w:tcPr>
+            <w:tcBorders>
+              <w:bottom w:val="single" w:sz="12" w:space="0" w:color="666666"/>
+              <w:top w:val="none" w:sz="0" w:space="0" w:color="000000"/>
+              <w:left w:val="none" w:sz="0" w:space="0" w:color="000000"/>
+              <w:right w:val="none" w:sz="0" w:space="0" w:color="000000"/>
+            </w:tcBorders>
+            <w:shd w:val="clear" w:color="auto" w:fill="FFFFFF"/>
+            <w:tcMar>
+              <w:top w:w="0" w:type="dxa"/>
+              <w:bottom w:w="0" w:type="dxa"/>
+              <w:left w:w="0" w:type="dxa"/>
+              <w:right w:w="0" w:type="dxa"/>
+            </w:tcMar>
+            <w:vAlign w:val="center"/>
+          </w:tcPr>
+          <w:p>
+            <w:pPr>
+              <w:pStyle w:val="Normal"/>
+              <w:jc w:val="right"/>
+              <w:pBdr>
+                <w:bottom w:val="none" w:sz="0" w:space="0" w:color="000000"/>
+                <w:top w:val="none" w:sz="0" w:space="0" w:color="000000"/>
+                <w:left w:val="none" w:sz="0" w:space="0" w:color="000000"/>
+                <w:right w:val="none" w:sz="0" w:space="0" w:color="000000"/>
+              </w:pBdr>
+              <w:spacing w:after="100" w:before="100" w:line="240"/>
+              <w:ind w:left="100" w:right="100" w:firstLine="0" w:firstLineChars="0"/>
+            </w:pPr>
+            <w:r xmlns:w="http://schemas.openxmlformats.org/wordprocessingml/2006/main" xmlns:wp="http://schemas.openxmlformats.org/drawingml/2006/wordprocessingDrawing" xmlns:r="http://schemas.openxmlformats.org/officeDocument/2006/relationships" xmlns:w14="http://schemas.microsoft.com/office/word/2010/wordml">
+              <w:rPr>
+                <w:rFonts w:ascii="Arial" w:hAnsi="Arial" w:eastAsia="Arial" w:cs="Arial"/>
+                <w:i w:val="false"/>
+                <w:b w:val="false"/>
+                <w:u w:val="none"/>
+                <w:sz w:val="22"/>
+                <w:szCs w:val="22"/>
+                <w:color w:val="000000"/>
+              </w:rPr>
+              <w:t xml:space="preserve">0.133</w:t>
+            </w:r>
+          </w:p>
+        </w:tc>
+        <w:tc>
+          <w:tcPr>
+            <w:tcBorders>
+              <w:bottom w:val="single" w:sz="12" w:space="0" w:color="666666"/>
+              <w:top w:val="none" w:sz="0" w:space="0" w:color="000000"/>
+              <w:left w:val="none" w:sz="0" w:space="0" w:color="000000"/>
+              <w:right w:val="none" w:sz="0" w:space="0" w:color="000000"/>
+            </w:tcBorders>
+            <w:shd w:val="clear" w:color="auto" w:fill="FFFFFF"/>
+            <w:tcMar>
+              <w:top w:w="0" w:type="dxa"/>
+              <w:bottom w:w="0" w:type="dxa"/>
+              <w:left w:w="0" w:type="dxa"/>
+              <w:right w:w="0" w:type="dxa"/>
+            </w:tcMar>
+            <w:vAlign w:val="center"/>
+          </w:tcPr>
+          <w:p>
+            <w:pPr>
+              <w:pStyle w:val="Normal"/>
+              <w:jc w:val="right"/>
+              <w:pBdr>
+                <w:bottom w:val="none" w:sz="0" w:space="0" w:color="000000"/>
+                <w:top w:val="none" w:sz="0" w:space="0" w:color="000000"/>
+                <w:left w:val="none" w:sz="0" w:space="0" w:color="000000"/>
+                <w:right w:val="none" w:sz="0" w:space="0" w:color="000000"/>
+              </w:pBdr>
+              <w:spacing w:after="100" w:before="100" w:line="240"/>
+              <w:ind w:left="100" w:right="100" w:firstLine="0" w:firstLineChars="0"/>
+            </w:pPr>
+            <w:r xmlns:w="http://schemas.openxmlformats.org/wordprocessingml/2006/main" xmlns:wp="http://schemas.openxmlformats.org/drawingml/2006/wordprocessingDrawing" xmlns:r="http://schemas.openxmlformats.org/officeDocument/2006/relationships" xmlns:w14="http://schemas.microsoft.com/office/word/2010/wordml">
+              <w:rPr>
+                <w:rFonts w:ascii="Arial" w:hAnsi="Arial" w:eastAsia="Arial" w:cs="Arial"/>
+                <w:i w:val="false"/>
+                <w:b w:val="false"/>
+                <w:u w:val="none"/>
+                <w:sz w:val="22"/>
+                <w:szCs w:val="22"/>
+                <w:color w:val="000000"/>
+              </w:rPr>
+              <w:t xml:space="preserve">0.133</w:t>
+            </w:r>
+          </w:p>
+        </w:tc>
+        <w:tc>
+          <w:tcPr>
+            <w:tcBorders>
+              <w:bottom w:val="single" w:sz="12" w:space="0" w:color="666666"/>
+              <w:top w:val="none" w:sz="0" w:space="0" w:color="000000"/>
+              <w:left w:val="none" w:sz="0" w:space="0" w:color="000000"/>
+              <w:right w:val="none" w:sz="0" w:space="0" w:color="000000"/>
+            </w:tcBorders>
+            <w:shd w:val="clear" w:color="auto" w:fill="FFFFFF"/>
+            <w:tcMar>
+              <w:top w:w="0" w:type="dxa"/>
+              <w:bottom w:w="0" w:type="dxa"/>
+              <w:left w:w="0" w:type="dxa"/>
+              <w:right w:w="0" w:type="dxa"/>
+            </w:tcMar>
+            <w:vAlign w:val="center"/>
+          </w:tcPr>
+          <w:p>
+            <w:pPr>
+              <w:pStyle w:val="Normal"/>
+              <w:jc w:val="right"/>
+              <w:pBdr>
+                <w:bottom w:val="none" w:sz="0" w:space="0" w:color="000000"/>
+                <w:top w:val="none" w:sz="0" w:space="0" w:color="000000"/>
+                <w:left w:val="none" w:sz="0" w:space="0" w:color="000000"/>
+                <w:right w:val="none" w:sz="0" w:space="0" w:color="000000"/>
+              </w:pBdr>
+              <w:spacing w:after="100" w:before="100" w:line="240"/>
+              <w:ind w:left="100" w:right="100" w:firstLine="0" w:firstLineChars="0"/>
+            </w:pPr>
+            <w:r xmlns:w="http://schemas.openxmlformats.org/wordprocessingml/2006/main" xmlns:wp="http://schemas.openxmlformats.org/drawingml/2006/wordprocessingDrawing" xmlns:r="http://schemas.openxmlformats.org/officeDocument/2006/relationships" xmlns:w14="http://schemas.microsoft.com/office/word/2010/wordml">
+              <w:rPr>
+                <w:rFonts w:ascii="Arial" w:hAnsi="Arial" w:eastAsia="Arial" w:cs="Arial"/>
+                <w:i w:val="false"/>
+                <w:b w:val="false"/>
+                <w:u w:val="none"/>
+                <w:sz w:val="22"/>
+                <w:szCs w:val="22"/>
+                <w:color w:val="000000"/>
+              </w:rPr>
+              <w:t xml:space="preserve">0.133</w:t>
+            </w:r>
+          </w:p>
+        </w:tc>
+      </w:tr>
+    </w:tbl>
+    <w:p>
+      <w:r>
+        <w:br w:type="page"/>
+      </w:r>
+    </w:p>
+    <w:p>
+      <w:pPr>
+        <w:pStyle w:val="TableCaption"/>
+      </w:pPr>
+      <w:bookmarkStart w:id="48" w:name="tab:funcFlowValsTab02"/>
+      <w:bookmarkEnd w:id="48"/>
+      <w:r>
+        <w:t xml:space="preserve">Table 4:</w:t>
+      </w:r>
+      <w:r>
+        <w:t xml:space="preserve"> </w:t>
+      </w:r>
+      <w:r>
         <w:t xml:space="preserve">For functional flow w1_Wet_BFL_Mag_50: Annual functional flow values, for example scenarios, based on simulated Fort Jones daily average flow, which influence Hydrologic Benefit Function results.</w:t>
       </w:r>
     </w:p>
@@ -17611,13 +25841,8 @@
         <w:br w:type="page"/>
       </w:r>
     </w:p>
-    <w:p>
-      <w:r>
-        <w:br w:type="page"/>
-      </w:r>
-    </w:p>
-    <w:bookmarkStart w:id="50" w:name="refs"/>
-    <w:bookmarkStart w:id="49" w:name="ref-KoubaEtAlWatershedSpecific2025"/>
+    <w:bookmarkStart w:id="51" w:name="refs"/>
+    <w:bookmarkStart w:id="50" w:name="ref-KoubaEtAlWatershedSpecific2025"/>
     <w:p>
       <w:pPr>
         <w:pStyle w:val="Bibliography"/>
@@ -17671,7 +25896,7 @@
       <w:r>
         <w:t xml:space="preserve"> </w:t>
       </w:r>
-      <w:hyperlink r:id="rId48">
+      <w:hyperlink r:id="rId49">
         <w:r>
           <w:rPr>
             <w:rStyle w:val="Hyperlink"/>
@@ -17683,9 +25908,9 @@
         <w:t xml:space="preserve">.</w:t>
       </w:r>
     </w:p>
-    <w:bookmarkEnd w:id="49"/>
     <w:bookmarkEnd w:id="50"/>
     <w:bookmarkEnd w:id="51"/>
+    <w:bookmarkEnd w:id="52"/>
     <w:sectPr>
       <w:footnotePr>
         <w:numRestart w:val="eachSect"/>
